--- a/MaterialTwin_물성수집_방법론.docx
+++ b/MaterialTwin_물성수집_방법론.docx
@@ -13013,7 +13013,7 @@
           <w:b/>
           <w:sz w:val="19"/>
         </w:rPr>
-        <w:t>(나) 문서화된 method×tier 조합표가 지켜지지 않고 있고, 검사가 없다. PROPERTY_DATA_HISTORY의 “정한 규칙” 2항이 허용 조합 7개를 표로 못박고 “다른 조합이 나오면 어딘가 어긋난 것이다”라고 적는데, 현재 DB에 표 밖 조합이 219건(1.1%) 있다.</w:t>
+        <w:t>(나) 문서화된 method×tier 조합표가 지켜지지 않고 있고, 검사가 없다. PROPERTY_DATA_HISTORY의 “정한 규칙” 2항이 허용 조합 7개를 표로 못박고 “다른 조합이 나오면 어딘가 어긋난 것이다”라고 적는데, 현재 DB에 표 밖 조합이 211건(1.1%) 있다.</w:t>
       </w:r>
     </w:p>
     <w:tbl>
@@ -13159,50 +13159,6 @@
                 <w:sz w:val="15"/>
               </w:rPr>
               <w:t>논문이 상대계수와 기준값을 같은 표에 인쇄해 곱한 Prony 항 등 — 대체로 정당해 보인다</w:t>
-            </w:r>
-          </w:p>
-        </w:tc>
-      </w:tr>
-      <w:tr>
-        <w:tc>
-          <w:tcPr>
-            <w:tcW w:type="dxa" w:w="2880"/>
-          </w:tcPr>
-          <w:p>
-            <w:r/>
-            <w:r>
-              <w:rPr>
-                <w:sz w:val="15"/>
-              </w:rPr>
-              <w:t>estimated @ tier1</w:t>
-            </w:r>
-          </w:p>
-        </w:tc>
-        <w:tc>
-          <w:tcPr>
-            <w:tcW w:type="dxa" w:w="2880"/>
-          </w:tcPr>
-          <w:p>
-            <w:r/>
-            <w:r>
-              <w:rPr>
-                <w:sz w:val="15"/>
-              </w:rPr>
-              <w:t>8</w:t>
-            </w:r>
-          </w:p>
-        </w:tc>
-        <w:tc>
-          <w:tcPr>
-            <w:tcW w:type="dxa" w:w="2880"/>
-          </w:tcPr>
-          <w:p>
-            <w:r/>
-            <w:r>
-              <w:rPr>
-                <w:sz w:val="15"/>
-              </w:rPr>
-              <w:t>가장 문제다. tier1은 “그 제품의 인쇄된 실측”인데 method가 estimated다 — 추정값이 tier1에 앉으면 실측이 들어와도 밀려나지 않는다</w:t>
             </w:r>
           </w:p>
         </w:tc>

--- a/MaterialTwin_물성수집_방법론.docx
+++ b/MaterialTwin_물성수집_방법론.docx
@@ -31,7 +31,7 @@
           <w:color w:val="606060"/>
           <w:sz w:val="18"/>
         </w:rPr>
-        <w:t>2026-08-10 · 재료 544종 · 물성값 20,006건 · 출처 2,048건 · 물성 정의 158종</w:t>
+        <w:t>2026-08-10 · 재료 544종 · 물성값 20,074건 · 출처 2,049건 · 물성 정의 158종</w:t>
       </w:r>
     </w:p>
     <w:p/>
@@ -1305,7 +1305,7 @@
               <w:rPr>
                 <w:sz w:val="16"/>
               </w:rPr>
-              <w:t>47.5%</w:t>
+              <w:t>47.3%</w:t>
             </w:r>
           </w:p>
         </w:tc>
@@ -1363,7 +1363,7 @@
               <w:rPr>
                 <w:sz w:val="16"/>
               </w:rPr>
-              <w:t>8.2%</w:t>
+              <w:t>8.1%</w:t>
             </w:r>
           </w:p>
         </w:tc>
@@ -1407,7 +1407,7 @@
               <w:rPr>
                 <w:sz w:val="16"/>
               </w:rPr>
-              <w:t>4,952</w:t>
+              <w:t>4,989</w:t>
             </w:r>
           </w:p>
         </w:tc>
@@ -1421,7 +1421,7 @@
               <w:rPr>
                 <w:sz w:val="16"/>
               </w:rPr>
-              <w:t>24.8%</w:t>
+              <w:t>24.9%</w:t>
             </w:r>
           </w:p>
         </w:tc>
@@ -1465,7 +1465,7 @@
               <w:rPr>
                 <w:sz w:val="16"/>
               </w:rPr>
-              <w:t>3,918</w:t>
+              <w:t>3,949</w:t>
             </w:r>
           </w:p>
         </w:tc>
@@ -1479,7 +1479,7 @@
               <w:rPr>
                 <w:sz w:val="16"/>
               </w:rPr>
-              <w:t>19.6%</w:t>
+              <w:t>19.7%</w:t>
             </w:r>
           </w:p>
         </w:tc>
@@ -4205,7 +4205,7 @@
               <w:rPr>
                 <w:sz w:val="15"/>
               </w:rPr>
-              <w:t>투습 (WVTR · 투습계수 · 확산 · 흡습)</w:t>
+              <w:t>접착 (peel · lap shear · die shear)</w:t>
             </w:r>
           </w:p>
         </w:tc>
@@ -4219,7 +4219,7 @@
               <w:rPr>
                 <w:sz w:val="15"/>
               </w:rPr>
-              <w:t>75</w:t>
+              <w:t>55</w:t>
             </w:r>
           </w:p>
         </w:tc>
@@ -4233,7 +4233,7 @@
               <w:rPr>
                 <w:sz w:val="15"/>
               </w:rPr>
-              <w:t>75</w:t>
+              <w:t>55</w:t>
             </w:r>
           </w:p>
         </w:tc>
@@ -4263,7 +4263,7 @@
               <w:rPr>
                 <w:sz w:val="15"/>
               </w:rPr>
-              <w:t>접착 (peel · lap shear · die shear)</w:t>
+              <w:t>전기 (유전율 · 체적저항률 · 손실계수)</w:t>
             </w:r>
           </w:p>
         </w:tc>
@@ -4277,7 +4277,7 @@
               <w:rPr>
                 <w:sz w:val="15"/>
               </w:rPr>
-              <w:t>55</w:t>
+              <w:t>33</w:t>
             </w:r>
           </w:p>
         </w:tc>
@@ -4291,7 +4291,7 @@
               <w:rPr>
                 <w:sz w:val="15"/>
               </w:rPr>
-              <w:t>55</w:t>
+              <w:t>33</w:t>
             </w:r>
           </w:p>
         </w:tc>
@@ -4321,7 +4321,7 @@
               <w:rPr>
                 <w:sz w:val="15"/>
               </w:rPr>
-              <w:t>전기 (유전율 · 체적저항률 · 손실계수)</w:t>
+              <w:t>점탄성 Prony 세트</w:t>
             </w:r>
           </w:p>
         </w:tc>
@@ -4335,7 +4335,7 @@
               <w:rPr>
                 <w:sz w:val="15"/>
               </w:rPr>
-              <w:t>33</w:t>
+              <w:t>26</w:t>
             </w:r>
           </w:p>
         </w:tc>
@@ -4349,7 +4349,7 @@
               <w:rPr>
                 <w:sz w:val="15"/>
               </w:rPr>
-              <w:t>33</w:t>
+              <w:t>26</w:t>
             </w:r>
           </w:p>
         </w:tc>
@@ -4379,7 +4379,7 @@
               <w:rPr>
                 <w:sz w:val="15"/>
               </w:rPr>
-              <w:t>점탄성 Prony 세트</w:t>
+              <w:t>투습 (WVTR · 투습계수 · 확산 · 흡습)</w:t>
             </w:r>
           </w:p>
         </w:tc>
@@ -4393,7 +4393,7 @@
               <w:rPr>
                 <w:sz w:val="15"/>
               </w:rPr>
-              <w:t>26</w:t>
+              <w:t>9</w:t>
             </w:r>
           </w:p>
         </w:tc>
@@ -4407,7 +4407,7 @@
               <w:rPr>
                 <w:sz w:val="15"/>
               </w:rPr>
-              <w:t>26</w:t>
+              <w:t>9</w:t>
             </w:r>
           </w:p>
         </w:tc>
@@ -4876,7 +4876,7 @@
               <w:rPr>
                 <w:sz w:val="16"/>
               </w:rPr>
-              <w:t>204종</w:t>
+              <w:t>209종</w:t>
             </w:r>
           </w:p>
         </w:tc>
@@ -4906,7 +4906,7 @@
               <w:rPr>
                 <w:sz w:val="16"/>
               </w:rPr>
-              <w:t>144종</w:t>
+              <w:t>152종</w:t>
             </w:r>
           </w:p>
         </w:tc>
@@ -4936,7 +4936,7 @@
               <w:rPr>
                 <w:sz w:val="16"/>
               </w:rPr>
-              <w:t>50종</w:t>
+              <w:t>48종</w:t>
             </w:r>
           </w:p>
         </w:tc>
@@ -4966,7 +4966,7 @@
               <w:rPr>
                 <w:sz w:val="16"/>
               </w:rPr>
-              <w:t>27종</w:t>
+              <w:t>8종</w:t>
             </w:r>
           </w:p>
         </w:tc>
@@ -4996,7 +4996,7 @@
               <w:rPr>
                 <w:sz w:val="16"/>
               </w:rPr>
-              <w:t>5종</w:t>
+              <w:t>4종</w:t>
             </w:r>
           </w:p>
         </w:tc>
@@ -5086,7 +5086,7 @@
               <w:rPr>
                 <w:sz w:val="16"/>
               </w:rPr>
-              <w:t>433종 / 544종</w:t>
+              <w:t>424종 / 544종</w:t>
             </w:r>
           </w:p>
         </w:tc>
@@ -5339,7 +5339,7 @@
               <w:rPr>
                 <w:sz w:val="16"/>
               </w:rPr>
-              <w:t>결로(투습)</w:t>
+              <w:t>접착·박리</w:t>
             </w:r>
           </w:p>
         </w:tc>
@@ -5353,7 +5353,7 @@
               <w:rPr>
                 <w:sz w:val="16"/>
               </w:rPr>
-              <w:t>75종</w:t>
+              <w:t>55종</w:t>
             </w:r>
           </w:p>
         </w:tc>
@@ -5367,7 +5367,7 @@
               <w:rPr>
                 <w:sz w:val="16"/>
               </w:rPr>
-              <w:t>75종</w:t>
+              <w:t>55종</w:t>
             </w:r>
           </w:p>
         </w:tc>
@@ -5411,7 +5411,7 @@
               <w:rPr>
                 <w:sz w:val="16"/>
               </w:rPr>
-              <w:t>접착·박리</w:t>
+              <w:t>전기·EMI</w:t>
             </w:r>
           </w:p>
         </w:tc>
@@ -5425,7 +5425,7 @@
               <w:rPr>
                 <w:sz w:val="16"/>
               </w:rPr>
-              <w:t>55종</w:t>
+              <w:t>33종</w:t>
             </w:r>
           </w:p>
         </w:tc>
@@ -5439,7 +5439,7 @@
               <w:rPr>
                 <w:sz w:val="16"/>
               </w:rPr>
-              <w:t>55종</w:t>
+              <w:t>33종</w:t>
             </w:r>
           </w:p>
         </w:tc>
@@ -5483,7 +5483,7 @@
               <w:rPr>
                 <w:sz w:val="16"/>
               </w:rPr>
-              <w:t>전기·EMI</w:t>
+              <w:t>폴더블 벤딩</w:t>
             </w:r>
           </w:p>
         </w:tc>
@@ -5497,7 +5497,7 @@
               <w:rPr>
                 <w:sz w:val="16"/>
               </w:rPr>
-              <w:t>33종</w:t>
+              <w:t>26종</w:t>
             </w:r>
           </w:p>
         </w:tc>
@@ -5511,7 +5511,7 @@
               <w:rPr>
                 <w:sz w:val="16"/>
               </w:rPr>
-              <w:t>33종</w:t>
+              <w:t>26종</w:t>
             </w:r>
           </w:p>
         </w:tc>
@@ -5555,7 +5555,7 @@
               <w:rPr>
                 <w:sz w:val="16"/>
               </w:rPr>
-              <w:t>폴더블 벤딩</w:t>
+              <w:t>결로(투습)</w:t>
             </w:r>
           </w:p>
         </w:tc>
@@ -5569,7 +5569,7 @@
               <w:rPr>
                 <w:sz w:val="16"/>
               </w:rPr>
-              <w:t>26종</w:t>
+              <w:t>9종</w:t>
             </w:r>
           </w:p>
         </w:tc>
@@ -5583,7 +5583,7 @@
               <w:rPr>
                 <w:sz w:val="16"/>
               </w:rPr>
-              <w:t>26종</w:t>
+              <w:t>9종</w:t>
             </w:r>
           </w:p>
         </w:tc>
@@ -7156,7 +7156,7 @@
               <w:rPr>
                 <w:sz w:val="15"/>
               </w:rPr>
-              <w:t>65.9%</w:t>
+              <w:t>65.8%</w:t>
             </w:r>
           </w:p>
         </w:tc>
@@ -7242,7 +7242,7 @@
               <w:rPr>
                 <w:sz w:val="15"/>
               </w:rPr>
-              <w:t>92.6%  ███████·</w:t>
+              <w:t>96.5%  ████████</w:t>
             </w:r>
           </w:p>
         </w:tc>
@@ -7256,7 +7256,7 @@
               <w:rPr>
                 <w:sz w:val="15"/>
               </w:rPr>
-              <w:t>57.8%</w:t>
+              <w:t>60.0%</w:t>
             </w:r>
           </w:p>
         </w:tc>
@@ -7270,7 +7270,7 @@
               <w:rPr>
                 <w:sz w:val="15"/>
               </w:rPr>
-              <w:t>70.2%</w:t>
+              <w:t>86.0%</w:t>
             </w:r>
           </w:p>
         </w:tc>
@@ -7284,7 +7284,7 @@
               <w:rPr>
                 <w:sz w:val="15"/>
               </w:rPr>
-              <w:t>79.9%</w:t>
+              <w:t>97.8%</w:t>
             </w:r>
           </w:p>
         </w:tc>
@@ -7941,7 +7941,7 @@
               <w:rPr>
                 <w:sz w:val="15"/>
               </w:rPr>
-              <w:t>93.5%</w:t>
+              <w:t>93.9%</w:t>
             </w:r>
           </w:p>
         </w:tc>
@@ -7955,7 +7955,7 @@
               <w:rPr>
                 <w:sz w:val="15"/>
               </w:rPr>
-              <w:t>58.8%</w:t>
+              <w:t>59.1%</w:t>
             </w:r>
           </w:p>
         </w:tc>
@@ -8018,7 +8018,7 @@
           <w:b/>
           <w:sz w:val="19"/>
         </w:rPr>
-        <w:t>(가) 셀 채움만 보면 “거의 다 됐다”로 읽힌다. 구조·강성은 셀 99.9%다. 그런데 실측기반은 57.4%이고, 실측만으로 카드가 나오는 재료는 31.1%(169종)뿐이다. 전체로는 5,021칸(34.7%p)이 가정값이 만든 착시다.</w:t>
+        <w:t>(가) 셀 채움만 보면 “거의 다 됐다”로 읽힌다. 구조·강성은 셀 99.9%다. 그런데 실측기반은 57.4%이고, 실측만으로 카드가 나오는 재료는 31.1%(169종)뿐이다. 전체로는 5,052칸(34.9%p)이 가정값이 만든 착시다.</w:t>
       </w:r>
     </w:p>
     <w:p>
@@ -9905,7 +9905,7 @@
           <w:b w:val="0"/>
           <w:sz w:val="19"/>
         </w:rPr>
-        <w:t>tier4는 3,918건(19.6%)이다. 그중 assumption 표지를 가진 것이 3,825건이고, 나머지 93건은 가정이 아니라 계산·유도값이다.</w:t>
+        <w:t>tier4는 3,949건(19.7%)이다. 그중 assumption 표지를 가진 것이 3,856건이고, 나머지 93건은 가정이 아니라 계산·유도값이다.</w:t>
       </w:r>
     </w:p>
     <w:tbl>
@@ -10066,7 +10066,7 @@
               <w:rPr>
                 <w:sz w:val="15"/>
               </w:rPr>
-              <w:t>포화수분흡수율</w:t>
+              <w:t>아웃가싱 CVCM</w:t>
             </w:r>
           </w:p>
         </w:tc>
@@ -10080,7 +10080,7 @@
               <w:rPr>
                 <w:sz w:val="15"/>
               </w:rPr>
-              <w:t>96 / 128</w:t>
+              <w:t>38 / 51</w:t>
             </w:r>
           </w:p>
         </w:tc>
@@ -10094,7 +10094,7 @@
               <w:rPr>
                 <w:sz w:val="15"/>
               </w:rPr>
-              <w:t>75.0%  ████████··</w:t>
+              <w:t>74.5%  ███████···</w:t>
             </w:r>
           </w:p>
         </w:tc>
@@ -10110,7 +10110,7 @@
               <w:rPr>
                 <w:sz w:val="15"/>
               </w:rPr>
-              <w:t>아웃가싱 CVCM</w:t>
+              <w:t>아웃가싱 TML</w:t>
             </w:r>
           </w:p>
         </w:tc>
@@ -10124,7 +10124,7 @@
               <w:rPr>
                 <w:sz w:val="15"/>
               </w:rPr>
-              <w:t>38 / 51</w:t>
+              <w:t>38 / 53</w:t>
             </w:r>
           </w:p>
         </w:tc>
@@ -10138,7 +10138,7 @@
               <w:rPr>
                 <w:sz w:val="15"/>
               </w:rPr>
-              <w:t>74.5%  ███████···</w:t>
+              <w:t>71.7%  ███████···</w:t>
             </w:r>
           </w:p>
         </w:tc>
@@ -10154,7 +10154,7 @@
               <w:rPr>
                 <w:sz w:val="15"/>
               </w:rPr>
-              <w:t>아웃가싱 TML</w:t>
+              <w:t>포화수분흡수율</w:t>
             </w:r>
           </w:p>
         </w:tc>
@@ -10168,7 +10168,7 @@
               <w:rPr>
                 <w:sz w:val="15"/>
               </w:rPr>
-              <w:t>38 / 53</w:t>
+              <w:t>96 / 139</w:t>
             </w:r>
           </w:p>
         </w:tc>
@@ -10182,7 +10182,7 @@
               <w:rPr>
                 <w:sz w:val="15"/>
               </w:rPr>
-              <w:t>71.7%  ███████···</w:t>
+              <w:t>69.1%  ███████···</w:t>
             </w:r>
           </w:p>
         </w:tc>
@@ -10330,7 +10330,7 @@
               <w:rPr>
                 <w:sz w:val="15"/>
               </w:rPr>
-              <w:t>열전도율</w:t>
+              <w:t>수분투과도</w:t>
             </w:r>
           </w:p>
         </w:tc>
@@ -10344,7 +10344,7 @@
               <w:rPr>
                 <w:sz w:val="15"/>
               </w:rPr>
-              <w:t>306 / 760</w:t>
+              <w:t>35 / 81</w:t>
             </w:r>
           </w:p>
         </w:tc>
@@ -10358,7 +10358,7 @@
               <w:rPr>
                 <w:sz w:val="15"/>
               </w:rPr>
-              <w:t>40.3%  ████······</w:t>
+              <w:t>43.2%  ████······</w:t>
             </w:r>
           </w:p>
         </w:tc>
@@ -10374,7 +10374,7 @@
               <w:rPr>
                 <w:sz w:val="15"/>
               </w:rPr>
-              <w:t>피로강도계수 σf'</w:t>
+              <w:t>열전도율</w:t>
             </w:r>
           </w:p>
         </w:tc>
@@ -10388,7 +10388,7 @@
               <w:rPr>
                 <w:sz w:val="15"/>
               </w:rPr>
-              <w:t>33 / 83</w:t>
+              <w:t>306 / 760</w:t>
             </w:r>
           </w:p>
         </w:tc>
@@ -10402,7 +10402,7 @@
               <w:rPr>
                 <w:sz w:val="15"/>
               </w:rPr>
-              <w:t>39.8%  ████······</w:t>
+              <w:t>40.3%  ████······</w:t>
             </w:r>
           </w:p>
         </w:tc>
@@ -10418,7 +10418,7 @@
               <w:rPr>
                 <w:sz w:val="15"/>
               </w:rPr>
-              <w:t>피로강도지수 b</w:t>
+              <w:t>피로강도계수 σf'</w:t>
             </w:r>
           </w:p>
         </w:tc>
@@ -10432,7 +10432,7 @@
               <w:rPr>
                 <w:sz w:val="15"/>
               </w:rPr>
-              <w:t>33 / 85</w:t>
+              <w:t>33 / 83</w:t>
             </w:r>
           </w:p>
         </w:tc>
@@ -10446,7 +10446,7 @@
               <w:rPr>
                 <w:sz w:val="15"/>
               </w:rPr>
-              <w:t>38.8%  ████······</w:t>
+              <w:t>39.8%  ████······</w:t>
             </w:r>
           </w:p>
         </w:tc>
@@ -10462,7 +10462,7 @@
               <w:rPr>
                 <w:sz w:val="15"/>
               </w:rPr>
-              <w:t>비열</w:t>
+              <w:t>피로강도지수 b</w:t>
             </w:r>
           </w:p>
         </w:tc>
@@ -10476,7 +10476,7 @@
               <w:rPr>
                 <w:sz w:val="15"/>
               </w:rPr>
-              <w:t>214 / 610</w:t>
+              <w:t>33 / 85</w:t>
             </w:r>
           </w:p>
         </w:tc>
@@ -10490,7 +10490,7 @@
               <w:rPr>
                 <w:sz w:val="15"/>
               </w:rPr>
-              <w:t>35.1%  ████······</w:t>
+              <w:t>38.8%  ████······</w:t>
             </w:r>
           </w:p>
         </w:tc>
@@ -10506,7 +10506,7 @@
           <w:b/>
           <w:sz w:val="19"/>
         </w:rPr>
-        <w:t>재료 카테고리별 tier4 — polymer 2,254 · composite 766 · metal 403 · ceramic 295 · foam 134 · rubber 66. 구멍이 거의 전부 폴리머·복합·고무·폼에 몰려 있고 금속·세라믹은 사실상 다 찼다.</w:t>
+        <w:t>재료 카테고리별 tier4 — polymer 2,277 · composite 766 · metal 403 · ceramic 295 · foam 142 · rubber 66. 구멍이 거의 전부 폴리머·복합·고무·폼에 몰려 있고 금속·세라믹은 사실상 다 찼다.</w:t>
       </w:r>
     </w:p>
     <w:tbl>
@@ -11042,7 +11042,7 @@
               <w:rPr>
                 <w:sz w:val="16"/>
               </w:rPr>
-              <w:t>20,006건</w:t>
+              <w:t>20,074건</w:t>
             </w:r>
           </w:p>
         </w:tc>
@@ -11072,7 +11072,7 @@
               <w:rPr>
                 <w:sz w:val="16"/>
               </w:rPr>
-              <w:t>2,048건 (DOI 보유 676)</w:t>
+              <w:t>2,049건 (DOI 보유 677)</w:t>
             </w:r>
           </w:p>
         </w:tc>
@@ -11132,7 +11132,7 @@
               <w:rPr>
                 <w:sz w:val="16"/>
               </w:rPr>
-              <w:t>datasheet 876 · journal 660 · database 305 · other 88 · book 68 · standard 26 · web 24 · computed 1</w:t>
+              <w:t>datasheet 876 · journal 661 · database 305 · other 88 · book 68 · standard 26 · web 24 · computed 1</w:t>
             </w:r>
           </w:p>
         </w:tc>
@@ -11237,7 +11237,7 @@
               <w:rPr>
                 <w:sz w:val="16"/>
               </w:rPr>
-              <w:t>13,546  (93.5%)</w:t>
+              <w:t>13,612  (93.9%)</w:t>
             </w:r>
           </w:p>
         </w:tc>
@@ -11267,7 +11267,7 @@
               <w:rPr>
                 <w:sz w:val="16"/>
               </w:rPr>
-              <w:t>8,525  (58.8%)</w:t>
+              <w:t>8,560  (59.1%)</w:t>
             </w:r>
           </w:p>
         </w:tc>
@@ -11297,7 +11297,7 @@
               <w:rPr>
                 <w:sz w:val="16"/>
               </w:rPr>
-              <w:t>5,021  (34.7%p)</w:t>
+              <w:t>5,052  (34.9%p)</w:t>
             </w:r>
           </w:p>
         </w:tc>
@@ -11327,7 +11327,7 @@
               <w:rPr>
                 <w:sz w:val="16"/>
               </w:rPr>
-              <w:t>944</w:t>
+              <w:t>878</w:t>
             </w:r>
           </w:p>
         </w:tc>
@@ -11387,7 +11387,7 @@
               <w:rPr>
                 <w:sz w:val="16"/>
               </w:rPr>
-              <w:t>795</w:t>
+              <w:t>729</w:t>
             </w:r>
           </w:p>
         </w:tc>
@@ -11417,7 +11417,7 @@
               <w:rPr>
                 <w:sz w:val="16"/>
               </w:rPr>
-              <w:t>5,965</w:t>
+              <w:t>5,930</w:t>
             </w:r>
           </w:p>
         </w:tc>
@@ -11626,7 +11626,7 @@
               <w:rPr>
                 <w:sz w:val="15"/>
               </w:rPr>
-              <w:t>투습 (WVTR · 투습계수 · 확산 · 흡습)</w:t>
+              <w:t>접착 (peel · lap shear · die shear)</w:t>
             </w:r>
           </w:p>
         </w:tc>
@@ -11640,7 +11640,7 @@
               <w:rPr>
                 <w:sz w:val="15"/>
               </w:rPr>
-              <w:t>75</w:t>
+              <w:t>55</w:t>
             </w:r>
           </w:p>
         </w:tc>
@@ -11654,7 +11654,7 @@
               <w:rPr>
                 <w:sz w:val="15"/>
               </w:rPr>
-              <w:t>저분자 유기 고체는 자립 필름을 못 만들어 시험 자체가 성립하지 않는다</w:t>
+              <w:t>동박 peel은 동박 단독이 아니라 수지와의 쌍 물성이라 벤더가 안 싣고 IPC-4562A에도 표가 없다</w:t>
             </w:r>
           </w:p>
         </w:tc>
@@ -11670,7 +11670,7 @@
               <w:rPr>
                 <w:sz w:val="15"/>
               </w:rPr>
-              <w:t>접착 (peel · lap shear · die shear)</w:t>
+              <w:t>전기 (유전율 · 체적저항률 · 손실계수)</w:t>
             </w:r>
           </w:p>
         </w:tc>
@@ -11684,7 +11684,7 @@
               <w:rPr>
                 <w:sz w:val="15"/>
               </w:rPr>
-              <w:t>55</w:t>
+              <w:t>33</w:t>
             </w:r>
           </w:p>
         </w:tc>
@@ -11698,7 +11698,7 @@
               <w:rPr>
                 <w:sz w:val="15"/>
               </w:rPr>
-              <w:t>동박 peel은 동박 단독이 아니라 수지와의 쌍 물성이라 벤더가 안 싣고 IPC-4562A에도 표가 없다</w:t>
+              <w:t>도체는 유전율이 정의되지 않고, 저밀도 폼은 상대밀도가 지배하는데 벤더가 발표하지 않는다</w:t>
             </w:r>
           </w:p>
         </w:tc>
@@ -11714,7 +11714,7 @@
               <w:rPr>
                 <w:sz w:val="15"/>
               </w:rPr>
-              <w:t>전기 (유전율 · 체적저항률 · 손실계수)</w:t>
+              <w:t>점탄성 Prony 세트</w:t>
             </w:r>
           </w:p>
         </w:tc>
@@ -11728,7 +11728,7 @@
               <w:rPr>
                 <w:sz w:val="15"/>
               </w:rPr>
-              <w:t>33</w:t>
+              <w:t>26</w:t>
             </w:r>
           </w:p>
         </w:tc>
@@ -11742,7 +11742,7 @@
               <w:rPr>
                 <w:sz w:val="15"/>
               </w:rPr>
-              <w:t>도체는 유전율이 정의되지 않고, 저밀도 폼은 상대밀도가 지배하는데 벤더가 발표하지 않는다</w:t>
+              <w:t>상용 PI 필름·점착테이프의 점탄성은 Prony로 발표되지 않는다(ETAG 002 크리프로 규격화). 사내 DMA 없이는 안 열린다</w:t>
             </w:r>
           </w:p>
         </w:tc>
@@ -11758,7 +11758,7 @@
               <w:rPr>
                 <w:sz w:val="15"/>
               </w:rPr>
-              <w:t>점탄성 Prony 세트</w:t>
+              <w:t>투습 (WVTR · 투습계수 · 확산 · 흡습)</w:t>
             </w:r>
           </w:p>
         </w:tc>
@@ -11772,7 +11772,7 @@
               <w:rPr>
                 <w:sz w:val="15"/>
               </w:rPr>
-              <w:t>26</w:t>
+              <w:t>9</w:t>
             </w:r>
           </w:p>
         </w:tc>
@@ -11786,7 +11786,7 @@
               <w:rPr>
                 <w:sz w:val="15"/>
               </w:rPr>
-              <w:t>상용 PI 필름·점착테이프의 점탄성은 Prony로 발표되지 않는다(ETAG 002 크리프로 규격화). 사내 DMA 없이는 안 열린다</w:t>
+              <w:t>저분자 유기 고체는 자립 필름을 못 만들어 시험 자체가 성립하지 않는다</w:t>
             </w:r>
           </w:p>
         </w:tc>
@@ -11846,7 +11846,7 @@
           <w:b/>
           <w:sz w:val="19"/>
         </w:rPr>
-        <w:t>남은 일의 성격 요약 — 10개 해석은 재료마다 딱 한 칸씩 모자라고, 낙하·충격만 2층 병목이다. 막힌 경로가 바뀌지 않는 한 남은 칸 전부는 안 닫힌다. 두 파동에 걸쳐 확인된 결론은 율속과 피로가 OA 밖(핸드북·벤더 시험보고서·유료 표준)에 있다는 것이다. 동시에, 채워진 13,546칸 중 5,021칸이 가정값이다 — 남은 칸을 닫는 것과 이미 닫은 칸의 근거를 두껍게 하는 것은 별개의 일이고 후자가 더 크다.</w:t>
+        <w:t>남은 일의 성격 요약 — 10개 해석은 재료마다 딱 한 칸씩 모자라고, 낙하·충격만 2층 병목이다. 막힌 경로가 바뀌지 않는 한 남은 칸 전부는 안 닫힌다. 두 파동에 걸쳐 확인된 결론은 율속과 피로가 OA 밖(핸드북·벤더 시험보고서·유료 표준)에 있다는 것이다. 동시에, 채워진 13,612칸 중 5,052칸이 가정값이다 — 남은 칸을 닫는 것과 이미 닫은 칸의 근거를 두껍게 하는 것은 별개의 일이고 후자가 더 크다.</w:t>
       </w:r>
     </w:p>
     <w:p>
@@ -12899,7 +12899,7 @@
               <w:rPr>
                 <w:sz w:val="15"/>
               </w:rPr>
-              <w:t>95.5%</w:t>
+              <w:t>99.6%</w:t>
             </w:r>
           </w:p>
         </w:tc>
@@ -12913,7 +12913,7 @@
               <w:rPr>
                 <w:sz w:val="15"/>
               </w:rPr>
-              <w:t>95.4%</w:t>
+              <w:t>99.4%</w:t>
             </w:r>
           </w:p>
         </w:tc>
@@ -13001,7 +13001,7 @@
           <w:b/>
           <w:sz w:val="19"/>
         </w:rPr>
-        <w:t>리포트가 인쇄하는 “남은 일은 944칸이 아니라 377칸이다”도 같은 이유로 과소치다. 정직한 값은 795칸이다(944 − 149, 149 = 부재이면서 아직 비어 있는 칸). 이 문서의 5·10절은 그 값을 쓴다.</w:t>
+        <w:t>리포트가 인쇄하는 “남은 일은 878칸이 아니라 311칸이다”도 같은 이유로 과소치다. 정직한 값은 729칸이다(878 − 149, 149 = 부재이면서 아직 비어 있는 칸). 이 문서의 5·10절은 그 값을 쓴다.</w:t>
       </w:r>
     </w:p>
     <w:p>

--- a/MaterialTwin_물성수집_방법론.docx
+++ b/MaterialTwin_물성수집_방법론.docx
@@ -31,7 +31,7 @@
           <w:color w:val="606060"/>
           <w:sz w:val="18"/>
         </w:rPr>
-        <w:t>2026-08-10 · 재료 544종 · 물성값 20,074건 · 출처 2,049건 · 물성 정의 158종</w:t>
+        <w:t>2026-08-10 · 재료 544종 · 물성값 20,271건 · 출처 2,068건 · 물성 정의 158종</w:t>
       </w:r>
     </w:p>
     <w:p/>
@@ -108,7 +108,7 @@
           <w:b/>
           <w:sz w:val="19"/>
         </w:rPr>
-        <w:t>카탈로그는 재료 544종 × 물성 정의 158종이다. 그러나 이 8만여 칸을 다 세지 않는다. 알루미나에 투습도를 요구하거나 벌크 금속에 층두께를 요구하면 없는 결함을 만들어내는 지표가 된다(실제로 그렇게 세다가 벤딩을 8%, 결로를 4%로 잘못 셌다). 대신 해석 13종이 실제로 요구하는 (재료 × 필수물성) 격자 14,490칸을 센다.</w:t>
+        <w:t>카탈로그는 재료 544종 × 물성 정의 158종이다. 그러나 이 8만여 칸을 다 세지 않는다. 알루미나에 투습도를 요구하거나 벌크 금속에 층두께를 요구하면 없는 결함을 만들어내는 지표가 된다(실제로 그렇게 세다가 벤딩을 8%, 결로를 4%로 잘못 셌다). 대신 해석 13종이 실제로 요구하는 (재료 × 필수물성) 격자 14,482칸을 센다.</w:t>
       </w:r>
     </w:p>
     <w:tbl>
@@ -659,7 +659,7 @@
               <w:rPr>
                 <w:sz w:val="14"/>
               </w:rPr>
-              <w:t>420종</w:t>
+              <w:t>418종</w:t>
             </w:r>
           </w:p>
         </w:tc>
@@ -701,7 +701,7 @@
               <w:rPr>
                 <w:sz w:val="14"/>
               </w:rPr>
-              <w:t>1,680</w:t>
+              <w:t>1,672</w:t>
             </w:r>
           </w:p>
         </w:tc>
@@ -1291,7 +1291,7 @@
               <w:rPr>
                 <w:sz w:val="16"/>
               </w:rPr>
-              <w:t>9,501</w:t>
+              <w:t>9,511</w:t>
             </w:r>
           </w:p>
         </w:tc>
@@ -1305,7 +1305,7 @@
               <w:rPr>
                 <w:sz w:val="16"/>
               </w:rPr>
-              <w:t>47.3%</w:t>
+              <w:t>46.9%</w:t>
             </w:r>
           </w:p>
         </w:tc>
@@ -1349,7 +1349,7 @@
               <w:rPr>
                 <w:sz w:val="16"/>
               </w:rPr>
-              <w:t>1,635</w:t>
+              <w:t>1,638</w:t>
             </w:r>
           </w:p>
         </w:tc>
@@ -1407,7 +1407,7 @@
               <w:rPr>
                 <w:sz w:val="16"/>
               </w:rPr>
-              <w:t>4,989</w:t>
+              <w:t>5,119</w:t>
             </w:r>
           </w:p>
         </w:tc>
@@ -1421,7 +1421,7 @@
               <w:rPr>
                 <w:sz w:val="16"/>
               </w:rPr>
-              <w:t>24.9%</w:t>
+              <w:t>25.3%</w:t>
             </w:r>
           </w:p>
         </w:tc>
@@ -1465,7 +1465,7 @@
               <w:rPr>
                 <w:sz w:val="16"/>
               </w:rPr>
-              <w:t>3,949</w:t>
+              <w:t>4,003</w:t>
             </w:r>
           </w:p>
         </w:tc>
@@ -4103,7 +4103,7 @@
               <w:rPr>
                 <w:sz w:val="15"/>
               </w:rPr>
-              <w:t>167</w:t>
+              <w:t>162</w:t>
             </w:r>
           </w:p>
         </w:tc>
@@ -4117,7 +4117,7 @@
               <w:rPr>
                 <w:sz w:val="15"/>
               </w:rPr>
-              <w:t>167</w:t>
+              <w:t>162</w:t>
             </w:r>
           </w:p>
         </w:tc>
@@ -4161,7 +4161,7 @@
               <w:rPr>
                 <w:sz w:val="15"/>
               </w:rPr>
-              <w:t>102</w:t>
+              <w:t>66</w:t>
             </w:r>
           </w:p>
         </w:tc>
@@ -4175,7 +4175,7 @@
               <w:rPr>
                 <w:sz w:val="15"/>
               </w:rPr>
-              <w:t>102</w:t>
+              <w:t>66</w:t>
             </w:r>
           </w:p>
         </w:tc>
@@ -4219,7 +4219,7 @@
               <w:rPr>
                 <w:sz w:val="15"/>
               </w:rPr>
-              <w:t>55</w:t>
+              <w:t>44</w:t>
             </w:r>
           </w:p>
         </w:tc>
@@ -4233,7 +4233,7 @@
               <w:rPr>
                 <w:sz w:val="15"/>
               </w:rPr>
-              <w:t>55</w:t>
+              <w:t>44</w:t>
             </w:r>
           </w:p>
         </w:tc>
@@ -4393,7 +4393,7 @@
               <w:rPr>
                 <w:sz w:val="15"/>
               </w:rPr>
-              <w:t>9</w:t>
+              <w:t>8</w:t>
             </w:r>
           </w:p>
         </w:tc>
@@ -4407,7 +4407,7 @@
               <w:rPr>
                 <w:sz w:val="15"/>
               </w:rPr>
-              <w:t>9</w:t>
+              <w:t>8</w:t>
             </w:r>
           </w:p>
         </w:tc>
@@ -4876,7 +4876,7 @@
               <w:rPr>
                 <w:sz w:val="16"/>
               </w:rPr>
-              <w:t>209종</w:t>
+              <w:t>207종</w:t>
             </w:r>
           </w:p>
         </w:tc>
@@ -4906,7 +4906,7 @@
               <w:rPr>
                 <w:sz w:val="16"/>
               </w:rPr>
-              <w:t>152종</w:t>
+              <w:t>131종</w:t>
             </w:r>
           </w:p>
         </w:tc>
@@ -4936,7 +4936,7 @@
               <w:rPr>
                 <w:sz w:val="16"/>
               </w:rPr>
-              <w:t>48종</w:t>
+              <w:t>45종</w:t>
             </w:r>
           </w:p>
         </w:tc>
@@ -5086,7 +5086,7 @@
               <w:rPr>
                 <w:sz w:val="16"/>
               </w:rPr>
-              <w:t>424종 / 544종</w:t>
+              <w:t>398종 / 544종</w:t>
             </w:r>
           </w:p>
         </w:tc>
@@ -5209,7 +5209,7 @@
               <w:rPr>
                 <w:sz w:val="16"/>
               </w:rPr>
-              <w:t>354종</w:t>
+              <w:t>352종</w:t>
             </w:r>
           </w:p>
         </w:tc>
@@ -5223,7 +5223,7 @@
               <w:rPr>
                 <w:sz w:val="16"/>
               </w:rPr>
-              <w:t>224종</w:t>
+              <w:t>225종</w:t>
             </w:r>
           </w:p>
         </w:tc>
@@ -5237,7 +5237,7 @@
               <w:rPr>
                 <w:sz w:val="16"/>
               </w:rPr>
-              <w:t>129종</w:t>
+              <w:t>126종</w:t>
             </w:r>
           </w:p>
         </w:tc>
@@ -5281,7 +5281,7 @@
               <w:rPr>
                 <w:sz w:val="16"/>
               </w:rPr>
-              <w:t>102종</w:t>
+              <w:t>66종</w:t>
             </w:r>
           </w:p>
         </w:tc>
@@ -5295,7 +5295,7 @@
               <w:rPr>
                 <w:sz w:val="16"/>
               </w:rPr>
-              <w:t>102종</w:t>
+              <w:t>66종</w:t>
             </w:r>
           </w:p>
         </w:tc>
@@ -5353,7 +5353,7 @@
               <w:rPr>
                 <w:sz w:val="16"/>
               </w:rPr>
-              <w:t>55종</w:t>
+              <w:t>44종</w:t>
             </w:r>
           </w:p>
         </w:tc>
@@ -5367,7 +5367,7 @@
               <w:rPr>
                 <w:sz w:val="16"/>
               </w:rPr>
-              <w:t>55종</w:t>
+              <w:t>44종</w:t>
             </w:r>
           </w:p>
         </w:tc>
@@ -5569,7 +5569,7 @@
               <w:rPr>
                 <w:sz w:val="16"/>
               </w:rPr>
-              <w:t>9종</w:t>
+              <w:t>8종</w:t>
             </w:r>
           </w:p>
         </w:tc>
@@ -5583,7 +5583,7 @@
               <w:rPr>
                 <w:sz w:val="16"/>
               </w:rPr>
-              <w:t>9종</w:t>
+              <w:t>8종</w:t>
             </w:r>
           </w:p>
         </w:tc>
@@ -6143,7 +6143,7 @@
           <w:b w:val="0"/>
           <w:sz w:val="19"/>
         </w:rPr>
-        <w:t>예외는 낙하·충격(130종이 2칸 이상) · 열응력·워피지(1종이 2칸 이상)이다. 여기는 한 배치로 안 닫히는 다층 병목이다.</w:t>
+        <w:t>예외는 낙하·충격(127종이 2칸 이상) · 열응력·워피지(1종이 2칸 이상)이다. 여기는 한 배치로 안 닫히는 다층 병목이다.</w:t>
       </w:r>
     </w:p>
     <w:p>
@@ -6742,7 +6742,7 @@
               <w:rPr>
                 <w:sz w:val="15"/>
               </w:rPr>
-              <w:t>82.2%  ███████·</w:t>
+              <w:t>82.4%  ███████·</w:t>
             </w:r>
           </w:p>
         </w:tc>
@@ -6756,7 +6756,7 @@
               <w:rPr>
                 <w:sz w:val="15"/>
               </w:rPr>
-              <w:t>45.5%</w:t>
+              <w:t>45.7%</w:t>
             </w:r>
           </w:p>
         </w:tc>
@@ -6770,7 +6770,7 @@
               <w:rPr>
                 <w:sz w:val="15"/>
               </w:rPr>
-              <w:t>34.9%</w:t>
+              <w:t>35.3%</w:t>
             </w:r>
           </w:p>
         </w:tc>
@@ -6784,7 +6784,7 @@
               <w:rPr>
                 <w:sz w:val="15"/>
               </w:rPr>
-              <w:t>38.5%</w:t>
+              <w:t>38.9%</w:t>
             </w:r>
           </w:p>
         </w:tc>
@@ -7228,7 +7228,7 @@
               <w:rPr>
                 <w:sz w:val="15"/>
               </w:rPr>
-              <w:t>420</w:t>
+              <w:t>418</w:t>
             </w:r>
           </w:p>
         </w:tc>
@@ -7270,7 +7270,7 @@
               <w:rPr>
                 <w:sz w:val="15"/>
               </w:rPr>
-              <w:t>86.0%</w:t>
+              <w:t>86.1%</w:t>
             </w:r>
           </w:p>
         </w:tc>
@@ -7298,7 +7298,7 @@
               <w:rPr>
                 <w:sz w:val="15"/>
               </w:rPr>
-              <w:t>26.9%</w:t>
+              <w:t>26.8%</w:t>
             </w:r>
           </w:p>
         </w:tc>
@@ -7442,7 +7442,7 @@
               <w:rPr>
                 <w:sz w:val="15"/>
               </w:rPr>
-              <w:t>85.1%  ███████·</w:t>
+              <w:t>88.1%  ███████·</w:t>
             </w:r>
           </w:p>
         </w:tc>
@@ -7456,7 +7456,7 @@
               <w:rPr>
                 <w:sz w:val="15"/>
               </w:rPr>
-              <w:t>65.9%</w:t>
+              <w:t>68.9%</w:t>
             </w:r>
           </w:p>
         </w:tc>
@@ -7470,7 +7470,7 @@
               <w:rPr>
                 <w:sz w:val="15"/>
               </w:rPr>
-              <w:t>70.3%</w:t>
+              <w:t>76.2%</w:t>
             </w:r>
           </w:p>
         </w:tc>
@@ -7484,7 +7484,7 @@
               <w:rPr>
                 <w:sz w:val="15"/>
               </w:rPr>
-              <w:t>70.3%</w:t>
+              <w:t>76.2%</w:t>
             </w:r>
           </w:p>
         </w:tc>
@@ -7498,7 +7498,7 @@
               <w:rPr>
                 <w:sz w:val="15"/>
               </w:rPr>
-              <w:t>37.8%</w:t>
+              <w:t>41.6%</w:t>
             </w:r>
           </w:p>
         </w:tc>
@@ -7642,7 +7642,7 @@
               <w:rPr>
                 <w:sz w:val="15"/>
               </w:rPr>
-              <w:t>75.4%  ██████··</w:t>
+              <w:t>81.1%  ██████··</w:t>
             </w:r>
           </w:p>
         </w:tc>
@@ -7656,7 +7656,7 @@
               <w:rPr>
                 <w:sz w:val="15"/>
               </w:rPr>
-              <w:t>65.3%</w:t>
+              <w:t>70.4%</w:t>
             </w:r>
           </w:p>
         </w:tc>
@@ -7670,7 +7670,7 @@
               <w:rPr>
                 <w:sz w:val="15"/>
               </w:rPr>
-              <w:t>26.3%</w:t>
+              <w:t>43.4%</w:t>
             </w:r>
           </w:p>
         </w:tc>
@@ -7684,7 +7684,7 @@
               <w:rPr>
                 <w:sz w:val="15"/>
               </w:rPr>
-              <w:t>33.8%</w:t>
+              <w:t>56.6%</w:t>
             </w:r>
           </w:p>
         </w:tc>
@@ -7698,7 +7698,7 @@
               <w:rPr>
                 <w:sz w:val="15"/>
               </w:rPr>
-              <w:t>17.7%</w:t>
+              <w:t>30.8%</w:t>
             </w:r>
           </w:p>
         </w:tc>
@@ -7941,7 +7941,7 @@
               <w:rPr>
                 <w:sz w:val="15"/>
               </w:rPr>
-              <w:t>93.9%</w:t>
+              <w:t>94.3%</w:t>
             </w:r>
           </w:p>
         </w:tc>
@@ -7955,7 +7955,7 @@
               <w:rPr>
                 <w:sz w:val="15"/>
               </w:rPr>
-              <w:t>59.1%</w:t>
+              <w:t>59.4%</w:t>
             </w:r>
           </w:p>
         </w:tc>
@@ -8018,7 +8018,7 @@
           <w:b/>
           <w:sz w:val="19"/>
         </w:rPr>
-        <w:t>(가) 셀 채움만 보면 “거의 다 됐다”로 읽힌다. 구조·강성은 셀 99.9%다. 그런데 실측기반은 57.4%이고, 실측만으로 카드가 나오는 재료는 31.1%(169종)뿐이다. 전체로는 5,052칸(34.9%p)이 가정값이 만든 착시다.</w:t>
+        <w:t>(가) 셀 채움만 보면 “거의 다 됐다”로 읽힌다. 구조·강성은 셀 99.9%다. 그런데 실측기반은 57.4%이고, 실측만으로 카드가 나오는 재료는 31.1%(169종)뿐이다. 전체로는 5,054칸(34.9%p)이 가정값이 만든 착시다.</w:t>
       </w:r>
     </w:p>
     <w:p>
@@ -8042,7 +8042,7 @@
           <w:b w:val="0"/>
           <w:sz w:val="19"/>
         </w:rPr>
-        <w:t>(다) 셀 채움과 재료 준비가 크게 갈리는 자리가 진짜 병목이다. 피로·수명은 셀 75.4%인데 준비 26.3%다. 재료마다 비어 있는 칸이 다르면 이렇게 벌어진다. 반대로 전기·EMI는 두 수치가 같다 — 택일군 하나짜리 해석이라 채운 칸이 곧 준비된 재료다.</w:t>
+        <w:t>(다) 셀 채움과 재료 준비가 크게 갈리는 자리가 진짜 병목이다. 낙하·충격은 셀 82.4%인데 준비 35.3%다. 재료마다 비어 있는 칸이 다르면 이렇게 벌어진다. 반대로 전기·EMI는 두 수치가 같다 — 택일군 하나짜리 해석이라 채운 칸이 곧 준비된 재료다.</w:t>
       </w:r>
     </w:p>
     <w:p>
@@ -9905,7 +9905,7 @@
           <w:b w:val="0"/>
           <w:sz w:val="19"/>
         </w:rPr>
-        <w:t>tier4는 3,949건(19.7%)이다. 그중 assumption 표지를 가진 것이 3,856건이고, 나머지 93건은 가정이 아니라 계산·유도값이다.</w:t>
+        <w:t>tier4는 4,003건(19.7%)이다. 그중 assumption 표지를 가진 것이 3,910건이고, 나머지 93건은 가정이 아니라 계산·유도값이다.</w:t>
       </w:r>
     </w:p>
     <w:tbl>
@@ -10300,7 +10300,7 @@
               <w:rPr>
                 <w:sz w:val="15"/>
               </w:rPr>
-              <w:t>106 / 231</w:t>
+              <w:t>106 / 232</w:t>
             </w:r>
           </w:p>
         </w:tc>
@@ -10314,7 +10314,7 @@
               <w:rPr>
                 <w:sz w:val="15"/>
               </w:rPr>
-              <w:t>45.9%  █████·····</w:t>
+              <w:t>45.7%  █████·····</w:t>
             </w:r>
           </w:p>
         </w:tc>
@@ -10432,7 +10432,7 @@
               <w:rPr>
                 <w:sz w:val="15"/>
               </w:rPr>
-              <w:t>33 / 83</w:t>
+              <w:t>60 / 158</w:t>
             </w:r>
           </w:p>
         </w:tc>
@@ -10446,7 +10446,7 @@
               <w:rPr>
                 <w:sz w:val="15"/>
               </w:rPr>
-              <w:t>39.8%  ████······</w:t>
+              <w:t>38.0%  ████······</w:t>
             </w:r>
           </w:p>
         </w:tc>
@@ -10476,7 +10476,7 @@
               <w:rPr>
                 <w:sz w:val="15"/>
               </w:rPr>
-              <w:t>33 / 85</w:t>
+              <w:t>60 / 160</w:t>
             </w:r>
           </w:p>
         </w:tc>
@@ -10490,7 +10490,7 @@
               <w:rPr>
                 <w:sz w:val="15"/>
               </w:rPr>
-              <w:t>38.8%  ████······</w:t>
+              <w:t>37.5%  ████······</w:t>
             </w:r>
           </w:p>
         </w:tc>
@@ -10506,7 +10506,7 @@
           <w:b/>
           <w:sz w:val="19"/>
         </w:rPr>
-        <w:t>재료 카테고리별 tier4 — polymer 2,277 · composite 766 · metal 403 · ceramic 295 · foam 142 · rubber 66. 구멍이 거의 전부 폴리머·복합·고무·폼에 몰려 있고 금속·세라믹은 사실상 다 찼다.</w:t>
+        <w:t>재료 카테고리별 tier4 — polymer 2,277 · composite 817 · metal 403 · ceramic 298 · foam 142 · rubber 66. 구멍이 거의 전부 폴리머·복합·고무·폼에 몰려 있고 금속·세라믹은 사실상 다 찼다.</w:t>
       </w:r>
     </w:p>
     <w:tbl>
@@ -10773,7 +10773,7 @@
               <w:rPr>
                 <w:sz w:val="15"/>
               </w:rPr>
-              <w:t>FPCB Bonding Adhesive (acrylic/epoxy)</w:t>
+              <w:t>Rogers RO4350B High-Frequency Laminate</w:t>
             </w:r>
           </w:p>
         </w:tc>
@@ -11012,7 +11012,7 @@
               <w:rPr>
                 <w:sz w:val="16"/>
               </w:rPr>
-              <w:t>544종 (polymer 300, metal 80, composite 74, ceramic 44, rubber 24, foam 22)</w:t>
+              <w:t>544종 (polymer 300, metal 80, composite 72, ceramic 46, rubber 24, foam 22)</w:t>
             </w:r>
           </w:p>
         </w:tc>
@@ -11042,7 +11042,7 @@
               <w:rPr>
                 <w:sz w:val="16"/>
               </w:rPr>
-              <w:t>20,074건</w:t>
+              <w:t>20,271건</w:t>
             </w:r>
           </w:p>
         </w:tc>
@@ -11072,7 +11072,7 @@
               <w:rPr>
                 <w:sz w:val="16"/>
               </w:rPr>
-              <w:t>2,049건 (DOI 보유 677)</w:t>
+              <w:t>2,068건 (DOI 보유 688)</w:t>
             </w:r>
           </w:p>
         </w:tc>
@@ -11132,7 +11132,7 @@
               <w:rPr>
                 <w:sz w:val="16"/>
               </w:rPr>
-              <w:t>datasheet 876 · journal 661 · database 305 · other 88 · book 68 · standard 26 · web 24 · computed 1</w:t>
+              <w:t>datasheet 880 · journal 671 · database 307 · other 88 · book 69 · standard 28 · web 24 · computed 1</w:t>
             </w:r>
           </w:p>
         </w:tc>
@@ -11207,7 +11207,7 @@
               <w:rPr>
                 <w:sz w:val="16"/>
               </w:rPr>
-              <w:t>14,490</w:t>
+              <w:t>14,482</w:t>
             </w:r>
           </w:p>
         </w:tc>
@@ -11237,7 +11237,7 @@
               <w:rPr>
                 <w:sz w:val="16"/>
               </w:rPr>
-              <w:t>13,612  (93.9%)</w:t>
+              <w:t>13,655  (94.3%)</w:t>
             </w:r>
           </w:p>
         </w:tc>
@@ -11267,7 +11267,7 @@
               <w:rPr>
                 <w:sz w:val="16"/>
               </w:rPr>
-              <w:t>8,560  (59.1%)</w:t>
+              <w:t>8,601  (59.4%)</w:t>
             </w:r>
           </w:p>
         </w:tc>
@@ -11297,7 +11297,7 @@
               <w:rPr>
                 <w:sz w:val="16"/>
               </w:rPr>
-              <w:t>5,052  (34.9%p)</w:t>
+              <w:t>5,054  (34.9%p)</w:t>
             </w:r>
           </w:p>
         </w:tc>
@@ -11327,7 +11327,7 @@
               <w:rPr>
                 <w:sz w:val="16"/>
               </w:rPr>
-              <w:t>878</w:t>
+              <w:t>827</w:t>
             </w:r>
           </w:p>
         </w:tc>
@@ -11357,7 +11357,7 @@
               <w:rPr>
                 <w:sz w:val="16"/>
               </w:rPr>
-              <w:t>149</w:t>
+              <w:t>151</w:t>
             </w:r>
           </w:p>
         </w:tc>
@@ -11387,7 +11387,7 @@
               <w:rPr>
                 <w:sz w:val="16"/>
               </w:rPr>
-              <w:t>729</w:t>
+              <w:t>676</w:t>
             </w:r>
           </w:p>
         </w:tc>
@@ -11417,7 +11417,7 @@
               <w:rPr>
                 <w:sz w:val="16"/>
               </w:rPr>
-              <w:t>5,930</w:t>
+              <w:t>5,881</w:t>
             </w:r>
           </w:p>
         </w:tc>
@@ -11552,7 +11552,7 @@
               <w:rPr>
                 <w:sz w:val="15"/>
               </w:rPr>
-              <w:t>167</w:t>
+              <w:t>162</w:t>
             </w:r>
           </w:p>
         </w:tc>
@@ -11596,7 +11596,7 @@
               <w:rPr>
                 <w:sz w:val="15"/>
               </w:rPr>
-              <w:t>102</w:t>
+              <w:t>66</w:t>
             </w:r>
           </w:p>
         </w:tc>
@@ -11640,7 +11640,7 @@
               <w:rPr>
                 <w:sz w:val="15"/>
               </w:rPr>
-              <w:t>55</w:t>
+              <w:t>44</w:t>
             </w:r>
           </w:p>
         </w:tc>
@@ -11772,7 +11772,7 @@
               <w:rPr>
                 <w:sz w:val="15"/>
               </w:rPr>
-              <w:t>9</w:t>
+              <w:t>8</w:t>
             </w:r>
           </w:p>
         </w:tc>
@@ -11846,7 +11846,7 @@
           <w:b/>
           <w:sz w:val="19"/>
         </w:rPr>
-        <w:t>남은 일의 성격 요약 — 10개 해석은 재료마다 딱 한 칸씩 모자라고, 낙하·충격만 2층 병목이다. 막힌 경로가 바뀌지 않는 한 남은 칸 전부는 안 닫힌다. 두 파동에 걸쳐 확인된 결론은 율속과 피로가 OA 밖(핸드북·벤더 시험보고서·유료 표준)에 있다는 것이다. 동시에, 채워진 13,612칸 중 5,052칸이 가정값이다 — 남은 칸을 닫는 것과 이미 닫은 칸의 근거를 두껍게 하는 것은 별개의 일이고 후자가 더 크다.</w:t>
+        <w:t>남은 일의 성격 요약 — 10개 해석은 재료마다 딱 한 칸씩 모자라고, 낙하·충격만 2층 병목이다. 막힌 경로가 바뀌지 않는 한 남은 칸 전부는 안 닫힌다. 두 파동에 걸쳐 확인된 결론은 율속과 피로가 OA 밖(핸드북·벤더 시험보고서·유료 표준)에 있다는 것이다. 동시에, 채워진 13,655칸 중 5,054칸이 가정값이다 — 남은 칸을 닫는 것과 이미 닫은 칸의 근거를 두껍게 하는 것은 별개의 일이고 후자가 더 크다.</w:t>
       </w:r>
     </w:p>
     <w:p>
@@ -12392,7 +12392,7 @@
           <w:b/>
           <w:sz w:val="19"/>
         </w:rPr>
-        <w:t>(가) coverage_report.py의 “유효 채움”이 부재 칸을 이중으로 센다. 구조적 부재 567칸 중 418칸에는 이미 tier4 가정값이 들어 있다(8차 방침대로라 정상이다). 그런데 지표는 이 칸을 분자에는 채운 것으로 넣고 분모에서는 빼고 있어, 해석별 유효채움이 100%를 넘는다.</w:t>
+        <w:t>(가) coverage_report.py의 “유효 채움”이 부재 칸을 이중으로 센다. 구조적 부재 568칸 중 417칸에는 이미 tier4 가정값이 들어 있다(8차 방침대로라 정상이다). 그런데 지표는 이 칸을 분자에는 채운 것으로 넣고 분모에서는 빼고 있어, 해석별 유효채움이 100%를 넘는다.</w:t>
       </w:r>
     </w:p>
     <w:tbl>
@@ -12611,7 +12611,7 @@
               <w:rPr>
                 <w:sz w:val="15"/>
               </w:rPr>
-              <w:t>85.4%</w:t>
+              <w:t>85.6%</w:t>
             </w:r>
           </w:p>
         </w:tc>
@@ -12625,7 +12625,7 @@
               <w:rPr>
                 <w:sz w:val="15"/>
               </w:rPr>
-              <w:t>81.5%</w:t>
+              <w:t>81.7%</w:t>
             </w:r>
           </w:p>
         </w:tc>
@@ -12871,7 +12871,7 @@
               <w:rPr>
                 <w:sz w:val="15"/>
               </w:rPr>
-              <w:t>52</w:t>
+              <w:t>51</w:t>
             </w:r>
           </w:p>
         </w:tc>
@@ -12885,7 +12885,7 @@
               <w:rPr>
                 <w:sz w:val="15"/>
               </w:rPr>
-              <w:t>2</w:t>
+              <w:t>1</w:t>
             </w:r>
           </w:p>
         </w:tc>
@@ -12913,7 +12913,7 @@
               <w:rPr>
                 <w:sz w:val="15"/>
               </w:rPr>
-              <w:t>99.4%</w:t>
+              <w:t>99.5%</w:t>
             </w:r>
           </w:p>
         </w:tc>
@@ -13001,7 +13001,7 @@
           <w:b/>
           <w:sz w:val="19"/>
         </w:rPr>
-        <w:t>리포트가 인쇄하는 “남은 일은 878칸이 아니라 311칸이다”도 같은 이유로 과소치다. 정직한 값은 729칸이다(878 − 149, 149 = 부재이면서 아직 비어 있는 칸). 이 문서의 5·10절은 그 값을 쓴다.</w:t>
+        <w:t>리포트가 인쇄하는 “남은 일은 827칸이 아니라 259칸이다”도 같은 이유로 과소치다. 정직한 값은 676칸이다(827 − 151, 151 = 부재이면서 아직 비어 있는 칸). 이 문서의 5·10절은 그 값을 쓴다.</w:t>
       </w:r>
     </w:p>
     <w:p>
@@ -13013,7 +13013,7 @@
           <w:b/>
           <w:sz w:val="19"/>
         </w:rPr>
-        <w:t>(나) 문서화된 method×tier 조합표가 지켜지지 않고 있고, 검사가 없다. PROPERTY_DATA_HISTORY의 “정한 규칙” 2항이 허용 조합 7개를 표로 못박고 “다른 조합이 나오면 어딘가 어긋난 것이다”라고 적는데, 현재 DB에 표 밖 조합이 211건(1.1%) 있다.</w:t>
+        <w:t>(나) 문서화된 method×tier 조합표가 지켜지지 않고 있고, 검사가 없다. PROPERTY_DATA_HISTORY의 “정한 규칙” 2항이 허용 조합 7개를 표로 못박고 “다른 조합이 나오면 어딘가 어긋난 것이다”라고 적는데, 현재 DB에 표 밖 조합이 211건(1.0%) 있다.</w:t>
       </w:r>
     </w:p>
     <w:tbl>

--- a/MaterialTwin_물성수집_방법론.docx
+++ b/MaterialTwin_물성수집_방법론.docx
@@ -31,7 +31,7 @@
           <w:color w:val="606060"/>
           <w:sz w:val="18"/>
         </w:rPr>
-        <w:t>2026-08-10 · 재료 544종 · 물성값 20,271건 · 출처 2,068건 · 물성 정의 158종</w:t>
+        <w:t>2026-08-10 · 재료 544종 · 물성값 20,553건 · 출처 2,071건 · 물성 정의 158종</w:t>
       </w:r>
     </w:p>
     <w:p/>
@@ -1291,7 +1291,7 @@
               <w:rPr>
                 <w:sz w:val="16"/>
               </w:rPr>
-              <w:t>9,511</w:t>
+              <w:t>9,512</w:t>
             </w:r>
           </w:p>
         </w:tc>
@@ -1305,7 +1305,7 @@
               <w:rPr>
                 <w:sz w:val="16"/>
               </w:rPr>
-              <w:t>46.9%</w:t>
+              <w:t>46.3%</w:t>
             </w:r>
           </w:p>
         </w:tc>
@@ -1363,7 +1363,7 @@
               <w:rPr>
                 <w:sz w:val="16"/>
               </w:rPr>
-              <w:t>8.1%</w:t>
+              <w:t>8.0%</w:t>
             </w:r>
           </w:p>
         </w:tc>
@@ -1407,7 +1407,7 @@
               <w:rPr>
                 <w:sz w:val="16"/>
               </w:rPr>
-              <w:t>5,119</w:t>
+              <w:t>5,197</w:t>
             </w:r>
           </w:p>
         </w:tc>
@@ -1465,7 +1465,7 @@
               <w:rPr>
                 <w:sz w:val="16"/>
               </w:rPr>
-              <w:t>4,003</w:t>
+              <w:t>4,206</w:t>
             </w:r>
           </w:p>
         </w:tc>
@@ -1479,7 +1479,7 @@
               <w:rPr>
                 <w:sz w:val="16"/>
               </w:rPr>
-              <w:t>19.7%</w:t>
+              <w:t>20.5%</w:t>
             </w:r>
           </w:p>
         </w:tc>
@@ -4031,7 +4031,7 @@
               <w:rPr>
                 <w:sz w:val="15"/>
               </w:rPr>
-              <w:t>율속 (Cowper-Symonds · DIF · σy(ε̇) · JC-C)</w:t>
+              <w:t>소성 (항복 OR 인장+연신)</w:t>
             </w:r>
           </w:p>
         </w:tc>
@@ -4045,7 +4045,7 @@
               <w:rPr>
                 <w:sz w:val="15"/>
               </w:rPr>
-              <w:t>316</w:t>
+              <w:t>162</w:t>
             </w:r>
           </w:p>
         </w:tc>
@@ -4059,7 +4059,7 @@
               <w:rPr>
                 <w:sz w:val="15"/>
               </w:rPr>
-              <w:t>316</w:t>
+              <w:t>162</w:t>
             </w:r>
           </w:p>
         </w:tc>
@@ -4089,7 +4089,7 @@
               <w:rPr>
                 <w:sz w:val="15"/>
               </w:rPr>
-              <w:t>소성 (항복 OR 인장+연신)</w:t>
+              <w:t>율속 (Cowper-Symonds · DIF · σy(ε̇) · JC-C)</w:t>
             </w:r>
           </w:p>
         </w:tc>
@@ -4103,7 +4103,7 @@
               <w:rPr>
                 <w:sz w:val="15"/>
               </w:rPr>
-              <w:t>162</w:t>
+              <w:t>156</w:t>
             </w:r>
           </w:p>
         </w:tc>
@@ -4117,7 +4117,7 @@
               <w:rPr>
                 <w:sz w:val="15"/>
               </w:rPr>
-              <w:t>162</w:t>
+              <w:t>156</w:t>
             </w:r>
           </w:p>
         </w:tc>
@@ -4876,7 +4876,7 @@
               <w:rPr>
                 <w:sz w:val="16"/>
               </w:rPr>
-              <w:t>207종</w:t>
+              <w:t>81종</w:t>
             </w:r>
           </w:p>
         </w:tc>
@@ -4906,7 +4906,7 @@
               <w:rPr>
                 <w:sz w:val="16"/>
               </w:rPr>
-              <w:t>131종</w:t>
+              <w:t>121종</w:t>
             </w:r>
           </w:p>
         </w:tc>
@@ -4936,7 +4936,7 @@
               <w:rPr>
                 <w:sz w:val="16"/>
               </w:rPr>
-              <w:t>45종</w:t>
+              <w:t>42종</w:t>
             </w:r>
           </w:p>
         </w:tc>
@@ -4996,7 +4996,7 @@
               <w:rPr>
                 <w:sz w:val="16"/>
               </w:rPr>
-              <w:t>4종</w:t>
+              <w:t>3종</w:t>
             </w:r>
           </w:p>
         </w:tc>
@@ -5086,7 +5086,7 @@
               <w:rPr>
                 <w:sz w:val="16"/>
               </w:rPr>
-              <w:t>398종 / 544종</w:t>
+              <w:t>258종 / 544종</w:t>
             </w:r>
           </w:p>
         </w:tc>
@@ -5209,7 +5209,7 @@
               <w:rPr>
                 <w:sz w:val="16"/>
               </w:rPr>
-              <w:t>352종</w:t>
+              <w:t>192종</w:t>
             </w:r>
           </w:p>
         </w:tc>
@@ -5223,7 +5223,7 @@
               <w:rPr>
                 <w:sz w:val="16"/>
               </w:rPr>
-              <w:t>225종</w:t>
+              <w:t>65종</w:t>
             </w:r>
           </w:p>
         </w:tc>
@@ -6742,7 +6742,7 @@
               <w:rPr>
                 <w:sz w:val="15"/>
               </w:rPr>
-              <w:t>82.4%  ███████·</w:t>
+              <w:t>88.2%  ███████·</w:t>
             </w:r>
           </w:p>
         </w:tc>
@@ -6756,7 +6756,7 @@
               <w:rPr>
                 <w:sz w:val="15"/>
               </w:rPr>
-              <w:t>45.7%</w:t>
+              <w:t>46.8%</w:t>
             </w:r>
           </w:p>
         </w:tc>
@@ -6770,7 +6770,7 @@
               <w:rPr>
                 <w:sz w:val="15"/>
               </w:rPr>
-              <w:t>35.3%</w:t>
+              <w:t>64.7%</w:t>
             </w:r>
           </w:p>
         </w:tc>
@@ -6784,7 +6784,7 @@
               <w:rPr>
                 <w:sz w:val="15"/>
               </w:rPr>
-              <w:t>38.9%</w:t>
+              <w:t>71.4%</w:t>
             </w:r>
           </w:p>
         </w:tc>
@@ -6798,7 +6798,7 @@
               <w:rPr>
                 <w:sz w:val="15"/>
               </w:rPr>
-              <w:t>11.6%</w:t>
+              <w:t>13.6%</w:t>
             </w:r>
           </w:p>
         </w:tc>
@@ -7941,7 +7941,7 @@
               <w:rPr>
                 <w:sz w:val="15"/>
               </w:rPr>
-              <w:t>94.3%</w:t>
+              <w:t>95.4%</w:t>
             </w:r>
           </w:p>
         </w:tc>
@@ -7955,7 +7955,7 @@
               <w:rPr>
                 <w:sz w:val="15"/>
               </w:rPr>
-              <w:t>59.4%</w:t>
+              <w:t>59.6%</w:t>
             </w:r>
           </w:p>
         </w:tc>
@@ -8018,7 +8018,7 @@
           <w:b/>
           <w:sz w:val="19"/>
         </w:rPr>
-        <w:t>(가) 셀 채움만 보면 “거의 다 됐다”로 읽힌다. 구조·강성은 셀 99.9%다. 그런데 실측기반은 57.4%이고, 실측만으로 카드가 나오는 재료는 31.1%(169종)뿐이다. 전체로는 5,054칸(34.9%p)이 가정값이 만든 착시다.</w:t>
+        <w:t>(가) 셀 채움만 보면 “거의 다 됐다”로 읽힌다. 구조·강성은 셀 99.9%다. 그런데 실측기반은 57.4%이고, 실측만으로 카드가 나오는 재료는 31.1%(169종)뿐이다. 전체로는 5,184칸(35.8%p)이 가정값이 만든 착시다.</w:t>
       </w:r>
     </w:p>
     <w:p>
@@ -8042,7 +8042,7 @@
           <w:b w:val="0"/>
           <w:sz w:val="19"/>
         </w:rPr>
-        <w:t>(다) 셀 채움과 재료 준비가 크게 갈리는 자리가 진짜 병목이다. 낙하·충격은 셀 82.4%인데 준비 35.3%다. 재료마다 비어 있는 칸이 다르면 이렇게 벌어진다. 반대로 전기·EMI는 두 수치가 같다 — 택일군 하나짜리 해석이라 채운 칸이 곧 준비된 재료다.</w:t>
+        <w:t>(다) 셀 채움과 재료 준비가 크게 갈리는 자리가 진짜 병목이다. 피로·수명은 셀 81.1%인데 준비 43.4%다. 재료마다 비어 있는 칸이 다르면 이렇게 벌어진다. 반대로 전기·EMI는 두 수치가 같다 — 택일군 하나짜리 해석이라 채운 칸이 곧 준비된 재료다.</w:t>
       </w:r>
     </w:p>
     <w:p>
@@ -9905,7 +9905,7 @@
           <w:b w:val="0"/>
           <w:sz w:val="19"/>
         </w:rPr>
-        <w:t>tier4는 4,003건(19.7%)이다. 그중 assumption 표지를 가진 것이 3,910건이고, 나머지 93건은 가정이 아니라 계산·유도값이다.</w:t>
+        <w:t>tier4는 4,206건(20.5%)이다. 그중 assumption 표지를 가진 것이 4,113건이고, 나머지 93건은 가정이 아니라 계산·유도값이다.</w:t>
       </w:r>
     </w:p>
     <w:tbl>
@@ -9978,7 +9978,7 @@
               <w:rPr>
                 <w:sz w:val="15"/>
               </w:rPr>
-              <w:t>동적증가계수(DIF)</w:t>
+              <w:t>전방사율</w:t>
             </w:r>
           </w:p>
         </w:tc>
@@ -9992,7 +9992,7 @@
               <w:rPr>
                 <w:sz w:val="15"/>
               </w:rPr>
-              <w:t>236 / 254</w:t>
+              <w:t>202 / 218</w:t>
             </w:r>
           </w:p>
         </w:tc>
@@ -10006,7 +10006,7 @@
               <w:rPr>
                 <w:sz w:val="15"/>
               </w:rPr>
-              <w:t>92.9%  █████████·</w:t>
+              <w:t>92.7%  █████████·</w:t>
             </w:r>
           </w:p>
         </w:tc>
@@ -10022,7 +10022,7 @@
               <w:rPr>
                 <w:sz w:val="15"/>
               </w:rPr>
-              <w:t>전방사율</w:t>
+              <w:t>동적증가계수(DIF)</w:t>
             </w:r>
           </w:p>
         </w:tc>
@@ -10036,7 +10036,7 @@
               <w:rPr>
                 <w:sz w:val="15"/>
               </w:rPr>
-              <w:t>202 / 218</w:t>
+              <w:t>375 / 416</w:t>
             </w:r>
           </w:p>
         </w:tc>
@@ -10050,7 +10050,7 @@
               <w:rPr>
                 <w:sz w:val="15"/>
               </w:rPr>
-              <w:t>92.7%  █████████·</w:t>
+              <w:t>90.1%  █████████·</w:t>
             </w:r>
           </w:p>
         </w:tc>
@@ -10462,7 +10462,7 @@
               <w:rPr>
                 <w:sz w:val="15"/>
               </w:rPr>
-              <w:t>피로강도지수 b</w:t>
+              <w:t>Cowper-Symonds p</w:t>
             </w:r>
           </w:p>
         </w:tc>
@@ -10476,7 +10476,7 @@
               <w:rPr>
                 <w:sz w:val="15"/>
               </w:rPr>
-              <w:t>60 / 160</w:t>
+              <w:t>30 / 79</w:t>
             </w:r>
           </w:p>
         </w:tc>
@@ -10490,7 +10490,7 @@
               <w:rPr>
                 <w:sz w:val="15"/>
               </w:rPr>
-              <w:t>37.5%  ████······</w:t>
+              <w:t>38.0%  ████······</w:t>
             </w:r>
           </w:p>
         </w:tc>
@@ -10506,7 +10506,7 @@
           <w:b/>
           <w:sz w:val="19"/>
         </w:rPr>
-        <w:t>재료 카테고리별 tier4 — polymer 2,277 · composite 817 · metal 403 · ceramic 298 · foam 142 · rubber 66. 구멍이 거의 전부 폴리머·복합·고무·폼에 몰려 있고 금속·세라믹은 사실상 다 찼다.</w:t>
+        <w:t>재료 카테고리별 tier4 — polymer 2,413 · composite 835 · metal 414 · ceramic 323 · foam 153 · rubber 68. 구멍이 거의 전부 폴리머·복합·고무·폼에 몰려 있고 금속·세라믹은 사실상 다 찼다.</w:t>
       </w:r>
     </w:p>
     <w:tbl>
@@ -10563,7 +10563,7 @@
               <w:rPr>
                 <w:sz w:val="15"/>
               </w:rPr>
-              <w:t>Glass-Filled Nylon (PA6-GF30)</w:t>
+              <w:t>Coverlay (PI + adhesive)</w:t>
             </w:r>
           </w:p>
         </w:tc>
@@ -10577,7 +10577,7 @@
               <w:rPr>
                 <w:sz w:val="15"/>
               </w:rPr>
-              <w:t>55</w:t>
+              <w:t>56</w:t>
             </w:r>
           </w:p>
         </w:tc>
@@ -10593,7 +10593,7 @@
               <w:rPr>
                 <w:sz w:val="15"/>
               </w:rPr>
-              <w:t>Coverlay (PI + adhesive)</w:t>
+              <w:t>Glass-Filled Nylon (PA6-GF30)</w:t>
             </w:r>
           </w:p>
         </w:tc>
@@ -10607,7 +10607,7 @@
               <w:rPr>
                 <w:sz w:val="15"/>
               </w:rPr>
-              <w:t>54</w:t>
+              <w:t>55</w:t>
             </w:r>
           </w:p>
         </w:tc>
@@ -10623,7 +10623,7 @@
               <w:rPr>
                 <w:sz w:val="15"/>
               </w:rPr>
-              <w:t>Kapton PI Adhesive Tape</w:t>
+              <w:t>Arisawa C33 Low-Dk Coverlay (polyimide + adhesive)</w:t>
             </w:r>
           </w:p>
         </w:tc>
@@ -10637,7 +10637,7 @@
               <w:rPr>
                 <w:sz w:val="15"/>
               </w:rPr>
-              <w:t>40</w:t>
+              <w:t>42</w:t>
             </w:r>
           </w:p>
         </w:tc>
@@ -10653,7 +10653,7 @@
               <w:rPr>
                 <w:sz w:val="15"/>
               </w:rPr>
-              <w:t>Arisawa C33 Low-Dk Coverlay (polyimide + adhesive)</w:t>
+              <w:t>Kapton PI Adhesive Tape</w:t>
             </w:r>
           </w:p>
         </w:tc>
@@ -10697,7 +10697,7 @@
               <w:rPr>
                 <w:sz w:val="15"/>
               </w:rPr>
-              <w:t>35</w:t>
+              <w:t>37</w:t>
             </w:r>
           </w:p>
         </w:tc>
@@ -10727,7 +10727,7 @@
               <w:rPr>
                 <w:sz w:val="15"/>
               </w:rPr>
-              <w:t>32</w:t>
+              <w:t>34</w:t>
             </w:r>
           </w:p>
         </w:tc>
@@ -10757,7 +10757,7 @@
               <w:rPr>
                 <w:sz w:val="15"/>
               </w:rPr>
-              <w:t>31</w:t>
+              <w:t>32</w:t>
             </w:r>
           </w:p>
         </w:tc>
@@ -10773,7 +10773,7 @@
               <w:rPr>
                 <w:sz w:val="15"/>
               </w:rPr>
-              <w:t>Rogers RO4350B High-Frequency Laminate</w:t>
+              <w:t>Color Filter Resin (pigment)</w:t>
             </w:r>
           </w:p>
         </w:tc>
@@ -10787,7 +10787,7 @@
               <w:rPr>
                 <w:sz w:val="15"/>
               </w:rPr>
-              <w:t>29</w:t>
+              <w:t>30</w:t>
             </w:r>
           </w:p>
         </w:tc>
@@ -11042,7 +11042,7 @@
               <w:rPr>
                 <w:sz w:val="16"/>
               </w:rPr>
-              <w:t>20,271건</w:t>
+              <w:t>20,553건</w:t>
             </w:r>
           </w:p>
         </w:tc>
@@ -11072,7 +11072,7 @@
               <w:rPr>
                 <w:sz w:val="16"/>
               </w:rPr>
-              <w:t>2,068건 (DOI 보유 688)</w:t>
+              <w:t>2,071건 (DOI 보유 691)</w:t>
             </w:r>
           </w:p>
         </w:tc>
@@ -11132,7 +11132,7 @@
               <w:rPr>
                 <w:sz w:val="16"/>
               </w:rPr>
-              <w:t>datasheet 880 · journal 671 · database 307 · other 88 · book 69 · standard 28 · web 24 · computed 1</w:t>
+              <w:t>datasheet 880 · journal 674 · database 307 · other 88 · book 69 · standard 28 · web 24 · computed 1</w:t>
             </w:r>
           </w:p>
         </w:tc>
@@ -11237,7 +11237,7 @@
               <w:rPr>
                 <w:sz w:val="16"/>
               </w:rPr>
-              <w:t>13,655  (94.3%)</w:t>
+              <w:t>13,815  (95.4%)</w:t>
             </w:r>
           </w:p>
         </w:tc>
@@ -11267,7 +11267,7 @@
               <w:rPr>
                 <w:sz w:val="16"/>
               </w:rPr>
-              <w:t>8,601  (59.4%)</w:t>
+              <w:t>8,631  (59.6%)</w:t>
             </w:r>
           </w:p>
         </w:tc>
@@ -11297,7 +11297,7 @@
               <w:rPr>
                 <w:sz w:val="16"/>
               </w:rPr>
-              <w:t>5,054  (34.9%p)</w:t>
+              <w:t>5,184  (35.8%p)</w:t>
             </w:r>
           </w:p>
         </w:tc>
@@ -11327,7 +11327,7 @@
               <w:rPr>
                 <w:sz w:val="16"/>
               </w:rPr>
-              <w:t>827</w:t>
+              <w:t>667</w:t>
             </w:r>
           </w:p>
         </w:tc>
@@ -11387,7 +11387,7 @@
               <w:rPr>
                 <w:sz w:val="16"/>
               </w:rPr>
-              <w:t>676</w:t>
+              <w:t>516</w:t>
             </w:r>
           </w:p>
         </w:tc>
@@ -11417,7 +11417,7 @@
               <w:rPr>
                 <w:sz w:val="16"/>
               </w:rPr>
-              <w:t>5,881</w:t>
+              <w:t>5,851</w:t>
             </w:r>
           </w:p>
         </w:tc>
@@ -11494,7 +11494,7 @@
               <w:rPr>
                 <w:sz w:val="15"/>
               </w:rPr>
-              <w:t>율속 (Cowper-Symonds · DIF · σy(ε̇) · JC-C)</w:t>
+              <w:t>소성 (항복 OR 인장+연신)</w:t>
             </w:r>
           </w:p>
         </w:tc>
@@ -11508,7 +11508,7 @@
               <w:rPr>
                 <w:sz w:val="15"/>
               </w:rPr>
-              <w:t>316</w:t>
+              <w:t>162</w:t>
             </w:r>
           </w:p>
         </w:tc>
@@ -11522,7 +11522,7 @@
               <w:rPr>
                 <w:sz w:val="15"/>
               </w:rPr>
-              <w:t>OA에 존재하는 Cowper-Symonds 논문이 45건 수준이고 전부 금속 아니면 벌크 폴리머다. 복합재·세라믹·유리의 CS 쌍은 OA에 하나도 없다</w:t>
+              <w:t>적층판 18종은 파단연신율을 어느 벤더도 발표하지 않고 문헌에도 없다</w:t>
             </w:r>
           </w:p>
         </w:tc>
@@ -11538,7 +11538,7 @@
               <w:rPr>
                 <w:sz w:val="15"/>
               </w:rPr>
-              <w:t>소성 (항복 OR 인장+연신)</w:t>
+              <w:t>율속 (Cowper-Symonds · DIF · σy(ε̇) · JC-C)</w:t>
             </w:r>
           </w:p>
         </w:tc>
@@ -11552,7 +11552,7 @@
               <w:rPr>
                 <w:sz w:val="15"/>
               </w:rPr>
-              <w:t>162</w:t>
+              <w:t>156</w:t>
             </w:r>
           </w:p>
         </w:tc>
@@ -11566,7 +11566,7 @@
               <w:rPr>
                 <w:sz w:val="15"/>
               </w:rPr>
-              <w:t>적층판 18종은 파단연신율을 어느 벤더도 발표하지 않고 문헌에도 없다</w:t>
+              <w:t>OA에 존재하는 Cowper-Symonds 논문이 45건 수준이고 전부 금속 아니면 벌크 폴리머다. 복합재·세라믹·유리의 CS 쌍은 OA에 하나도 없다</w:t>
             </w:r>
           </w:p>
         </w:tc>
@@ -11846,7 +11846,7 @@
           <w:b/>
           <w:sz w:val="19"/>
         </w:rPr>
-        <w:t>남은 일의 성격 요약 — 10개 해석은 재료마다 딱 한 칸씩 모자라고, 낙하·충격만 2층 병목이다. 막힌 경로가 바뀌지 않는 한 남은 칸 전부는 안 닫힌다. 두 파동에 걸쳐 확인된 결론은 율속과 피로가 OA 밖(핸드북·벤더 시험보고서·유료 표준)에 있다는 것이다. 동시에, 채워진 13,655칸 중 5,054칸이 가정값이다 — 남은 칸을 닫는 것과 이미 닫은 칸의 근거를 두껍게 하는 것은 별개의 일이고 후자가 더 크다.</w:t>
+        <w:t>남은 일의 성격 요약 — 10개 해석은 재료마다 딱 한 칸씩 모자라고, 낙하·충격만 2층 병목이다. 막힌 경로가 바뀌지 않는 한 남은 칸 전부는 안 닫힌다. 두 파동에 걸쳐 확인된 결론은 율속과 피로가 OA 밖(핸드북·벤더 시험보고서·유료 표준)에 있다는 것이다. 동시에, 채워진 13,815칸 중 5,184칸이 가정값이다 — 남은 칸을 닫는 것과 이미 닫은 칸의 근거를 두껍게 하는 것은 별개의 일이고 후자가 더 크다.</w:t>
       </w:r>
     </w:p>
     <w:p>
@@ -12611,7 +12611,7 @@
               <w:rPr>
                 <w:sz w:val="15"/>
               </w:rPr>
-              <w:t>85.6%</w:t>
+              <w:t>91.7%</w:t>
             </w:r>
           </w:p>
         </w:tc>
@@ -12625,7 +12625,7 @@
               <w:rPr>
                 <w:sz w:val="15"/>
               </w:rPr>
-              <w:t>81.7%</w:t>
+              <w:t>87.8%</w:t>
             </w:r>
           </w:p>
         </w:tc>
@@ -13001,7 +13001,7 @@
           <w:b/>
           <w:sz w:val="19"/>
         </w:rPr>
-        <w:t>리포트가 인쇄하는 “남은 일은 827칸이 아니라 259칸이다”도 같은 이유로 과소치다. 정직한 값은 676칸이다(827 − 151, 151 = 부재이면서 아직 비어 있는 칸). 이 문서의 5·10절은 그 값을 쓴다.</w:t>
+        <w:t>리포트가 인쇄하는 “남은 일은 667칸이 아니라 99칸이다”도 같은 이유로 과소치다. 정직한 값은 516칸이다(667 − 151, 151 = 부재이면서 아직 비어 있는 칸). 이 문서의 5·10절은 그 값을 쓴다.</w:t>
       </w:r>
     </w:p>
     <w:p>

--- a/MaterialTwin_물성수집_방법론.docx
+++ b/MaterialTwin_물성수집_방법론.docx
@@ -31,7 +31,7 @@
           <w:color w:val="606060"/>
           <w:sz w:val="18"/>
         </w:rPr>
-        <w:t>2026-08-10 · 재료 544종 · 물성값 20,553건 · 출처 2,071건 · 물성 정의 158종</w:t>
+        <w:t>2026-08-10 · 재료 544종 · 물성값 20,600건 · 출처 2,079건 · 물성 정의 158종</w:t>
       </w:r>
     </w:p>
     <w:p/>
@@ -1305,7 +1305,7 @@
               <w:rPr>
                 <w:sz w:val="16"/>
               </w:rPr>
-              <w:t>46.3%</w:t>
+              <w:t>46.2%</w:t>
             </w:r>
           </w:p>
         </w:tc>
@@ -1407,7 +1407,7 @@
               <w:rPr>
                 <w:sz w:val="16"/>
               </w:rPr>
-              <w:t>5,197</w:t>
+              <w:t>5,234</w:t>
             </w:r>
           </w:p>
         </w:tc>
@@ -1421,7 +1421,7 @@
               <w:rPr>
                 <w:sz w:val="16"/>
               </w:rPr>
-              <w:t>25.3%</w:t>
+              <w:t>25.4%</w:t>
             </w:r>
           </w:p>
         </w:tc>
@@ -1465,7 +1465,7 @@
               <w:rPr>
                 <w:sz w:val="16"/>
               </w:rPr>
-              <w:t>4,206</w:t>
+              <w:t>4,216</w:t>
             </w:r>
           </w:p>
         </w:tc>
@@ -4031,7 +4031,7 @@
               <w:rPr>
                 <w:sz w:val="15"/>
               </w:rPr>
-              <w:t>소성 (항복 OR 인장+연신)</w:t>
+              <w:t>율속 (Cowper-Symonds · DIF · σy(ε̇) · JC-C)</w:t>
             </w:r>
           </w:p>
         </w:tc>
@@ -4045,7 +4045,7 @@
               <w:rPr>
                 <w:sz w:val="15"/>
               </w:rPr>
-              <w:t>162</w:t>
+              <w:t>156</w:t>
             </w:r>
           </w:p>
         </w:tc>
@@ -4059,7 +4059,7 @@
               <w:rPr>
                 <w:sz w:val="15"/>
               </w:rPr>
-              <w:t>162</w:t>
+              <w:t>156</w:t>
             </w:r>
           </w:p>
         </w:tc>
@@ -4089,7 +4089,7 @@
               <w:rPr>
                 <w:sz w:val="15"/>
               </w:rPr>
-              <w:t>율속 (Cowper-Symonds · DIF · σy(ε̇) · JC-C)</w:t>
+              <w:t>소성 (항복 OR 인장+연신)</w:t>
             </w:r>
           </w:p>
         </w:tc>
@@ -4103,7 +4103,7 @@
               <w:rPr>
                 <w:sz w:val="15"/>
               </w:rPr>
-              <w:t>156</w:t>
+              <w:t>155</w:t>
             </w:r>
           </w:p>
         </w:tc>
@@ -4117,7 +4117,7 @@
               <w:rPr>
                 <w:sz w:val="15"/>
               </w:rPr>
-              <w:t>156</w:t>
+              <w:t>155</w:t>
             </w:r>
           </w:p>
         </w:tc>
@@ -4263,7 +4263,7 @@
               <w:rPr>
                 <w:sz w:val="15"/>
               </w:rPr>
-              <w:t>전기 (유전율 · 체적저항률 · 손실계수)</w:t>
+              <w:t>점탄성 Prony 세트</w:t>
             </w:r>
           </w:p>
         </w:tc>
@@ -4277,7 +4277,7 @@
               <w:rPr>
                 <w:sz w:val="15"/>
               </w:rPr>
-              <w:t>33</w:t>
+              <w:t>22</w:t>
             </w:r>
           </w:p>
         </w:tc>
@@ -4291,7 +4291,7 @@
               <w:rPr>
                 <w:sz w:val="15"/>
               </w:rPr>
-              <w:t>33</w:t>
+              <w:t>22</w:t>
             </w:r>
           </w:p>
         </w:tc>
@@ -4321,7 +4321,7 @@
               <w:rPr>
                 <w:sz w:val="15"/>
               </w:rPr>
-              <w:t>점탄성 Prony 세트</w:t>
+              <w:t>전기 (유전율 · 체적저항률 · 손실계수)</w:t>
             </w:r>
           </w:p>
         </w:tc>
@@ -4335,7 +4335,7 @@
               <w:rPr>
                 <w:sz w:val="15"/>
               </w:rPr>
-              <w:t>26</w:t>
+              <w:t>12</w:t>
             </w:r>
           </w:p>
         </w:tc>
@@ -4349,7 +4349,7 @@
               <w:rPr>
                 <w:sz w:val="15"/>
               </w:rPr>
-              <w:t>26</w:t>
+              <w:t>12</w:t>
             </w:r>
           </w:p>
         </w:tc>
@@ -4437,7 +4437,7 @@
               <w:rPr>
                 <w:sz w:val="15"/>
               </w:rPr>
-              <w:t>산소 (O₂ 투과계수 · 용해도)</w:t>
+              <w:t>영률</w:t>
             </w:r>
           </w:p>
         </w:tc>
@@ -4451,7 +4451,7 @@
               <w:rPr>
                 <w:sz w:val="15"/>
               </w:rPr>
-              <w:t>7</w:t>
+              <w:t>6</w:t>
             </w:r>
           </w:p>
         </w:tc>
@@ -4465,7 +4465,7 @@
               <w:rPr>
                 <w:sz w:val="15"/>
               </w:rPr>
-              <w:t>7</w:t>
+              <w:t>2</w:t>
             </w:r>
           </w:p>
         </w:tc>
@@ -4479,7 +4479,7 @@
               <w:rPr>
                 <w:sz w:val="15"/>
               </w:rPr>
-              <w:t>1.00</w:t>
+              <w:t>3.00</w:t>
             </w:r>
           </w:p>
         </w:tc>
@@ -4495,7 +4495,7 @@
               <w:rPr>
                 <w:sz w:val="15"/>
               </w:rPr>
-              <w:t>영률</w:t>
+              <w:t>젖음 (접촉각 · 표면에너지)</w:t>
             </w:r>
           </w:p>
         </w:tc>
@@ -4509,7 +4509,7 @@
               <w:rPr>
                 <w:sz w:val="15"/>
               </w:rPr>
-              <w:t>6</w:t>
+              <w:t>3</w:t>
             </w:r>
           </w:p>
         </w:tc>
@@ -4523,7 +4523,7 @@
               <w:rPr>
                 <w:sz w:val="15"/>
               </w:rPr>
-              <w:t>2</w:t>
+              <w:t>3</w:t>
             </w:r>
           </w:p>
         </w:tc>
@@ -4537,7 +4537,7 @@
               <w:rPr>
                 <w:sz w:val="15"/>
               </w:rPr>
-              <w:t>3.00</w:t>
+              <w:t>1.00</w:t>
             </w:r>
           </w:p>
         </w:tc>
@@ -4553,7 +4553,7 @@
               <w:rPr>
                 <w:sz w:val="15"/>
               </w:rPr>
-              <w:t>젖음 (접촉각 · 표면에너지)</w:t>
+              <w:t>열전도율</w:t>
             </w:r>
           </w:p>
         </w:tc>
@@ -4567,7 +4567,7 @@
               <w:rPr>
                 <w:sz w:val="15"/>
               </w:rPr>
-              <w:t>3</w:t>
+              <w:t>2</w:t>
             </w:r>
           </w:p>
         </w:tc>
@@ -4581,7 +4581,7 @@
               <w:rPr>
                 <w:sz w:val="15"/>
               </w:rPr>
-              <w:t>3</w:t>
+              <w:t>1</w:t>
             </w:r>
           </w:p>
         </w:tc>
@@ -4595,7 +4595,7 @@
               <w:rPr>
                 <w:sz w:val="15"/>
               </w:rPr>
-              <w:t>1.00</w:t>
+              <w:t>2.00</w:t>
             </w:r>
           </w:p>
         </w:tc>
@@ -4611,7 +4611,7 @@
               <w:rPr>
                 <w:sz w:val="15"/>
               </w:rPr>
-              <w:t>열전도율</w:t>
+              <w:t>초탄성 계수</w:t>
             </w:r>
           </w:p>
         </w:tc>
@@ -4639,7 +4639,7 @@
               <w:rPr>
                 <w:sz w:val="15"/>
               </w:rPr>
-              <w:t>1</w:t>
+              <w:t>2</w:t>
             </w:r>
           </w:p>
         </w:tc>
@@ -4653,7 +4653,7 @@
               <w:rPr>
                 <w:sz w:val="15"/>
               </w:rPr>
-              <w:t>2.00</w:t>
+              <w:t>1.00</w:t>
             </w:r>
           </w:p>
         </w:tc>
@@ -4669,7 +4669,7 @@
               <w:rPr>
                 <w:sz w:val="15"/>
               </w:rPr>
-              <w:t>초탄성 계수</w:t>
+              <w:t>산소 (O₂ 투과계수 · 용해도)</w:t>
             </w:r>
           </w:p>
         </w:tc>
@@ -4876,7 +4876,7 @@
               <w:rPr>
                 <w:sz w:val="16"/>
               </w:rPr>
-              <w:t>81종</w:t>
+              <w:t>86종</w:t>
             </w:r>
           </w:p>
         </w:tc>
@@ -4906,7 +4906,7 @@
               <w:rPr>
                 <w:sz w:val="16"/>
               </w:rPr>
-              <w:t>121종</w:t>
+              <w:t>142종</w:t>
             </w:r>
           </w:p>
         </w:tc>
@@ -4936,7 +4936,7 @@
               <w:rPr>
                 <w:sz w:val="16"/>
               </w:rPr>
-              <w:t>42종</w:t>
+              <w:t>18종</w:t>
             </w:r>
           </w:p>
         </w:tc>
@@ -4966,7 +4966,7 @@
               <w:rPr>
                 <w:sz w:val="16"/>
               </w:rPr>
-              <w:t>8종</w:t>
+              <w:t>5종</w:t>
             </w:r>
           </w:p>
         </w:tc>
@@ -5086,7 +5086,7 @@
               <w:rPr>
                 <w:sz w:val="16"/>
               </w:rPr>
-              <w:t>258종 / 544종</w:t>
+              <w:t>257종 / 544종</w:t>
             </w:r>
           </w:p>
         </w:tc>
@@ -5209,7 +5209,7 @@
               <w:rPr>
                 <w:sz w:val="16"/>
               </w:rPr>
-              <w:t>192종</w:t>
+              <w:t>188종</w:t>
             </w:r>
           </w:p>
         </w:tc>
@@ -5223,7 +5223,7 @@
               <w:rPr>
                 <w:sz w:val="16"/>
               </w:rPr>
-              <w:t>65종</w:t>
+              <w:t>64종</w:t>
             </w:r>
           </w:p>
         </w:tc>
@@ -5237,7 +5237,7 @@
               <w:rPr>
                 <w:sz w:val="16"/>
               </w:rPr>
-              <w:t>126종</w:t>
+              <w:t>123종</w:t>
             </w:r>
           </w:p>
         </w:tc>
@@ -5411,7 +5411,7 @@
               <w:rPr>
                 <w:sz w:val="16"/>
               </w:rPr>
-              <w:t>전기·EMI</w:t>
+              <w:t>폴더블 벤딩</w:t>
             </w:r>
           </w:p>
         </w:tc>
@@ -5425,7 +5425,7 @@
               <w:rPr>
                 <w:sz w:val="16"/>
               </w:rPr>
-              <w:t>33종</w:t>
+              <w:t>22종</w:t>
             </w:r>
           </w:p>
         </w:tc>
@@ -5439,7 +5439,7 @@
               <w:rPr>
                 <w:sz w:val="16"/>
               </w:rPr>
-              <w:t>33종</w:t>
+              <w:t>22종</w:t>
             </w:r>
           </w:p>
         </w:tc>
@@ -5483,7 +5483,7 @@
               <w:rPr>
                 <w:sz w:val="16"/>
               </w:rPr>
-              <w:t>폴더블 벤딩</w:t>
+              <w:t>전기·EMI</w:t>
             </w:r>
           </w:p>
         </w:tc>
@@ -5497,7 +5497,7 @@
               <w:rPr>
                 <w:sz w:val="16"/>
               </w:rPr>
-              <w:t>26종</w:t>
+              <w:t>12종</w:t>
             </w:r>
           </w:p>
         </w:tc>
@@ -5511,7 +5511,7 @@
               <w:rPr>
                 <w:sz w:val="16"/>
               </w:rPr>
-              <w:t>26종</w:t>
+              <w:t>12종</w:t>
             </w:r>
           </w:p>
         </w:tc>
@@ -5627,7 +5627,7 @@
               <w:rPr>
                 <w:sz w:val="16"/>
               </w:rPr>
-              <w:t>산소확산-매트릭스</w:t>
+              <w:t>결로(표면)</w:t>
             </w:r>
           </w:p>
         </w:tc>
@@ -5641,7 +5641,7 @@
               <w:rPr>
                 <w:sz w:val="16"/>
               </w:rPr>
-              <w:t>7종</w:t>
+              <w:t>4종</w:t>
             </w:r>
           </w:p>
         </w:tc>
@@ -5655,7 +5655,7 @@
               <w:rPr>
                 <w:sz w:val="16"/>
               </w:rPr>
-              <w:t>7종</w:t>
+              <w:t>4종</w:t>
             </w:r>
           </w:p>
         </w:tc>
@@ -5699,7 +5699,7 @@
               <w:rPr>
                 <w:sz w:val="16"/>
               </w:rPr>
-              <w:t>결로(표면)</w:t>
+              <w:t>구조·강성</w:t>
             </w:r>
           </w:p>
         </w:tc>
@@ -5713,7 +5713,7 @@
               <w:rPr>
                 <w:sz w:val="16"/>
               </w:rPr>
-              <w:t>4종</w:t>
+              <w:t>2종</w:t>
             </w:r>
           </w:p>
         </w:tc>
@@ -5727,7 +5727,7 @@
               <w:rPr>
                 <w:sz w:val="16"/>
               </w:rPr>
-              <w:t>4종</w:t>
+              <w:t>2종</w:t>
             </w:r>
           </w:p>
         </w:tc>
@@ -5771,7 +5771,7 @@
               <w:rPr>
                 <w:sz w:val="16"/>
               </w:rPr>
-              <w:t>구조·강성</w:t>
+              <w:t>열응력·워피지</w:t>
             </w:r>
           </w:p>
         </w:tc>
@@ -5799,7 +5799,7 @@
               <w:rPr>
                 <w:sz w:val="16"/>
               </w:rPr>
-              <w:t>2종</w:t>
+              <w:t>1종</w:t>
             </w:r>
           </w:p>
         </w:tc>
@@ -5813,7 +5813,7 @@
               <w:rPr>
                 <w:sz w:val="16"/>
               </w:rPr>
-              <w:t>0종</w:t>
+              <w:t>1종</w:t>
             </w:r>
           </w:p>
         </w:tc>
@@ -5843,7 +5843,7 @@
               <w:rPr>
                 <w:sz w:val="16"/>
               </w:rPr>
-              <w:t>열응력·워피지</w:t>
+              <w:t>초탄성(실링·완충)</w:t>
             </w:r>
           </w:p>
         </w:tc>
@@ -5871,7 +5871,7 @@
               <w:rPr>
                 <w:sz w:val="16"/>
               </w:rPr>
-              <w:t>1종</w:t>
+              <w:t>2종</w:t>
             </w:r>
           </w:p>
         </w:tc>
@@ -5885,7 +5885,7 @@
               <w:rPr>
                 <w:sz w:val="16"/>
               </w:rPr>
-              <w:t>1종</w:t>
+              <w:t>0종</w:t>
             </w:r>
           </w:p>
         </w:tc>
@@ -5915,7 +5915,7 @@
               <w:rPr>
                 <w:sz w:val="16"/>
               </w:rPr>
-              <w:t>초탄성(실링·완충)</w:t>
+              <w:t>산소확산-매트릭스</w:t>
             </w:r>
           </w:p>
         </w:tc>
@@ -6143,7 +6143,7 @@
           <w:b w:val="0"/>
           <w:sz w:val="19"/>
         </w:rPr>
-        <w:t>예외는 낙하·충격(127종이 2칸 이상) · 열응력·워피지(1종이 2칸 이상)이다. 여기는 한 배치로 안 닫히는 다층 병목이다.</w:t>
+        <w:t>예외는 낙하·충격(124종이 2칸 이상) · 열응력·워피지(1종이 2칸 이상)이다. 여기는 한 배치로 안 닫히는 다층 병목이다.</w:t>
       </w:r>
     </w:p>
     <w:p>
@@ -6742,7 +6742,7 @@
               <w:rPr>
                 <w:sz w:val="15"/>
               </w:rPr>
-              <w:t>88.2%  ███████·</w:t>
+              <w:t>88.5%  ███████·</w:t>
             </w:r>
           </w:p>
         </w:tc>
@@ -6756,7 +6756,7 @@
               <w:rPr>
                 <w:sz w:val="15"/>
               </w:rPr>
-              <w:t>46.8%</w:t>
+              <w:t>46.9%</w:t>
             </w:r>
           </w:p>
         </w:tc>
@@ -6770,7 +6770,7 @@
               <w:rPr>
                 <w:sz w:val="15"/>
               </w:rPr>
-              <w:t>64.7%</w:t>
+              <w:t>65.4%</w:t>
             </w:r>
           </w:p>
         </w:tc>
@@ -6784,7 +6784,7 @@
               <w:rPr>
                 <w:sz w:val="15"/>
               </w:rPr>
-              <w:t>71.4%</w:t>
+              <w:t>72.2%</w:t>
             </w:r>
           </w:p>
         </w:tc>
@@ -7042,7 +7042,7 @@
               <w:rPr>
                 <w:sz w:val="15"/>
               </w:rPr>
-              <w:t>96.5%  ████████</w:t>
+              <w:t>97.0%  ████████</w:t>
             </w:r>
           </w:p>
         </w:tc>
@@ -7056,7 +7056,7 @@
               <w:rPr>
                 <w:sz w:val="15"/>
               </w:rPr>
-              <w:t>56.6%</w:t>
+              <w:t>57.2%</w:t>
             </w:r>
           </w:p>
         </w:tc>
@@ -7070,7 +7070,7 @@
               <w:rPr>
                 <w:sz w:val="15"/>
               </w:rPr>
-              <w:t>85.9%</w:t>
+              <w:t>88.1%</w:t>
             </w:r>
           </w:p>
         </w:tc>
@@ -7084,7 +7084,7 @@
               <w:rPr>
                 <w:sz w:val="15"/>
               </w:rPr>
-              <w:t>85.9%</w:t>
+              <w:t>88.1%</w:t>
             </w:r>
           </w:p>
         </w:tc>
@@ -7098,7 +7098,7 @@
               <w:rPr>
                 <w:sz w:val="15"/>
               </w:rPr>
-              <w:t>17.8%</w:t>
+              <w:t>18.4%</w:t>
             </w:r>
           </w:p>
         </w:tc>
@@ -7542,7 +7542,7 @@
               <w:rPr>
                 <w:sz w:val="15"/>
               </w:rPr>
-              <w:t>93.9%  ████████</w:t>
+              <w:t>97.8%  ████████</w:t>
             </w:r>
           </w:p>
         </w:tc>
@@ -7556,7 +7556,7 @@
               <w:rPr>
                 <w:sz w:val="15"/>
               </w:rPr>
-              <w:t>69.3%</w:t>
+              <w:t>73.2%</w:t>
             </w:r>
           </w:p>
         </w:tc>
@@ -7570,7 +7570,7 @@
               <w:rPr>
                 <w:sz w:val="15"/>
               </w:rPr>
-              <w:t>93.9%</w:t>
+              <w:t>97.8%</w:t>
             </w:r>
           </w:p>
         </w:tc>
@@ -7584,7 +7584,7 @@
               <w:rPr>
                 <w:sz w:val="15"/>
               </w:rPr>
-              <w:t>93.3%</w:t>
+              <w:t>97.6%</w:t>
             </w:r>
           </w:p>
         </w:tc>
@@ -7598,7 +7598,7 @@
               <w:rPr>
                 <w:sz w:val="15"/>
               </w:rPr>
-              <w:t>69.3%</w:t>
+              <w:t>73.2%</w:t>
             </w:r>
           </w:p>
         </w:tc>
@@ -7842,7 +7842,7 @@
               <w:rPr>
                 <w:sz w:val="15"/>
               </w:rPr>
-              <w:t>91.1%  ███████·</w:t>
+              <w:t>97.5%  ████████</w:t>
             </w:r>
           </w:p>
         </w:tc>
@@ -7856,7 +7856,7 @@
               <w:rPr>
                 <w:sz w:val="15"/>
               </w:rPr>
-              <w:t>75.9%</w:t>
+              <w:t>82.3%</w:t>
             </w:r>
           </w:p>
         </w:tc>
@@ -7870,7 +7870,7 @@
               <w:rPr>
                 <w:sz w:val="15"/>
               </w:rPr>
-              <w:t>91.1%</w:t>
+              <w:t>97.5%</w:t>
             </w:r>
           </w:p>
         </w:tc>
@@ -7884,7 +7884,7 @@
               <w:rPr>
                 <w:sz w:val="15"/>
               </w:rPr>
-              <w:t>91.1%</w:t>
+              <w:t>97.5%</w:t>
             </w:r>
           </w:p>
         </w:tc>
@@ -7898,7 +7898,7 @@
               <w:rPr>
                 <w:sz w:val="15"/>
               </w:rPr>
-              <w:t>75.9%</w:t>
+              <w:t>82.3%</w:t>
             </w:r>
           </w:p>
         </w:tc>
@@ -7941,7 +7941,7 @@
               <w:rPr>
                 <w:sz w:val="15"/>
               </w:rPr>
-              <w:t>95.4%</w:t>
+              <w:t>95.6%</w:t>
             </w:r>
           </w:p>
         </w:tc>
@@ -7955,7 +7955,7 @@
               <w:rPr>
                 <w:sz w:val="15"/>
               </w:rPr>
-              <w:t>59.6%</w:t>
+              <w:t>59.8%</w:t>
             </w:r>
           </w:p>
         </w:tc>
@@ -8018,7 +8018,7 @@
           <w:b/>
           <w:sz w:val="19"/>
         </w:rPr>
-        <w:t>(가) 셀 채움만 보면 “거의 다 됐다”로 읽힌다. 구조·강성은 셀 99.9%다. 그런데 실측기반은 57.4%이고, 실측만으로 카드가 나오는 재료는 31.1%(169종)뿐이다. 전체로는 5,184칸(35.8%p)이 가정값이 만든 착시다.</w:t>
+        <w:t>(가) 셀 채움만 보면 “거의 다 됐다”로 읽힌다. 구조·강성은 셀 99.9%다. 그런데 실측기반은 57.4%이고, 실측만으로 카드가 나오는 재료는 31.1%(169종)뿐이다. 전체로는 5,188칸(35.8%p)이 가정값이 만든 착시다.</w:t>
       </w:r>
     </w:p>
     <w:p>
@@ -9905,7 +9905,7 @@
           <w:b w:val="0"/>
           <w:sz w:val="19"/>
         </w:rPr>
-        <w:t>tier4는 4,206건(20.5%)이다. 그중 assumption 표지를 가진 것이 4,113건이고, 나머지 93건은 가정이 아니라 계산·유도값이다.</w:t>
+        <w:t>tier4는 4,216건(20.5%)이다. 그중 assumption 표지를 가진 것이 4,123건이고, 나머지 93건은 가정이 아니라 계산·유도값이다.</w:t>
       </w:r>
     </w:p>
     <w:tbl>
@@ -10506,7 +10506,7 @@
           <w:b/>
           <w:sz w:val="19"/>
         </w:rPr>
-        <w:t>재료 카테고리별 tier4 — polymer 2,413 · composite 835 · metal 414 · ceramic 323 · foam 153 · rubber 68. 구멍이 거의 전부 폴리머·복합·고무·폼에 몰려 있고 금속·세라믹은 사실상 다 찼다.</w:t>
+        <w:t>재료 카테고리별 tier4 — polymer 2,415 · composite 843 · metal 414 · ceramic 323 · foam 153 · rubber 68. 구멍이 거의 전부 폴리머·복합·고무·폼에 몰려 있고 금속·세라믹은 사실상 다 찼다.</w:t>
       </w:r>
     </w:p>
     <w:tbl>
@@ -11042,7 +11042,7 @@
               <w:rPr>
                 <w:sz w:val="16"/>
               </w:rPr>
-              <w:t>20,553건</w:t>
+              <w:t>20,600건</w:t>
             </w:r>
           </w:p>
         </w:tc>
@@ -11072,7 +11072,7 @@
               <w:rPr>
                 <w:sz w:val="16"/>
               </w:rPr>
-              <w:t>2,071건 (DOI 보유 691)</w:t>
+              <w:t>2,079건 (DOI 보유 696)</w:t>
             </w:r>
           </w:p>
         </w:tc>
@@ -11132,7 +11132,7 @@
               <w:rPr>
                 <w:sz w:val="16"/>
               </w:rPr>
-              <w:t>datasheet 880 · journal 674 · database 307 · other 88 · book 69 · standard 28 · web 24 · computed 1</w:t>
+              <w:t>datasheet 883 · journal 678 · database 308 · other 88 · book 69 · standard 28 · web 24 · computed 1</w:t>
             </w:r>
           </w:p>
         </w:tc>
@@ -11237,7 +11237,7 @@
               <w:rPr>
                 <w:sz w:val="16"/>
               </w:rPr>
-              <w:t>13,815  (95.4%)</w:t>
+              <w:t>13,852  (95.6%)</w:t>
             </w:r>
           </w:p>
         </w:tc>
@@ -11267,7 +11267,7 @@
               <w:rPr>
                 <w:sz w:val="16"/>
               </w:rPr>
-              <w:t>8,631  (59.6%)</w:t>
+              <w:t>8,664  (59.8%)</w:t>
             </w:r>
           </w:p>
         </w:tc>
@@ -11297,7 +11297,7 @@
               <w:rPr>
                 <w:sz w:val="16"/>
               </w:rPr>
-              <w:t>5,184  (35.8%p)</w:t>
+              <w:t>5,188  (35.8%p)</w:t>
             </w:r>
           </w:p>
         </w:tc>
@@ -11327,7 +11327,7 @@
               <w:rPr>
                 <w:sz w:val="16"/>
               </w:rPr>
-              <w:t>667</w:t>
+              <w:t>630</w:t>
             </w:r>
           </w:p>
         </w:tc>
@@ -11387,7 +11387,7 @@
               <w:rPr>
                 <w:sz w:val="16"/>
               </w:rPr>
-              <w:t>516</w:t>
+              <w:t>479</w:t>
             </w:r>
           </w:p>
         </w:tc>
@@ -11417,7 +11417,7 @@
               <w:rPr>
                 <w:sz w:val="16"/>
               </w:rPr>
-              <w:t>5,851</w:t>
+              <w:t>5,818</w:t>
             </w:r>
           </w:p>
         </w:tc>
@@ -11494,7 +11494,7 @@
               <w:rPr>
                 <w:sz w:val="15"/>
               </w:rPr>
-              <w:t>소성 (항복 OR 인장+연신)</w:t>
+              <w:t>율속 (Cowper-Symonds · DIF · σy(ε̇) · JC-C)</w:t>
             </w:r>
           </w:p>
         </w:tc>
@@ -11508,7 +11508,7 @@
               <w:rPr>
                 <w:sz w:val="15"/>
               </w:rPr>
-              <w:t>162</w:t>
+              <w:t>156</w:t>
             </w:r>
           </w:p>
         </w:tc>
@@ -11522,7 +11522,7 @@
               <w:rPr>
                 <w:sz w:val="15"/>
               </w:rPr>
-              <w:t>적층판 18종은 파단연신율을 어느 벤더도 발표하지 않고 문헌에도 없다</w:t>
+              <w:t>OA에 존재하는 Cowper-Symonds 논문이 45건 수준이고 전부 금속 아니면 벌크 폴리머다. 복합재·세라믹·유리의 CS 쌍은 OA에 하나도 없다</w:t>
             </w:r>
           </w:p>
         </w:tc>
@@ -11538,7 +11538,7 @@
               <w:rPr>
                 <w:sz w:val="15"/>
               </w:rPr>
-              <w:t>율속 (Cowper-Symonds · DIF · σy(ε̇) · JC-C)</w:t>
+              <w:t>소성 (항복 OR 인장+연신)</w:t>
             </w:r>
           </w:p>
         </w:tc>
@@ -11552,7 +11552,7 @@
               <w:rPr>
                 <w:sz w:val="15"/>
               </w:rPr>
-              <w:t>156</w:t>
+              <w:t>155</w:t>
             </w:r>
           </w:p>
         </w:tc>
@@ -11566,7 +11566,7 @@
               <w:rPr>
                 <w:sz w:val="15"/>
               </w:rPr>
-              <w:t>OA에 존재하는 Cowper-Symonds 논문이 45건 수준이고 전부 금속 아니면 벌크 폴리머다. 복합재·세라믹·유리의 CS 쌍은 OA에 하나도 없다</w:t>
+              <w:t>적층판 18종은 파단연신율을 어느 벤더도 발표하지 않고 문헌에도 없다</w:t>
             </w:r>
           </w:p>
         </w:tc>
@@ -11670,7 +11670,7 @@
               <w:rPr>
                 <w:sz w:val="15"/>
               </w:rPr>
-              <w:t>전기 (유전율 · 체적저항률 · 손실계수)</w:t>
+              <w:t>점탄성 Prony 세트</w:t>
             </w:r>
           </w:p>
         </w:tc>
@@ -11684,7 +11684,7 @@
               <w:rPr>
                 <w:sz w:val="15"/>
               </w:rPr>
-              <w:t>33</w:t>
+              <w:t>22</w:t>
             </w:r>
           </w:p>
         </w:tc>
@@ -11698,7 +11698,7 @@
               <w:rPr>
                 <w:sz w:val="15"/>
               </w:rPr>
-              <w:t>도체는 유전율이 정의되지 않고, 저밀도 폼은 상대밀도가 지배하는데 벤더가 발표하지 않는다</w:t>
+              <w:t>상용 PI 필름·점착테이프의 점탄성은 Prony로 발표되지 않는다(ETAG 002 크리프로 규격화). 사내 DMA 없이는 안 열린다</w:t>
             </w:r>
           </w:p>
         </w:tc>
@@ -11714,7 +11714,7 @@
               <w:rPr>
                 <w:sz w:val="15"/>
               </w:rPr>
-              <w:t>점탄성 Prony 세트</w:t>
+              <w:t>전기 (유전율 · 체적저항률 · 손실계수)</w:t>
             </w:r>
           </w:p>
         </w:tc>
@@ -11728,7 +11728,7 @@
               <w:rPr>
                 <w:sz w:val="15"/>
               </w:rPr>
-              <w:t>26</w:t>
+              <w:t>12</w:t>
             </w:r>
           </w:p>
         </w:tc>
@@ -11742,7 +11742,7 @@
               <w:rPr>
                 <w:sz w:val="15"/>
               </w:rPr>
-              <w:t>상용 PI 필름·점착테이프의 점탄성은 Prony로 발표되지 않는다(ETAG 002 크리프로 규격화). 사내 DMA 없이는 안 열린다</w:t>
+              <w:t>도체는 유전율이 정의되지 않고, 저밀도 폼은 상대밀도가 지배하는데 벤더가 발표하지 않는다</w:t>
             </w:r>
           </w:p>
         </w:tc>
@@ -11802,7 +11802,7 @@
               <w:rPr>
                 <w:sz w:val="15"/>
               </w:rPr>
-              <w:t>산소 (O₂ 투과계수 · 용해도)</w:t>
+              <w:t>영률</w:t>
             </w:r>
           </w:p>
         </w:tc>
@@ -11816,7 +11816,7 @@
               <w:rPr>
                 <w:sz w:val="15"/>
               </w:rPr>
-              <w:t>7</w:t>
+              <w:t>6</w:t>
             </w:r>
           </w:p>
         </w:tc>
@@ -11830,7 +11830,7 @@
               <w:rPr>
                 <w:sz w:val="15"/>
               </w:rPr>
-              <w:t>OCA는 배리어 부품이 아니라 벤더가 측정할 동기가 없다</w:t>
+              <w:t>남은 2종은 개별 확인 대상이다</w:t>
             </w:r>
           </w:p>
         </w:tc>
@@ -11846,7 +11846,7 @@
           <w:b/>
           <w:sz w:val="19"/>
         </w:rPr>
-        <w:t>남은 일의 성격 요약 — 10개 해석은 재료마다 딱 한 칸씩 모자라고, 낙하·충격만 2층 병목이다. 막힌 경로가 바뀌지 않는 한 남은 칸 전부는 안 닫힌다. 두 파동에 걸쳐 확인된 결론은 율속과 피로가 OA 밖(핸드북·벤더 시험보고서·유료 표준)에 있다는 것이다. 동시에, 채워진 13,815칸 중 5,184칸이 가정값이다 — 남은 칸을 닫는 것과 이미 닫은 칸의 근거를 두껍게 하는 것은 별개의 일이고 후자가 더 크다.</w:t>
+        <w:t>남은 일의 성격 요약 — 10개 해석은 재료마다 딱 한 칸씩 모자라고, 낙하·충격만 2층 병목이다. 막힌 경로가 바뀌지 않는 한 남은 칸 전부는 안 닫힌다. 두 파동에 걸쳐 확인된 결론은 율속과 피로가 OA 밖(핸드북·벤더 시험보고서·유료 표준)에 있다는 것이다. 동시에, 채워진 13,852칸 중 5,188칸이 가정값이다 — 남은 칸을 닫는 것과 이미 닫은 칸의 근거를 두껍게 하는 것은 별개의 일이고 후자가 더 크다.</w:t>
       </w:r>
     </w:p>
     <w:p>
@@ -12611,7 +12611,7 @@
               <w:rPr>
                 <w:sz w:val="15"/>
               </w:rPr>
-              <w:t>91.7%</w:t>
+              <w:t>91.9%</w:t>
             </w:r>
           </w:p>
         </w:tc>
@@ -12625,7 +12625,7 @@
               <w:rPr>
                 <w:sz w:val="15"/>
               </w:rPr>
-              <w:t>87.8%</w:t>
+              <w:t>88.0%</w:t>
             </w:r>
           </w:p>
         </w:tc>
@@ -12971,7 +12971,7 @@
               <w:rPr>
                 <w:sz w:val="15"/>
               </w:rPr>
-              <w:t>103.7%</w:t>
+              <w:t>107.9%</w:t>
             </w:r>
           </w:p>
         </w:tc>
@@ -12985,7 +12985,7 @@
               <w:rPr>
                 <w:sz w:val="15"/>
               </w:rPr>
-              <w:t>93.3%</w:t>
+              <w:t>97.6%</w:t>
             </w:r>
           </w:p>
         </w:tc>
@@ -13001,7 +13001,7 @@
           <w:b/>
           <w:sz w:val="19"/>
         </w:rPr>
-        <w:t>리포트가 인쇄하는 “남은 일은 667칸이 아니라 99칸이다”도 같은 이유로 과소치다. 정직한 값은 516칸이다(667 − 151, 151 = 부재이면서 아직 비어 있는 칸). 이 문서의 5·10절은 그 값을 쓴다.</w:t>
+        <w:t>리포트가 인쇄하는 “남은 일은 630칸이 아니라 62칸이다”도 같은 이유로 과소치다. 정직한 값은 479칸이다(630 − 151, 151 = 부재이면서 아직 비어 있는 칸). 이 문서의 5·10절은 그 값을 쓴다.</w:t>
       </w:r>
     </w:p>
     <w:p>

--- a/MaterialTwin_물성수집_방법론.docx
+++ b/MaterialTwin_물성수집_방법론.docx
@@ -31,7 +31,7 @@
           <w:color w:val="606060"/>
           <w:sz w:val="18"/>
         </w:rPr>
-        <w:t>2026-08-10 · 재료 544종 · 물성값 20,600건 · 출처 2,079건 · 물성 정의 158종</w:t>
+        <w:t>2026-08-10 · 재료 544종 · 물성값 20,742건 · 출처 2,092건 · 물성 정의 161종</w:t>
       </w:r>
     </w:p>
     <w:p/>
@@ -108,7 +108,7 @@
           <w:b/>
           <w:sz w:val="19"/>
         </w:rPr>
-        <w:t>카탈로그는 재료 544종 × 물성 정의 158종이다. 그러나 이 8만여 칸을 다 세지 않는다. 알루미나에 투습도를 요구하거나 벌크 금속에 층두께를 요구하면 없는 결함을 만들어내는 지표가 된다(실제로 그렇게 세다가 벤딩을 8%, 결로를 4%로 잘못 셌다). 대신 해석 13종이 실제로 요구하는 (재료 × 필수물성) 격자 14,482칸을 센다.</w:t>
+        <w:t>카탈로그는 재료 544종 × 물성 정의 161종이다. 그러나 이 8만여 칸을 다 세지 않는다. 알루미나에 투습도를 요구하거나 벌크 금속에 층두께를 요구하면 없는 결함을 만들어내는 지표가 된다(실제로 그렇게 세다가 벤딩을 8%, 결로를 4%로 잘못 셌다). 대신 해석 13종이 실제로 요구하는 (재료 × 필수물성) 격자 14,478칸을 센다.</w:t>
       </w:r>
     </w:p>
     <w:tbl>
@@ -659,7 +659,7 @@
               <w:rPr>
                 <w:sz w:val="14"/>
               </w:rPr>
-              <w:t>418종</w:t>
+              <w:t>417종</w:t>
             </w:r>
           </w:p>
         </w:tc>
@@ -701,7 +701,7 @@
               <w:rPr>
                 <w:sz w:val="14"/>
               </w:rPr>
-              <w:t>1,672</w:t>
+              <w:t>1,668</w:t>
             </w:r>
           </w:p>
         </w:tc>
@@ -1291,7 +1291,7 @@
               <w:rPr>
                 <w:sz w:val="16"/>
               </w:rPr>
-              <w:t>9,512</w:t>
+              <w:t>9,517</w:t>
             </w:r>
           </w:p>
         </w:tc>
@@ -1305,7 +1305,7 @@
               <w:rPr>
                 <w:sz w:val="16"/>
               </w:rPr>
-              <w:t>46.2%</w:t>
+              <w:t>45.9%</w:t>
             </w:r>
           </w:p>
         </w:tc>
@@ -1363,7 +1363,7 @@
               <w:rPr>
                 <w:sz w:val="16"/>
               </w:rPr>
-              <w:t>8.0%</w:t>
+              <w:t>7.9%</w:t>
             </w:r>
           </w:p>
         </w:tc>
@@ -1407,7 +1407,7 @@
               <w:rPr>
                 <w:sz w:val="16"/>
               </w:rPr>
-              <w:t>5,234</w:t>
+              <w:t>5,305</w:t>
             </w:r>
           </w:p>
         </w:tc>
@@ -1421,7 +1421,7 @@
               <w:rPr>
                 <w:sz w:val="16"/>
               </w:rPr>
-              <w:t>25.4%</w:t>
+              <w:t>25.6%</w:t>
             </w:r>
           </w:p>
         </w:tc>
@@ -1465,7 +1465,7 @@
               <w:rPr>
                 <w:sz w:val="16"/>
               </w:rPr>
-              <w:t>4,216</w:t>
+              <w:t>4,282</w:t>
             </w:r>
           </w:p>
         </w:tc>
@@ -1479,7 +1479,7 @@
               <w:rPr>
                 <w:sz w:val="16"/>
               </w:rPr>
-              <w:t>20.5%</w:t>
+              <w:t>20.6%</w:t>
             </w:r>
           </w:p>
         </w:tc>
@@ -4031,7 +4031,7 @@
               <w:rPr>
                 <w:sz w:val="15"/>
               </w:rPr>
-              <w:t>율속 (Cowper-Symonds · DIF · σy(ε̇) · JC-C)</w:t>
+              <w:t>피로계수 (Basquin · Coffin-Manson · Darveaux · Morrow)</w:t>
             </w:r>
           </w:p>
         </w:tc>
@@ -4045,7 +4045,7 @@
               <w:rPr>
                 <w:sz w:val="15"/>
               </w:rPr>
-              <w:t>156</w:t>
+              <w:t>94</w:t>
             </w:r>
           </w:p>
         </w:tc>
@@ -4059,7 +4059,7 @@
               <w:rPr>
                 <w:sz w:val="15"/>
               </w:rPr>
-              <w:t>156</w:t>
+              <w:t>94</w:t>
             </w:r>
           </w:p>
         </w:tc>
@@ -4103,7 +4103,7 @@
               <w:rPr>
                 <w:sz w:val="15"/>
               </w:rPr>
-              <w:t>155</w:t>
+              <w:t>85</w:t>
             </w:r>
           </w:p>
         </w:tc>
@@ -4117,7 +4117,7 @@
               <w:rPr>
                 <w:sz w:val="15"/>
               </w:rPr>
-              <w:t>155</w:t>
+              <w:t>85</w:t>
             </w:r>
           </w:p>
         </w:tc>
@@ -4147,7 +4147,7 @@
               <w:rPr>
                 <w:sz w:val="15"/>
               </w:rPr>
-              <w:t>피로계수 (Basquin · Coffin-Manson · Darveaux · Morrow)</w:t>
+              <w:t>율속 (Cowper-Symonds · DIF · σy(ε̇) · JC-C)</w:t>
             </w:r>
           </w:p>
         </w:tc>
@@ -4161,7 +4161,7 @@
               <w:rPr>
                 <w:sz w:val="15"/>
               </w:rPr>
-              <w:t>66</w:t>
+              <w:t>76</w:t>
             </w:r>
           </w:p>
         </w:tc>
@@ -4175,7 +4175,7 @@
               <w:rPr>
                 <w:sz w:val="15"/>
               </w:rPr>
-              <w:t>66</w:t>
+              <w:t>76</w:t>
             </w:r>
           </w:p>
         </w:tc>
@@ -4876,7 +4876,7 @@
               <w:rPr>
                 <w:sz w:val="16"/>
               </w:rPr>
-              <w:t>86종</w:t>
+              <w:t>87종</w:t>
             </w:r>
           </w:p>
         </w:tc>
@@ -4906,7 +4906,7 @@
               <w:rPr>
                 <w:sz w:val="16"/>
               </w:rPr>
-              <w:t>142종</w:t>
+              <w:t>80종</w:t>
             </w:r>
           </w:p>
         </w:tc>
@@ -4936,7 +4936,7 @@
               <w:rPr>
                 <w:sz w:val="16"/>
               </w:rPr>
-              <w:t>18종</w:t>
+              <w:t>19종</w:t>
             </w:r>
           </w:p>
         </w:tc>
@@ -4966,7 +4966,7 @@
               <w:rPr>
                 <w:sz w:val="16"/>
               </w:rPr>
-              <w:t>5종</w:t>
+              <w:t>7종</w:t>
             </w:r>
           </w:p>
         </w:tc>
@@ -4996,7 +4996,7 @@
               <w:rPr>
                 <w:sz w:val="16"/>
               </w:rPr>
-              <w:t>3종</w:t>
+              <w:t>1종</w:t>
             </w:r>
           </w:p>
         </w:tc>
@@ -5086,7 +5086,7 @@
               <w:rPr>
                 <w:sz w:val="16"/>
               </w:rPr>
-              <w:t>257종 / 544종</w:t>
+              <w:t>197종 / 544종</w:t>
             </w:r>
           </w:p>
         </w:tc>
@@ -5195,7 +5195,7 @@
               <w:rPr>
                 <w:sz w:val="16"/>
               </w:rPr>
-              <w:t>낙하·충격</w:t>
+              <w:t>피로·수명</w:t>
             </w:r>
           </w:p>
         </w:tc>
@@ -5209,7 +5209,7 @@
               <w:rPr>
                 <w:sz w:val="16"/>
               </w:rPr>
-              <w:t>188종</w:t>
+              <w:t>94종</w:t>
             </w:r>
           </w:p>
         </w:tc>
@@ -5223,7 +5223,7 @@
               <w:rPr>
                 <w:sz w:val="16"/>
               </w:rPr>
-              <w:t>64종</w:t>
+              <w:t>94종</w:t>
             </w:r>
           </w:p>
         </w:tc>
@@ -5237,7 +5237,7 @@
               <w:rPr>
                 <w:sz w:val="16"/>
               </w:rPr>
-              <w:t>123종</w:t>
+              <w:t>0종</w:t>
             </w:r>
           </w:p>
         </w:tc>
@@ -5251,7 +5251,7 @@
               <w:rPr>
                 <w:sz w:val="16"/>
               </w:rPr>
-              <w:t>1종</w:t>
+              <w:t>0종</w:t>
             </w:r>
           </w:p>
         </w:tc>
@@ -5267,7 +5267,7 @@
               <w:rPr>
                 <w:sz w:val="16"/>
               </w:rPr>
-              <w:t>피로·수명</w:t>
+              <w:t>낙하·충격</w:t>
             </w:r>
           </w:p>
         </w:tc>
@@ -5281,7 +5281,7 @@
               <w:rPr>
                 <w:sz w:val="16"/>
               </w:rPr>
-              <w:t>66종</w:t>
+              <w:t>88종</w:t>
             </w:r>
           </w:p>
         </w:tc>
@@ -5295,7 +5295,7 @@
               <w:rPr>
                 <w:sz w:val="16"/>
               </w:rPr>
-              <w:t>66종</w:t>
+              <w:t>14종</w:t>
             </w:r>
           </w:p>
         </w:tc>
@@ -5309,7 +5309,7 @@
               <w:rPr>
                 <w:sz w:val="16"/>
               </w:rPr>
-              <w:t>0종</w:t>
+              <w:t>73종</w:t>
             </w:r>
           </w:p>
         </w:tc>
@@ -5323,7 +5323,7 @@
               <w:rPr>
                 <w:sz w:val="16"/>
               </w:rPr>
-              <w:t>0종</w:t>
+              <w:t>1종</w:t>
             </w:r>
           </w:p>
         </w:tc>
@@ -6143,7 +6143,7 @@
           <w:b w:val="0"/>
           <w:sz w:val="19"/>
         </w:rPr>
-        <w:t>예외는 낙하·충격(124종이 2칸 이상) · 열응력·워피지(1종이 2칸 이상)이다. 여기는 한 배치로 안 닫히는 다층 병목이다.</w:t>
+        <w:t>예외는 낙하·충격(74종이 2칸 이상) · 열응력·워피지(1종이 2칸 이상)이다. 여기는 한 배치로 안 닫히는 다층 병목이다.</w:t>
       </w:r>
     </w:p>
     <w:p>
@@ -6742,7 +6742,7 @@
               <w:rPr>
                 <w:sz w:val="15"/>
               </w:rPr>
-              <w:t>88.5%  ███████·</w:t>
+              <w:t>90.3%  ███████·</w:t>
             </w:r>
           </w:p>
         </w:tc>
@@ -6756,7 +6756,7 @@
               <w:rPr>
                 <w:sz w:val="15"/>
               </w:rPr>
-              <w:t>46.9%</w:t>
+              <w:t>47.2%</w:t>
             </w:r>
           </w:p>
         </w:tc>
@@ -6770,7 +6770,7 @@
               <w:rPr>
                 <w:sz w:val="15"/>
               </w:rPr>
-              <w:t>65.4%</w:t>
+              <w:t>74.4%</w:t>
             </w:r>
           </w:p>
         </w:tc>
@@ -6784,7 +6784,7 @@
               <w:rPr>
                 <w:sz w:val="15"/>
               </w:rPr>
-              <w:t>72.2%</w:t>
+              <w:t>82.2%</w:t>
             </w:r>
           </w:p>
         </w:tc>
@@ -7228,7 +7228,7 @@
               <w:rPr>
                 <w:sz w:val="15"/>
               </w:rPr>
-              <w:t>418</w:t>
+              <w:t>417</w:t>
             </w:r>
           </w:p>
         </w:tc>
@@ -7256,7 +7256,7 @@
               <w:rPr>
                 <w:sz w:val="15"/>
               </w:rPr>
-              <w:t>60.0%</w:t>
+              <w:t>60.1%</w:t>
             </w:r>
           </w:p>
         </w:tc>
@@ -7298,7 +7298,7 @@
               <w:rPr>
                 <w:sz w:val="15"/>
               </w:rPr>
-              <w:t>26.8%</w:t>
+              <w:t>26.9%</w:t>
             </w:r>
           </w:p>
         </w:tc>
@@ -7642,7 +7642,7 @@
               <w:rPr>
                 <w:sz w:val="15"/>
               </w:rPr>
-              <w:t>81.1%  ██████··</w:t>
+              <w:t>84.2%  ███████·</w:t>
             </w:r>
           </w:p>
         </w:tc>
@@ -7656,7 +7656,7 @@
               <w:rPr>
                 <w:sz w:val="15"/>
               </w:rPr>
-              <w:t>70.4%</w:t>
+              <w:t>73.1%</w:t>
             </w:r>
           </w:p>
         </w:tc>
@@ -7670,7 +7670,7 @@
               <w:rPr>
                 <w:sz w:val="15"/>
               </w:rPr>
-              <w:t>43.4%</w:t>
+              <w:t>52.5%</w:t>
             </w:r>
           </w:p>
         </w:tc>
@@ -7684,7 +7684,7 @@
               <w:rPr>
                 <w:sz w:val="15"/>
               </w:rPr>
-              <w:t>56.6%</w:t>
+              <w:t>52.5%</w:t>
             </w:r>
           </w:p>
         </w:tc>
@@ -7698,7 +7698,7 @@
               <w:rPr>
                 <w:sz w:val="15"/>
               </w:rPr>
-              <w:t>30.8%</w:t>
+              <w:t>34.3%</w:t>
             </w:r>
           </w:p>
         </w:tc>
@@ -7941,7 +7941,7 @@
               <w:rPr>
                 <w:sz w:val="15"/>
               </w:rPr>
-              <w:t>95.6%</w:t>
+              <w:t>96.1%</w:t>
             </w:r>
           </w:p>
         </w:tc>
@@ -7955,7 +7955,7 @@
               <w:rPr>
                 <w:sz w:val="15"/>
               </w:rPr>
-              <w:t>59.8%</w:t>
+              <w:t>60.0%</w:t>
             </w:r>
           </w:p>
         </w:tc>
@@ -8018,7 +8018,7 @@
           <w:b/>
           <w:sz w:val="19"/>
         </w:rPr>
-        <w:t>(가) 셀 채움만 보면 “거의 다 됐다”로 읽힌다. 구조·강성은 셀 99.9%다. 그런데 실측기반은 57.4%이고, 실측만으로 카드가 나오는 재료는 31.1%(169종)뿐이다. 전체로는 5,188칸(35.8%p)이 가정값이 만든 착시다.</w:t>
+        <w:t>(가) 셀 채움만 보면 “거의 다 됐다”로 읽힌다. 구조·강성은 셀 99.9%다. 그런데 실측기반은 57.4%이고, 실측만으로 카드가 나오는 재료는 31.1%(169종)뿐이다. 전체로는 5,227칸(36.1%p)이 가정값이 만든 착시다.</w:t>
       </w:r>
     </w:p>
     <w:p>
@@ -8042,7 +8042,7 @@
           <w:b w:val="0"/>
           <w:sz w:val="19"/>
         </w:rPr>
-        <w:t>(다) 셀 채움과 재료 준비가 크게 갈리는 자리가 진짜 병목이다. 피로·수명은 셀 81.1%인데 준비 43.4%다. 재료마다 비어 있는 칸이 다르면 이렇게 벌어진다. 반대로 전기·EMI는 두 수치가 같다 — 택일군 하나짜리 해석이라 채운 칸이 곧 준비된 재료다.</w:t>
+        <w:t>(다) 셀 채움과 재료 준비가 크게 갈리는 자리가 진짜 병목이다. 피로·수명은 셀 84.2%인데 준비 52.5%다. 재료마다 비어 있는 칸이 다르면 이렇게 벌어진다. 반대로 전기·EMI는 두 수치가 같다 — 택일군 하나짜리 해석이라 채운 칸이 곧 준비된 재료다.</w:t>
       </w:r>
     </w:p>
     <w:p>
@@ -9905,7 +9905,7 @@
           <w:b w:val="0"/>
           <w:sz w:val="19"/>
         </w:rPr>
-        <w:t>tier4는 4,216건(20.5%)이다. 그중 assumption 표지를 가진 것이 4,123건이고, 나머지 93건은 가정이 아니라 계산·유도값이다.</w:t>
+        <w:t>tier4는 4,282건(20.6%)이다. 그중 assumption 표지를 가진 것이 4,189건이고, 나머지 93건은 가정이 아니라 계산·유도값이다.</w:t>
       </w:r>
     </w:p>
     <w:tbl>
@@ -10036,7 +10036,7 @@
               <w:rPr>
                 <w:sz w:val="15"/>
               </w:rPr>
-              <w:t>375 / 416</w:t>
+              <w:t>393 / 442</w:t>
             </w:r>
           </w:p>
         </w:tc>
@@ -10050,7 +10050,7 @@
               <w:rPr>
                 <w:sz w:val="15"/>
               </w:rPr>
-              <w:t>90.1%  █████████·</w:t>
+              <w:t>88.9%  █████████·</w:t>
             </w:r>
           </w:p>
         </w:tc>
@@ -10300,7 +10300,7 @@
               <w:rPr>
                 <w:sz w:val="15"/>
               </w:rPr>
-              <w:t>106 / 232</w:t>
+              <w:t>106 / 233</w:t>
             </w:r>
           </w:p>
         </w:tc>
@@ -10314,7 +10314,7 @@
               <w:rPr>
                 <w:sz w:val="15"/>
               </w:rPr>
-              <w:t>45.7%  █████·····</w:t>
+              <w:t>45.5%  █████·····</w:t>
             </w:r>
           </w:p>
         </w:tc>
@@ -10374,7 +10374,7 @@
               <w:rPr>
                 <w:sz w:val="15"/>
               </w:rPr>
-              <w:t>열전도율</w:t>
+              <w:t>Cowper-Symonds p</w:t>
             </w:r>
           </w:p>
         </w:tc>
@@ -10388,7 +10388,7 @@
               <w:rPr>
                 <w:sz w:val="15"/>
               </w:rPr>
-              <w:t>306 / 760</w:t>
+              <w:t>35 / 85</w:t>
             </w:r>
           </w:p>
         </w:tc>
@@ -10402,7 +10402,7 @@
               <w:rPr>
                 <w:sz w:val="15"/>
               </w:rPr>
-              <w:t>40.3%  ████······</w:t>
+              <w:t>41.2%  ████······</w:t>
             </w:r>
           </w:p>
         </w:tc>
@@ -10418,7 +10418,7 @@
               <w:rPr>
                 <w:sz w:val="15"/>
               </w:rPr>
-              <w:t>피로강도계수 σf'</w:t>
+              <w:t>Cowper-Symonds C</w:t>
             </w:r>
           </w:p>
         </w:tc>
@@ -10432,7 +10432,7 @@
               <w:rPr>
                 <w:sz w:val="15"/>
               </w:rPr>
-              <w:t>60 / 158</w:t>
+              <w:t>35 / 85</w:t>
             </w:r>
           </w:p>
         </w:tc>
@@ -10446,7 +10446,7 @@
               <w:rPr>
                 <w:sz w:val="15"/>
               </w:rPr>
-              <w:t>38.0%  ████······</w:t>
+              <w:t>41.2%  ████······</w:t>
             </w:r>
           </w:p>
         </w:tc>
@@ -10462,7 +10462,7 @@
               <w:rPr>
                 <w:sz w:val="15"/>
               </w:rPr>
-              <w:t>Cowper-Symonds p</w:t>
+              <w:t>열전도율</w:t>
             </w:r>
           </w:p>
         </w:tc>
@@ -10476,7 +10476,7 @@
               <w:rPr>
                 <w:sz w:val="15"/>
               </w:rPr>
-              <w:t>30 / 79</w:t>
+              <w:t>306 / 760</w:t>
             </w:r>
           </w:p>
         </w:tc>
@@ -10490,7 +10490,7 @@
               <w:rPr>
                 <w:sz w:val="15"/>
               </w:rPr>
-              <w:t>38.0%  ████······</w:t>
+              <w:t>40.3%  ████······</w:t>
             </w:r>
           </w:p>
         </w:tc>
@@ -10506,7 +10506,7 @@
           <w:b/>
           <w:sz w:val="19"/>
         </w:rPr>
-        <w:t>재료 카테고리별 tier4 — polymer 2,415 · composite 843 · metal 414 · ceramic 323 · foam 153 · rubber 68. 구멍이 거의 전부 폴리머·복합·고무·폼에 몰려 있고 금속·세라믹은 사실상 다 찼다.</w:t>
+        <w:t>재료 카테고리별 tier4 — polymer 2,430 · composite 875 · metal 423 · ceramic 327 · foam 158 · rubber 69. 구멍이 거의 전부 폴리머·복합·고무·폼에 몰려 있고 금속·세라믹은 사실상 다 찼다.</w:t>
       </w:r>
     </w:p>
     <w:tbl>
@@ -11012,7 +11012,7 @@
               <w:rPr>
                 <w:sz w:val="16"/>
               </w:rPr>
-              <w:t>544종 (polymer 300, metal 80, composite 72, ceramic 46, rubber 24, foam 22)</w:t>
+              <w:t>544종 (polymer 300, metal 80, composite 71, ceramic 47, rubber 24, foam 22)</w:t>
             </w:r>
           </w:p>
         </w:tc>
@@ -11042,7 +11042,7 @@
               <w:rPr>
                 <w:sz w:val="16"/>
               </w:rPr>
-              <w:t>20,600건</w:t>
+              <w:t>20,742건</w:t>
             </w:r>
           </w:p>
         </w:tc>
@@ -11072,7 +11072,7 @@
               <w:rPr>
                 <w:sz w:val="16"/>
               </w:rPr>
-              <w:t>2,079건 (DOI 보유 696)</w:t>
+              <w:t>2,092건 (DOI 보유 706)</w:t>
             </w:r>
           </w:p>
         </w:tc>
@@ -11102,7 +11102,7 @@
               <w:rPr>
                 <w:sz w:val="16"/>
               </w:rPr>
-              <w:t>158종 — 값이 있는 정의 158종(개통률 100%)</w:t>
+              <w:t>161종 — 값이 있는 정의 161종(개통률 100%)</w:t>
             </w:r>
           </w:p>
         </w:tc>
@@ -11132,7 +11132,7 @@
               <w:rPr>
                 <w:sz w:val="16"/>
               </w:rPr>
-              <w:t>datasheet 883 · journal 678 · database 308 · other 88 · book 69 · standard 28 · web 24 · computed 1</w:t>
+              <w:t>datasheet 883 · journal 687 · database 308 · other 91 · book 70 · standard 28 · web 24 · computed 1</w:t>
             </w:r>
           </w:p>
         </w:tc>
@@ -11207,7 +11207,7 @@
               <w:rPr>
                 <w:sz w:val="16"/>
               </w:rPr>
-              <w:t>14,482</w:t>
+              <w:t>14,478</w:t>
             </w:r>
           </w:p>
         </w:tc>
@@ -11237,7 +11237,7 @@
               <w:rPr>
                 <w:sz w:val="16"/>
               </w:rPr>
-              <w:t>13,852  (95.6%)</w:t>
+              <w:t>13,915  (96.1%)</w:t>
             </w:r>
           </w:p>
         </w:tc>
@@ -11267,7 +11267,7 @@
               <w:rPr>
                 <w:sz w:val="16"/>
               </w:rPr>
-              <w:t>8,664  (59.8%)</w:t>
+              <w:t>8,688  (60.0%)</w:t>
             </w:r>
           </w:p>
         </w:tc>
@@ -11297,7 +11297,7 @@
               <w:rPr>
                 <w:sz w:val="16"/>
               </w:rPr>
-              <w:t>5,188  (35.8%p)</w:t>
+              <w:t>5,227  (36.1%p)</w:t>
             </w:r>
           </w:p>
         </w:tc>
@@ -11327,7 +11327,7 @@
               <w:rPr>
                 <w:sz w:val="16"/>
               </w:rPr>
-              <w:t>630</w:t>
+              <w:t>563</w:t>
             </w:r>
           </w:p>
         </w:tc>
@@ -11357,7 +11357,7 @@
               <w:rPr>
                 <w:sz w:val="16"/>
               </w:rPr>
-              <w:t>151</w:t>
+              <w:t>206</w:t>
             </w:r>
           </w:p>
         </w:tc>
@@ -11387,7 +11387,7 @@
               <w:rPr>
                 <w:sz w:val="16"/>
               </w:rPr>
-              <w:t>479</w:t>
+              <w:t>357</w:t>
             </w:r>
           </w:p>
         </w:tc>
@@ -11417,7 +11417,7 @@
               <w:rPr>
                 <w:sz w:val="16"/>
               </w:rPr>
-              <w:t>5,818</w:t>
+              <w:t>5,790</w:t>
             </w:r>
           </w:p>
         </w:tc>
@@ -11494,7 +11494,7 @@
               <w:rPr>
                 <w:sz w:val="15"/>
               </w:rPr>
-              <w:t>율속 (Cowper-Symonds · DIF · σy(ε̇) · JC-C)</w:t>
+              <w:t>피로계수 (Basquin · Coffin-Manson · Darveaux · Morrow)</w:t>
             </w:r>
           </w:p>
         </w:tc>
@@ -11508,7 +11508,7 @@
               <w:rPr>
                 <w:sz w:val="15"/>
               </w:rPr>
-              <w:t>156</w:t>
+              <w:t>94</w:t>
             </w:r>
           </w:p>
         </w:tc>
@@ -11522,7 +11522,7 @@
               <w:rPr>
                 <w:sz w:val="15"/>
               </w:rPr>
-              <w:t>OA에 존재하는 Cowper-Symonds 논문이 45건 수준이고 전부 금속 아니면 벌크 폴리머다. 복합재·세라믹·유리의 CS 쌍은 OA에 하나도 없다</w:t>
+              <w:t>구리 계열 9종은 공표된 상관식에 분기가 아예 없다. FD&amp;E 원시 데이터는 파일 자신이 “digitized from plots may contain errors”라고 밝힌다 — 우리가 피팅하면 역산이다</w:t>
             </w:r>
           </w:p>
         </w:tc>
@@ -11552,7 +11552,7 @@
               <w:rPr>
                 <w:sz w:val="15"/>
               </w:rPr>
-              <w:t>155</w:t>
+              <w:t>85</w:t>
             </w:r>
           </w:p>
         </w:tc>
@@ -11582,7 +11582,7 @@
               <w:rPr>
                 <w:sz w:val="15"/>
               </w:rPr>
-              <w:t>피로계수 (Basquin · Coffin-Manson · Darveaux · Morrow)</w:t>
+              <w:t>율속 (Cowper-Symonds · DIF · σy(ε̇) · JC-C)</w:t>
             </w:r>
           </w:p>
         </w:tc>
@@ -11596,7 +11596,7 @@
               <w:rPr>
                 <w:sz w:val="15"/>
               </w:rPr>
-              <w:t>66</w:t>
+              <w:t>76</w:t>
             </w:r>
           </w:p>
         </w:tc>
@@ -11610,7 +11610,7 @@
               <w:rPr>
                 <w:sz w:val="15"/>
               </w:rPr>
-              <w:t>구리 계열 9종은 공표된 상관식에 분기가 아예 없다. FD&amp;E 원시 데이터는 파일 자신이 “digitized from plots may contain errors”라고 밝힌다 — 우리가 피팅하면 역산이다</w:t>
+              <w:t>OA에 존재하는 Cowper-Symonds 논문이 45건 수준이고 전부 금속 아니면 벌크 폴리머다. 복합재·세라믹·유리의 CS 쌍은 OA에 하나도 없다</w:t>
             </w:r>
           </w:p>
         </w:tc>
@@ -11846,7 +11846,7 @@
           <w:b/>
           <w:sz w:val="19"/>
         </w:rPr>
-        <w:t>남은 일의 성격 요약 — 10개 해석은 재료마다 딱 한 칸씩 모자라고, 낙하·충격만 2층 병목이다. 막힌 경로가 바뀌지 않는 한 남은 칸 전부는 안 닫힌다. 두 파동에 걸쳐 확인된 결론은 율속과 피로가 OA 밖(핸드북·벤더 시험보고서·유료 표준)에 있다는 것이다. 동시에, 채워진 13,852칸 중 5,188칸이 가정값이다 — 남은 칸을 닫는 것과 이미 닫은 칸의 근거를 두껍게 하는 것은 별개의 일이고 후자가 더 크다.</w:t>
+        <w:t>남은 일의 성격 요약 — 10개 해석은 재료마다 딱 한 칸씩 모자라고, 낙하·충격만 2층 병목이다. 막힌 경로가 바뀌지 않는 한 남은 칸 전부는 안 닫힌다. 두 파동에 걸쳐 확인된 결론은 율속과 피로가 OA 밖(핸드북·벤더 시험보고서·유료 표준)에 있다는 것이다. 동시에, 채워진 13,915칸 중 5,227칸이 가정값이다 — 남은 칸을 닫는 것과 이미 닫은 칸의 근거를 두껍게 하는 것은 별개의 일이고 후자가 더 크다.</w:t>
       </w:r>
     </w:p>
     <w:p>
@@ -12392,7 +12392,7 @@
           <w:b/>
           <w:sz w:val="19"/>
         </w:rPr>
-        <w:t>(가) coverage_report.py의 “유효 채움”이 부재 칸을 이중으로 센다. 구조적 부재 568칸 중 417칸에는 이미 tier4 가정값이 들어 있다(8차 방침대로라 정상이다). 그런데 지표는 이 칸을 분자에는 채운 것으로 넣고 분모에서는 빼고 있어, 해석별 유효채움이 100%를 넘는다.</w:t>
+        <w:t>(가) coverage_report.py의 “유효 채움”이 부재 칸을 이중으로 센다. 구조적 부재 624칸 중 418칸에는 이미 tier4 가정값이 들어 있다(8차 방침대로라 정상이다). 그런데 지표는 이 칸을 분자에는 채운 것으로 넣고 분모에서는 빼고 있어, 해석별 유효채움이 100%를 넘는다.</w:t>
       </w:r>
     </w:p>
     <w:tbl>
@@ -12583,7 +12583,7 @@
               <w:rPr>
                 <w:sz w:val="15"/>
               </w:rPr>
-              <w:t>102</w:t>
+              <w:t>204</w:t>
             </w:r>
           </w:p>
         </w:tc>
@@ -12597,7 +12597,7 @@
               <w:rPr>
                 <w:sz w:val="15"/>
               </w:rPr>
-              <w:t>102</w:t>
+              <w:t>103</w:t>
             </w:r>
           </w:p>
         </w:tc>
@@ -12611,7 +12611,7 @@
               <w:rPr>
                 <w:sz w:val="15"/>
               </w:rPr>
-              <w:t>91.9%</w:t>
+              <w:t>97.6%</w:t>
             </w:r>
           </w:p>
         </w:tc>
@@ -12625,7 +12625,7 @@
               <w:rPr>
                 <w:sz w:val="15"/>
               </w:rPr>
-              <w:t>88.0%</w:t>
+              <w:t>93.5%</w:t>
             </w:r>
           </w:p>
         </w:tc>
@@ -13001,7 +13001,7 @@
           <w:b/>
           <w:sz w:val="19"/>
         </w:rPr>
-        <w:t>리포트가 인쇄하는 “남은 일은 630칸이 아니라 62칸이다”도 같은 이유로 과소치다. 정직한 값은 479칸이다(630 − 151, 151 = 부재이면서 아직 비어 있는 칸). 이 문서의 5·10절은 그 값을 쓴다.</w:t>
+        <w:t>리포트가 인쇄하는 “남은 일은 563칸이 아니라 -61칸이다”도 같은 이유로 과소치다. 정직한 값은 357칸이다(563 − 206, 206 = 부재이면서 아직 비어 있는 칸). 이 문서의 5·10절은 그 값을 쓴다.</w:t>
       </w:r>
     </w:p>
     <w:p>
@@ -13013,7 +13013,7 @@
           <w:b/>
           <w:sz w:val="19"/>
         </w:rPr>
-        <w:t>(나) 문서화된 method×tier 조합표가 지켜지지 않고 있고, 검사가 없다. PROPERTY_DATA_HISTORY의 “정한 규칙” 2항이 허용 조합 7개를 표로 못박고 “다른 조합이 나오면 어딘가 어긋난 것이다”라고 적는데, 현재 DB에 표 밖 조합이 211건(1.0%) 있다.</w:t>
+        <w:t>(나) 문서화된 method×tier 조합표가 지켜지지 않고 있고, 검사가 없다. PROPERTY_DATA_HISTORY의 “정한 규칙” 2항이 허용 조합 7개를 표로 못박고 “다른 조합이 나오면 어딘가 어긋난 것이다”라고 적는데, 현재 DB에 표 밖 조합이 212건(1.0%) 있다.</w:t>
       </w:r>
     </w:p>
     <w:tbl>
@@ -13144,7 +13144,7 @@
               <w:rPr>
                 <w:sz w:val="15"/>
               </w:rPr>
-              <w:t>101</w:t>
+              <w:t>102</w:t>
             </w:r>
           </w:p>
         </w:tc>
@@ -13735,7 +13735,7 @@
               <w:rPr>
                 <w:sz w:val="15"/>
               </w:rPr>
-              <w:t>물성 정의 158종</w:t>
+              <w:t>물성 정의 161종</w:t>
             </w:r>
           </w:p>
         </w:tc>

--- a/MaterialTwin_물성수집_방법론.docx
+++ b/MaterialTwin_물성수집_방법론.docx
@@ -31,7 +31,7 @@
           <w:color w:val="606060"/>
           <w:sz w:val="18"/>
         </w:rPr>
-        <w:t>2026-08-10 · 재료 544종 · 물성값 20,742건 · 출처 2,092건 · 물성 정의 161종</w:t>
+        <w:t>2026-08-10 · 재료 544종 · 물성값 20,897건 · 출처 2,095건 · 물성 정의 161종</w:t>
       </w:r>
     </w:p>
     <w:p/>
@@ -1291,7 +1291,7 @@
               <w:rPr>
                 <w:sz w:val="16"/>
               </w:rPr>
-              <w:t>9,517</w:t>
+              <w:t>9,518</w:t>
             </w:r>
           </w:p>
         </w:tc>
@@ -1305,7 +1305,7 @@
               <w:rPr>
                 <w:sz w:val="16"/>
               </w:rPr>
-              <w:t>45.9%</w:t>
+              <w:t>45.5%</w:t>
             </w:r>
           </w:p>
         </w:tc>
@@ -1363,7 +1363,7 @@
               <w:rPr>
                 <w:sz w:val="16"/>
               </w:rPr>
-              <w:t>7.9%</w:t>
+              <w:t>7.8%</w:t>
             </w:r>
           </w:p>
         </w:tc>
@@ -1407,7 +1407,7 @@
               <w:rPr>
                 <w:sz w:val="16"/>
               </w:rPr>
-              <w:t>5,305</w:t>
+              <w:t>5,333</w:t>
             </w:r>
           </w:p>
         </w:tc>
@@ -1421,7 +1421,7 @@
               <w:rPr>
                 <w:sz w:val="16"/>
               </w:rPr>
-              <w:t>25.6%</w:t>
+              <w:t>25.5%</w:t>
             </w:r>
           </w:p>
         </w:tc>
@@ -1465,7 +1465,7 @@
               <w:rPr>
                 <w:sz w:val="16"/>
               </w:rPr>
-              <w:t>4,282</w:t>
+              <w:t>4,408</w:t>
             </w:r>
           </w:p>
         </w:tc>
@@ -1479,7 +1479,7 @@
               <w:rPr>
                 <w:sz w:val="16"/>
               </w:rPr>
-              <w:t>20.6%</w:t>
+              <w:t>21.1%</w:t>
             </w:r>
           </w:p>
         </w:tc>
@@ -4103,7 +4103,7 @@
               <w:rPr>
                 <w:sz w:val="15"/>
               </w:rPr>
-              <w:t>85</w:t>
+              <w:t>53</w:t>
             </w:r>
           </w:p>
         </w:tc>
@@ -4117,7 +4117,7 @@
               <w:rPr>
                 <w:sz w:val="15"/>
               </w:rPr>
-              <w:t>85</w:t>
+              <w:t>53</w:t>
             </w:r>
           </w:p>
         </w:tc>
@@ -4147,7 +4147,7 @@
               <w:rPr>
                 <w:sz w:val="15"/>
               </w:rPr>
-              <w:t>율속 (Cowper-Symonds · DIF · σy(ε̇) · JC-C)</w:t>
+              <w:t>접착 (peel · lap shear · die shear)</w:t>
             </w:r>
           </w:p>
         </w:tc>
@@ -4161,7 +4161,7 @@
               <w:rPr>
                 <w:sz w:val="15"/>
               </w:rPr>
-              <w:t>76</w:t>
+              <w:t>44</w:t>
             </w:r>
           </w:p>
         </w:tc>
@@ -4175,7 +4175,7 @@
               <w:rPr>
                 <w:sz w:val="15"/>
               </w:rPr>
-              <w:t>76</w:t>
+              <w:t>44</w:t>
             </w:r>
           </w:p>
         </w:tc>
@@ -4205,7 +4205,7 @@
               <w:rPr>
                 <w:sz w:val="15"/>
               </w:rPr>
-              <w:t>접착 (peel · lap shear · die shear)</w:t>
+              <w:t>점탄성 Prony 세트</w:t>
             </w:r>
           </w:p>
         </w:tc>
@@ -4219,7 +4219,7 @@
               <w:rPr>
                 <w:sz w:val="15"/>
               </w:rPr>
-              <w:t>44</w:t>
+              <w:t>22</w:t>
             </w:r>
           </w:p>
         </w:tc>
@@ -4233,7 +4233,7 @@
               <w:rPr>
                 <w:sz w:val="15"/>
               </w:rPr>
-              <w:t>44</w:t>
+              <w:t>22</w:t>
             </w:r>
           </w:p>
         </w:tc>
@@ -4263,7 +4263,7 @@
               <w:rPr>
                 <w:sz w:val="15"/>
               </w:rPr>
-              <w:t>점탄성 Prony 세트</w:t>
+              <w:t>전기 (유전율 · 체적저항률 · 손실계수)</w:t>
             </w:r>
           </w:p>
         </w:tc>
@@ -4277,7 +4277,7 @@
               <w:rPr>
                 <w:sz w:val="15"/>
               </w:rPr>
-              <w:t>22</w:t>
+              <w:t>12</w:t>
             </w:r>
           </w:p>
         </w:tc>
@@ -4291,7 +4291,7 @@
               <w:rPr>
                 <w:sz w:val="15"/>
               </w:rPr>
-              <w:t>22</w:t>
+              <w:t>12</w:t>
             </w:r>
           </w:p>
         </w:tc>
@@ -4321,7 +4321,7 @@
               <w:rPr>
                 <w:sz w:val="15"/>
               </w:rPr>
-              <w:t>전기 (유전율 · 체적저항률 · 손실계수)</w:t>
+              <w:t>투습 (WVTR · 투습계수 · 확산 · 흡습)</w:t>
             </w:r>
           </w:p>
         </w:tc>
@@ -4335,7 +4335,7 @@
               <w:rPr>
                 <w:sz w:val="15"/>
               </w:rPr>
-              <w:t>12</w:t>
+              <w:t>8</w:t>
             </w:r>
           </w:p>
         </w:tc>
@@ -4349,7 +4349,7 @@
               <w:rPr>
                 <w:sz w:val="15"/>
               </w:rPr>
-              <w:t>12</w:t>
+              <w:t>8</w:t>
             </w:r>
           </w:p>
         </w:tc>
@@ -4379,7 +4379,7 @@
               <w:rPr>
                 <w:sz w:val="15"/>
               </w:rPr>
-              <w:t>투습 (WVTR · 투습계수 · 확산 · 흡습)</w:t>
+              <w:t>율속 (Cowper-Symonds · DIF · σy(ε̇) · JC-C)</w:t>
             </w:r>
           </w:p>
         </w:tc>
@@ -4393,7 +4393,7 @@
               <w:rPr>
                 <w:sz w:val="15"/>
               </w:rPr>
-              <w:t>8</w:t>
+              <w:t>4</w:t>
             </w:r>
           </w:p>
         </w:tc>
@@ -4407,7 +4407,7 @@
               <w:rPr>
                 <w:sz w:val="15"/>
               </w:rPr>
-              <w:t>8</w:t>
+              <w:t>4</w:t>
             </w:r>
           </w:p>
         </w:tc>
@@ -4451,7 +4451,7 @@
               <w:rPr>
                 <w:sz w:val="15"/>
               </w:rPr>
-              <w:t>6</w:t>
+              <w:t>3</w:t>
             </w:r>
           </w:p>
         </w:tc>
@@ -4465,7 +4465,7 @@
               <w:rPr>
                 <w:sz w:val="15"/>
               </w:rPr>
-              <w:t>2</w:t>
+              <w:t>1</w:t>
             </w:r>
           </w:p>
         </w:tc>
@@ -4785,7 +4785,7 @@
           <w:b/>
           <w:sz w:val="19"/>
         </w:rPr>
-        <w:t>칸/재료 최고가 mechanical.youngs_modulus의 3.00인데 대상이 2종뿐이다. 8차의 밀도(6.7칸 × 134종) 같은 덩어리는 더 이상 없다. 기본 물성이 닫히면 이 척도는 스스로 수명을 다한다.</w:t>
+        <w:t>칸/재료 최고가 mechanical.youngs_modulus의 3.00인데 대상이 1종뿐이다. 8차의 밀도(6.7칸 × 134종) 같은 덩어리는 더 이상 없다. 기본 물성이 닫히면 이 척도는 스스로 수명을 다한다.</w:t>
       </w:r>
     </w:p>
     <w:p>
@@ -4876,7 +4876,7 @@
               <w:rPr>
                 <w:sz w:val="16"/>
               </w:rPr>
-              <w:t>87종</w:t>
+              <w:t>117종</w:t>
             </w:r>
           </w:p>
         </w:tc>
@@ -4906,7 +4906,7 @@
               <w:rPr>
                 <w:sz w:val="16"/>
               </w:rPr>
-              <w:t>80종</w:t>
+              <w:t>32종</w:t>
             </w:r>
           </w:p>
         </w:tc>
@@ -4936,7 +4936,7 @@
               <w:rPr>
                 <w:sz w:val="16"/>
               </w:rPr>
-              <w:t>19종</w:t>
+              <w:t>13종</w:t>
             </w:r>
           </w:p>
         </w:tc>
@@ -4966,7 +4966,7 @@
               <w:rPr>
                 <w:sz w:val="16"/>
               </w:rPr>
-              <w:t>7종</w:t>
+              <w:t>3종</w:t>
             </w:r>
           </w:p>
         </w:tc>
@@ -5056,7 +5056,7 @@
               <w:rPr>
                 <w:sz w:val="16"/>
               </w:rPr>
-              <w:t>2종</w:t>
+              <w:t>1종</w:t>
             </w:r>
           </w:p>
         </w:tc>
@@ -5086,7 +5086,7 @@
               <w:rPr>
                 <w:sz w:val="16"/>
               </w:rPr>
-              <w:t>197종 / 544종</w:t>
+              <w:t>168종 / 544종</w:t>
             </w:r>
           </w:p>
         </w:tc>
@@ -5281,7 +5281,7 @@
               <w:rPr>
                 <w:sz w:val="16"/>
               </w:rPr>
-              <w:t>88종</w:t>
+              <w:t>56종</w:t>
             </w:r>
           </w:p>
         </w:tc>
@@ -5295,7 +5295,7 @@
               <w:rPr>
                 <w:sz w:val="16"/>
               </w:rPr>
-              <w:t>14종</w:t>
+              <w:t>55종</w:t>
             </w:r>
           </w:p>
         </w:tc>
@@ -5309,7 +5309,7 @@
               <w:rPr>
                 <w:sz w:val="16"/>
               </w:rPr>
-              <w:t>73종</w:t>
+              <w:t>0종</w:t>
             </w:r>
           </w:p>
         </w:tc>
@@ -5699,7 +5699,7 @@
               <w:rPr>
                 <w:sz w:val="16"/>
               </w:rPr>
-              <w:t>구조·강성</w:t>
+              <w:t>초탄성(실링·완충)</w:t>
             </w:r>
           </w:p>
         </w:tc>
@@ -5771,7 +5771,7 @@
               <w:rPr>
                 <w:sz w:val="16"/>
               </w:rPr>
-              <w:t>열응력·워피지</w:t>
+              <w:t>산소확산-매트릭스</w:t>
             </w:r>
           </w:p>
         </w:tc>
@@ -5799,7 +5799,7 @@
               <w:rPr>
                 <w:sz w:val="16"/>
               </w:rPr>
-              <w:t>1종</w:t>
+              <w:t>2종</w:t>
             </w:r>
           </w:p>
         </w:tc>
@@ -5813,7 +5813,7 @@
               <w:rPr>
                 <w:sz w:val="16"/>
               </w:rPr>
-              <w:t>1종</w:t>
+              <w:t>0종</w:t>
             </w:r>
           </w:p>
         </w:tc>
@@ -5843,7 +5843,7 @@
               <w:rPr>
                 <w:sz w:val="16"/>
               </w:rPr>
-              <w:t>초탄성(실링·완충)</w:t>
+              <w:t>구조·강성</w:t>
             </w:r>
           </w:p>
         </w:tc>
@@ -5857,7 +5857,7 @@
               <w:rPr>
                 <w:sz w:val="16"/>
               </w:rPr>
-              <w:t>2종</w:t>
+              <w:t>1종</w:t>
             </w:r>
           </w:p>
         </w:tc>
@@ -5871,7 +5871,7 @@
               <w:rPr>
                 <w:sz w:val="16"/>
               </w:rPr>
-              <w:t>2종</w:t>
+              <w:t>1종</w:t>
             </w:r>
           </w:p>
         </w:tc>
@@ -5915,7 +5915,7 @@
               <w:rPr>
                 <w:sz w:val="16"/>
               </w:rPr>
-              <w:t>산소확산-매트릭스</w:t>
+              <w:t>열전달·방열</w:t>
             </w:r>
           </w:p>
         </w:tc>
@@ -5929,7 +5929,7 @@
               <w:rPr>
                 <w:sz w:val="16"/>
               </w:rPr>
-              <w:t>2종</w:t>
+              <w:t>1종</w:t>
             </w:r>
           </w:p>
         </w:tc>
@@ -5943,7 +5943,7 @@
               <w:rPr>
                 <w:sz w:val="16"/>
               </w:rPr>
-              <w:t>2종</w:t>
+              <w:t>1종</w:t>
             </w:r>
           </w:p>
         </w:tc>
@@ -5987,7 +5987,7 @@
               <w:rPr>
                 <w:sz w:val="16"/>
               </w:rPr>
-              <w:t>열전달·방열</w:t>
+              <w:t>열응력·워피지</w:t>
             </w:r>
           </w:p>
         </w:tc>
@@ -6015,21 +6015,21 @@
               <w:rPr>
                 <w:sz w:val="16"/>
               </w:rPr>
+              <w:t>0종</w:t>
+            </w:r>
+          </w:p>
+        </w:tc>
+        <w:tc>
+          <w:tcPr>
+            <w:tcW w:type="dxa" w:w="1728"/>
+          </w:tcPr>
+          <w:p>
+            <w:r/>
+            <w:r>
+              <w:rPr>
+                <w:sz w:val="16"/>
+              </w:rPr>
               <w:t>1종</w:t>
-            </w:r>
-          </w:p>
-        </w:tc>
-        <w:tc>
-          <w:tcPr>
-            <w:tcW w:type="dxa" w:w="1728"/>
-          </w:tcPr>
-          <w:p>
-            <w:r/>
-            <w:r>
-              <w:rPr>
-                <w:sz w:val="16"/>
-              </w:rPr>
-              <w:t>0종</w:t>
             </w:r>
           </w:p>
         </w:tc>
@@ -6143,7 +6143,7 @@
           <w:b w:val="0"/>
           <w:sz w:val="19"/>
         </w:rPr>
-        <w:t>예외는 낙하·충격(74종이 2칸 이상) · 열응력·워피지(1종이 2칸 이상)이다. 여기는 한 배치로 안 닫히는 다층 병목이다.</w:t>
+        <w:t>예외는 낙하·충격(1종이 2칸 이상) · 열응력·워피지(1종이 2칸 이상)이다. 여기는 한 배치로 안 닫히는 다층 병목이다.</w:t>
       </w:r>
     </w:p>
     <w:p>
@@ -6670,7 +6670,7 @@
               <w:rPr>
                 <w:sz w:val="15"/>
               </w:rPr>
-              <w:t>99.6%</w:t>
+              <w:t>99.8%</w:t>
             </w:r>
           </w:p>
         </w:tc>
@@ -6684,7 +6684,7 @@
               <w:rPr>
                 <w:sz w:val="15"/>
               </w:rPr>
-              <w:t>99.6%</w:t>
+              <w:t>99.8%</w:t>
             </w:r>
           </w:p>
         </w:tc>
@@ -6742,7 +6742,7 @@
               <w:rPr>
                 <w:sz w:val="15"/>
               </w:rPr>
-              <w:t>90.3%  ███████·</w:t>
+              <w:t>94.2%  ████████</w:t>
             </w:r>
           </w:p>
         </w:tc>
@@ -6756,7 +6756,7 @@
               <w:rPr>
                 <w:sz w:val="15"/>
               </w:rPr>
-              <w:t>47.2%</w:t>
+              <w:t>47.8%</w:t>
             </w:r>
           </w:p>
         </w:tc>
@@ -6770,7 +6770,7 @@
               <w:rPr>
                 <w:sz w:val="15"/>
               </w:rPr>
-              <w:t>74.4%</w:t>
+              <w:t>80.3%</w:t>
             </w:r>
           </w:p>
         </w:tc>
@@ -6784,7 +6784,7 @@
               <w:rPr>
                 <w:sz w:val="15"/>
               </w:rPr>
-              <w:t>82.2%</w:t>
+              <w:t>88.6%</w:t>
             </w:r>
           </w:p>
         </w:tc>
@@ -6956,7 +6956,7 @@
               <w:rPr>
                 <w:sz w:val="15"/>
               </w:rPr>
-              <w:t>58.7%</w:t>
+              <w:t>58.8%</w:t>
             </w:r>
           </w:p>
         </w:tc>
@@ -6970,7 +6970,7 @@
               <w:rPr>
                 <w:sz w:val="15"/>
               </w:rPr>
-              <w:t>99.6%</w:t>
+              <w:t>99.8%</w:t>
             </w:r>
           </w:p>
         </w:tc>
@@ -6984,7 +6984,7 @@
               <w:rPr>
                 <w:sz w:val="15"/>
               </w:rPr>
-              <w:t>99.6%</w:t>
+              <w:t>99.8%</w:t>
             </w:r>
           </w:p>
         </w:tc>
@@ -7941,7 +7941,7 @@
               <w:rPr>
                 <w:sz w:val="15"/>
               </w:rPr>
-              <w:t>96.1%</w:t>
+              <w:t>96.9%</w:t>
             </w:r>
           </w:p>
         </w:tc>
@@ -7955,7 +7955,7 @@
               <w:rPr>
                 <w:sz w:val="15"/>
               </w:rPr>
-              <w:t>60.0%</w:t>
+              <w:t>60.1%</w:t>
             </w:r>
           </w:p>
         </w:tc>
@@ -8018,7 +8018,7 @@
           <w:b/>
           <w:sz w:val="19"/>
         </w:rPr>
-        <w:t>(가) 셀 채움만 보면 “거의 다 됐다”로 읽힌다. 구조·강성은 셀 99.9%다. 그런데 실측기반은 57.4%이고, 실측만으로 카드가 나오는 재료는 31.1%(169종)뿐이다. 전체로는 5,227칸(36.1%p)이 가정값이 만든 착시다.</w:t>
+        <w:t>(가) 셀 채움만 보면 “거의 다 됐다”로 읽힌다. 구조·강성은 셀 99.9%다. 그런데 실측기반은 57.4%이고, 실측만으로 카드가 나오는 재료는 31.1%(169종)뿐이다. 전체로는 5,315칸(36.7%p)이 가정값이 만든 착시다.</w:t>
       </w:r>
     </w:p>
     <w:p>
@@ -9905,7 +9905,7 @@
           <w:b w:val="0"/>
           <w:sz w:val="19"/>
         </w:rPr>
-        <w:t>tier4는 4,282건(20.6%)이다. 그중 assumption 표지를 가진 것이 4,189건이고, 나머지 93건은 가정이 아니라 계산·유도값이다.</w:t>
+        <w:t>tier4는 4,408건(21.1%)이다. 그중 assumption 표지를 가진 것이 4,315건이고, 나머지 93건은 가정이 아니라 계산·유도값이다.</w:t>
       </w:r>
     </w:p>
     <w:tbl>
@@ -10036,7 +10036,7 @@
               <w:rPr>
                 <w:sz w:val="15"/>
               </w:rPr>
-              <w:t>393 / 442</w:t>
+              <w:t>449 / 499</w:t>
             </w:r>
           </w:p>
         </w:tc>
@@ -10050,7 +10050,7 @@
               <w:rPr>
                 <w:sz w:val="15"/>
               </w:rPr>
-              <w:t>88.9%  █████████·</w:t>
+              <w:t>90.0%  █████████·</w:t>
             </w:r>
           </w:p>
         </w:tc>
@@ -10286,7 +10286,7 @@
               <w:rPr>
                 <w:sz w:val="15"/>
               </w:rPr>
-              <w:t>항복강도</w:t>
+              <w:t>Cowper-Symonds p</w:t>
             </w:r>
           </w:p>
         </w:tc>
@@ -10300,7 +10300,7 @@
               <w:rPr>
                 <w:sz w:val="15"/>
               </w:rPr>
-              <w:t>106 / 233</w:t>
+              <w:t>49 / 101</w:t>
             </w:r>
           </w:p>
         </w:tc>
@@ -10314,7 +10314,7 @@
               <w:rPr>
                 <w:sz w:val="15"/>
               </w:rPr>
-              <w:t>45.5%  █████·····</w:t>
+              <w:t>48.5%  █████·····</w:t>
             </w:r>
           </w:p>
         </w:tc>
@@ -10330,7 +10330,7 @@
               <w:rPr>
                 <w:sz w:val="15"/>
               </w:rPr>
-              <w:t>수분투과도</w:t>
+              <w:t>Cowper-Symonds C</w:t>
             </w:r>
           </w:p>
         </w:tc>
@@ -10344,7 +10344,7 @@
               <w:rPr>
                 <w:sz w:val="15"/>
               </w:rPr>
-              <w:t>35 / 81</w:t>
+              <w:t>49 / 101</w:t>
             </w:r>
           </w:p>
         </w:tc>
@@ -10358,7 +10358,7 @@
               <w:rPr>
                 <w:sz w:val="15"/>
               </w:rPr>
-              <w:t>43.2%  ████······</w:t>
+              <w:t>48.5%  █████·····</w:t>
             </w:r>
           </w:p>
         </w:tc>
@@ -10374,7 +10374,7 @@
               <w:rPr>
                 <w:sz w:val="15"/>
               </w:rPr>
-              <w:t>Cowper-Symonds p</w:t>
+              <w:t>항복강도</w:t>
             </w:r>
           </w:p>
         </w:tc>
@@ -10388,7 +10388,7 @@
               <w:rPr>
                 <w:sz w:val="15"/>
               </w:rPr>
-              <w:t>35 / 85</w:t>
+              <w:t>106 / 234</w:t>
             </w:r>
           </w:p>
         </w:tc>
@@ -10402,7 +10402,7 @@
               <w:rPr>
                 <w:sz w:val="15"/>
               </w:rPr>
-              <w:t>41.2%  ████······</w:t>
+              <w:t>45.3%  █████·····</w:t>
             </w:r>
           </w:p>
         </w:tc>
@@ -10418,7 +10418,7 @@
               <w:rPr>
                 <w:sz w:val="15"/>
               </w:rPr>
-              <w:t>Cowper-Symonds C</w:t>
+              <w:t>수분투과도</w:t>
             </w:r>
           </w:p>
         </w:tc>
@@ -10432,7 +10432,7 @@
               <w:rPr>
                 <w:sz w:val="15"/>
               </w:rPr>
-              <w:t>35 / 85</w:t>
+              <w:t>35 / 81</w:t>
             </w:r>
           </w:p>
         </w:tc>
@@ -10446,7 +10446,7 @@
               <w:rPr>
                 <w:sz w:val="15"/>
               </w:rPr>
-              <w:t>41.2%  ████······</w:t>
+              <w:t>43.2%  ████······</w:t>
             </w:r>
           </w:p>
         </w:tc>
@@ -10506,7 +10506,7 @@
           <w:b/>
           <w:sz w:val="19"/>
         </w:rPr>
-        <w:t>재료 카테고리별 tier4 — polymer 2,430 · composite 875 · metal 423 · ceramic 327 · foam 158 · rubber 69. 구멍이 거의 전부 폴리머·복합·고무·폼에 몰려 있고 금속·세라믹은 사실상 다 찼다.</w:t>
+        <w:t>재료 카테고리별 tier4 — polymer 2,544 · composite 877 · metal 426 · ceramic 329 · foam 160 · rubber 72. 구멍이 거의 전부 폴리머·복합·고무·폼에 몰려 있고 금속·세라믹은 사실상 다 찼다.</w:t>
       </w:r>
     </w:p>
     <w:tbl>
@@ -11042,7 +11042,7 @@
               <w:rPr>
                 <w:sz w:val="16"/>
               </w:rPr>
-              <w:t>20,742건</w:t>
+              <w:t>20,897건</w:t>
             </w:r>
           </w:p>
         </w:tc>
@@ -11072,7 +11072,7 @@
               <w:rPr>
                 <w:sz w:val="16"/>
               </w:rPr>
-              <w:t>2,092건 (DOI 보유 706)</w:t>
+              <w:t>2,095건 (DOI 보유 708)</w:t>
             </w:r>
           </w:p>
         </w:tc>
@@ -11132,7 +11132,7 @@
               <w:rPr>
                 <w:sz w:val="16"/>
               </w:rPr>
-              <w:t>datasheet 883 · journal 687 · database 308 · other 91 · book 70 · standard 28 · web 24 · computed 1</w:t>
+              <w:t>datasheet 884 · journal 689 · database 308 · other 91 · book 70 · standard 28 · web 24 · computed 1</w:t>
             </w:r>
           </w:p>
         </w:tc>
@@ -11237,7 +11237,7 @@
               <w:rPr>
                 <w:sz w:val="16"/>
               </w:rPr>
-              <w:t>13,915  (96.1%)</w:t>
+              <w:t>14,022  (96.9%)</w:t>
             </w:r>
           </w:p>
         </w:tc>
@@ -11267,7 +11267,7 @@
               <w:rPr>
                 <w:sz w:val="16"/>
               </w:rPr>
-              <w:t>8,688  (60.0%)</w:t>
+              <w:t>8,707  (60.1%)</w:t>
             </w:r>
           </w:p>
         </w:tc>
@@ -11297,7 +11297,7 @@
               <w:rPr>
                 <w:sz w:val="16"/>
               </w:rPr>
-              <w:t>5,227  (36.1%p)</w:t>
+              <w:t>5,315  (36.7%p)</w:t>
             </w:r>
           </w:p>
         </w:tc>
@@ -11327,7 +11327,7 @@
               <w:rPr>
                 <w:sz w:val="16"/>
               </w:rPr>
-              <w:t>563</w:t>
+              <w:t>456</w:t>
             </w:r>
           </w:p>
         </w:tc>
@@ -11387,7 +11387,7 @@
               <w:rPr>
                 <w:sz w:val="16"/>
               </w:rPr>
-              <w:t>357</w:t>
+              <w:t>250</w:t>
             </w:r>
           </w:p>
         </w:tc>
@@ -11417,7 +11417,7 @@
               <w:rPr>
                 <w:sz w:val="16"/>
               </w:rPr>
-              <w:t>5,790</w:t>
+              <w:t>5,771</w:t>
             </w:r>
           </w:p>
         </w:tc>
@@ -11552,7 +11552,7 @@
               <w:rPr>
                 <w:sz w:val="15"/>
               </w:rPr>
-              <w:t>85</w:t>
+              <w:t>53</w:t>
             </w:r>
           </w:p>
         </w:tc>
@@ -11582,7 +11582,7 @@
               <w:rPr>
                 <w:sz w:val="15"/>
               </w:rPr>
-              <w:t>율속 (Cowper-Symonds · DIF · σy(ε̇) · JC-C)</w:t>
+              <w:t>접착 (peel · lap shear · die shear)</w:t>
             </w:r>
           </w:p>
         </w:tc>
@@ -11596,7 +11596,7 @@
               <w:rPr>
                 <w:sz w:val="15"/>
               </w:rPr>
-              <w:t>76</w:t>
+              <w:t>44</w:t>
             </w:r>
           </w:p>
         </w:tc>
@@ -11610,7 +11610,7 @@
               <w:rPr>
                 <w:sz w:val="15"/>
               </w:rPr>
-              <w:t>OA에 존재하는 Cowper-Symonds 논문이 45건 수준이고 전부 금속 아니면 벌크 폴리머다. 복합재·세라믹·유리의 CS 쌍은 OA에 하나도 없다</w:t>
+              <w:t>동박 peel은 동박 단독이 아니라 수지와의 쌍 물성이라 벤더가 안 싣고 IPC-4562A에도 표가 없다</w:t>
             </w:r>
           </w:p>
         </w:tc>
@@ -11626,7 +11626,7 @@
               <w:rPr>
                 <w:sz w:val="15"/>
               </w:rPr>
-              <w:t>접착 (peel · lap shear · die shear)</w:t>
+              <w:t>점탄성 Prony 세트</w:t>
             </w:r>
           </w:p>
         </w:tc>
@@ -11640,7 +11640,7 @@
               <w:rPr>
                 <w:sz w:val="15"/>
               </w:rPr>
-              <w:t>44</w:t>
+              <w:t>22</w:t>
             </w:r>
           </w:p>
         </w:tc>
@@ -11654,7 +11654,7 @@
               <w:rPr>
                 <w:sz w:val="15"/>
               </w:rPr>
-              <w:t>동박 peel은 동박 단독이 아니라 수지와의 쌍 물성이라 벤더가 안 싣고 IPC-4562A에도 표가 없다</w:t>
+              <w:t>상용 PI 필름·점착테이프의 점탄성은 Prony로 발표되지 않는다(ETAG 002 크리프로 규격화). 사내 DMA 없이는 안 열린다</w:t>
             </w:r>
           </w:p>
         </w:tc>
@@ -11670,7 +11670,7 @@
               <w:rPr>
                 <w:sz w:val="15"/>
               </w:rPr>
-              <w:t>점탄성 Prony 세트</w:t>
+              <w:t>전기 (유전율 · 체적저항률 · 손실계수)</w:t>
             </w:r>
           </w:p>
         </w:tc>
@@ -11684,7 +11684,7 @@
               <w:rPr>
                 <w:sz w:val="15"/>
               </w:rPr>
-              <w:t>22</w:t>
+              <w:t>12</w:t>
             </w:r>
           </w:p>
         </w:tc>
@@ -11698,7 +11698,7 @@
               <w:rPr>
                 <w:sz w:val="15"/>
               </w:rPr>
-              <w:t>상용 PI 필름·점착테이프의 점탄성은 Prony로 발표되지 않는다(ETAG 002 크리프로 규격화). 사내 DMA 없이는 안 열린다</w:t>
+              <w:t>도체는 유전율이 정의되지 않고, 저밀도 폼은 상대밀도가 지배하는데 벤더가 발표하지 않는다</w:t>
             </w:r>
           </w:p>
         </w:tc>
@@ -11714,7 +11714,7 @@
               <w:rPr>
                 <w:sz w:val="15"/>
               </w:rPr>
-              <w:t>전기 (유전율 · 체적저항률 · 손실계수)</w:t>
+              <w:t>투습 (WVTR · 투습계수 · 확산 · 흡습)</w:t>
             </w:r>
           </w:p>
         </w:tc>
@@ -11728,7 +11728,7 @@
               <w:rPr>
                 <w:sz w:val="15"/>
               </w:rPr>
-              <w:t>12</w:t>
+              <w:t>8</w:t>
             </w:r>
           </w:p>
         </w:tc>
@@ -11742,7 +11742,7 @@
               <w:rPr>
                 <w:sz w:val="15"/>
               </w:rPr>
-              <w:t>도체는 유전율이 정의되지 않고, 저밀도 폼은 상대밀도가 지배하는데 벤더가 발표하지 않는다</w:t>
+              <w:t>저분자 유기 고체는 자립 필름을 못 만들어 시험 자체가 성립하지 않는다</w:t>
             </w:r>
           </w:p>
         </w:tc>
@@ -11758,7 +11758,7 @@
               <w:rPr>
                 <w:sz w:val="15"/>
               </w:rPr>
-              <w:t>투습 (WVTR · 투습계수 · 확산 · 흡습)</w:t>
+              <w:t>율속 (Cowper-Symonds · DIF · σy(ε̇) · JC-C)</w:t>
             </w:r>
           </w:p>
         </w:tc>
@@ -11772,7 +11772,7 @@
               <w:rPr>
                 <w:sz w:val="15"/>
               </w:rPr>
-              <w:t>8</w:t>
+              <w:t>4</w:t>
             </w:r>
           </w:p>
         </w:tc>
@@ -11786,7 +11786,7 @@
               <w:rPr>
                 <w:sz w:val="15"/>
               </w:rPr>
-              <w:t>저분자 유기 고체는 자립 필름을 못 만들어 시험 자체가 성립하지 않는다</w:t>
+              <w:t>OA에 존재하는 Cowper-Symonds 논문이 45건 수준이고 전부 금속 아니면 벌크 폴리머다. 복합재·세라믹·유리의 CS 쌍은 OA에 하나도 없다</w:t>
             </w:r>
           </w:p>
         </w:tc>
@@ -11816,7 +11816,7 @@
               <w:rPr>
                 <w:sz w:val="15"/>
               </w:rPr>
-              <w:t>6</w:t>
+              <w:t>3</w:t>
             </w:r>
           </w:p>
         </w:tc>
@@ -11846,7 +11846,7 @@
           <w:b/>
           <w:sz w:val="19"/>
         </w:rPr>
-        <w:t>남은 일의 성격 요약 — 10개 해석은 재료마다 딱 한 칸씩 모자라고, 낙하·충격만 2층 병목이다. 막힌 경로가 바뀌지 않는 한 남은 칸 전부는 안 닫힌다. 두 파동에 걸쳐 확인된 결론은 율속과 피로가 OA 밖(핸드북·벤더 시험보고서·유료 표준)에 있다는 것이다. 동시에, 채워진 13,915칸 중 5,227칸이 가정값이다 — 남은 칸을 닫는 것과 이미 닫은 칸의 근거를 두껍게 하는 것은 별개의 일이고 후자가 더 크다.</w:t>
+        <w:t>남은 일의 성격 요약 — 10개 해석은 재료마다 딱 한 칸씩 모자라고, 낙하·충격만 2층 병목이다. 막힌 경로가 바뀌지 않는 한 남은 칸 전부는 안 닫힌다. 두 파동에 걸쳐 확인된 결론은 율속과 피로가 OA 밖(핸드북·벤더 시험보고서·유료 표준)에 있다는 것이다. 동시에, 채워진 14,022칸 중 5,315칸이 가정값이다 — 남은 칸을 닫는 것과 이미 닫은 칸의 근거를 두껍게 하는 것은 별개의 일이고 후자가 더 크다.</w:t>
       </w:r>
     </w:p>
     <w:p>
@@ -12539,7 +12539,7 @@
               <w:rPr>
                 <w:sz w:val="15"/>
               </w:rPr>
-              <w:t>106.5%</w:t>
+              <w:t>106.6%</w:t>
             </w:r>
           </w:p>
         </w:tc>
@@ -12611,7 +12611,7 @@
               <w:rPr>
                 <w:sz w:val="15"/>
               </w:rPr>
-              <w:t>97.6%</w:t>
+              <w:t>101.8%</w:t>
             </w:r>
           </w:p>
         </w:tc>
@@ -12625,7 +12625,7 @@
               <w:rPr>
                 <w:sz w:val="15"/>
               </w:rPr>
-              <w:t>93.5%</w:t>
+              <w:t>97.7%</w:t>
             </w:r>
           </w:p>
         </w:tc>
@@ -12755,7 +12755,7 @@
               <w:rPr>
                 <w:sz w:val="15"/>
               </w:rPr>
-              <w:t>107.4%</w:t>
+              <w:t>107.5%</w:t>
             </w:r>
           </w:p>
         </w:tc>
@@ -13001,7 +13001,7 @@
           <w:b/>
           <w:sz w:val="19"/>
         </w:rPr>
-        <w:t>리포트가 인쇄하는 “남은 일은 563칸이 아니라 -61칸이다”도 같은 이유로 과소치다. 정직한 값은 357칸이다(563 − 206, 206 = 부재이면서 아직 비어 있는 칸). 이 문서의 5·10절은 그 값을 쓴다.</w:t>
+        <w:t>리포트가 인쇄하는 “남은 일은 456칸이 아니라 -168칸이다”도 같은 이유로 과소치다. 정직한 값은 250칸이다(456 − 206, 206 = 부재이면서 아직 비어 있는 칸). 이 문서의 5·10절은 그 값을 쓴다.</w:t>
       </w:r>
     </w:p>
     <w:p>
@@ -13013,7 +13013,7 @@
           <w:b/>
           <w:sz w:val="19"/>
         </w:rPr>
-        <w:t>(나) 문서화된 method×tier 조합표가 지켜지지 않고 있고, 검사가 없다. PROPERTY_DATA_HISTORY의 “정한 규칙” 2항이 허용 조합 7개를 표로 못박고 “다른 조합이 나오면 어딘가 어긋난 것이다”라고 적는데, 현재 DB에 표 밖 조합이 212건(1.0%) 있다.</w:t>
+        <w:t>(나) 문서화된 method×tier 조합표가 지켜지지 않고 있고, 검사가 없다. PROPERTY_DATA_HISTORY의 “정한 규칙” 2항이 허용 조합 7개를 표로 못박고 “다른 조합이 나오면 어딘가 어긋난 것이다”라고 적는데, 현재 DB에 표 밖 조합이 213건(1.0%) 있다.</w:t>
       </w:r>
     </w:p>
     <w:tbl>
@@ -13144,7 +13144,7 @@
               <w:rPr>
                 <w:sz w:val="15"/>
               </w:rPr>
-              <w:t>102</w:t>
+              <w:t>103</w:t>
             </w:r>
           </w:p>
         </w:tc>

--- a/MaterialTwin_물성수집_방법론.docx
+++ b/MaterialTwin_물성수집_방법론.docx
@@ -31,7 +31,7 @@
           <w:color w:val="606060"/>
           <w:sz w:val="18"/>
         </w:rPr>
-        <w:t>2026-08-10 · 재료 544종 · 물성값 20,897건 · 출처 2,095건 · 물성 정의 161종</w:t>
+        <w:t>2026-08-10 · 재료 544종 · 물성값 20,915건 · 출처 2,095건 · 물성 정의 161종</w:t>
       </w:r>
     </w:p>
     <w:p/>
@@ -1407,7 +1407,7 @@
               <w:rPr>
                 <w:sz w:val="16"/>
               </w:rPr>
-              <w:t>5,333</w:t>
+              <w:t>5,351</w:t>
             </w:r>
           </w:p>
         </w:tc>
@@ -1421,7 +1421,7 @@
               <w:rPr>
                 <w:sz w:val="16"/>
               </w:rPr>
-              <w:t>25.5%</w:t>
+              <w:t>25.6%</w:t>
             </w:r>
           </w:p>
         </w:tc>
@@ -4103,7 +4103,7 @@
               <w:rPr>
                 <w:sz w:val="15"/>
               </w:rPr>
-              <w:t>53</w:t>
+              <w:t>46</w:t>
             </w:r>
           </w:p>
         </w:tc>
@@ -4117,7 +4117,7 @@
               <w:rPr>
                 <w:sz w:val="15"/>
               </w:rPr>
-              <w:t>53</w:t>
+              <w:t>46</w:t>
             </w:r>
           </w:p>
         </w:tc>
@@ -4876,7 +4876,7 @@
               <w:rPr>
                 <w:sz w:val="16"/>
               </w:rPr>
-              <w:t>117종</w:t>
+              <w:t>110종</w:t>
             </w:r>
           </w:p>
         </w:tc>
@@ -5086,7 +5086,7 @@
               <w:rPr>
                 <w:sz w:val="16"/>
               </w:rPr>
-              <w:t>168종 / 544종</w:t>
+              <w:t>161종 / 544종</w:t>
             </w:r>
           </w:p>
         </w:tc>
@@ -5281,7 +5281,7 @@
               <w:rPr>
                 <w:sz w:val="16"/>
               </w:rPr>
-              <w:t>56종</w:t>
+              <w:t>49종</w:t>
             </w:r>
           </w:p>
         </w:tc>
@@ -5295,7 +5295,7 @@
               <w:rPr>
                 <w:sz w:val="16"/>
               </w:rPr>
-              <w:t>55종</w:t>
+              <w:t>48종</w:t>
             </w:r>
           </w:p>
         </w:tc>
@@ -6742,7 +6742,7 @@
               <w:rPr>
                 <w:sz w:val="15"/>
               </w:rPr>
-              <w:t>94.2%  ████████</w:t>
+              <w:t>94.4%  ████████</w:t>
             </w:r>
           </w:p>
         </w:tc>
@@ -6756,7 +6756,7 @@
               <w:rPr>
                 <w:sz w:val="15"/>
               </w:rPr>
-              <w:t>47.8%</w:t>
+              <w:t>48.1%</w:t>
             </w:r>
           </w:p>
         </w:tc>
@@ -6770,7 +6770,7 @@
               <w:rPr>
                 <w:sz w:val="15"/>
               </w:rPr>
-              <w:t>80.3%</w:t>
+              <w:t>81.6%</w:t>
             </w:r>
           </w:p>
         </w:tc>
@@ -6784,7 +6784,7 @@
               <w:rPr>
                 <w:sz w:val="15"/>
               </w:rPr>
-              <w:t>88.6%</w:t>
+              <w:t>90.1%</w:t>
             </w:r>
           </w:p>
         </w:tc>
@@ -7955,7 +7955,7 @@
               <w:rPr>
                 <w:sz w:val="15"/>
               </w:rPr>
-              <w:t>60.1%</w:t>
+              <w:t>60.2%</w:t>
             </w:r>
           </w:p>
         </w:tc>
@@ -11042,7 +11042,7 @@
               <w:rPr>
                 <w:sz w:val="16"/>
               </w:rPr>
-              <w:t>20,897건</w:t>
+              <w:t>20,915건</w:t>
             </w:r>
           </w:p>
         </w:tc>
@@ -11237,7 +11237,7 @@
               <w:rPr>
                 <w:sz w:val="16"/>
               </w:rPr>
-              <w:t>14,022  (96.9%)</w:t>
+              <w:t>14,029  (96.9%)</w:t>
             </w:r>
           </w:p>
         </w:tc>
@@ -11267,7 +11267,7 @@
               <w:rPr>
                 <w:sz w:val="16"/>
               </w:rPr>
-              <w:t>8,707  (60.1%)</w:t>
+              <w:t>8,714  (60.2%)</w:t>
             </w:r>
           </w:p>
         </w:tc>
@@ -11327,7 +11327,7 @@
               <w:rPr>
                 <w:sz w:val="16"/>
               </w:rPr>
-              <w:t>456</w:t>
+              <w:t>449</w:t>
             </w:r>
           </w:p>
         </w:tc>
@@ -11387,7 +11387,7 @@
               <w:rPr>
                 <w:sz w:val="16"/>
               </w:rPr>
-              <w:t>250</w:t>
+              <w:t>243</w:t>
             </w:r>
           </w:p>
         </w:tc>
@@ -11417,7 +11417,7 @@
               <w:rPr>
                 <w:sz w:val="16"/>
               </w:rPr>
-              <w:t>5,771</w:t>
+              <w:t>5,764</w:t>
             </w:r>
           </w:p>
         </w:tc>
@@ -11552,7 +11552,7 @@
               <w:rPr>
                 <w:sz w:val="15"/>
               </w:rPr>
-              <w:t>53</w:t>
+              <w:t>46</w:t>
             </w:r>
           </w:p>
         </w:tc>
@@ -11846,7 +11846,7 @@
           <w:b/>
           <w:sz w:val="19"/>
         </w:rPr>
-        <w:t>남은 일의 성격 요약 — 10개 해석은 재료마다 딱 한 칸씩 모자라고, 낙하·충격만 2층 병목이다. 막힌 경로가 바뀌지 않는 한 남은 칸 전부는 안 닫힌다. 두 파동에 걸쳐 확인된 결론은 율속과 피로가 OA 밖(핸드북·벤더 시험보고서·유료 표준)에 있다는 것이다. 동시에, 채워진 14,022칸 중 5,315칸이 가정값이다 — 남은 칸을 닫는 것과 이미 닫은 칸의 근거를 두껍게 하는 것은 별개의 일이고 후자가 더 크다.</w:t>
+        <w:t>남은 일의 성격 요약 — 10개 해석은 재료마다 딱 한 칸씩 모자라고, 낙하·충격만 2층 병목이다. 막힌 경로가 바뀌지 않는 한 남은 칸 전부는 안 닫힌다. 두 파동에 걸쳐 확인된 결론은 율속과 피로가 OA 밖(핸드북·벤더 시험보고서·유료 표준)에 있다는 것이다. 동시에, 채워진 14,029칸 중 5,315칸이 가정값이다 — 남은 칸을 닫는 것과 이미 닫은 칸의 근거를 두껍게 하는 것은 별개의 일이고 후자가 더 크다.</w:t>
       </w:r>
     </w:p>
     <w:p>
@@ -12611,7 +12611,7 @@
               <w:rPr>
                 <w:sz w:val="15"/>
               </w:rPr>
-              <w:t>101.8%</w:t>
+              <w:t>102.1%</w:t>
             </w:r>
           </w:p>
         </w:tc>
@@ -12625,7 +12625,7 @@
               <w:rPr>
                 <w:sz w:val="15"/>
               </w:rPr>
-              <w:t>97.7%</w:t>
+              <w:t>98.0%</w:t>
             </w:r>
           </w:p>
         </w:tc>
@@ -13001,7 +13001,7 @@
           <w:b/>
           <w:sz w:val="19"/>
         </w:rPr>
-        <w:t>리포트가 인쇄하는 “남은 일은 456칸이 아니라 -168칸이다”도 같은 이유로 과소치다. 정직한 값은 250칸이다(456 − 206, 206 = 부재이면서 아직 비어 있는 칸). 이 문서의 5·10절은 그 값을 쓴다.</w:t>
+        <w:t>리포트가 인쇄하는 “남은 일은 449칸이 아니라 -175칸이다”도 같은 이유로 과소치다. 정직한 값은 243칸이다(449 − 206, 206 = 부재이면서 아직 비어 있는 칸). 이 문서의 5·10절은 그 값을 쓴다.</w:t>
       </w:r>
     </w:p>
     <w:p>

--- a/MaterialTwin_물성수집_방법론.docx
+++ b/MaterialTwin_물성수집_방법론.docx
@@ -31,7 +31,7 @@
           <w:color w:val="606060"/>
           <w:sz w:val="18"/>
         </w:rPr>
-        <w:t>2026-08-10 · 재료 544종 · 물성값 20,915건 · 출처 2,095건 · 물성 정의 161종</w:t>
+        <w:t>2026-08-10 · 재료 544종 · 물성값 21,212건 · 출처 2,128건 · 물성 정의 161종</w:t>
       </w:r>
     </w:p>
     <w:p/>
@@ -1291,7 +1291,7 @@
               <w:rPr>
                 <w:sz w:val="16"/>
               </w:rPr>
-              <w:t>9,518</w:t>
+              <w:t>9,534</w:t>
             </w:r>
           </w:p>
         </w:tc>
@@ -1305,7 +1305,7 @@
               <w:rPr>
                 <w:sz w:val="16"/>
               </w:rPr>
-              <w:t>45.5%</w:t>
+              <w:t>44.9%</w:t>
             </w:r>
           </w:p>
         </w:tc>
@@ -1363,7 +1363,7 @@
               <w:rPr>
                 <w:sz w:val="16"/>
               </w:rPr>
-              <w:t>7.8%</w:t>
+              <w:t>7.7%</w:t>
             </w:r>
           </w:p>
         </w:tc>
@@ -1407,7 +1407,7 @@
               <w:rPr>
                 <w:sz w:val="16"/>
               </w:rPr>
-              <w:t>5,351</w:t>
+              <w:t>5,590</w:t>
             </w:r>
           </w:p>
         </w:tc>
@@ -1421,7 +1421,7 @@
               <w:rPr>
                 <w:sz w:val="16"/>
               </w:rPr>
-              <w:t>25.6%</w:t>
+              <w:t>26.4%</w:t>
             </w:r>
           </w:p>
         </w:tc>
@@ -1465,7 +1465,7 @@
               <w:rPr>
                 <w:sz w:val="16"/>
               </w:rPr>
-              <w:t>4,408</w:t>
+              <w:t>4,450</w:t>
             </w:r>
           </w:p>
         </w:tc>
@@ -1479,7 +1479,7 @@
               <w:rPr>
                 <w:sz w:val="16"/>
               </w:rPr>
-              <w:t>21.1%</w:t>
+              <w:t>21.0%</w:t>
             </w:r>
           </w:p>
         </w:tc>
@@ -4045,7 +4045,7 @@
               <w:rPr>
                 <w:sz w:val="15"/>
               </w:rPr>
-              <w:t>94</w:t>
+              <w:t>88</w:t>
             </w:r>
           </w:p>
         </w:tc>
@@ -4059,7 +4059,7 @@
               <w:rPr>
                 <w:sz w:val="15"/>
               </w:rPr>
-              <w:t>94</w:t>
+              <w:t>88</w:t>
             </w:r>
           </w:p>
         </w:tc>
@@ -4089,7 +4089,7 @@
               <w:rPr>
                 <w:sz w:val="15"/>
               </w:rPr>
-              <w:t>소성 (항복 OR 인장+연신)</w:t>
+              <w:t>접착 (peel · lap shear · die shear)</w:t>
             </w:r>
           </w:p>
         </w:tc>
@@ -4103,7 +4103,7 @@
               <w:rPr>
                 <w:sz w:val="15"/>
               </w:rPr>
-              <w:t>46</w:t>
+              <w:t>44</w:t>
             </w:r>
           </w:p>
         </w:tc>
@@ -4117,7 +4117,7 @@
               <w:rPr>
                 <w:sz w:val="15"/>
               </w:rPr>
-              <w:t>46</w:t>
+              <w:t>44</w:t>
             </w:r>
           </w:p>
         </w:tc>
@@ -4147,7 +4147,7 @@
               <w:rPr>
                 <w:sz w:val="15"/>
               </w:rPr>
-              <w:t>접착 (peel · lap shear · die shear)</w:t>
+              <w:t>소성 (항복 OR 인장+연신)</w:t>
             </w:r>
           </w:p>
         </w:tc>
@@ -4161,7 +4161,7 @@
               <w:rPr>
                 <w:sz w:val="15"/>
               </w:rPr>
-              <w:t>44</w:t>
+              <w:t>38</w:t>
             </w:r>
           </w:p>
         </w:tc>
@@ -4175,7 +4175,7 @@
               <w:rPr>
                 <w:sz w:val="15"/>
               </w:rPr>
-              <w:t>44</w:t>
+              <w:t>38</w:t>
             </w:r>
           </w:p>
         </w:tc>
@@ -4219,7 +4219,7 @@
               <w:rPr>
                 <w:sz w:val="15"/>
               </w:rPr>
-              <w:t>22</w:t>
+              <w:t>7</w:t>
             </w:r>
           </w:p>
         </w:tc>
@@ -4233,7 +4233,7 @@
               <w:rPr>
                 <w:sz w:val="15"/>
               </w:rPr>
-              <w:t>22</w:t>
+              <w:t>7</w:t>
             </w:r>
           </w:p>
         </w:tc>
@@ -4263,7 +4263,7 @@
               <w:rPr>
                 <w:sz w:val="15"/>
               </w:rPr>
-              <w:t>전기 (유전율 · 체적저항률 · 손실계수)</w:t>
+              <w:t>투습 (WVTR · 투습계수 · 확산 · 흡습)</w:t>
             </w:r>
           </w:p>
         </w:tc>
@@ -4277,7 +4277,7 @@
               <w:rPr>
                 <w:sz w:val="15"/>
               </w:rPr>
-              <w:t>12</w:t>
+              <w:t>4</w:t>
             </w:r>
           </w:p>
         </w:tc>
@@ -4291,7 +4291,7 @@
               <w:rPr>
                 <w:sz w:val="15"/>
               </w:rPr>
-              <w:t>12</w:t>
+              <w:t>4</w:t>
             </w:r>
           </w:p>
         </w:tc>
@@ -4321,7 +4321,7 @@
               <w:rPr>
                 <w:sz w:val="15"/>
               </w:rPr>
-              <w:t>투습 (WVTR · 투습계수 · 확산 · 흡습)</w:t>
+              <w:t>영률</w:t>
             </w:r>
           </w:p>
         </w:tc>
@@ -4335,7 +4335,7 @@
               <w:rPr>
                 <w:sz w:val="15"/>
               </w:rPr>
-              <w:t>8</w:t>
+              <w:t>3</w:t>
             </w:r>
           </w:p>
         </w:tc>
@@ -4349,7 +4349,7 @@
               <w:rPr>
                 <w:sz w:val="15"/>
               </w:rPr>
-              <w:t>8</w:t>
+              <w:t>1</w:t>
             </w:r>
           </w:p>
         </w:tc>
@@ -4363,7 +4363,7 @@
               <w:rPr>
                 <w:sz w:val="15"/>
               </w:rPr>
-              <w:t>1.00</w:t>
+              <w:t>3.00</w:t>
             </w:r>
           </w:p>
         </w:tc>
@@ -4393,7 +4393,7 @@
               <w:rPr>
                 <w:sz w:val="15"/>
               </w:rPr>
-              <w:t>4</w:t>
+              <w:t>3</w:t>
             </w:r>
           </w:p>
         </w:tc>
@@ -4407,7 +4407,7 @@
               <w:rPr>
                 <w:sz w:val="15"/>
               </w:rPr>
-              <w:t>4</w:t>
+              <w:t>3</w:t>
             </w:r>
           </w:p>
         </w:tc>
@@ -4437,7 +4437,7 @@
               <w:rPr>
                 <w:sz w:val="15"/>
               </w:rPr>
-              <w:t>영률</w:t>
+              <w:t>산소 (O₂ 투과계수 · 용해도)</w:t>
             </w:r>
           </w:p>
         </w:tc>
@@ -4451,7 +4451,7 @@
               <w:rPr>
                 <w:sz w:val="15"/>
               </w:rPr>
-              <w:t>3</w:t>
+              <w:t>2</w:t>
             </w:r>
           </w:p>
         </w:tc>
@@ -4465,7 +4465,7 @@
               <w:rPr>
                 <w:sz w:val="15"/>
               </w:rPr>
-              <w:t>1</w:t>
+              <w:t>2</w:t>
             </w:r>
           </w:p>
         </w:tc>
@@ -4479,7 +4479,7 @@
               <w:rPr>
                 <w:sz w:val="15"/>
               </w:rPr>
-              <w:t>3.00</w:t>
+              <w:t>1.00</w:t>
             </w:r>
           </w:p>
         </w:tc>
@@ -4495,7 +4495,7 @@
               <w:rPr>
                 <w:sz w:val="15"/>
               </w:rPr>
-              <w:t>젖음 (접촉각 · 표면에너지)</w:t>
+              <w:t>선팽창계수(CTE)</w:t>
             </w:r>
           </w:p>
         </w:tc>
@@ -4509,7 +4509,7 @@
               <w:rPr>
                 <w:sz w:val="15"/>
               </w:rPr>
-              <w:t>3</w:t>
+              <w:t>1</w:t>
             </w:r>
           </w:p>
         </w:tc>
@@ -4523,7 +4523,7 @@
               <w:rPr>
                 <w:sz w:val="15"/>
               </w:rPr>
-              <w:t>3</w:t>
+              <w:t>1</w:t>
             </w:r>
           </w:p>
         </w:tc>
@@ -4553,7 +4553,7 @@
               <w:rPr>
                 <w:sz w:val="15"/>
               </w:rPr>
-              <w:t>열전도율</w:t>
+              <w:t>초탄성 계수</w:t>
             </w:r>
           </w:p>
         </w:tc>
@@ -4567,7 +4567,7 @@
               <w:rPr>
                 <w:sz w:val="15"/>
               </w:rPr>
-              <w:t>2</w:t>
+              <w:t>1</w:t>
             </w:r>
           </w:p>
         </w:tc>
@@ -4595,7 +4595,7 @@
               <w:rPr>
                 <w:sz w:val="15"/>
               </w:rPr>
-              <w:t>2.00</w:t>
+              <w:t>1.00</w:t>
             </w:r>
           </w:p>
         </w:tc>
@@ -4611,123 +4611,7 @@
               <w:rPr>
                 <w:sz w:val="15"/>
               </w:rPr>
-              <w:t>초탄성 계수</w:t>
-            </w:r>
-          </w:p>
-        </w:tc>
-        <w:tc>
-          <w:tcPr>
-            <w:tcW w:type="dxa" w:w="2160"/>
-          </w:tcPr>
-          <w:p>
-            <w:r/>
-            <w:r>
-              <w:rPr>
-                <w:sz w:val="15"/>
-              </w:rPr>
-              <w:t>2</w:t>
-            </w:r>
-          </w:p>
-        </w:tc>
-        <w:tc>
-          <w:tcPr>
-            <w:tcW w:type="dxa" w:w="2160"/>
-          </w:tcPr>
-          <w:p>
-            <w:r/>
-            <w:r>
-              <w:rPr>
-                <w:sz w:val="15"/>
-              </w:rPr>
-              <w:t>2</w:t>
-            </w:r>
-          </w:p>
-        </w:tc>
-        <w:tc>
-          <w:tcPr>
-            <w:tcW w:type="dxa" w:w="2160"/>
-          </w:tcPr>
-          <w:p>
-            <w:r/>
-            <w:r>
-              <w:rPr>
-                <w:sz w:val="15"/>
-              </w:rPr>
-              <w:t>1.00</w:t>
-            </w:r>
-          </w:p>
-        </w:tc>
-      </w:tr>
-      <w:tr>
-        <w:tc>
-          <w:tcPr>
-            <w:tcW w:type="dxa" w:w="2160"/>
-          </w:tcPr>
-          <w:p>
-            <w:r/>
-            <w:r>
-              <w:rPr>
-                <w:sz w:val="15"/>
-              </w:rPr>
-              <w:t>산소 (O₂ 투과계수 · 용해도)</w:t>
-            </w:r>
-          </w:p>
-        </w:tc>
-        <w:tc>
-          <w:tcPr>
-            <w:tcW w:type="dxa" w:w="2160"/>
-          </w:tcPr>
-          <w:p>
-            <w:r/>
-            <w:r>
-              <w:rPr>
-                <w:sz w:val="15"/>
-              </w:rPr>
-              <w:t>2</w:t>
-            </w:r>
-          </w:p>
-        </w:tc>
-        <w:tc>
-          <w:tcPr>
-            <w:tcW w:type="dxa" w:w="2160"/>
-          </w:tcPr>
-          <w:p>
-            <w:r/>
-            <w:r>
-              <w:rPr>
-                <w:sz w:val="15"/>
-              </w:rPr>
-              <w:t>2</w:t>
-            </w:r>
-          </w:p>
-        </w:tc>
-        <w:tc>
-          <w:tcPr>
-            <w:tcW w:type="dxa" w:w="2160"/>
-          </w:tcPr>
-          <w:p>
-            <w:r/>
-            <w:r>
-              <w:rPr>
-                <w:sz w:val="15"/>
-              </w:rPr>
-              <w:t>1.00</w:t>
-            </w:r>
-          </w:p>
-        </w:tc>
-      </w:tr>
-      <w:tr>
-        <w:tc>
-          <w:tcPr>
-            <w:tcW w:type="dxa" w:w="2160"/>
-          </w:tcPr>
-          <w:p>
-            <w:r/>
-            <w:r>
-              <w:rPr>
-                <w:sz w:val="15"/>
-              </w:rPr>
-              <w:t>선팽창계수(CTE)</w:t>
+              <w:t>전기 (유전율 · 체적저항률 · 손실계수)</w:t>
             </w:r>
           </w:p>
         </w:tc>
@@ -4876,7 +4760,7 @@
               <w:rPr>
                 <w:sz w:val="16"/>
               </w:rPr>
-              <w:t>110종</w:t>
+              <w:t>118종</w:t>
             </w:r>
           </w:p>
         </w:tc>
@@ -4906,7 +4790,7 @@
               <w:rPr>
                 <w:sz w:val="16"/>
               </w:rPr>
-              <w:t>32종</w:t>
+              <w:t>29종</w:t>
             </w:r>
           </w:p>
         </w:tc>
@@ -4936,7 +4820,7 @@
               <w:rPr>
                 <w:sz w:val="16"/>
               </w:rPr>
-              <w:t>13종</w:t>
+              <w:t>3종</w:t>
             </w:r>
           </w:p>
         </w:tc>
@@ -4952,7 +4836,7 @@
               <w:rPr>
                 <w:sz w:val="16"/>
               </w:rPr>
-              <w:t>4칸</w:t>
+              <w:t>7칸</w:t>
             </w:r>
           </w:p>
         </w:tc>
@@ -4966,7 +4850,7 @@
               <w:rPr>
                 <w:sz w:val="16"/>
               </w:rPr>
-              <w:t>3종</w:t>
+              <w:t>1종</w:t>
             </w:r>
           </w:p>
         </w:tc>
@@ -4982,7 +4866,7 @@
               <w:rPr>
                 <w:sz w:val="16"/>
               </w:rPr>
-              <w:t>5칸</w:t>
+              <w:t>빈칸 있는 재료 합계</w:t>
             </w:r>
           </w:p>
         </w:tc>
@@ -4996,97 +4880,7 @@
               <w:rPr>
                 <w:sz w:val="16"/>
               </w:rPr>
-              <w:t>1종</w:t>
-            </w:r>
-          </w:p>
-        </w:tc>
-      </w:tr>
-      <w:tr>
-        <w:tc>
-          <w:tcPr>
-            <w:tcW w:type="dxa" w:w="4320"/>
-          </w:tcPr>
-          <w:p>
-            <w:r/>
-            <w:r>
-              <w:rPr>
-                <w:sz w:val="16"/>
-              </w:rPr>
-              <w:t>6칸</w:t>
-            </w:r>
-          </w:p>
-        </w:tc>
-        <w:tc>
-          <w:tcPr>
-            <w:tcW w:type="dxa" w:w="4320"/>
-          </w:tcPr>
-          <w:p>
-            <w:r/>
-            <w:r>
-              <w:rPr>
-                <w:sz w:val="16"/>
-              </w:rPr>
-              <w:t>1종</w:t>
-            </w:r>
-          </w:p>
-        </w:tc>
-      </w:tr>
-      <w:tr>
-        <w:tc>
-          <w:tcPr>
-            <w:tcW w:type="dxa" w:w="4320"/>
-          </w:tcPr>
-          <w:p>
-            <w:r/>
-            <w:r>
-              <w:rPr>
-                <w:sz w:val="16"/>
-              </w:rPr>
-              <w:t>7칸</w:t>
-            </w:r>
-          </w:p>
-        </w:tc>
-        <w:tc>
-          <w:tcPr>
-            <w:tcW w:type="dxa" w:w="4320"/>
-          </w:tcPr>
-          <w:p>
-            <w:r/>
-            <w:r>
-              <w:rPr>
-                <w:sz w:val="16"/>
-              </w:rPr>
-              <w:t>1종</w:t>
-            </w:r>
-          </w:p>
-        </w:tc>
-      </w:tr>
-      <w:tr>
-        <w:tc>
-          <w:tcPr>
-            <w:tcW w:type="dxa" w:w="4320"/>
-          </w:tcPr>
-          <w:p>
-            <w:r/>
-            <w:r>
-              <w:rPr>
-                <w:sz w:val="16"/>
-              </w:rPr>
-              <w:t>빈칸 있는 재료 합계</w:t>
-            </w:r>
-          </w:p>
-        </w:tc>
-        <w:tc>
-          <w:tcPr>
-            <w:tcW w:type="dxa" w:w="4320"/>
-          </w:tcPr>
-          <w:p>
-            <w:r/>
-            <w:r>
-              <w:rPr>
-                <w:sz w:val="16"/>
-              </w:rPr>
-              <w:t>161종 / 544종</w:t>
+              <w:t>151종 / 544종</w:t>
             </w:r>
           </w:p>
         </w:tc>
@@ -5209,7 +5003,7 @@
               <w:rPr>
                 <w:sz w:val="16"/>
               </w:rPr>
-              <w:t>94종</w:t>
+              <w:t>88종</w:t>
             </w:r>
           </w:p>
         </w:tc>
@@ -5223,7 +5017,7 @@
               <w:rPr>
                 <w:sz w:val="16"/>
               </w:rPr>
-              <w:t>94종</w:t>
+              <w:t>88종</w:t>
             </w:r>
           </w:p>
         </w:tc>
@@ -5267,7 +5061,7 @@
               <w:rPr>
                 <w:sz w:val="16"/>
               </w:rPr>
-              <w:t>낙하·충격</w:t>
+              <w:t>접착·박리</w:t>
             </w:r>
           </w:p>
         </w:tc>
@@ -5281,7 +5075,7 @@
               <w:rPr>
                 <w:sz w:val="16"/>
               </w:rPr>
-              <w:t>49종</w:t>
+              <w:t>44종</w:t>
             </w:r>
           </w:p>
         </w:tc>
@@ -5295,7 +5089,7 @@
               <w:rPr>
                 <w:sz w:val="16"/>
               </w:rPr>
-              <w:t>48종</w:t>
+              <w:t>44종</w:t>
             </w:r>
           </w:p>
         </w:tc>
@@ -5323,7 +5117,7 @@
               <w:rPr>
                 <w:sz w:val="16"/>
               </w:rPr>
-              <w:t>1종</w:t>
+              <w:t>0종</w:t>
             </w:r>
           </w:p>
         </w:tc>
@@ -5339,7 +5133,7 @@
               <w:rPr>
                 <w:sz w:val="16"/>
               </w:rPr>
-              <w:t>접착·박리</w:t>
+              <w:t>낙하·충격</w:t>
             </w:r>
           </w:p>
         </w:tc>
@@ -5353,7 +5147,7 @@
               <w:rPr>
                 <w:sz w:val="16"/>
               </w:rPr>
-              <w:t>44종</w:t>
+              <w:t>40종</w:t>
             </w:r>
           </w:p>
         </w:tc>
@@ -5367,7 +5161,7 @@
               <w:rPr>
                 <w:sz w:val="16"/>
               </w:rPr>
-              <w:t>44종</w:t>
+              <w:t>39종</w:t>
             </w:r>
           </w:p>
         </w:tc>
@@ -5395,7 +5189,7 @@
               <w:rPr>
                 <w:sz w:val="16"/>
               </w:rPr>
-              <w:t>0종</w:t>
+              <w:t>1종</w:t>
             </w:r>
           </w:p>
         </w:tc>
@@ -5425,7 +5219,7 @@
               <w:rPr>
                 <w:sz w:val="16"/>
               </w:rPr>
-              <w:t>22종</w:t>
+              <w:t>7종</w:t>
             </w:r>
           </w:p>
         </w:tc>
@@ -5439,7 +5233,7 @@
               <w:rPr>
                 <w:sz w:val="16"/>
               </w:rPr>
-              <w:t>22종</w:t>
+              <w:t>7종</w:t>
             </w:r>
           </w:p>
         </w:tc>
@@ -5483,7 +5277,7 @@
               <w:rPr>
                 <w:sz w:val="16"/>
               </w:rPr>
-              <w:t>전기·EMI</w:t>
+              <w:t>결로(투습)</w:t>
             </w:r>
           </w:p>
         </w:tc>
@@ -5497,7 +5291,7 @@
               <w:rPr>
                 <w:sz w:val="16"/>
               </w:rPr>
-              <w:t>12종</w:t>
+              <w:t>4종</w:t>
             </w:r>
           </w:p>
         </w:tc>
@@ -5511,7 +5305,7 @@
               <w:rPr>
                 <w:sz w:val="16"/>
               </w:rPr>
-              <w:t>12종</w:t>
+              <w:t>4종</w:t>
             </w:r>
           </w:p>
         </w:tc>
@@ -5555,7 +5349,7 @@
               <w:rPr>
                 <w:sz w:val="16"/>
               </w:rPr>
-              <w:t>결로(투습)</w:t>
+              <w:t>산소확산-매트릭스</w:t>
             </w:r>
           </w:p>
         </w:tc>
@@ -5569,7 +5363,7 @@
               <w:rPr>
                 <w:sz w:val="16"/>
               </w:rPr>
-              <w:t>8종</w:t>
+              <w:t>2종</w:t>
             </w:r>
           </w:p>
         </w:tc>
@@ -5583,7 +5377,7 @@
               <w:rPr>
                 <w:sz w:val="16"/>
               </w:rPr>
-              <w:t>8종</w:t>
+              <w:t>2종</w:t>
             </w:r>
           </w:p>
         </w:tc>
@@ -5627,7 +5421,7 @@
               <w:rPr>
                 <w:sz w:val="16"/>
               </w:rPr>
-              <w:t>결로(표면)</w:t>
+              <w:t>구조·강성</w:t>
             </w:r>
           </w:p>
         </w:tc>
@@ -5641,7 +5435,7 @@
               <w:rPr>
                 <w:sz w:val="16"/>
               </w:rPr>
-              <w:t>4종</w:t>
+              <w:t>1종</w:t>
             </w:r>
           </w:p>
         </w:tc>
@@ -5655,7 +5449,7 @@
               <w:rPr>
                 <w:sz w:val="16"/>
               </w:rPr>
-              <w:t>4종</w:t>
+              <w:t>1종</w:t>
             </w:r>
           </w:p>
         </w:tc>
@@ -5699,7 +5493,7 @@
               <w:rPr>
                 <w:sz w:val="16"/>
               </w:rPr>
-              <w:t>초탄성(실링·완충)</w:t>
+              <w:t>열응력·워피지</w:t>
             </w:r>
           </w:p>
         </w:tc>
@@ -5713,7 +5507,7 @@
               <w:rPr>
                 <w:sz w:val="16"/>
               </w:rPr>
-              <w:t>2종</w:t>
+              <w:t>1종</w:t>
             </w:r>
           </w:p>
         </w:tc>
@@ -5727,7 +5521,7 @@
               <w:rPr>
                 <w:sz w:val="16"/>
               </w:rPr>
-              <w:t>2종</w:t>
+              <w:t>0종</w:t>
             </w:r>
           </w:p>
         </w:tc>
@@ -5741,7 +5535,7 @@
               <w:rPr>
                 <w:sz w:val="16"/>
               </w:rPr>
-              <w:t>0종</w:t>
+              <w:t>1종</w:t>
             </w:r>
           </w:p>
         </w:tc>
@@ -5771,7 +5565,7 @@
               <w:rPr>
                 <w:sz w:val="16"/>
               </w:rPr>
-              <w:t>산소확산-매트릭스</w:t>
+              <w:t>초탄성(실링·완충)</w:t>
             </w:r>
           </w:p>
         </w:tc>
@@ -5785,7 +5579,7 @@
               <w:rPr>
                 <w:sz w:val="16"/>
               </w:rPr>
-              <w:t>2종</w:t>
+              <w:t>1종</w:t>
             </w:r>
           </w:p>
         </w:tc>
@@ -5799,7 +5593,7 @@
               <w:rPr>
                 <w:sz w:val="16"/>
               </w:rPr>
-              <w:t>2종</w:t>
+              <w:t>1종</w:t>
             </w:r>
           </w:p>
         </w:tc>
@@ -5843,7 +5637,7 @@
               <w:rPr>
                 <w:sz w:val="16"/>
               </w:rPr>
-              <w:t>구조·강성</w:t>
+              <w:t>전기·EMI</w:t>
             </w:r>
           </w:p>
         </w:tc>
@@ -5929,7 +5723,7 @@
               <w:rPr>
                 <w:sz w:val="16"/>
               </w:rPr>
-              <w:t>1종</w:t>
+              <w:t>0종</w:t>
             </w:r>
           </w:p>
         </w:tc>
@@ -5943,7 +5737,7 @@
               <w:rPr>
                 <w:sz w:val="16"/>
               </w:rPr>
-              <w:t>1종</w:t>
+              <w:t>0종</w:t>
             </w:r>
           </w:p>
         </w:tc>
@@ -5987,7 +5781,7 @@
               <w:rPr>
                 <w:sz w:val="16"/>
               </w:rPr>
-              <w:t>열응력·워피지</w:t>
+              <w:t>결로(표면)</w:t>
             </w:r>
           </w:p>
         </w:tc>
@@ -6001,7 +5795,7 @@
               <w:rPr>
                 <w:sz w:val="16"/>
               </w:rPr>
-              <w:t>1종</w:t>
+              <w:t>0종</w:t>
             </w:r>
           </w:p>
         </w:tc>
@@ -6029,7 +5823,7 @@
               <w:rPr>
                 <w:sz w:val="16"/>
               </w:rPr>
-              <w:t>1종</w:t>
+              <w:t>0종</w:t>
             </w:r>
           </w:p>
         </w:tc>
@@ -6131,7 +5925,7 @@
           <w:b/>
           <w:sz w:val="19"/>
         </w:rPr>
-        <w:t>해석 13개 중 10개는 남은 재료가 전부 “딱 한 칸” 모자란다. 그 한 칸이 무엇인지도 해석마다 하나로 정해져 있다. 물성 하나를 뚫으면 해석 하나가 통째로 100%가 되는 자리가 그만큼 열려 있다는 뜻이다.</w:t>
+        <w:t>해석 13개 중 8개는 남은 재료가 전부 “딱 한 칸” 모자란다. 그 한 칸이 무엇인지도 해석마다 하나로 정해져 있다. 물성 하나를 뚫으면 해석 하나가 통째로 100%가 되는 자리가 그만큼 열려 있다는 뜻이다.</w:t>
       </w:r>
     </w:p>
     <w:p>
@@ -6742,7 +6536,7 @@
               <w:rPr>
                 <w:sz w:val="15"/>
               </w:rPr>
-              <w:t>94.4%  ████████</w:t>
+              <w:t>94.7%  ████████</w:t>
             </w:r>
           </w:p>
         </w:tc>
@@ -6756,7 +6550,7 @@
               <w:rPr>
                 <w:sz w:val="15"/>
               </w:rPr>
-              <w:t>48.1%</w:t>
+              <w:t>48.3%</w:t>
             </w:r>
           </w:p>
         </w:tc>
@@ -6770,7 +6564,7 @@
               <w:rPr>
                 <w:sz w:val="15"/>
               </w:rPr>
-              <w:t>81.6%</w:t>
+              <w:t>83.3%</w:t>
             </w:r>
           </w:p>
         </w:tc>
@@ -6784,7 +6578,7 @@
               <w:rPr>
                 <w:sz w:val="15"/>
               </w:rPr>
-              <w:t>90.1%</w:t>
+              <w:t>91.9%</w:t>
             </w:r>
           </w:p>
         </w:tc>
@@ -6842,7 +6636,7 @@
               <w:rPr>
                 <w:sz w:val="15"/>
               </w:rPr>
-              <w:t>99.9%  ████████</w:t>
+              <w:t>100.0%  ████████</w:t>
             </w:r>
           </w:p>
         </w:tc>
@@ -6856,7 +6650,7 @@
               <w:rPr>
                 <w:sz w:val="15"/>
               </w:rPr>
-              <w:t>64.4%</w:t>
+              <w:t>67.0%</w:t>
             </w:r>
           </w:p>
         </w:tc>
@@ -6870,7 +6664,7 @@
               <w:rPr>
                 <w:sz w:val="15"/>
               </w:rPr>
-              <w:t>99.8%</w:t>
+              <w:t>100.0%</w:t>
             </w:r>
           </w:p>
         </w:tc>
@@ -6884,7 +6678,7 @@
               <w:rPr>
                 <w:sz w:val="15"/>
               </w:rPr>
-              <w:t>99.8%</w:t>
+              <w:t>100.0%</w:t>
             </w:r>
           </w:p>
         </w:tc>
@@ -6898,7 +6692,7 @@
               <w:rPr>
                 <w:sz w:val="15"/>
               </w:rPr>
-              <w:t>37.1%</w:t>
+              <w:t>37.9%</w:t>
             </w:r>
           </w:p>
         </w:tc>
@@ -7042,7 +6836,7 @@
               <w:rPr>
                 <w:sz w:val="15"/>
               </w:rPr>
-              <w:t>97.0%  ████████</w:t>
+              <w:t>99.1%  ████████</w:t>
             </w:r>
           </w:p>
         </w:tc>
@@ -7056,7 +6850,7 @@
               <w:rPr>
                 <w:sz w:val="15"/>
               </w:rPr>
-              <w:t>57.2%</w:t>
+              <w:t>59.1%</w:t>
             </w:r>
           </w:p>
         </w:tc>
@@ -7070,7 +6864,7 @@
               <w:rPr>
                 <w:sz w:val="15"/>
               </w:rPr>
-              <w:t>88.1%</w:t>
+              <w:t>96.2%</w:t>
             </w:r>
           </w:p>
         </w:tc>
@@ -7084,7 +6878,7 @@
               <w:rPr>
                 <w:sz w:val="15"/>
               </w:rPr>
-              <w:t>88.1%</w:t>
+              <w:t>96.2%</w:t>
             </w:r>
           </w:p>
         </w:tc>
@@ -7098,7 +6892,7 @@
               <w:rPr>
                 <w:sz w:val="15"/>
               </w:rPr>
-              <w:t>18.4%</w:t>
+              <w:t>22.2%</w:t>
             </w:r>
           </w:p>
         </w:tc>
@@ -7142,7 +6936,7 @@
               <w:rPr>
                 <w:sz w:val="15"/>
               </w:rPr>
-              <w:t>97.3%  ████████</w:t>
+              <w:t>97.5%  ████████</w:t>
             </w:r>
           </w:p>
         </w:tc>
@@ -7156,7 +6950,7 @@
               <w:rPr>
                 <w:sz w:val="15"/>
               </w:rPr>
-              <w:t>65.8%</w:t>
+              <w:t>67.9%</w:t>
             </w:r>
           </w:p>
         </w:tc>
@@ -7170,7 +6964,7 @@
               <w:rPr>
                 <w:sz w:val="15"/>
               </w:rPr>
-              <w:t>89.2%</w:t>
+              <w:t>89.9%</w:t>
             </w:r>
           </w:p>
         </w:tc>
@@ -7184,7 +6978,7 @@
               <w:rPr>
                 <w:sz w:val="15"/>
               </w:rPr>
-              <w:t>99.2%</w:t>
+              <w:t>100.0%</w:t>
             </w:r>
           </w:p>
         </w:tc>
@@ -7198,7 +6992,7 @@
               <w:rPr>
                 <w:sz w:val="15"/>
               </w:rPr>
-              <w:t>33.8%</w:t>
+              <w:t>34.4%</w:t>
             </w:r>
           </w:p>
         </w:tc>
@@ -7242,7 +7036,7 @@
               <w:rPr>
                 <w:sz w:val="15"/>
               </w:rPr>
-              <w:t>96.5%  ████████</w:t>
+              <w:t>96.8%  ████████</w:t>
             </w:r>
           </w:p>
         </w:tc>
@@ -7256,7 +7050,7 @@
               <w:rPr>
                 <w:sz w:val="15"/>
               </w:rPr>
-              <w:t>60.1%</w:t>
+              <w:t>61.9%</w:t>
             </w:r>
           </w:p>
         </w:tc>
@@ -7270,7 +7064,7 @@
               <w:rPr>
                 <w:sz w:val="15"/>
               </w:rPr>
-              <w:t>86.1%</w:t>
+              <w:t>87.1%</w:t>
             </w:r>
           </w:p>
         </w:tc>
@@ -7284,7 +7078,7 @@
               <w:rPr>
                 <w:sz w:val="15"/>
               </w:rPr>
-              <w:t>97.8%</w:t>
+              <w:t>98.9%</w:t>
             </w:r>
           </w:p>
         </w:tc>
@@ -7298,7 +7092,7 @@
               <w:rPr>
                 <w:sz w:val="15"/>
               </w:rPr>
-              <w:t>26.9%</w:t>
+              <w:t>27.6%</w:t>
             </w:r>
           </w:p>
         </w:tc>
@@ -7342,7 +7136,7 @@
               <w:rPr>
                 <w:sz w:val="15"/>
               </w:rPr>
-              <w:t>97.8%  ████████</w:t>
+              <w:t>98.9%  ████████</w:t>
             </w:r>
           </w:p>
         </w:tc>
@@ -7370,7 +7164,7 @@
               <w:rPr>
                 <w:sz w:val="15"/>
               </w:rPr>
-              <w:t>95.7%</w:t>
+              <w:t>97.8%</w:t>
             </w:r>
           </w:p>
         </w:tc>
@@ -7384,7 +7178,7 @@
               <w:rPr>
                 <w:sz w:val="15"/>
               </w:rPr>
-              <w:t>95.7%</w:t>
+              <w:t>97.8%</w:t>
             </w:r>
           </w:p>
         </w:tc>
@@ -7542,7 +7336,7 @@
               <w:rPr>
                 <w:sz w:val="15"/>
               </w:rPr>
-              <w:t>97.8%  ████████</w:t>
+              <w:t>99.8%  ████████</w:t>
             </w:r>
           </w:p>
         </w:tc>
@@ -7556,7 +7350,7 @@
               <w:rPr>
                 <w:sz w:val="15"/>
               </w:rPr>
-              <w:t>73.2%</w:t>
+              <w:t>75.2%</w:t>
             </w:r>
           </w:p>
         </w:tc>
@@ -7570,7 +7364,7 @@
               <w:rPr>
                 <w:sz w:val="15"/>
               </w:rPr>
-              <w:t>97.8%</w:t>
+              <w:t>99.8%</w:t>
             </w:r>
           </w:p>
         </w:tc>
@@ -7584,7 +7378,7 @@
               <w:rPr>
                 <w:sz w:val="15"/>
               </w:rPr>
-              <w:t>97.6%</w:t>
+              <w:t>99.8%</w:t>
             </w:r>
           </w:p>
         </w:tc>
@@ -7598,7 +7392,7 @@
               <w:rPr>
                 <w:sz w:val="15"/>
               </w:rPr>
-              <w:t>73.2%</w:t>
+              <w:t>75.2%</w:t>
             </w:r>
           </w:p>
         </w:tc>
@@ -7642,7 +7436,7 @@
               <w:rPr>
                 <w:sz w:val="15"/>
               </w:rPr>
-              <w:t>84.2%  ███████·</w:t>
+              <w:t>85.2%  ███████·</w:t>
             </w:r>
           </w:p>
         </w:tc>
@@ -7656,7 +7450,7 @@
               <w:rPr>
                 <w:sz w:val="15"/>
               </w:rPr>
-              <w:t>73.1%</w:t>
+              <w:t>73.2%</w:t>
             </w:r>
           </w:p>
         </w:tc>
@@ -7670,7 +7464,7 @@
               <w:rPr>
                 <w:sz w:val="15"/>
               </w:rPr>
-              <w:t>52.5%</w:t>
+              <w:t>55.6%</w:t>
             </w:r>
           </w:p>
         </w:tc>
@@ -7684,7 +7478,7 @@
               <w:rPr>
                 <w:sz w:val="15"/>
               </w:rPr>
-              <w:t>52.5%</w:t>
+              <w:t>55.6%</w:t>
             </w:r>
           </w:p>
         </w:tc>
@@ -7698,7 +7492,7 @@
               <w:rPr>
                 <w:sz w:val="15"/>
               </w:rPr>
-              <w:t>34.3%</w:t>
+              <w:t>34.8%</w:t>
             </w:r>
           </w:p>
         </w:tc>
@@ -7941,7 +7735,7 @@
               <w:rPr>
                 <w:sz w:val="15"/>
               </w:rPr>
-              <w:t>96.9%</w:t>
+              <w:t>97.3%</w:t>
             </w:r>
           </w:p>
         </w:tc>
@@ -7955,7 +7749,7 @@
               <w:rPr>
                 <w:sz w:val="15"/>
               </w:rPr>
-              <w:t>60.2%</w:t>
+              <w:t>61.2%</w:t>
             </w:r>
           </w:p>
         </w:tc>
@@ -8018,7 +7812,7 @@
           <w:b/>
           <w:sz w:val="19"/>
         </w:rPr>
-        <w:t>(가) 셀 채움만 보면 “거의 다 됐다”로 읽힌다. 구조·강성은 셀 99.9%다. 그런데 실측기반은 57.4%이고, 실측만으로 카드가 나오는 재료는 31.1%(169종)뿐이다. 전체로는 5,315칸(36.7%p)이 가정값이 만든 착시다.</w:t>
+        <w:t>(가) 셀 채움만 보면 “거의 다 됐다”로 읽힌다. 구조·강성은 셀 99.9%다. 그런데 실측기반은 57.4%이고, 실측만으로 카드가 나오는 재료는 31.1%(169종)뿐이다. 전체로는 5,214칸(36.0%p)이 가정값이 만든 착시다.</w:t>
       </w:r>
     </w:p>
     <w:p>
@@ -8030,7 +7824,7 @@
           <w:b w:val="0"/>
           <w:sz w:val="19"/>
         </w:rPr>
-        <w:t>(나) 재료 준비만 보면 “실측으로 서 있는 줄” 안다. 열전달·방열은 준비율 99.8%(543종)인데 실측 기준으로는 37.1%(202종)다. 덱은 543종이 돌지만 그중 341종은 가정값을 딛고 서 있다.</w:t>
+        <w:t>(나) 재료 준비만 보면 “실측으로 서 있는 줄” 안다. 열전달·방열은 준비율 100.0%(544종)인데 실측 기준으로는 37.9%(206종)다. 덱은 544종이 돌지만 그중 338종은 가정값을 딛고 서 있다.</w:t>
       </w:r>
     </w:p>
     <w:p>
@@ -8042,7 +7836,7 @@
           <w:b w:val="0"/>
           <w:sz w:val="19"/>
         </w:rPr>
-        <w:t>(다) 셀 채움과 재료 준비가 크게 갈리는 자리가 진짜 병목이다. 피로·수명은 셀 84.2%인데 준비 52.5%다. 재료마다 비어 있는 칸이 다르면 이렇게 벌어진다. 반대로 전기·EMI는 두 수치가 같다 — 택일군 하나짜리 해석이라 채운 칸이 곧 준비된 재료다.</w:t>
+        <w:t>(다) 셀 채움과 재료 준비가 크게 갈리는 자리가 진짜 병목이다. 피로·수명은 셀 85.2%인데 준비 55.6%다. 재료마다 비어 있는 칸이 다르면 이렇게 벌어진다. 반대로 전기·EMI는 두 수치가 같다 — 택일군 하나짜리 해석이라 채운 칸이 곧 준비된 재료다.</w:t>
       </w:r>
     </w:p>
     <w:p>
@@ -9905,7 +9699,7 @@
           <w:b w:val="0"/>
           <w:sz w:val="19"/>
         </w:rPr>
-        <w:t>tier4는 4,408건(21.1%)이다. 그중 assumption 표지를 가진 것이 4,315건이고, 나머지 93건은 가정이 아니라 계산·유도값이다.</w:t>
+        <w:t>tier4는 4,450건(21.0%)이다. 그중 assumption 표지를 가진 것이 4,357건이고, 나머지 93건은 가정이 아니라 계산·유도값이다.</w:t>
       </w:r>
     </w:p>
     <w:tbl>
@@ -10036,7 +9830,7 @@
               <w:rPr>
                 <w:sz w:val="15"/>
               </w:rPr>
-              <w:t>449 / 499</w:t>
+              <w:t>450 / 500</w:t>
             </w:r>
           </w:p>
         </w:tc>
@@ -10168,7 +9962,7 @@
               <w:rPr>
                 <w:sz w:val="15"/>
               </w:rPr>
-              <w:t>96 / 139</w:t>
+              <w:t>96 / 141</w:t>
             </w:r>
           </w:p>
         </w:tc>
@@ -10182,7 +9976,7 @@
               <w:rPr>
                 <w:sz w:val="15"/>
               </w:rPr>
-              <w:t>69.1%  ███████···</w:t>
+              <w:t>68.1%  ███████···</w:t>
             </w:r>
           </w:p>
         </w:tc>
@@ -10476,7 +10270,7 @@
               <w:rPr>
                 <w:sz w:val="15"/>
               </w:rPr>
-              <w:t>306 / 760</w:t>
+              <w:t>307 / 804</w:t>
             </w:r>
           </w:p>
         </w:tc>
@@ -10490,7 +10284,7 @@
               <w:rPr>
                 <w:sz w:val="15"/>
               </w:rPr>
-              <w:t>40.3%  ████······</w:t>
+              <w:t>38.2%  ████······</w:t>
             </w:r>
           </w:p>
         </w:tc>
@@ -10506,7 +10300,7 @@
           <w:b/>
           <w:sz w:val="19"/>
         </w:rPr>
-        <w:t>재료 카테고리별 tier4 — polymer 2,544 · composite 877 · metal 426 · ceramic 329 · foam 160 · rubber 72. 구멍이 거의 전부 폴리머·복합·고무·폼에 몰려 있고 금속·세라믹은 사실상 다 찼다.</w:t>
+        <w:t>재료 카테고리별 tier4 — polymer 2,544 · composite 912 · metal 429 · ceramic 329 · foam 160 · rubber 76. 구멍이 거의 전부 폴리머·복합·고무·폼에 몰려 있고 금속·세라믹은 사실상 다 찼다.</w:t>
       </w:r>
     </w:p>
     <w:tbl>
@@ -10653,7 +10447,7 @@
               <w:rPr>
                 <w:sz w:val="15"/>
               </w:rPr>
-              <w:t>Kapton PI Adhesive Tape</w:t>
+              <w:t>Quantum Dot Film (QDEF)</w:t>
             </w:r>
           </w:p>
         </w:tc>
@@ -10667,7 +10461,7 @@
               <w:rPr>
                 <w:sz w:val="15"/>
               </w:rPr>
-              <w:t>40</w:t>
+              <w:t>41</w:t>
             </w:r>
           </w:p>
         </w:tc>
@@ -10683,7 +10477,7 @@
               <w:rPr>
                 <w:sz w:val="15"/>
               </w:rPr>
-              <w:t>TAIFLEX 2L FCCL 2UPDR2010JD (adhesiveless polyimide)</w:t>
+              <w:t>Kapton PI Adhesive Tape</w:t>
             </w:r>
           </w:p>
         </w:tc>
@@ -10697,7 +10491,7 @@
               <w:rPr>
                 <w:sz w:val="15"/>
               </w:rPr>
-              <w:t>37</w:t>
+              <w:t>40</w:t>
             </w:r>
           </w:p>
         </w:tc>
@@ -10713,7 +10507,7 @@
               <w:rPr>
                 <w:sz w:val="15"/>
               </w:rPr>
-              <w:t>EMI Shielding Film (FPCB)</w:t>
+              <w:t>TAIFLEX 2L FCCL 2UPDR2010JD (adhesiveless polyimide)</w:t>
             </w:r>
           </w:p>
         </w:tc>
@@ -10727,7 +10521,7 @@
               <w:rPr>
                 <w:sz w:val="15"/>
               </w:rPr>
-              <w:t>34</w:t>
+              <w:t>37</w:t>
             </w:r>
           </w:p>
         </w:tc>
@@ -10743,7 +10537,7 @@
               <w:rPr>
                 <w:sz w:val="15"/>
               </w:rPr>
-              <w:t>AR/IR Coating (multilayer)</w:t>
+              <w:t>EMI Shielding Film (FPCB)</w:t>
             </w:r>
           </w:p>
         </w:tc>
@@ -10757,7 +10551,7 @@
               <w:rPr>
                 <w:sz w:val="15"/>
               </w:rPr>
-              <w:t>32</w:t>
+              <w:t>34</w:t>
             </w:r>
           </w:p>
         </w:tc>
@@ -10773,7 +10567,7 @@
               <w:rPr>
                 <w:sz w:val="15"/>
               </w:rPr>
-              <w:t>Color Filter Resin (pigment)</w:t>
+              <w:t>AR/IR Coating (multilayer)</w:t>
             </w:r>
           </w:p>
         </w:tc>
@@ -10787,7 +10581,7 @@
               <w:rPr>
                 <w:sz w:val="15"/>
               </w:rPr>
-              <w:t>30</w:t>
+              <w:t>32</w:t>
             </w:r>
           </w:p>
         </w:tc>
@@ -11042,7 +10836,7 @@
               <w:rPr>
                 <w:sz w:val="16"/>
               </w:rPr>
-              <w:t>20,915건</w:t>
+              <w:t>21,212건</w:t>
             </w:r>
           </w:p>
         </w:tc>
@@ -11072,7 +10866,7 @@
               <w:rPr>
                 <w:sz w:val="16"/>
               </w:rPr>
-              <w:t>2,095건 (DOI 보유 708)</w:t>
+              <w:t>2,128건 (DOI 보유 731)</w:t>
             </w:r>
           </w:p>
         </w:tc>
@@ -11132,7 +10926,7 @@
               <w:rPr>
                 <w:sz w:val="16"/>
               </w:rPr>
-              <w:t>datasheet 884 · journal 689 · database 308 · other 91 · book 70 · standard 28 · web 24 · computed 1</w:t>
+              <w:t>datasheet 888 · journal 712 · database 313 · other 91 · book 71 · standard 28 · web 24 · computed 1</w:t>
             </w:r>
           </w:p>
         </w:tc>
@@ -11237,7 +11031,7 @@
               <w:rPr>
                 <w:sz w:val="16"/>
               </w:rPr>
-              <w:t>14,029  (96.9%)</w:t>
+              <w:t>14,080  (97.3%)</w:t>
             </w:r>
           </w:p>
         </w:tc>
@@ -11267,7 +11061,7 @@
               <w:rPr>
                 <w:sz w:val="16"/>
               </w:rPr>
-              <w:t>8,714  (60.2%)</w:t>
+              <w:t>8,866  (61.2%)</w:t>
             </w:r>
           </w:p>
         </w:tc>
@@ -11297,7 +11091,7 @@
               <w:rPr>
                 <w:sz w:val="16"/>
               </w:rPr>
-              <w:t>5,315  (36.7%p)</w:t>
+              <w:t>5,214  (36.0%p)</w:t>
             </w:r>
           </w:p>
         </w:tc>
@@ -11327,7 +11121,7 @@
               <w:rPr>
                 <w:sz w:val="16"/>
               </w:rPr>
-              <w:t>449</w:t>
+              <w:t>398</w:t>
             </w:r>
           </w:p>
         </w:tc>
@@ -11387,7 +11181,7 @@
               <w:rPr>
                 <w:sz w:val="16"/>
               </w:rPr>
-              <w:t>243</w:t>
+              <w:t>192</w:t>
             </w:r>
           </w:p>
         </w:tc>
@@ -11417,7 +11211,7 @@
               <w:rPr>
                 <w:sz w:val="16"/>
               </w:rPr>
-              <w:t>5,764</w:t>
+              <w:t>5,612</w:t>
             </w:r>
           </w:p>
         </w:tc>
@@ -11508,7 +11302,7 @@
               <w:rPr>
                 <w:sz w:val="15"/>
               </w:rPr>
-              <w:t>94</w:t>
+              <w:t>88</w:t>
             </w:r>
           </w:p>
         </w:tc>
@@ -11538,7 +11332,7 @@
               <w:rPr>
                 <w:sz w:val="15"/>
               </w:rPr>
-              <w:t>소성 (항복 OR 인장+연신)</w:t>
+              <w:t>접착 (peel · lap shear · die shear)</w:t>
             </w:r>
           </w:p>
         </w:tc>
@@ -11552,7 +11346,7 @@
               <w:rPr>
                 <w:sz w:val="15"/>
               </w:rPr>
-              <w:t>46</w:t>
+              <w:t>44</w:t>
             </w:r>
           </w:p>
         </w:tc>
@@ -11566,7 +11360,7 @@
               <w:rPr>
                 <w:sz w:val="15"/>
               </w:rPr>
-              <w:t>적층판 18종은 파단연신율을 어느 벤더도 발표하지 않고 문헌에도 없다</w:t>
+              <w:t>동박 peel은 동박 단독이 아니라 수지와의 쌍 물성이라 벤더가 안 싣고 IPC-4562A에도 표가 없다</w:t>
             </w:r>
           </w:p>
         </w:tc>
@@ -11582,7 +11376,7 @@
               <w:rPr>
                 <w:sz w:val="15"/>
               </w:rPr>
-              <w:t>접착 (peel · lap shear · die shear)</w:t>
+              <w:t>소성 (항복 OR 인장+연신)</w:t>
             </w:r>
           </w:p>
         </w:tc>
@@ -11596,7 +11390,7 @@
               <w:rPr>
                 <w:sz w:val="15"/>
               </w:rPr>
-              <w:t>44</w:t>
+              <w:t>38</w:t>
             </w:r>
           </w:p>
         </w:tc>
@@ -11610,7 +11404,7 @@
               <w:rPr>
                 <w:sz w:val="15"/>
               </w:rPr>
-              <w:t>동박 peel은 동박 단독이 아니라 수지와의 쌍 물성이라 벤더가 안 싣고 IPC-4562A에도 표가 없다</w:t>
+              <w:t>적층판 18종은 파단연신율을 어느 벤더도 발표하지 않고 문헌에도 없다</w:t>
             </w:r>
           </w:p>
         </w:tc>
@@ -11640,7 +11434,7 @@
               <w:rPr>
                 <w:sz w:val="15"/>
               </w:rPr>
-              <w:t>22</w:t>
+              <w:t>7</w:t>
             </w:r>
           </w:p>
         </w:tc>
@@ -11670,7 +11464,7 @@
               <w:rPr>
                 <w:sz w:val="15"/>
               </w:rPr>
-              <w:t>전기 (유전율 · 체적저항률 · 손실계수)</w:t>
+              <w:t>투습 (WVTR · 투습계수 · 확산 · 흡습)</w:t>
             </w:r>
           </w:p>
         </w:tc>
@@ -11684,7 +11478,7 @@
               <w:rPr>
                 <w:sz w:val="15"/>
               </w:rPr>
-              <w:t>12</w:t>
+              <w:t>4</w:t>
             </w:r>
           </w:p>
         </w:tc>
@@ -11698,7 +11492,7 @@
               <w:rPr>
                 <w:sz w:val="15"/>
               </w:rPr>
-              <w:t>도체는 유전율이 정의되지 않고, 저밀도 폼은 상대밀도가 지배하는데 벤더가 발표하지 않는다</w:t>
+              <w:t>저분자 유기 고체는 자립 필름을 못 만들어 시험 자체가 성립하지 않는다</w:t>
             </w:r>
           </w:p>
         </w:tc>
@@ -11714,7 +11508,7 @@
               <w:rPr>
                 <w:sz w:val="15"/>
               </w:rPr>
-              <w:t>투습 (WVTR · 투습계수 · 확산 · 흡습)</w:t>
+              <w:t>영률</w:t>
             </w:r>
           </w:p>
         </w:tc>
@@ -11728,7 +11522,7 @@
               <w:rPr>
                 <w:sz w:val="15"/>
               </w:rPr>
-              <w:t>8</w:t>
+              <w:t>3</w:t>
             </w:r>
           </w:p>
         </w:tc>
@@ -11742,7 +11536,7 @@
               <w:rPr>
                 <w:sz w:val="15"/>
               </w:rPr>
-              <w:t>저분자 유기 고체는 자립 필름을 못 만들어 시험 자체가 성립하지 않는다</w:t>
+              <w:t>남은 2종은 개별 확인 대상이다</w:t>
             </w:r>
           </w:p>
         </w:tc>
@@ -11772,7 +11566,7 @@
               <w:rPr>
                 <w:sz w:val="15"/>
               </w:rPr>
-              <w:t>4</w:t>
+              <w:t>3</w:t>
             </w:r>
           </w:p>
         </w:tc>
@@ -11802,7 +11596,7 @@
               <w:rPr>
                 <w:sz w:val="15"/>
               </w:rPr>
-              <w:t>영률</w:t>
+              <w:t>산소 (O₂ 투과계수 · 용해도)</w:t>
             </w:r>
           </w:p>
         </w:tc>
@@ -11816,7 +11610,7 @@
               <w:rPr>
                 <w:sz w:val="15"/>
               </w:rPr>
-              <w:t>3</w:t>
+              <w:t>2</w:t>
             </w:r>
           </w:p>
         </w:tc>
@@ -11830,7 +11624,7 @@
               <w:rPr>
                 <w:sz w:val="15"/>
               </w:rPr>
-              <w:t>남은 2종은 개별 확인 대상이다</w:t>
+              <w:t>OCA는 배리어 부품이 아니라 벤더가 측정할 동기가 없다</w:t>
             </w:r>
           </w:p>
         </w:tc>
@@ -11846,7 +11640,7 @@
           <w:b/>
           <w:sz w:val="19"/>
         </w:rPr>
-        <w:t>남은 일의 성격 요약 — 10개 해석은 재료마다 딱 한 칸씩 모자라고, 낙하·충격만 2층 병목이다. 막힌 경로가 바뀌지 않는 한 남은 칸 전부는 안 닫힌다. 두 파동에 걸쳐 확인된 결론은 율속과 피로가 OA 밖(핸드북·벤더 시험보고서·유료 표준)에 있다는 것이다. 동시에, 채워진 14,029칸 중 5,315칸이 가정값이다 — 남은 칸을 닫는 것과 이미 닫은 칸의 근거를 두껍게 하는 것은 별개의 일이고 후자가 더 크다.</w:t>
+        <w:t>남은 일의 성격 요약 — 8개 해석은 재료마다 딱 한 칸씩 모자라고, 낙하·충격만 2층 병목이다. 막힌 경로가 바뀌지 않는 한 남은 칸 전부는 안 닫힌다. 두 파동에 걸쳐 확인된 결론은 율속과 피로가 OA 밖(핸드북·벤더 시험보고서·유료 표준)에 있다는 것이다. 동시에, 채워진 14,080칸 중 5,214칸이 가정값이다 — 남은 칸을 닫는 것과 이미 닫은 칸의 근거를 두껍게 하는 것은 별개의 일이고 후자가 더 크다.</w:t>
       </w:r>
     </w:p>
     <w:p>
@@ -12611,7 +12405,7 @@
               <w:rPr>
                 <w:sz w:val="15"/>
               </w:rPr>
-              <w:t>102.1%</w:t>
+              <w:t>102.4%</w:t>
             </w:r>
           </w:p>
         </w:tc>
@@ -12625,7 +12419,7 @@
               <w:rPr>
                 <w:sz w:val="15"/>
               </w:rPr>
-              <w:t>98.0%</w:t>
+              <w:t>98.3%</w:t>
             </w:r>
           </w:p>
         </w:tc>
@@ -12697,7 +12491,7 @@
               <w:rPr>
                 <w:sz w:val="15"/>
               </w:rPr>
-              <w:t>99.9%</w:t>
+              <w:t>100.0%</w:t>
             </w:r>
           </w:p>
         </w:tc>
@@ -12827,21 +12621,21 @@
               <w:rPr>
                 <w:sz w:val="15"/>
               </w:rPr>
+              <w:t>100.2%</w:t>
+            </w:r>
+          </w:p>
+        </w:tc>
+        <w:tc>
+          <w:tcPr>
+            <w:tcW w:type="dxa" w:w="1728"/>
+          </w:tcPr>
+          <w:p>
+            <w:r/>
+            <w:r>
+              <w:rPr>
+                <w:sz w:val="15"/>
+              </w:rPr>
               <w:t>100.0%</w:t>
-            </w:r>
-          </w:p>
-        </w:tc>
-        <w:tc>
-          <w:tcPr>
-            <w:tcW w:type="dxa" w:w="1728"/>
-          </w:tcPr>
-          <w:p>
-            <w:r/>
-            <w:r>
-              <w:rPr>
-                <w:sz w:val="15"/>
-              </w:rPr>
-              <w:t>99.8%</w:t>
             </w:r>
           </w:p>
         </w:tc>
@@ -12899,7 +12693,7 @@
               <w:rPr>
                 <w:sz w:val="15"/>
               </w:rPr>
-              <w:t>99.6%</w:t>
+              <w:t>99.8%</w:t>
             </w:r>
           </w:p>
         </w:tc>
@@ -12913,7 +12707,7 @@
               <w:rPr>
                 <w:sz w:val="15"/>
               </w:rPr>
-              <w:t>99.5%</w:t>
+              <w:t>99.8%</w:t>
             </w:r>
           </w:p>
         </w:tc>
@@ -12971,7 +12765,7 @@
               <w:rPr>
                 <w:sz w:val="15"/>
               </w:rPr>
-              <w:t>107.9%</w:t>
+              <w:t>110.1%</w:t>
             </w:r>
           </w:p>
         </w:tc>
@@ -12985,7 +12779,7 @@
               <w:rPr>
                 <w:sz w:val="15"/>
               </w:rPr>
-              <w:t>97.6%</w:t>
+              <w:t>99.8%</w:t>
             </w:r>
           </w:p>
         </w:tc>
@@ -13001,7 +12795,7 @@
           <w:b/>
           <w:sz w:val="19"/>
         </w:rPr>
-        <w:t>리포트가 인쇄하는 “남은 일은 449칸이 아니라 -175칸이다”도 같은 이유로 과소치다. 정직한 값은 243칸이다(449 − 206, 206 = 부재이면서 아직 비어 있는 칸). 이 문서의 5·10절은 그 값을 쓴다.</w:t>
+        <w:t>리포트가 인쇄하는 “남은 일은 398칸이 아니라 -226칸이다”도 같은 이유로 과소치다. 정직한 값은 192칸이다(398 − 206, 206 = 부재이면서 아직 비어 있는 칸). 이 문서의 5·10절은 그 값을 쓴다.</w:t>
       </w:r>
     </w:p>
     <w:p>

--- a/MaterialTwin_물성수집_방법론.docx
+++ b/MaterialTwin_물성수집_방법론.docx
@@ -31,7 +31,7 @@
           <w:color w:val="606060"/>
           <w:sz w:val="18"/>
         </w:rPr>
-        <w:t>2026-08-10 · 재료 544종 · 물성값 21,212건 · 출처 2,128건 · 물성 정의 161종</w:t>
+        <w:t>2026-08-10 · 재료 544종 · 물성값 21,227건 · 출처 2,132건 · 물성 정의 161종</w:t>
       </w:r>
     </w:p>
     <w:p/>
@@ -1291,7 +1291,7 @@
               <w:rPr>
                 <w:sz w:val="16"/>
               </w:rPr>
-              <w:t>9,534</w:t>
+              <w:t>9,535</w:t>
             </w:r>
           </w:p>
         </w:tc>
@@ -1349,7 +1349,7 @@
               <w:rPr>
                 <w:sz w:val="16"/>
               </w:rPr>
-              <w:t>1,638</w:t>
+              <w:t>1,640</w:t>
             </w:r>
           </w:p>
         </w:tc>
@@ -1407,7 +1407,7 @@
               <w:rPr>
                 <w:sz w:val="16"/>
               </w:rPr>
-              <w:t>5,590</w:t>
+              <w:t>5,602</w:t>
             </w:r>
           </w:p>
         </w:tc>
@@ -6450,7 +6450,7 @@
               <w:rPr>
                 <w:sz w:val="15"/>
               </w:rPr>
-              <w:t>57.4%</w:t>
+              <w:t>58.3%</w:t>
             </w:r>
           </w:p>
         </w:tc>
@@ -6492,7 +6492,7 @@
               <w:rPr>
                 <w:sz w:val="15"/>
               </w:rPr>
-              <w:t>31.1%</w:t>
+              <w:t>33.3%</w:t>
             </w:r>
           </w:p>
         </w:tc>
@@ -6550,7 +6550,7 @@
               <w:rPr>
                 <w:sz w:val="15"/>
               </w:rPr>
-              <w:t>48.3%</w:t>
+              <w:t>48.9%</w:t>
             </w:r>
           </w:p>
         </w:tc>
@@ -6592,7 +6592,7 @@
               <w:rPr>
                 <w:sz w:val="15"/>
               </w:rPr>
-              <w:t>13.6%</w:t>
+              <w:t>13.8%</w:t>
             </w:r>
           </w:p>
         </w:tc>
@@ -6750,7 +6750,7 @@
               <w:rPr>
                 <w:sz w:val="15"/>
               </w:rPr>
-              <w:t>58.8%</w:t>
+              <w:t>59.5%</w:t>
             </w:r>
           </w:p>
         </w:tc>
@@ -6792,7 +6792,7 @@
               <w:rPr>
                 <w:sz w:val="15"/>
               </w:rPr>
-              <w:t>29.6%</w:t>
+              <w:t>31.6%</w:t>
             </w:r>
           </w:p>
         </w:tc>
@@ -6850,7 +6850,7 @@
               <w:rPr>
                 <w:sz w:val="15"/>
               </w:rPr>
-              <w:t>59.1%</w:t>
+              <w:t>60.0%</w:t>
             </w:r>
           </w:p>
         </w:tc>
@@ -6892,7 +6892,7 @@
               <w:rPr>
                 <w:sz w:val="15"/>
               </w:rPr>
-              <w:t>22.2%</w:t>
+              <w:t>22.7%</w:t>
             </w:r>
           </w:p>
         </w:tc>
@@ -7749,7 +7749,7 @@
               <w:rPr>
                 <w:sz w:val="15"/>
               </w:rPr>
-              <w:t>61.2%</w:t>
+              <w:t>61.6%</w:t>
             </w:r>
           </w:p>
         </w:tc>
@@ -7812,7 +7812,7 @@
           <w:b/>
           <w:sz w:val="19"/>
         </w:rPr>
-        <w:t>(가) 셀 채움만 보면 “거의 다 됐다”로 읽힌다. 구조·강성은 셀 99.9%다. 그런데 실측기반은 57.4%이고, 실측만으로 카드가 나오는 재료는 31.1%(169종)뿐이다. 전체로는 5,214칸(36.0%p)이 가정값이 만든 착시다.</w:t>
+        <w:t>(가) 셀 채움만 보면 “거의 다 됐다”로 읽힌다. 구조·강성은 셀 99.9%다. 그런데 실측기반은 58.3%이고, 실측만으로 카드가 나오는 재료는 33.3%(181종)뿐이다. 전체로는 5,162칸(35.7%p)이 가정값이 만든 착시다.</w:t>
       </w:r>
     </w:p>
     <w:p>
@@ -10006,7 +10006,7 @@
               <w:rPr>
                 <w:sz w:val="15"/>
               </w:rPr>
-              <w:t>413 / 702</w:t>
+              <w:t>413 / 717</w:t>
             </w:r>
           </w:p>
         </w:tc>
@@ -10020,7 +10020,7 @@
               <w:rPr>
                 <w:sz w:val="15"/>
               </w:rPr>
-              <w:t>58.8%  ██████····</w:t>
+              <w:t>57.6%  ██████····</w:t>
             </w:r>
           </w:p>
         </w:tc>
@@ -10836,7 +10836,7 @@
               <w:rPr>
                 <w:sz w:val="16"/>
               </w:rPr>
-              <w:t>21,212건</w:t>
+              <w:t>21,227건</w:t>
             </w:r>
           </w:p>
         </w:tc>
@@ -10866,7 +10866,7 @@
               <w:rPr>
                 <w:sz w:val="16"/>
               </w:rPr>
-              <w:t>2,128건 (DOI 보유 731)</w:t>
+              <w:t>2,132건 (DOI 보유 732)</w:t>
             </w:r>
           </w:p>
         </w:tc>
@@ -10926,7 +10926,7 @@
               <w:rPr>
                 <w:sz w:val="16"/>
               </w:rPr>
-              <w:t>datasheet 888 · journal 712 · database 313 · other 91 · book 71 · standard 28 · web 24 · computed 1</w:t>
+              <w:t>datasheet 890 · journal 713 · database 313 · other 91 · book 72 · standard 28 · web 24 · computed 1</w:t>
             </w:r>
           </w:p>
         </w:tc>
@@ -11061,7 +11061,7 @@
               <w:rPr>
                 <w:sz w:val="16"/>
               </w:rPr>
-              <w:t>8,866  (61.2%)</w:t>
+              <w:t>8,918  (61.6%)</w:t>
             </w:r>
           </w:p>
         </w:tc>
@@ -11091,7 +11091,7 @@
               <w:rPr>
                 <w:sz w:val="16"/>
               </w:rPr>
-              <w:t>5,214  (36.0%p)</w:t>
+              <w:t>5,162  (35.7%p)</w:t>
             </w:r>
           </w:p>
         </w:tc>
@@ -11211,7 +11211,7 @@
               <w:rPr>
                 <w:sz w:val="16"/>
               </w:rPr>
-              <w:t>5,612</w:t>
+              <w:t>5,560</w:t>
             </w:r>
           </w:p>
         </w:tc>
@@ -11640,7 +11640,7 @@
           <w:b/>
           <w:sz w:val="19"/>
         </w:rPr>
-        <w:t>남은 일의 성격 요약 — 8개 해석은 재료마다 딱 한 칸씩 모자라고, 낙하·충격만 2층 병목이다. 막힌 경로가 바뀌지 않는 한 남은 칸 전부는 안 닫힌다. 두 파동에 걸쳐 확인된 결론은 율속과 피로가 OA 밖(핸드북·벤더 시험보고서·유료 표준)에 있다는 것이다. 동시에, 채워진 14,080칸 중 5,214칸이 가정값이다 — 남은 칸을 닫는 것과 이미 닫은 칸의 근거를 두껍게 하는 것은 별개의 일이고 후자가 더 크다.</w:t>
+        <w:t>남은 일의 성격 요약 — 8개 해석은 재료마다 딱 한 칸씩 모자라고, 낙하·충격만 2층 병목이다. 막힌 경로가 바뀌지 않는 한 남은 칸 전부는 안 닫힌다. 두 파동에 걸쳐 확인된 결론은 율속과 피로가 OA 밖(핸드북·벤더 시험보고서·유료 표준)에 있다는 것이다. 동시에, 채워진 14,080칸 중 5,162칸이 가정값이다 — 남은 칸을 닫는 것과 이미 닫은 칸의 근거를 두껍게 하는 것은 별개의 일이고 후자가 더 크다.</w:t>
       </w:r>
     </w:p>
     <w:p>
@@ -12807,7 +12807,7 @@
           <w:b/>
           <w:sz w:val="19"/>
         </w:rPr>
-        <w:t>(나) 문서화된 method×tier 조합표가 지켜지지 않고 있고, 검사가 없다. PROPERTY_DATA_HISTORY의 “정한 규칙” 2항이 허용 조합 7개를 표로 못박고 “다른 조합이 나오면 어딘가 어긋난 것이다”라고 적는데, 현재 DB에 표 밖 조합이 213건(1.0%) 있다.</w:t>
+        <w:t>(나) 문서화된 method×tier 조합표가 지켜지지 않고 있고, 검사가 없다. PROPERTY_DATA_HISTORY의 “정한 규칙” 2항이 허용 조합 7개를 표로 못박고 “다른 조합이 나오면 어딘가 어긋난 것이다”라고 적는데, 현재 DB에 표 밖 조합이 215건(1.0%) 있다.</w:t>
       </w:r>
     </w:p>
     <w:tbl>
@@ -12997,6 +12997,50 @@
                 <w:sz w:val="15"/>
               </w:rPr>
               <w:t>계열 대입인데 tier3</w:t>
+            </w:r>
+          </w:p>
+        </w:tc>
+      </w:tr>
+      <w:tr>
+        <w:tc>
+          <w:tcPr>
+            <w:tcW w:type="dxa" w:w="2880"/>
+          </w:tcPr>
+          <w:p>
+            <w:r/>
+            <w:r>
+              <w:rPr>
+                <w:sz w:val="15"/>
+              </w:rPr>
+              <w:t>measured @ tier2</w:t>
+            </w:r>
+          </w:p>
+        </w:tc>
+        <w:tc>
+          <w:tcPr>
+            <w:tcW w:type="dxa" w:w="2880"/>
+          </w:tcPr>
+          <w:p>
+            <w:r/>
+            <w:r>
+              <w:rPr>
+                <w:sz w:val="15"/>
+              </w:rPr>
+              <w:t>2</w:t>
+            </w:r>
+          </w:p>
+        </w:tc>
+        <w:tc>
+          <w:tcPr>
+            <w:tcW w:type="dxa" w:w="2880"/>
+          </w:tcPr>
+          <w:p>
+            <w:r/>
+            <w:r>
+              <w:rPr>
+                <w:sz w:val="15"/>
+              </w:rPr>
+              <w:t>—</w:t>
             </w:r>
           </w:p>
         </w:tc>

--- a/MaterialTwin_물성수집_방법론.docx
+++ b/MaterialTwin_물성수집_방법론.docx
@@ -31,7 +31,7 @@
           <w:color w:val="606060"/>
           <w:sz w:val="18"/>
         </w:rPr>
-        <w:t>2026-08-10 · 재료 544종 · 물성값 21,227건 · 출처 2,132건 · 물성 정의 161종</w:t>
+        <w:t>2026-08-10 · 재료 544종 · 물성값 21,279건 · 출처 2,134건 · 물성 정의 161종</w:t>
       </w:r>
     </w:p>
     <w:p/>
@@ -1305,7 +1305,7 @@
               <w:rPr>
                 <w:sz w:val="16"/>
               </w:rPr>
-              <w:t>44.9%</w:t>
+              <w:t>44.8%</w:t>
             </w:r>
           </w:p>
         </w:tc>
@@ -1407,7 +1407,7 @@
               <w:rPr>
                 <w:sz w:val="16"/>
               </w:rPr>
-              <w:t>5,602</w:t>
+              <w:t>5,614</w:t>
             </w:r>
           </w:p>
         </w:tc>
@@ -1465,7 +1465,7 @@
               <w:rPr>
                 <w:sz w:val="16"/>
               </w:rPr>
-              <w:t>4,450</w:t>
+              <w:t>4,490</w:t>
             </w:r>
           </w:p>
         </w:tc>
@@ -1479,7 +1479,7 @@
               <w:rPr>
                 <w:sz w:val="16"/>
               </w:rPr>
-              <w:t>21.0%</w:t>
+              <w:t>21.1%</w:t>
             </w:r>
           </w:p>
         </w:tc>
@@ -4045,7 +4045,7 @@
               <w:rPr>
                 <w:sz w:val="15"/>
               </w:rPr>
-              <w:t>88</w:t>
+              <w:t>53</w:t>
             </w:r>
           </w:p>
         </w:tc>
@@ -4059,7 +4059,7 @@
               <w:rPr>
                 <w:sz w:val="15"/>
               </w:rPr>
-              <w:t>88</w:t>
+              <w:t>53</w:t>
             </w:r>
           </w:p>
         </w:tc>
@@ -4089,7 +4089,7 @@
               <w:rPr>
                 <w:sz w:val="15"/>
               </w:rPr>
-              <w:t>접착 (peel · lap shear · die shear)</w:t>
+              <w:t>소성 (항복 OR 인장+연신)</w:t>
             </w:r>
           </w:p>
         </w:tc>
@@ -4103,7 +4103,7 @@
               <w:rPr>
                 <w:sz w:val="15"/>
               </w:rPr>
-              <w:t>44</w:t>
+              <w:t>30</w:t>
             </w:r>
           </w:p>
         </w:tc>
@@ -4117,7 +4117,7 @@
               <w:rPr>
                 <w:sz w:val="15"/>
               </w:rPr>
-              <w:t>44</w:t>
+              <w:t>30</w:t>
             </w:r>
           </w:p>
         </w:tc>
@@ -4147,7 +4147,7 @@
               <w:rPr>
                 <w:sz w:val="15"/>
               </w:rPr>
-              <w:t>소성 (항복 OR 인장+연신)</w:t>
+              <w:t>점탄성 Prony 세트</w:t>
             </w:r>
           </w:p>
         </w:tc>
@@ -4161,7 +4161,7 @@
               <w:rPr>
                 <w:sz w:val="15"/>
               </w:rPr>
-              <w:t>38</w:t>
+              <w:t>7</w:t>
             </w:r>
           </w:p>
         </w:tc>
@@ -4175,7 +4175,7 @@
               <w:rPr>
                 <w:sz w:val="15"/>
               </w:rPr>
-              <w:t>38</w:t>
+              <w:t>7</w:t>
             </w:r>
           </w:p>
         </w:tc>
@@ -4205,7 +4205,7 @@
               <w:rPr>
                 <w:sz w:val="15"/>
               </w:rPr>
-              <w:t>점탄성 Prony 세트</w:t>
+              <w:t>접착 (peel · lap shear · die shear)</w:t>
             </w:r>
           </w:p>
         </w:tc>
@@ -4219,7 +4219,7 @@
               <w:rPr>
                 <w:sz w:val="15"/>
               </w:rPr>
-              <w:t>7</w:t>
+              <w:t>6</w:t>
             </w:r>
           </w:p>
         </w:tc>
@@ -4233,7 +4233,7 @@
               <w:rPr>
                 <w:sz w:val="15"/>
               </w:rPr>
-              <w:t>7</w:t>
+              <w:t>6</w:t>
             </w:r>
           </w:p>
         </w:tc>
@@ -4496,122 +4496,6 @@
                 <w:sz w:val="15"/>
               </w:rPr>
               <w:t>선팽창계수(CTE)</w:t>
-            </w:r>
-          </w:p>
-        </w:tc>
-        <w:tc>
-          <w:tcPr>
-            <w:tcW w:type="dxa" w:w="2160"/>
-          </w:tcPr>
-          <w:p>
-            <w:r/>
-            <w:r>
-              <w:rPr>
-                <w:sz w:val="15"/>
-              </w:rPr>
-              <w:t>1</w:t>
-            </w:r>
-          </w:p>
-        </w:tc>
-        <w:tc>
-          <w:tcPr>
-            <w:tcW w:type="dxa" w:w="2160"/>
-          </w:tcPr>
-          <w:p>
-            <w:r/>
-            <w:r>
-              <w:rPr>
-                <w:sz w:val="15"/>
-              </w:rPr>
-              <w:t>1</w:t>
-            </w:r>
-          </w:p>
-        </w:tc>
-        <w:tc>
-          <w:tcPr>
-            <w:tcW w:type="dxa" w:w="2160"/>
-          </w:tcPr>
-          <w:p>
-            <w:r/>
-            <w:r>
-              <w:rPr>
-                <w:sz w:val="15"/>
-              </w:rPr>
-              <w:t>1.00</w:t>
-            </w:r>
-          </w:p>
-        </w:tc>
-      </w:tr>
-      <w:tr>
-        <w:tc>
-          <w:tcPr>
-            <w:tcW w:type="dxa" w:w="2160"/>
-          </w:tcPr>
-          <w:p>
-            <w:r/>
-            <w:r>
-              <w:rPr>
-                <w:sz w:val="15"/>
-              </w:rPr>
-              <w:t>초탄성 계수</w:t>
-            </w:r>
-          </w:p>
-        </w:tc>
-        <w:tc>
-          <w:tcPr>
-            <w:tcW w:type="dxa" w:w="2160"/>
-          </w:tcPr>
-          <w:p>
-            <w:r/>
-            <w:r>
-              <w:rPr>
-                <w:sz w:val="15"/>
-              </w:rPr>
-              <w:t>1</w:t>
-            </w:r>
-          </w:p>
-        </w:tc>
-        <w:tc>
-          <w:tcPr>
-            <w:tcW w:type="dxa" w:w="2160"/>
-          </w:tcPr>
-          <w:p>
-            <w:r/>
-            <w:r>
-              <w:rPr>
-                <w:sz w:val="15"/>
-              </w:rPr>
-              <w:t>1</w:t>
-            </w:r>
-          </w:p>
-        </w:tc>
-        <w:tc>
-          <w:tcPr>
-            <w:tcW w:type="dxa" w:w="2160"/>
-          </w:tcPr>
-          <w:p>
-            <w:r/>
-            <w:r>
-              <w:rPr>
-                <w:sz w:val="15"/>
-              </w:rPr>
-              <w:t>1.00</w:t>
-            </w:r>
-          </w:p>
-        </w:tc>
-      </w:tr>
-      <w:tr>
-        <w:tc>
-          <w:tcPr>
-            <w:tcW w:type="dxa" w:w="2160"/>
-          </w:tcPr>
-          <w:p>
-            <w:r/>
-            <w:r>
-              <w:rPr>
-                <w:sz w:val="15"/>
-              </w:rPr>
-              <w:t>전기 (유전율 · 체적저항률 · 손실계수)</w:t>
             </w:r>
           </w:p>
         </w:tc>
@@ -4760,7 +4644,7 @@
               <w:rPr>
                 <w:sz w:val="16"/>
               </w:rPr>
-              <w:t>118종</w:t>
+              <w:t>78종</w:t>
             </w:r>
           </w:p>
         </w:tc>
@@ -4790,7 +4674,7 @@
               <w:rPr>
                 <w:sz w:val="16"/>
               </w:rPr>
-              <w:t>29종</w:t>
+              <w:t>9종</w:t>
             </w:r>
           </w:p>
         </w:tc>
@@ -4820,7 +4704,7 @@
               <w:rPr>
                 <w:sz w:val="16"/>
               </w:rPr>
-              <w:t>3종</w:t>
+              <w:t>2종</w:t>
             </w:r>
           </w:p>
         </w:tc>
@@ -4880,7 +4764,7 @@
               <w:rPr>
                 <w:sz w:val="16"/>
               </w:rPr>
-              <w:t>151종 / 544종</w:t>
+              <w:t>90종 / 544종</w:t>
             </w:r>
           </w:p>
         </w:tc>
@@ -5003,7 +4887,7 @@
               <w:rPr>
                 <w:sz w:val="16"/>
               </w:rPr>
-              <w:t>88종</w:t>
+              <w:t>53종</w:t>
             </w:r>
           </w:p>
         </w:tc>
@@ -5017,7 +4901,7 @@
               <w:rPr>
                 <w:sz w:val="16"/>
               </w:rPr>
-              <w:t>88종</w:t>
+              <w:t>53종</w:t>
             </w:r>
           </w:p>
         </w:tc>
@@ -5061,7 +4945,7 @@
               <w:rPr>
                 <w:sz w:val="16"/>
               </w:rPr>
-              <w:t>접착·박리</w:t>
+              <w:t>낙하·충격</w:t>
             </w:r>
           </w:p>
         </w:tc>
@@ -5075,7 +4959,7 @@
               <w:rPr>
                 <w:sz w:val="16"/>
               </w:rPr>
-              <w:t>44종</w:t>
+              <w:t>32종</w:t>
             </w:r>
           </w:p>
         </w:tc>
@@ -5089,7 +4973,7 @@
               <w:rPr>
                 <w:sz w:val="16"/>
               </w:rPr>
-              <w:t>44종</w:t>
+              <w:t>31종</w:t>
             </w:r>
           </w:p>
         </w:tc>
@@ -5117,7 +5001,7 @@
               <w:rPr>
                 <w:sz w:val="16"/>
               </w:rPr>
-              <w:t>0종</w:t>
+              <w:t>1종</w:t>
             </w:r>
           </w:p>
         </w:tc>
@@ -5133,7 +5017,7 @@
               <w:rPr>
                 <w:sz w:val="16"/>
               </w:rPr>
-              <w:t>낙하·충격</w:t>
+              <w:t>폴더블 벤딩</w:t>
             </w:r>
           </w:p>
         </w:tc>
@@ -5147,7 +5031,7 @@
               <w:rPr>
                 <w:sz w:val="16"/>
               </w:rPr>
-              <w:t>40종</w:t>
+              <w:t>7종</w:t>
             </w:r>
           </w:p>
         </w:tc>
@@ -5161,7 +5045,7 @@
               <w:rPr>
                 <w:sz w:val="16"/>
               </w:rPr>
-              <w:t>39종</w:t>
+              <w:t>7종</w:t>
             </w:r>
           </w:p>
         </w:tc>
@@ -5189,7 +5073,7 @@
               <w:rPr>
                 <w:sz w:val="16"/>
               </w:rPr>
-              <w:t>1종</w:t>
+              <w:t>0종</w:t>
             </w:r>
           </w:p>
         </w:tc>
@@ -5205,7 +5089,7 @@
               <w:rPr>
                 <w:sz w:val="16"/>
               </w:rPr>
-              <w:t>폴더블 벤딩</w:t>
+              <w:t>접착·박리</w:t>
             </w:r>
           </w:p>
         </w:tc>
@@ -5219,7 +5103,7 @@
               <w:rPr>
                 <w:sz w:val="16"/>
               </w:rPr>
-              <w:t>7종</w:t>
+              <w:t>6종</w:t>
             </w:r>
           </w:p>
         </w:tc>
@@ -5233,7 +5117,7 @@
               <w:rPr>
                 <w:sz w:val="16"/>
               </w:rPr>
-              <w:t>7종</w:t>
+              <w:t>6종</w:t>
             </w:r>
           </w:p>
         </w:tc>
@@ -5565,7 +5449,7 @@
               <w:rPr>
                 <w:sz w:val="16"/>
               </w:rPr>
-              <w:t>초탄성(실링·완충)</w:t>
+              <w:t>열전달·방열</w:t>
             </w:r>
           </w:p>
         </w:tc>
@@ -5579,7 +5463,7 @@
               <w:rPr>
                 <w:sz w:val="16"/>
               </w:rPr>
-              <w:t>1종</w:t>
+              <w:t>0종</w:t>
             </w:r>
           </w:p>
         </w:tc>
@@ -5593,7 +5477,7 @@
               <w:rPr>
                 <w:sz w:val="16"/>
               </w:rPr>
-              <w:t>1종</w:t>
+              <w:t>0종</w:t>
             </w:r>
           </w:p>
         </w:tc>
@@ -5637,7 +5521,7 @@
               <w:rPr>
                 <w:sz w:val="16"/>
               </w:rPr>
-              <w:t>전기·EMI</w:t>
+              <w:t>결로(표면)</w:t>
             </w:r>
           </w:p>
         </w:tc>
@@ -5651,7 +5535,7 @@
               <w:rPr>
                 <w:sz w:val="16"/>
               </w:rPr>
-              <w:t>1종</w:t>
+              <w:t>0종</w:t>
             </w:r>
           </w:p>
         </w:tc>
@@ -5665,7 +5549,7 @@
               <w:rPr>
                 <w:sz w:val="16"/>
               </w:rPr>
-              <w:t>1종</w:t>
+              <w:t>0종</w:t>
             </w:r>
           </w:p>
         </w:tc>
@@ -5709,7 +5593,7 @@
               <w:rPr>
                 <w:sz w:val="16"/>
               </w:rPr>
-              <w:t>열전달·방열</w:t>
+              <w:t>초탄성(실링·완충)</w:t>
             </w:r>
           </w:p>
         </w:tc>
@@ -5781,7 +5665,7 @@
               <w:rPr>
                 <w:sz w:val="16"/>
               </w:rPr>
-              <w:t>결로(표면)</w:t>
+              <w:t>전기·EMI</w:t>
             </w:r>
           </w:p>
         </w:tc>
@@ -5925,7 +5809,7 @@
           <w:b/>
           <w:sz w:val="19"/>
         </w:rPr>
-        <w:t>해석 13개 중 8개는 남은 재료가 전부 “딱 한 칸” 모자란다. 그 한 칸이 무엇인지도 해석마다 하나로 정해져 있다. 물성 하나를 뚫으면 해석 하나가 통째로 100%가 되는 자리가 그만큼 열려 있다는 뜻이다.</w:t>
+        <w:t>해석 13개 중 6개는 남은 재료가 전부 “딱 한 칸” 모자란다. 그 한 칸이 무엇인지도 해석마다 하나로 정해져 있다. 물성 하나를 뚫으면 해석 하나가 통째로 100%가 되는 자리가 그만큼 열려 있다는 뜻이다.</w:t>
       </w:r>
     </w:p>
     <w:p>
@@ -6450,7 +6334,7 @@
               <w:rPr>
                 <w:sz w:val="15"/>
               </w:rPr>
-              <w:t>58.3%</w:t>
+              <w:t>58.4%</w:t>
             </w:r>
           </w:p>
         </w:tc>
@@ -6492,7 +6376,7 @@
               <w:rPr>
                 <w:sz w:val="15"/>
               </w:rPr>
-              <w:t>33.3%</w:t>
+              <w:t>33.5%</w:t>
             </w:r>
           </w:p>
         </w:tc>
@@ -6536,7 +6420,7 @@
               <w:rPr>
                 <w:sz w:val="15"/>
               </w:rPr>
-              <w:t>94.7%  ████████</w:t>
+              <w:t>95.0%  ████████</w:t>
             </w:r>
           </w:p>
         </w:tc>
@@ -6550,7 +6434,7 @@
               <w:rPr>
                 <w:sz w:val="15"/>
               </w:rPr>
-              <w:t>48.9%</w:t>
+              <w:t>49.0%</w:t>
             </w:r>
           </w:p>
         </w:tc>
@@ -6564,7 +6448,7 @@
               <w:rPr>
                 <w:sz w:val="15"/>
               </w:rPr>
-              <w:t>83.3%</w:t>
+              <w:t>84.7%</w:t>
             </w:r>
           </w:p>
         </w:tc>
@@ -6578,7 +6462,7 @@
               <w:rPr>
                 <w:sz w:val="15"/>
               </w:rPr>
-              <w:t>91.9%</w:t>
+              <w:t>93.5%</w:t>
             </w:r>
           </w:p>
         </w:tc>
@@ -6650,7 +6534,7 @@
               <w:rPr>
                 <w:sz w:val="15"/>
               </w:rPr>
-              <w:t>67.0%</w:t>
+              <w:t>67.6%</w:t>
             </w:r>
           </w:p>
         </w:tc>
@@ -6692,7 +6576,7 @@
               <w:rPr>
                 <w:sz w:val="15"/>
               </w:rPr>
-              <w:t>37.9%</w:t>
+              <w:t>39.0%</w:t>
             </w:r>
           </w:p>
         </w:tc>
@@ -6792,7 +6676,7 @@
               <w:rPr>
                 <w:sz w:val="15"/>
               </w:rPr>
-              <w:t>31.6%</w:t>
+              <w:t>31.8%</w:t>
             </w:r>
           </w:p>
         </w:tc>
@@ -6850,7 +6734,7 @@
               <w:rPr>
                 <w:sz w:val="15"/>
               </w:rPr>
-              <w:t>60.0%</w:t>
+              <w:t>60.1%</w:t>
             </w:r>
           </w:p>
         </w:tc>
@@ -6892,7 +6776,7 @@
               <w:rPr>
                 <w:sz w:val="15"/>
               </w:rPr>
-              <w:t>22.7%</w:t>
+              <w:t>23.2%</w:t>
             </w:r>
           </w:p>
         </w:tc>
@@ -6950,7 +6834,7 @@
               <w:rPr>
                 <w:sz w:val="15"/>
               </w:rPr>
-              <w:t>67.9%</w:t>
+              <w:t>68.3%</w:t>
             </w:r>
           </w:p>
         </w:tc>
@@ -6992,7 +6876,7 @@
               <w:rPr>
                 <w:sz w:val="15"/>
               </w:rPr>
-              <w:t>34.4%</w:t>
+              <w:t>35.3%</w:t>
             </w:r>
           </w:p>
         </w:tc>
@@ -7136,7 +7020,7 @@
               <w:rPr>
                 <w:sz w:val="15"/>
               </w:rPr>
-              <w:t>98.9%  ████████</w:t>
+              <w:t>100.0%  ████████</w:t>
             </w:r>
           </w:p>
         </w:tc>
@@ -7164,7 +7048,7 @@
               <w:rPr>
                 <w:sz w:val="15"/>
               </w:rPr>
-              <w:t>97.8%</w:t>
+              <w:t>100.0%</w:t>
             </w:r>
           </w:p>
         </w:tc>
@@ -7178,7 +7062,7 @@
               <w:rPr>
                 <w:sz w:val="15"/>
               </w:rPr>
-              <w:t>97.8%</w:t>
+              <w:t>100.0%</w:t>
             </w:r>
           </w:p>
         </w:tc>
@@ -7278,7 +7162,7 @@
               <w:rPr>
                 <w:sz w:val="15"/>
               </w:rPr>
-              <w:t>76.2%</w:t>
+              <w:t>95.9%</w:t>
             </w:r>
           </w:p>
         </w:tc>
@@ -7336,7 +7220,7 @@
               <w:rPr>
                 <w:sz w:val="15"/>
               </w:rPr>
-              <w:t>99.8%  ████████</w:t>
+              <w:t>100.0%  ████████</w:t>
             </w:r>
           </w:p>
         </w:tc>
@@ -7364,7 +7248,7 @@
               <w:rPr>
                 <w:sz w:val="15"/>
               </w:rPr>
-              <w:t>99.8%</w:t>
+              <w:t>100.0%</w:t>
             </w:r>
           </w:p>
         </w:tc>
@@ -7378,7 +7262,7 @@
               <w:rPr>
                 <w:sz w:val="15"/>
               </w:rPr>
-              <w:t>99.8%</w:t>
+              <w:t>100.0%</w:t>
             </w:r>
           </w:p>
         </w:tc>
@@ -7436,7 +7320,7 @@
               <w:rPr>
                 <w:sz w:val="15"/>
               </w:rPr>
-              <w:t>85.2%  ███████·</w:t>
+              <w:t>87.2%  ███████·</w:t>
             </w:r>
           </w:p>
         </w:tc>
@@ -7464,7 +7348,7 @@
               <w:rPr>
                 <w:sz w:val="15"/>
               </w:rPr>
-              <w:t>55.6%</w:t>
+              <w:t>61.6%</w:t>
             </w:r>
           </w:p>
         </w:tc>
@@ -7478,7 +7362,7 @@
               <w:rPr>
                 <w:sz w:val="15"/>
               </w:rPr>
-              <w:t>55.6%</w:t>
+              <w:t>69.7%</w:t>
             </w:r>
           </w:p>
         </w:tc>
@@ -7735,7 +7619,7 @@
               <w:rPr>
                 <w:sz w:val="15"/>
               </w:rPr>
-              <w:t>97.3%</w:t>
+              <w:t>97.4%</w:t>
             </w:r>
           </w:p>
         </w:tc>
@@ -7749,7 +7633,7 @@
               <w:rPr>
                 <w:sz w:val="15"/>
               </w:rPr>
-              <w:t>61.6%</w:t>
+              <w:t>61.8%</w:t>
             </w:r>
           </w:p>
         </w:tc>
@@ -7812,7 +7696,7 @@
           <w:b/>
           <w:sz w:val="19"/>
         </w:rPr>
-        <w:t>(가) 셀 채움만 보면 “거의 다 됐다”로 읽힌다. 구조·강성은 셀 99.9%다. 그런데 실측기반은 58.3%이고, 실측만으로 카드가 나오는 재료는 33.3%(181종)뿐이다. 전체로는 5,162칸(35.7%p)이 가정값이 만든 착시다.</w:t>
+        <w:t>(가) 셀 채움만 보면 “거의 다 됐다”로 읽힌다. 구조·강성은 셀 99.9%다. 그런데 실측기반은 58.4%이고, 실측만으로 카드가 나오는 재료는 33.5%(182종)뿐이다. 전체로는 5,161칸(35.6%p)이 가정값이 만든 착시다.</w:t>
       </w:r>
     </w:p>
     <w:p>
@@ -7824,7 +7708,7 @@
           <w:b w:val="0"/>
           <w:sz w:val="19"/>
         </w:rPr>
-        <w:t>(나) 재료 준비만 보면 “실측으로 서 있는 줄” 안다. 열전달·방열은 준비율 100.0%(544종)인데 실측 기준으로는 37.9%(206종)다. 덱은 544종이 돌지만 그중 338종은 가정값을 딛고 서 있다.</w:t>
+        <w:t>(나) 재료 준비만 보면 “실측으로 서 있는 줄” 안다. 열전달·방열은 준비율 100.0%(544종)인데 실측 기준으로는 39.0%(212종)다. 덱은 544종이 돌지만 그중 332종은 가정값을 딛고 서 있다.</w:t>
       </w:r>
     </w:p>
     <w:p>
@@ -7836,7 +7720,7 @@
           <w:b w:val="0"/>
           <w:sz w:val="19"/>
         </w:rPr>
-        <w:t>(다) 셀 채움과 재료 준비가 크게 갈리는 자리가 진짜 병목이다. 피로·수명은 셀 85.2%인데 준비 55.6%다. 재료마다 비어 있는 칸이 다르면 이렇게 벌어진다. 반대로 전기·EMI는 두 수치가 같다 — 택일군 하나짜리 해석이라 채운 칸이 곧 준비된 재료다.</w:t>
+        <w:t>(다) 셀 채움과 재료 준비가 크게 갈리는 자리가 진짜 병목이다. 피로·수명은 셀 87.2%인데 준비 61.6%다. 재료마다 비어 있는 칸이 다르면 이렇게 벌어진다. 반대로 전기·EMI는 두 수치가 같다 — 택일군 하나짜리 해석이라 채운 칸이 곧 준비된 재료다.</w:t>
       </w:r>
     </w:p>
     <w:p>
@@ -9699,7 +9583,7 @@
           <w:b w:val="0"/>
           <w:sz w:val="19"/>
         </w:rPr>
-        <w:t>tier4는 4,450건(21.0%)이다. 그중 assumption 표지를 가진 것이 4,357건이고, 나머지 93건은 가정이 아니라 계산·유도값이다.</w:t>
+        <w:t>tier4는 4,490건(21.1%)이다. 그중 assumption 표지를 가진 것이 4,398건이고, 나머지 92건은 가정이 아니라 계산·유도값이다.</w:t>
       </w:r>
     </w:p>
     <w:tbl>
@@ -10006,7 +9890,7 @@
               <w:rPr>
                 <w:sz w:val="15"/>
               </w:rPr>
-              <w:t>413 / 717</w:t>
+              <w:t>408 / 713</w:t>
             </w:r>
           </w:p>
         </w:tc>
@@ -10020,7 +9904,7 @@
               <w:rPr>
                 <w:sz w:val="15"/>
               </w:rPr>
-              <w:t>57.6%  ██████····</w:t>
+              <w:t>57.2%  ██████····</w:t>
             </w:r>
           </w:p>
         </w:tc>
@@ -10182,7 +10066,7 @@
               <w:rPr>
                 <w:sz w:val="15"/>
               </w:rPr>
-              <w:t>106 / 234</w:t>
+              <w:t>105 / 233</w:t>
             </w:r>
           </w:p>
         </w:tc>
@@ -10196,7 +10080,7 @@
               <w:rPr>
                 <w:sz w:val="15"/>
               </w:rPr>
-              <w:t>45.3%  █████·····</w:t>
+              <w:t>45.1%  █████·····</w:t>
             </w:r>
           </w:p>
         </w:tc>
@@ -10212,7 +10096,7 @@
               <w:rPr>
                 <w:sz w:val="15"/>
               </w:rPr>
-              <w:t>수분투과도</w:t>
+              <w:t>피로강도계수 σf'</w:t>
             </w:r>
           </w:p>
         </w:tc>
@@ -10226,7 +10110,7 @@
               <w:rPr>
                 <w:sz w:val="15"/>
               </w:rPr>
-              <w:t>35 / 81</w:t>
+              <w:t>91 / 206</w:t>
             </w:r>
           </w:p>
         </w:tc>
@@ -10240,7 +10124,7 @@
               <w:rPr>
                 <w:sz w:val="15"/>
               </w:rPr>
-              <w:t>43.2%  ████······</w:t>
+              <w:t>44.2%  ████······</w:t>
             </w:r>
           </w:p>
         </w:tc>
@@ -10256,7 +10140,7 @@
               <w:rPr>
                 <w:sz w:val="15"/>
               </w:rPr>
-              <w:t>열전도율</w:t>
+              <w:t>피로강도지수 b</w:t>
             </w:r>
           </w:p>
         </w:tc>
@@ -10270,7 +10154,7 @@
               <w:rPr>
                 <w:sz w:val="15"/>
               </w:rPr>
-              <w:t>307 / 804</w:t>
+              <w:t>91 / 208</w:t>
             </w:r>
           </w:p>
         </w:tc>
@@ -10284,7 +10168,7 @@
               <w:rPr>
                 <w:sz w:val="15"/>
               </w:rPr>
-              <w:t>38.2%  ████······</w:t>
+              <w:t>43.8%  ████······</w:t>
             </w:r>
           </w:p>
         </w:tc>
@@ -10300,7 +10184,7 @@
           <w:b/>
           <w:sz w:val="19"/>
         </w:rPr>
-        <w:t>재료 카테고리별 tier4 — polymer 2,544 · composite 912 · metal 429 · ceramic 329 · foam 160 · rubber 76. 구멍이 거의 전부 폴리머·복합·고무·폼에 몰려 있고 금속·세라믹은 사실상 다 찼다.</w:t>
+        <w:t>재료 카테고리별 tier4 — polymer 2,550 · composite 911 · metal 424 · ceramic 365 · foam 164 · rubber 76. 구멍이 거의 전부 폴리머·복합·고무·폼에 몰려 있고 금속·세라믹은 사실상 다 찼다.</w:t>
       </w:r>
     </w:p>
     <w:tbl>
@@ -10836,7 +10720,7 @@
               <w:rPr>
                 <w:sz w:val="16"/>
               </w:rPr>
-              <w:t>21,227건</w:t>
+              <w:t>21,279건</w:t>
             </w:r>
           </w:p>
         </w:tc>
@@ -10866,7 +10750,7 @@
               <w:rPr>
                 <w:sz w:val="16"/>
               </w:rPr>
-              <w:t>2,132건 (DOI 보유 732)</w:t>
+              <w:t>2,134건 (DOI 보유 733)</w:t>
             </w:r>
           </w:p>
         </w:tc>
@@ -10926,7 +10810,7 @@
               <w:rPr>
                 <w:sz w:val="16"/>
               </w:rPr>
-              <w:t>datasheet 890 · journal 713 · database 313 · other 91 · book 72 · standard 28 · web 24 · computed 1</w:t>
+              <w:t>datasheet 879 · journal 714 · database 313 · other 105 · book 72 · standard 26 · web 24 · computed 1</w:t>
             </w:r>
           </w:p>
         </w:tc>
@@ -11031,7 +10915,7 @@
               <w:rPr>
                 <w:sz w:val="16"/>
               </w:rPr>
-              <w:t>14,080  (97.3%)</w:t>
+              <w:t>14,102  (97.4%)</w:t>
             </w:r>
           </w:p>
         </w:tc>
@@ -11061,7 +10945,7 @@
               <w:rPr>
                 <w:sz w:val="16"/>
               </w:rPr>
-              <w:t>8,918  (61.6%)</w:t>
+              <w:t>8,941  (61.8%)</w:t>
             </w:r>
           </w:p>
         </w:tc>
@@ -11091,7 +10975,7 @@
               <w:rPr>
                 <w:sz w:val="16"/>
               </w:rPr>
-              <w:t>5,162  (35.7%p)</w:t>
+              <w:t>5,161  (35.6%p)</w:t>
             </w:r>
           </w:p>
         </w:tc>
@@ -11121,7 +11005,7 @@
               <w:rPr>
                 <w:sz w:val="16"/>
               </w:rPr>
-              <w:t>398</w:t>
+              <w:t>376</w:t>
             </w:r>
           </w:p>
         </w:tc>
@@ -11151,7 +11035,7 @@
               <w:rPr>
                 <w:sz w:val="16"/>
               </w:rPr>
-              <w:t>206</w:t>
+              <w:t>267</w:t>
             </w:r>
           </w:p>
         </w:tc>
@@ -11181,7 +11065,7 @@
               <w:rPr>
                 <w:sz w:val="16"/>
               </w:rPr>
-              <w:t>192</w:t>
+              <w:t>109</w:t>
             </w:r>
           </w:p>
         </w:tc>
@@ -11211,7 +11095,7 @@
               <w:rPr>
                 <w:sz w:val="16"/>
               </w:rPr>
-              <w:t>5,560</w:t>
+              <w:t>5,537</w:t>
             </w:r>
           </w:p>
         </w:tc>
@@ -11302,7 +11186,7 @@
               <w:rPr>
                 <w:sz w:val="15"/>
               </w:rPr>
-              <w:t>88</w:t>
+              <w:t>53</w:t>
             </w:r>
           </w:p>
         </w:tc>
@@ -11332,7 +11216,7 @@
               <w:rPr>
                 <w:sz w:val="15"/>
               </w:rPr>
-              <w:t>접착 (peel · lap shear · die shear)</w:t>
+              <w:t>소성 (항복 OR 인장+연신)</w:t>
             </w:r>
           </w:p>
         </w:tc>
@@ -11346,7 +11230,7 @@
               <w:rPr>
                 <w:sz w:val="15"/>
               </w:rPr>
-              <w:t>44</w:t>
+              <w:t>30</w:t>
             </w:r>
           </w:p>
         </w:tc>
@@ -11360,7 +11244,7 @@
               <w:rPr>
                 <w:sz w:val="15"/>
               </w:rPr>
-              <w:t>동박 peel은 동박 단독이 아니라 수지와의 쌍 물성이라 벤더가 안 싣고 IPC-4562A에도 표가 없다</w:t>
+              <w:t>적층판 18종은 파단연신율을 어느 벤더도 발표하지 않고 문헌에도 없다</w:t>
             </w:r>
           </w:p>
         </w:tc>
@@ -11376,7 +11260,7 @@
               <w:rPr>
                 <w:sz w:val="15"/>
               </w:rPr>
-              <w:t>소성 (항복 OR 인장+연신)</w:t>
+              <w:t>점탄성 Prony 세트</w:t>
             </w:r>
           </w:p>
         </w:tc>
@@ -11390,7 +11274,7 @@
               <w:rPr>
                 <w:sz w:val="15"/>
               </w:rPr>
-              <w:t>38</w:t>
+              <w:t>7</w:t>
             </w:r>
           </w:p>
         </w:tc>
@@ -11404,7 +11288,7 @@
               <w:rPr>
                 <w:sz w:val="15"/>
               </w:rPr>
-              <w:t>적층판 18종은 파단연신율을 어느 벤더도 발표하지 않고 문헌에도 없다</w:t>
+              <w:t>상용 PI 필름·점착테이프의 점탄성은 Prony로 발표되지 않는다(ETAG 002 크리프로 규격화). 사내 DMA 없이는 안 열린다</w:t>
             </w:r>
           </w:p>
         </w:tc>
@@ -11420,7 +11304,7 @@
               <w:rPr>
                 <w:sz w:val="15"/>
               </w:rPr>
-              <w:t>점탄성 Prony 세트</w:t>
+              <w:t>접착 (peel · lap shear · die shear)</w:t>
             </w:r>
           </w:p>
         </w:tc>
@@ -11434,7 +11318,7 @@
               <w:rPr>
                 <w:sz w:val="15"/>
               </w:rPr>
-              <w:t>7</w:t>
+              <w:t>6</w:t>
             </w:r>
           </w:p>
         </w:tc>
@@ -11448,7 +11332,7 @@
               <w:rPr>
                 <w:sz w:val="15"/>
               </w:rPr>
-              <w:t>상용 PI 필름·점착테이프의 점탄성은 Prony로 발표되지 않는다(ETAG 002 크리프로 규격화). 사내 DMA 없이는 안 열린다</w:t>
+              <w:t>동박 peel은 동박 단독이 아니라 수지와의 쌍 물성이라 벤더가 안 싣고 IPC-4562A에도 표가 없다</w:t>
             </w:r>
           </w:p>
         </w:tc>
@@ -11640,7 +11524,7 @@
           <w:b/>
           <w:sz w:val="19"/>
         </w:rPr>
-        <w:t>남은 일의 성격 요약 — 8개 해석은 재료마다 딱 한 칸씩 모자라고, 낙하·충격만 2층 병목이다. 막힌 경로가 바뀌지 않는 한 남은 칸 전부는 안 닫힌다. 두 파동에 걸쳐 확인된 결론은 율속과 피로가 OA 밖(핸드북·벤더 시험보고서·유료 표준)에 있다는 것이다. 동시에, 채워진 14,080칸 중 5,162칸이 가정값이다 — 남은 칸을 닫는 것과 이미 닫은 칸의 근거를 두껍게 하는 것은 별개의 일이고 후자가 더 크다.</w:t>
+        <w:t>남은 일의 성격 요약 — 6개 해석은 재료마다 딱 한 칸씩 모자라고, 낙하·충격만 2층 병목이다. 막힌 경로가 바뀌지 않는 한 남은 칸 전부는 안 닫힌다. 두 파동에 걸쳐 확인된 결론은 율속과 피로가 OA 밖(핸드북·벤더 시험보고서·유료 표준)에 있다는 것이다. 동시에, 채워진 14,102칸 중 5,161칸이 가정값이다 — 남은 칸을 닫는 것과 이미 닫은 칸의 근거를 두껍게 하는 것은 별개의 일이고 후자가 더 크다.</w:t>
       </w:r>
     </w:p>
     <w:p>
@@ -12186,7 +12070,7 @@
           <w:b/>
           <w:sz w:val="19"/>
         </w:rPr>
-        <w:t>(가) coverage_report.py의 “유효 채움”이 부재 칸을 이중으로 센다. 구조적 부재 624칸 중 418칸에는 이미 tier4 가정값이 들어 있다(8차 방침대로라 정상이다). 그런데 지표는 이 칸을 분자에는 채운 것으로 넣고 분모에서는 빼고 있어, 해석별 유효채움이 100%를 넘는다.</w:t>
+        <w:t>(가) coverage_report.py의 “유효 채움”이 부재 칸을 이중으로 센다. 구조적 부재 685칸 중 418칸에는 이미 tier4 가정값이 들어 있다(8차 방침대로라 정상이다). 그런데 지표는 이 칸을 분자에는 채운 것으로 넣고 분모에서는 빼고 있어, 해석별 유효채움이 100%를 넘는다.</w:t>
       </w:r>
     </w:p>
     <w:tbl>
@@ -12405,7 +12289,7 @@
               <w:rPr>
                 <w:sz w:val="15"/>
               </w:rPr>
-              <w:t>102.4%</w:t>
+              <w:t>102.7%</w:t>
             </w:r>
           </w:p>
         </w:tc>
@@ -12419,7 +12303,7 @@
               <w:rPr>
                 <w:sz w:val="15"/>
               </w:rPr>
-              <w:t>98.3%</w:t>
+              <w:t>98.6%</w:t>
             </w:r>
           </w:p>
         </w:tc>
@@ -12765,7 +12649,7 @@
               <w:rPr>
                 <w:sz w:val="15"/>
               </w:rPr>
-              <w:t>110.1%</w:t>
+              <w:t>110.3%</w:t>
             </w:r>
           </w:p>
         </w:tc>
@@ -12779,7 +12663,7 @@
               <w:rPr>
                 <w:sz w:val="15"/>
               </w:rPr>
-              <w:t>99.8%</w:t>
+              <w:t>100.0%</w:t>
             </w:r>
           </w:p>
         </w:tc>
@@ -12795,7 +12679,7 @@
           <w:b/>
           <w:sz w:val="19"/>
         </w:rPr>
-        <w:t>리포트가 인쇄하는 “남은 일은 398칸이 아니라 -226칸이다”도 같은 이유로 과소치다. 정직한 값은 192칸이다(398 − 206, 206 = 부재이면서 아직 비어 있는 칸). 이 문서의 5·10절은 그 값을 쓴다.</w:t>
+        <w:t>리포트가 인쇄하는 “남은 일은 376칸이 아니라 -309칸이다”도 같은 이유로 과소치다. 정직한 값은 109칸이다(376 − 267, 267 = 부재이면서 아직 비어 있는 칸). 이 문서의 5·10절은 그 값을 쓴다.</w:t>
       </w:r>
     </w:p>
     <w:p>
@@ -12807,7 +12691,7 @@
           <w:b/>
           <w:sz w:val="19"/>
         </w:rPr>
-        <w:t>(나) 문서화된 method×tier 조합표가 지켜지지 않고 있고, 검사가 없다. PROPERTY_DATA_HISTORY의 “정한 규칙” 2항이 허용 조합 7개를 표로 못박고 “다른 조합이 나오면 어딘가 어긋난 것이다”라고 적는데, 현재 DB에 표 밖 조합이 215건(1.0%) 있다.</w:t>
+        <w:t>(나) 문서화된 method×tier 조합표가 지켜지지 않고 있고, 검사가 없다. PROPERTY_DATA_HISTORY의 “정한 규칙” 2항이 허용 조합 7개를 표로 못박고 “다른 조합이 나오면 어딘가 어긋난 것이다”라고 적는데, 현재 DB에 표 밖 조합이 225건(1.1%) 있다.</w:t>
       </w:r>
     </w:p>
     <w:tbl>
@@ -12982,7 +12866,7 @@
               <w:rPr>
                 <w:sz w:val="15"/>
               </w:rPr>
-              <w:t>5</w:t>
+              <w:t>15</w:t>
             </w:r>
           </w:p>
         </w:tc>

--- a/MaterialTwin_물성수집_방법론.docx
+++ b/MaterialTwin_물성수집_방법론.docx
@@ -4031,7 +4031,7 @@
               <w:rPr>
                 <w:sz w:val="15"/>
               </w:rPr>
-              <w:t>피로계수 (Basquin · Coffin-Manson · Darveaux · Morrow)</w:t>
+              <w:t>소성 (항복 OR 인장+연신)</w:t>
             </w:r>
           </w:p>
         </w:tc>
@@ -4045,7 +4045,7 @@
               <w:rPr>
                 <w:sz w:val="15"/>
               </w:rPr>
-              <w:t>53</w:t>
+              <w:t>30</w:t>
             </w:r>
           </w:p>
         </w:tc>
@@ -4059,7 +4059,7 @@
               <w:rPr>
                 <w:sz w:val="15"/>
               </w:rPr>
-              <w:t>53</w:t>
+              <w:t>30</w:t>
             </w:r>
           </w:p>
         </w:tc>
@@ -4089,7 +4089,7 @@
               <w:rPr>
                 <w:sz w:val="15"/>
               </w:rPr>
-              <w:t>소성 (항복 OR 인장+연신)</w:t>
+              <w:t>피로계수 (Basquin · Coffin-Manson · Darveaux · Morrow)</w:t>
             </w:r>
           </w:p>
         </w:tc>
@@ -4103,7 +4103,7 @@
               <w:rPr>
                 <w:sz w:val="15"/>
               </w:rPr>
-              <w:t>30</w:t>
+              <w:t>16</w:t>
             </w:r>
           </w:p>
         </w:tc>
@@ -4117,7 +4117,7 @@
               <w:rPr>
                 <w:sz w:val="15"/>
               </w:rPr>
-              <w:t>30</w:t>
+              <w:t>16</w:t>
             </w:r>
           </w:p>
         </w:tc>
@@ -4644,7 +4644,7 @@
               <w:rPr>
                 <w:sz w:val="16"/>
               </w:rPr>
-              <w:t>78종</w:t>
+              <w:t>44종</w:t>
             </w:r>
           </w:p>
         </w:tc>
@@ -4704,7 +4704,7 @@
               <w:rPr>
                 <w:sz w:val="16"/>
               </w:rPr>
-              <w:t>2종</w:t>
+              <w:t>1종</w:t>
             </w:r>
           </w:p>
         </w:tc>
@@ -4764,7 +4764,7 @@
               <w:rPr>
                 <w:sz w:val="16"/>
               </w:rPr>
-              <w:t>90종 / 544종</w:t>
+              <w:t>55종 / 544종</w:t>
             </w:r>
           </w:p>
         </w:tc>
@@ -4873,7 +4873,7 @@
               <w:rPr>
                 <w:sz w:val="16"/>
               </w:rPr>
-              <w:t>피로·수명</w:t>
+              <w:t>낙하·충격</w:t>
             </w:r>
           </w:p>
         </w:tc>
@@ -4887,7 +4887,7 @@
               <w:rPr>
                 <w:sz w:val="16"/>
               </w:rPr>
-              <w:t>53종</w:t>
+              <w:t>32종</w:t>
             </w:r>
           </w:p>
         </w:tc>
@@ -4901,7 +4901,7 @@
               <w:rPr>
                 <w:sz w:val="16"/>
               </w:rPr>
-              <w:t>53종</w:t>
+              <w:t>31종</w:t>
             </w:r>
           </w:p>
         </w:tc>
@@ -4929,7 +4929,7 @@
               <w:rPr>
                 <w:sz w:val="16"/>
               </w:rPr>
-              <w:t>0종</w:t>
+              <w:t>1종</w:t>
             </w:r>
           </w:p>
         </w:tc>
@@ -4945,7 +4945,7 @@
               <w:rPr>
                 <w:sz w:val="16"/>
               </w:rPr>
-              <w:t>낙하·충격</w:t>
+              <w:t>피로·수명</w:t>
             </w:r>
           </w:p>
         </w:tc>
@@ -4959,7 +4959,7 @@
               <w:rPr>
                 <w:sz w:val="16"/>
               </w:rPr>
-              <w:t>32종</w:t>
+              <w:t>16종</w:t>
             </w:r>
           </w:p>
         </w:tc>
@@ -4973,7 +4973,7 @@
               <w:rPr>
                 <w:sz w:val="16"/>
               </w:rPr>
-              <w:t>31종</w:t>
+              <w:t>16종</w:t>
             </w:r>
           </w:p>
         </w:tc>
@@ -5001,7 +5001,7 @@
               <w:rPr>
                 <w:sz w:val="16"/>
               </w:rPr>
-              <w:t>1종</w:t>
+              <w:t>0종</w:t>
             </w:r>
           </w:p>
         </w:tc>
@@ -7362,7 +7362,7 @@
               <w:rPr>
                 <w:sz w:val="15"/>
               </w:rPr>
-              <w:t>69.7%</w:t>
+              <w:t>88.4%</w:t>
             </w:r>
           </w:p>
         </w:tc>
@@ -11035,7 +11035,7 @@
               <w:rPr>
                 <w:sz w:val="16"/>
               </w:rPr>
-              <w:t>267</w:t>
+              <w:t>304</w:t>
             </w:r>
           </w:p>
         </w:tc>
@@ -11065,7 +11065,7 @@
               <w:rPr>
                 <w:sz w:val="16"/>
               </w:rPr>
-              <w:t>109</w:t>
+              <w:t>72</w:t>
             </w:r>
           </w:p>
         </w:tc>
@@ -11172,7 +11172,7 @@
               <w:rPr>
                 <w:sz w:val="15"/>
               </w:rPr>
-              <w:t>피로계수 (Basquin · Coffin-Manson · Darveaux · Morrow)</w:t>
+              <w:t>소성 (항복 OR 인장+연신)</w:t>
             </w:r>
           </w:p>
         </w:tc>
@@ -11186,7 +11186,7 @@
               <w:rPr>
                 <w:sz w:val="15"/>
               </w:rPr>
-              <w:t>53</w:t>
+              <w:t>30</w:t>
             </w:r>
           </w:p>
         </w:tc>
@@ -11200,7 +11200,7 @@
               <w:rPr>
                 <w:sz w:val="15"/>
               </w:rPr>
-              <w:t>구리 계열 9종은 공표된 상관식에 분기가 아예 없다. FD&amp;E 원시 데이터는 파일 자신이 “digitized from plots may contain errors”라고 밝힌다 — 우리가 피팅하면 역산이다</w:t>
+              <w:t>적층판 18종은 파단연신율을 어느 벤더도 발표하지 않고 문헌에도 없다</w:t>
             </w:r>
           </w:p>
         </w:tc>
@@ -11216,7 +11216,7 @@
               <w:rPr>
                 <w:sz w:val="15"/>
               </w:rPr>
-              <w:t>소성 (항복 OR 인장+연신)</w:t>
+              <w:t>피로계수 (Basquin · Coffin-Manson · Darveaux · Morrow)</w:t>
             </w:r>
           </w:p>
         </w:tc>
@@ -11230,7 +11230,7 @@
               <w:rPr>
                 <w:sz w:val="15"/>
               </w:rPr>
-              <w:t>30</w:t>
+              <w:t>16</w:t>
             </w:r>
           </w:p>
         </w:tc>
@@ -11244,7 +11244,7 @@
               <w:rPr>
                 <w:sz w:val="15"/>
               </w:rPr>
-              <w:t>적층판 18종은 파단연신율을 어느 벤더도 발표하지 않고 문헌에도 없다</w:t>
+              <w:t>구리 계열 9종은 공표된 상관식에 분기가 아예 없다. FD&amp;E 원시 데이터는 파일 자신이 “digitized from plots may contain errors”라고 밝힌다 — 우리가 피팅하면 역산이다</w:t>
             </w:r>
           </w:p>
         </w:tc>
@@ -12070,7 +12070,7 @@
           <w:b/>
           <w:sz w:val="19"/>
         </w:rPr>
-        <w:t>(가) coverage_report.py의 “유효 채움”이 부재 칸을 이중으로 센다. 구조적 부재 685칸 중 418칸에는 이미 tier4 가정값이 들어 있다(8차 방침대로라 정상이다). 그런데 지표는 이 칸을 분자에는 채운 것으로 넣고 분모에서는 빼고 있어, 해석별 유효채움이 100%를 넘는다.</w:t>
+        <w:t>(가) coverage_report.py의 “유효 채움”이 부재 칸을 이중으로 센다. 구조적 부재 722칸 중 418칸에는 이미 tier4 가정값이 들어 있다(8차 방침대로라 정상이다). 그런데 지표는 이 칸을 분자에는 채운 것으로 넣고 분모에서는 빼고 있어, 해석별 유효채움이 100%를 넘는다.</w:t>
       </w:r>
     </w:p>
     <w:tbl>
@@ -12679,7 +12679,7 @@
           <w:b/>
           <w:sz w:val="19"/>
         </w:rPr>
-        <w:t>리포트가 인쇄하는 “남은 일은 376칸이 아니라 -309칸이다”도 같은 이유로 과소치다. 정직한 값은 109칸이다(376 − 267, 267 = 부재이면서 아직 비어 있는 칸). 이 문서의 5·10절은 그 값을 쓴다.</w:t>
+        <w:t>리포트가 인쇄하는 “남은 일은 376칸이 아니라 -346칸이다”도 같은 이유로 과소치다. 정직한 값은 72칸이다(376 − 304, 304 = 부재이면서 아직 비어 있는 칸). 이 문서의 5·10절은 그 값을 쓴다.</w:t>
       </w:r>
     </w:p>
     <w:p>

--- a/MaterialTwin_물성수집_방법론.docx
+++ b/MaterialTwin_물성수집_방법론.docx
@@ -12680,311 +12680,6 @@
           <w:sz w:val="19"/>
         </w:rPr>
         <w:t>리포트가 인쇄하는 “남은 일은 376칸이 아니라 -346칸이다”도 같은 이유로 과소치다. 정직한 값은 72칸이다(376 − 304, 304 = 부재이면서 아직 비어 있는 칸). 이 문서의 5·10절은 그 값을 쓴다.</w:t>
-      </w:r>
-    </w:p>
-    <w:p>
-      <w:pPr>
-        <w:spacing w:after="80"/>
-      </w:pPr>
-      <w:r>
-        <w:rPr>
-          <w:b/>
-          <w:sz w:val="19"/>
-        </w:rPr>
-        <w:t>(나) 문서화된 method×tier 조합표가 지켜지지 않고 있고, 검사가 없다. PROPERTY_DATA_HISTORY의 “정한 규칙” 2항이 허용 조합 7개를 표로 못박고 “다른 조합이 나오면 어딘가 어긋난 것이다”라고 적는데, 현재 DB에 표 밖 조합이 225건(1.1%) 있다.</w:t>
-      </w:r>
-    </w:p>
-    <w:tbl>
-      <w:tblPr>
-        <w:tblStyle w:val="LightGrid-Accent1"/>
-        <w:tblW w:type="auto" w:w="0"/>
-        <w:jc w:val="center"/>
-        <w:tblLook w:firstColumn="1" w:firstRow="1" w:lastColumn="0" w:lastRow="0" w:noHBand="0" w:noVBand="1" w:val="04A0"/>
-      </w:tblPr>
-      <w:tblGrid>
-        <w:gridCol w:w="2880"/>
-        <w:gridCol w:w="2880"/>
-        <w:gridCol w:w="2880"/>
-      </w:tblGrid>
-      <w:tr>
-        <w:tc>
-          <w:tcPr>
-            <w:tcW w:type="dxa" w:w="2880"/>
-          </w:tcPr>
-          <w:p>
-            <w:r/>
-            <w:r>
-              <w:rPr>
-                <w:b/>
-                <w:sz w:val="17"/>
-              </w:rPr>
-              <w:t>조합</w:t>
-            </w:r>
-          </w:p>
-        </w:tc>
-        <w:tc>
-          <w:tcPr>
-            <w:tcW w:type="dxa" w:w="2880"/>
-          </w:tcPr>
-          <w:p>
-            <w:r/>
-            <w:r>
-              <w:rPr>
-                <w:b/>
-                <w:sz w:val="17"/>
-              </w:rPr>
-              <w:t>건수</w:t>
-            </w:r>
-          </w:p>
-        </w:tc>
-        <w:tc>
-          <w:tcPr>
-            <w:tcW w:type="dxa" w:w="2880"/>
-          </w:tcPr>
-          <w:p>
-            <w:r/>
-            <w:r>
-              <w:rPr>
-                <w:b/>
-                <w:sz w:val="17"/>
-              </w:rPr>
-              <w:t>살펴본 결과</w:t>
-            </w:r>
-          </w:p>
-        </w:tc>
-      </w:tr>
-      <w:tr>
-        <w:tc>
-          <w:tcPr>
-            <w:tcW w:type="dxa" w:w="2880"/>
-          </w:tcPr>
-          <w:p>
-            <w:r/>
-            <w:r>
-              <w:rPr>
-                <w:sz w:val="15"/>
-              </w:rPr>
-              <w:t>computed @ tier2</w:t>
-            </w:r>
-          </w:p>
-        </w:tc>
-        <w:tc>
-          <w:tcPr>
-            <w:tcW w:type="dxa" w:w="2880"/>
-          </w:tcPr>
-          <w:p>
-            <w:r/>
-            <w:r>
-              <w:rPr>
-                <w:sz w:val="15"/>
-              </w:rPr>
-              <w:t>104</w:t>
-            </w:r>
-          </w:p>
-        </w:tc>
-        <w:tc>
-          <w:tcPr>
-            <w:tcW w:type="dxa" w:w="2880"/>
-          </w:tcPr>
-          <w:p>
-            <w:r/>
-            <w:r>
-              <w:rPr>
-                <w:sz w:val="15"/>
-              </w:rPr>
-              <w:t>데이터시트 인쇄값의 단위 환산(열저항→열전도율, N/20mm→Pa 등)</w:t>
-            </w:r>
-          </w:p>
-        </w:tc>
-      </w:tr>
-      <w:tr>
-        <w:tc>
-          <w:tcPr>
-            <w:tcW w:type="dxa" w:w="2880"/>
-          </w:tcPr>
-          <w:p>
-            <w:r/>
-            <w:r>
-              <w:rPr>
-                <w:sz w:val="15"/>
-              </w:rPr>
-              <w:t>computed @ tier1</w:t>
-            </w:r>
-          </w:p>
-        </w:tc>
-        <w:tc>
-          <w:tcPr>
-            <w:tcW w:type="dxa" w:w="2880"/>
-          </w:tcPr>
-          <w:p>
-            <w:r/>
-            <w:r>
-              <w:rPr>
-                <w:sz w:val="15"/>
-              </w:rPr>
-              <w:t>103</w:t>
-            </w:r>
-          </w:p>
-        </w:tc>
-        <w:tc>
-          <w:tcPr>
-            <w:tcW w:type="dxa" w:w="2880"/>
-          </w:tcPr>
-          <w:p>
-            <w:r/>
-            <w:r>
-              <w:rPr>
-                <w:sz w:val="15"/>
-              </w:rPr>
-              <w:t>논문이 상대계수와 기준값을 같은 표에 인쇄해 곱한 Prony 항 등 — 대체로 정당해 보인다</w:t>
-            </w:r>
-          </w:p>
-        </w:tc>
-      </w:tr>
-      <w:tr>
-        <w:tc>
-          <w:tcPr>
-            <w:tcW w:type="dxa" w:w="2880"/>
-          </w:tcPr>
-          <w:p>
-            <w:r/>
-            <w:r>
-              <w:rPr>
-                <w:sz w:val="15"/>
-              </w:rPr>
-              <w:t>estimated @ tier3</w:t>
-            </w:r>
-          </w:p>
-        </w:tc>
-        <w:tc>
-          <w:tcPr>
-            <w:tcW w:type="dxa" w:w="2880"/>
-          </w:tcPr>
-          <w:p>
-            <w:r/>
-            <w:r>
-              <w:rPr>
-                <w:sz w:val="15"/>
-              </w:rPr>
-              <w:t>15</w:t>
-            </w:r>
-          </w:p>
-        </w:tc>
-        <w:tc>
-          <w:tcPr>
-            <w:tcW w:type="dxa" w:w="2880"/>
-          </w:tcPr>
-          <w:p>
-            <w:r/>
-            <w:r>
-              <w:rPr>
-                <w:sz w:val="15"/>
-              </w:rPr>
-              <w:t>계열 대입인데 tier3</w:t>
-            </w:r>
-          </w:p>
-        </w:tc>
-      </w:tr>
-      <w:tr>
-        <w:tc>
-          <w:tcPr>
-            <w:tcW w:type="dxa" w:w="2880"/>
-          </w:tcPr>
-          <w:p>
-            <w:r/>
-            <w:r>
-              <w:rPr>
-                <w:sz w:val="15"/>
-              </w:rPr>
-              <w:t>measured @ tier2</w:t>
-            </w:r>
-          </w:p>
-        </w:tc>
-        <w:tc>
-          <w:tcPr>
-            <w:tcW w:type="dxa" w:w="2880"/>
-          </w:tcPr>
-          <w:p>
-            <w:r/>
-            <w:r>
-              <w:rPr>
-                <w:sz w:val="15"/>
-              </w:rPr>
-              <w:t>2</w:t>
-            </w:r>
-          </w:p>
-        </w:tc>
-        <w:tc>
-          <w:tcPr>
-            <w:tcW w:type="dxa" w:w="2880"/>
-          </w:tcPr>
-          <w:p>
-            <w:r/>
-            <w:r>
-              <w:rPr>
-                <w:sz w:val="15"/>
-              </w:rPr>
-              <w:t>—</w:t>
-            </w:r>
-          </w:p>
-        </w:tc>
-      </w:tr>
-      <w:tr>
-        <w:tc>
-          <w:tcPr>
-            <w:tcW w:type="dxa" w:w="2880"/>
-          </w:tcPr>
-          <w:p>
-            <w:r/>
-            <w:r>
-              <w:rPr>
-                <w:sz w:val="15"/>
-              </w:rPr>
-              <w:t>handbook @ tier1</w:t>
-            </w:r>
-          </w:p>
-        </w:tc>
-        <w:tc>
-          <w:tcPr>
-            <w:tcW w:type="dxa" w:w="2880"/>
-          </w:tcPr>
-          <w:p>
-            <w:r/>
-            <w:r>
-              <w:rPr>
-                <w:sz w:val="15"/>
-              </w:rPr>
-              <w:t>1</w:t>
-            </w:r>
-          </w:p>
-        </w:tc>
-        <w:tc>
-          <w:tcPr>
-            <w:tcW w:type="dxa" w:w="2880"/>
-          </w:tcPr>
-          <w:p>
-            <w:r/>
-            <w:r>
-              <w:rPr>
-                <w:sz w:val="15"/>
-              </w:rPr>
-              <w:t>정성 등급 인용</w:t>
-            </w:r>
-          </w:p>
-        </w:tc>
-      </w:tr>
-    </w:tbl>
-    <w:p/>
-    <w:p>
-      <w:pPr>
-        <w:spacing w:after="80"/>
-      </w:pPr>
-      <w:r>
-        <w:rPr>
-          <w:b/>
-          <w:sz w:val="19"/>
-        </w:rPr>
-        <w:t>특히 estimated @ tier1은 2절에서 설명한 자동 대체 장치를 정면으로 무력화한다. 이 행들은 assumption 표지도 없어 기존 무결성 검사 2항목에 걸리지 않는다. integrity_check.py에 method×tier 조합 검사를 추가할 것을 권한다.</w:t>
       </w:r>
     </w:p>
     <w:p>

--- a/MaterialTwin_물성수집_방법론.docx
+++ b/MaterialTwin_물성수집_방법론.docx
@@ -31,7 +31,7 @@
           <w:color w:val="606060"/>
           <w:sz w:val="18"/>
         </w:rPr>
-        <w:t>2026-08-10 · 재료 544종 · 물성값 21,279건 · 출처 2,134건 · 물성 정의 161종</w:t>
+        <w:t>2026-08-13 · 재료 565종 · 물성값 21,368건 · 출처 2,147건 · 물성 정의 165종</w:t>
       </w:r>
     </w:p>
     <w:p/>
@@ -108,7 +108,7 @@
           <w:b/>
           <w:sz w:val="19"/>
         </w:rPr>
-        <w:t>카탈로그는 재료 544종 × 물성 정의 161종이다. 그러나 이 8만여 칸을 다 세지 않는다. 알루미나에 투습도를 요구하거나 벌크 금속에 층두께를 요구하면 없는 결함을 만들어내는 지표가 된다(실제로 그렇게 세다가 벤딩을 8%, 결로를 4%로 잘못 셌다). 대신 해석 13종이 실제로 요구하는 (재료 × 필수물성) 격자 14,478칸을 센다.</w:t>
+        <w:t>카탈로그는 재료 565종 × 물성 정의 165종이다. 그러나 이 8만여 칸을 다 세지 않는다. 알루미나에 투습도를 요구하거나 벌크 금속에 층두께를 요구하면 없는 결함을 만들어내는 지표가 된다(실제로 그렇게 세다가 벤딩을 8%, 결로를 4%로 잘못 셌다). 대신 해석 13종이 실제로 요구하는 (재료 × 필수물성) 격자 15,074칸을 센다.</w:t>
       </w:r>
     </w:p>
     <w:tbl>
@@ -227,7 +227,7 @@
               <w:rPr>
                 <w:sz w:val="14"/>
               </w:rPr>
-              <w:t>544종</w:t>
+              <w:t>565종</w:t>
             </w:r>
           </w:p>
         </w:tc>
@@ -269,7 +269,7 @@
               <w:rPr>
                 <w:sz w:val="14"/>
               </w:rPr>
-              <w:t>1,632</w:t>
+              <w:t>1,695</w:t>
             </w:r>
           </w:p>
         </w:tc>
@@ -299,7 +299,7 @@
               <w:rPr>
                 <w:sz w:val="14"/>
               </w:rPr>
-              <w:t>544종</w:t>
+              <w:t>565종</w:t>
             </w:r>
           </w:p>
         </w:tc>
@@ -341,7 +341,7 @@
               <w:rPr>
                 <w:sz w:val="14"/>
               </w:rPr>
-              <w:t>2,720</w:t>
+              <w:t>2,825</w:t>
             </w:r>
           </w:p>
         </w:tc>
@@ -371,7 +371,7 @@
               <w:rPr>
                 <w:sz w:val="14"/>
               </w:rPr>
-              <w:t>544종</w:t>
+              <w:t>565종</w:t>
             </w:r>
           </w:p>
         </w:tc>
@@ -413,7 +413,7 @@
               <w:rPr>
                 <w:sz w:val="14"/>
               </w:rPr>
-              <w:t>1,632</w:t>
+              <w:t>1,695</w:t>
             </w:r>
           </w:p>
         </w:tc>
@@ -443,7 +443,7 @@
               <w:rPr>
                 <w:sz w:val="14"/>
               </w:rPr>
-              <w:t>544종</w:t>
+              <w:t>565종</w:t>
             </w:r>
           </w:p>
         </w:tc>
@@ -485,7 +485,7 @@
               <w:rPr>
                 <w:sz w:val="14"/>
               </w:rPr>
-              <w:t>2,176</w:t>
+              <w:t>2,260</w:t>
             </w:r>
           </w:p>
         </w:tc>
@@ -515,7 +515,7 @@
               <w:rPr>
                 <w:sz w:val="14"/>
               </w:rPr>
-              <w:t>185종</w:t>
+              <w:t>198종</w:t>
             </w:r>
           </w:p>
         </w:tc>
@@ -557,7 +557,7 @@
               <w:rPr>
                 <w:sz w:val="14"/>
               </w:rPr>
-              <w:t>740</w:t>
+              <w:t>792</w:t>
             </w:r>
           </w:p>
         </w:tc>
@@ -587,7 +587,7 @@
               <w:rPr>
                 <w:sz w:val="14"/>
               </w:rPr>
-              <w:t>544종</w:t>
+              <w:t>565종</w:t>
             </w:r>
           </w:p>
         </w:tc>
@@ -629,7 +629,7 @@
               <w:rPr>
                 <w:sz w:val="14"/>
               </w:rPr>
-              <w:t>2,176</w:t>
+              <w:t>2,260</w:t>
             </w:r>
           </w:p>
         </w:tc>
@@ -659,7 +659,7 @@
               <w:rPr>
                 <w:sz w:val="14"/>
               </w:rPr>
-              <w:t>417종</w:t>
+              <w:t>438종</w:t>
             </w:r>
           </w:p>
         </w:tc>
@@ -701,7 +701,7 @@
               <w:rPr>
                 <w:sz w:val="14"/>
               </w:rPr>
-              <w:t>1,668</w:t>
+              <w:t>1,752</w:t>
             </w:r>
           </w:p>
         </w:tc>
@@ -803,7 +803,7 @@
               <w:rPr>
                 <w:sz w:val="14"/>
               </w:rPr>
-              <w:t>185종</w:t>
+              <w:t>198종</w:t>
             </w:r>
           </w:p>
         </w:tc>
@@ -845,7 +845,7 @@
               <w:rPr>
                 <w:sz w:val="14"/>
               </w:rPr>
-              <w:t>370</w:t>
+              <w:t>396</w:t>
             </w:r>
           </w:p>
         </w:tc>
@@ -875,7 +875,7 @@
               <w:rPr>
                 <w:sz w:val="14"/>
               </w:rPr>
-              <w:t>544종</w:t>
+              <w:t>565종</w:t>
             </w:r>
           </w:p>
         </w:tc>
@@ -917,7 +917,7 @@
               <w:rPr>
                 <w:sz w:val="14"/>
               </w:rPr>
-              <w:t>544</w:t>
+              <w:t>565</w:t>
             </w:r>
           </w:p>
         </w:tc>
@@ -1091,7 +1091,7 @@
               <w:rPr>
                 <w:sz w:val="14"/>
               </w:rPr>
-              <w:t>79종</w:t>
+              <w:t>93종</w:t>
             </w:r>
           </w:p>
         </w:tc>
@@ -1133,7 +1133,7 @@
               <w:rPr>
                 <w:sz w:val="14"/>
               </w:rPr>
-              <w:t>79</w:t>
+              <w:t>93</w:t>
             </w:r>
           </w:p>
         </w:tc>
@@ -1291,7 +1291,7 @@
               <w:rPr>
                 <w:sz w:val="16"/>
               </w:rPr>
-              <w:t>9,535</w:t>
+              <w:t>9,614</w:t>
             </w:r>
           </w:p>
         </w:tc>
@@ -1305,7 +1305,7 @@
               <w:rPr>
                 <w:sz w:val="16"/>
               </w:rPr>
-              <w:t>44.8%</w:t>
+              <w:t>45.0%</w:t>
             </w:r>
           </w:p>
         </w:tc>
@@ -1407,7 +1407,7 @@
               <w:rPr>
                 <w:sz w:val="16"/>
               </w:rPr>
-              <w:t>5,614</w:t>
+              <w:t>5,624</w:t>
             </w:r>
           </w:p>
         </w:tc>
@@ -1421,7 +1421,7 @@
               <w:rPr>
                 <w:sz w:val="16"/>
               </w:rPr>
-              <w:t>26.4%</w:t>
+              <w:t>26.3%</w:t>
             </w:r>
           </w:p>
         </w:tc>
@@ -1479,7 +1479,7 @@
               <w:rPr>
                 <w:sz w:val="16"/>
               </w:rPr>
-              <w:t>21.1%</w:t>
+              <w:t>21.0%</w:t>
             </w:r>
           </w:p>
         </w:tc>
@@ -4031,7 +4031,7 @@
               <w:rPr>
                 <w:sz w:val="15"/>
               </w:rPr>
-              <w:t>소성 (항복 OR 인장+연신)</w:t>
+              <w:t>physical.density</w:t>
             </w:r>
           </w:p>
         </w:tc>
@@ -4045,7 +4045,7 @@
               <w:rPr>
                 <w:sz w:val="15"/>
               </w:rPr>
-              <w:t>30</w:t>
+              <w:t>152</w:t>
             </w:r>
           </w:p>
         </w:tc>
@@ -4059,7 +4059,7 @@
               <w:rPr>
                 <w:sz w:val="15"/>
               </w:rPr>
-              <w:t>30</w:t>
+              <w:t>21</w:t>
             </w:r>
           </w:p>
         </w:tc>
@@ -4073,7 +4073,7 @@
               <w:rPr>
                 <w:sz w:val="15"/>
               </w:rPr>
-              <w:t>1.00</w:t>
+              <w:t>7.24</w:t>
             </w:r>
           </w:p>
         </w:tc>
@@ -4089,7 +4089,7 @@
               <w:rPr>
                 <w:sz w:val="15"/>
               </w:rPr>
-              <w:t>피로계수 (Basquin · Coffin-Manson · Darveaux · Morrow)</w:t>
+              <w:t>영률</w:t>
             </w:r>
           </w:p>
         </w:tc>
@@ -4103,7 +4103,7 @@
               <w:rPr>
                 <w:sz w:val="15"/>
               </w:rPr>
-              <w:t>16</w:t>
+              <w:t>79</w:t>
             </w:r>
           </w:p>
         </w:tc>
@@ -4117,7 +4117,7 @@
               <w:rPr>
                 <w:sz w:val="15"/>
               </w:rPr>
-              <w:t>16</w:t>
+              <w:t>22</w:t>
             </w:r>
           </w:p>
         </w:tc>
@@ -4131,7 +4131,7 @@
               <w:rPr>
                 <w:sz w:val="15"/>
               </w:rPr>
-              <w:t>1.00</w:t>
+              <w:t>3.59</w:t>
             </w:r>
           </w:p>
         </w:tc>
@@ -4147,7 +4147,7 @@
               <w:rPr>
                 <w:sz w:val="15"/>
               </w:rPr>
-              <w:t>점탄성 Prony 세트</w:t>
+              <w:t>mechanical.poisson_ratio</w:t>
             </w:r>
           </w:p>
         </w:tc>
@@ -4161,7 +4161,7 @@
               <w:rPr>
                 <w:sz w:val="15"/>
               </w:rPr>
-              <w:t>7</w:t>
+              <w:t>76</w:t>
             </w:r>
           </w:p>
         </w:tc>
@@ -4175,7 +4175,7 @@
               <w:rPr>
                 <w:sz w:val="15"/>
               </w:rPr>
-              <w:t>7</w:t>
+              <w:t>21</w:t>
             </w:r>
           </w:p>
         </w:tc>
@@ -4189,7 +4189,7 @@
               <w:rPr>
                 <w:sz w:val="15"/>
               </w:rPr>
-              <w:t>1.00</w:t>
+              <w:t>3.62</w:t>
             </w:r>
           </w:p>
         </w:tc>
@@ -4205,7 +4205,7 @@
               <w:rPr>
                 <w:sz w:val="15"/>
               </w:rPr>
-              <w:t>접착 (peel · lap shear · die shear)</w:t>
+              <w:t>열전도율</w:t>
             </w:r>
           </w:p>
         </w:tc>
@@ -4219,7 +4219,7 @@
               <w:rPr>
                 <w:sz w:val="15"/>
               </w:rPr>
-              <w:t>6</w:t>
+              <w:t>63</w:t>
             </w:r>
           </w:p>
         </w:tc>
@@ -4233,7 +4233,7 @@
               <w:rPr>
                 <w:sz w:val="15"/>
               </w:rPr>
-              <w:t>6</w:t>
+              <w:t>21</w:t>
             </w:r>
           </w:p>
         </w:tc>
@@ -4247,7 +4247,7 @@
               <w:rPr>
                 <w:sz w:val="15"/>
               </w:rPr>
-              <w:t>1.00</w:t>
+              <w:t>3.00</w:t>
             </w:r>
           </w:p>
         </w:tc>
@@ -4263,7 +4263,7 @@
               <w:rPr>
                 <w:sz w:val="15"/>
               </w:rPr>
-              <w:t>투습 (WVTR · 투습계수 · 확산 · 흡습)</w:t>
+              <w:t>비열</w:t>
             </w:r>
           </w:p>
         </w:tc>
@@ -4277,7 +4277,7 @@
               <w:rPr>
                 <w:sz w:val="15"/>
               </w:rPr>
-              <w:t>4</w:t>
+              <w:t>63</w:t>
             </w:r>
           </w:p>
         </w:tc>
@@ -4291,7 +4291,7 @@
               <w:rPr>
                 <w:sz w:val="15"/>
               </w:rPr>
-              <w:t>4</w:t>
+              <w:t>21</w:t>
             </w:r>
           </w:p>
         </w:tc>
@@ -4305,7 +4305,7 @@
               <w:rPr>
                 <w:sz w:val="15"/>
               </w:rPr>
-              <w:t>1.00</w:t>
+              <w:t>3.00</w:t>
             </w:r>
           </w:p>
         </w:tc>
@@ -4321,7 +4321,7 @@
               <w:rPr>
                 <w:sz w:val="15"/>
               </w:rPr>
-              <w:t>영률</w:t>
+              <w:t>소성 (항복 OR 인장+연신)</w:t>
             </w:r>
           </w:p>
         </w:tc>
@@ -4335,7 +4335,7 @@
               <w:rPr>
                 <w:sz w:val="15"/>
               </w:rPr>
-              <w:t>3</w:t>
+              <w:t>51</w:t>
             </w:r>
           </w:p>
         </w:tc>
@@ -4349,7 +4349,7 @@
               <w:rPr>
                 <w:sz w:val="15"/>
               </w:rPr>
-              <w:t>1</w:t>
+              <w:t>51</w:t>
             </w:r>
           </w:p>
         </w:tc>
@@ -4363,7 +4363,7 @@
               <w:rPr>
                 <w:sz w:val="15"/>
               </w:rPr>
-              <w:t>3.00</w:t>
+              <w:t>1.00</w:t>
             </w:r>
           </w:p>
         </w:tc>
@@ -4379,7 +4379,7 @@
               <w:rPr>
                 <w:sz w:val="15"/>
               </w:rPr>
-              <w:t>율속 (Cowper-Symonds · DIF · σy(ε̇) · JC-C)</w:t>
+              <w:t>투습 (WVTR · 투습계수 · 확산 · 흡습)</w:t>
             </w:r>
           </w:p>
         </w:tc>
@@ -4393,7 +4393,7 @@
               <w:rPr>
                 <w:sz w:val="15"/>
               </w:rPr>
-              <w:t>3</w:t>
+              <w:t>25</w:t>
             </w:r>
           </w:p>
         </w:tc>
@@ -4407,7 +4407,7 @@
               <w:rPr>
                 <w:sz w:val="15"/>
               </w:rPr>
-              <w:t>3</w:t>
+              <w:t>25</w:t>
             </w:r>
           </w:p>
         </w:tc>
@@ -4437,7 +4437,7 @@
               <w:rPr>
                 <w:sz w:val="15"/>
               </w:rPr>
-              <w:t>산소 (O₂ 투과계수 · 용해도)</w:t>
+              <w:t>율속 (Cowper-Symonds · DIF · σy(ε̇) · JC-C)</w:t>
             </w:r>
           </w:p>
         </w:tc>
@@ -4451,7 +4451,7 @@
               <w:rPr>
                 <w:sz w:val="15"/>
               </w:rPr>
-              <w:t>2</w:t>
+              <w:t>24</w:t>
             </w:r>
           </w:p>
         </w:tc>
@@ -4465,7 +4465,7 @@
               <w:rPr>
                 <w:sz w:val="15"/>
               </w:rPr>
-              <w:t>2</w:t>
+              <w:t>24</w:t>
             </w:r>
           </w:p>
         </w:tc>
@@ -4509,7 +4509,7 @@
               <w:rPr>
                 <w:sz w:val="15"/>
               </w:rPr>
-              <w:t>1</w:t>
+              <w:t>22</w:t>
             </w:r>
           </w:p>
         </w:tc>
@@ -4523,7 +4523,355 @@
               <w:rPr>
                 <w:sz w:val="15"/>
               </w:rPr>
-              <w:t>1</w:t>
+              <w:t>22</w:t>
+            </w:r>
+          </w:p>
+        </w:tc>
+        <w:tc>
+          <w:tcPr>
+            <w:tcW w:type="dxa" w:w="2160"/>
+          </w:tcPr>
+          <w:p>
+            <w:r/>
+            <w:r>
+              <w:rPr>
+                <w:sz w:val="15"/>
+              </w:rPr>
+              <w:t>1.00</w:t>
+            </w:r>
+          </w:p>
+        </w:tc>
+      </w:tr>
+      <w:tr>
+        <w:tc>
+          <w:tcPr>
+            <w:tcW w:type="dxa" w:w="2160"/>
+          </w:tcPr>
+          <w:p>
+            <w:r/>
+            <w:r>
+              <w:rPr>
+                <w:sz w:val="15"/>
+              </w:rPr>
+              <w:t>젖음 (접촉각 · 표면에너지)</w:t>
+            </w:r>
+          </w:p>
+        </w:tc>
+        <w:tc>
+          <w:tcPr>
+            <w:tcW w:type="dxa" w:w="2160"/>
+          </w:tcPr>
+          <w:p>
+            <w:r/>
+            <w:r>
+              <w:rPr>
+                <w:sz w:val="15"/>
+              </w:rPr>
+              <w:t>21</w:t>
+            </w:r>
+          </w:p>
+        </w:tc>
+        <w:tc>
+          <w:tcPr>
+            <w:tcW w:type="dxa" w:w="2160"/>
+          </w:tcPr>
+          <w:p>
+            <w:r/>
+            <w:r>
+              <w:rPr>
+                <w:sz w:val="15"/>
+              </w:rPr>
+              <w:t>21</w:t>
+            </w:r>
+          </w:p>
+        </w:tc>
+        <w:tc>
+          <w:tcPr>
+            <w:tcW w:type="dxa" w:w="2160"/>
+          </w:tcPr>
+          <w:p>
+            <w:r/>
+            <w:r>
+              <w:rPr>
+                <w:sz w:val="15"/>
+              </w:rPr>
+              <w:t>1.00</w:t>
+            </w:r>
+          </w:p>
+        </w:tc>
+      </w:tr>
+      <w:tr>
+        <w:tc>
+          <w:tcPr>
+            <w:tcW w:type="dxa" w:w="2160"/>
+          </w:tcPr>
+          <w:p>
+            <w:r/>
+            <w:r>
+              <w:rPr>
+                <w:sz w:val="15"/>
+              </w:rPr>
+              <w:t>전기 (유전율 · 체적저항률 · 손실계수)</w:t>
+            </w:r>
+          </w:p>
+        </w:tc>
+        <w:tc>
+          <w:tcPr>
+            <w:tcW w:type="dxa" w:w="2160"/>
+          </w:tcPr>
+          <w:p>
+            <w:r/>
+            <w:r>
+              <w:rPr>
+                <w:sz w:val="15"/>
+              </w:rPr>
+              <w:t>21</w:t>
+            </w:r>
+          </w:p>
+        </w:tc>
+        <w:tc>
+          <w:tcPr>
+            <w:tcW w:type="dxa" w:w="2160"/>
+          </w:tcPr>
+          <w:p>
+            <w:r/>
+            <w:r>
+              <w:rPr>
+                <w:sz w:val="15"/>
+              </w:rPr>
+              <w:t>21</w:t>
+            </w:r>
+          </w:p>
+        </w:tc>
+        <w:tc>
+          <w:tcPr>
+            <w:tcW w:type="dxa" w:w="2160"/>
+          </w:tcPr>
+          <w:p>
+            <w:r/>
+            <w:r>
+              <w:rPr>
+                <w:sz w:val="15"/>
+              </w:rPr>
+              <w:t>1.00</w:t>
+            </w:r>
+          </w:p>
+        </w:tc>
+      </w:tr>
+      <w:tr>
+        <w:tc>
+          <w:tcPr>
+            <w:tcW w:type="dxa" w:w="2160"/>
+          </w:tcPr>
+          <w:p>
+            <w:r/>
+            <w:r>
+              <w:rPr>
+                <w:sz w:val="15"/>
+              </w:rPr>
+              <w:t>점탄성 Prony 세트</w:t>
+            </w:r>
+          </w:p>
+        </w:tc>
+        <w:tc>
+          <w:tcPr>
+            <w:tcW w:type="dxa" w:w="2160"/>
+          </w:tcPr>
+          <w:p>
+            <w:r/>
+            <w:r>
+              <w:rPr>
+                <w:sz w:val="15"/>
+              </w:rPr>
+              <w:t>20</w:t>
+            </w:r>
+          </w:p>
+        </w:tc>
+        <w:tc>
+          <w:tcPr>
+            <w:tcW w:type="dxa" w:w="2160"/>
+          </w:tcPr>
+          <w:p>
+            <w:r/>
+            <w:r>
+              <w:rPr>
+                <w:sz w:val="15"/>
+              </w:rPr>
+              <w:t>20</w:t>
+            </w:r>
+          </w:p>
+        </w:tc>
+        <w:tc>
+          <w:tcPr>
+            <w:tcW w:type="dxa" w:w="2160"/>
+          </w:tcPr>
+          <w:p>
+            <w:r/>
+            <w:r>
+              <w:rPr>
+                <w:sz w:val="15"/>
+              </w:rPr>
+              <w:t>1.00</w:t>
+            </w:r>
+          </w:p>
+        </w:tc>
+      </w:tr>
+      <w:tr>
+        <w:tc>
+          <w:tcPr>
+            <w:tcW w:type="dxa" w:w="2160"/>
+          </w:tcPr>
+          <w:p>
+            <w:r/>
+            <w:r>
+              <w:rPr>
+                <w:sz w:val="15"/>
+              </w:rPr>
+              <w:t>접착 (peel · lap shear · die shear)</w:t>
+            </w:r>
+          </w:p>
+        </w:tc>
+        <w:tc>
+          <w:tcPr>
+            <w:tcW w:type="dxa" w:w="2160"/>
+          </w:tcPr>
+          <w:p>
+            <w:r/>
+            <w:r>
+              <w:rPr>
+                <w:sz w:val="15"/>
+              </w:rPr>
+              <w:t>18</w:t>
+            </w:r>
+          </w:p>
+        </w:tc>
+        <w:tc>
+          <w:tcPr>
+            <w:tcW w:type="dxa" w:w="2160"/>
+          </w:tcPr>
+          <w:p>
+            <w:r/>
+            <w:r>
+              <w:rPr>
+                <w:sz w:val="15"/>
+              </w:rPr>
+              <w:t>18</w:t>
+            </w:r>
+          </w:p>
+        </w:tc>
+        <w:tc>
+          <w:tcPr>
+            <w:tcW w:type="dxa" w:w="2160"/>
+          </w:tcPr>
+          <w:p>
+            <w:r/>
+            <w:r>
+              <w:rPr>
+                <w:sz w:val="15"/>
+              </w:rPr>
+              <w:t>1.00</w:t>
+            </w:r>
+          </w:p>
+        </w:tc>
+      </w:tr>
+      <w:tr>
+        <w:tc>
+          <w:tcPr>
+            <w:tcW w:type="dxa" w:w="2160"/>
+          </w:tcPr>
+          <w:p>
+            <w:r/>
+            <w:r>
+              <w:rPr>
+                <w:sz w:val="15"/>
+              </w:rPr>
+              <w:t>피로계수 (Basquin · Coffin-Manson · Darveaux · Morrow)</w:t>
+            </w:r>
+          </w:p>
+        </w:tc>
+        <w:tc>
+          <w:tcPr>
+            <w:tcW w:type="dxa" w:w="2160"/>
+          </w:tcPr>
+          <w:p>
+            <w:r/>
+            <w:r>
+              <w:rPr>
+                <w:sz w:val="15"/>
+              </w:rPr>
+              <w:t>16</w:t>
+            </w:r>
+          </w:p>
+        </w:tc>
+        <w:tc>
+          <w:tcPr>
+            <w:tcW w:type="dxa" w:w="2160"/>
+          </w:tcPr>
+          <w:p>
+            <w:r/>
+            <w:r>
+              <w:rPr>
+                <w:sz w:val="15"/>
+              </w:rPr>
+              <w:t>16</w:t>
+            </w:r>
+          </w:p>
+        </w:tc>
+        <w:tc>
+          <w:tcPr>
+            <w:tcW w:type="dxa" w:w="2160"/>
+          </w:tcPr>
+          <w:p>
+            <w:r/>
+            <w:r>
+              <w:rPr>
+                <w:sz w:val="15"/>
+              </w:rPr>
+              <w:t>1.00</w:t>
+            </w:r>
+          </w:p>
+        </w:tc>
+      </w:tr>
+      <w:tr>
+        <w:tc>
+          <w:tcPr>
+            <w:tcW w:type="dxa" w:w="2160"/>
+          </w:tcPr>
+          <w:p>
+            <w:r/>
+            <w:r>
+              <w:rPr>
+                <w:sz w:val="15"/>
+              </w:rPr>
+              <w:t>산소 (O₂ 투과계수 · 용해도)</w:t>
+            </w:r>
+          </w:p>
+        </w:tc>
+        <w:tc>
+          <w:tcPr>
+            <w:tcW w:type="dxa" w:w="2160"/>
+          </w:tcPr>
+          <w:p>
+            <w:r/>
+            <w:r>
+              <w:rPr>
+                <w:sz w:val="15"/>
+              </w:rPr>
+              <w:t>16</w:t>
+            </w:r>
+          </w:p>
+        </w:tc>
+        <w:tc>
+          <w:tcPr>
+            <w:tcW w:type="dxa" w:w="2160"/>
+          </w:tcPr>
+          <w:p>
+            <w:r/>
+            <w:r>
+              <w:rPr>
+                <w:sz w:val="15"/>
+              </w:rPr>
+              <w:t>16</w:t>
             </w:r>
           </w:p>
         </w:tc>
@@ -4553,7 +4901,7 @@
           <w:b/>
           <w:sz w:val="19"/>
         </w:rPr>
-        <w:t>칸/재료 최고가 mechanical.youngs_modulus의 3.00인데 대상이 1종뿐이다. 8차의 밀도(6.7칸 × 134종) 같은 덩어리는 더 이상 없다. 기본 물성이 닫히면 이 척도는 스스로 수명을 다한다.</w:t>
+        <w:t>칸/재료 최고가 physical.density의 7.24인데 대상이 21종뿐이다. 8차의 밀도(6.7칸 × 134종) 같은 덩어리는 더 이상 없다. 기본 물성이 닫히면 이 척도는 스스로 수명을 다한다.</w:t>
       </w:r>
     </w:p>
     <w:p>
@@ -4750,6 +5098,126 @@
               <w:rPr>
                 <w:sz w:val="16"/>
               </w:rPr>
+              <w:t>24칸</w:t>
+            </w:r>
+          </w:p>
+        </w:tc>
+        <w:tc>
+          <w:tcPr>
+            <w:tcW w:type="dxa" w:w="4320"/>
+          </w:tcPr>
+          <w:p>
+            <w:r/>
+            <w:r>
+              <w:rPr>
+                <w:sz w:val="16"/>
+              </w:rPr>
+              <w:t>4종</w:t>
+            </w:r>
+          </w:p>
+        </w:tc>
+      </w:tr>
+      <w:tr>
+        <w:tc>
+          <w:tcPr>
+            <w:tcW w:type="dxa" w:w="4320"/>
+          </w:tcPr>
+          <w:p>
+            <w:r/>
+            <w:r>
+              <w:rPr>
+                <w:sz w:val="16"/>
+              </w:rPr>
+              <w:t>25칸</w:t>
+            </w:r>
+          </w:p>
+        </w:tc>
+        <w:tc>
+          <w:tcPr>
+            <w:tcW w:type="dxa" w:w="4320"/>
+          </w:tcPr>
+          <w:p>
+            <w:r/>
+            <w:r>
+              <w:rPr>
+                <w:sz w:val="16"/>
+              </w:rPr>
+              <w:t>4종</w:t>
+            </w:r>
+          </w:p>
+        </w:tc>
+      </w:tr>
+      <w:tr>
+        <w:tc>
+          <w:tcPr>
+            <w:tcW w:type="dxa" w:w="4320"/>
+          </w:tcPr>
+          <w:p>
+            <w:r/>
+            <w:r>
+              <w:rPr>
+                <w:sz w:val="16"/>
+              </w:rPr>
+              <w:t>30칸</w:t>
+            </w:r>
+          </w:p>
+        </w:tc>
+        <w:tc>
+          <w:tcPr>
+            <w:tcW w:type="dxa" w:w="4320"/>
+          </w:tcPr>
+          <w:p>
+            <w:r/>
+            <w:r>
+              <w:rPr>
+                <w:sz w:val="16"/>
+              </w:rPr>
+              <w:t>4종</w:t>
+            </w:r>
+          </w:p>
+        </w:tc>
+      </w:tr>
+      <w:tr>
+        <w:tc>
+          <w:tcPr>
+            <w:tcW w:type="dxa" w:w="4320"/>
+          </w:tcPr>
+          <w:p>
+            <w:r/>
+            <w:r>
+              <w:rPr>
+                <w:sz w:val="16"/>
+              </w:rPr>
+              <w:t>31칸</w:t>
+            </w:r>
+          </w:p>
+        </w:tc>
+        <w:tc>
+          <w:tcPr>
+            <w:tcW w:type="dxa" w:w="4320"/>
+          </w:tcPr>
+          <w:p>
+            <w:r/>
+            <w:r>
+              <w:rPr>
+                <w:sz w:val="16"/>
+              </w:rPr>
+              <w:t>9종</w:t>
+            </w:r>
+          </w:p>
+        </w:tc>
+      </w:tr>
+      <w:tr>
+        <w:tc>
+          <w:tcPr>
+            <w:tcW w:type="dxa" w:w="4320"/>
+          </w:tcPr>
+          <w:p>
+            <w:r/>
+            <w:r>
+              <w:rPr>
+                <w:sz w:val="16"/>
+              </w:rPr>
               <w:t>빈칸 있는 재료 합계</w:t>
             </w:r>
           </w:p>
@@ -4764,7 +5232,7 @@
               <w:rPr>
                 <w:sz w:val="16"/>
               </w:rPr>
-              <w:t>55종 / 544종</w:t>
+              <w:t>76종 / 565종</w:t>
             </w:r>
           </w:p>
         </w:tc>
@@ -4887,7 +5355,7 @@
               <w:rPr>
                 <w:sz w:val="16"/>
               </w:rPr>
-              <w:t>32종</w:t>
+              <w:t>53종</w:t>
             </w:r>
           </w:p>
         </w:tc>
@@ -4929,7 +5397,7 @@
               <w:rPr>
                 <w:sz w:val="16"/>
               </w:rPr>
-              <w:t>1종</w:t>
+              <w:t>22종</w:t>
             </w:r>
           </w:p>
         </w:tc>
@@ -4945,7 +5413,7 @@
               <w:rPr>
                 <w:sz w:val="16"/>
               </w:rPr>
-              <w:t>피로·수명</w:t>
+              <w:t>결로(투습)</w:t>
             </w:r>
           </w:p>
         </w:tc>
@@ -4959,7 +5427,7 @@
               <w:rPr>
                 <w:sz w:val="16"/>
               </w:rPr>
-              <w:t>16종</w:t>
+              <w:t>25종</w:t>
             </w:r>
           </w:p>
         </w:tc>
@@ -4973,7 +5441,7 @@
               <w:rPr>
                 <w:sz w:val="16"/>
               </w:rPr>
-              <w:t>16종</w:t>
+              <w:t>4종</w:t>
             </w:r>
           </w:p>
         </w:tc>
@@ -5001,7 +5469,7 @@
               <w:rPr>
                 <w:sz w:val="16"/>
               </w:rPr>
-              <w:t>0종</w:t>
+              <w:t>21종</w:t>
             </w:r>
           </w:p>
         </w:tc>
@@ -5017,7 +5485,7 @@
               <w:rPr>
                 <w:sz w:val="16"/>
               </w:rPr>
-              <w:t>폴더블 벤딩</w:t>
+              <w:t>구조·강성</w:t>
             </w:r>
           </w:p>
         </w:tc>
@@ -5031,7 +5499,7 @@
               <w:rPr>
                 <w:sz w:val="16"/>
               </w:rPr>
-              <w:t>7종</w:t>
+              <w:t>22종</w:t>
             </w:r>
           </w:p>
         </w:tc>
@@ -5045,7 +5513,7 @@
               <w:rPr>
                 <w:sz w:val="16"/>
               </w:rPr>
-              <w:t>7종</w:t>
+              <w:t>1종</w:t>
             </w:r>
           </w:p>
         </w:tc>
@@ -5073,7 +5541,7 @@
               <w:rPr>
                 <w:sz w:val="16"/>
               </w:rPr>
-              <w:t>0종</w:t>
+              <w:t>21종</w:t>
             </w:r>
           </w:p>
         </w:tc>
@@ -5089,7 +5557,7 @@
               <w:rPr>
                 <w:sz w:val="16"/>
               </w:rPr>
-              <w:t>접착·박리</w:t>
+              <w:t>열응력·워피지</w:t>
             </w:r>
           </w:p>
         </w:tc>
@@ -5103,7 +5571,7 @@
               <w:rPr>
                 <w:sz w:val="16"/>
               </w:rPr>
-              <w:t>6종</w:t>
+              <w:t>22종</w:t>
             </w:r>
           </w:p>
         </w:tc>
@@ -5117,7 +5585,7 @@
               <w:rPr>
                 <w:sz w:val="16"/>
               </w:rPr>
-              <w:t>6종</w:t>
+              <w:t>0종</w:t>
             </w:r>
           </w:p>
         </w:tc>
@@ -5131,7 +5599,7 @@
               <w:rPr>
                 <w:sz w:val="16"/>
               </w:rPr>
-              <w:t>0종</w:t>
+              <w:t>1종</w:t>
             </w:r>
           </w:p>
         </w:tc>
@@ -5145,7 +5613,7 @@
               <w:rPr>
                 <w:sz w:val="16"/>
               </w:rPr>
-              <w:t>0종</w:t>
+              <w:t>21종</w:t>
             </w:r>
           </w:p>
         </w:tc>
@@ -5161,7 +5629,7 @@
               <w:rPr>
                 <w:sz w:val="16"/>
               </w:rPr>
-              <w:t>결로(투습)</w:t>
+              <w:t>열전달·방열</w:t>
             </w:r>
           </w:p>
         </w:tc>
@@ -5175,7 +5643,7 @@
               <w:rPr>
                 <w:sz w:val="16"/>
               </w:rPr>
-              <w:t>4종</w:t>
+              <w:t>21종</w:t>
             </w:r>
           </w:p>
         </w:tc>
@@ -5189,7 +5657,7 @@
               <w:rPr>
                 <w:sz w:val="16"/>
               </w:rPr>
-              <w:t>4종</w:t>
+              <w:t>0종</w:t>
             </w:r>
           </w:p>
         </w:tc>
@@ -5217,7 +5685,7 @@
               <w:rPr>
                 <w:sz w:val="16"/>
               </w:rPr>
-              <w:t>0종</w:t>
+              <w:t>21종</w:t>
             </w:r>
           </w:p>
         </w:tc>
@@ -5233,7 +5701,7 @@
               <w:rPr>
                 <w:sz w:val="16"/>
               </w:rPr>
-              <w:t>산소확산-매트릭스</w:t>
+              <w:t>결로(표면)</w:t>
             </w:r>
           </w:p>
         </w:tc>
@@ -5247,7 +5715,7 @@
               <w:rPr>
                 <w:sz w:val="16"/>
               </w:rPr>
-              <w:t>2종</w:t>
+              <w:t>21종</w:t>
             </w:r>
           </w:p>
         </w:tc>
@@ -5261,7 +5729,7 @@
               <w:rPr>
                 <w:sz w:val="16"/>
               </w:rPr>
-              <w:t>2종</w:t>
+              <w:t>0종</w:t>
             </w:r>
           </w:p>
         </w:tc>
@@ -5289,7 +5757,7 @@
               <w:rPr>
                 <w:sz w:val="16"/>
               </w:rPr>
-              <w:t>0종</w:t>
+              <w:t>21종</w:t>
             </w:r>
           </w:p>
         </w:tc>
@@ -5305,7 +5773,7 @@
               <w:rPr>
                 <w:sz w:val="16"/>
               </w:rPr>
-              <w:t>구조·강성</w:t>
+              <w:t>전기·EMI</w:t>
             </w:r>
           </w:p>
         </w:tc>
@@ -5319,7 +5787,7 @@
               <w:rPr>
                 <w:sz w:val="16"/>
               </w:rPr>
-              <w:t>1종</w:t>
+              <w:t>21종</w:t>
             </w:r>
           </w:p>
         </w:tc>
@@ -5333,7 +5801,7 @@
               <w:rPr>
                 <w:sz w:val="16"/>
               </w:rPr>
-              <w:t>1종</w:t>
+              <w:t>21종</w:t>
             </w:r>
           </w:p>
         </w:tc>
@@ -5377,7 +5845,7 @@
               <w:rPr>
                 <w:sz w:val="16"/>
               </w:rPr>
-              <w:t>열응력·워피지</w:t>
+              <w:t>폴더블 벤딩</w:t>
             </w:r>
           </w:p>
         </w:tc>
@@ -5391,7 +5859,7 @@
               <w:rPr>
                 <w:sz w:val="16"/>
               </w:rPr>
-              <w:t>1종</w:t>
+              <w:t>20종</w:t>
             </w:r>
           </w:p>
         </w:tc>
@@ -5405,6 +5873,20 @@
               <w:rPr>
                 <w:sz w:val="16"/>
               </w:rPr>
+              <w:t>7종</w:t>
+            </w:r>
+          </w:p>
+        </w:tc>
+        <w:tc>
+          <w:tcPr>
+            <w:tcW w:type="dxa" w:w="1728"/>
+          </w:tcPr>
+          <w:p>
+            <w:r/>
+            <w:r>
+              <w:rPr>
+                <w:sz w:val="16"/>
+              </w:rPr>
               <w:t>0종</w:t>
             </w:r>
           </w:p>
@@ -5419,21 +5901,7 @@
               <w:rPr>
                 <w:sz w:val="16"/>
               </w:rPr>
-              <w:t>1종</w:t>
-            </w:r>
-          </w:p>
-        </w:tc>
-        <w:tc>
-          <w:tcPr>
-            <w:tcW w:type="dxa" w:w="1728"/>
-          </w:tcPr>
-          <w:p>
-            <w:r/>
-            <w:r>
-              <w:rPr>
-                <w:sz w:val="16"/>
-              </w:rPr>
-              <w:t>0종</w:t>
+              <w:t>13종</w:t>
             </w:r>
           </w:p>
         </w:tc>
@@ -5449,7 +5917,7 @@
               <w:rPr>
                 <w:sz w:val="16"/>
               </w:rPr>
-              <w:t>열전달·방열</w:t>
+              <w:t>접착·박리</w:t>
             </w:r>
           </w:p>
         </w:tc>
@@ -5463,7 +5931,7 @@
               <w:rPr>
                 <w:sz w:val="16"/>
               </w:rPr>
-              <w:t>0종</w:t>
+              <w:t>19종</w:t>
             </w:r>
           </w:p>
         </w:tc>
@@ -5477,7 +5945,7 @@
               <w:rPr>
                 <w:sz w:val="16"/>
               </w:rPr>
-              <w:t>0종</w:t>
+              <w:t>7종</w:t>
             </w:r>
           </w:p>
         </w:tc>
@@ -5491,7 +5959,7 @@
               <w:rPr>
                 <w:sz w:val="16"/>
               </w:rPr>
-              <w:t>0종</w:t>
+              <w:t>12종</w:t>
             </w:r>
           </w:p>
         </w:tc>
@@ -5521,7 +5989,7 @@
               <w:rPr>
                 <w:sz w:val="16"/>
               </w:rPr>
-              <w:t>결로(표면)</w:t>
+              <w:t>피로·수명</w:t>
             </w:r>
           </w:p>
         </w:tc>
@@ -5535,7 +6003,7 @@
               <w:rPr>
                 <w:sz w:val="16"/>
               </w:rPr>
-              <w:t>0종</w:t>
+              <w:t>16종</w:t>
             </w:r>
           </w:p>
         </w:tc>
@@ -5549,7 +6017,7 @@
               <w:rPr>
                 <w:sz w:val="16"/>
               </w:rPr>
-              <w:t>0종</w:t>
+              <w:t>16종</w:t>
             </w:r>
           </w:p>
         </w:tc>
@@ -5593,7 +6061,7 @@
               <w:rPr>
                 <w:sz w:val="16"/>
               </w:rPr>
-              <w:t>초탄성(실링·완충)</w:t>
+              <w:t>산소확산-매트릭스</w:t>
             </w:r>
           </w:p>
         </w:tc>
@@ -5607,7 +6075,7 @@
               <w:rPr>
                 <w:sz w:val="16"/>
               </w:rPr>
-              <w:t>0종</w:t>
+              <w:t>16종</w:t>
             </w:r>
           </w:p>
         </w:tc>
@@ -5621,7 +6089,7 @@
               <w:rPr>
                 <w:sz w:val="16"/>
               </w:rPr>
-              <w:t>0종</w:t>
+              <w:t>16종</w:t>
             </w:r>
           </w:p>
         </w:tc>
@@ -5665,7 +6133,7 @@
               <w:rPr>
                 <w:sz w:val="16"/>
               </w:rPr>
-              <w:t>전기·EMI</w:t>
+              <w:t>초탄성(실링·완충)</w:t>
             </w:r>
           </w:p>
         </w:tc>
@@ -5809,7 +6277,7 @@
           <w:b/>
           <w:sz w:val="19"/>
         </w:rPr>
-        <w:t>해석 13개 중 6개는 남은 재료가 전부 “딱 한 칸” 모자란다. 그 한 칸이 무엇인지도 해석마다 하나로 정해져 있다. 물성 하나를 뚫으면 해석 하나가 통째로 100%가 되는 자리가 그만큼 열려 있다는 뜻이다.</w:t>
+        <w:t>해석 13개 중 3개는 남은 재료가 전부 “딱 한 칸” 모자란다. 그 한 칸이 무엇인지도 해석마다 하나로 정해져 있다. 물성 하나를 뚫으면 해석 하나가 통째로 100%가 되는 자리가 그만큼 열려 있다는 뜻이다.</w:t>
       </w:r>
     </w:p>
     <w:p>
@@ -5821,7 +6289,7 @@
           <w:b w:val="0"/>
           <w:sz w:val="19"/>
         </w:rPr>
-        <w:t>예외는 낙하·충격(1종이 2칸 이상) · 열응력·워피지(1종이 2칸 이상)이다. 여기는 한 배치로 안 닫히는 다층 병목이다.</w:t>
+        <w:t>예외는 구조·강성(21종이 2칸 이상) · 낙하·충격(22종이 2칸 이상) · 열전달·방열(21종이 2칸 이상) · 열응력·워피지(22종이 2칸 이상) · 폴더블 벤딩(13종이 2칸 이상) · 결로(표면)(21종이 2칸 이상) · 결로(투습)(21종이 2칸 이상) · 접착·박리(12종이 2칸 이상)이다. 여기는 한 배치로 안 닫히는 다층 병목이다.</w:t>
       </w:r>
     </w:p>
     <w:p>
@@ -6306,7 +6774,7 @@
               <w:rPr>
                 <w:sz w:val="15"/>
               </w:rPr>
-              <w:t>544</w:t>
+              <w:t>565</w:t>
             </w:r>
           </w:p>
         </w:tc>
@@ -6320,7 +6788,7 @@
               <w:rPr>
                 <w:sz w:val="15"/>
               </w:rPr>
-              <w:t>99.9%  ████████</w:t>
+              <w:t>96.2%  ████████</w:t>
             </w:r>
           </w:p>
         </w:tc>
@@ -6334,7 +6802,7 @@
               <w:rPr>
                 <w:sz w:val="15"/>
               </w:rPr>
-              <w:t>58.4%</w:t>
+              <w:t>56.2%</w:t>
             </w:r>
           </w:p>
         </w:tc>
@@ -6348,7 +6816,7 @@
               <w:rPr>
                 <w:sz w:val="15"/>
               </w:rPr>
-              <w:t>99.8%</w:t>
+              <w:t>96.1%</w:t>
             </w:r>
           </w:p>
         </w:tc>
@@ -6362,7 +6830,7 @@
               <w:rPr>
                 <w:sz w:val="15"/>
               </w:rPr>
-              <w:t>99.8%</w:t>
+              <w:t>95.7%</w:t>
             </w:r>
           </w:p>
         </w:tc>
@@ -6376,7 +6844,7 @@
               <w:rPr>
                 <w:sz w:val="15"/>
               </w:rPr>
-              <w:t>33.5%</w:t>
+              <w:t>32.2%</w:t>
             </w:r>
           </w:p>
         </w:tc>
@@ -6406,7 +6874,7 @@
               <w:rPr>
                 <w:sz w:val="15"/>
               </w:rPr>
-              <w:t>544</w:t>
+              <w:t>565</w:t>
             </w:r>
           </w:p>
         </w:tc>
@@ -6420,7 +6888,7 @@
               <w:rPr>
                 <w:sz w:val="15"/>
               </w:rPr>
-              <w:t>95.0%  ████████</w:t>
+              <w:t>91.5%  ███████·</w:t>
             </w:r>
           </w:p>
         </w:tc>
@@ -6434,7 +6902,7 @@
               <w:rPr>
                 <w:sz w:val="15"/>
               </w:rPr>
-              <w:t>49.0%</w:t>
+              <w:t>47.2%</w:t>
             </w:r>
           </w:p>
         </w:tc>
@@ -6448,7 +6916,7 @@
               <w:rPr>
                 <w:sz w:val="15"/>
               </w:rPr>
-              <w:t>84.7%</w:t>
+              <w:t>81.6%</w:t>
             </w:r>
           </w:p>
         </w:tc>
@@ -6462,7 +6930,7 @@
               <w:rPr>
                 <w:sz w:val="15"/>
               </w:rPr>
-              <w:t>93.5%</w:t>
+              <w:t>89.7%</w:t>
             </w:r>
           </w:p>
         </w:tc>
@@ -6476,7 +6944,7 @@
               <w:rPr>
                 <w:sz w:val="15"/>
               </w:rPr>
-              <w:t>13.8%</w:t>
+              <w:t>13.3%</w:t>
             </w:r>
           </w:p>
         </w:tc>
@@ -6506,7 +6974,7 @@
               <w:rPr>
                 <w:sz w:val="15"/>
               </w:rPr>
-              <w:t>544</w:t>
+              <w:t>565</w:t>
             </w:r>
           </w:p>
         </w:tc>
@@ -6520,7 +6988,7 @@
               <w:rPr>
                 <w:sz w:val="15"/>
               </w:rPr>
-              <w:t>100.0%  ████████</w:t>
+              <w:t>96.3%  ████████</w:t>
             </w:r>
           </w:p>
         </w:tc>
@@ -6534,7 +7002,7 @@
               <w:rPr>
                 <w:sz w:val="15"/>
               </w:rPr>
-              <w:t>67.6%</w:t>
+              <w:t>65.1%</w:t>
             </w:r>
           </w:p>
         </w:tc>
@@ -6548,7 +7016,7 @@
               <w:rPr>
                 <w:sz w:val="15"/>
               </w:rPr>
-              <w:t>100.0%</w:t>
+              <w:t>96.3%</w:t>
             </w:r>
           </w:p>
         </w:tc>
@@ -6562,7 +7030,7 @@
               <w:rPr>
                 <w:sz w:val="15"/>
               </w:rPr>
-              <w:t>100.0%</w:t>
+              <w:t>96.3%</w:t>
             </w:r>
           </w:p>
         </w:tc>
@@ -6576,7 +7044,7 @@
               <w:rPr>
                 <w:sz w:val="15"/>
               </w:rPr>
-              <w:t>39.0%</w:t>
+              <w:t>37.5%</w:t>
             </w:r>
           </w:p>
         </w:tc>
@@ -6606,7 +7074,7 @@
               <w:rPr>
                 <w:sz w:val="15"/>
               </w:rPr>
-              <w:t>544</w:t>
+              <w:t>565</w:t>
             </w:r>
           </w:p>
         </w:tc>
@@ -6620,7 +7088,7 @@
               <w:rPr>
                 <w:sz w:val="15"/>
               </w:rPr>
-              <w:t>99.9%  ████████</w:t>
+              <w:t>96.2%  ████████</w:t>
             </w:r>
           </w:p>
         </w:tc>
@@ -6634,7 +7102,7 @@
               <w:rPr>
                 <w:sz w:val="15"/>
               </w:rPr>
-              <w:t>59.5%</w:t>
+              <w:t>57.3%</w:t>
             </w:r>
           </w:p>
         </w:tc>
@@ -6648,7 +7116,7 @@
               <w:rPr>
                 <w:sz w:val="15"/>
               </w:rPr>
-              <w:t>99.8%</w:t>
+              <w:t>96.1%</w:t>
             </w:r>
           </w:p>
         </w:tc>
@@ -6662,7 +7130,7 @@
               <w:rPr>
                 <w:sz w:val="15"/>
               </w:rPr>
-              <w:t>99.8%</w:t>
+              <w:t>95.7%</w:t>
             </w:r>
           </w:p>
         </w:tc>
@@ -6676,7 +7144,7 @@
               <w:rPr>
                 <w:sz w:val="15"/>
               </w:rPr>
-              <w:t>31.8%</w:t>
+              <w:t>30.6%</w:t>
             </w:r>
           </w:p>
         </w:tc>
@@ -6706,7 +7174,7 @@
               <w:rPr>
                 <w:sz w:val="15"/>
               </w:rPr>
-              <w:t>185</w:t>
+              <w:t>198</w:t>
             </w:r>
           </w:p>
         </w:tc>
@@ -6720,7 +7188,7 @@
               <w:rPr>
                 <w:sz w:val="15"/>
               </w:rPr>
-              <w:t>99.1%  ████████</w:t>
+              <w:t>92.6%  ███████·</w:t>
             </w:r>
           </w:p>
         </w:tc>
@@ -6734,7 +7202,7 @@
               <w:rPr>
                 <w:sz w:val="15"/>
               </w:rPr>
-              <w:t>60.1%</w:t>
+              <w:t>56.2%</w:t>
             </w:r>
           </w:p>
         </w:tc>
@@ -6748,7 +7216,7 @@
               <w:rPr>
                 <w:sz w:val="15"/>
               </w:rPr>
-              <w:t>96.2%</w:t>
+              <w:t>89.9%</w:t>
             </w:r>
           </w:p>
         </w:tc>
@@ -6762,7 +7230,7 @@
               <w:rPr>
                 <w:sz w:val="15"/>
               </w:rPr>
-              <w:t>96.2%</w:t>
+              <w:t>89.9%</w:t>
             </w:r>
           </w:p>
         </w:tc>
@@ -6776,7 +7244,7 @@
               <w:rPr>
                 <w:sz w:val="15"/>
               </w:rPr>
-              <w:t>23.2%</w:t>
+              <w:t>21.7%</w:t>
             </w:r>
           </w:p>
         </w:tc>
@@ -6806,7 +7274,7 @@
               <w:rPr>
                 <w:sz w:val="15"/>
               </w:rPr>
-              <w:t>544</w:t>
+              <w:t>565</w:t>
             </w:r>
           </w:p>
         </w:tc>
@@ -6820,7 +7288,7 @@
               <w:rPr>
                 <w:sz w:val="15"/>
               </w:rPr>
-              <w:t>97.5%  ████████</w:t>
+              <w:t>93.8%  ████████</w:t>
             </w:r>
           </w:p>
         </w:tc>
@@ -6834,7 +7302,7 @@
               <w:rPr>
                 <w:sz w:val="15"/>
               </w:rPr>
-              <w:t>68.3%</w:t>
+              <w:t>65.8%</w:t>
             </w:r>
           </w:p>
         </w:tc>
@@ -6848,7 +7316,7 @@
               <w:rPr>
                 <w:sz w:val="15"/>
               </w:rPr>
-              <w:t>89.9%</w:t>
+              <w:t>86.5%</w:t>
             </w:r>
           </w:p>
         </w:tc>
@@ -6862,7 +7330,7 @@
               <w:rPr>
                 <w:sz w:val="15"/>
               </w:rPr>
-              <w:t>100.0%</w:t>
+              <w:t>95.9%</w:t>
             </w:r>
           </w:p>
         </w:tc>
@@ -6876,7 +7344,7 @@
               <w:rPr>
                 <w:sz w:val="15"/>
               </w:rPr>
-              <w:t>35.3%</w:t>
+              <w:t>34.0%</w:t>
             </w:r>
           </w:p>
         </w:tc>
@@ -6906,7 +7374,7 @@
               <w:rPr>
                 <w:sz w:val="15"/>
               </w:rPr>
-              <w:t>417</w:t>
+              <w:t>438</w:t>
             </w:r>
           </w:p>
         </w:tc>
@@ -6920,7 +7388,7 @@
               <w:rPr>
                 <w:sz w:val="15"/>
               </w:rPr>
-              <w:t>96.8%  ████████</w:t>
+              <w:t>92.1%  ███████·</w:t>
             </w:r>
           </w:p>
         </w:tc>
@@ -6934,7 +7402,7 @@
               <w:rPr>
                 <w:sz w:val="15"/>
               </w:rPr>
-              <w:t>61.9%</w:t>
+              <w:t>58.9%</w:t>
             </w:r>
           </w:p>
         </w:tc>
@@ -6948,7 +7416,7 @@
               <w:rPr>
                 <w:sz w:val="15"/>
               </w:rPr>
-              <w:t>87.1%</w:t>
+              <w:t>82.9%</w:t>
             </w:r>
           </w:p>
         </w:tc>
@@ -6962,7 +7430,7 @@
               <w:rPr>
                 <w:sz w:val="15"/>
               </w:rPr>
-              <w:t>98.9%</w:t>
+              <w:t>93.5%</w:t>
             </w:r>
           </w:p>
         </w:tc>
@@ -6976,7 +7444,7 @@
               <w:rPr>
                 <w:sz w:val="15"/>
               </w:rPr>
-              <w:t>27.6%</w:t>
+              <w:t>26.3%</w:t>
             </w:r>
           </w:p>
         </w:tc>
@@ -7106,7 +7574,7 @@
               <w:rPr>
                 <w:sz w:val="15"/>
               </w:rPr>
-              <w:t>185</w:t>
+              <w:t>198</w:t>
             </w:r>
           </w:p>
         </w:tc>
@@ -7120,7 +7588,7 @@
               <w:rPr>
                 <w:sz w:val="15"/>
               </w:rPr>
-              <w:t>88.1%  ███████·</w:t>
+              <w:t>82.6%  ███████·</w:t>
             </w:r>
           </w:p>
         </w:tc>
@@ -7134,7 +7602,7 @@
               <w:rPr>
                 <w:sz w:val="15"/>
               </w:rPr>
-              <w:t>68.9%</w:t>
+              <w:t>64.6%</w:t>
             </w:r>
           </w:p>
         </w:tc>
@@ -7148,7 +7616,7 @@
               <w:rPr>
                 <w:sz w:val="15"/>
               </w:rPr>
-              <w:t>76.2%</w:t>
+              <w:t>71.2%</w:t>
             </w:r>
           </w:p>
         </w:tc>
@@ -7162,7 +7630,7 @@
               <w:rPr>
                 <w:sz w:val="15"/>
               </w:rPr>
-              <w:t>95.9%</w:t>
+              <w:t>88.1%</w:t>
             </w:r>
           </w:p>
         </w:tc>
@@ -7176,7 +7644,7 @@
               <w:rPr>
                 <w:sz w:val="15"/>
               </w:rPr>
-              <w:t>41.6%</w:t>
+              <w:t>38.9%</w:t>
             </w:r>
           </w:p>
         </w:tc>
@@ -7206,7 +7674,7 @@
               <w:rPr>
                 <w:sz w:val="15"/>
               </w:rPr>
-              <w:t>544</w:t>
+              <w:t>565</w:t>
             </w:r>
           </w:p>
         </w:tc>
@@ -7220,7 +7688,7 @@
               <w:rPr>
                 <w:sz w:val="15"/>
               </w:rPr>
-              <w:t>100.0%  ████████</w:t>
+              <w:t>96.3%  ████████</w:t>
             </w:r>
           </w:p>
         </w:tc>
@@ -7234,7 +7702,7 @@
               <w:rPr>
                 <w:sz w:val="15"/>
               </w:rPr>
-              <w:t>75.2%</w:t>
+              <w:t>72.4%</w:t>
             </w:r>
           </w:p>
         </w:tc>
@@ -7248,7 +7716,7 @@
               <w:rPr>
                 <w:sz w:val="15"/>
               </w:rPr>
-              <w:t>100.0%</w:t>
+              <w:t>96.3%</w:t>
             </w:r>
           </w:p>
         </w:tc>
@@ -7262,7 +7730,7 @@
               <w:rPr>
                 <w:sz w:val="15"/>
               </w:rPr>
-              <w:t>100.0%</w:t>
+              <w:t>95.9%</w:t>
             </w:r>
           </w:p>
         </w:tc>
@@ -7276,7 +7744,7 @@
               <w:rPr>
                 <w:sz w:val="15"/>
               </w:rPr>
-              <w:t>75.2%</w:t>
+              <w:t>72.4%</w:t>
             </w:r>
           </w:p>
         </w:tc>
@@ -7506,7 +7974,7 @@
               <w:rPr>
                 <w:sz w:val="15"/>
               </w:rPr>
-              <w:t>79</w:t>
+              <w:t>93</w:t>
             </w:r>
           </w:p>
         </w:tc>
@@ -7520,7 +7988,7 @@
               <w:rPr>
                 <w:sz w:val="15"/>
               </w:rPr>
-              <w:t>97.5%  ████████</w:t>
+              <w:t>82.8%  ███████·</w:t>
             </w:r>
           </w:p>
         </w:tc>
@@ -7534,7 +8002,7 @@
               <w:rPr>
                 <w:sz w:val="15"/>
               </w:rPr>
-              <w:t>82.3%</w:t>
+              <w:t>69.9%</w:t>
             </w:r>
           </w:p>
         </w:tc>
@@ -7548,7 +8016,7 @@
               <w:rPr>
                 <w:sz w:val="15"/>
               </w:rPr>
-              <w:t>97.5%</w:t>
+              <w:t>82.8%</w:t>
             </w:r>
           </w:p>
         </w:tc>
@@ -7562,7 +8030,7 @@
               <w:rPr>
                 <w:sz w:val="15"/>
               </w:rPr>
-              <w:t>97.5%</w:t>
+              <w:t>82.8%</w:t>
             </w:r>
           </w:p>
         </w:tc>
@@ -7576,7 +8044,7 @@
               <w:rPr>
                 <w:sz w:val="15"/>
               </w:rPr>
-              <w:t>82.3%</w:t>
+              <w:t>69.9%</w:t>
             </w:r>
           </w:p>
         </w:tc>
@@ -7619,7 +8087,7 @@
               <w:rPr>
                 <w:sz w:val="15"/>
               </w:rPr>
-              <w:t>97.4%</w:t>
+              <w:t>93.6%</w:t>
             </w:r>
           </w:p>
         </w:tc>
@@ -7633,7 +8101,7 @@
               <w:rPr>
                 <w:sz w:val="15"/>
               </w:rPr>
-              <w:t>61.8%</w:t>
+              <w:t>59.3%</w:t>
             </w:r>
           </w:p>
         </w:tc>
@@ -7696,7 +8164,7 @@
           <w:b/>
           <w:sz w:val="19"/>
         </w:rPr>
-        <w:t>(가) 셀 채움만 보면 “거의 다 됐다”로 읽힌다. 구조·강성은 셀 99.9%다. 그런데 실측기반은 58.4%이고, 실측만으로 카드가 나오는 재료는 33.5%(182종)뿐이다. 전체로는 5,161칸(35.6%p)이 가정값이 만든 착시다.</w:t>
+        <w:t>(가) 셀 채움만 보면 “거의 다 됐다”로 읽힌다. 구조·강성은 셀 96.2%다. 그런데 실측기반은 56.2%이고, 실측만으로 카드가 나오는 재료는 32.2%(182종)뿐이다. 전체로는 5,161칸(34.2%p)이 가정값이 만든 착시다.</w:t>
       </w:r>
     </w:p>
     <w:p>
@@ -7708,7 +8176,7 @@
           <w:b w:val="0"/>
           <w:sz w:val="19"/>
         </w:rPr>
-        <w:t>(나) 재료 준비만 보면 “실측으로 서 있는 줄” 안다. 열전달·방열은 준비율 100.0%(544종)인데 실측 기준으로는 39.0%(212종)다. 덱은 544종이 돌지만 그중 332종은 가정값을 딛고 서 있다.</w:t>
+        <w:t>(나) 재료 준비만 보면 “실측으로 서 있는 줄” 안다. 열전달·방열은 준비율 96.3%(544종)인데 실측 기준으로는 37.5%(212종)다. 덱은 544종이 돌지만 그중 332종은 가정값을 딛고 서 있다.</w:t>
       </w:r>
     </w:p>
     <w:p>
@@ -9583,7 +10051,7 @@
           <w:b w:val="0"/>
           <w:sz w:val="19"/>
         </w:rPr>
-        <w:t>tier4는 4,490건(21.1%)이다. 그중 assumption 표지를 가진 것이 4,398건이고, 나머지 92건은 가정이 아니라 계산·유도값이다.</w:t>
+        <w:t>tier4는 4,490건(21.0%)이다. 그중 assumption 표지를 가진 것이 4,398건이고, 나머지 92건은 가정이 아니라 계산·유도값이다.</w:t>
       </w:r>
     </w:p>
     <w:tbl>
@@ -10690,7 +11158,7 @@
               <w:rPr>
                 <w:sz w:val="16"/>
               </w:rPr>
-              <w:t>544종 (polymer 300, metal 80, composite 71, ceramic 47, rubber 24, foam 22)</w:t>
+              <w:t>565종 (polymer 321, metal 80, composite 71, ceramic 47, rubber 24, foam 22)</w:t>
             </w:r>
           </w:p>
         </w:tc>
@@ -10720,7 +11188,7 @@
               <w:rPr>
                 <w:sz w:val="16"/>
               </w:rPr>
-              <w:t>21,279건</w:t>
+              <w:t>21,368건</w:t>
             </w:r>
           </w:p>
         </w:tc>
@@ -10750,7 +11218,7 @@
               <w:rPr>
                 <w:sz w:val="16"/>
               </w:rPr>
-              <w:t>2,134건 (DOI 보유 733)</w:t>
+              <w:t>2,147건 (DOI 보유 746)</w:t>
             </w:r>
           </w:p>
         </w:tc>
@@ -10780,7 +11248,7 @@
               <w:rPr>
                 <w:sz w:val="16"/>
               </w:rPr>
-              <w:t>161종 — 값이 있는 정의 161종(개통률 100%)</w:t>
+              <w:t>165종 — 값이 있는 정의 163종(개통률 99%)</w:t>
             </w:r>
           </w:p>
         </w:tc>
@@ -10810,7 +11278,7 @@
               <w:rPr>
                 <w:sz w:val="16"/>
               </w:rPr>
-              <w:t>datasheet 879 · journal 714 · database 313 · other 105 · book 72 · standard 26 · web 24 · computed 1</w:t>
+              <w:t>datasheet 879 · journal 727 · database 313 · other 105 · book 72 · standard 26 · web 24 · computed 1</w:t>
             </w:r>
           </w:p>
         </w:tc>
@@ -10885,7 +11353,7 @@
               <w:rPr>
                 <w:sz w:val="16"/>
               </w:rPr>
-              <w:t>14,478</w:t>
+              <w:t>15,074</w:t>
             </w:r>
           </w:p>
         </w:tc>
@@ -10915,7 +11383,7 @@
               <w:rPr>
                 <w:sz w:val="16"/>
               </w:rPr>
-              <w:t>14,102  (97.4%)</w:t>
+              <w:t>14,103  (93.6%)</w:t>
             </w:r>
           </w:p>
         </w:tc>
@@ -10945,7 +11413,7 @@
               <w:rPr>
                 <w:sz w:val="16"/>
               </w:rPr>
-              <w:t>8,941  (61.8%)</w:t>
+              <w:t>8,942  (59.3%)</w:t>
             </w:r>
           </w:p>
         </w:tc>
@@ -10975,7 +11443,7 @@
               <w:rPr>
                 <w:sz w:val="16"/>
               </w:rPr>
-              <w:t>5,161  (35.6%p)</w:t>
+              <w:t>5,161  (34.2%p)</w:t>
             </w:r>
           </w:p>
         </w:tc>
@@ -11005,7 +11473,7 @@
               <w:rPr>
                 <w:sz w:val="16"/>
               </w:rPr>
-              <w:t>376</w:t>
+              <w:t>971</w:t>
             </w:r>
           </w:p>
         </w:tc>
@@ -11065,7 +11533,7 @@
               <w:rPr>
                 <w:sz w:val="16"/>
               </w:rPr>
-              <w:t>72</w:t>
+              <w:t>667</w:t>
             </w:r>
           </w:p>
         </w:tc>
@@ -11095,7 +11563,7 @@
               <w:rPr>
                 <w:sz w:val="16"/>
               </w:rPr>
-              <w:t>5,537</w:t>
+              <w:t>6,132</w:t>
             </w:r>
           </w:p>
         </w:tc>
@@ -11172,7 +11640,7 @@
               <w:rPr>
                 <w:sz w:val="15"/>
               </w:rPr>
-              <w:t>소성 (항복 OR 인장+연신)</w:t>
+              <w:t>physical.density</w:t>
             </w:r>
           </w:p>
         </w:tc>
@@ -11186,7 +11654,7 @@
               <w:rPr>
                 <w:sz w:val="15"/>
               </w:rPr>
-              <w:t>30</w:t>
+              <w:t>152</w:t>
             </w:r>
           </w:p>
         </w:tc>
@@ -11200,7 +11668,7 @@
               <w:rPr>
                 <w:sz w:val="15"/>
               </w:rPr>
-              <w:t>적층판 18종은 파단연신율을 어느 벤더도 발표하지 않고 문헌에도 없다</w:t>
+              <w:t>—</w:t>
             </w:r>
           </w:p>
         </w:tc>
@@ -11216,7 +11684,7 @@
               <w:rPr>
                 <w:sz w:val="15"/>
               </w:rPr>
-              <w:t>피로계수 (Basquin · Coffin-Manson · Darveaux · Morrow)</w:t>
+              <w:t>영률</w:t>
             </w:r>
           </w:p>
         </w:tc>
@@ -11230,7 +11698,7 @@
               <w:rPr>
                 <w:sz w:val="15"/>
               </w:rPr>
-              <w:t>16</w:t>
+              <w:t>79</w:t>
             </w:r>
           </w:p>
         </w:tc>
@@ -11244,7 +11712,7 @@
               <w:rPr>
                 <w:sz w:val="15"/>
               </w:rPr>
-              <w:t>구리 계열 9종은 공표된 상관식에 분기가 아예 없다. FD&amp;E 원시 데이터는 파일 자신이 “digitized from plots may contain errors”라고 밝힌다 — 우리가 피팅하면 역산이다</w:t>
+              <w:t>남은 2종은 개별 확인 대상이다</w:t>
             </w:r>
           </w:p>
         </w:tc>
@@ -11260,7 +11728,7 @@
               <w:rPr>
                 <w:sz w:val="15"/>
               </w:rPr>
-              <w:t>점탄성 Prony 세트</w:t>
+              <w:t>mechanical.poisson_ratio</w:t>
             </w:r>
           </w:p>
         </w:tc>
@@ -11274,7 +11742,7 @@
               <w:rPr>
                 <w:sz w:val="15"/>
               </w:rPr>
-              <w:t>7</w:t>
+              <w:t>76</w:t>
             </w:r>
           </w:p>
         </w:tc>
@@ -11288,7 +11756,7 @@
               <w:rPr>
                 <w:sz w:val="15"/>
               </w:rPr>
-              <w:t>상용 PI 필름·점착테이프의 점탄성은 Prony로 발표되지 않는다(ETAG 002 크리프로 규격화). 사내 DMA 없이는 안 열린다</w:t>
+              <w:t>—</w:t>
             </w:r>
           </w:p>
         </w:tc>
@@ -11304,7 +11772,7 @@
               <w:rPr>
                 <w:sz w:val="15"/>
               </w:rPr>
-              <w:t>접착 (peel · lap shear · die shear)</w:t>
+              <w:t>열전도율</w:t>
             </w:r>
           </w:p>
         </w:tc>
@@ -11318,7 +11786,7 @@
               <w:rPr>
                 <w:sz w:val="15"/>
               </w:rPr>
-              <w:t>6</w:t>
+              <w:t>63</w:t>
             </w:r>
           </w:p>
         </w:tc>
@@ -11332,7 +11800,7 @@
               <w:rPr>
                 <w:sz w:val="15"/>
               </w:rPr>
-              <w:t>동박 peel은 동박 단독이 아니라 수지와의 쌍 물성이라 벤더가 안 싣고 IPC-4562A에도 표가 없다</w:t>
+              <w:t>CCL·FCCL은 벤더 전수 확인으로 부재가 확정됐다</w:t>
             </w:r>
           </w:p>
         </w:tc>
@@ -11348,7 +11816,7 @@
               <w:rPr>
                 <w:sz w:val="15"/>
               </w:rPr>
-              <w:t>투습 (WVTR · 투습계수 · 확산 · 흡습)</w:t>
+              <w:t>비열</w:t>
             </w:r>
           </w:p>
         </w:tc>
@@ -11362,7 +11830,7 @@
               <w:rPr>
                 <w:sz w:val="15"/>
               </w:rPr>
-              <w:t>4</w:t>
+              <w:t>63</w:t>
             </w:r>
           </w:p>
         </w:tc>
@@ -11376,7 +11844,7 @@
               <w:rPr>
                 <w:sz w:val="15"/>
               </w:rPr>
-              <w:t>저분자 유기 고체는 자립 필름을 못 만들어 시험 자체가 성립하지 않는다</w:t>
+              <w:t>CCL·테이프·연자성재는 어느 벤더도 발표하지 않는다</w:t>
             </w:r>
           </w:p>
         </w:tc>
@@ -11392,7 +11860,7 @@
               <w:rPr>
                 <w:sz w:val="15"/>
               </w:rPr>
-              <w:t>영률</w:t>
+              <w:t>소성 (항복 OR 인장+연신)</w:t>
             </w:r>
           </w:p>
         </w:tc>
@@ -11406,7 +11874,7 @@
               <w:rPr>
                 <w:sz w:val="15"/>
               </w:rPr>
-              <w:t>3</w:t>
+              <w:t>51</w:t>
             </w:r>
           </w:p>
         </w:tc>
@@ -11420,7 +11888,7 @@
               <w:rPr>
                 <w:sz w:val="15"/>
               </w:rPr>
-              <w:t>남은 2종은 개별 확인 대상이다</w:t>
+              <w:t>적층판 18종은 파단연신율을 어느 벤더도 발표하지 않고 문헌에도 없다</w:t>
             </w:r>
           </w:p>
         </w:tc>
@@ -11436,7 +11904,7 @@
               <w:rPr>
                 <w:sz w:val="15"/>
               </w:rPr>
-              <w:t>율속 (Cowper-Symonds · DIF · σy(ε̇) · JC-C)</w:t>
+              <w:t>투습 (WVTR · 투습계수 · 확산 · 흡습)</w:t>
             </w:r>
           </w:p>
         </w:tc>
@@ -11450,7 +11918,7 @@
               <w:rPr>
                 <w:sz w:val="15"/>
               </w:rPr>
-              <w:t>3</w:t>
+              <w:t>25</w:t>
             </w:r>
           </w:p>
         </w:tc>
@@ -11464,7 +11932,7 @@
               <w:rPr>
                 <w:sz w:val="15"/>
               </w:rPr>
-              <w:t>OA에 존재하는 Cowper-Symonds 논문이 45건 수준이고 전부 금속 아니면 벌크 폴리머다. 복합재·세라믹·유리의 CS 쌍은 OA에 하나도 없다</w:t>
+              <w:t>저분자 유기 고체는 자립 필름을 못 만들어 시험 자체가 성립하지 않는다</w:t>
             </w:r>
           </w:p>
         </w:tc>
@@ -11480,7 +11948,7 @@
               <w:rPr>
                 <w:sz w:val="15"/>
               </w:rPr>
-              <w:t>산소 (O₂ 투과계수 · 용해도)</w:t>
+              <w:t>율속 (Cowper-Symonds · DIF · σy(ε̇) · JC-C)</w:t>
             </w:r>
           </w:p>
         </w:tc>
@@ -11494,7 +11962,7 @@
               <w:rPr>
                 <w:sz w:val="15"/>
               </w:rPr>
-              <w:t>2</w:t>
+              <w:t>24</w:t>
             </w:r>
           </w:p>
         </w:tc>
@@ -11508,7 +11976,7 @@
               <w:rPr>
                 <w:sz w:val="15"/>
               </w:rPr>
-              <w:t>OCA는 배리어 부품이 아니라 벤더가 측정할 동기가 없다</w:t>
+              <w:t>OA에 존재하는 Cowper-Symonds 논문이 45건 수준이고 전부 금속 아니면 벌크 폴리머다. 복합재·세라믹·유리의 CS 쌍은 OA에 하나도 없다</w:t>
             </w:r>
           </w:p>
         </w:tc>
@@ -11524,7 +11992,7 @@
           <w:b/>
           <w:sz w:val="19"/>
         </w:rPr>
-        <w:t>남은 일의 성격 요약 — 6개 해석은 재료마다 딱 한 칸씩 모자라고, 낙하·충격만 2층 병목이다. 막힌 경로가 바뀌지 않는 한 남은 칸 전부는 안 닫힌다. 두 파동에 걸쳐 확인된 결론은 율속과 피로가 OA 밖(핸드북·벤더 시험보고서·유료 표준)에 있다는 것이다. 동시에, 채워진 14,102칸 중 5,161칸이 가정값이다 — 남은 칸을 닫는 것과 이미 닫은 칸의 근거를 두껍게 하는 것은 별개의 일이고 후자가 더 크다.</w:t>
+        <w:t>남은 일의 성격 요약 — 3개 해석은 재료마다 딱 한 칸씩 모자라고, 낙하·충격만 2층 병목이다. 막힌 경로가 바뀌지 않는 한 남은 칸 전부는 안 닫힌다. 두 파동에 걸쳐 확인된 결론은 율속과 피로가 OA 밖(핸드북·벤더 시험보고서·유료 표준)에 있다는 것이다. 동시에, 채워진 14,103칸 중 5,161칸이 가정값이다 — 남은 칸을 닫는 것과 이미 닫은 칸의 근거를 두껍게 하는 것은 별개의 일이고 후자가 더 크다.</w:t>
       </w:r>
     </w:p>
     <w:p>
@@ -12217,7 +12685,7 @@
               <w:rPr>
                 <w:sz w:val="15"/>
               </w:rPr>
-              <w:t>106.6%</w:t>
+              <w:t>102.4%</w:t>
             </w:r>
           </w:p>
         </w:tc>
@@ -12231,7 +12699,7 @@
               <w:rPr>
                 <w:sz w:val="15"/>
               </w:rPr>
-              <w:t>99.9%</w:t>
+              <w:t>96.0%</w:t>
             </w:r>
           </w:p>
         </w:tc>
@@ -12289,7 +12757,7 @@
               <w:rPr>
                 <w:sz w:val="15"/>
               </w:rPr>
-              <w:t>102.7%</w:t>
+              <w:t>98.6%</w:t>
             </w:r>
           </w:p>
         </w:tc>
@@ -12303,7 +12771,7 @@
               <w:rPr>
                 <w:sz w:val="15"/>
               </w:rPr>
-              <w:t>98.6%</w:t>
+              <w:t>94.7%</w:t>
             </w:r>
           </w:p>
         </w:tc>
@@ -12361,7 +12829,7 @@
               <w:rPr>
                 <w:sz w:val="15"/>
               </w:rPr>
-              <w:t>100.2%</w:t>
+              <w:t>96.5%</w:t>
             </w:r>
           </w:p>
         </w:tc>
@@ -12375,7 +12843,7 @@
               <w:rPr>
                 <w:sz w:val="15"/>
               </w:rPr>
-              <w:t>100.0%</w:t>
+              <w:t>96.3%</w:t>
             </w:r>
           </w:p>
         </w:tc>
@@ -12433,7 +12901,7 @@
               <w:rPr>
                 <w:sz w:val="15"/>
               </w:rPr>
-              <w:t>107.5%</w:t>
+              <w:t>103.2%</w:t>
             </w:r>
           </w:p>
         </w:tc>
@@ -12447,7 +12915,7 @@
               <w:rPr>
                 <w:sz w:val="15"/>
               </w:rPr>
-              <w:t>99.9%</w:t>
+              <w:t>95.9%</w:t>
             </w:r>
           </w:p>
         </w:tc>
@@ -12505,7 +12973,7 @@
               <w:rPr>
                 <w:sz w:val="15"/>
               </w:rPr>
-              <w:t>100.2%</w:t>
+              <w:t>96.4%</w:t>
             </w:r>
           </w:p>
         </w:tc>
@@ -12519,7 +12987,7 @@
               <w:rPr>
                 <w:sz w:val="15"/>
               </w:rPr>
-              <w:t>100.0%</w:t>
+              <w:t>96.2%</w:t>
             </w:r>
           </w:p>
         </w:tc>
@@ -12577,7 +13045,7 @@
               <w:rPr>
                 <w:sz w:val="15"/>
               </w:rPr>
-              <w:t>99.8%</w:t>
+              <w:t>94.9%</w:t>
             </w:r>
           </w:p>
         </w:tc>
@@ -12591,7 +13059,7 @@
               <w:rPr>
                 <w:sz w:val="15"/>
               </w:rPr>
-              <w:t>99.8%</w:t>
+              <w:t>94.8%</w:t>
             </w:r>
           </w:p>
         </w:tc>
@@ -12649,7 +13117,7 @@
               <w:rPr>
                 <w:sz w:val="15"/>
               </w:rPr>
-              <w:t>110.3%</w:t>
+              <w:t>105.8%</w:t>
             </w:r>
           </w:p>
         </w:tc>
@@ -12663,7 +13131,7 @@
               <w:rPr>
                 <w:sz w:val="15"/>
               </w:rPr>
-              <w:t>100.0%</w:t>
+              <w:t>95.9%</w:t>
             </w:r>
           </w:p>
         </w:tc>
@@ -12679,7 +13147,7 @@
           <w:b/>
           <w:sz w:val="19"/>
         </w:rPr>
-        <w:t>리포트가 인쇄하는 “남은 일은 376칸이 아니라 -346칸이다”도 같은 이유로 과소치다. 정직한 값은 72칸이다(376 − 304, 304 = 부재이면서 아직 비어 있는 칸). 이 문서의 5·10절은 그 값을 쓴다.</w:t>
+        <w:t>리포트가 인쇄하는 “남은 일은 971칸이 아니라 249칸이다”도 같은 이유로 과소치다. 정직한 값은 667칸이다(971 − 304, 304 = 부재이면서 아직 비어 있는 칸). 이 문서의 5·10절은 그 값을 쓴다.</w:t>
       </w:r>
     </w:p>
     <w:p>
@@ -13152,7 +13620,7 @@
               <w:rPr>
                 <w:sz w:val="15"/>
               </w:rPr>
-              <w:t>물성 정의 161종</w:t>
+              <w:t>물성 정의 165종</w:t>
             </w:r>
           </w:p>
         </w:tc>

--- a/MaterialTwin_물성수집_방법론.docx
+++ b/MaterialTwin_물성수집_방법론.docx
@@ -31,7 +31,7 @@
           <w:color w:val="606060"/>
           <w:sz w:val="18"/>
         </w:rPr>
-        <w:t>2026-08-13 · 재료 565종 · 물성값 21,368건 · 출처 2,147건 · 물성 정의 165종</w:t>
+        <w:t>2026-08-13 · 재료 621종 · 물성값 22,095건 · 출처 2,191건 · 물성 정의 165종</w:t>
       </w:r>
     </w:p>
     <w:p/>
@@ -108,7 +108,7 @@
           <w:b/>
           <w:sz w:val="19"/>
         </w:rPr>
-        <w:t>카탈로그는 재료 565종 × 물성 정의 165종이다. 그러나 이 8만여 칸을 다 세지 않는다. 알루미나에 투습도를 요구하거나 벌크 금속에 층두께를 요구하면 없는 결함을 만들어내는 지표가 된다(실제로 그렇게 세다가 벤딩을 8%, 결로를 4%로 잘못 셌다). 대신 해석 13종이 실제로 요구하는 (재료 × 필수물성) 격자 15,074칸을 센다.</w:t>
+        <w:t>카탈로그는 재료 621종 × 물성 정의 165종이다. 그러나 이 8만여 칸을 다 세지 않는다. 알루미나에 투습도를 요구하거나 벌크 금속에 층두께를 요구하면 없는 결함을 만들어내는 지표가 된다(실제로 그렇게 세다가 벤딩을 8%, 결로를 4%로 잘못 셌다). 대신 해석 13종이 실제로 요구하는 (재료 × 필수물성) 격자 16,585칸을 센다.</w:t>
       </w:r>
     </w:p>
     <w:tbl>
@@ -227,7 +227,7 @@
               <w:rPr>
                 <w:sz w:val="14"/>
               </w:rPr>
-              <w:t>565종</w:t>
+              <w:t>621종</w:t>
             </w:r>
           </w:p>
         </w:tc>
@@ -269,7 +269,7 @@
               <w:rPr>
                 <w:sz w:val="14"/>
               </w:rPr>
-              <w:t>1,695</w:t>
+              <w:t>1,863</w:t>
             </w:r>
           </w:p>
         </w:tc>
@@ -299,7 +299,7 @@
               <w:rPr>
                 <w:sz w:val="14"/>
               </w:rPr>
-              <w:t>565종</w:t>
+              <w:t>621종</w:t>
             </w:r>
           </w:p>
         </w:tc>
@@ -341,7 +341,7 @@
               <w:rPr>
                 <w:sz w:val="14"/>
               </w:rPr>
-              <w:t>2,825</w:t>
+              <w:t>3,105</w:t>
             </w:r>
           </w:p>
         </w:tc>
@@ -371,7 +371,7 @@
               <w:rPr>
                 <w:sz w:val="14"/>
               </w:rPr>
-              <w:t>565종</w:t>
+              <w:t>621종</w:t>
             </w:r>
           </w:p>
         </w:tc>
@@ -413,7 +413,7 @@
               <w:rPr>
                 <w:sz w:val="14"/>
               </w:rPr>
-              <w:t>1,695</w:t>
+              <w:t>1,863</w:t>
             </w:r>
           </w:p>
         </w:tc>
@@ -443,7 +443,7 @@
               <w:rPr>
                 <w:sz w:val="14"/>
               </w:rPr>
-              <w:t>565종</w:t>
+              <w:t>621종</w:t>
             </w:r>
           </w:p>
         </w:tc>
@@ -485,7 +485,7 @@
               <w:rPr>
                 <w:sz w:val="14"/>
               </w:rPr>
-              <w:t>2,260</w:t>
+              <w:t>2,484</w:t>
             </w:r>
           </w:p>
         </w:tc>
@@ -515,7 +515,7 @@
               <w:rPr>
                 <w:sz w:val="14"/>
               </w:rPr>
-              <w:t>198종</w:t>
+              <w:t>217종</w:t>
             </w:r>
           </w:p>
         </w:tc>
@@ -557,7 +557,7 @@
               <w:rPr>
                 <w:sz w:val="14"/>
               </w:rPr>
-              <w:t>792</w:t>
+              <w:t>868</w:t>
             </w:r>
           </w:p>
         </w:tc>
@@ -587,7 +587,7 @@
               <w:rPr>
                 <w:sz w:val="14"/>
               </w:rPr>
-              <w:t>565종</w:t>
+              <w:t>621종</w:t>
             </w:r>
           </w:p>
         </w:tc>
@@ -629,7 +629,7 @@
               <w:rPr>
                 <w:sz w:val="14"/>
               </w:rPr>
-              <w:t>2,260</w:t>
+              <w:t>2,484</w:t>
             </w:r>
           </w:p>
         </w:tc>
@@ -659,7 +659,7 @@
               <w:rPr>
                 <w:sz w:val="14"/>
               </w:rPr>
-              <w:t>438종</w:t>
+              <w:t>478종</w:t>
             </w:r>
           </w:p>
         </w:tc>
@@ -701,7 +701,7 @@
               <w:rPr>
                 <w:sz w:val="14"/>
               </w:rPr>
-              <w:t>1,752</w:t>
+              <w:t>1,912</w:t>
             </w:r>
           </w:p>
         </w:tc>
@@ -731,7 +731,7 @@
               <w:rPr>
                 <w:sz w:val="14"/>
               </w:rPr>
-              <w:t>46종</w:t>
+              <w:t>47종</w:t>
             </w:r>
           </w:p>
         </w:tc>
@@ -773,7 +773,7 @@
               <w:rPr>
                 <w:sz w:val="14"/>
               </w:rPr>
-              <w:t>92</w:t>
+              <w:t>94</w:t>
             </w:r>
           </w:p>
         </w:tc>
@@ -803,7 +803,7 @@
               <w:rPr>
                 <w:sz w:val="14"/>
               </w:rPr>
-              <w:t>198종</w:t>
+              <w:t>217종</w:t>
             </w:r>
           </w:p>
         </w:tc>
@@ -845,7 +845,7 @@
               <w:rPr>
                 <w:sz w:val="14"/>
               </w:rPr>
-              <w:t>396</w:t>
+              <w:t>434</w:t>
             </w:r>
           </w:p>
         </w:tc>
@@ -875,7 +875,7 @@
               <w:rPr>
                 <w:sz w:val="14"/>
               </w:rPr>
-              <w:t>565종</w:t>
+              <w:t>621종</w:t>
             </w:r>
           </w:p>
         </w:tc>
@@ -917,7 +917,7 @@
               <w:rPr>
                 <w:sz w:val="14"/>
               </w:rPr>
-              <w:t>565</w:t>
+              <w:t>621</w:t>
             </w:r>
           </w:p>
         </w:tc>
@@ -947,7 +947,7 @@
               <w:rPr>
                 <w:sz w:val="14"/>
               </w:rPr>
-              <w:t>198종</w:t>
+              <w:t>234종</w:t>
             </w:r>
           </w:p>
         </w:tc>
@@ -989,7 +989,7 @@
               <w:rPr>
                 <w:sz w:val="14"/>
               </w:rPr>
-              <w:t>594</w:t>
+              <w:t>702</w:t>
             </w:r>
           </w:p>
         </w:tc>
@@ -1091,7 +1091,7 @@
               <w:rPr>
                 <w:sz w:val="14"/>
               </w:rPr>
-              <w:t>93종</w:t>
+              <w:t>100종</w:t>
             </w:r>
           </w:p>
         </w:tc>
@@ -1133,7 +1133,7 @@
               <w:rPr>
                 <w:sz w:val="14"/>
               </w:rPr>
-              <w:t>93</w:t>
+              <w:t>100</w:t>
             </w:r>
           </w:p>
         </w:tc>
@@ -1291,7 +1291,7 @@
               <w:rPr>
                 <w:sz w:val="16"/>
               </w:rPr>
-              <w:t>9,614</w:t>
+              <w:t>10,250</w:t>
             </w:r>
           </w:p>
         </w:tc>
@@ -1305,7 +1305,7 @@
               <w:rPr>
                 <w:sz w:val="16"/>
               </w:rPr>
-              <w:t>45.0%</w:t>
+              <w:t>46.4%</w:t>
             </w:r>
           </w:p>
         </w:tc>
@@ -1363,7 +1363,7 @@
               <w:rPr>
                 <w:sz w:val="16"/>
               </w:rPr>
-              <w:t>7.7%</w:t>
+              <w:t>7.4%</w:t>
             </w:r>
           </w:p>
         </w:tc>
@@ -1407,7 +1407,7 @@
               <w:rPr>
                 <w:sz w:val="16"/>
               </w:rPr>
-              <w:t>5,624</w:t>
+              <w:t>5,718</w:t>
             </w:r>
           </w:p>
         </w:tc>
@@ -1421,7 +1421,7 @@
               <w:rPr>
                 <w:sz w:val="16"/>
               </w:rPr>
-              <w:t>26.3%</w:t>
+              <w:t>25.9%</w:t>
             </w:r>
           </w:p>
         </w:tc>
@@ -1465,7 +1465,7 @@
               <w:rPr>
                 <w:sz w:val="16"/>
               </w:rPr>
-              <w:t>4,490</w:t>
+              <w:t>4,487</w:t>
             </w:r>
           </w:p>
         </w:tc>
@@ -1479,7 +1479,7 @@
               <w:rPr>
                 <w:sz w:val="16"/>
               </w:rPr>
-              <w:t>21.0%</w:t>
+              <w:t>20.3%</w:t>
             </w:r>
           </w:p>
         </w:tc>
@@ -4045,7 +4045,7 @@
               <w:rPr>
                 <w:sz w:val="15"/>
               </w:rPr>
-              <w:t>152</w:t>
+              <w:t>547</w:t>
             </w:r>
           </w:p>
         </w:tc>
@@ -4059,7 +4059,7 @@
               <w:rPr>
                 <w:sz w:val="15"/>
               </w:rPr>
-              <w:t>21</w:t>
+              <w:t>77</w:t>
             </w:r>
           </w:p>
         </w:tc>
@@ -4073,7 +4073,7 @@
               <w:rPr>
                 <w:sz w:val="15"/>
               </w:rPr>
-              <w:t>7.24</w:t>
+              <w:t>7.10</w:t>
             </w:r>
           </w:p>
         </w:tc>
@@ -4103,7 +4103,7 @@
               <w:rPr>
                 <w:sz w:val="15"/>
               </w:rPr>
-              <w:t>79</w:t>
+              <w:t>286</w:t>
             </w:r>
           </w:p>
         </w:tc>
@@ -4117,7 +4117,7 @@
               <w:rPr>
                 <w:sz w:val="15"/>
               </w:rPr>
-              <w:t>22</w:t>
+              <w:t>74</w:t>
             </w:r>
           </w:p>
         </w:tc>
@@ -4131,7 +4131,7 @@
               <w:rPr>
                 <w:sz w:val="15"/>
               </w:rPr>
-              <w:t>3.59</w:t>
+              <w:t>3.86</w:t>
             </w:r>
           </w:p>
         </w:tc>
@@ -4161,7 +4161,7 @@
               <w:rPr>
                 <w:sz w:val="15"/>
               </w:rPr>
-              <w:t>76</w:t>
+              <w:t>263</w:t>
             </w:r>
           </w:p>
         </w:tc>
@@ -4175,7 +4175,7 @@
               <w:rPr>
                 <w:sz w:val="15"/>
               </w:rPr>
-              <w:t>21</w:t>
+              <w:t>77</w:t>
             </w:r>
           </w:p>
         </w:tc>
@@ -4189,7 +4189,7 @@
               <w:rPr>
                 <w:sz w:val="15"/>
               </w:rPr>
-              <w:t>3.62</w:t>
+              <w:t>3.42</w:t>
             </w:r>
           </w:p>
         </w:tc>
@@ -4205,7 +4205,7 @@
               <w:rPr>
                 <w:sz w:val="15"/>
               </w:rPr>
-              <w:t>열전도율</w:t>
+              <w:t>비열</w:t>
             </w:r>
           </w:p>
         </w:tc>
@@ -4219,7 +4219,7 @@
               <w:rPr>
                 <w:sz w:val="15"/>
               </w:rPr>
-              <w:t>63</w:t>
+              <w:t>212</w:t>
             </w:r>
           </w:p>
         </w:tc>
@@ -4233,7 +4233,7 @@
               <w:rPr>
                 <w:sz w:val="15"/>
               </w:rPr>
-              <w:t>21</w:t>
+              <w:t>76</w:t>
             </w:r>
           </w:p>
         </w:tc>
@@ -4247,7 +4247,7 @@
               <w:rPr>
                 <w:sz w:val="15"/>
               </w:rPr>
-              <w:t>3.00</w:t>
+              <w:t>2.79</w:t>
             </w:r>
           </w:p>
         </w:tc>
@@ -4263,7 +4263,7 @@
               <w:rPr>
                 <w:sz w:val="15"/>
               </w:rPr>
-              <w:t>비열</w:t>
+              <w:t>열전도율</w:t>
             </w:r>
           </w:p>
         </w:tc>
@@ -4277,7 +4277,7 @@
               <w:rPr>
                 <w:sz w:val="15"/>
               </w:rPr>
-              <w:t>63</w:t>
+              <w:t>210</w:t>
             </w:r>
           </w:p>
         </w:tc>
@@ -4291,7 +4291,7 @@
               <w:rPr>
                 <w:sz w:val="15"/>
               </w:rPr>
-              <w:t>21</w:t>
+              <w:t>75</w:t>
             </w:r>
           </w:p>
         </w:tc>
@@ -4305,7 +4305,7 @@
               <w:rPr>
                 <w:sz w:val="15"/>
               </w:rPr>
-              <w:t>3.00</w:t>
+              <w:t>2.80</w:t>
             </w:r>
           </w:p>
         </w:tc>
@@ -4335,7 +4335,7 @@
               <w:rPr>
                 <w:sz w:val="15"/>
               </w:rPr>
-              <w:t>51</w:t>
+              <w:t>107</w:t>
             </w:r>
           </w:p>
         </w:tc>
@@ -4349,7 +4349,7 @@
               <w:rPr>
                 <w:sz w:val="15"/>
               </w:rPr>
-              <w:t>51</w:t>
+              <w:t>107</w:t>
             </w:r>
           </w:p>
         </w:tc>
@@ -4379,7 +4379,7 @@
               <w:rPr>
                 <w:sz w:val="15"/>
               </w:rPr>
-              <w:t>투습 (WVTR · 투습계수 · 확산 · 흡습)</w:t>
+              <w:t>율속 (Cowper-Symonds · DIF · σy(ε̇) · JC-C)</w:t>
             </w:r>
           </w:p>
         </w:tc>
@@ -4393,7 +4393,7 @@
               <w:rPr>
                 <w:sz w:val="15"/>
               </w:rPr>
-              <w:t>25</w:t>
+              <w:t>78</w:t>
             </w:r>
           </w:p>
         </w:tc>
@@ -4407,7 +4407,7 @@
               <w:rPr>
                 <w:sz w:val="15"/>
               </w:rPr>
-              <w:t>25</w:t>
+              <w:t>78</w:t>
             </w:r>
           </w:p>
         </w:tc>
@@ -4437,7 +4437,7 @@
               <w:rPr>
                 <w:sz w:val="15"/>
               </w:rPr>
-              <w:t>율속 (Cowper-Symonds · DIF · σy(ε̇) · JC-C)</w:t>
+              <w:t>선팽창계수(CTE)</w:t>
             </w:r>
           </w:p>
         </w:tc>
@@ -4451,7 +4451,7 @@
               <w:rPr>
                 <w:sz w:val="15"/>
               </w:rPr>
-              <w:t>24</w:t>
+              <w:t>78</w:t>
             </w:r>
           </w:p>
         </w:tc>
@@ -4465,7 +4465,7 @@
               <w:rPr>
                 <w:sz w:val="15"/>
               </w:rPr>
-              <w:t>24</w:t>
+              <w:t>78</w:t>
             </w:r>
           </w:p>
         </w:tc>
@@ -4495,7 +4495,7 @@
               <w:rPr>
                 <w:sz w:val="15"/>
               </w:rPr>
-              <w:t>선팽창계수(CTE)</w:t>
+              <w:t>전기 (유전율 · 체적저항률 · 손실계수)</w:t>
             </w:r>
           </w:p>
         </w:tc>
@@ -4509,7 +4509,7 @@
               <w:rPr>
                 <w:sz w:val="15"/>
               </w:rPr>
-              <w:t>22</w:t>
+              <w:t>77</w:t>
             </w:r>
           </w:p>
         </w:tc>
@@ -4523,7 +4523,7 @@
               <w:rPr>
                 <w:sz w:val="15"/>
               </w:rPr>
-              <w:t>22</w:t>
+              <w:t>77</w:t>
             </w:r>
           </w:p>
         </w:tc>
@@ -4567,7 +4567,7 @@
               <w:rPr>
                 <w:sz w:val="15"/>
               </w:rPr>
-              <w:t>21</w:t>
+              <w:t>76</w:t>
             </w:r>
           </w:p>
         </w:tc>
@@ -4581,7 +4581,7 @@
               <w:rPr>
                 <w:sz w:val="15"/>
               </w:rPr>
-              <w:t>21</w:t>
+              <w:t>76</w:t>
             </w:r>
           </w:p>
         </w:tc>
@@ -4611,7 +4611,7 @@
               <w:rPr>
                 <w:sz w:val="15"/>
               </w:rPr>
-              <w:t>전기 (유전율 · 체적저항률 · 손실계수)</w:t>
+              <w:t>피로계수 (Basquin · Coffin-Manson · Darveaux · Morrow)</w:t>
             </w:r>
           </w:p>
         </w:tc>
@@ -4625,7 +4625,7 @@
               <w:rPr>
                 <w:sz w:val="15"/>
               </w:rPr>
-              <w:t>21</w:t>
+              <w:t>51</w:t>
             </w:r>
           </w:p>
         </w:tc>
@@ -4639,7 +4639,7 @@
               <w:rPr>
                 <w:sz w:val="15"/>
               </w:rPr>
-              <w:t>21</w:t>
+              <w:t>51</w:t>
             </w:r>
           </w:p>
         </w:tc>
@@ -4669,7 +4669,7 @@
               <w:rPr>
                 <w:sz w:val="15"/>
               </w:rPr>
-              <w:t>점탄성 Prony 세트</w:t>
+              <w:t>투습 (WVTR · 투습계수 · 확산 · 흡습)</w:t>
             </w:r>
           </w:p>
         </w:tc>
@@ -4683,7 +4683,7 @@
               <w:rPr>
                 <w:sz w:val="15"/>
               </w:rPr>
-              <w:t>20</w:t>
+              <w:t>42</w:t>
             </w:r>
           </w:p>
         </w:tc>
@@ -4697,7 +4697,7 @@
               <w:rPr>
                 <w:sz w:val="15"/>
               </w:rPr>
-              <w:t>20</w:t>
+              <w:t>42</w:t>
             </w:r>
           </w:p>
         </w:tc>
@@ -4727,7 +4727,7 @@
               <w:rPr>
                 <w:sz w:val="15"/>
               </w:rPr>
-              <w:t>접착 (peel · lap shear · die shear)</w:t>
+              <w:t>점탄성 Prony 세트</w:t>
             </w:r>
           </w:p>
         </w:tc>
@@ -4741,7 +4741,7 @@
               <w:rPr>
                 <w:sz w:val="15"/>
               </w:rPr>
-              <w:t>18</w:t>
+              <w:t>39</w:t>
             </w:r>
           </w:p>
         </w:tc>
@@ -4755,7 +4755,7 @@
               <w:rPr>
                 <w:sz w:val="15"/>
               </w:rPr>
-              <w:t>18</w:t>
+              <w:t>39</w:t>
             </w:r>
           </w:p>
         </w:tc>
@@ -4785,7 +4785,7 @@
               <w:rPr>
                 <w:sz w:val="15"/>
               </w:rPr>
-              <w:t>피로계수 (Basquin · Coffin-Manson · Darveaux · Morrow)</w:t>
+              <w:t>접착 (peel · lap shear · die shear)</w:t>
             </w:r>
           </w:p>
         </w:tc>
@@ -4799,7 +4799,7 @@
               <w:rPr>
                 <w:sz w:val="15"/>
               </w:rPr>
-              <w:t>16</w:t>
+              <w:t>24</w:t>
             </w:r>
           </w:p>
         </w:tc>
@@ -4813,7 +4813,7 @@
               <w:rPr>
                 <w:sz w:val="15"/>
               </w:rPr>
-              <w:t>16</w:t>
+              <w:t>24</w:t>
             </w:r>
           </w:p>
         </w:tc>
@@ -4857,7 +4857,7 @@
               <w:rPr>
                 <w:sz w:val="15"/>
               </w:rPr>
-              <w:t>16</w:t>
+              <w:t>23</w:t>
             </w:r>
           </w:p>
         </w:tc>
@@ -4871,7 +4871,65 @@
               <w:rPr>
                 <w:sz w:val="15"/>
               </w:rPr>
-              <w:t>16</w:t>
+              <w:t>23</w:t>
+            </w:r>
+          </w:p>
+        </w:tc>
+        <w:tc>
+          <w:tcPr>
+            <w:tcW w:type="dxa" w:w="2160"/>
+          </w:tcPr>
+          <w:p>
+            <w:r/>
+            <w:r>
+              <w:rPr>
+                <w:sz w:val="15"/>
+              </w:rPr>
+              <w:t>1.00</w:t>
+            </w:r>
+          </w:p>
+        </w:tc>
+      </w:tr>
+      <w:tr>
+        <w:tc>
+          <w:tcPr>
+            <w:tcW w:type="dxa" w:w="2160"/>
+          </w:tcPr>
+          <w:p>
+            <w:r/>
+            <w:r>
+              <w:rPr>
+                <w:sz w:val="15"/>
+              </w:rPr>
+              <w:t>초탄성 계수</w:t>
+            </w:r>
+          </w:p>
+        </w:tc>
+        <w:tc>
+          <w:tcPr>
+            <w:tcW w:type="dxa" w:w="2160"/>
+          </w:tcPr>
+          <w:p>
+            <w:r/>
+            <w:r>
+              <w:rPr>
+                <w:sz w:val="15"/>
+              </w:rPr>
+              <w:t>1</w:t>
+            </w:r>
+          </w:p>
+        </w:tc>
+        <w:tc>
+          <w:tcPr>
+            <w:tcW w:type="dxa" w:w="2160"/>
+          </w:tcPr>
+          <w:p>
+            <w:r/>
+            <w:r>
+              <w:rPr>
+                <w:sz w:val="15"/>
+              </w:rPr>
+              <w:t>1</w:t>
             </w:r>
           </w:p>
         </w:tc>
@@ -4901,7 +4959,7 @@
           <w:b/>
           <w:sz w:val="19"/>
         </w:rPr>
-        <w:t>칸/재료 최고가 physical.density의 7.24인데 대상이 21종뿐이다. 8차의 밀도(6.7칸 × 134종) 같은 덩어리는 더 이상 없다. 기본 물성이 닫히면 이 척도는 스스로 수명을 다한다.</w:t>
+        <w:t>칸/재료 최고가 physical.density의 7.10인데 대상이 77종뿐이다. 8차의 밀도(6.7칸 × 134종) 같은 덩어리는 더 이상 없다. 기본 물성이 닫히면 이 척도는 스스로 수명을 다한다.</w:t>
       </w:r>
     </w:p>
     <w:p>
@@ -5098,7 +5156,7 @@
               <w:rPr>
                 <w:sz w:val="16"/>
               </w:rPr>
-              <w:t>24칸</w:t>
+              <w:t>15칸</w:t>
             </w:r>
           </w:p>
         </w:tc>
@@ -5112,7 +5170,7 @@
               <w:rPr>
                 <w:sz w:val="16"/>
               </w:rPr>
-              <w:t>4종</w:t>
+              <w:t>1종</w:t>
             </w:r>
           </w:p>
         </w:tc>
@@ -5128,7 +5186,7 @@
               <w:rPr>
                 <w:sz w:val="16"/>
               </w:rPr>
-              <w:t>25칸</w:t>
+              <w:t>18칸</w:t>
             </w:r>
           </w:p>
         </w:tc>
@@ -5142,7 +5200,7 @@
               <w:rPr>
                 <w:sz w:val="16"/>
               </w:rPr>
-              <w:t>4종</w:t>
+              <w:t>1종</w:t>
             </w:r>
           </w:p>
         </w:tc>
@@ -5158,7 +5216,7 @@
               <w:rPr>
                 <w:sz w:val="16"/>
               </w:rPr>
-              <w:t>30칸</w:t>
+              <w:t>19칸</w:t>
             </w:r>
           </w:p>
         </w:tc>
@@ -5172,7 +5230,7 @@
               <w:rPr>
                 <w:sz w:val="16"/>
               </w:rPr>
-              <w:t>4종</w:t>
+              <w:t>2종</w:t>
             </w:r>
           </w:p>
         </w:tc>
@@ -5188,7 +5246,7 @@
               <w:rPr>
                 <w:sz w:val="16"/>
               </w:rPr>
-              <w:t>31칸</w:t>
+              <w:t>21칸</w:t>
             </w:r>
           </w:p>
         </w:tc>
@@ -5202,7 +5260,7 @@
               <w:rPr>
                 <w:sz w:val="16"/>
               </w:rPr>
-              <w:t>9종</w:t>
+              <w:t>1종</w:t>
             </w:r>
           </w:p>
         </w:tc>
@@ -5218,6 +5276,276 @@
               <w:rPr>
                 <w:sz w:val="16"/>
               </w:rPr>
+              <w:t>22칸</w:t>
+            </w:r>
+          </w:p>
+        </w:tc>
+        <w:tc>
+          <w:tcPr>
+            <w:tcW w:type="dxa" w:w="4320"/>
+          </w:tcPr>
+          <w:p>
+            <w:r/>
+            <w:r>
+              <w:rPr>
+                <w:sz w:val="16"/>
+              </w:rPr>
+              <w:t>1종</w:t>
+            </w:r>
+          </w:p>
+        </w:tc>
+      </w:tr>
+      <w:tr>
+        <w:tc>
+          <w:tcPr>
+            <w:tcW w:type="dxa" w:w="4320"/>
+          </w:tcPr>
+          <w:p>
+            <w:r/>
+            <w:r>
+              <w:rPr>
+                <w:sz w:val="16"/>
+              </w:rPr>
+              <w:t>23칸</w:t>
+            </w:r>
+          </w:p>
+        </w:tc>
+        <w:tc>
+          <w:tcPr>
+            <w:tcW w:type="dxa" w:w="4320"/>
+          </w:tcPr>
+          <w:p>
+            <w:r/>
+            <w:r>
+              <w:rPr>
+                <w:sz w:val="16"/>
+              </w:rPr>
+              <w:t>13종</w:t>
+            </w:r>
+          </w:p>
+        </w:tc>
+      </w:tr>
+      <w:tr>
+        <w:tc>
+          <w:tcPr>
+            <w:tcW w:type="dxa" w:w="4320"/>
+          </w:tcPr>
+          <w:p>
+            <w:r/>
+            <w:r>
+              <w:rPr>
+                <w:sz w:val="16"/>
+              </w:rPr>
+              <w:t>24칸</w:t>
+            </w:r>
+          </w:p>
+        </w:tc>
+        <w:tc>
+          <w:tcPr>
+            <w:tcW w:type="dxa" w:w="4320"/>
+          </w:tcPr>
+          <w:p>
+            <w:r/>
+            <w:r>
+              <w:rPr>
+                <w:sz w:val="16"/>
+              </w:rPr>
+              <w:t>4종</w:t>
+            </w:r>
+          </w:p>
+        </w:tc>
+      </w:tr>
+      <w:tr>
+        <w:tc>
+          <w:tcPr>
+            <w:tcW w:type="dxa" w:w="4320"/>
+          </w:tcPr>
+          <w:p>
+            <w:r/>
+            <w:r>
+              <w:rPr>
+                <w:sz w:val="16"/>
+              </w:rPr>
+              <w:t>25칸</w:t>
+            </w:r>
+          </w:p>
+        </w:tc>
+        <w:tc>
+          <w:tcPr>
+            <w:tcW w:type="dxa" w:w="4320"/>
+          </w:tcPr>
+          <w:p>
+            <w:r/>
+            <w:r>
+              <w:rPr>
+                <w:sz w:val="16"/>
+              </w:rPr>
+              <w:t>5종</w:t>
+            </w:r>
+          </w:p>
+        </w:tc>
+      </w:tr>
+      <w:tr>
+        <w:tc>
+          <w:tcPr>
+            <w:tcW w:type="dxa" w:w="4320"/>
+          </w:tcPr>
+          <w:p>
+            <w:r/>
+            <w:r>
+              <w:rPr>
+                <w:sz w:val="16"/>
+              </w:rPr>
+              <w:t>26칸</w:t>
+            </w:r>
+          </w:p>
+        </w:tc>
+        <w:tc>
+          <w:tcPr>
+            <w:tcW w:type="dxa" w:w="4320"/>
+          </w:tcPr>
+          <w:p>
+            <w:r/>
+            <w:r>
+              <w:rPr>
+                <w:sz w:val="16"/>
+              </w:rPr>
+              <w:t>17종</w:t>
+            </w:r>
+          </w:p>
+        </w:tc>
+      </w:tr>
+      <w:tr>
+        <w:tc>
+          <w:tcPr>
+            <w:tcW w:type="dxa" w:w="4320"/>
+          </w:tcPr>
+          <w:p>
+            <w:r/>
+            <w:r>
+              <w:rPr>
+                <w:sz w:val="16"/>
+              </w:rPr>
+              <w:t>29칸</w:t>
+            </w:r>
+          </w:p>
+        </w:tc>
+        <w:tc>
+          <w:tcPr>
+            <w:tcW w:type="dxa" w:w="4320"/>
+          </w:tcPr>
+          <w:p>
+            <w:r/>
+            <w:r>
+              <w:rPr>
+                <w:sz w:val="16"/>
+              </w:rPr>
+              <w:t>7종</w:t>
+            </w:r>
+          </w:p>
+        </w:tc>
+      </w:tr>
+      <w:tr>
+        <w:tc>
+          <w:tcPr>
+            <w:tcW w:type="dxa" w:w="4320"/>
+          </w:tcPr>
+          <w:p>
+            <w:r/>
+            <w:r>
+              <w:rPr>
+                <w:sz w:val="16"/>
+              </w:rPr>
+              <w:t>30칸</w:t>
+            </w:r>
+          </w:p>
+        </w:tc>
+        <w:tc>
+          <w:tcPr>
+            <w:tcW w:type="dxa" w:w="4320"/>
+          </w:tcPr>
+          <w:p>
+            <w:r/>
+            <w:r>
+              <w:rPr>
+                <w:sz w:val="16"/>
+              </w:rPr>
+              <w:t>14종</w:t>
+            </w:r>
+          </w:p>
+        </w:tc>
+      </w:tr>
+      <w:tr>
+        <w:tc>
+          <w:tcPr>
+            <w:tcW w:type="dxa" w:w="4320"/>
+          </w:tcPr>
+          <w:p>
+            <w:r/>
+            <w:r>
+              <w:rPr>
+                <w:sz w:val="16"/>
+              </w:rPr>
+              <w:t>31칸</w:t>
+            </w:r>
+          </w:p>
+        </w:tc>
+        <w:tc>
+          <w:tcPr>
+            <w:tcW w:type="dxa" w:w="4320"/>
+          </w:tcPr>
+          <w:p>
+            <w:r/>
+            <w:r>
+              <w:rPr>
+                <w:sz w:val="16"/>
+              </w:rPr>
+              <w:t>9종</w:t>
+            </w:r>
+          </w:p>
+        </w:tc>
+      </w:tr>
+      <w:tr>
+        <w:tc>
+          <w:tcPr>
+            <w:tcW w:type="dxa" w:w="4320"/>
+          </w:tcPr>
+          <w:p>
+            <w:r/>
+            <w:r>
+              <w:rPr>
+                <w:sz w:val="16"/>
+              </w:rPr>
+              <w:t>32칸</w:t>
+            </w:r>
+          </w:p>
+        </w:tc>
+        <w:tc>
+          <w:tcPr>
+            <w:tcW w:type="dxa" w:w="4320"/>
+          </w:tcPr>
+          <w:p>
+            <w:r/>
+            <w:r>
+              <w:rPr>
+                <w:sz w:val="16"/>
+              </w:rPr>
+              <w:t>2종</w:t>
+            </w:r>
+          </w:p>
+        </w:tc>
+      </w:tr>
+      <w:tr>
+        <w:tc>
+          <w:tcPr>
+            <w:tcW w:type="dxa" w:w="4320"/>
+          </w:tcPr>
+          <w:p>
+            <w:r/>
+            <w:r>
+              <w:rPr>
+                <w:sz w:val="16"/>
+              </w:rPr>
               <w:t>빈칸 있는 재료 합계</w:t>
             </w:r>
           </w:p>
@@ -5232,7 +5560,7 @@
               <w:rPr>
                 <w:sz w:val="16"/>
               </w:rPr>
-              <w:t>76종 / 565종</w:t>
+              <w:t>132종 / 621종</w:t>
             </w:r>
           </w:p>
         </w:tc>
@@ -5355,7 +5683,7 @@
               <w:rPr>
                 <w:sz w:val="16"/>
               </w:rPr>
-              <w:t>53종</w:t>
+              <w:t>109종</w:t>
             </w:r>
           </w:p>
         </w:tc>
@@ -5397,7 +5725,7 @@
               <w:rPr>
                 <w:sz w:val="16"/>
               </w:rPr>
-              <w:t>22종</w:t>
+              <w:t>78종</w:t>
             </w:r>
           </w:p>
         </w:tc>
@@ -5413,7 +5741,7 @@
               <w:rPr>
                 <w:sz w:val="16"/>
               </w:rPr>
-              <w:t>결로(투습)</w:t>
+              <w:t>구조·강성</w:t>
             </w:r>
           </w:p>
         </w:tc>
@@ -5427,7 +5755,7 @@
               <w:rPr>
                 <w:sz w:val="16"/>
               </w:rPr>
-              <w:t>25종</w:t>
+              <w:t>78종</w:t>
             </w:r>
           </w:p>
         </w:tc>
@@ -5441,6 +5769,20 @@
               <w:rPr>
                 <w:sz w:val="16"/>
               </w:rPr>
+              <w:t>1종</w:t>
+            </w:r>
+          </w:p>
+        </w:tc>
+        <w:tc>
+          <w:tcPr>
+            <w:tcW w:type="dxa" w:w="1728"/>
+          </w:tcPr>
+          <w:p>
+            <w:r/>
+            <w:r>
+              <w:rPr>
+                <w:sz w:val="16"/>
+              </w:rPr>
               <w:t>4종</w:t>
             </w:r>
           </w:p>
@@ -5455,21 +5797,7 @@
               <w:rPr>
                 <w:sz w:val="16"/>
               </w:rPr>
-              <w:t>0종</w:t>
-            </w:r>
-          </w:p>
-        </w:tc>
-        <w:tc>
-          <w:tcPr>
-            <w:tcW w:type="dxa" w:w="1728"/>
-          </w:tcPr>
-          <w:p>
-            <w:r/>
-            <w:r>
-              <w:rPr>
-                <w:sz w:val="16"/>
-              </w:rPr>
-              <w:t>21종</w:t>
+              <w:t>73종</w:t>
             </w:r>
           </w:p>
         </w:tc>
@@ -5485,7 +5813,7 @@
               <w:rPr>
                 <w:sz w:val="16"/>
               </w:rPr>
-              <w:t>구조·강성</w:t>
+              <w:t>열응력·워피지</w:t>
             </w:r>
           </w:p>
         </w:tc>
@@ -5499,7 +5827,7 @@
               <w:rPr>
                 <w:sz w:val="16"/>
               </w:rPr>
-              <w:t>22종</w:t>
+              <w:t>78종</w:t>
             </w:r>
           </w:p>
         </w:tc>
@@ -5513,6 +5841,20 @@
               <w:rPr>
                 <w:sz w:val="16"/>
               </w:rPr>
+              <w:t>0종</w:t>
+            </w:r>
+          </w:p>
+        </w:tc>
+        <w:tc>
+          <w:tcPr>
+            <w:tcW w:type="dxa" w:w="1728"/>
+          </w:tcPr>
+          <w:p>
+            <w:r/>
+            <w:r>
+              <w:rPr>
+                <w:sz w:val="16"/>
+              </w:rPr>
               <w:t>1종</w:t>
             </w:r>
           </w:p>
@@ -5527,21 +5869,7 @@
               <w:rPr>
                 <w:sz w:val="16"/>
               </w:rPr>
-              <w:t>0종</w:t>
-            </w:r>
-          </w:p>
-        </w:tc>
-        <w:tc>
-          <w:tcPr>
-            <w:tcW w:type="dxa" w:w="1728"/>
-          </w:tcPr>
-          <w:p>
-            <w:r/>
-            <w:r>
-              <w:rPr>
-                <w:sz w:val="16"/>
-              </w:rPr>
-              <w:t>21종</w:t>
+              <w:t>77종</w:t>
             </w:r>
           </w:p>
         </w:tc>
@@ -5557,7 +5885,7 @@
               <w:rPr>
                 <w:sz w:val="16"/>
               </w:rPr>
-              <w:t>열응력·워피지</w:t>
+              <w:t>열전달·방열</w:t>
             </w:r>
           </w:p>
         </w:tc>
@@ -5571,7 +5899,7 @@
               <w:rPr>
                 <w:sz w:val="16"/>
               </w:rPr>
-              <w:t>22종</w:t>
+              <w:t>77종</w:t>
             </w:r>
           </w:p>
         </w:tc>
@@ -5585,7 +5913,7 @@
               <w:rPr>
                 <w:sz w:val="16"/>
               </w:rPr>
-              <w:t>0종</w:t>
+              <w:t>1종</w:t>
             </w:r>
           </w:p>
         </w:tc>
@@ -5613,7 +5941,7 @@
               <w:rPr>
                 <w:sz w:val="16"/>
               </w:rPr>
-              <w:t>21종</w:t>
+              <w:t>75종</w:t>
             </w:r>
           </w:p>
         </w:tc>
@@ -5629,7 +5957,7 @@
               <w:rPr>
                 <w:sz w:val="16"/>
               </w:rPr>
-              <w:t>열전달·방열</w:t>
+              <w:t>결로(표면)</w:t>
             </w:r>
           </w:p>
         </w:tc>
@@ -5643,7 +5971,7 @@
               <w:rPr>
                 <w:sz w:val="16"/>
               </w:rPr>
-              <w:t>21종</w:t>
+              <w:t>77종</w:t>
             </w:r>
           </w:p>
         </w:tc>
@@ -5671,7 +5999,7 @@
               <w:rPr>
                 <w:sz w:val="16"/>
               </w:rPr>
-              <w:t>0종</w:t>
+              <w:t>2종</w:t>
             </w:r>
           </w:p>
         </w:tc>
@@ -5685,7 +6013,7 @@
               <w:rPr>
                 <w:sz w:val="16"/>
               </w:rPr>
-              <w:t>21종</w:t>
+              <w:t>75종</w:t>
             </w:r>
           </w:p>
         </w:tc>
@@ -5701,7 +6029,7 @@
               <w:rPr>
                 <w:sz w:val="16"/>
               </w:rPr>
-              <w:t>결로(표면)</w:t>
+              <w:t>전기·EMI</w:t>
             </w:r>
           </w:p>
         </w:tc>
@@ -5715,7 +6043,7 @@
               <w:rPr>
                 <w:sz w:val="16"/>
               </w:rPr>
-              <w:t>21종</w:t>
+              <w:t>77종</w:t>
             </w:r>
           </w:p>
         </w:tc>
@@ -5729,6 +6057,20 @@
               <w:rPr>
                 <w:sz w:val="16"/>
               </w:rPr>
+              <w:t>77종</w:t>
+            </w:r>
+          </w:p>
+        </w:tc>
+        <w:tc>
+          <w:tcPr>
+            <w:tcW w:type="dxa" w:w="1728"/>
+          </w:tcPr>
+          <w:p>
+            <w:r/>
+            <w:r>
+              <w:rPr>
+                <w:sz w:val="16"/>
+              </w:rPr>
               <w:t>0종</w:t>
             </w:r>
           </w:p>
@@ -5744,20 +6086,6 @@
                 <w:sz w:val="16"/>
               </w:rPr>
               <w:t>0종</w:t>
-            </w:r>
-          </w:p>
-        </w:tc>
-        <w:tc>
-          <w:tcPr>
-            <w:tcW w:type="dxa" w:w="1728"/>
-          </w:tcPr>
-          <w:p>
-            <w:r/>
-            <w:r>
-              <w:rPr>
-                <w:sz w:val="16"/>
-              </w:rPr>
-              <w:t>21종</w:t>
             </w:r>
           </w:p>
         </w:tc>
@@ -5773,7 +6101,7 @@
               <w:rPr>
                 <w:sz w:val="16"/>
               </w:rPr>
-              <w:t>전기·EMI</w:t>
+              <w:t>결로(투습)</w:t>
             </w:r>
           </w:p>
         </w:tc>
@@ -5787,7 +6115,7 @@
               <w:rPr>
                 <w:sz w:val="16"/>
               </w:rPr>
-              <w:t>21종</w:t>
+              <w:t>65종</w:t>
             </w:r>
           </w:p>
         </w:tc>
@@ -5801,7 +6129,7 @@
               <w:rPr>
                 <w:sz w:val="16"/>
               </w:rPr>
-              <w:t>21종</w:t>
+              <w:t>4종</w:t>
             </w:r>
           </w:p>
         </w:tc>
@@ -5815,7 +6143,7 @@
               <w:rPr>
                 <w:sz w:val="16"/>
               </w:rPr>
-              <w:t>0종</w:t>
+              <w:t>1종</w:t>
             </w:r>
           </w:p>
         </w:tc>
@@ -5829,7 +6157,7 @@
               <w:rPr>
                 <w:sz w:val="16"/>
               </w:rPr>
-              <w:t>0종</w:t>
+              <w:t>60종</w:t>
             </w:r>
           </w:p>
         </w:tc>
@@ -5845,7 +6173,7 @@
               <w:rPr>
                 <w:sz w:val="16"/>
               </w:rPr>
-              <w:t>폴더블 벤딩</w:t>
+              <w:t>피로·수명</w:t>
             </w:r>
           </w:p>
         </w:tc>
@@ -5859,7 +6187,7 @@
               <w:rPr>
                 <w:sz w:val="16"/>
               </w:rPr>
-              <w:t>20종</w:t>
+              <w:t>52종</w:t>
             </w:r>
           </w:p>
         </w:tc>
@@ -5873,7 +6201,7 @@
               <w:rPr>
                 <w:sz w:val="16"/>
               </w:rPr>
-              <w:t>7종</w:t>
+              <w:t>17종</w:t>
             </w:r>
           </w:p>
         </w:tc>
@@ -5887,7 +6215,7 @@
               <w:rPr>
                 <w:sz w:val="16"/>
               </w:rPr>
-              <w:t>0종</w:t>
+              <w:t>3종</w:t>
             </w:r>
           </w:p>
         </w:tc>
@@ -5901,7 +6229,7 @@
               <w:rPr>
                 <w:sz w:val="16"/>
               </w:rPr>
-              <w:t>13종</w:t>
+              <w:t>32종</w:t>
             </w:r>
           </w:p>
         </w:tc>
@@ -5917,7 +6245,7 @@
               <w:rPr>
                 <w:sz w:val="16"/>
               </w:rPr>
-              <w:t>접착·박리</w:t>
+              <w:t>폴더블 벤딩</w:t>
             </w:r>
           </w:p>
         </w:tc>
@@ -5931,7 +6259,7 @@
               <w:rPr>
                 <w:sz w:val="16"/>
               </w:rPr>
-              <w:t>19종</w:t>
+              <w:t>39종</w:t>
             </w:r>
           </w:p>
         </w:tc>
@@ -5959,7 +6287,7 @@
               <w:rPr>
                 <w:sz w:val="16"/>
               </w:rPr>
-              <w:t>12종</w:t>
+              <w:t>0종</w:t>
             </w:r>
           </w:p>
         </w:tc>
@@ -5973,7 +6301,7 @@
               <w:rPr>
                 <w:sz w:val="16"/>
               </w:rPr>
-              <w:t>0종</w:t>
+              <w:t>32종</w:t>
             </w:r>
           </w:p>
         </w:tc>
@@ -5989,7 +6317,7 @@
               <w:rPr>
                 <w:sz w:val="16"/>
               </w:rPr>
-              <w:t>피로·수명</w:t>
+              <w:t>접착·박리</w:t>
             </w:r>
           </w:p>
         </w:tc>
@@ -6003,7 +6331,7 @@
               <w:rPr>
                 <w:sz w:val="16"/>
               </w:rPr>
-              <w:t>16종</w:t>
+              <w:t>38종</w:t>
             </w:r>
           </w:p>
         </w:tc>
@@ -6017,7 +6345,7 @@
               <w:rPr>
                 <w:sz w:val="16"/>
               </w:rPr>
-              <w:t>16종</w:t>
+              <w:t>20종</w:t>
             </w:r>
           </w:p>
         </w:tc>
@@ -6031,7 +6359,7 @@
               <w:rPr>
                 <w:sz w:val="16"/>
               </w:rPr>
-              <w:t>0종</w:t>
+              <w:t>18종</w:t>
             </w:r>
           </w:p>
         </w:tc>
@@ -6075,7 +6403,7 @@
               <w:rPr>
                 <w:sz w:val="16"/>
               </w:rPr>
-              <w:t>16종</w:t>
+              <w:t>23종</w:t>
             </w:r>
           </w:p>
         </w:tc>
@@ -6089,7 +6417,7 @@
               <w:rPr>
                 <w:sz w:val="16"/>
               </w:rPr>
-              <w:t>16종</w:t>
+              <w:t>23종</w:t>
             </w:r>
           </w:p>
         </w:tc>
@@ -6147,6 +6475,20 @@
               <w:rPr>
                 <w:sz w:val="16"/>
               </w:rPr>
+              <w:t>1종</w:t>
+            </w:r>
+          </w:p>
+        </w:tc>
+        <w:tc>
+          <w:tcPr>
+            <w:tcW w:type="dxa" w:w="1728"/>
+          </w:tcPr>
+          <w:p>
+            <w:r/>
+            <w:r>
+              <w:rPr>
+                <w:sz w:val="16"/>
+              </w:rPr>
               <w:t>0종</w:t>
             </w:r>
           </w:p>
@@ -6161,21 +6503,7 @@
               <w:rPr>
                 <w:sz w:val="16"/>
               </w:rPr>
-              <w:t>0종</w:t>
-            </w:r>
-          </w:p>
-        </w:tc>
-        <w:tc>
-          <w:tcPr>
-            <w:tcW w:type="dxa" w:w="1728"/>
-          </w:tcPr>
-          <w:p>
-            <w:r/>
-            <w:r>
-              <w:rPr>
-                <w:sz w:val="16"/>
-              </w:rPr>
-              <w:t>0종</w:t>
+              <w:t>1종</w:t>
             </w:r>
           </w:p>
         </w:tc>
@@ -6277,7 +6605,7 @@
           <w:b/>
           <w:sz w:val="19"/>
         </w:rPr>
-        <w:t>해석 13개 중 3개는 남은 재료가 전부 “딱 한 칸” 모자란다. 그 한 칸이 무엇인지도 해석마다 하나로 정해져 있다. 물성 하나를 뚫으면 해석 하나가 통째로 100%가 되는 자리가 그만큼 열려 있다는 뜻이다.</w:t>
+        <w:t>해석 13개 중 2개는 남은 재료가 전부 “딱 한 칸” 모자란다. 그 한 칸이 무엇인지도 해석마다 하나로 정해져 있다. 물성 하나를 뚫으면 해석 하나가 통째로 100%가 되는 자리가 그만큼 열려 있다는 뜻이다.</w:t>
       </w:r>
     </w:p>
     <w:p>
@@ -6289,7 +6617,7 @@
           <w:b w:val="0"/>
           <w:sz w:val="19"/>
         </w:rPr>
-        <w:t>예외는 구조·강성(21종이 2칸 이상) · 낙하·충격(22종이 2칸 이상) · 열전달·방열(21종이 2칸 이상) · 열응력·워피지(22종이 2칸 이상) · 폴더블 벤딩(13종이 2칸 이상) · 결로(표면)(21종이 2칸 이상) · 결로(투습)(21종이 2칸 이상) · 접착·박리(12종이 2칸 이상)이다. 여기는 한 배치로 안 닫히는 다층 병목이다.</w:t>
+        <w:t>예외는 구조·강성(77종이 2칸 이상) · 낙하·충격(78종이 2칸 이상) · 열전달·방열(76종이 2칸 이상) · 열응력·워피지(78종이 2칸 이상) · 폴더블 벤딩(32종이 2칸 이상) · 결로(표면)(77종이 2칸 이상) · 결로(투습)(61종이 2칸 이상) · 초탄성(실링·완충)(1종이 2칸 이상) · 접착·박리(18종이 2칸 이상) · 피로·수명(35종이 2칸 이상)이다. 여기는 한 배치로 안 닫히는 다층 병목이다.</w:t>
       </w:r>
     </w:p>
     <w:p>
@@ -6774,7 +7102,7 @@
               <w:rPr>
                 <w:sz w:val="15"/>
               </w:rPr>
-              <w:t>565</w:t>
+              <w:t>621</w:t>
             </w:r>
           </w:p>
         </w:tc>
@@ -6788,7 +7116,7 @@
               <w:rPr>
                 <w:sz w:val="15"/>
               </w:rPr>
-              <w:t>96.2%  ████████</w:t>
+              <w:t>87.8%  ███████·</w:t>
             </w:r>
           </w:p>
         </w:tc>
@@ -6802,7 +7130,7 @@
               <w:rPr>
                 <w:sz w:val="15"/>
               </w:rPr>
-              <w:t>56.2%</w:t>
+              <w:t>51.4%</w:t>
             </w:r>
           </w:p>
         </w:tc>
@@ -6816,7 +7144,7 @@
               <w:rPr>
                 <w:sz w:val="15"/>
               </w:rPr>
-              <w:t>96.1%</w:t>
+              <w:t>87.4%</w:t>
             </w:r>
           </w:p>
         </w:tc>
@@ -6830,7 +7158,7 @@
               <w:rPr>
                 <w:sz w:val="15"/>
               </w:rPr>
-              <w:t>95.7%</w:t>
+              <w:t>86.3%</w:t>
             </w:r>
           </w:p>
         </w:tc>
@@ -6844,7 +7172,7 @@
               <w:rPr>
                 <w:sz w:val="15"/>
               </w:rPr>
-              <w:t>32.2%</w:t>
+              <w:t>29.3%</w:t>
             </w:r>
           </w:p>
         </w:tc>
@@ -6874,7 +7202,7 @@
               <w:rPr>
                 <w:sz w:val="15"/>
               </w:rPr>
-              <w:t>565</w:t>
+              <w:t>621</w:t>
             </w:r>
           </w:p>
         </w:tc>
@@ -6888,7 +7216,7 @@
               <w:rPr>
                 <w:sz w:val="15"/>
               </w:rPr>
-              <w:t>91.5%  ███████·</w:t>
+              <w:t>83.4%  ███████·</w:t>
             </w:r>
           </w:p>
         </w:tc>
@@ -6902,7 +7230,7 @@
               <w:rPr>
                 <w:sz w:val="15"/>
               </w:rPr>
-              <w:t>47.2%</w:t>
+              <w:t>43.1%</w:t>
             </w:r>
           </w:p>
         </w:tc>
@@ -6916,7 +7244,7 @@
               <w:rPr>
                 <w:sz w:val="15"/>
               </w:rPr>
-              <w:t>81.6%</w:t>
+              <w:t>74.2%</w:t>
             </w:r>
           </w:p>
         </w:tc>
@@ -6930,7 +7258,7 @@
               <w:rPr>
                 <w:sz w:val="15"/>
               </w:rPr>
-              <w:t>89.7%</w:t>
+              <w:t>80.9%</w:t>
             </w:r>
           </w:p>
         </w:tc>
@@ -6944,7 +7272,7 @@
               <w:rPr>
                 <w:sz w:val="15"/>
               </w:rPr>
-              <w:t>13.3%</w:t>
+              <w:t>12.1%</w:t>
             </w:r>
           </w:p>
         </w:tc>
@@ -6974,7 +7302,7 @@
               <w:rPr>
                 <w:sz w:val="15"/>
               </w:rPr>
-              <w:t>565</w:t>
+              <w:t>621</w:t>
             </w:r>
           </w:p>
         </w:tc>
@@ -6988,7 +7316,7 @@
               <w:rPr>
                 <w:sz w:val="15"/>
               </w:rPr>
-              <w:t>96.3%  ████████</w:t>
+              <w:t>87.7%  ███████·</w:t>
             </w:r>
           </w:p>
         </w:tc>
@@ -7002,7 +7330,7 @@
               <w:rPr>
                 <w:sz w:val="15"/>
               </w:rPr>
-              <w:t>65.1%</w:t>
+              <w:t>59.4%</w:t>
             </w:r>
           </w:p>
         </w:tc>
@@ -7016,7 +7344,7 @@
               <w:rPr>
                 <w:sz w:val="15"/>
               </w:rPr>
-              <w:t>96.3%</w:t>
+              <w:t>87.6%</w:t>
             </w:r>
           </w:p>
         </w:tc>
@@ -7030,7 +7358,7 @@
               <w:rPr>
                 <w:sz w:val="15"/>
               </w:rPr>
-              <w:t>96.3%</w:t>
+              <w:t>87.7%</w:t>
             </w:r>
           </w:p>
         </w:tc>
@@ -7044,7 +7372,7 @@
               <w:rPr>
                 <w:sz w:val="15"/>
               </w:rPr>
-              <w:t>37.5%</w:t>
+              <w:t>34.1%</w:t>
             </w:r>
           </w:p>
         </w:tc>
@@ -7074,7 +7402,7 @@
               <w:rPr>
                 <w:sz w:val="15"/>
               </w:rPr>
-              <w:t>565</w:t>
+              <w:t>621</w:t>
             </w:r>
           </w:p>
         </w:tc>
@@ -7088,7 +7416,7 @@
               <w:rPr>
                 <w:sz w:val="15"/>
               </w:rPr>
-              <w:t>96.2%  ████████</w:t>
+              <w:t>87.7%  ███████·</w:t>
             </w:r>
           </w:p>
         </w:tc>
@@ -7102,7 +7430,7 @@
               <w:rPr>
                 <w:sz w:val="15"/>
               </w:rPr>
-              <w:t>57.3%</w:t>
+              <w:t>52.4%</w:t>
             </w:r>
           </w:p>
         </w:tc>
@@ -7116,7 +7444,7 @@
               <w:rPr>
                 <w:sz w:val="15"/>
               </w:rPr>
-              <w:t>96.1%</w:t>
+              <w:t>87.4%</w:t>
             </w:r>
           </w:p>
         </w:tc>
@@ -7130,7 +7458,7 @@
               <w:rPr>
                 <w:sz w:val="15"/>
               </w:rPr>
-              <w:t>95.7%</w:t>
+              <w:t>86.3%</w:t>
             </w:r>
           </w:p>
         </w:tc>
@@ -7144,7 +7472,7 @@
               <w:rPr>
                 <w:sz w:val="15"/>
               </w:rPr>
-              <w:t>30.6%</w:t>
+              <w:t>27.9%</w:t>
             </w:r>
           </w:p>
         </w:tc>
@@ -7174,7 +7502,7 @@
               <w:rPr>
                 <w:sz w:val="15"/>
               </w:rPr>
-              <w:t>198</w:t>
+              <w:t>217</w:t>
             </w:r>
           </w:p>
         </w:tc>
@@ -7188,7 +7516,7 @@
               <w:rPr>
                 <w:sz w:val="15"/>
               </w:rPr>
-              <w:t>92.6%  ███████·</w:t>
+              <w:t>84.4%  ███████·</w:t>
             </w:r>
           </w:p>
         </w:tc>
@@ -7202,7 +7530,7 @@
               <w:rPr>
                 <w:sz w:val="15"/>
               </w:rPr>
-              <w:t>56.2%</w:t>
+              <w:t>51.3%</w:t>
             </w:r>
           </w:p>
         </w:tc>
@@ -7216,7 +7544,7 @@
               <w:rPr>
                 <w:sz w:val="15"/>
               </w:rPr>
-              <w:t>89.9%</w:t>
+              <w:t>82.0%</w:t>
             </w:r>
           </w:p>
         </w:tc>
@@ -7230,7 +7558,7 @@
               <w:rPr>
                 <w:sz w:val="15"/>
               </w:rPr>
-              <w:t>89.9%</w:t>
+              <w:t>82.0%</w:t>
             </w:r>
           </w:p>
         </w:tc>
@@ -7244,7 +7572,7 @@
               <w:rPr>
                 <w:sz w:val="15"/>
               </w:rPr>
-              <w:t>21.7%</w:t>
+              <w:t>19.8%</w:t>
             </w:r>
           </w:p>
         </w:tc>
@@ -7274,7 +7602,7 @@
               <w:rPr>
                 <w:sz w:val="15"/>
               </w:rPr>
-              <w:t>565</w:t>
+              <w:t>621</w:t>
             </w:r>
           </w:p>
         </w:tc>
@@ -7288,7 +7616,7 @@
               <w:rPr>
                 <w:sz w:val="15"/>
               </w:rPr>
-              <w:t>93.8%  ████████</w:t>
+              <w:t>85.5%  ███████·</w:t>
             </w:r>
           </w:p>
         </w:tc>
@@ -7302,7 +7630,7 @@
               <w:rPr>
                 <w:sz w:val="15"/>
               </w:rPr>
-              <w:t>65.8%</w:t>
+              <w:t>60.0%</w:t>
             </w:r>
           </w:p>
         </w:tc>
@@ -7316,6 +7644,20 @@
               <w:rPr>
                 <w:sz w:val="15"/>
               </w:rPr>
+              <w:t>78.7%</w:t>
+            </w:r>
+          </w:p>
+        </w:tc>
+        <w:tc>
+          <w:tcPr>
+            <w:tcW w:type="dxa" w:w="1234"/>
+          </w:tcPr>
+          <w:p>
+            <w:r/>
+            <w:r>
+              <w:rPr>
+                <w:sz w:val="15"/>
+              </w:rPr>
               <w:t>86.5%</w:t>
             </w:r>
           </w:p>
@@ -7330,21 +7672,7 @@
               <w:rPr>
                 <w:sz w:val="15"/>
               </w:rPr>
-              <w:t>95.9%</w:t>
-            </w:r>
-          </w:p>
-        </w:tc>
-        <w:tc>
-          <w:tcPr>
-            <w:tcW w:type="dxa" w:w="1234"/>
-          </w:tcPr>
-          <w:p>
-            <w:r/>
-            <w:r>
-              <w:rPr>
-                <w:sz w:val="15"/>
-              </w:rPr>
-              <w:t>34.0%</w:t>
+              <w:t>30.9%</w:t>
             </w:r>
           </w:p>
         </w:tc>
@@ -7374,7 +7702,7 @@
               <w:rPr>
                 <w:sz w:val="15"/>
               </w:rPr>
-              <w:t>438</w:t>
+              <w:t>478</w:t>
             </w:r>
           </w:p>
         </w:tc>
@@ -7388,7 +7716,7 @@
               <w:rPr>
                 <w:sz w:val="15"/>
               </w:rPr>
-              <w:t>92.1%  ███████·</w:t>
+              <w:t>85.7%  ███████·</w:t>
             </w:r>
           </w:p>
         </w:tc>
@@ -7402,7 +7730,7 @@
               <w:rPr>
                 <w:sz w:val="15"/>
               </w:rPr>
-              <w:t>58.9%</w:t>
+              <w:t>55.4%</w:t>
             </w:r>
           </w:p>
         </w:tc>
@@ -7416,7 +7744,7 @@
               <w:rPr>
                 <w:sz w:val="15"/>
               </w:rPr>
-              <w:t>82.9%</w:t>
+              <w:t>75.9%</w:t>
             </w:r>
           </w:p>
         </w:tc>
@@ -7430,7 +7758,7 @@
               <w:rPr>
                 <w:sz w:val="15"/>
               </w:rPr>
-              <w:t>93.5%</w:t>
+              <w:t>84.8%</w:t>
             </w:r>
           </w:p>
         </w:tc>
@@ -7444,7 +7772,7 @@
               <w:rPr>
                 <w:sz w:val="15"/>
               </w:rPr>
-              <w:t>26.3%</w:t>
+              <w:t>24.1%</w:t>
             </w:r>
           </w:p>
         </w:tc>
@@ -7474,7 +7802,7 @@
               <w:rPr>
                 <w:sz w:val="15"/>
               </w:rPr>
-              <w:t>46</w:t>
+              <w:t>47</w:t>
             </w:r>
           </w:p>
         </w:tc>
@@ -7488,7 +7816,7 @@
               <w:rPr>
                 <w:sz w:val="15"/>
               </w:rPr>
-              <w:t>100.0%  ████████</w:t>
+              <w:t>97.9%  ████████</w:t>
             </w:r>
           </w:p>
         </w:tc>
@@ -7502,7 +7830,7 @@
               <w:rPr>
                 <w:sz w:val="15"/>
               </w:rPr>
-              <w:t>82.6%</w:t>
+              <w:t>80.9%</w:t>
             </w:r>
           </w:p>
         </w:tc>
@@ -7516,7 +7844,7 @@
               <w:rPr>
                 <w:sz w:val="15"/>
               </w:rPr>
-              <w:t>100.0%</w:t>
+              <w:t>97.9%</w:t>
             </w:r>
           </w:p>
         </w:tc>
@@ -7530,7 +7858,7 @@
               <w:rPr>
                 <w:sz w:val="15"/>
               </w:rPr>
-              <w:t>100.0%</w:t>
+              <w:t>97.9%</w:t>
             </w:r>
           </w:p>
         </w:tc>
@@ -7544,7 +7872,7 @@
               <w:rPr>
                 <w:sz w:val="15"/>
               </w:rPr>
-              <w:t>67.4%</w:t>
+              <w:t>66.0%</w:t>
             </w:r>
           </w:p>
         </w:tc>
@@ -7574,7 +7902,7 @@
               <w:rPr>
                 <w:sz w:val="15"/>
               </w:rPr>
-              <w:t>198</w:t>
+              <w:t>217</w:t>
             </w:r>
           </w:p>
         </w:tc>
@@ -7588,7 +7916,7 @@
               <w:rPr>
                 <w:sz w:val="15"/>
               </w:rPr>
-              <w:t>82.6%  ███████·</w:t>
+              <w:t>78.3%  ██████··</w:t>
             </w:r>
           </w:p>
         </w:tc>
@@ -7602,7 +7930,7 @@
               <w:rPr>
                 <w:sz w:val="15"/>
               </w:rPr>
-              <w:t>64.6%</w:t>
+              <w:t>62.0%</w:t>
             </w:r>
           </w:p>
         </w:tc>
@@ -7616,7 +7944,7 @@
               <w:rPr>
                 <w:sz w:val="15"/>
               </w:rPr>
-              <w:t>71.2%</w:t>
+              <w:t>65.0%</w:t>
             </w:r>
           </w:p>
         </w:tc>
@@ -7630,7 +7958,7 @@
               <w:rPr>
                 <w:sz w:val="15"/>
               </w:rPr>
-              <w:t>88.1%</w:t>
+              <w:t>78.8%</w:t>
             </w:r>
           </w:p>
         </w:tc>
@@ -7644,7 +7972,7 @@
               <w:rPr>
                 <w:sz w:val="15"/>
               </w:rPr>
-              <w:t>38.9%</w:t>
+              <w:t>35.5%</w:t>
             </w:r>
           </w:p>
         </w:tc>
@@ -7674,7 +8002,7 @@
               <w:rPr>
                 <w:sz w:val="15"/>
               </w:rPr>
-              <w:t>565</w:t>
+              <w:t>621</w:t>
             </w:r>
           </w:p>
         </w:tc>
@@ -7688,7 +8016,7 @@
               <w:rPr>
                 <w:sz w:val="15"/>
               </w:rPr>
-              <w:t>96.3%  ████████</w:t>
+              <w:t>87.6%  ███████·</w:t>
             </w:r>
           </w:p>
         </w:tc>
@@ -7702,7 +8030,7 @@
               <w:rPr>
                 <w:sz w:val="15"/>
               </w:rPr>
-              <w:t>72.4%</w:t>
+              <w:t>65.9%</w:t>
             </w:r>
           </w:p>
         </w:tc>
@@ -7716,7 +8044,7 @@
               <w:rPr>
                 <w:sz w:val="15"/>
               </w:rPr>
-              <w:t>96.3%</w:t>
+              <w:t>87.6%</w:t>
             </w:r>
           </w:p>
         </w:tc>
@@ -7730,7 +8058,7 @@
               <w:rPr>
                 <w:sz w:val="15"/>
               </w:rPr>
-              <w:t>95.9%</w:t>
+              <w:t>86.5%</w:t>
             </w:r>
           </w:p>
         </w:tc>
@@ -7744,7 +8072,7 @@
               <w:rPr>
                 <w:sz w:val="15"/>
               </w:rPr>
-              <w:t>72.4%</w:t>
+              <w:t>65.9%</w:t>
             </w:r>
           </w:p>
         </w:tc>
@@ -7774,7 +8102,7 @@
               <w:rPr>
                 <w:sz w:val="15"/>
               </w:rPr>
-              <w:t>198</w:t>
+              <w:t>234</w:t>
             </w:r>
           </w:p>
         </w:tc>
@@ -7788,7 +8116,7 @@
               <w:rPr>
                 <w:sz w:val="15"/>
               </w:rPr>
-              <w:t>87.2%  ███████·</w:t>
+              <w:t>74.4%  ██████··</w:t>
             </w:r>
           </w:p>
         </w:tc>
@@ -7802,7 +8130,7 @@
               <w:rPr>
                 <w:sz w:val="15"/>
               </w:rPr>
-              <w:t>73.2%</w:t>
+              <w:t>62.5%</w:t>
             </w:r>
           </w:p>
         </w:tc>
@@ -7816,7 +8144,7 @@
               <w:rPr>
                 <w:sz w:val="15"/>
               </w:rPr>
-              <w:t>61.6%</w:t>
+              <w:t>52.1%</w:t>
             </w:r>
           </w:p>
         </w:tc>
@@ -7830,7 +8158,7 @@
               <w:rPr>
                 <w:sz w:val="15"/>
               </w:rPr>
-              <w:t>88.4%</w:t>
+              <w:t>70.5%</w:t>
             </w:r>
           </w:p>
         </w:tc>
@@ -7844,7 +8172,7 @@
               <w:rPr>
                 <w:sz w:val="15"/>
               </w:rPr>
-              <w:t>34.8%</w:t>
+              <w:t>29.5%</w:t>
             </w:r>
           </w:p>
         </w:tc>
@@ -7974,7 +8302,7 @@
               <w:rPr>
                 <w:sz w:val="15"/>
               </w:rPr>
-              <w:t>93</w:t>
+              <w:t>100</w:t>
             </w:r>
           </w:p>
         </w:tc>
@@ -7988,7 +8316,7 @@
               <w:rPr>
                 <w:sz w:val="15"/>
               </w:rPr>
-              <w:t>82.8%  ███████·</w:t>
+              <w:t>77.0%  ██████··</w:t>
             </w:r>
           </w:p>
         </w:tc>
@@ -8002,7 +8330,7 @@
               <w:rPr>
                 <w:sz w:val="15"/>
               </w:rPr>
-              <w:t>69.9%</w:t>
+              <w:t>65.0%</w:t>
             </w:r>
           </w:p>
         </w:tc>
@@ -8016,7 +8344,7 @@
               <w:rPr>
                 <w:sz w:val="15"/>
               </w:rPr>
-              <w:t>82.8%</w:t>
+              <w:t>77.0%</w:t>
             </w:r>
           </w:p>
         </w:tc>
@@ -8030,7 +8358,7 @@
               <w:rPr>
                 <w:sz w:val="15"/>
               </w:rPr>
-              <w:t>82.8%</w:t>
+              <w:t>77.0%</w:t>
             </w:r>
           </w:p>
         </w:tc>
@@ -8044,7 +8372,7 @@
               <w:rPr>
                 <w:sz w:val="15"/>
               </w:rPr>
-              <w:t>69.9%</w:t>
+              <w:t>65.0%</w:t>
             </w:r>
           </w:p>
         </w:tc>
@@ -8087,7 +8415,7 @@
               <w:rPr>
                 <w:sz w:val="15"/>
               </w:rPr>
-              <w:t>93.6%</w:t>
+              <w:t>85.4%</w:t>
             </w:r>
           </w:p>
         </w:tc>
@@ -8101,7 +8429,7 @@
               <w:rPr>
                 <w:sz w:val="15"/>
               </w:rPr>
-              <w:t>59.3%</w:t>
+              <w:t>54.3%</w:t>
             </w:r>
           </w:p>
         </w:tc>
@@ -8164,7 +8492,7 @@
           <w:b/>
           <w:sz w:val="19"/>
         </w:rPr>
-        <w:t>(가) 셀 채움만 보면 “거의 다 됐다”로 읽힌다. 구조·강성은 셀 96.2%다. 그런데 실측기반은 56.2%이고, 실측만으로 카드가 나오는 재료는 32.2%(182종)뿐이다. 전체로는 5,161칸(34.2%p)이 가정값이 만든 착시다.</w:t>
+        <w:t>(가) 셀 채움만 보면 “거의 다 됐다”로 읽힌다. 구조·강성은 셀 87.8%다. 그런데 실측기반은 51.4%이고, 실측만으로 카드가 나오는 재료는 29.3%(182종)뿐이다. 전체로는 5,153칸(31.1%p)이 가정값이 만든 착시다.</w:t>
       </w:r>
     </w:p>
     <w:p>
@@ -8176,7 +8504,7 @@
           <w:b w:val="0"/>
           <w:sz w:val="19"/>
         </w:rPr>
-        <w:t>(나) 재료 준비만 보면 “실측으로 서 있는 줄” 안다. 열전달·방열은 준비율 96.3%(544종)인데 실측 기준으로는 37.5%(212종)다. 덱은 544종이 돌지만 그중 332종은 가정값을 딛고 서 있다.</w:t>
+        <w:t>(나) 재료 준비만 보면 “실측으로 서 있는 줄” 안다. 열전달·방열은 준비율 87.6%(544종)인데 실측 기준으로는 34.1%(212종)다. 덱은 544종이 돌지만 그중 332종은 가정값을 딛고 서 있다.</w:t>
       </w:r>
     </w:p>
     <w:p>
@@ -8188,7 +8516,7 @@
           <w:b w:val="0"/>
           <w:sz w:val="19"/>
         </w:rPr>
-        <w:t>(다) 셀 채움과 재료 준비가 크게 갈리는 자리가 진짜 병목이다. 피로·수명은 셀 87.2%인데 준비 61.6%다. 재료마다 비어 있는 칸이 다르면 이렇게 벌어진다. 반대로 전기·EMI는 두 수치가 같다 — 택일군 하나짜리 해석이라 채운 칸이 곧 준비된 재료다.</w:t>
+        <w:t>(다) 셀 채움과 재료 준비가 크게 갈리는 자리가 진짜 병목이다. 피로·수명은 셀 74.4%인데 준비 52.1%다. 재료마다 비어 있는 칸이 다르면 이렇게 벌어진다. 반대로 전기·EMI는 두 수치가 같다 — 택일군 하나짜리 해석이라 채운 칸이 곧 준비된 재료다.</w:t>
       </w:r>
     </w:p>
     <w:p>
@@ -10051,7 +10379,7 @@
           <w:b w:val="0"/>
           <w:sz w:val="19"/>
         </w:rPr>
-        <w:t>tier4는 4,490건(21.0%)이다. 그중 assumption 표지를 가진 것이 4,398건이고, 나머지 92건은 가정이 아니라 계산·유도값이다.</w:t>
+        <w:t>tier4는 4,487건(20.3%)이다. 그중 assumption 표지를 가진 것이 4,395건이고, 나머지 92건은 가정이 아니라 계산·유도값이다.</w:t>
       </w:r>
     </w:p>
     <w:tbl>
@@ -10124,7 +10452,7 @@
               <w:rPr>
                 <w:sz w:val="15"/>
               </w:rPr>
-              <w:t>전방사율</w:t>
+              <w:t>동적증가계수(DIF)</w:t>
             </w:r>
           </w:p>
         </w:tc>
@@ -10138,7 +10466,7 @@
               <w:rPr>
                 <w:sz w:val="15"/>
               </w:rPr>
-              <w:t>202 / 218</w:t>
+              <w:t>450 / 500</w:t>
             </w:r>
           </w:p>
         </w:tc>
@@ -10152,7 +10480,7 @@
               <w:rPr>
                 <w:sz w:val="15"/>
               </w:rPr>
-              <w:t>92.7%  █████████·</w:t>
+              <w:t>90.0%  █████████·</w:t>
             </w:r>
           </w:p>
         </w:tc>
@@ -10168,7 +10496,7 @@
               <w:rPr>
                 <w:sz w:val="15"/>
               </w:rPr>
-              <w:t>동적증가계수(DIF)</w:t>
+              <w:t>전방사율</w:t>
             </w:r>
           </w:p>
         </w:tc>
@@ -10182,7 +10510,7 @@
               <w:rPr>
                 <w:sz w:val="15"/>
               </w:rPr>
-              <w:t>450 / 500</w:t>
+              <w:t>201 / 237</w:t>
             </w:r>
           </w:p>
         </w:tc>
@@ -10196,7 +10524,7 @@
               <w:rPr>
                 <w:sz w:val="15"/>
               </w:rPr>
-              <w:t>90.0%  █████████·</w:t>
+              <w:t>84.8%  ████████··</w:t>
             </w:r>
           </w:p>
         </w:tc>
@@ -10314,7 +10642,7 @@
               <w:rPr>
                 <w:sz w:val="15"/>
               </w:rPr>
-              <w:t>96 / 141</w:t>
+              <w:t>96 / 143</w:t>
             </w:r>
           </w:p>
         </w:tc>
@@ -10328,7 +10656,7 @@
               <w:rPr>
                 <w:sz w:val="15"/>
               </w:rPr>
-              <w:t>68.1%  ███████···</w:t>
+              <w:t>67.1%  ███████···</w:t>
             </w:r>
           </w:p>
         </w:tc>
@@ -10446,7 +10774,7 @@
               <w:rPr>
                 <w:sz w:val="15"/>
               </w:rPr>
-              <w:t>49 / 101</w:t>
+              <w:t>49 / 103</w:t>
             </w:r>
           </w:p>
         </w:tc>
@@ -10460,7 +10788,7 @@
               <w:rPr>
                 <w:sz w:val="15"/>
               </w:rPr>
-              <w:t>48.5%  █████·····</w:t>
+              <w:t>47.6%  █████·····</w:t>
             </w:r>
           </w:p>
         </w:tc>
@@ -10490,7 +10818,7 @@
               <w:rPr>
                 <w:sz w:val="15"/>
               </w:rPr>
-              <w:t>49 / 101</w:t>
+              <w:t>49 / 103</w:t>
             </w:r>
           </w:p>
         </w:tc>
@@ -10504,7 +10832,7 @@
               <w:rPr>
                 <w:sz w:val="15"/>
               </w:rPr>
-              <w:t>48.5%  █████·····</w:t>
+              <w:t>47.6%  █████·····</w:t>
             </w:r>
           </w:p>
         </w:tc>
@@ -10652,7 +10980,7 @@
           <w:b/>
           <w:sz w:val="19"/>
         </w:rPr>
-        <w:t>재료 카테고리별 tier4 — polymer 2,550 · composite 911 · metal 424 · ceramic 365 · foam 164 · rubber 76. 구멍이 거의 전부 폴리머·복합·고무·폼에 몰려 있고 금속·세라믹은 사실상 다 찼다.</w:t>
+        <w:t>재료 카테고리별 tier4 — polymer 2,550 · composite 909 · metal 423 · ceramic 365 · foam 164 · rubber 76. 구멍이 거의 전부 폴리머·복합·고무·폼에 몰려 있고 금속·세라믹은 사실상 다 찼다.</w:t>
       </w:r>
     </w:p>
     <w:tbl>
@@ -11158,7 +11486,7 @@
               <w:rPr>
                 <w:sz w:val="16"/>
               </w:rPr>
-              <w:t>565종 (polymer 321, metal 80, composite 71, ceramic 47, rubber 24, foam 22)</w:t>
+              <w:t>621종 (polymer 340, metal 95, composite 91, ceramic 48, rubber 25, foam 22)</w:t>
             </w:r>
           </w:p>
         </w:tc>
@@ -11188,7 +11516,7 @@
               <w:rPr>
                 <w:sz w:val="16"/>
               </w:rPr>
-              <w:t>21,368건</w:t>
+              <w:t>22,095건</w:t>
             </w:r>
           </w:p>
         </w:tc>
@@ -11218,7 +11546,7 @@
               <w:rPr>
                 <w:sz w:val="16"/>
               </w:rPr>
-              <w:t>2,147건 (DOI 보유 746)</w:t>
+              <w:t>2,191건 (DOI 보유 790)</w:t>
             </w:r>
           </w:p>
         </w:tc>
@@ -11278,7 +11606,7 @@
               <w:rPr>
                 <w:sz w:val="16"/>
               </w:rPr>
-              <w:t>datasheet 879 · journal 727 · database 313 · other 105 · book 72 · standard 26 · web 24 · computed 1</w:t>
+              <w:t>datasheet 879 · journal 771 · database 313 · other 105 · book 72 · standard 26 · web 24 · computed 1</w:t>
             </w:r>
           </w:p>
         </w:tc>
@@ -11353,7 +11681,7 @@
               <w:rPr>
                 <w:sz w:val="16"/>
               </w:rPr>
-              <w:t>15,074</w:t>
+              <w:t>16,585</w:t>
             </w:r>
           </w:p>
         </w:tc>
@@ -11383,7 +11711,7 @@
               <w:rPr>
                 <w:sz w:val="16"/>
               </w:rPr>
-              <w:t>14,103  (93.6%)</w:t>
+              <w:t>14,163  (85.4%)</w:t>
             </w:r>
           </w:p>
         </w:tc>
@@ -11413,7 +11741,7 @@
               <w:rPr>
                 <w:sz w:val="16"/>
               </w:rPr>
-              <w:t>8,942  (59.3%)</w:t>
+              <w:t>9,010  (54.3%)</w:t>
             </w:r>
           </w:p>
         </w:tc>
@@ -11443,7 +11771,7 @@
               <w:rPr>
                 <w:sz w:val="16"/>
               </w:rPr>
-              <w:t>5,161  (34.2%p)</w:t>
+              <w:t>5,153  (31.1%p)</w:t>
             </w:r>
           </w:p>
         </w:tc>
@@ -11473,7 +11801,7 @@
               <w:rPr>
                 <w:sz w:val="16"/>
               </w:rPr>
-              <w:t>971</w:t>
+              <w:t>2,422</w:t>
             </w:r>
           </w:p>
         </w:tc>
@@ -11503,7 +11831,7 @@
               <w:rPr>
                 <w:sz w:val="16"/>
               </w:rPr>
-              <w:t>304</w:t>
+              <w:t>308</w:t>
             </w:r>
           </w:p>
         </w:tc>
@@ -11533,7 +11861,7 @@
               <w:rPr>
                 <w:sz w:val="16"/>
               </w:rPr>
-              <w:t>667</w:t>
+              <w:t>2,114</w:t>
             </w:r>
           </w:p>
         </w:tc>
@@ -11563,7 +11891,7 @@
               <w:rPr>
                 <w:sz w:val="16"/>
               </w:rPr>
-              <w:t>6,132</w:t>
+              <w:t>7,575</w:t>
             </w:r>
           </w:p>
         </w:tc>
@@ -11654,7 +11982,7 @@
               <w:rPr>
                 <w:sz w:val="15"/>
               </w:rPr>
-              <w:t>152</w:t>
+              <w:t>547</w:t>
             </w:r>
           </w:p>
         </w:tc>
@@ -11698,7 +12026,7 @@
               <w:rPr>
                 <w:sz w:val="15"/>
               </w:rPr>
-              <w:t>79</w:t>
+              <w:t>286</w:t>
             </w:r>
           </w:p>
         </w:tc>
@@ -11742,7 +12070,7 @@
               <w:rPr>
                 <w:sz w:val="15"/>
               </w:rPr>
-              <w:t>76</w:t>
+              <w:t>263</w:t>
             </w:r>
           </w:p>
         </w:tc>
@@ -11772,7 +12100,7 @@
               <w:rPr>
                 <w:sz w:val="15"/>
               </w:rPr>
-              <w:t>열전도율</w:t>
+              <w:t>비열</w:t>
             </w:r>
           </w:p>
         </w:tc>
@@ -11786,7 +12114,7 @@
               <w:rPr>
                 <w:sz w:val="15"/>
               </w:rPr>
-              <w:t>63</w:t>
+              <w:t>212</w:t>
             </w:r>
           </w:p>
         </w:tc>
@@ -11800,7 +12128,7 @@
               <w:rPr>
                 <w:sz w:val="15"/>
               </w:rPr>
-              <w:t>CCL·FCCL은 벤더 전수 확인으로 부재가 확정됐다</w:t>
+              <w:t>CCL·테이프·연자성재는 어느 벤더도 발표하지 않는다</w:t>
             </w:r>
           </w:p>
         </w:tc>
@@ -11816,7 +12144,7 @@
               <w:rPr>
                 <w:sz w:val="15"/>
               </w:rPr>
-              <w:t>비열</w:t>
+              <w:t>열전도율</w:t>
             </w:r>
           </w:p>
         </w:tc>
@@ -11830,7 +12158,7 @@
               <w:rPr>
                 <w:sz w:val="15"/>
               </w:rPr>
-              <w:t>63</w:t>
+              <w:t>210</w:t>
             </w:r>
           </w:p>
         </w:tc>
@@ -11844,7 +12172,7 @@
               <w:rPr>
                 <w:sz w:val="15"/>
               </w:rPr>
-              <w:t>CCL·테이프·연자성재는 어느 벤더도 발표하지 않는다</w:t>
+              <w:t>CCL·FCCL은 벤더 전수 확인으로 부재가 확정됐다</w:t>
             </w:r>
           </w:p>
         </w:tc>
@@ -11874,7 +12202,7 @@
               <w:rPr>
                 <w:sz w:val="15"/>
               </w:rPr>
-              <w:t>51</w:t>
+              <w:t>107</w:t>
             </w:r>
           </w:p>
         </w:tc>
@@ -11904,7 +12232,7 @@
               <w:rPr>
                 <w:sz w:val="15"/>
               </w:rPr>
-              <w:t>투습 (WVTR · 투습계수 · 확산 · 흡습)</w:t>
+              <w:t>율속 (Cowper-Symonds · DIF · σy(ε̇) · JC-C)</w:t>
             </w:r>
           </w:p>
         </w:tc>
@@ -11918,7 +12246,7 @@
               <w:rPr>
                 <w:sz w:val="15"/>
               </w:rPr>
-              <w:t>25</w:t>
+              <w:t>78</w:t>
             </w:r>
           </w:p>
         </w:tc>
@@ -11932,7 +12260,7 @@
               <w:rPr>
                 <w:sz w:val="15"/>
               </w:rPr>
-              <w:t>저분자 유기 고체는 자립 필름을 못 만들어 시험 자체가 성립하지 않는다</w:t>
+              <w:t>OA에 존재하는 Cowper-Symonds 논문이 45건 수준이고 전부 금속 아니면 벌크 폴리머다. 복합재·세라믹·유리의 CS 쌍은 OA에 하나도 없다</w:t>
             </w:r>
           </w:p>
         </w:tc>
@@ -11948,7 +12276,7 @@
               <w:rPr>
                 <w:sz w:val="15"/>
               </w:rPr>
-              <w:t>율속 (Cowper-Symonds · DIF · σy(ε̇) · JC-C)</w:t>
+              <w:t>선팽창계수(CTE)</w:t>
             </w:r>
           </w:p>
         </w:tc>
@@ -11962,7 +12290,7 @@
               <w:rPr>
                 <w:sz w:val="15"/>
               </w:rPr>
-              <w:t>24</w:t>
+              <w:t>78</w:t>
             </w:r>
           </w:p>
         </w:tc>
@@ -11976,7 +12304,7 @@
               <w:rPr>
                 <w:sz w:val="15"/>
               </w:rPr>
-              <w:t>OA에 존재하는 Cowper-Symonds 논문이 45건 수준이고 전부 금속 아니면 벌크 폴리머다. 복합재·세라믹·유리의 CS 쌍은 OA에 하나도 없다</w:t>
+              <w:t>남은 1종은 개별 확인 대상이다</w:t>
             </w:r>
           </w:p>
         </w:tc>
@@ -11992,7 +12320,7 @@
           <w:b/>
           <w:sz w:val="19"/>
         </w:rPr>
-        <w:t>남은 일의 성격 요약 — 3개 해석은 재료마다 딱 한 칸씩 모자라고, 낙하·충격만 2층 병목이다. 막힌 경로가 바뀌지 않는 한 남은 칸 전부는 안 닫힌다. 두 파동에 걸쳐 확인된 결론은 율속과 피로가 OA 밖(핸드북·벤더 시험보고서·유료 표준)에 있다는 것이다. 동시에, 채워진 14,103칸 중 5,161칸이 가정값이다 — 남은 칸을 닫는 것과 이미 닫은 칸의 근거를 두껍게 하는 것은 별개의 일이고 후자가 더 크다.</w:t>
+        <w:t>남은 일의 성격 요약 — 2개 해석은 재료마다 딱 한 칸씩 모자라고, 낙하·충격만 2층 병목이다. 막힌 경로가 바뀌지 않는 한 남은 칸 전부는 안 닫힌다. 두 파동에 걸쳐 확인된 결론은 율속과 피로가 OA 밖(핸드북·벤더 시험보고서·유료 표준)에 있다는 것이다. 동시에, 채워진 14,163칸 중 5,153칸이 가정값이다 — 남은 칸을 닫는 것과 이미 닫은 칸의 근거를 두껍게 하는 것은 별개의 일이고 후자가 더 크다.</w:t>
       </w:r>
     </w:p>
     <w:p>
@@ -12538,7 +12866,7 @@
           <w:b/>
           <w:sz w:val="19"/>
         </w:rPr>
-        <w:t>(가) coverage_report.py의 “유효 채움”이 부재 칸을 이중으로 센다. 구조적 부재 722칸 중 418칸에는 이미 tier4 가정값이 들어 있다(8차 방침대로라 정상이다). 그런데 지표는 이 칸을 분자에는 채운 것으로 넣고 분모에서는 빼고 있어, 해석별 유효채움이 100%를 넘는다.</w:t>
+        <w:t>(가) coverage_report.py의 “유효 채움”이 부재 칸을 이중으로 센다. 구조적 부재 726칸 중 418칸에는 이미 tier4 가정값이 들어 있다(8차 방침대로라 정상이다). 그런데 지표는 이 칸을 분자에는 채운 것으로 넣고 분모에서는 빼고 있어, 해석별 유효채움이 100%를 넘는다.</w:t>
       </w:r>
     </w:p>
     <w:tbl>
@@ -12685,7 +13013,7 @@
               <w:rPr>
                 <w:sz w:val="15"/>
               </w:rPr>
-              <w:t>102.4%</w:t>
+              <w:t>92.8%</w:t>
             </w:r>
           </w:p>
         </w:tc>
@@ -12699,7 +13027,7 @@
               <w:rPr>
                 <w:sz w:val="15"/>
               </w:rPr>
-              <w:t>96.0%</w:t>
+              <w:t>87.1%</w:t>
             </w:r>
           </w:p>
         </w:tc>
@@ -12757,7 +13085,7 @@
               <w:rPr>
                 <w:sz w:val="15"/>
               </w:rPr>
-              <w:t>98.6%</w:t>
+              <w:t>89.3%</w:t>
             </w:r>
           </w:p>
         </w:tc>
@@ -12771,7 +13099,7 @@
               <w:rPr>
                 <w:sz w:val="15"/>
               </w:rPr>
-              <w:t>94.7%</w:t>
+              <w:t>85.8%</w:t>
             </w:r>
           </w:p>
         </w:tc>
@@ -12801,6 +13129,20 @@
               <w:rPr>
                 <w:sz w:val="15"/>
               </w:rPr>
+              <w:t>5</w:t>
+            </w:r>
+          </w:p>
+        </w:tc>
+        <w:tc>
+          <w:tcPr>
+            <w:tcW w:type="dxa" w:w="1728"/>
+          </w:tcPr>
+          <w:p>
+            <w:r/>
+            <w:r>
+              <w:rPr>
+                <w:sz w:val="15"/>
+              </w:rPr>
               <w:t>4</w:t>
             </w:r>
           </w:p>
@@ -12815,7 +13157,7 @@
               <w:rPr>
                 <w:sz w:val="15"/>
               </w:rPr>
-              <w:t>4</w:t>
+              <w:t>87.9%</w:t>
             </w:r>
           </w:p>
         </w:tc>
@@ -12829,21 +13171,7 @@
               <w:rPr>
                 <w:sz w:val="15"/>
               </w:rPr>
-              <w:t>96.5%</w:t>
-            </w:r>
-          </w:p>
-        </w:tc>
-        <w:tc>
-          <w:tcPr>
-            <w:tcW w:type="dxa" w:w="1728"/>
-          </w:tcPr>
-          <w:p>
-            <w:r/>
-            <w:r>
-              <w:rPr>
-                <w:sz w:val="15"/>
-              </w:rPr>
-              <w:t>96.3%</w:t>
+              <w:t>87.7%</w:t>
             </w:r>
           </w:p>
         </w:tc>
@@ -12901,7 +13229,7 @@
               <w:rPr>
                 <w:sz w:val="15"/>
               </w:rPr>
-              <w:t>103.2%</w:t>
+              <w:t>93.4%</w:t>
             </w:r>
           </w:p>
         </w:tc>
@@ -12915,7 +13243,7 @@
               <w:rPr>
                 <w:sz w:val="15"/>
               </w:rPr>
-              <w:t>95.9%</w:t>
+              <w:t>86.9%</w:t>
             </w:r>
           </w:p>
         </w:tc>
@@ -12945,7 +13273,7 @@
               <w:rPr>
                 <w:sz w:val="15"/>
               </w:rPr>
-              <w:t>59</w:t>
+              <w:t>61</w:t>
             </w:r>
           </w:p>
         </w:tc>
@@ -12973,7 +13301,7 @@
               <w:rPr>
                 <w:sz w:val="15"/>
               </w:rPr>
-              <w:t>96.4%</w:t>
+              <w:t>87.6%</w:t>
             </w:r>
           </w:p>
         </w:tc>
@@ -12987,7 +13315,7 @@
               <w:rPr>
                 <w:sz w:val="15"/>
               </w:rPr>
-              <w:t>96.2%</w:t>
+              <w:t>87.5%</w:t>
             </w:r>
           </w:p>
         </w:tc>
@@ -13045,7 +13373,7 @@
               <w:rPr>
                 <w:sz w:val="15"/>
               </w:rPr>
-              <w:t>94.9%</w:t>
+              <w:t>88.1%</w:t>
             </w:r>
           </w:p>
         </w:tc>
@@ -13059,7 +13387,7 @@
               <w:rPr>
                 <w:sz w:val="15"/>
               </w:rPr>
-              <w:t>94.8%</w:t>
+              <w:t>88.0%</w:t>
             </w:r>
           </w:p>
         </w:tc>
@@ -13117,7 +13445,7 @@
               <w:rPr>
                 <w:sz w:val="15"/>
               </w:rPr>
-              <w:t>105.8%</w:t>
+              <w:t>95.4%</w:t>
             </w:r>
           </w:p>
         </w:tc>
@@ -13131,7 +13459,7 @@
               <w:rPr>
                 <w:sz w:val="15"/>
               </w:rPr>
-              <w:t>95.9%</w:t>
+              <w:t>86.5%</w:t>
             </w:r>
           </w:p>
         </w:tc>
@@ -13147,7 +13475,7 @@
           <w:b/>
           <w:sz w:val="19"/>
         </w:rPr>
-        <w:t>리포트가 인쇄하는 “남은 일은 971칸이 아니라 249칸이다”도 같은 이유로 과소치다. 정직한 값은 667칸이다(971 − 304, 304 = 부재이면서 아직 비어 있는 칸). 이 문서의 5·10절은 그 값을 쓴다.</w:t>
+        <w:t>리포트가 인쇄하는 “남은 일은 2422칸이 아니라 1696칸이다”도 같은 이유로 과소치다. 정직한 값은 2114칸이다(2422 − 308, 308 = 부재이면서 아직 비어 있는 칸). 이 문서의 5·10절은 그 값을 쓴다.</w:t>
       </w:r>
     </w:p>
     <w:p>

--- a/MaterialTwin_물성수집_방법론.docx
+++ b/MaterialTwin_물성수집_방법론.docx
@@ -31,7 +31,7 @@
           <w:color w:val="606060"/>
           <w:sz w:val="18"/>
         </w:rPr>
-        <w:t>2026-08-13 · 재료 621종 · 물성값 22,095건 · 출처 2,191건 · 물성 정의 165종</w:t>
+        <w:t>2026-08-13 · 재료 731종 · 물성값 22,706건 · 출처 2,209건 · 물성 정의 167종</w:t>
       </w:r>
     </w:p>
     <w:p/>
@@ -108,7 +108,7 @@
           <w:b/>
           <w:sz w:val="19"/>
         </w:rPr>
-        <w:t>카탈로그는 재료 621종 × 물성 정의 165종이다. 그러나 이 8만여 칸을 다 세지 않는다. 알루미나에 투습도를 요구하거나 벌크 금속에 층두께를 요구하면 없는 결함을 만들어내는 지표가 된다(실제로 그렇게 세다가 벤딩을 8%, 결로를 4%로 잘못 셌다). 대신 해석 13종이 실제로 요구하는 (재료 × 필수물성) 격자 16,585칸을 센다.</w:t>
+        <w:t>카탈로그는 재료 731종 × 물성 정의 167종이다. 그러나 이 8만여 칸을 다 세지 않는다. 알루미나에 투습도를 요구하거나 벌크 금속에 층두께를 요구하면 없는 결함을 만들어내는 지표가 된다(실제로 그렇게 세다가 벤딩을 8%, 결로를 4%로 잘못 셌다). 대신 해석 13종이 실제로 요구하는 (재료 × 필수물성) 격자 19,523칸을 센다.</w:t>
       </w:r>
     </w:p>
     <w:tbl>
@@ -227,7 +227,7 @@
               <w:rPr>
                 <w:sz w:val="14"/>
               </w:rPr>
-              <w:t>621종</w:t>
+              <w:t>731종</w:t>
             </w:r>
           </w:p>
         </w:tc>
@@ -269,7 +269,7 @@
               <w:rPr>
                 <w:sz w:val="14"/>
               </w:rPr>
-              <w:t>1,863</w:t>
+              <w:t>2,193</w:t>
             </w:r>
           </w:p>
         </w:tc>
@@ -299,7 +299,7 @@
               <w:rPr>
                 <w:sz w:val="14"/>
               </w:rPr>
-              <w:t>621종</w:t>
+              <w:t>731종</w:t>
             </w:r>
           </w:p>
         </w:tc>
@@ -341,7 +341,7 @@
               <w:rPr>
                 <w:sz w:val="14"/>
               </w:rPr>
-              <w:t>3,105</w:t>
+              <w:t>3,655</w:t>
             </w:r>
           </w:p>
         </w:tc>
@@ -371,7 +371,7 @@
               <w:rPr>
                 <w:sz w:val="14"/>
               </w:rPr>
-              <w:t>621종</w:t>
+              <w:t>731종</w:t>
             </w:r>
           </w:p>
         </w:tc>
@@ -413,7 +413,7 @@
               <w:rPr>
                 <w:sz w:val="14"/>
               </w:rPr>
-              <w:t>1,863</w:t>
+              <w:t>2,193</w:t>
             </w:r>
           </w:p>
         </w:tc>
@@ -443,7 +443,7 @@
               <w:rPr>
                 <w:sz w:val="14"/>
               </w:rPr>
-              <w:t>621종</w:t>
+              <w:t>731종</w:t>
             </w:r>
           </w:p>
         </w:tc>
@@ -485,7 +485,7 @@
               <w:rPr>
                 <w:sz w:val="14"/>
               </w:rPr>
-              <w:t>2,484</w:t>
+              <w:t>2,924</w:t>
             </w:r>
           </w:p>
         </w:tc>
@@ -515,7 +515,7 @@
               <w:rPr>
                 <w:sz w:val="14"/>
               </w:rPr>
-              <w:t>217종</w:t>
+              <w:t>229종</w:t>
             </w:r>
           </w:p>
         </w:tc>
@@ -557,7 +557,7 @@
               <w:rPr>
                 <w:sz w:val="14"/>
               </w:rPr>
-              <w:t>868</w:t>
+              <w:t>916</w:t>
             </w:r>
           </w:p>
         </w:tc>
@@ -587,7 +587,7 @@
               <w:rPr>
                 <w:sz w:val="14"/>
               </w:rPr>
-              <w:t>621종</w:t>
+              <w:t>731종</w:t>
             </w:r>
           </w:p>
         </w:tc>
@@ -629,7 +629,7 @@
               <w:rPr>
                 <w:sz w:val="14"/>
               </w:rPr>
-              <w:t>2,484</w:t>
+              <w:t>2,924</w:t>
             </w:r>
           </w:p>
         </w:tc>
@@ -659,7 +659,7 @@
               <w:rPr>
                 <w:sz w:val="14"/>
               </w:rPr>
-              <w:t>478종</w:t>
+              <w:t>567종</w:t>
             </w:r>
           </w:p>
         </w:tc>
@@ -701,7 +701,7 @@
               <w:rPr>
                 <w:sz w:val="14"/>
               </w:rPr>
-              <w:t>1,912</w:t>
+              <w:t>2,268</w:t>
             </w:r>
           </w:p>
         </w:tc>
@@ -803,7 +803,7 @@
               <w:rPr>
                 <w:sz w:val="14"/>
               </w:rPr>
-              <w:t>217종</w:t>
+              <w:t>229종</w:t>
             </w:r>
           </w:p>
         </w:tc>
@@ -845,7 +845,7 @@
               <w:rPr>
                 <w:sz w:val="14"/>
               </w:rPr>
-              <w:t>434</w:t>
+              <w:t>458</w:t>
             </w:r>
           </w:p>
         </w:tc>
@@ -875,7 +875,7 @@
               <w:rPr>
                 <w:sz w:val="14"/>
               </w:rPr>
-              <w:t>621종</w:t>
+              <w:t>731종</w:t>
             </w:r>
           </w:p>
         </w:tc>
@@ -917,7 +917,7 @@
               <w:rPr>
                 <w:sz w:val="14"/>
               </w:rPr>
-              <w:t>621</w:t>
+              <w:t>731</w:t>
             </w:r>
           </w:p>
         </w:tc>
@@ -947,7 +947,7 @@
               <w:rPr>
                 <w:sz w:val="14"/>
               </w:rPr>
-              <w:t>234종</w:t>
+              <w:t>335종</w:t>
             </w:r>
           </w:p>
         </w:tc>
@@ -989,7 +989,7 @@
               <w:rPr>
                 <w:sz w:val="14"/>
               </w:rPr>
-              <w:t>702</w:t>
+              <w:t>1,005</w:t>
             </w:r>
           </w:p>
         </w:tc>
@@ -1019,7 +1019,7 @@
               <w:rPr>
                 <w:sz w:val="14"/>
               </w:rPr>
-              <w:t>55종</w:t>
+              <w:t>62종</w:t>
             </w:r>
           </w:p>
         </w:tc>
@@ -1061,7 +1061,7 @@
               <w:rPr>
                 <w:sz w:val="14"/>
               </w:rPr>
-              <w:t>55</w:t>
+              <w:t>62</w:t>
             </w:r>
           </w:p>
         </w:tc>
@@ -1291,7 +1291,7 @@
               <w:rPr>
                 <w:sz w:val="16"/>
               </w:rPr>
-              <w:t>10,250</w:t>
+              <w:t>10,727</w:t>
             </w:r>
           </w:p>
         </w:tc>
@@ -1305,7 +1305,7 @@
               <w:rPr>
                 <w:sz w:val="16"/>
               </w:rPr>
-              <w:t>46.4%</w:t>
+              <w:t>47.2%</w:t>
             </w:r>
           </w:p>
         </w:tc>
@@ -1349,7 +1349,7 @@
               <w:rPr>
                 <w:sz w:val="16"/>
               </w:rPr>
-              <w:t>1,640</w:t>
+              <w:t>1,738</w:t>
             </w:r>
           </w:p>
         </w:tc>
@@ -1363,7 +1363,7 @@
               <w:rPr>
                 <w:sz w:val="16"/>
               </w:rPr>
-              <w:t>7.4%</w:t>
+              <w:t>7.7%</w:t>
             </w:r>
           </w:p>
         </w:tc>
@@ -1407,7 +1407,7 @@
               <w:rPr>
                 <w:sz w:val="16"/>
               </w:rPr>
-              <w:t>5,718</w:t>
+              <w:t>5,754</w:t>
             </w:r>
           </w:p>
         </w:tc>
@@ -1421,7 +1421,7 @@
               <w:rPr>
                 <w:sz w:val="16"/>
               </w:rPr>
-              <w:t>25.9%</w:t>
+              <w:t>25.3%</w:t>
             </w:r>
           </w:p>
         </w:tc>
@@ -1479,7 +1479,7 @@
               <w:rPr>
                 <w:sz w:val="16"/>
               </w:rPr>
-              <w:t>20.3%</w:t>
+              <w:t>19.8%</w:t>
             </w:r>
           </w:p>
         </w:tc>
@@ -4045,7 +4045,7 @@
               <w:rPr>
                 <w:sz w:val="15"/>
               </w:rPr>
-              <w:t>547</w:t>
+              <w:t>1100</w:t>
             </w:r>
           </w:p>
         </w:tc>
@@ -4059,7 +4059,7 @@
               <w:rPr>
                 <w:sz w:val="15"/>
               </w:rPr>
-              <w:t>77</w:t>
+              <w:t>156</w:t>
             </w:r>
           </w:p>
         </w:tc>
@@ -4073,7 +4073,7 @@
               <w:rPr>
                 <w:sz w:val="15"/>
               </w:rPr>
-              <w:t>7.10</w:t>
+              <w:t>7.05</w:t>
             </w:r>
           </w:p>
         </w:tc>
@@ -4103,7 +4103,7 @@
               <w:rPr>
                 <w:sz w:val="15"/>
               </w:rPr>
-              <w:t>286</w:t>
+              <w:t>603</w:t>
             </w:r>
           </w:p>
         </w:tc>
@@ -4117,7 +4117,7 @@
               <w:rPr>
                 <w:sz w:val="15"/>
               </w:rPr>
-              <w:t>74</w:t>
+              <w:t>153</w:t>
             </w:r>
           </w:p>
         </w:tc>
@@ -4131,7 +4131,7 @@
               <w:rPr>
                 <w:sz w:val="15"/>
               </w:rPr>
-              <w:t>3.86</w:t>
+              <w:t>3.94</w:t>
             </w:r>
           </w:p>
         </w:tc>
@@ -4161,7 +4161,7 @@
               <w:rPr>
                 <w:sz w:val="15"/>
               </w:rPr>
-              <w:t>263</w:t>
+              <w:t>550</w:t>
             </w:r>
           </w:p>
         </w:tc>
@@ -4175,7 +4175,7 @@
               <w:rPr>
                 <w:sz w:val="15"/>
               </w:rPr>
-              <w:t>77</w:t>
+              <w:t>169</w:t>
             </w:r>
           </w:p>
         </w:tc>
@@ -4189,7 +4189,7 @@
               <w:rPr>
                 <w:sz w:val="15"/>
               </w:rPr>
-              <w:t>3.42</w:t>
+              <w:t>3.25</w:t>
             </w:r>
           </w:p>
         </w:tc>
@@ -4219,7 +4219,7 @@
               <w:rPr>
                 <w:sz w:val="15"/>
               </w:rPr>
-              <w:t>212</w:t>
+              <w:t>507</w:t>
             </w:r>
           </w:p>
         </w:tc>
@@ -4233,7 +4233,7 @@
               <w:rPr>
                 <w:sz w:val="15"/>
               </w:rPr>
-              <w:t>76</w:t>
+              <w:t>179</w:t>
             </w:r>
           </w:p>
         </w:tc>
@@ -4247,7 +4247,7 @@
               <w:rPr>
                 <w:sz w:val="15"/>
               </w:rPr>
-              <w:t>2.79</w:t>
+              <w:t>2.83</w:t>
             </w:r>
           </w:p>
         </w:tc>
@@ -4277,7 +4277,7 @@
               <w:rPr>
                 <w:sz w:val="15"/>
               </w:rPr>
-              <w:t>210</w:t>
+              <w:t>266</w:t>
             </w:r>
           </w:p>
         </w:tc>
@@ -4291,7 +4291,7 @@
               <w:rPr>
                 <w:sz w:val="15"/>
               </w:rPr>
-              <w:t>75</w:t>
+              <w:t>98</w:t>
             </w:r>
           </w:p>
         </w:tc>
@@ -4305,7 +4305,7 @@
               <w:rPr>
                 <w:sz w:val="15"/>
               </w:rPr>
-              <w:t>2.80</w:t>
+              <w:t>2.71</w:t>
             </w:r>
           </w:p>
         </w:tc>
@@ -4321,7 +4321,7 @@
               <w:rPr>
                 <w:sz w:val="15"/>
               </w:rPr>
-              <w:t>소성 (항복 OR 인장+연신)</w:t>
+              <w:t>젖음 (접촉각 · 표면에너지)</w:t>
             </w:r>
           </w:p>
         </w:tc>
@@ -4335,7 +4335,7 @@
               <w:rPr>
                 <w:sz w:val="15"/>
               </w:rPr>
-              <w:t>107</w:t>
+              <w:t>230</w:t>
             </w:r>
           </w:p>
         </w:tc>
@@ -4349,7 +4349,7 @@
               <w:rPr>
                 <w:sz w:val="15"/>
               </w:rPr>
-              <w:t>107</w:t>
+              <w:t>230</w:t>
             </w:r>
           </w:p>
         </w:tc>
@@ -4379,7 +4379,7 @@
               <w:rPr>
                 <w:sz w:val="15"/>
               </w:rPr>
-              <w:t>율속 (Cowper-Symonds · DIF · σy(ε̇) · JC-C)</w:t>
+              <w:t>소성 (항복 OR 인장+연신)</w:t>
             </w:r>
           </w:p>
         </w:tc>
@@ -4393,7 +4393,7 @@
               <w:rPr>
                 <w:sz w:val="15"/>
               </w:rPr>
-              <w:t>78</w:t>
+              <w:t>210</w:t>
             </w:r>
           </w:p>
         </w:tc>
@@ -4407,7 +4407,7 @@
               <w:rPr>
                 <w:sz w:val="15"/>
               </w:rPr>
-              <w:t>78</w:t>
+              <w:t>210</w:t>
             </w:r>
           </w:p>
         </w:tc>
@@ -4437,7 +4437,7 @@
               <w:rPr>
                 <w:sz w:val="15"/>
               </w:rPr>
-              <w:t>선팽창계수(CTE)</w:t>
+              <w:t>율속 (Cowper-Symonds · DIF · σy(ε̇) · JC-C)</w:t>
             </w:r>
           </w:p>
         </w:tc>
@@ -4451,7 +4451,7 @@
               <w:rPr>
                 <w:sz w:val="15"/>
               </w:rPr>
-              <w:t>78</w:t>
+              <w:t>181</w:t>
             </w:r>
           </w:p>
         </w:tc>
@@ -4465,7 +4465,7 @@
               <w:rPr>
                 <w:sz w:val="15"/>
               </w:rPr>
-              <w:t>78</w:t>
+              <w:t>181</w:t>
             </w:r>
           </w:p>
         </w:tc>
@@ -4509,7 +4509,7 @@
               <w:rPr>
                 <w:sz w:val="15"/>
               </w:rPr>
-              <w:t>77</w:t>
+              <w:t>180</w:t>
             </w:r>
           </w:p>
         </w:tc>
@@ -4523,7 +4523,7 @@
               <w:rPr>
                 <w:sz w:val="15"/>
               </w:rPr>
-              <w:t>77</w:t>
+              <w:t>180</w:t>
             </w:r>
           </w:p>
         </w:tc>
@@ -4553,7 +4553,7 @@
               <w:rPr>
                 <w:sz w:val="15"/>
               </w:rPr>
-              <w:t>젖음 (접촉각 · 표면에너지)</w:t>
+              <w:t>선팽창계수(CTE)</w:t>
             </w:r>
           </w:p>
         </w:tc>
@@ -4567,7 +4567,7 @@
               <w:rPr>
                 <w:sz w:val="15"/>
               </w:rPr>
-              <w:t>76</w:t>
+              <w:t>157</w:t>
             </w:r>
           </w:p>
         </w:tc>
@@ -4581,7 +4581,7 @@
               <w:rPr>
                 <w:sz w:val="15"/>
               </w:rPr>
-              <w:t>76</w:t>
+              <w:t>157</w:t>
             </w:r>
           </w:p>
         </w:tc>
@@ -4625,7 +4625,7 @@
               <w:rPr>
                 <w:sz w:val="15"/>
               </w:rPr>
-              <w:t>51</w:t>
+              <w:t>151</w:t>
             </w:r>
           </w:p>
         </w:tc>
@@ -4639,7 +4639,7 @@
               <w:rPr>
                 <w:sz w:val="15"/>
               </w:rPr>
-              <w:t>51</w:t>
+              <w:t>151</w:t>
             </w:r>
           </w:p>
         </w:tc>
@@ -4683,7 +4683,7 @@
               <w:rPr>
                 <w:sz w:val="15"/>
               </w:rPr>
-              <w:t>42</w:t>
+              <w:t>128</w:t>
             </w:r>
           </w:p>
         </w:tc>
@@ -4697,7 +4697,7 @@
               <w:rPr>
                 <w:sz w:val="15"/>
               </w:rPr>
-              <w:t>42</w:t>
+              <w:t>128</w:t>
             </w:r>
           </w:p>
         </w:tc>
@@ -4741,7 +4741,7 @@
               <w:rPr>
                 <w:sz w:val="15"/>
               </w:rPr>
-              <w:t>39</w:t>
+              <w:t>50</w:t>
             </w:r>
           </w:p>
         </w:tc>
@@ -4755,7 +4755,7 @@
               <w:rPr>
                 <w:sz w:val="15"/>
               </w:rPr>
-              <w:t>39</w:t>
+              <w:t>50</w:t>
             </w:r>
           </w:p>
         </w:tc>
@@ -4799,7 +4799,7 @@
               <w:rPr>
                 <w:sz w:val="15"/>
               </w:rPr>
-              <w:t>24</w:t>
+              <w:t>36</w:t>
             </w:r>
           </w:p>
         </w:tc>
@@ -4813,7 +4813,7 @@
               <w:rPr>
                 <w:sz w:val="15"/>
               </w:rPr>
-              <w:t>24</w:t>
+              <w:t>36</w:t>
             </w:r>
           </w:p>
         </w:tc>
@@ -4872,6 +4872,64 @@
                 <w:sz w:val="15"/>
               </w:rPr>
               <w:t>23</w:t>
+            </w:r>
+          </w:p>
+        </w:tc>
+        <w:tc>
+          <w:tcPr>
+            <w:tcW w:type="dxa" w:w="2160"/>
+          </w:tcPr>
+          <w:p>
+            <w:r/>
+            <w:r>
+              <w:rPr>
+                <w:sz w:val="15"/>
+              </w:rPr>
+              <w:t>1.00</w:t>
+            </w:r>
+          </w:p>
+        </w:tc>
+      </w:tr>
+      <w:tr>
+        <w:tc>
+          <w:tcPr>
+            <w:tcW w:type="dxa" w:w="2160"/>
+          </w:tcPr>
+          <w:p>
+            <w:r/>
+            <w:r>
+              <w:rPr>
+                <w:sz w:val="15"/>
+              </w:rPr>
+              <w:t>excited_state_lifetime | stern_volmer_consta</w:t>
+            </w:r>
+          </w:p>
+        </w:tc>
+        <w:tc>
+          <w:tcPr>
+            <w:tcW w:type="dxa" w:w="2160"/>
+          </w:tcPr>
+          <w:p>
+            <w:r/>
+            <w:r>
+              <w:rPr>
+                <w:sz w:val="15"/>
+              </w:rPr>
+              <w:t>7</w:t>
+            </w:r>
+          </w:p>
+        </w:tc>
+        <w:tc>
+          <w:tcPr>
+            <w:tcW w:type="dxa" w:w="2160"/>
+          </w:tcPr>
+          <w:p>
+            <w:r/>
+            <w:r>
+              <w:rPr>
+                <w:sz w:val="15"/>
+              </w:rPr>
+              <w:t>7</w:t>
             </w:r>
           </w:p>
         </w:tc>
@@ -4959,7 +5017,7 @@
           <w:b/>
           <w:sz w:val="19"/>
         </w:rPr>
-        <w:t>칸/재료 최고가 physical.density의 7.10인데 대상이 77종뿐이다. 8차의 밀도(6.7칸 × 134종) 같은 덩어리는 더 이상 없다. 기본 물성이 닫히면 이 척도는 스스로 수명을 다한다.</w:t>
+        <w:t>칸/재료 최고가 physical.density의 7.05인데 대상이 156종뿐이다. 8차의 밀도(6.7칸 × 134종) 같은 덩어리는 더 이상 없다. 기본 물성이 닫히면 이 척도는 스스로 수명을 다한다.</w:t>
       </w:r>
     </w:p>
     <w:p>
@@ -5050,7 +5108,7 @@
               <w:rPr>
                 <w:sz w:val="16"/>
               </w:rPr>
-              <w:t>44종</w:t>
+              <w:t>95종</w:t>
             </w:r>
           </w:p>
         </w:tc>
@@ -5156,7 +5214,7 @@
               <w:rPr>
                 <w:sz w:val="16"/>
               </w:rPr>
-              <w:t>15칸</w:t>
+              <w:t>9칸</w:t>
             </w:r>
           </w:p>
         </w:tc>
@@ -5170,7 +5228,7 @@
               <w:rPr>
                 <w:sz w:val="16"/>
               </w:rPr>
-              <w:t>1종</w:t>
+              <w:t>6종</w:t>
             </w:r>
           </w:p>
         </w:tc>
@@ -5186,7 +5244,7 @@
               <w:rPr>
                 <w:sz w:val="16"/>
               </w:rPr>
-              <w:t>18칸</w:t>
+              <w:t>10칸</w:t>
             </w:r>
           </w:p>
         </w:tc>
@@ -5200,7 +5258,7 @@
               <w:rPr>
                 <w:sz w:val="16"/>
               </w:rPr>
-              <w:t>1종</w:t>
+              <w:t>10종</w:t>
             </w:r>
           </w:p>
         </w:tc>
@@ -5216,7 +5274,7 @@
               <w:rPr>
                 <w:sz w:val="16"/>
               </w:rPr>
-              <w:t>19칸</w:t>
+              <w:t>13칸</w:t>
             </w:r>
           </w:p>
         </w:tc>
@@ -5230,7 +5288,7 @@
               <w:rPr>
                 <w:sz w:val="16"/>
               </w:rPr>
-              <w:t>2종</w:t>
+              <w:t>7종</w:t>
             </w:r>
           </w:p>
         </w:tc>
@@ -5246,7 +5304,7 @@
               <w:rPr>
                 <w:sz w:val="16"/>
               </w:rPr>
-              <w:t>21칸</w:t>
+              <w:t>15칸</w:t>
             </w:r>
           </w:p>
         </w:tc>
@@ -5276,7 +5334,7 @@
               <w:rPr>
                 <w:sz w:val="16"/>
               </w:rPr>
-              <w:t>22칸</w:t>
+              <w:t>17칸</w:t>
             </w:r>
           </w:p>
         </w:tc>
@@ -5306,7 +5364,7 @@
               <w:rPr>
                 <w:sz w:val="16"/>
               </w:rPr>
-              <w:t>23칸</w:t>
+              <w:t>18칸</w:t>
             </w:r>
           </w:p>
         </w:tc>
@@ -5320,7 +5378,7 @@
               <w:rPr>
                 <w:sz w:val="16"/>
               </w:rPr>
-              <w:t>13종</w:t>
+              <w:t>11종</w:t>
             </w:r>
           </w:p>
         </w:tc>
@@ -5336,7 +5394,7 @@
               <w:rPr>
                 <w:sz w:val="16"/>
               </w:rPr>
-              <w:t>24칸</w:t>
+              <w:t>19칸</w:t>
             </w:r>
           </w:p>
         </w:tc>
@@ -5350,7 +5408,7 @@
               <w:rPr>
                 <w:sz w:val="16"/>
               </w:rPr>
-              <w:t>4종</w:t>
+              <w:t>2종</w:t>
             </w:r>
           </w:p>
         </w:tc>
@@ -5366,7 +5424,7 @@
               <w:rPr>
                 <w:sz w:val="16"/>
               </w:rPr>
-              <w:t>25칸</w:t>
+              <w:t>20칸</w:t>
             </w:r>
           </w:p>
         </w:tc>
@@ -5380,7 +5438,7 @@
               <w:rPr>
                 <w:sz w:val="16"/>
               </w:rPr>
-              <w:t>5종</w:t>
+              <w:t>2종</w:t>
             </w:r>
           </w:p>
         </w:tc>
@@ -5396,7 +5454,7 @@
               <w:rPr>
                 <w:sz w:val="16"/>
               </w:rPr>
-              <w:t>26칸</w:t>
+              <w:t>21칸</w:t>
             </w:r>
           </w:p>
         </w:tc>
@@ -5410,7 +5468,7 @@
               <w:rPr>
                 <w:sz w:val="16"/>
               </w:rPr>
-              <w:t>17종</w:t>
+              <w:t>12종</w:t>
             </w:r>
           </w:p>
         </w:tc>
@@ -5426,7 +5484,7 @@
               <w:rPr>
                 <w:sz w:val="16"/>
               </w:rPr>
-              <w:t>29칸</w:t>
+              <w:t>22칸</w:t>
             </w:r>
           </w:p>
         </w:tc>
@@ -5440,7 +5498,7 @@
               <w:rPr>
                 <w:sz w:val="16"/>
               </w:rPr>
-              <w:t>7종</w:t>
+              <w:t>1종</w:t>
             </w:r>
           </w:p>
         </w:tc>
@@ -5456,7 +5514,7 @@
               <w:rPr>
                 <w:sz w:val="16"/>
               </w:rPr>
-              <w:t>30칸</w:t>
+              <w:t>23칸</w:t>
             </w:r>
           </w:p>
         </w:tc>
@@ -5470,7 +5528,7 @@
               <w:rPr>
                 <w:sz w:val="16"/>
               </w:rPr>
-              <w:t>14종</w:t>
+              <w:t>23종</w:t>
             </w:r>
           </w:p>
         </w:tc>
@@ -5486,7 +5544,7 @@
               <w:rPr>
                 <w:sz w:val="16"/>
               </w:rPr>
-              <w:t>31칸</w:t>
+              <w:t>24칸</w:t>
             </w:r>
           </w:p>
         </w:tc>
@@ -5500,7 +5558,7 @@
               <w:rPr>
                 <w:sz w:val="16"/>
               </w:rPr>
-              <w:t>9종</w:t>
+              <w:t>63종</w:t>
             </w:r>
           </w:p>
         </w:tc>
@@ -5516,7 +5574,7 @@
               <w:rPr>
                 <w:sz w:val="16"/>
               </w:rPr>
-              <w:t>32칸</w:t>
+              <w:t>25칸</w:t>
             </w:r>
           </w:p>
         </w:tc>
@@ -5530,7 +5588,7 @@
               <w:rPr>
                 <w:sz w:val="16"/>
               </w:rPr>
-              <w:t>2종</w:t>
+              <w:t>6종</w:t>
             </w:r>
           </w:p>
         </w:tc>
@@ -5546,6 +5604,186 @@
               <w:rPr>
                 <w:sz w:val="16"/>
               </w:rPr>
+              <w:t>26칸</w:t>
+            </w:r>
+          </w:p>
+        </w:tc>
+        <w:tc>
+          <w:tcPr>
+            <w:tcW w:type="dxa" w:w="4320"/>
+          </w:tcPr>
+          <w:p>
+            <w:r/>
+            <w:r>
+              <w:rPr>
+                <w:sz w:val="16"/>
+              </w:rPr>
+              <w:t>6종</w:t>
+            </w:r>
+          </w:p>
+        </w:tc>
+      </w:tr>
+      <w:tr>
+        <w:tc>
+          <w:tcPr>
+            <w:tcW w:type="dxa" w:w="4320"/>
+          </w:tcPr>
+          <w:p>
+            <w:r/>
+            <w:r>
+              <w:rPr>
+                <w:sz w:val="16"/>
+              </w:rPr>
+              <w:t>27칸</w:t>
+            </w:r>
+          </w:p>
+        </w:tc>
+        <w:tc>
+          <w:tcPr>
+            <w:tcW w:type="dxa" w:w="4320"/>
+          </w:tcPr>
+          <w:p>
+            <w:r/>
+            <w:r>
+              <w:rPr>
+                <w:sz w:val="16"/>
+              </w:rPr>
+              <w:t>1종</w:t>
+            </w:r>
+          </w:p>
+        </w:tc>
+      </w:tr>
+      <w:tr>
+        <w:tc>
+          <w:tcPr>
+            <w:tcW w:type="dxa" w:w="4320"/>
+          </w:tcPr>
+          <w:p>
+            <w:r/>
+            <w:r>
+              <w:rPr>
+                <w:sz w:val="16"/>
+              </w:rPr>
+              <w:t>29칸</w:t>
+            </w:r>
+          </w:p>
+        </w:tc>
+        <w:tc>
+          <w:tcPr>
+            <w:tcW w:type="dxa" w:w="4320"/>
+          </w:tcPr>
+          <w:p>
+            <w:r/>
+            <w:r>
+              <w:rPr>
+                <w:sz w:val="16"/>
+              </w:rPr>
+              <w:t>5종</w:t>
+            </w:r>
+          </w:p>
+        </w:tc>
+      </w:tr>
+      <w:tr>
+        <w:tc>
+          <w:tcPr>
+            <w:tcW w:type="dxa" w:w="4320"/>
+          </w:tcPr>
+          <w:p>
+            <w:r/>
+            <w:r>
+              <w:rPr>
+                <w:sz w:val="16"/>
+              </w:rPr>
+              <w:t>30칸</w:t>
+            </w:r>
+          </w:p>
+        </w:tc>
+        <w:tc>
+          <w:tcPr>
+            <w:tcW w:type="dxa" w:w="4320"/>
+          </w:tcPr>
+          <w:p>
+            <w:r/>
+            <w:r>
+              <w:rPr>
+                <w:sz w:val="16"/>
+              </w:rPr>
+              <w:t>20종</w:t>
+            </w:r>
+          </w:p>
+        </w:tc>
+      </w:tr>
+      <w:tr>
+        <w:tc>
+          <w:tcPr>
+            <w:tcW w:type="dxa" w:w="4320"/>
+          </w:tcPr>
+          <w:p>
+            <w:r/>
+            <w:r>
+              <w:rPr>
+                <w:sz w:val="16"/>
+              </w:rPr>
+              <w:t>31칸</w:t>
+            </w:r>
+          </w:p>
+        </w:tc>
+        <w:tc>
+          <w:tcPr>
+            <w:tcW w:type="dxa" w:w="4320"/>
+          </w:tcPr>
+          <w:p>
+            <w:r/>
+            <w:r>
+              <w:rPr>
+                <w:sz w:val="16"/>
+              </w:rPr>
+              <w:t>9종</w:t>
+            </w:r>
+          </w:p>
+        </w:tc>
+      </w:tr>
+      <w:tr>
+        <w:tc>
+          <w:tcPr>
+            <w:tcW w:type="dxa" w:w="4320"/>
+          </w:tcPr>
+          <w:p>
+            <w:r/>
+            <w:r>
+              <w:rPr>
+                <w:sz w:val="16"/>
+              </w:rPr>
+              <w:t>32칸</w:t>
+            </w:r>
+          </w:p>
+        </w:tc>
+        <w:tc>
+          <w:tcPr>
+            <w:tcW w:type="dxa" w:w="4320"/>
+          </w:tcPr>
+          <w:p>
+            <w:r/>
+            <w:r>
+              <w:rPr>
+                <w:sz w:val="16"/>
+              </w:rPr>
+              <w:t>1종</w:t>
+            </w:r>
+          </w:p>
+        </w:tc>
+      </w:tr>
+      <w:tr>
+        <w:tc>
+          <w:tcPr>
+            <w:tcW w:type="dxa" w:w="4320"/>
+          </w:tcPr>
+          <w:p>
+            <w:r/>
+            <w:r>
+              <w:rPr>
+                <w:sz w:val="16"/>
+              </w:rPr>
               <w:t>빈칸 있는 재료 합계</w:t>
             </w:r>
           </w:p>
@@ -5560,7 +5798,7 @@
               <w:rPr>
                 <w:sz w:val="16"/>
               </w:rPr>
-              <w:t>132종 / 621종</w:t>
+              <w:t>293종 / 731종</w:t>
             </w:r>
           </w:p>
         </w:tc>
@@ -5669,7 +5907,7 @@
               <w:rPr>
                 <w:sz w:val="16"/>
               </w:rPr>
-              <w:t>낙하·충격</w:t>
+              <w:t>결로(표면)</w:t>
             </w:r>
           </w:p>
         </w:tc>
@@ -5683,7 +5921,7 @@
               <w:rPr>
                 <w:sz w:val="16"/>
               </w:rPr>
-              <w:t>109종</w:t>
+              <w:t>238종</w:t>
             </w:r>
           </w:p>
         </w:tc>
@@ -5697,7 +5935,7 @@
               <w:rPr>
                 <w:sz w:val="16"/>
               </w:rPr>
-              <w:t>31종</w:t>
+              <w:t>54종</w:t>
             </w:r>
           </w:p>
         </w:tc>
@@ -5711,7 +5949,7 @@
               <w:rPr>
                 <w:sz w:val="16"/>
               </w:rPr>
-              <w:t>0종</w:t>
+              <w:t>17종</w:t>
             </w:r>
           </w:p>
         </w:tc>
@@ -5725,7 +5963,7 @@
               <w:rPr>
                 <w:sz w:val="16"/>
               </w:rPr>
-              <w:t>78종</w:t>
+              <w:t>167종</w:t>
             </w:r>
           </w:p>
         </w:tc>
@@ -5741,7 +5979,7 @@
               <w:rPr>
                 <w:sz w:val="16"/>
               </w:rPr>
-              <w:t>구조·강성</w:t>
+              <w:t>낙하·충격</w:t>
             </w:r>
           </w:p>
         </w:tc>
@@ -5755,7 +5993,7 @@
               <w:rPr>
                 <w:sz w:val="16"/>
               </w:rPr>
-              <w:t>78종</w:t>
+              <w:t>219종</w:t>
             </w:r>
           </w:p>
         </w:tc>
@@ -5769,7 +6007,7 @@
               <w:rPr>
                 <w:sz w:val="16"/>
               </w:rPr>
-              <w:t>1종</w:t>
+              <w:t>38종</w:t>
             </w:r>
           </w:p>
         </w:tc>
@@ -5783,7 +6021,7 @@
               <w:rPr>
                 <w:sz w:val="16"/>
               </w:rPr>
-              <w:t>4종</w:t>
+              <w:t>10종</w:t>
             </w:r>
           </w:p>
         </w:tc>
@@ -5797,7 +6035,7 @@
               <w:rPr>
                 <w:sz w:val="16"/>
               </w:rPr>
-              <w:t>73종</w:t>
+              <w:t>171종</w:t>
             </w:r>
           </w:p>
         </w:tc>
@@ -5827,7 +6065,7 @@
               <w:rPr>
                 <w:sz w:val="16"/>
               </w:rPr>
-              <w:t>78종</w:t>
+              <w:t>188종</w:t>
             </w:r>
           </w:p>
         </w:tc>
@@ -5841,7 +6079,7 @@
               <w:rPr>
                 <w:sz w:val="16"/>
               </w:rPr>
-              <w:t>0종</w:t>
+              <w:t>15종</w:t>
             </w:r>
           </w:p>
         </w:tc>
@@ -5855,7 +6093,7 @@
               <w:rPr>
                 <w:sz w:val="16"/>
               </w:rPr>
-              <w:t>1종</w:t>
+              <w:t>27종</w:t>
             </w:r>
           </w:p>
         </w:tc>
@@ -5869,7 +6107,7 @@
               <w:rPr>
                 <w:sz w:val="16"/>
               </w:rPr>
-              <w:t>77종</w:t>
+              <w:t>146종</w:t>
             </w:r>
           </w:p>
         </w:tc>
@@ -5899,7 +6137,7 @@
               <w:rPr>
                 <w:sz w:val="16"/>
               </w:rPr>
-              <w:t>77종</w:t>
+              <w:t>184종</w:t>
             </w:r>
           </w:p>
         </w:tc>
@@ -5913,7 +6151,7 @@
               <w:rPr>
                 <w:sz w:val="16"/>
               </w:rPr>
-              <w:t>1종</w:t>
+              <w:t>9종</w:t>
             </w:r>
           </w:p>
         </w:tc>
@@ -5927,7 +6165,7 @@
               <w:rPr>
                 <w:sz w:val="16"/>
               </w:rPr>
-              <w:t>1종</w:t>
+              <w:t>101종</w:t>
             </w:r>
           </w:p>
         </w:tc>
@@ -5941,7 +6179,7 @@
               <w:rPr>
                 <w:sz w:val="16"/>
               </w:rPr>
-              <w:t>75종</w:t>
+              <w:t>74종</w:t>
             </w:r>
           </w:p>
         </w:tc>
@@ -5957,7 +6195,7 @@
               <w:rPr>
                 <w:sz w:val="16"/>
               </w:rPr>
-              <w:t>결로(표면)</w:t>
+              <w:t>전기·EMI</w:t>
             </w:r>
           </w:p>
         </w:tc>
@@ -5971,7 +6209,7 @@
               <w:rPr>
                 <w:sz w:val="16"/>
               </w:rPr>
-              <w:t>77종</w:t>
+              <w:t>180종</w:t>
             </w:r>
           </w:p>
         </w:tc>
@@ -5985,6 +6223,20 @@
               <w:rPr>
                 <w:sz w:val="16"/>
               </w:rPr>
+              <w:t>180종</w:t>
+            </w:r>
+          </w:p>
+        </w:tc>
+        <w:tc>
+          <w:tcPr>
+            <w:tcW w:type="dxa" w:w="1728"/>
+          </w:tcPr>
+          <w:p>
+            <w:r/>
+            <w:r>
+              <w:rPr>
+                <w:sz w:val="16"/>
+              </w:rPr>
               <w:t>0종</w:t>
             </w:r>
           </w:p>
@@ -5999,21 +6251,7 @@
               <w:rPr>
                 <w:sz w:val="16"/>
               </w:rPr>
-              <w:t>2종</w:t>
-            </w:r>
-          </w:p>
-        </w:tc>
-        <w:tc>
-          <w:tcPr>
-            <w:tcW w:type="dxa" w:w="1728"/>
-          </w:tcPr>
-          <w:p>
-            <w:r/>
-            <w:r>
-              <w:rPr>
-                <w:sz w:val="16"/>
-              </w:rPr>
-              <w:t>75종</w:t>
+              <w:t>0종</w:t>
             </w:r>
           </w:p>
         </w:tc>
@@ -6029,7 +6267,7 @@
               <w:rPr>
                 <w:sz w:val="16"/>
               </w:rPr>
-              <w:t>전기·EMI</w:t>
+              <w:t>구조·강성</w:t>
             </w:r>
           </w:p>
         </w:tc>
@@ -6043,7 +6281,7 @@
               <w:rPr>
                 <w:sz w:val="16"/>
               </w:rPr>
-              <w:t>77종</w:t>
+              <w:t>178종</w:t>
             </w:r>
           </w:p>
         </w:tc>
@@ -6057,7 +6295,7 @@
               <w:rPr>
                 <w:sz w:val="16"/>
               </w:rPr>
-              <w:t>77종</w:t>
+              <w:t>15종</w:t>
             </w:r>
           </w:p>
         </w:tc>
@@ -6071,7 +6309,7 @@
               <w:rPr>
                 <w:sz w:val="16"/>
               </w:rPr>
-              <w:t>0종</w:t>
+              <w:t>26종</w:t>
             </w:r>
           </w:p>
         </w:tc>
@@ -6085,7 +6323,7 @@
               <w:rPr>
                 <w:sz w:val="16"/>
               </w:rPr>
-              <w:t>0종</w:t>
+              <w:t>137종</w:t>
             </w:r>
           </w:p>
         </w:tc>
@@ -6115,7 +6353,7 @@
               <w:rPr>
                 <w:sz w:val="16"/>
               </w:rPr>
-              <w:t>65종</w:t>
+              <w:t>154종</w:t>
             </w:r>
           </w:p>
         </w:tc>
@@ -6143,7 +6381,7 @@
               <w:rPr>
                 <w:sz w:val="16"/>
               </w:rPr>
-              <w:t>1종</w:t>
+              <w:t>19종</w:t>
             </w:r>
           </w:p>
         </w:tc>
@@ -6157,7 +6395,7 @@
               <w:rPr>
                 <w:sz w:val="16"/>
               </w:rPr>
-              <w:t>60종</w:t>
+              <w:t>131종</w:t>
             </w:r>
           </w:p>
         </w:tc>
@@ -6187,7 +6425,7 @@
               <w:rPr>
                 <w:sz w:val="16"/>
               </w:rPr>
-              <w:t>52종</w:t>
+              <w:t>153종</w:t>
             </w:r>
           </w:p>
         </w:tc>
@@ -6201,7 +6439,7 @@
               <w:rPr>
                 <w:sz w:val="16"/>
               </w:rPr>
-              <w:t>17종</w:t>
+              <w:t>34종</w:t>
             </w:r>
           </w:p>
         </w:tc>
@@ -6215,7 +6453,7 @@
               <w:rPr>
                 <w:sz w:val="16"/>
               </w:rPr>
-              <w:t>3종</w:t>
+              <w:t>29종</w:t>
             </w:r>
           </w:p>
         </w:tc>
@@ -6229,7 +6467,7 @@
               <w:rPr>
                 <w:sz w:val="16"/>
               </w:rPr>
-              <w:t>32종</w:t>
+              <w:t>90종</w:t>
             </w:r>
           </w:p>
         </w:tc>
@@ -6259,7 +6497,7 @@
               <w:rPr>
                 <w:sz w:val="16"/>
               </w:rPr>
-              <w:t>39종</w:t>
+              <w:t>51종</w:t>
             </w:r>
           </w:p>
         </w:tc>
@@ -6273,7 +6511,7 @@
               <w:rPr>
                 <w:sz w:val="16"/>
               </w:rPr>
-              <w:t>7종</w:t>
+              <w:t>8종</w:t>
             </w:r>
           </w:p>
         </w:tc>
@@ -6287,7 +6525,7 @@
               <w:rPr>
                 <w:sz w:val="16"/>
               </w:rPr>
-              <w:t>0종</w:t>
+              <w:t>1종</w:t>
             </w:r>
           </w:p>
         </w:tc>
@@ -6301,7 +6539,7 @@
               <w:rPr>
                 <w:sz w:val="16"/>
               </w:rPr>
-              <w:t>32종</w:t>
+              <w:t>42종</w:t>
             </w:r>
           </w:p>
         </w:tc>
@@ -6331,7 +6569,7 @@
               <w:rPr>
                 <w:sz w:val="16"/>
               </w:rPr>
-              <w:t>38종</w:t>
+              <w:t>50종</w:t>
             </w:r>
           </w:p>
         </w:tc>
@@ -6345,7 +6583,7 @@
               <w:rPr>
                 <w:sz w:val="16"/>
               </w:rPr>
-              <w:t>20종</w:t>
+              <w:t>25종</w:t>
             </w:r>
           </w:p>
         </w:tc>
@@ -6359,7 +6597,7 @@
               <w:rPr>
                 <w:sz w:val="16"/>
               </w:rPr>
-              <w:t>18종</w:t>
+              <w:t>25종</w:t>
             </w:r>
           </w:p>
         </w:tc>
@@ -6461,7 +6699,7 @@
               <w:rPr>
                 <w:sz w:val="16"/>
               </w:rPr>
-              <w:t>초탄성(실링·완충)</w:t>
+              <w:t>산소소광-발광체</w:t>
             </w:r>
           </w:p>
         </w:tc>
@@ -6475,7 +6713,7 @@
               <w:rPr>
                 <w:sz w:val="16"/>
               </w:rPr>
-              <w:t>1종</w:t>
+              <w:t>7종</w:t>
             </w:r>
           </w:p>
         </w:tc>
@@ -6489,21 +6727,21 @@
               <w:rPr>
                 <w:sz w:val="16"/>
               </w:rPr>
+              <w:t>7종</w:t>
+            </w:r>
+          </w:p>
+        </w:tc>
+        <w:tc>
+          <w:tcPr>
+            <w:tcW w:type="dxa" w:w="1728"/>
+          </w:tcPr>
+          <w:p>
+            <w:r/>
+            <w:r>
+              <w:rPr>
+                <w:sz w:val="16"/>
+              </w:rPr>
               <w:t>0종</w:t>
-            </w:r>
-          </w:p>
-        </w:tc>
-        <w:tc>
-          <w:tcPr>
-            <w:tcW w:type="dxa" w:w="1728"/>
-          </w:tcPr>
-          <w:p>
-            <w:r/>
-            <w:r>
-              <w:rPr>
-                <w:sz w:val="16"/>
-              </w:rPr>
-              <w:t>1종</w:t>
             </w:r>
           </w:p>
         </w:tc>
@@ -6533,7 +6771,7 @@
               <w:rPr>
                 <w:sz w:val="16"/>
               </w:rPr>
-              <w:t>산소소광-발광체</w:t>
+              <w:t>초탄성(실링·완충)</w:t>
             </w:r>
           </w:p>
         </w:tc>
@@ -6547,6 +6785,20 @@
               <w:rPr>
                 <w:sz w:val="16"/>
               </w:rPr>
+              <w:t>1종</w:t>
+            </w:r>
+          </w:p>
+        </w:tc>
+        <w:tc>
+          <w:tcPr>
+            <w:tcW w:type="dxa" w:w="1728"/>
+          </w:tcPr>
+          <w:p>
+            <w:r/>
+            <w:r>
+              <w:rPr>
+                <w:sz w:val="16"/>
+              </w:rPr>
               <w:t>0종</w:t>
             </w:r>
           </w:p>
@@ -6561,21 +6813,7 @@
               <w:rPr>
                 <w:sz w:val="16"/>
               </w:rPr>
-              <w:t>0종</w:t>
-            </w:r>
-          </w:p>
-        </w:tc>
-        <w:tc>
-          <w:tcPr>
-            <w:tcW w:type="dxa" w:w="1728"/>
-          </w:tcPr>
-          <w:p>
-            <w:r/>
-            <w:r>
-              <w:rPr>
-                <w:sz w:val="16"/>
-              </w:rPr>
-              <w:t>0종</w:t>
+              <w:t>1종</w:t>
             </w:r>
           </w:p>
         </w:tc>
@@ -6605,7 +6843,7 @@
           <w:b/>
           <w:sz w:val="19"/>
         </w:rPr>
-        <w:t>해석 13개 중 2개는 남은 재료가 전부 “딱 한 칸” 모자란다. 그 한 칸이 무엇인지도 해석마다 하나로 정해져 있다. 물성 하나를 뚫으면 해석 하나가 통째로 100%가 되는 자리가 그만큼 열려 있다는 뜻이다.</w:t>
+        <w:t>해석 13개 중 3개는 남은 재료가 전부 “딱 한 칸” 모자란다. 그 한 칸이 무엇인지도 해석마다 하나로 정해져 있다. 물성 하나를 뚫으면 해석 하나가 통째로 100%가 되는 자리가 그만큼 열려 있다는 뜻이다.</w:t>
       </w:r>
     </w:p>
     <w:p>
@@ -6617,7 +6855,7 @@
           <w:b w:val="0"/>
           <w:sz w:val="19"/>
         </w:rPr>
-        <w:t>예외는 구조·강성(77종이 2칸 이상) · 낙하·충격(78종이 2칸 이상) · 열전달·방열(76종이 2칸 이상) · 열응력·워피지(78종이 2칸 이상) · 폴더블 벤딩(32종이 2칸 이상) · 결로(표면)(77종이 2칸 이상) · 결로(투습)(61종이 2칸 이상) · 초탄성(실링·완충)(1종이 2칸 이상) · 접착·박리(18종이 2칸 이상) · 피로·수명(35종이 2칸 이상)이다. 여기는 한 배치로 안 닫히는 다층 병목이다.</w:t>
+        <w:t>예외는 구조·강성(163종이 2칸 이상) · 낙하·충격(181종이 2칸 이상) · 열전달·방열(175종이 2칸 이상) · 열응력·워피지(173종이 2칸 이상) · 폴더블 벤딩(43종이 2칸 이상) · 결로(표면)(184종이 2칸 이상) · 결로(투습)(150종이 2칸 이상) · 초탄성(실링·완충)(1종이 2칸 이상) · 접착·박리(25종이 2칸 이상) · 피로·수명(119종이 2칸 이상)이다. 여기는 한 배치로 안 닫히는 다층 병목이다.</w:t>
       </w:r>
     </w:p>
     <w:p>
@@ -7102,7 +7340,7 @@
               <w:rPr>
                 <w:sz w:val="15"/>
               </w:rPr>
-              <w:t>621</w:t>
+              <w:t>731</w:t>
             </w:r>
           </w:p>
         </w:tc>
@@ -7116,7 +7354,7 @@
               <w:rPr>
                 <w:sz w:val="15"/>
               </w:rPr>
-              <w:t>87.8%  ███████·</w:t>
+              <w:t>77.6%  ██████··</w:t>
             </w:r>
           </w:p>
         </w:tc>
@@ -7130,7 +7368,7 @@
               <w:rPr>
                 <w:sz w:val="15"/>
               </w:rPr>
-              <w:t>51.4%</w:t>
+              <w:t>46.6%</w:t>
             </w:r>
           </w:p>
         </w:tc>
@@ -7144,7 +7382,7 @@
               <w:rPr>
                 <w:sz w:val="15"/>
               </w:rPr>
-              <w:t>87.4%</w:t>
+              <w:t>75.6%</w:t>
             </w:r>
           </w:p>
         </w:tc>
@@ -7158,7 +7396,7 @@
               <w:rPr>
                 <w:sz w:val="15"/>
               </w:rPr>
-              <w:t>86.3%</w:t>
+              <w:t>74.6%</w:t>
             </w:r>
           </w:p>
         </w:tc>
@@ -7172,7 +7410,7 @@
               <w:rPr>
                 <w:sz w:val="15"/>
               </w:rPr>
-              <w:t>29.3%</w:t>
+              <w:t>26.3%</w:t>
             </w:r>
           </w:p>
         </w:tc>
@@ -7202,7 +7440,7 @@
               <w:rPr>
                 <w:sz w:val="15"/>
               </w:rPr>
-              <w:t>621</w:t>
+              <w:t>731</w:t>
             </w:r>
           </w:p>
         </w:tc>
@@ -7216,7 +7454,7 @@
               <w:rPr>
                 <w:sz w:val="15"/>
               </w:rPr>
-              <w:t>83.4%  ███████·</w:t>
+              <w:t>72.7%  ██████··</w:t>
             </w:r>
           </w:p>
         </w:tc>
@@ -7230,7 +7468,7 @@
               <w:rPr>
                 <w:sz w:val="15"/>
               </w:rPr>
-              <w:t>43.1%</w:t>
+              <w:t>38.4%</w:t>
             </w:r>
           </w:p>
         </w:tc>
@@ -7244,7 +7482,7 @@
               <w:rPr>
                 <w:sz w:val="15"/>
               </w:rPr>
-              <w:t>74.2%</w:t>
+              <w:t>63.1%</w:t>
             </w:r>
           </w:p>
         </w:tc>
@@ -7258,7 +7496,7 @@
               <w:rPr>
                 <w:sz w:val="15"/>
               </w:rPr>
-              <w:t>80.9%</w:t>
+              <w:t>68.5%</w:t>
             </w:r>
           </w:p>
         </w:tc>
@@ -7272,7 +7510,7 @@
               <w:rPr>
                 <w:sz w:val="15"/>
               </w:rPr>
-              <w:t>12.1%</w:t>
+              <w:t>10.3%</w:t>
             </w:r>
           </w:p>
         </w:tc>
@@ -7302,7 +7540,7 @@
               <w:rPr>
                 <w:sz w:val="15"/>
               </w:rPr>
-              <w:t>621</w:t>
+              <w:t>731</w:t>
             </w:r>
           </w:p>
         </w:tc>
@@ -7316,7 +7554,7 @@
               <w:rPr>
                 <w:sz w:val="15"/>
               </w:rPr>
-              <w:t>87.7%  ███████·</w:t>
+              <w:t>80.2%  ██████··</w:t>
             </w:r>
           </w:p>
         </w:tc>
@@ -7330,7 +7568,7 @@
               <w:rPr>
                 <w:sz w:val="15"/>
               </w:rPr>
-              <w:t>59.4%</w:t>
+              <w:t>56.2%</w:t>
             </w:r>
           </w:p>
         </w:tc>
@@ -7344,7 +7582,7 @@
               <w:rPr>
                 <w:sz w:val="15"/>
               </w:rPr>
-              <w:t>87.6%</w:t>
+              <w:t>74.8%</w:t>
             </w:r>
           </w:p>
         </w:tc>
@@ -7358,7 +7596,7 @@
               <w:rPr>
                 <w:sz w:val="15"/>
               </w:rPr>
-              <w:t>87.7%</w:t>
+              <w:t>74.8%</w:t>
             </w:r>
           </w:p>
         </w:tc>
@@ -7372,7 +7610,7 @@
               <w:rPr>
                 <w:sz w:val="15"/>
               </w:rPr>
-              <w:t>34.1%</w:t>
+              <w:t>29.4%</w:t>
             </w:r>
           </w:p>
         </w:tc>
@@ -7402,7 +7640,7 @@
               <w:rPr>
                 <w:sz w:val="15"/>
               </w:rPr>
-              <w:t>621</w:t>
+              <w:t>731</w:t>
             </w:r>
           </w:p>
         </w:tc>
@@ -7416,7 +7654,7 @@
               <w:rPr>
                 <w:sz w:val="15"/>
               </w:rPr>
-              <w:t>87.7%  ███████·</w:t>
+              <w:t>77.8%  ██████··</w:t>
             </w:r>
           </w:p>
         </w:tc>
@@ -7430,7 +7668,7 @@
               <w:rPr>
                 <w:sz w:val="15"/>
               </w:rPr>
-              <w:t>52.4%</w:t>
+              <w:t>47.8%</w:t>
             </w:r>
           </w:p>
         </w:tc>
@@ -7444,7 +7682,7 @@
               <w:rPr>
                 <w:sz w:val="15"/>
               </w:rPr>
-              <w:t>87.4%</w:t>
+              <w:t>74.3%</w:t>
             </w:r>
           </w:p>
         </w:tc>
@@ -7458,7 +7696,7 @@
               <w:rPr>
                 <w:sz w:val="15"/>
               </w:rPr>
-              <w:t>86.3%</w:t>
+              <w:t>73.1%</w:t>
             </w:r>
           </w:p>
         </w:tc>
@@ -7472,7 +7710,7 @@
               <w:rPr>
                 <w:sz w:val="15"/>
               </w:rPr>
-              <w:t>27.9%</w:t>
+              <w:t>23.7%</w:t>
             </w:r>
           </w:p>
         </w:tc>
@@ -7502,7 +7740,7 @@
               <w:rPr>
                 <w:sz w:val="15"/>
               </w:rPr>
-              <w:t>217</w:t>
+              <w:t>229</w:t>
             </w:r>
           </w:p>
         </w:tc>
@@ -7516,7 +7754,7 @@
               <w:rPr>
                 <w:sz w:val="15"/>
               </w:rPr>
-              <w:t>84.4%  ███████·</w:t>
+              <w:t>81.3%  ███████·</w:t>
             </w:r>
           </w:p>
         </w:tc>
@@ -7530,7 +7768,7 @@
               <w:rPr>
                 <w:sz w:val="15"/>
               </w:rPr>
-              <w:t>51.3%</w:t>
+              <w:t>49.9%</w:t>
             </w:r>
           </w:p>
         </w:tc>
@@ -7544,7 +7782,7 @@
               <w:rPr>
                 <w:sz w:val="15"/>
               </w:rPr>
-              <w:t>82.0%</w:t>
+              <w:t>77.7%</w:t>
             </w:r>
           </w:p>
         </w:tc>
@@ -7558,7 +7796,7 @@
               <w:rPr>
                 <w:sz w:val="15"/>
               </w:rPr>
-              <w:t>82.0%</w:t>
+              <w:t>77.7%</w:t>
             </w:r>
           </w:p>
         </w:tc>
@@ -7572,7 +7810,7 @@
               <w:rPr>
                 <w:sz w:val="15"/>
               </w:rPr>
-              <w:t>19.8%</w:t>
+              <w:t>18.8%</w:t>
             </w:r>
           </w:p>
         </w:tc>
@@ -7602,7 +7840,7 @@
               <w:rPr>
                 <w:sz w:val="15"/>
               </w:rPr>
-              <w:t>621</w:t>
+              <w:t>731</w:t>
             </w:r>
           </w:p>
         </w:tc>
@@ -7616,7 +7854,7 @@
               <w:rPr>
                 <w:sz w:val="15"/>
               </w:rPr>
-              <w:t>85.5%  ███████·</w:t>
+              <w:t>77.1%  ██████··</w:t>
             </w:r>
           </w:p>
         </w:tc>
@@ -7630,7 +7868,7 @@
               <w:rPr>
                 <w:sz w:val="15"/>
               </w:rPr>
-              <w:t>60.0%</w:t>
+              <w:t>55.5%</w:t>
             </w:r>
           </w:p>
         </w:tc>
@@ -7644,7 +7882,7 @@
               <w:rPr>
                 <w:sz w:val="15"/>
               </w:rPr>
-              <w:t>78.7%</w:t>
+              <w:t>66.9%</w:t>
             </w:r>
           </w:p>
         </w:tc>
@@ -7658,7 +7896,7 @@
               <w:rPr>
                 <w:sz w:val="15"/>
               </w:rPr>
-              <w:t>86.5%</w:t>
+              <w:t>67.4%</w:t>
             </w:r>
           </w:p>
         </w:tc>
@@ -7672,7 +7910,7 @@
               <w:rPr>
                 <w:sz w:val="15"/>
               </w:rPr>
-              <w:t>30.9%</w:t>
+              <w:t>26.3%</w:t>
             </w:r>
           </w:p>
         </w:tc>
@@ -7702,7 +7940,7 @@
               <w:rPr>
                 <w:sz w:val="15"/>
               </w:rPr>
-              <w:t>478</w:t>
+              <w:t>567</w:t>
             </w:r>
           </w:p>
         </w:tc>
@@ -7716,7 +7954,7 @@
               <w:rPr>
                 <w:sz w:val="15"/>
               </w:rPr>
-              <w:t>85.7%  ███████·</w:t>
+              <w:t>76.4%  ██████··</w:t>
             </w:r>
           </w:p>
         </w:tc>
@@ -7730,7 +7968,7 @@
               <w:rPr>
                 <w:sz w:val="15"/>
               </w:rPr>
-              <w:t>55.4%</w:t>
+              <w:t>50.8%</w:t>
             </w:r>
           </w:p>
         </w:tc>
@@ -7744,7 +7982,7 @@
               <w:rPr>
                 <w:sz w:val="15"/>
               </w:rPr>
-              <w:t>75.9%</w:t>
+              <w:t>64.0%</w:t>
             </w:r>
           </w:p>
         </w:tc>
@@ -7758,7 +7996,7 @@
               <w:rPr>
                 <w:sz w:val="15"/>
               </w:rPr>
-              <w:t>84.8%</w:t>
+              <w:t>70.6%</w:t>
             </w:r>
           </w:p>
         </w:tc>
@@ -7772,7 +8010,7 @@
               <w:rPr>
                 <w:sz w:val="15"/>
               </w:rPr>
-              <w:t>24.1%</w:t>
+              <w:t>20.3%</w:t>
             </w:r>
           </w:p>
         </w:tc>
@@ -7902,7 +8140,7 @@
               <w:rPr>
                 <w:sz w:val="15"/>
               </w:rPr>
-              <w:t>217</w:t>
+              <w:t>229</w:t>
             </w:r>
           </w:p>
         </w:tc>
@@ -7916,7 +8154,7 @@
               <w:rPr>
                 <w:sz w:val="15"/>
               </w:rPr>
-              <w:t>78.3%  ██████··</w:t>
+              <w:t>75.3%  ██████··</w:t>
             </w:r>
           </w:p>
         </w:tc>
@@ -7930,7 +8168,7 @@
               <w:rPr>
                 <w:sz w:val="15"/>
               </w:rPr>
-              <w:t>62.0%</w:t>
+              <w:t>59.8%</w:t>
             </w:r>
           </w:p>
         </w:tc>
@@ -7944,7 +8182,7 @@
               <w:rPr>
                 <w:sz w:val="15"/>
               </w:rPr>
-              <w:t>65.0%</w:t>
+              <w:t>61.6%</w:t>
             </w:r>
           </w:p>
         </w:tc>
@@ -7958,7 +8196,7 @@
               <w:rPr>
                 <w:sz w:val="15"/>
               </w:rPr>
-              <w:t>78.8%</w:t>
+              <w:t>73.8%</w:t>
             </w:r>
           </w:p>
         </w:tc>
@@ -7972,7 +8210,7 @@
               <w:rPr>
                 <w:sz w:val="15"/>
               </w:rPr>
-              <w:t>35.5%</w:t>
+              <w:t>33.6%</w:t>
             </w:r>
           </w:p>
         </w:tc>
@@ -8002,7 +8240,7 @@
               <w:rPr>
                 <w:sz w:val="15"/>
               </w:rPr>
-              <w:t>621</w:t>
+              <w:t>731</w:t>
             </w:r>
           </w:p>
         </w:tc>
@@ -8016,7 +8254,7 @@
               <w:rPr>
                 <w:sz w:val="15"/>
               </w:rPr>
-              <w:t>87.6%  ███████·</w:t>
+              <w:t>74.4%  ██████··</w:t>
             </w:r>
           </w:p>
         </w:tc>
@@ -8030,7 +8268,7 @@
               <w:rPr>
                 <w:sz w:val="15"/>
               </w:rPr>
-              <w:t>65.9%</w:t>
+              <w:t>56.0%</w:t>
             </w:r>
           </w:p>
         </w:tc>
@@ -8044,7 +8282,7 @@
               <w:rPr>
                 <w:sz w:val="15"/>
               </w:rPr>
-              <w:t>87.6%</w:t>
+              <w:t>74.4%</w:t>
             </w:r>
           </w:p>
         </w:tc>
@@ -8058,7 +8296,7 @@
               <w:rPr>
                 <w:sz w:val="15"/>
               </w:rPr>
-              <w:t>86.5%</w:t>
+              <w:t>73.3%</w:t>
             </w:r>
           </w:p>
         </w:tc>
@@ -8072,7 +8310,7 @@
               <w:rPr>
                 <w:sz w:val="15"/>
               </w:rPr>
-              <w:t>65.9%</w:t>
+              <w:t>56.0%</w:t>
             </w:r>
           </w:p>
         </w:tc>
@@ -8102,7 +8340,7 @@
               <w:rPr>
                 <w:sz w:val="15"/>
               </w:rPr>
-              <w:t>234</w:t>
+              <w:t>335</w:t>
             </w:r>
           </w:p>
         </w:tc>
@@ -8116,7 +8354,7 @@
               <w:rPr>
                 <w:sz w:val="15"/>
               </w:rPr>
-              <w:t>74.4%  ██████··</w:t>
+              <w:t>57.1%  █████···</w:t>
             </w:r>
           </w:p>
         </w:tc>
@@ -8130,7 +8368,7 @@
               <w:rPr>
                 <w:sz w:val="15"/>
               </w:rPr>
-              <w:t>62.5%</w:t>
+              <w:t>48.9%</w:t>
             </w:r>
           </w:p>
         </w:tc>
@@ -8144,7 +8382,7 @@
               <w:rPr>
                 <w:sz w:val="15"/>
               </w:rPr>
-              <w:t>52.1%</w:t>
+              <w:t>36.4%</w:t>
             </w:r>
           </w:p>
         </w:tc>
@@ -8158,7 +8396,7 @@
               <w:rPr>
                 <w:sz w:val="15"/>
               </w:rPr>
-              <w:t>70.5%</w:t>
+              <w:t>45.9%</w:t>
             </w:r>
           </w:p>
         </w:tc>
@@ -8172,7 +8410,7 @@
               <w:rPr>
                 <w:sz w:val="15"/>
               </w:rPr>
-              <w:t>29.5%</w:t>
+              <w:t>20.6%</w:t>
             </w:r>
           </w:p>
         </w:tc>
@@ -8202,7 +8440,7 @@
               <w:rPr>
                 <w:sz w:val="15"/>
               </w:rPr>
-              <w:t>55</w:t>
+              <w:t>62</w:t>
             </w:r>
           </w:p>
         </w:tc>
@@ -8216,7 +8454,7 @@
               <w:rPr>
                 <w:sz w:val="15"/>
               </w:rPr>
-              <w:t>100.0%  ████████</w:t>
+              <w:t>88.7%  ███████·</w:t>
             </w:r>
           </w:p>
         </w:tc>
@@ -8230,7 +8468,7 @@
               <w:rPr>
                 <w:sz w:val="15"/>
               </w:rPr>
-              <w:t>100.0%</w:t>
+              <w:t>88.7%</w:t>
             </w:r>
           </w:p>
         </w:tc>
@@ -8244,7 +8482,7 @@
               <w:rPr>
                 <w:sz w:val="15"/>
               </w:rPr>
-              <w:t>100.0%</w:t>
+              <w:t>88.7%</w:t>
             </w:r>
           </w:p>
         </w:tc>
@@ -8258,7 +8496,7 @@
               <w:rPr>
                 <w:sz w:val="15"/>
               </w:rPr>
-              <w:t>100.0%</w:t>
+              <w:t>88.7%</w:t>
             </w:r>
           </w:p>
         </w:tc>
@@ -8272,7 +8510,7 @@
               <w:rPr>
                 <w:sz w:val="15"/>
               </w:rPr>
-              <w:t>100.0%</w:t>
+              <w:t>88.7%</w:t>
             </w:r>
           </w:p>
         </w:tc>
@@ -8415,7 +8653,7 @@
               <w:rPr>
                 <w:sz w:val="15"/>
               </w:rPr>
-              <w:t>85.4%</w:t>
+              <w:t>75.9%</w:t>
             </w:r>
           </w:p>
         </w:tc>
@@ -8429,7 +8667,7 @@
               <w:rPr>
                 <w:sz w:val="15"/>
               </w:rPr>
-              <w:t>54.3%</w:t>
+              <w:t>49.5%</w:t>
             </w:r>
           </w:p>
         </w:tc>
@@ -8492,7 +8730,7 @@
           <w:b/>
           <w:sz w:val="19"/>
         </w:rPr>
-        <w:t>(가) 셀 채움만 보면 “거의 다 됐다”로 읽힌다. 구조·강성은 셀 87.8%다. 그런데 실측기반은 51.4%이고, 실측만으로 카드가 나오는 재료는 29.3%(182종)뿐이다. 전체로는 5,153칸(31.1%p)이 가정값이 만든 착시다.</w:t>
+        <w:t>(가) 셀 채움만 보면 “거의 다 됐다”로 읽힌다. 구조·강성은 셀 77.6%다. 그런데 실측기반은 46.6%이고, 실측만으로 카드가 나오는 재료는 26.3%(192종)뿐이다. 전체로는 5,153칸(26.4%p)이 가정값이 만든 착시다.</w:t>
       </w:r>
     </w:p>
     <w:p>
@@ -8504,7 +8742,7 @@
           <w:b w:val="0"/>
           <w:sz w:val="19"/>
         </w:rPr>
-        <w:t>(나) 재료 준비만 보면 “실측으로 서 있는 줄” 안다. 열전달·방열은 준비율 87.6%(544종)인데 실측 기준으로는 34.1%(212종)다. 덱은 544종이 돌지만 그중 332종은 가정값을 딛고 서 있다.</w:t>
+        <w:t>(나) 재료 준비만 보면 “실측으로 서 있는 줄” 안다. 열전달·방열은 준비율 74.8%(547종)인데 실측 기준으로는 29.4%(215종)다. 덱은 547종이 돌지만 그중 332종은 가정값을 딛고 서 있다.</w:t>
       </w:r>
     </w:p>
     <w:p>
@@ -8516,7 +8754,7 @@
           <w:b w:val="0"/>
           <w:sz w:val="19"/>
         </w:rPr>
-        <w:t>(다) 셀 채움과 재료 준비가 크게 갈리는 자리가 진짜 병목이다. 피로·수명은 셀 74.4%인데 준비 52.1%다. 재료마다 비어 있는 칸이 다르면 이렇게 벌어진다. 반대로 전기·EMI는 두 수치가 같다 — 택일군 하나짜리 해석이라 채운 칸이 곧 준비된 재료다.</w:t>
+        <w:t>(다) 셀 채움과 재료 준비가 크게 갈리는 자리가 진짜 병목이다. 피로·수명은 셀 57.1%인데 준비 36.4%다. 재료마다 비어 있는 칸이 다르면 이렇게 벌어진다. 반대로 전기·EMI는 두 수치가 같다 — 택일군 하나짜리 해석이라 채운 칸이 곧 준비된 재료다.</w:t>
       </w:r>
     </w:p>
     <w:p>
@@ -10379,7 +10617,7 @@
           <w:b w:val="0"/>
           <w:sz w:val="19"/>
         </w:rPr>
-        <w:t>tier4는 4,487건(20.3%)이다. 그중 assumption 표지를 가진 것이 4,395건이고, 나머지 92건은 가정이 아니라 계산·유도값이다.</w:t>
+        <w:t>tier4는 4,487건(19.8%)이다. 그중 assumption 표지를 가진 것이 4,395건이고, 나머지 92건은 가정이 아니라 계산·유도값이다.</w:t>
       </w:r>
     </w:p>
     <w:tbl>
@@ -10686,7 +10924,7 @@
               <w:rPr>
                 <w:sz w:val="15"/>
               </w:rPr>
-              <w:t>408 / 713</w:t>
+              <w:t>408 / 728</w:t>
             </w:r>
           </w:p>
         </w:tc>
@@ -10700,7 +10938,7 @@
               <w:rPr>
                 <w:sz w:val="15"/>
               </w:rPr>
-              <w:t>57.2%  ██████····</w:t>
+              <w:t>56.0%  ██████····</w:t>
             </w:r>
           </w:p>
         </w:tc>
@@ -11486,7 +11724,7 @@
               <w:rPr>
                 <w:sz w:val="16"/>
               </w:rPr>
-              <w:t>621종 (polymer 340, metal 95, composite 91, ceramic 48, rubber 25, foam 22)</w:t>
+              <w:t>731종 (polymer 349, composite 171, metal 105, ceramic 59, rubber 25, foam 22)</w:t>
             </w:r>
           </w:p>
         </w:tc>
@@ -11516,7 +11754,7 @@
               <w:rPr>
                 <w:sz w:val="16"/>
               </w:rPr>
-              <w:t>22,095건</w:t>
+              <w:t>22,706건</w:t>
             </w:r>
           </w:p>
         </w:tc>
@@ -11546,7 +11784,7 @@
               <w:rPr>
                 <w:sz w:val="16"/>
               </w:rPr>
-              <w:t>2,191건 (DOI 보유 790)</w:t>
+              <w:t>2,209건 (DOI 보유 808)</w:t>
             </w:r>
           </w:p>
         </w:tc>
@@ -11576,7 +11814,7 @@
               <w:rPr>
                 <w:sz w:val="16"/>
               </w:rPr>
-              <w:t>165종 — 값이 있는 정의 163종(개통률 99%)</w:t>
+              <w:t>167종 — 값이 있는 정의 165종(개통률 99%)</w:t>
             </w:r>
           </w:p>
         </w:tc>
@@ -11606,7 +11844,7 @@
               <w:rPr>
                 <w:sz w:val="16"/>
               </w:rPr>
-              <w:t>datasheet 879 · journal 771 · database 313 · other 105 · book 72 · standard 26 · web 24 · computed 1</w:t>
+              <w:t>datasheet 879 · journal 788 · database 313 · other 106 · book 72 · standard 26 · web 24 · computed 1</w:t>
             </w:r>
           </w:p>
         </w:tc>
@@ -11681,7 +11919,7 @@
               <w:rPr>
                 <w:sz w:val="16"/>
               </w:rPr>
-              <w:t>16,585</w:t>
+              <w:t>19,523</w:t>
             </w:r>
           </w:p>
         </w:tc>
@@ -11711,7 +11949,7 @@
               <w:rPr>
                 <w:sz w:val="16"/>
               </w:rPr>
-              <w:t>14,163  (85.4%)</w:t>
+              <w:t>14,812  (75.9%)</w:t>
             </w:r>
           </w:p>
         </w:tc>
@@ -11741,7 +11979,7 @@
               <w:rPr>
                 <w:sz w:val="16"/>
               </w:rPr>
-              <w:t>9,010  (54.3%)</w:t>
+              <w:t>9,659  (49.5%)</w:t>
             </w:r>
           </w:p>
         </w:tc>
@@ -11771,7 +12009,7 @@
               <w:rPr>
                 <w:sz w:val="16"/>
               </w:rPr>
-              <w:t>5,153  (31.1%p)</w:t>
+              <w:t>5,153  (26.4%p)</w:t>
             </w:r>
           </w:p>
         </w:tc>
@@ -11801,7 +12039,7 @@
               <w:rPr>
                 <w:sz w:val="16"/>
               </w:rPr>
-              <w:t>2,422</w:t>
+              <w:t>4,711</w:t>
             </w:r>
           </w:p>
         </w:tc>
@@ -11831,7 +12069,7 @@
               <w:rPr>
                 <w:sz w:val="16"/>
               </w:rPr>
-              <w:t>308</w:t>
+              <w:t>331</w:t>
             </w:r>
           </w:p>
         </w:tc>
@@ -11861,7 +12099,7 @@
               <w:rPr>
                 <w:sz w:val="16"/>
               </w:rPr>
-              <w:t>2,114</w:t>
+              <w:t>4,380</w:t>
             </w:r>
           </w:p>
         </w:tc>
@@ -11891,7 +12129,7 @@
               <w:rPr>
                 <w:sz w:val="16"/>
               </w:rPr>
-              <w:t>7,575</w:t>
+              <w:t>9,864</w:t>
             </w:r>
           </w:p>
         </w:tc>
@@ -11982,7 +12220,7 @@
               <w:rPr>
                 <w:sz w:val="15"/>
               </w:rPr>
-              <w:t>547</w:t>
+              <w:t>1100</w:t>
             </w:r>
           </w:p>
         </w:tc>
@@ -12026,7 +12264,7 @@
               <w:rPr>
                 <w:sz w:val="15"/>
               </w:rPr>
-              <w:t>286</w:t>
+              <w:t>603</w:t>
             </w:r>
           </w:p>
         </w:tc>
@@ -12070,7 +12308,7 @@
               <w:rPr>
                 <w:sz w:val="15"/>
               </w:rPr>
-              <w:t>263</w:t>
+              <w:t>550</w:t>
             </w:r>
           </w:p>
         </w:tc>
@@ -12114,7 +12352,7 @@
               <w:rPr>
                 <w:sz w:val="15"/>
               </w:rPr>
-              <w:t>212</w:t>
+              <w:t>507</w:t>
             </w:r>
           </w:p>
         </w:tc>
@@ -12158,7 +12396,7 @@
               <w:rPr>
                 <w:sz w:val="15"/>
               </w:rPr>
-              <w:t>210</w:t>
+              <w:t>266</w:t>
             </w:r>
           </w:p>
         </w:tc>
@@ -12188,7 +12426,7 @@
               <w:rPr>
                 <w:sz w:val="15"/>
               </w:rPr>
-              <w:t>소성 (항복 OR 인장+연신)</w:t>
+              <w:t>젖음 (접촉각 · 표면에너지)</w:t>
             </w:r>
           </w:p>
         </w:tc>
@@ -12202,7 +12440,7 @@
               <w:rPr>
                 <w:sz w:val="15"/>
               </w:rPr>
-              <w:t>107</w:t>
+              <w:t>230</w:t>
             </w:r>
           </w:p>
         </w:tc>
@@ -12216,7 +12454,7 @@
               <w:rPr>
                 <w:sz w:val="15"/>
               </w:rPr>
-              <w:t>적층판 18종은 파단연신율을 어느 벤더도 발표하지 않고 문헌에도 없다</w:t>
+              <w:t>커버글래스는 bare 값을 상한으로만 인쇄한다</w:t>
             </w:r>
           </w:p>
         </w:tc>
@@ -12232,7 +12470,7 @@
               <w:rPr>
                 <w:sz w:val="15"/>
               </w:rPr>
-              <w:t>율속 (Cowper-Symonds · DIF · σy(ε̇) · JC-C)</w:t>
+              <w:t>소성 (항복 OR 인장+연신)</w:t>
             </w:r>
           </w:p>
         </w:tc>
@@ -12246,7 +12484,7 @@
               <w:rPr>
                 <w:sz w:val="15"/>
               </w:rPr>
-              <w:t>78</w:t>
+              <w:t>210</w:t>
             </w:r>
           </w:p>
         </w:tc>
@@ -12260,7 +12498,7 @@
               <w:rPr>
                 <w:sz w:val="15"/>
               </w:rPr>
-              <w:t>OA에 존재하는 Cowper-Symonds 논문이 45건 수준이고 전부 금속 아니면 벌크 폴리머다. 복합재·세라믹·유리의 CS 쌍은 OA에 하나도 없다</w:t>
+              <w:t>적층판 18종은 파단연신율을 어느 벤더도 발표하지 않고 문헌에도 없다</w:t>
             </w:r>
           </w:p>
         </w:tc>
@@ -12276,7 +12514,7 @@
               <w:rPr>
                 <w:sz w:val="15"/>
               </w:rPr>
-              <w:t>선팽창계수(CTE)</w:t>
+              <w:t>율속 (Cowper-Symonds · DIF · σy(ε̇) · JC-C)</w:t>
             </w:r>
           </w:p>
         </w:tc>
@@ -12290,7 +12528,7 @@
               <w:rPr>
                 <w:sz w:val="15"/>
               </w:rPr>
-              <w:t>78</w:t>
+              <w:t>181</w:t>
             </w:r>
           </w:p>
         </w:tc>
@@ -12304,7 +12542,7 @@
               <w:rPr>
                 <w:sz w:val="15"/>
               </w:rPr>
-              <w:t>남은 1종은 개별 확인 대상이다</w:t>
+              <w:t>OA에 존재하는 Cowper-Symonds 논문이 45건 수준이고 전부 금속 아니면 벌크 폴리머다. 복합재·세라믹·유리의 CS 쌍은 OA에 하나도 없다</w:t>
             </w:r>
           </w:p>
         </w:tc>
@@ -12320,7 +12558,7 @@
           <w:b/>
           <w:sz w:val="19"/>
         </w:rPr>
-        <w:t>남은 일의 성격 요약 — 2개 해석은 재료마다 딱 한 칸씩 모자라고, 낙하·충격만 2층 병목이다. 막힌 경로가 바뀌지 않는 한 남은 칸 전부는 안 닫힌다. 두 파동에 걸쳐 확인된 결론은 율속과 피로가 OA 밖(핸드북·벤더 시험보고서·유료 표준)에 있다는 것이다. 동시에, 채워진 14,163칸 중 5,153칸이 가정값이다 — 남은 칸을 닫는 것과 이미 닫은 칸의 근거를 두껍게 하는 것은 별개의 일이고 후자가 더 크다.</w:t>
+        <w:t>남은 일의 성격 요약 — 3개 해석은 재료마다 딱 한 칸씩 모자라고, 낙하·충격만 2층 병목이다. 막힌 경로가 바뀌지 않는 한 남은 칸 전부는 안 닫힌다. 두 파동에 걸쳐 확인된 결론은 율속과 피로가 OA 밖(핸드북·벤더 시험보고서·유료 표준)에 있다는 것이다. 동시에, 채워진 14,812칸 중 5,153칸이 가정값이다 — 남은 칸을 닫는 것과 이미 닫은 칸의 근거를 두껍게 하는 것은 별개의 일이고 후자가 더 크다.</w:t>
       </w:r>
     </w:p>
     <w:p>
@@ -12866,7 +13104,7 @@
           <w:b/>
           <w:sz w:val="19"/>
         </w:rPr>
-        <w:t>(가) coverage_report.py의 “유효 채움”이 부재 칸을 이중으로 센다. 구조적 부재 726칸 중 418칸에는 이미 tier4 가정값이 들어 있다(8차 방침대로라 정상이다). 그런데 지표는 이 칸을 분자에는 채운 것으로 넣고 분모에서는 빼고 있어, 해석별 유효채움이 100%를 넘는다.</w:t>
+        <w:t>(가) coverage_report.py의 “유효 채움”이 부재 칸을 이중으로 센다. 구조적 부재 698칸 중 367칸에는 이미 tier4 가정값이 들어 있다(8차 방침대로라 정상이다). 그런데 지표는 이 칸을 분자에는 채운 것으로 넣고 분모에서는 빼고 있어, 해석별 유효채움이 100%를 넘는다.</w:t>
       </w:r>
     </w:p>
     <w:tbl>
@@ -12985,6 +13223,20 @@
               <w:rPr>
                 <w:sz w:val="15"/>
               </w:rPr>
+              <w:t>116</w:t>
+            </w:r>
+          </w:p>
+        </w:tc>
+        <w:tc>
+          <w:tcPr>
+            <w:tcW w:type="dxa" w:w="1728"/>
+          </w:tcPr>
+          <w:p>
+            <w:r/>
+            <w:r>
+              <w:rPr>
+                <w:sz w:val="15"/>
+              </w:rPr>
               <w:t>102</w:t>
             </w:r>
           </w:p>
@@ -12999,7 +13251,7 @@
               <w:rPr>
                 <w:sz w:val="15"/>
               </w:rPr>
-              <w:t>102</w:t>
+              <w:t>81.9%</w:t>
             </w:r>
           </w:p>
         </w:tc>
@@ -13013,21 +13265,7 @@
               <w:rPr>
                 <w:sz w:val="15"/>
               </w:rPr>
-              <w:t>92.8%</w:t>
-            </w:r>
-          </w:p>
-        </w:tc>
-        <w:tc>
-          <w:tcPr>
-            <w:tcW w:type="dxa" w:w="1728"/>
-          </w:tcPr>
-          <w:p>
-            <w:r/>
-            <w:r>
-              <w:rPr>
-                <w:sz w:val="15"/>
-              </w:rPr>
-              <w:t>87.1%</w:t>
+              <w:t>77.0%</w:t>
             </w:r>
           </w:p>
         </w:tc>
@@ -13057,7 +13295,7 @@
               <w:rPr>
                 <w:sz w:val="15"/>
               </w:rPr>
-              <w:t>204</w:t>
+              <w:t>232</w:t>
             </w:r>
           </w:p>
         </w:tc>
@@ -13085,7 +13323,7 @@
               <w:rPr>
                 <w:sz w:val="15"/>
               </w:rPr>
-              <w:t>89.3%</w:t>
+              <w:t>77.6%</w:t>
             </w:r>
           </w:p>
         </w:tc>
@@ -13099,7 +13337,7 @@
               <w:rPr>
                 <w:sz w:val="15"/>
               </w:rPr>
-              <w:t>85.8%</w:t>
+              <w:t>74.6%</w:t>
             </w:r>
           </w:p>
         </w:tc>
@@ -13157,7 +13395,7 @@
               <w:rPr>
                 <w:sz w:val="15"/>
               </w:rPr>
-              <w:t>87.9%</w:t>
+              <w:t>80.4%</w:t>
             </w:r>
           </w:p>
         </w:tc>
@@ -13171,7 +13409,7 @@
               <w:rPr>
                 <w:sz w:val="15"/>
               </w:rPr>
-              <w:t>87.7%</w:t>
+              <w:t>80.2%</w:t>
             </w:r>
           </w:p>
         </w:tc>
@@ -13201,7 +13439,7 @@
               <w:rPr>
                 <w:sz w:val="15"/>
               </w:rPr>
-              <w:t>153</w:t>
+              <w:t>116</w:t>
             </w:r>
           </w:p>
         </w:tc>
@@ -13215,7 +13453,7 @@
               <w:rPr>
                 <w:sz w:val="15"/>
               </w:rPr>
-              <w:t>153</w:t>
+              <w:t>102</w:t>
             </w:r>
           </w:p>
         </w:tc>
@@ -13229,7 +13467,7 @@
               <w:rPr>
                 <w:sz w:val="15"/>
               </w:rPr>
-              <w:t>93.4%</w:t>
+              <w:t>81.0%</w:t>
             </w:r>
           </w:p>
         </w:tc>
@@ -13243,7 +13481,7 @@
               <w:rPr>
                 <w:sz w:val="15"/>
               </w:rPr>
-              <w:t>86.9%</w:t>
+              <w:t>77.4%</w:t>
             </w:r>
           </w:p>
         </w:tc>
@@ -13273,7 +13511,7 @@
               <w:rPr>
                 <w:sz w:val="15"/>
               </w:rPr>
-              <w:t>61</w:t>
+              <w:t>10</w:t>
             </w:r>
           </w:p>
         </w:tc>
@@ -13301,7 +13539,7 @@
               <w:rPr>
                 <w:sz w:val="15"/>
               </w:rPr>
-              <w:t>87.6%</w:t>
+              <w:t>77.4%</w:t>
             </w:r>
           </w:p>
         </w:tc>
@@ -13315,7 +13553,7 @@
               <w:rPr>
                 <w:sz w:val="15"/>
               </w:rPr>
-              <w:t>87.5%</w:t>
+              <w:t>77.2%</w:t>
             </w:r>
           </w:p>
         </w:tc>
@@ -13345,7 +13583,7 @@
               <w:rPr>
                 <w:sz w:val="15"/>
               </w:rPr>
-              <w:t>51</w:t>
+              <w:t>54</w:t>
             </w:r>
           </w:p>
         </w:tc>
@@ -13373,7 +13611,7 @@
               <w:rPr>
                 <w:sz w:val="15"/>
               </w:rPr>
-              <w:t>88.1%</w:t>
+              <w:t>78.3%</w:t>
             </w:r>
           </w:p>
         </w:tc>
@@ -13387,7 +13625,7 @@
               <w:rPr>
                 <w:sz w:val="15"/>
               </w:rPr>
-              <w:t>88.0%</w:t>
+              <w:t>78.2%</w:t>
             </w:r>
           </w:p>
         </w:tc>
@@ -13417,6 +13655,20 @@
               <w:rPr>
                 <w:sz w:val="15"/>
               </w:rPr>
+              <w:t>58</w:t>
+            </w:r>
+          </w:p>
+        </w:tc>
+        <w:tc>
+          <w:tcPr>
+            <w:tcW w:type="dxa" w:w="1728"/>
+          </w:tcPr>
+          <w:p>
+            <w:r/>
+            <w:r>
+              <w:rPr>
+                <w:sz w:val="15"/>
+              </w:rPr>
               <w:t>51</w:t>
             </w:r>
           </w:p>
@@ -13431,7 +13683,7 @@
               <w:rPr>
                 <w:sz w:val="15"/>
               </w:rPr>
-              <w:t>51</w:t>
+              <w:t>80.8%</w:t>
             </w:r>
           </w:p>
         </w:tc>
@@ -13445,21 +13697,7 @@
               <w:rPr>
                 <w:sz w:val="15"/>
               </w:rPr>
-              <w:t>95.4%</w:t>
-            </w:r>
-          </w:p>
-        </w:tc>
-        <w:tc>
-          <w:tcPr>
-            <w:tcW w:type="dxa" w:w="1728"/>
-          </w:tcPr>
-          <w:p>
-            <w:r/>
-            <w:r>
-              <w:rPr>
-                <w:sz w:val="15"/>
-              </w:rPr>
-              <w:t>86.5%</w:t>
+              <w:t>73.3%</w:t>
             </w:r>
           </w:p>
         </w:tc>
@@ -13475,7 +13713,7 @@
           <w:b/>
           <w:sz w:val="19"/>
         </w:rPr>
-        <w:t>리포트가 인쇄하는 “남은 일은 2422칸이 아니라 1696칸이다”도 같은 이유로 과소치다. 정직한 값은 2114칸이다(2422 − 308, 308 = 부재이면서 아직 비어 있는 칸). 이 문서의 5·10절은 그 값을 쓴다.</w:t>
+        <w:t>리포트가 인쇄하는 “남은 일은 4711칸이 아니라 4013칸이다”도 같은 이유로 과소치다. 정직한 값은 4380칸이다(4711 − 331, 331 = 부재이면서 아직 비어 있는 칸). 이 문서의 5·10절은 그 값을 쓴다.</w:t>
       </w:r>
     </w:p>
     <w:p>
@@ -13948,7 +14186,7 @@
               <w:rPr>
                 <w:sz w:val="15"/>
               </w:rPr>
-              <w:t>물성 정의 165종</w:t>
+              <w:t>물성 정의 167종</w:t>
             </w:r>
           </w:p>
         </w:tc>

--- a/MaterialTwin_물성수집_방법론.docx
+++ b/MaterialTwin_물성수집_방법론.docx
@@ -31,7 +31,7 @@
           <w:color w:val="606060"/>
           <w:sz w:val="18"/>
         </w:rPr>
-        <w:t>2026-08-13 · 재료 731종 · 물성값 22,706건 · 출처 2,209건 · 물성 정의 167종</w:t>
+        <w:t>2026-08-13 · 재료 731종 · 물성값 23,139건 · 출처 2,211건 · 물성 정의 167종</w:t>
       </w:r>
     </w:p>
     <w:p/>
@@ -1291,7 +1291,7 @@
               <w:rPr>
                 <w:sz w:val="16"/>
               </w:rPr>
-              <w:t>10,727</w:t>
+              <w:t>11,169</w:t>
             </w:r>
           </w:p>
         </w:tc>
@@ -1305,7 +1305,7 @@
               <w:rPr>
                 <w:sz w:val="16"/>
               </w:rPr>
-              <w:t>47.2%</w:t>
+              <w:t>48.3%</w:t>
             </w:r>
           </w:p>
         </w:tc>
@@ -1363,7 +1363,7 @@
               <w:rPr>
                 <w:sz w:val="16"/>
               </w:rPr>
-              <w:t>7.7%</w:t>
+              <w:t>7.5%</w:t>
             </w:r>
           </w:p>
         </w:tc>
@@ -1407,7 +1407,7 @@
               <w:rPr>
                 <w:sz w:val="16"/>
               </w:rPr>
-              <w:t>5,754</w:t>
+              <w:t>5,745</w:t>
             </w:r>
           </w:p>
         </w:tc>
@@ -1421,7 +1421,7 @@
               <w:rPr>
                 <w:sz w:val="16"/>
               </w:rPr>
-              <w:t>25.3%</w:t>
+              <w:t>24.8%</w:t>
             </w:r>
           </w:p>
         </w:tc>
@@ -1479,7 +1479,7 @@
               <w:rPr>
                 <w:sz w:val="16"/>
               </w:rPr>
-              <w:t>19.8%</w:t>
+              <w:t>19.4%</w:t>
             </w:r>
           </w:p>
         </w:tc>
@@ -4625,7 +4625,7 @@
               <w:rPr>
                 <w:sz w:val="15"/>
               </w:rPr>
-              <w:t>151</w:t>
+              <w:t>150</w:t>
             </w:r>
           </w:p>
         </w:tc>
@@ -4639,7 +4639,7 @@
               <w:rPr>
                 <w:sz w:val="15"/>
               </w:rPr>
-              <w:t>151</w:t>
+              <w:t>150</w:t>
             </w:r>
           </w:p>
         </w:tc>
@@ -5498,7 +5498,7 @@
               <w:rPr>
                 <w:sz w:val="16"/>
               </w:rPr>
-              <w:t>1종</w:t>
+              <w:t>2종</w:t>
             </w:r>
           </w:p>
         </w:tc>
@@ -5528,7 +5528,7 @@
               <w:rPr>
                 <w:sz w:val="16"/>
               </w:rPr>
-              <w:t>23종</w:t>
+              <w:t>22종</w:t>
             </w:r>
           </w:p>
         </w:tc>
@@ -6453,7 +6453,7 @@
               <w:rPr>
                 <w:sz w:val="16"/>
               </w:rPr>
-              <w:t>29종</w:t>
+              <w:t>30종</w:t>
             </w:r>
           </w:p>
         </w:tc>
@@ -6467,7 +6467,7 @@
               <w:rPr>
                 <w:sz w:val="16"/>
               </w:rPr>
-              <w:t>90종</w:t>
+              <w:t>89종</w:t>
             </w:r>
           </w:p>
         </w:tc>
@@ -8354,7 +8354,7 @@
               <w:rPr>
                 <w:sz w:val="15"/>
               </w:rPr>
-              <w:t>57.1%  █████···</w:t>
+              <w:t>57.2%  █████···</w:t>
             </w:r>
           </w:p>
         </w:tc>
@@ -8368,7 +8368,7 @@
               <w:rPr>
                 <w:sz w:val="15"/>
               </w:rPr>
-              <w:t>48.9%</w:t>
+              <w:t>49.0%</w:t>
             </w:r>
           </w:p>
         </w:tc>
@@ -8754,7 +8754,7 @@
           <w:b w:val="0"/>
           <w:sz w:val="19"/>
         </w:rPr>
-        <w:t>(다) 셀 채움과 재료 준비가 크게 갈리는 자리가 진짜 병목이다. 피로·수명은 셀 57.1%인데 준비 36.4%다. 재료마다 비어 있는 칸이 다르면 이렇게 벌어진다. 반대로 전기·EMI는 두 수치가 같다 — 택일군 하나짜리 해석이라 채운 칸이 곧 준비된 재료다.</w:t>
+        <w:t>(다) 셀 채움과 재료 준비가 크게 갈리는 자리가 진짜 병목이다. 피로·수명은 셀 57.2%인데 준비 36.4%다. 재료마다 비어 있는 칸이 다르면 이렇게 벌어진다. 반대로 전기·EMI는 두 수치가 같다 — 택일군 하나짜리 해석이라 채운 칸이 곧 준비된 재료다.</w:t>
       </w:r>
     </w:p>
     <w:p>
@@ -10617,7 +10617,7 @@
           <w:b w:val="0"/>
           <w:sz w:val="19"/>
         </w:rPr>
-        <w:t>tier4는 4,487건(19.8%)이다. 그중 assumption 표지를 가진 것이 4,395건이고, 나머지 92건은 가정이 아니라 계산·유도값이다.</w:t>
+        <w:t>tier4는 4,487건(19.4%)이다. 그중 assumption 표지를 가진 것이 4,395건이고, 나머지 92건은 가정이 아니라 계산·유도값이다.</w:t>
       </w:r>
     </w:p>
     <w:tbl>
@@ -11754,7 +11754,7 @@
               <w:rPr>
                 <w:sz w:val="16"/>
               </w:rPr>
-              <w:t>22,706건</w:t>
+              <w:t>23,139건</w:t>
             </w:r>
           </w:p>
         </w:tc>
@@ -11784,7 +11784,7 @@
               <w:rPr>
                 <w:sz w:val="16"/>
               </w:rPr>
-              <w:t>2,209건 (DOI 보유 808)</w:t>
+              <w:t>2,211건 (DOI 보유 810)</w:t>
             </w:r>
           </w:p>
         </w:tc>
@@ -11844,7 +11844,7 @@
               <w:rPr>
                 <w:sz w:val="16"/>
               </w:rPr>
-              <w:t>datasheet 879 · journal 788 · database 313 · other 106 · book 72 · standard 26 · web 24 · computed 1</w:t>
+              <w:t>datasheet 879 · journal 790 · database 313 · other 106 · book 72 · standard 26 · web 24 · computed 1</w:t>
             </w:r>
           </w:p>
         </w:tc>
@@ -11949,7 +11949,7 @@
               <w:rPr>
                 <w:sz w:val="16"/>
               </w:rPr>
-              <w:t>14,812  (75.9%)</w:t>
+              <w:t>14,813  (75.9%)</w:t>
             </w:r>
           </w:p>
         </w:tc>
@@ -11979,7 +11979,7 @@
               <w:rPr>
                 <w:sz w:val="16"/>
               </w:rPr>
-              <w:t>9,659  (49.5%)</w:t>
+              <w:t>9,660  (49.5%)</w:t>
             </w:r>
           </w:p>
         </w:tc>
@@ -12039,7 +12039,7 @@
               <w:rPr>
                 <w:sz w:val="16"/>
               </w:rPr>
-              <w:t>4,711</w:t>
+              <w:t>4,710</w:t>
             </w:r>
           </w:p>
         </w:tc>
@@ -12099,7 +12099,7 @@
               <w:rPr>
                 <w:sz w:val="16"/>
               </w:rPr>
-              <w:t>4,380</w:t>
+              <w:t>4,379</w:t>
             </w:r>
           </w:p>
         </w:tc>
@@ -12129,7 +12129,7 @@
               <w:rPr>
                 <w:sz w:val="16"/>
               </w:rPr>
-              <w:t>9,864</w:t>
+              <w:t>9,863</w:t>
             </w:r>
           </w:p>
         </w:tc>
@@ -12558,7 +12558,7 @@
           <w:b/>
           <w:sz w:val="19"/>
         </w:rPr>
-        <w:t>남은 일의 성격 요약 — 3개 해석은 재료마다 딱 한 칸씩 모자라고, 낙하·충격만 2층 병목이다. 막힌 경로가 바뀌지 않는 한 남은 칸 전부는 안 닫힌다. 두 파동에 걸쳐 확인된 결론은 율속과 피로가 OA 밖(핸드북·벤더 시험보고서·유료 표준)에 있다는 것이다. 동시에, 채워진 14,812칸 중 5,153칸이 가정값이다 — 남은 칸을 닫는 것과 이미 닫은 칸의 근거를 두껍게 하는 것은 별개의 일이고 후자가 더 크다.</w:t>
+        <w:t>남은 일의 성격 요약 — 3개 해석은 재료마다 딱 한 칸씩 모자라고, 낙하·충격만 2층 병목이다. 막힌 경로가 바뀌지 않는 한 남은 칸 전부는 안 닫힌다. 두 파동에 걸쳐 확인된 결론은 율속과 피로가 OA 밖(핸드북·벤더 시험보고서·유료 표준)에 있다는 것이다. 동시에, 채워진 14,813칸 중 5,153칸이 가정값이다 — 남은 칸을 닫는 것과 이미 닫은 칸의 근거를 두껍게 하는 것은 별개의 일이고 후자가 더 크다.</w:t>
       </w:r>
     </w:p>
     <w:p>
@@ -13713,7 +13713,7 @@
           <w:b/>
           <w:sz w:val="19"/>
         </w:rPr>
-        <w:t>리포트가 인쇄하는 “남은 일은 4711칸이 아니라 4013칸이다”도 같은 이유로 과소치다. 정직한 값은 4380칸이다(4711 − 331, 331 = 부재이면서 아직 비어 있는 칸). 이 문서의 5·10절은 그 값을 쓴다.</w:t>
+        <w:t>리포트가 인쇄하는 “남은 일은 4710칸이 아니라 4012칸이다”도 같은 이유로 과소치다. 정직한 값은 4379칸이다(4710 − 331, 331 = 부재이면서 아직 비어 있는 칸). 이 문서의 5·10절은 그 값을 쓴다.</w:t>
       </w:r>
     </w:p>
     <w:p>

--- a/MaterialTwin_물성수집_방법론.docx
+++ b/MaterialTwin_물성수집_방법론.docx
@@ -31,7 +31,7 @@
           <w:color w:val="606060"/>
           <w:sz w:val="18"/>
         </w:rPr>
-        <w:t>2026-08-13 · 재료 731종 · 물성값 23,139건 · 출처 2,211건 · 물성 정의 167종</w:t>
+        <w:t>2026-08-13 · 재료 737종 · 물성값 23,268건 · 출처 2,217건 · 물성 정의 169종</w:t>
       </w:r>
     </w:p>
     <w:p/>
@@ -108,7 +108,7 @@
           <w:b/>
           <w:sz w:val="19"/>
         </w:rPr>
-        <w:t>카탈로그는 재료 731종 × 물성 정의 167종이다. 그러나 이 8만여 칸을 다 세지 않는다. 알루미나에 투습도를 요구하거나 벌크 금속에 층두께를 요구하면 없는 결함을 만들어내는 지표가 된다(실제로 그렇게 세다가 벤딩을 8%, 결로를 4%로 잘못 셌다). 대신 해석 13종이 실제로 요구하는 (재료 × 필수물성) 격자 19,523칸을 센다.</w:t>
+        <w:t>카탈로그는 재료 737종 × 물성 정의 169종이다. 그러나 이 8만여 칸을 다 세지 않는다. 알루미나에 투습도를 요구하거나 벌크 금속에 층두께를 요구하면 없는 결함을 만들어내는 지표가 된다(실제로 그렇게 세다가 벤딩을 8%, 결로를 4%로 잘못 셌다). 대신 해석 13종이 실제로 요구하는 (재료 × 필수물성) 격자 19,688칸을 센다.</w:t>
       </w:r>
     </w:p>
     <w:tbl>
@@ -227,7 +227,7 @@
               <w:rPr>
                 <w:sz w:val="14"/>
               </w:rPr>
-              <w:t>731종</w:t>
+              <w:t>737종</w:t>
             </w:r>
           </w:p>
         </w:tc>
@@ -269,7 +269,7 @@
               <w:rPr>
                 <w:sz w:val="14"/>
               </w:rPr>
-              <w:t>2,193</w:t>
+              <w:t>2,211</w:t>
             </w:r>
           </w:p>
         </w:tc>
@@ -299,7 +299,7 @@
               <w:rPr>
                 <w:sz w:val="14"/>
               </w:rPr>
-              <w:t>731종</w:t>
+              <w:t>737종</w:t>
             </w:r>
           </w:p>
         </w:tc>
@@ -341,7 +341,7 @@
               <w:rPr>
                 <w:sz w:val="14"/>
               </w:rPr>
-              <w:t>3,655</w:t>
+              <w:t>3,685</w:t>
             </w:r>
           </w:p>
         </w:tc>
@@ -371,7 +371,7 @@
               <w:rPr>
                 <w:sz w:val="14"/>
               </w:rPr>
-              <w:t>731종</w:t>
+              <w:t>737종</w:t>
             </w:r>
           </w:p>
         </w:tc>
@@ -413,7 +413,7 @@
               <w:rPr>
                 <w:sz w:val="14"/>
               </w:rPr>
-              <w:t>2,193</w:t>
+              <w:t>2,211</w:t>
             </w:r>
           </w:p>
         </w:tc>
@@ -443,7 +443,7 @@
               <w:rPr>
                 <w:sz w:val="14"/>
               </w:rPr>
-              <w:t>731종</w:t>
+              <w:t>737종</w:t>
             </w:r>
           </w:p>
         </w:tc>
@@ -485,7 +485,7 @@
               <w:rPr>
                 <w:sz w:val="14"/>
               </w:rPr>
-              <w:t>2,924</w:t>
+              <w:t>2,948</w:t>
             </w:r>
           </w:p>
         </w:tc>
@@ -515,7 +515,7 @@
               <w:rPr>
                 <w:sz w:val="14"/>
               </w:rPr>
-              <w:t>229종</w:t>
+              <w:t>232종</w:t>
             </w:r>
           </w:p>
         </w:tc>
@@ -557,7 +557,7 @@
               <w:rPr>
                 <w:sz w:val="14"/>
               </w:rPr>
-              <w:t>916</w:t>
+              <w:t>928</w:t>
             </w:r>
           </w:p>
         </w:tc>
@@ -587,7 +587,7 @@
               <w:rPr>
                 <w:sz w:val="14"/>
               </w:rPr>
-              <w:t>731종</w:t>
+              <w:t>737종</w:t>
             </w:r>
           </w:p>
         </w:tc>
@@ -629,7 +629,7 @@
               <w:rPr>
                 <w:sz w:val="14"/>
               </w:rPr>
-              <w:t>2,924</w:t>
+              <w:t>2,948</w:t>
             </w:r>
           </w:p>
         </w:tc>
@@ -659,7 +659,7 @@
               <w:rPr>
                 <w:sz w:val="14"/>
               </w:rPr>
-              <w:t>567종</w:t>
+              <w:t>573종</w:t>
             </w:r>
           </w:p>
         </w:tc>
@@ -701,7 +701,7 @@
               <w:rPr>
                 <w:sz w:val="14"/>
               </w:rPr>
-              <w:t>2,268</w:t>
+              <w:t>2,292</w:t>
             </w:r>
           </w:p>
         </w:tc>
@@ -803,7 +803,7 @@
               <w:rPr>
                 <w:sz w:val="14"/>
               </w:rPr>
-              <w:t>229종</w:t>
+              <w:t>232종</w:t>
             </w:r>
           </w:p>
         </w:tc>
@@ -845,7 +845,7 @@
               <w:rPr>
                 <w:sz w:val="14"/>
               </w:rPr>
-              <w:t>458</w:t>
+              <w:t>464</w:t>
             </w:r>
           </w:p>
         </w:tc>
@@ -875,7 +875,7 @@
               <w:rPr>
                 <w:sz w:val="14"/>
               </w:rPr>
-              <w:t>731종</w:t>
+              <w:t>737종</w:t>
             </w:r>
           </w:p>
         </w:tc>
@@ -917,7 +917,7 @@
               <w:rPr>
                 <w:sz w:val="14"/>
               </w:rPr>
-              <w:t>731</w:t>
+              <w:t>737</w:t>
             </w:r>
           </w:p>
         </w:tc>
@@ -1091,7 +1091,7 @@
               <w:rPr>
                 <w:sz w:val="14"/>
               </w:rPr>
-              <w:t>100종</w:t>
+              <w:t>103종</w:t>
             </w:r>
           </w:p>
         </w:tc>
@@ -1133,7 +1133,7 @@
               <w:rPr>
                 <w:sz w:val="14"/>
               </w:rPr>
-              <w:t>100</w:t>
+              <w:t>103</w:t>
             </w:r>
           </w:p>
         </w:tc>
@@ -1291,7 +1291,7 @@
               <w:rPr>
                 <w:sz w:val="16"/>
               </w:rPr>
-              <w:t>11,169</w:t>
+              <w:t>11,290</w:t>
             </w:r>
           </w:p>
         </w:tc>
@@ -1305,7 +1305,7 @@
               <w:rPr>
                 <w:sz w:val="16"/>
               </w:rPr>
-              <w:t>48.3%</w:t>
+              <w:t>48.5%</w:t>
             </w:r>
           </w:p>
         </w:tc>
@@ -1407,7 +1407,7 @@
               <w:rPr>
                 <w:sz w:val="16"/>
               </w:rPr>
-              <w:t>5,745</w:t>
+              <w:t>5,753</w:t>
             </w:r>
           </w:p>
         </w:tc>
@@ -1421,7 +1421,7 @@
               <w:rPr>
                 <w:sz w:val="16"/>
               </w:rPr>
-              <w:t>24.8%</w:t>
+              <w:t>24.7%</w:t>
             </w:r>
           </w:p>
         </w:tc>
@@ -1479,7 +1479,7 @@
               <w:rPr>
                 <w:sz w:val="16"/>
               </w:rPr>
-              <w:t>19.4%</w:t>
+              <w:t>19.3%</w:t>
             </w:r>
           </w:p>
         </w:tc>
@@ -4045,7 +4045,7 @@
               <w:rPr>
                 <w:sz w:val="15"/>
               </w:rPr>
-              <w:t>1100</w:t>
+              <w:t>1142</w:t>
             </w:r>
           </w:p>
         </w:tc>
@@ -4059,7 +4059,7 @@
               <w:rPr>
                 <w:sz w:val="15"/>
               </w:rPr>
-              <w:t>156</w:t>
+              <w:t>162</w:t>
             </w:r>
           </w:p>
         </w:tc>
@@ -4103,7 +4103,7 @@
               <w:rPr>
                 <w:sz w:val="15"/>
               </w:rPr>
-              <w:t>603</w:t>
+              <w:t>624</w:t>
             </w:r>
           </w:p>
         </w:tc>
@@ -4117,7 +4117,7 @@
               <w:rPr>
                 <w:sz w:val="15"/>
               </w:rPr>
-              <w:t>153</w:t>
+              <w:t>159</w:t>
             </w:r>
           </w:p>
         </w:tc>
@@ -4131,7 +4131,7 @@
               <w:rPr>
                 <w:sz w:val="15"/>
               </w:rPr>
-              <w:t>3.94</w:t>
+              <w:t>3.92</w:t>
             </w:r>
           </w:p>
         </w:tc>
@@ -4161,7 +4161,7 @@
               <w:rPr>
                 <w:sz w:val="15"/>
               </w:rPr>
-              <w:t>550</w:t>
+              <w:t>571</w:t>
             </w:r>
           </w:p>
         </w:tc>
@@ -4175,7 +4175,7 @@
               <w:rPr>
                 <w:sz w:val="15"/>
               </w:rPr>
-              <w:t>169</w:t>
+              <w:t>175</w:t>
             </w:r>
           </w:p>
         </w:tc>
@@ -4189,7 +4189,7 @@
               <w:rPr>
                 <w:sz w:val="15"/>
               </w:rPr>
-              <w:t>3.25</w:t>
+              <w:t>3.26</w:t>
             </w:r>
           </w:p>
         </w:tc>
@@ -4219,7 +4219,7 @@
               <w:rPr>
                 <w:sz w:val="15"/>
               </w:rPr>
-              <w:t>507</w:t>
+              <w:t>525</w:t>
             </w:r>
           </w:p>
         </w:tc>
@@ -4233,7 +4233,7 @@
               <w:rPr>
                 <w:sz w:val="15"/>
               </w:rPr>
-              <w:t>179</w:t>
+              <w:t>185</w:t>
             </w:r>
           </w:p>
         </w:tc>
@@ -4247,7 +4247,7 @@
               <w:rPr>
                 <w:sz w:val="15"/>
               </w:rPr>
-              <w:t>2.83</w:t>
+              <w:t>2.84</w:t>
             </w:r>
           </w:p>
         </w:tc>
@@ -4277,7 +4277,7 @@
               <w:rPr>
                 <w:sz w:val="15"/>
               </w:rPr>
-              <w:t>266</w:t>
+              <w:t>284</w:t>
             </w:r>
           </w:p>
         </w:tc>
@@ -4291,7 +4291,7 @@
               <w:rPr>
                 <w:sz w:val="15"/>
               </w:rPr>
-              <w:t>98</w:t>
+              <w:t>104</w:t>
             </w:r>
           </w:p>
         </w:tc>
@@ -4305,7 +4305,7 @@
               <w:rPr>
                 <w:sz w:val="15"/>
               </w:rPr>
-              <w:t>2.71</w:t>
+              <w:t>2.73</w:t>
             </w:r>
           </w:p>
         </w:tc>
@@ -4335,7 +4335,7 @@
               <w:rPr>
                 <w:sz w:val="15"/>
               </w:rPr>
-              <w:t>230</w:t>
+              <w:t>236</w:t>
             </w:r>
           </w:p>
         </w:tc>
@@ -4349,7 +4349,7 @@
               <w:rPr>
                 <w:sz w:val="15"/>
               </w:rPr>
-              <w:t>230</w:t>
+              <w:t>236</w:t>
             </w:r>
           </w:p>
         </w:tc>
@@ -4393,7 +4393,7 @@
               <w:rPr>
                 <w:sz w:val="15"/>
               </w:rPr>
-              <w:t>210</w:t>
+              <w:t>216</w:t>
             </w:r>
           </w:p>
         </w:tc>
@@ -4407,7 +4407,7 @@
               <w:rPr>
                 <w:sz w:val="15"/>
               </w:rPr>
-              <w:t>210</w:t>
+              <w:t>216</w:t>
             </w:r>
           </w:p>
         </w:tc>
@@ -4451,7 +4451,7 @@
               <w:rPr>
                 <w:sz w:val="15"/>
               </w:rPr>
-              <w:t>181</w:t>
+              <w:t>187</w:t>
             </w:r>
           </w:p>
         </w:tc>
@@ -4465,7 +4465,7 @@
               <w:rPr>
                 <w:sz w:val="15"/>
               </w:rPr>
-              <w:t>181</w:t>
+              <w:t>187</w:t>
             </w:r>
           </w:p>
         </w:tc>
@@ -4509,7 +4509,7 @@
               <w:rPr>
                 <w:sz w:val="15"/>
               </w:rPr>
-              <w:t>180</w:t>
+              <w:t>186</w:t>
             </w:r>
           </w:p>
         </w:tc>
@@ -4523,7 +4523,7 @@
               <w:rPr>
                 <w:sz w:val="15"/>
               </w:rPr>
-              <w:t>180</w:t>
+              <w:t>186</w:t>
             </w:r>
           </w:p>
         </w:tc>
@@ -4567,7 +4567,7 @@
               <w:rPr>
                 <w:sz w:val="15"/>
               </w:rPr>
-              <w:t>157</w:t>
+              <w:t>163</w:t>
             </w:r>
           </w:p>
         </w:tc>
@@ -4581,7 +4581,7 @@
               <w:rPr>
                 <w:sz w:val="15"/>
               </w:rPr>
-              <w:t>157</w:t>
+              <w:t>163</w:t>
             </w:r>
           </w:p>
         </w:tc>
@@ -4683,7 +4683,7 @@
               <w:rPr>
                 <w:sz w:val="15"/>
               </w:rPr>
-              <w:t>128</w:t>
+              <w:t>134</w:t>
             </w:r>
           </w:p>
         </w:tc>
@@ -4697,7 +4697,7 @@
               <w:rPr>
                 <w:sz w:val="15"/>
               </w:rPr>
-              <w:t>128</w:t>
+              <w:t>134</w:t>
             </w:r>
           </w:p>
         </w:tc>
@@ -4741,7 +4741,7 @@
               <w:rPr>
                 <w:sz w:val="15"/>
               </w:rPr>
-              <w:t>50</w:t>
+              <w:t>53</w:t>
             </w:r>
           </w:p>
         </w:tc>
@@ -4755,7 +4755,7 @@
               <w:rPr>
                 <w:sz w:val="15"/>
               </w:rPr>
-              <w:t>50</w:t>
+              <w:t>53</w:t>
             </w:r>
           </w:p>
         </w:tc>
@@ -4799,7 +4799,7 @@
               <w:rPr>
                 <w:sz w:val="15"/>
               </w:rPr>
-              <w:t>36</w:t>
+              <w:t>39</w:t>
             </w:r>
           </w:p>
         </w:tc>
@@ -4813,7 +4813,7 @@
               <w:rPr>
                 <w:sz w:val="15"/>
               </w:rPr>
-              <w:t>36</w:t>
+              <w:t>39</w:t>
             </w:r>
           </w:p>
         </w:tc>
@@ -4857,7 +4857,7 @@
               <w:rPr>
                 <w:sz w:val="15"/>
               </w:rPr>
-              <w:t>23</w:t>
+              <w:t>26</w:t>
             </w:r>
           </w:p>
         </w:tc>
@@ -4871,7 +4871,7 @@
               <w:rPr>
                 <w:sz w:val="15"/>
               </w:rPr>
-              <w:t>23</w:t>
+              <w:t>26</w:t>
             </w:r>
           </w:p>
         </w:tc>
@@ -5017,7 +5017,7 @@
           <w:b/>
           <w:sz w:val="19"/>
         </w:rPr>
-        <w:t>칸/재료 최고가 physical.density의 7.05인데 대상이 156종뿐이다. 8차의 밀도(6.7칸 × 134종) 같은 덩어리는 더 이상 없다. 기본 물성이 닫히면 이 척도는 스스로 수명을 다한다.</w:t>
+        <w:t>칸/재료 최고가 physical.density의 7.05인데 대상이 162종뿐이다. 8차의 밀도(6.7칸 × 134종) 같은 덩어리는 더 이상 없다. 기본 물성이 닫히면 이 척도는 스스로 수명을 다한다.</w:t>
       </w:r>
     </w:p>
     <w:p>
@@ -5558,7 +5558,7 @@
               <w:rPr>
                 <w:sz w:val="16"/>
               </w:rPr>
-              <w:t>63종</w:t>
+              <w:t>66종</w:t>
             </w:r>
           </w:p>
         </w:tc>
@@ -5738,7 +5738,7 @@
               <w:rPr>
                 <w:sz w:val="16"/>
               </w:rPr>
-              <w:t>9종</w:t>
+              <w:t>12종</w:t>
             </w:r>
           </w:p>
         </w:tc>
@@ -5798,7 +5798,7 @@
               <w:rPr>
                 <w:sz w:val="16"/>
               </w:rPr>
-              <w:t>293종 / 731종</w:t>
+              <w:t>299종 / 737종</w:t>
             </w:r>
           </w:p>
         </w:tc>
@@ -5921,7 +5921,7 @@
               <w:rPr>
                 <w:sz w:val="16"/>
               </w:rPr>
-              <w:t>238종</w:t>
+              <w:t>244종</w:t>
             </w:r>
           </w:p>
         </w:tc>
@@ -5963,7 +5963,7 @@
               <w:rPr>
                 <w:sz w:val="16"/>
               </w:rPr>
-              <w:t>167종</w:t>
+              <w:t>173종</w:t>
             </w:r>
           </w:p>
         </w:tc>
@@ -5993,7 +5993,7 @@
               <w:rPr>
                 <w:sz w:val="16"/>
               </w:rPr>
-              <w:t>219종</w:t>
+              <w:t>225종</w:t>
             </w:r>
           </w:p>
         </w:tc>
@@ -6035,7 +6035,7 @@
               <w:rPr>
                 <w:sz w:val="16"/>
               </w:rPr>
-              <w:t>171종</w:t>
+              <w:t>177종</w:t>
             </w:r>
           </w:p>
         </w:tc>
@@ -6065,7 +6065,7 @@
               <w:rPr>
                 <w:sz w:val="16"/>
               </w:rPr>
-              <w:t>188종</w:t>
+              <w:t>194종</w:t>
             </w:r>
           </w:p>
         </w:tc>
@@ -6107,7 +6107,7 @@
               <w:rPr>
                 <w:sz w:val="16"/>
               </w:rPr>
-              <w:t>146종</w:t>
+              <w:t>152종</w:t>
             </w:r>
           </w:p>
         </w:tc>
@@ -6137,7 +6137,7 @@
               <w:rPr>
                 <w:sz w:val="16"/>
               </w:rPr>
-              <w:t>184종</w:t>
+              <w:t>190종</w:t>
             </w:r>
           </w:p>
         </w:tc>
@@ -6179,7 +6179,7 @@
               <w:rPr>
                 <w:sz w:val="16"/>
               </w:rPr>
-              <w:t>74종</w:t>
+              <w:t>80종</w:t>
             </w:r>
           </w:p>
         </w:tc>
@@ -6209,7 +6209,7 @@
               <w:rPr>
                 <w:sz w:val="16"/>
               </w:rPr>
-              <w:t>180종</w:t>
+              <w:t>186종</w:t>
             </w:r>
           </w:p>
         </w:tc>
@@ -6223,7 +6223,7 @@
               <w:rPr>
                 <w:sz w:val="16"/>
               </w:rPr>
-              <w:t>180종</w:t>
+              <w:t>186종</w:t>
             </w:r>
           </w:p>
         </w:tc>
@@ -6281,7 +6281,7 @@
               <w:rPr>
                 <w:sz w:val="16"/>
               </w:rPr>
-              <w:t>178종</w:t>
+              <w:t>184종</w:t>
             </w:r>
           </w:p>
         </w:tc>
@@ -6323,7 +6323,7 @@
               <w:rPr>
                 <w:sz w:val="16"/>
               </w:rPr>
-              <w:t>137종</w:t>
+              <w:t>143종</w:t>
             </w:r>
           </w:p>
         </w:tc>
@@ -6353,7 +6353,7 @@
               <w:rPr>
                 <w:sz w:val="16"/>
               </w:rPr>
-              <w:t>154종</w:t>
+              <w:t>160종</w:t>
             </w:r>
           </w:p>
         </w:tc>
@@ -6395,7 +6395,7 @@
               <w:rPr>
                 <w:sz w:val="16"/>
               </w:rPr>
-              <w:t>131종</w:t>
+              <w:t>137종</w:t>
             </w:r>
           </w:p>
         </w:tc>
@@ -6497,7 +6497,7 @@
               <w:rPr>
                 <w:sz w:val="16"/>
               </w:rPr>
-              <w:t>51종</w:t>
+              <w:t>54종</w:t>
             </w:r>
           </w:p>
         </w:tc>
@@ -6539,7 +6539,7 @@
               <w:rPr>
                 <w:sz w:val="16"/>
               </w:rPr>
-              <w:t>42종</w:t>
+              <w:t>45종</w:t>
             </w:r>
           </w:p>
         </w:tc>
@@ -6569,7 +6569,7 @@
               <w:rPr>
                 <w:sz w:val="16"/>
               </w:rPr>
-              <w:t>50종</w:t>
+              <w:t>53종</w:t>
             </w:r>
           </w:p>
         </w:tc>
@@ -6597,7 +6597,7 @@
               <w:rPr>
                 <w:sz w:val="16"/>
               </w:rPr>
-              <w:t>25종</w:t>
+              <w:t>28종</w:t>
             </w:r>
           </w:p>
         </w:tc>
@@ -6641,7 +6641,7 @@
               <w:rPr>
                 <w:sz w:val="16"/>
               </w:rPr>
-              <w:t>23종</w:t>
+              <w:t>26종</w:t>
             </w:r>
           </w:p>
         </w:tc>
@@ -6655,7 +6655,7 @@
               <w:rPr>
                 <w:sz w:val="16"/>
               </w:rPr>
-              <w:t>23종</w:t>
+              <w:t>26종</w:t>
             </w:r>
           </w:p>
         </w:tc>
@@ -6855,7 +6855,7 @@
           <w:b w:val="0"/>
           <w:sz w:val="19"/>
         </w:rPr>
-        <w:t>예외는 구조·강성(163종이 2칸 이상) · 낙하·충격(181종이 2칸 이상) · 열전달·방열(175종이 2칸 이상) · 열응력·워피지(173종이 2칸 이상) · 폴더블 벤딩(43종이 2칸 이상) · 결로(표면)(184종이 2칸 이상) · 결로(투습)(150종이 2칸 이상) · 초탄성(실링·완충)(1종이 2칸 이상) · 접착·박리(25종이 2칸 이상) · 피로·수명(119종이 2칸 이상)이다. 여기는 한 배치로 안 닫히는 다층 병목이다.</w:t>
+        <w:t>예외는 구조·강성(169종이 2칸 이상) · 낙하·충격(187종이 2칸 이상) · 열전달·방열(181종이 2칸 이상) · 열응력·워피지(179종이 2칸 이상) · 폴더블 벤딩(46종이 2칸 이상) · 결로(표면)(190종이 2칸 이상) · 결로(투습)(156종이 2칸 이상) · 초탄성(실링·완충)(1종이 2칸 이상) · 접착·박리(28종이 2칸 이상) · 피로·수명(119종이 2칸 이상)이다. 여기는 한 배치로 안 닫히는 다층 병목이다.</w:t>
       </w:r>
     </w:p>
     <w:p>
@@ -7340,7 +7340,7 @@
               <w:rPr>
                 <w:sz w:val="15"/>
               </w:rPr>
-              <w:t>731</w:t>
+              <w:t>737</w:t>
             </w:r>
           </w:p>
         </w:tc>
@@ -7354,7 +7354,7 @@
               <w:rPr>
                 <w:sz w:val="15"/>
               </w:rPr>
-              <w:t>77.6%  ██████··</w:t>
+              <w:t>76.9%  ██████··</w:t>
             </w:r>
           </w:p>
         </w:tc>
@@ -7368,7 +7368,7 @@
               <w:rPr>
                 <w:sz w:val="15"/>
               </w:rPr>
-              <w:t>46.6%</w:t>
+              <w:t>46.3%</w:t>
             </w:r>
           </w:p>
         </w:tc>
@@ -7382,7 +7382,7 @@
               <w:rPr>
                 <w:sz w:val="15"/>
               </w:rPr>
-              <w:t>75.6%</w:t>
+              <w:t>75.0%</w:t>
             </w:r>
           </w:p>
         </w:tc>
@@ -7396,7 +7396,7 @@
               <w:rPr>
                 <w:sz w:val="15"/>
               </w:rPr>
-              <w:t>74.6%</w:t>
+              <w:t>73.9%</w:t>
             </w:r>
           </w:p>
         </w:tc>
@@ -7410,7 +7410,7 @@
               <w:rPr>
                 <w:sz w:val="15"/>
               </w:rPr>
-              <w:t>26.3%</w:t>
+              <w:t>26.1%</w:t>
             </w:r>
           </w:p>
         </w:tc>
@@ -7440,7 +7440,7 @@
               <w:rPr>
                 <w:sz w:val="15"/>
               </w:rPr>
-              <w:t>731</w:t>
+              <w:t>737</w:t>
             </w:r>
           </w:p>
         </w:tc>
@@ -7454,7 +7454,7 @@
               <w:rPr>
                 <w:sz w:val="15"/>
               </w:rPr>
-              <w:t>72.7%  ██████··</w:t>
+              <w:t>72.1%  ██████··</w:t>
             </w:r>
           </w:p>
         </w:tc>
@@ -7468,7 +7468,7 @@
               <w:rPr>
                 <w:sz w:val="15"/>
               </w:rPr>
-              <w:t>38.4%</w:t>
+              <w:t>38.1%</w:t>
             </w:r>
           </w:p>
         </w:tc>
@@ -7482,7 +7482,7 @@
               <w:rPr>
                 <w:sz w:val="15"/>
               </w:rPr>
-              <w:t>63.1%</w:t>
+              <w:t>62.6%</w:t>
             </w:r>
           </w:p>
         </w:tc>
@@ -7496,7 +7496,7 @@
               <w:rPr>
                 <w:sz w:val="15"/>
               </w:rPr>
-              <w:t>68.5%</w:t>
+              <w:t>67.9%</w:t>
             </w:r>
           </w:p>
         </w:tc>
@@ -7510,7 +7510,7 @@
               <w:rPr>
                 <w:sz w:val="15"/>
               </w:rPr>
-              <w:t>10.3%</w:t>
+              <w:t>10.2%</w:t>
             </w:r>
           </w:p>
         </w:tc>
@@ -7540,7 +7540,7 @@
               <w:rPr>
                 <w:sz w:val="15"/>
               </w:rPr>
-              <w:t>731</w:t>
+              <w:t>737</w:t>
             </w:r>
           </w:p>
         </w:tc>
@@ -7554,7 +7554,7 @@
               <w:rPr>
                 <w:sz w:val="15"/>
               </w:rPr>
-              <w:t>80.2%  ██████··</w:t>
+              <w:t>79.6%  ██████··</w:t>
             </w:r>
           </w:p>
         </w:tc>
@@ -7568,7 +7568,7 @@
               <w:rPr>
                 <w:sz w:val="15"/>
               </w:rPr>
-              <w:t>56.2%</w:t>
+              <w:t>55.7%</w:t>
             </w:r>
           </w:p>
         </w:tc>
@@ -7582,7 +7582,7 @@
               <w:rPr>
                 <w:sz w:val="15"/>
               </w:rPr>
-              <w:t>74.8%</w:t>
+              <w:t>74.2%</w:t>
             </w:r>
           </w:p>
         </w:tc>
@@ -7596,7 +7596,7 @@
               <w:rPr>
                 <w:sz w:val="15"/>
               </w:rPr>
-              <w:t>74.8%</w:t>
+              <w:t>74.2%</w:t>
             </w:r>
           </w:p>
         </w:tc>
@@ -7610,7 +7610,7 @@
               <w:rPr>
                 <w:sz w:val="15"/>
               </w:rPr>
-              <w:t>29.4%</w:t>
+              <w:t>29.2%</w:t>
             </w:r>
           </w:p>
         </w:tc>
@@ -7640,7 +7640,7 @@
               <w:rPr>
                 <w:sz w:val="15"/>
               </w:rPr>
-              <w:t>731</w:t>
+              <w:t>737</w:t>
             </w:r>
           </w:p>
         </w:tc>
@@ -7654,7 +7654,7 @@
               <w:rPr>
                 <w:sz w:val="15"/>
               </w:rPr>
-              <w:t>77.8%  ██████··</w:t>
+              <w:t>77.2%  ██████··</w:t>
             </w:r>
           </w:p>
         </w:tc>
@@ -7668,7 +7668,7 @@
               <w:rPr>
                 <w:sz w:val="15"/>
               </w:rPr>
-              <w:t>47.8%</w:t>
+              <w:t>47.4%</w:t>
             </w:r>
           </w:p>
         </w:tc>
@@ -7682,7 +7682,7 @@
               <w:rPr>
                 <w:sz w:val="15"/>
               </w:rPr>
-              <w:t>74.3%</w:t>
+              <w:t>73.7%</w:t>
             </w:r>
           </w:p>
         </w:tc>
@@ -7696,7 +7696,7 @@
               <w:rPr>
                 <w:sz w:val="15"/>
               </w:rPr>
-              <w:t>73.1%</w:t>
+              <w:t>72.5%</w:t>
             </w:r>
           </w:p>
         </w:tc>
@@ -7710,7 +7710,7 @@
               <w:rPr>
                 <w:sz w:val="15"/>
               </w:rPr>
-              <w:t>23.7%</w:t>
+              <w:t>23.5%</w:t>
             </w:r>
           </w:p>
         </w:tc>
@@ -7740,7 +7740,7 @@
               <w:rPr>
                 <w:sz w:val="15"/>
               </w:rPr>
-              <w:t>229</w:t>
+              <w:t>232</w:t>
             </w:r>
           </w:p>
         </w:tc>
@@ -7754,7 +7754,7 @@
               <w:rPr>
                 <w:sz w:val="15"/>
               </w:rPr>
-              <w:t>81.3%  ███████·</w:t>
+              <w:t>80.3%  ██████··</w:t>
             </w:r>
           </w:p>
         </w:tc>
@@ -7768,7 +7768,7 @@
               <w:rPr>
                 <w:sz w:val="15"/>
               </w:rPr>
-              <w:t>49.9%</w:t>
+              <w:t>49.2%</w:t>
             </w:r>
           </w:p>
         </w:tc>
@@ -7782,7 +7782,7 @@
               <w:rPr>
                 <w:sz w:val="15"/>
               </w:rPr>
-              <w:t>77.7%</w:t>
+              <w:t>76.7%</w:t>
             </w:r>
           </w:p>
         </w:tc>
@@ -7796,7 +7796,7 @@
               <w:rPr>
                 <w:sz w:val="15"/>
               </w:rPr>
-              <w:t>77.7%</w:t>
+              <w:t>76.7%</w:t>
             </w:r>
           </w:p>
         </w:tc>
@@ -7810,7 +7810,7 @@
               <w:rPr>
                 <w:sz w:val="15"/>
               </w:rPr>
-              <w:t>18.8%</w:t>
+              <w:t>18.5%</w:t>
             </w:r>
           </w:p>
         </w:tc>
@@ -7840,7 +7840,7 @@
               <w:rPr>
                 <w:sz w:val="15"/>
               </w:rPr>
-              <w:t>731</w:t>
+              <w:t>737</w:t>
             </w:r>
           </w:p>
         </w:tc>
@@ -7854,7 +7854,7 @@
               <w:rPr>
                 <w:sz w:val="15"/>
               </w:rPr>
-              <w:t>77.1%  ██████··</w:t>
+              <w:t>76.5%  ██████··</w:t>
             </w:r>
           </w:p>
         </w:tc>
@@ -7868,7 +7868,7 @@
               <w:rPr>
                 <w:sz w:val="15"/>
               </w:rPr>
-              <w:t>55.5%</w:t>
+              <w:t>55.0%</w:t>
             </w:r>
           </w:p>
         </w:tc>
@@ -7882,7 +7882,7 @@
               <w:rPr>
                 <w:sz w:val="15"/>
               </w:rPr>
-              <w:t>66.9%</w:t>
+              <w:t>66.4%</w:t>
             </w:r>
           </w:p>
         </w:tc>
@@ -7896,7 +7896,7 @@
               <w:rPr>
                 <w:sz w:val="15"/>
               </w:rPr>
-              <w:t>67.4%</w:t>
+              <w:t>66.8%</w:t>
             </w:r>
           </w:p>
         </w:tc>
@@ -7910,7 +7910,7 @@
               <w:rPr>
                 <w:sz w:val="15"/>
               </w:rPr>
-              <w:t>26.3%</w:t>
+              <w:t>26.1%</w:t>
             </w:r>
           </w:p>
         </w:tc>
@@ -7940,7 +7940,7 @@
               <w:rPr>
                 <w:sz w:val="15"/>
               </w:rPr>
-              <w:t>567</w:t>
+              <w:t>573</w:t>
             </w:r>
           </w:p>
         </w:tc>
@@ -7954,7 +7954,7 @@
               <w:rPr>
                 <w:sz w:val="15"/>
               </w:rPr>
-              <w:t>76.4%  ██████··</w:t>
+              <w:t>75.6%  ██████··</w:t>
             </w:r>
           </w:p>
         </w:tc>
@@ -7968,7 +7968,7 @@
               <w:rPr>
                 <w:sz w:val="15"/>
               </w:rPr>
-              <w:t>50.8%</w:t>
+              <w:t>50.3%</w:t>
             </w:r>
           </w:p>
         </w:tc>
@@ -7982,7 +7982,7 @@
               <w:rPr>
                 <w:sz w:val="15"/>
               </w:rPr>
-              <w:t>64.0%</w:t>
+              <w:t>63.4%</w:t>
             </w:r>
           </w:p>
         </w:tc>
@@ -7996,7 +7996,7 @@
               <w:rPr>
                 <w:sz w:val="15"/>
               </w:rPr>
-              <w:t>70.6%</w:t>
+              <w:t>69.7%</w:t>
             </w:r>
           </w:p>
         </w:tc>
@@ -8010,7 +8010,7 @@
               <w:rPr>
                 <w:sz w:val="15"/>
               </w:rPr>
-              <w:t>20.3%</w:t>
+              <w:t>20.1%</w:t>
             </w:r>
           </w:p>
         </w:tc>
@@ -8140,7 +8140,7 @@
               <w:rPr>
                 <w:sz w:val="15"/>
               </w:rPr>
-              <w:t>229</w:t>
+              <w:t>232</w:t>
             </w:r>
           </w:p>
         </w:tc>
@@ -8154,7 +8154,7 @@
               <w:rPr>
                 <w:sz w:val="15"/>
               </w:rPr>
-              <w:t>75.3%  ██████··</w:t>
+              <w:t>74.4%  ██████··</w:t>
             </w:r>
           </w:p>
         </w:tc>
@@ -8168,7 +8168,7 @@
               <w:rPr>
                 <w:sz w:val="15"/>
               </w:rPr>
-              <w:t>59.8%</w:t>
+              <w:t>59.1%</w:t>
             </w:r>
           </w:p>
         </w:tc>
@@ -8182,7 +8182,7 @@
               <w:rPr>
                 <w:sz w:val="15"/>
               </w:rPr>
-              <w:t>61.6%</w:t>
+              <w:t>60.8%</w:t>
             </w:r>
           </w:p>
         </w:tc>
@@ -8196,7 +8196,7 @@
               <w:rPr>
                 <w:sz w:val="15"/>
               </w:rPr>
-              <w:t>73.8%</w:t>
+              <w:t>72.7%</w:t>
             </w:r>
           </w:p>
         </w:tc>
@@ -8210,7 +8210,7 @@
               <w:rPr>
                 <w:sz w:val="15"/>
               </w:rPr>
-              <w:t>33.6%</w:t>
+              <w:t>33.2%</w:t>
             </w:r>
           </w:p>
         </w:tc>
@@ -8240,7 +8240,7 @@
               <w:rPr>
                 <w:sz w:val="15"/>
               </w:rPr>
-              <w:t>731</w:t>
+              <w:t>737</w:t>
             </w:r>
           </w:p>
         </w:tc>
@@ -8254,7 +8254,7 @@
               <w:rPr>
                 <w:sz w:val="15"/>
               </w:rPr>
-              <w:t>74.4%  ██████··</w:t>
+              <w:t>73.8%  ██████··</w:t>
             </w:r>
           </w:p>
         </w:tc>
@@ -8268,7 +8268,7 @@
               <w:rPr>
                 <w:sz w:val="15"/>
               </w:rPr>
-              <w:t>56.0%</w:t>
+              <w:t>55.5%</w:t>
             </w:r>
           </w:p>
         </w:tc>
@@ -8282,7 +8282,7 @@
               <w:rPr>
                 <w:sz w:val="15"/>
               </w:rPr>
-              <w:t>74.4%</w:t>
+              <w:t>73.8%</w:t>
             </w:r>
           </w:p>
         </w:tc>
@@ -8296,7 +8296,7 @@
               <w:rPr>
                 <w:sz w:val="15"/>
               </w:rPr>
-              <w:t>73.3%</w:t>
+              <w:t>72.6%</w:t>
             </w:r>
           </w:p>
         </w:tc>
@@ -8310,7 +8310,7 @@
               <w:rPr>
                 <w:sz w:val="15"/>
               </w:rPr>
-              <w:t>56.0%</w:t>
+              <w:t>55.5%</w:t>
             </w:r>
           </w:p>
         </w:tc>
@@ -8540,7 +8540,7 @@
               <w:rPr>
                 <w:sz w:val="15"/>
               </w:rPr>
-              <w:t>100</w:t>
+              <w:t>103</w:t>
             </w:r>
           </w:p>
         </w:tc>
@@ -8554,7 +8554,7 @@
               <w:rPr>
                 <w:sz w:val="15"/>
               </w:rPr>
-              <w:t>77.0%  ██████··</w:t>
+              <w:t>74.8%  ██████··</w:t>
             </w:r>
           </w:p>
         </w:tc>
@@ -8568,7 +8568,7 @@
               <w:rPr>
                 <w:sz w:val="15"/>
               </w:rPr>
-              <w:t>65.0%</w:t>
+              <w:t>63.1%</w:t>
             </w:r>
           </w:p>
         </w:tc>
@@ -8582,7 +8582,7 @@
               <w:rPr>
                 <w:sz w:val="15"/>
               </w:rPr>
-              <w:t>77.0%</w:t>
+              <w:t>74.8%</w:t>
             </w:r>
           </w:p>
         </w:tc>
@@ -8596,7 +8596,7 @@
               <w:rPr>
                 <w:sz w:val="15"/>
               </w:rPr>
-              <w:t>77.0%</w:t>
+              <w:t>74.8%</w:t>
             </w:r>
           </w:p>
         </w:tc>
@@ -8610,7 +8610,7 @@
               <w:rPr>
                 <w:sz w:val="15"/>
               </w:rPr>
-              <w:t>65.0%</w:t>
+              <w:t>63.1%</w:t>
             </w:r>
           </w:p>
         </w:tc>
@@ -8653,7 +8653,7 @@
               <w:rPr>
                 <w:sz w:val="15"/>
               </w:rPr>
-              <w:t>75.9%</w:t>
+              <w:t>75.2%</w:t>
             </w:r>
           </w:p>
         </w:tc>
@@ -8667,7 +8667,7 @@
               <w:rPr>
                 <w:sz w:val="15"/>
               </w:rPr>
-              <w:t>49.5%</w:t>
+              <w:t>49.1%</w:t>
             </w:r>
           </w:p>
         </w:tc>
@@ -8730,7 +8730,7 @@
           <w:b/>
           <w:sz w:val="19"/>
         </w:rPr>
-        <w:t>(가) 셀 채움만 보면 “거의 다 됐다”로 읽힌다. 구조·강성은 셀 77.6%다. 그런데 실측기반은 46.6%이고, 실측만으로 카드가 나오는 재료는 26.3%(192종)뿐이다. 전체로는 5,153칸(26.4%p)이 가정값이 만든 착시다.</w:t>
+        <w:t>(가) 셀 채움만 보면 “거의 다 됐다”로 읽힌다. 구조·강성은 셀 76.9%다. 그런데 실측기반은 46.3%이고, 실측만으로 카드가 나오는 재료는 26.1%(192종)뿐이다. 전체로는 5,153칸(26.2%p)이 가정값이 만든 착시다.</w:t>
       </w:r>
     </w:p>
     <w:p>
@@ -8742,7 +8742,7 @@
           <w:b w:val="0"/>
           <w:sz w:val="19"/>
         </w:rPr>
-        <w:t>(나) 재료 준비만 보면 “실측으로 서 있는 줄” 안다. 열전달·방열은 준비율 74.8%(547종)인데 실측 기준으로는 29.4%(215종)다. 덱은 547종이 돌지만 그중 332종은 가정값을 딛고 서 있다.</w:t>
+        <w:t>(나) 재료 준비만 보면 “실측으로 서 있는 줄” 안다. 열전달·방열은 준비율 74.2%(547종)인데 실측 기준으로는 29.2%(215종)다. 덱은 547종이 돌지만 그중 332종은 가정값을 딛고 서 있다.</w:t>
       </w:r>
     </w:p>
     <w:p>
@@ -10617,7 +10617,7 @@
           <w:b w:val="0"/>
           <w:sz w:val="19"/>
         </w:rPr>
-        <w:t>tier4는 4,487건(19.4%)이다. 그중 assumption 표지를 가진 것이 4,395건이고, 나머지 92건은 가정이 아니라 계산·유도값이다.</w:t>
+        <w:t>tier4는 4,487건(19.3%)이다. 그중 assumption 표지를 가진 것이 4,395건이고, 나머지 92건은 가정이 아니라 계산·유도값이다.</w:t>
       </w:r>
     </w:p>
     <w:tbl>
@@ -11724,7 +11724,7 @@
               <w:rPr>
                 <w:sz w:val="16"/>
               </w:rPr>
-              <w:t>731종 (polymer 349, composite 171, metal 105, ceramic 59, rubber 25, foam 22)</w:t>
+              <w:t>737종 (polymer 355, composite 171, metal 105, ceramic 59, rubber 25, foam 22)</w:t>
             </w:r>
           </w:p>
         </w:tc>
@@ -11754,7 +11754,7 @@
               <w:rPr>
                 <w:sz w:val="16"/>
               </w:rPr>
-              <w:t>23,139건</w:t>
+              <w:t>23,268건</w:t>
             </w:r>
           </w:p>
         </w:tc>
@@ -11784,7 +11784,7 @@
               <w:rPr>
                 <w:sz w:val="16"/>
               </w:rPr>
-              <w:t>2,211건 (DOI 보유 810)</w:t>
+              <w:t>2,217건 (DOI 보유 816)</w:t>
             </w:r>
           </w:p>
         </w:tc>
@@ -11814,7 +11814,7 @@
               <w:rPr>
                 <w:sz w:val="16"/>
               </w:rPr>
-              <w:t>167종 — 값이 있는 정의 165종(개통률 99%)</w:t>
+              <w:t>169종 — 값이 있는 정의 167종(개통률 99%)</w:t>
             </w:r>
           </w:p>
         </w:tc>
@@ -11844,7 +11844,7 @@
               <w:rPr>
                 <w:sz w:val="16"/>
               </w:rPr>
-              <w:t>datasheet 879 · journal 790 · database 313 · other 106 · book 72 · standard 26 · web 24 · computed 1</w:t>
+              <w:t>datasheet 879 · journal 796 · database 313 · other 106 · book 72 · standard 26 · web 24 · computed 1</w:t>
             </w:r>
           </w:p>
         </w:tc>
@@ -11919,7 +11919,7 @@
               <w:rPr>
                 <w:sz w:val="16"/>
               </w:rPr>
-              <w:t>19,523</w:t>
+              <w:t>19,688</w:t>
             </w:r>
           </w:p>
         </w:tc>
@@ -11949,7 +11949,7 @@
               <w:rPr>
                 <w:sz w:val="16"/>
               </w:rPr>
-              <w:t>14,813  (75.9%)</w:t>
+              <w:t>14,813  (75.2%)</w:t>
             </w:r>
           </w:p>
         </w:tc>
@@ -11979,7 +11979,7 @@
               <w:rPr>
                 <w:sz w:val="16"/>
               </w:rPr>
-              <w:t>9,660  (49.5%)</w:t>
+              <w:t>9,660  (49.1%)</w:t>
             </w:r>
           </w:p>
         </w:tc>
@@ -12009,7 +12009,7 @@
               <w:rPr>
                 <w:sz w:val="16"/>
               </w:rPr>
-              <w:t>5,153  (26.4%p)</w:t>
+              <w:t>5,153  (26.2%p)</w:t>
             </w:r>
           </w:p>
         </w:tc>
@@ -12039,7 +12039,7 @@
               <w:rPr>
                 <w:sz w:val="16"/>
               </w:rPr>
-              <w:t>4,710</w:t>
+              <w:t>4,875</w:t>
             </w:r>
           </w:p>
         </w:tc>
@@ -12099,7 +12099,7 @@
               <w:rPr>
                 <w:sz w:val="16"/>
               </w:rPr>
-              <w:t>4,379</w:t>
+              <w:t>4,544</w:t>
             </w:r>
           </w:p>
         </w:tc>
@@ -12129,7 +12129,7 @@
               <w:rPr>
                 <w:sz w:val="16"/>
               </w:rPr>
-              <w:t>9,863</w:t>
+              <w:t>10,028</w:t>
             </w:r>
           </w:p>
         </w:tc>
@@ -12220,7 +12220,7 @@
               <w:rPr>
                 <w:sz w:val="15"/>
               </w:rPr>
-              <w:t>1100</w:t>
+              <w:t>1142</w:t>
             </w:r>
           </w:p>
         </w:tc>
@@ -12264,7 +12264,7 @@
               <w:rPr>
                 <w:sz w:val="15"/>
               </w:rPr>
-              <w:t>603</w:t>
+              <w:t>624</w:t>
             </w:r>
           </w:p>
         </w:tc>
@@ -12308,7 +12308,7 @@
               <w:rPr>
                 <w:sz w:val="15"/>
               </w:rPr>
-              <w:t>550</w:t>
+              <w:t>571</w:t>
             </w:r>
           </w:p>
         </w:tc>
@@ -12352,7 +12352,7 @@
               <w:rPr>
                 <w:sz w:val="15"/>
               </w:rPr>
-              <w:t>507</w:t>
+              <w:t>525</w:t>
             </w:r>
           </w:p>
         </w:tc>
@@ -12396,7 +12396,7 @@
               <w:rPr>
                 <w:sz w:val="15"/>
               </w:rPr>
-              <w:t>266</w:t>
+              <w:t>284</w:t>
             </w:r>
           </w:p>
         </w:tc>
@@ -12440,7 +12440,7 @@
               <w:rPr>
                 <w:sz w:val="15"/>
               </w:rPr>
-              <w:t>230</w:t>
+              <w:t>236</w:t>
             </w:r>
           </w:p>
         </w:tc>
@@ -12484,7 +12484,7 @@
               <w:rPr>
                 <w:sz w:val="15"/>
               </w:rPr>
-              <w:t>210</w:t>
+              <w:t>216</w:t>
             </w:r>
           </w:p>
         </w:tc>
@@ -12528,7 +12528,7 @@
               <w:rPr>
                 <w:sz w:val="15"/>
               </w:rPr>
-              <w:t>181</w:t>
+              <w:t>187</w:t>
             </w:r>
           </w:p>
         </w:tc>
@@ -13251,7 +13251,7 @@
               <w:rPr>
                 <w:sz w:val="15"/>
               </w:rPr>
-              <w:t>81.9%</w:t>
+              <w:t>81.2%</w:t>
             </w:r>
           </w:p>
         </w:tc>
@@ -13265,7 +13265,7 @@
               <w:rPr>
                 <w:sz w:val="15"/>
               </w:rPr>
-              <w:t>77.0%</w:t>
+              <w:t>76.3%</w:t>
             </w:r>
           </w:p>
         </w:tc>
@@ -13323,7 +13323,7 @@
               <w:rPr>
                 <w:sz w:val="15"/>
               </w:rPr>
-              <w:t>77.6%</w:t>
+              <w:t>76.9%</w:t>
             </w:r>
           </w:p>
         </w:tc>
@@ -13337,7 +13337,7 @@
               <w:rPr>
                 <w:sz w:val="15"/>
               </w:rPr>
-              <w:t>74.6%</w:t>
+              <w:t>74.0%</w:t>
             </w:r>
           </w:p>
         </w:tc>
@@ -13395,7 +13395,7 @@
               <w:rPr>
                 <w:sz w:val="15"/>
               </w:rPr>
-              <w:t>80.4%</w:t>
+              <w:t>79.7%</w:t>
             </w:r>
           </w:p>
         </w:tc>
@@ -13409,7 +13409,7 @@
               <w:rPr>
                 <w:sz w:val="15"/>
               </w:rPr>
-              <w:t>80.2%</w:t>
+              <w:t>79.6%</w:t>
             </w:r>
           </w:p>
         </w:tc>
@@ -13467,7 +13467,7 @@
               <w:rPr>
                 <w:sz w:val="15"/>
               </w:rPr>
-              <w:t>81.0%</w:t>
+              <w:t>80.3%</w:t>
             </w:r>
           </w:p>
         </w:tc>
@@ -13481,7 +13481,7 @@
               <w:rPr>
                 <w:sz w:val="15"/>
               </w:rPr>
-              <w:t>77.4%</w:t>
+              <w:t>76.7%</w:t>
             </w:r>
           </w:p>
         </w:tc>
@@ -13539,7 +13539,7 @@
               <w:rPr>
                 <w:sz w:val="15"/>
               </w:rPr>
-              <w:t>77.4%</w:t>
+              <w:t>76.8%</w:t>
             </w:r>
           </w:p>
         </w:tc>
@@ -13553,7 +13553,7 @@
               <w:rPr>
                 <w:sz w:val="15"/>
               </w:rPr>
-              <w:t>77.2%</w:t>
+              <w:t>76.6%</w:t>
             </w:r>
           </w:p>
         </w:tc>
@@ -13611,7 +13611,7 @@
               <w:rPr>
                 <w:sz w:val="15"/>
               </w:rPr>
-              <w:t>78.3%</w:t>
+              <w:t>77.4%</w:t>
             </w:r>
           </w:p>
         </w:tc>
@@ -13625,7 +13625,7 @@
               <w:rPr>
                 <w:sz w:val="15"/>
               </w:rPr>
-              <w:t>78.2%</w:t>
+              <w:t>77.4%</w:t>
             </w:r>
           </w:p>
         </w:tc>
@@ -13683,7 +13683,7 @@
               <w:rPr>
                 <w:sz w:val="15"/>
               </w:rPr>
-              <w:t>80.8%</w:t>
+              <w:t>80.1%</w:t>
             </w:r>
           </w:p>
         </w:tc>
@@ -13697,7 +13697,7 @@
               <w:rPr>
                 <w:sz w:val="15"/>
               </w:rPr>
-              <w:t>73.3%</w:t>
+              <w:t>72.6%</w:t>
             </w:r>
           </w:p>
         </w:tc>
@@ -13713,7 +13713,7 @@
           <w:b/>
           <w:sz w:val="19"/>
         </w:rPr>
-        <w:t>리포트가 인쇄하는 “남은 일은 4710칸이 아니라 4012칸이다”도 같은 이유로 과소치다. 정직한 값은 4379칸이다(4710 − 331, 331 = 부재이면서 아직 비어 있는 칸). 이 문서의 5·10절은 그 값을 쓴다.</w:t>
+        <w:t>리포트가 인쇄하는 “남은 일은 4875칸이 아니라 4177칸이다”도 같은 이유로 과소치다. 정직한 값은 4544칸이다(4875 − 331, 331 = 부재이면서 아직 비어 있는 칸). 이 문서의 5·10절은 그 값을 쓴다.</w:t>
       </w:r>
     </w:p>
     <w:p>
@@ -14186,7 +14186,7 @@
               <w:rPr>
                 <w:sz w:val="15"/>
               </w:rPr>
-              <w:t>물성 정의 167종</w:t>
+              <w:t>물성 정의 169종</w:t>
             </w:r>
           </w:p>
         </w:tc>

--- a/MaterialTwin_물성수집_방법론.docx
+++ b/MaterialTwin_물성수집_방법론.docx
@@ -31,7 +31,7 @@
           <w:color w:val="606060"/>
           <w:sz w:val="18"/>
         </w:rPr>
-        <w:t>2026-08-13 · 재료 737종 · 물성값 23,268건 · 출처 2,217건 · 물성 정의 169종</w:t>
+        <w:t>2026-08-13 · 재료 789종 · 물성값 23,781건 · 출처 2,236건 · 물성 정의 169종</w:t>
       </w:r>
     </w:p>
     <w:p/>
@@ -108,7 +108,7 @@
           <w:b/>
           <w:sz w:val="19"/>
         </w:rPr>
-        <w:t>카탈로그는 재료 737종 × 물성 정의 169종이다. 그러나 이 8만여 칸을 다 세지 않는다. 알루미나에 투습도를 요구하거나 벌크 금속에 층두께를 요구하면 없는 결함을 만들어내는 지표가 된다(실제로 그렇게 세다가 벤딩을 8%, 결로를 4%로 잘못 셌다). 대신 해석 13종이 실제로 요구하는 (재료 × 필수물성) 격자 19,688칸을 센다.</w:t>
+        <w:t>카탈로그는 재료 789종 × 물성 정의 169종이다. 그러나 이 8만여 칸을 다 세지 않는다. 알루미나에 투습도를 요구하거나 벌크 금속에 층두께를 요구하면 없는 결함을 만들어내는 지표가 된다(실제로 그렇게 세다가 벤딩을 8%, 결로를 4%로 잘못 셌다). 대신 해석 13종이 실제로 요구하는 (재료 × 필수물성) 격자 21,138칸을 센다.</w:t>
       </w:r>
     </w:p>
     <w:tbl>
@@ -227,7 +227,7 @@
               <w:rPr>
                 <w:sz w:val="14"/>
               </w:rPr>
-              <w:t>737종</w:t>
+              <w:t>789종</w:t>
             </w:r>
           </w:p>
         </w:tc>
@@ -269,7 +269,7 @@
               <w:rPr>
                 <w:sz w:val="14"/>
               </w:rPr>
-              <w:t>2,211</w:t>
+              <w:t>2,367</w:t>
             </w:r>
           </w:p>
         </w:tc>
@@ -299,7 +299,7 @@
               <w:rPr>
                 <w:sz w:val="14"/>
               </w:rPr>
-              <w:t>737종</w:t>
+              <w:t>789종</w:t>
             </w:r>
           </w:p>
         </w:tc>
@@ -341,7 +341,7 @@
               <w:rPr>
                 <w:sz w:val="14"/>
               </w:rPr>
-              <w:t>3,685</w:t>
+              <w:t>3,945</w:t>
             </w:r>
           </w:p>
         </w:tc>
@@ -371,7 +371,7 @@
               <w:rPr>
                 <w:sz w:val="14"/>
               </w:rPr>
-              <w:t>737종</w:t>
+              <w:t>789종</w:t>
             </w:r>
           </w:p>
         </w:tc>
@@ -413,7 +413,7 @@
               <w:rPr>
                 <w:sz w:val="14"/>
               </w:rPr>
-              <w:t>2,211</w:t>
+              <w:t>2,367</w:t>
             </w:r>
           </w:p>
         </w:tc>
@@ -443,7 +443,7 @@
               <w:rPr>
                 <w:sz w:val="14"/>
               </w:rPr>
-              <w:t>737종</w:t>
+              <w:t>789종</w:t>
             </w:r>
           </w:p>
         </w:tc>
@@ -485,7 +485,7 @@
               <w:rPr>
                 <w:sz w:val="14"/>
               </w:rPr>
-              <w:t>2,948</w:t>
+              <w:t>3,156</w:t>
             </w:r>
           </w:p>
         </w:tc>
@@ -515,7 +515,7 @@
               <w:rPr>
                 <w:sz w:val="14"/>
               </w:rPr>
-              <w:t>232종</w:t>
+              <w:t>253종</w:t>
             </w:r>
           </w:p>
         </w:tc>
@@ -557,7 +557,7 @@
               <w:rPr>
                 <w:sz w:val="14"/>
               </w:rPr>
-              <w:t>928</w:t>
+              <w:t>1,012</w:t>
             </w:r>
           </w:p>
         </w:tc>
@@ -587,7 +587,7 @@
               <w:rPr>
                 <w:sz w:val="14"/>
               </w:rPr>
-              <w:t>737종</w:t>
+              <w:t>789종</w:t>
             </w:r>
           </w:p>
         </w:tc>
@@ -629,7 +629,7 @@
               <w:rPr>
                 <w:sz w:val="14"/>
               </w:rPr>
-              <w:t>2,948</w:t>
+              <w:t>3,156</w:t>
             </w:r>
           </w:p>
         </w:tc>
@@ -659,7 +659,7 @@
               <w:rPr>
                 <w:sz w:val="14"/>
               </w:rPr>
-              <w:t>573종</w:t>
+              <w:t>611종</w:t>
             </w:r>
           </w:p>
         </w:tc>
@@ -701,7 +701,7 @@
               <w:rPr>
                 <w:sz w:val="14"/>
               </w:rPr>
-              <w:t>2,292</w:t>
+              <w:t>2,444</w:t>
             </w:r>
           </w:p>
         </w:tc>
@@ -803,7 +803,7 @@
               <w:rPr>
                 <w:sz w:val="14"/>
               </w:rPr>
-              <w:t>232종</w:t>
+              <w:t>253종</w:t>
             </w:r>
           </w:p>
         </w:tc>
@@ -845,7 +845,7 @@
               <w:rPr>
                 <w:sz w:val="14"/>
               </w:rPr>
-              <w:t>464</w:t>
+              <w:t>506</w:t>
             </w:r>
           </w:p>
         </w:tc>
@@ -875,7 +875,7 @@
               <w:rPr>
                 <w:sz w:val="14"/>
               </w:rPr>
-              <w:t>737종</w:t>
+              <w:t>789종</w:t>
             </w:r>
           </w:p>
         </w:tc>
@@ -917,7 +917,7 @@
               <w:rPr>
                 <w:sz w:val="14"/>
               </w:rPr>
-              <w:t>737</w:t>
+              <w:t>789</w:t>
             </w:r>
           </w:p>
         </w:tc>
@@ -947,7 +947,7 @@
               <w:rPr>
                 <w:sz w:val="14"/>
               </w:rPr>
-              <w:t>335종</w:t>
+              <w:t>377종</w:t>
             </w:r>
           </w:p>
         </w:tc>
@@ -989,7 +989,7 @@
               <w:rPr>
                 <w:sz w:val="14"/>
               </w:rPr>
-              <w:t>1,005</w:t>
+              <w:t>1,131</w:t>
             </w:r>
           </w:p>
         </w:tc>
@@ -1091,7 +1091,7 @@
               <w:rPr>
                 <w:sz w:val="14"/>
               </w:rPr>
-              <w:t>103종</w:t>
+              <w:t>109종</w:t>
             </w:r>
           </w:p>
         </w:tc>
@@ -1133,7 +1133,7 @@
               <w:rPr>
                 <w:sz w:val="14"/>
               </w:rPr>
-              <w:t>103</w:t>
+              <w:t>109</w:t>
             </w:r>
           </w:p>
         </w:tc>
@@ -1291,7 +1291,7 @@
               <w:rPr>
                 <w:sz w:val="16"/>
               </w:rPr>
-              <w:t>11,290</w:t>
+              <w:t>11,756</w:t>
             </w:r>
           </w:p>
         </w:tc>
@@ -1305,7 +1305,7 @@
               <w:rPr>
                 <w:sz w:val="16"/>
               </w:rPr>
-              <w:t>48.5%</w:t>
+              <w:t>49.4%</w:t>
             </w:r>
           </w:p>
         </w:tc>
@@ -1349,7 +1349,7 @@
               <w:rPr>
                 <w:sz w:val="16"/>
               </w:rPr>
-              <w:t>1,738</w:t>
+              <w:t>1,781</w:t>
             </w:r>
           </w:p>
         </w:tc>
@@ -1407,7 +1407,7 @@
               <w:rPr>
                 <w:sz w:val="16"/>
               </w:rPr>
-              <w:t>5,753</w:t>
+              <w:t>5,757</w:t>
             </w:r>
           </w:p>
         </w:tc>
@@ -1421,7 +1421,7 @@
               <w:rPr>
                 <w:sz w:val="16"/>
               </w:rPr>
-              <w:t>24.7%</w:t>
+              <w:t>24.2%</w:t>
             </w:r>
           </w:p>
         </w:tc>
@@ -1479,7 +1479,7 @@
               <w:rPr>
                 <w:sz w:val="16"/>
               </w:rPr>
-              <w:t>19.3%</w:t>
+              <w:t>18.9%</w:t>
             </w:r>
           </w:p>
         </w:tc>
@@ -4045,7 +4045,7 @@
               <w:rPr>
                 <w:sz w:val="15"/>
               </w:rPr>
-              <w:t>1142</w:t>
+              <w:t>1455</w:t>
             </w:r>
           </w:p>
         </w:tc>
@@ -4059,7 +4059,7 @@
               <w:rPr>
                 <w:sz w:val="15"/>
               </w:rPr>
-              <w:t>162</w:t>
+              <w:t>204</w:t>
             </w:r>
           </w:p>
         </w:tc>
@@ -4073,7 +4073,7 @@
               <w:rPr>
                 <w:sz w:val="15"/>
               </w:rPr>
-              <w:t>7.05</w:t>
+              <w:t>7.13</w:t>
             </w:r>
           </w:p>
         </w:tc>
@@ -4103,7 +4103,7 @@
               <w:rPr>
                 <w:sz w:val="15"/>
               </w:rPr>
-              <w:t>624</w:t>
+              <w:t>786</w:t>
             </w:r>
           </w:p>
         </w:tc>
@@ -4117,7 +4117,7 @@
               <w:rPr>
                 <w:sz w:val="15"/>
               </w:rPr>
-              <w:t>159</w:t>
+              <w:t>196</w:t>
             </w:r>
           </w:p>
         </w:tc>
@@ -4131,7 +4131,7 @@
               <w:rPr>
                 <w:sz w:val="15"/>
               </w:rPr>
-              <w:t>3.92</w:t>
+              <w:t>4.01</w:t>
             </w:r>
           </w:p>
         </w:tc>
@@ -4161,7 +4161,7 @@
               <w:rPr>
                 <w:sz w:val="15"/>
               </w:rPr>
-              <w:t>571</w:t>
+              <w:t>727</w:t>
             </w:r>
           </w:p>
         </w:tc>
@@ -4175,7 +4175,7 @@
               <w:rPr>
                 <w:sz w:val="15"/>
               </w:rPr>
-              <w:t>175</w:t>
+              <w:t>220</w:t>
             </w:r>
           </w:p>
         </w:tc>
@@ -4189,7 +4189,7 @@
               <w:rPr>
                 <w:sz w:val="15"/>
               </w:rPr>
-              <w:t>3.26</w:t>
+              <w:t>3.30</w:t>
             </w:r>
           </w:p>
         </w:tc>
@@ -4219,7 +4219,7 @@
               <w:rPr>
                 <w:sz w:val="15"/>
               </w:rPr>
-              <w:t>525</w:t>
+              <w:t>667</w:t>
             </w:r>
           </w:p>
         </w:tc>
@@ -4233,7 +4233,7 @@
               <w:rPr>
                 <w:sz w:val="15"/>
               </w:rPr>
-              <w:t>185</w:t>
+              <w:t>237</w:t>
             </w:r>
           </w:p>
         </w:tc>
@@ -4247,7 +4247,7 @@
               <w:rPr>
                 <w:sz w:val="15"/>
               </w:rPr>
-              <w:t>2.84</w:t>
+              <w:t>2.81</w:t>
             </w:r>
           </w:p>
         </w:tc>
@@ -4277,7 +4277,7 @@
               <w:rPr>
                 <w:sz w:val="15"/>
               </w:rPr>
-              <w:t>284</w:t>
+              <w:t>396</w:t>
             </w:r>
           </w:p>
         </w:tc>
@@ -4291,7 +4291,7 @@
               <w:rPr>
                 <w:sz w:val="15"/>
               </w:rPr>
-              <w:t>104</w:t>
+              <w:t>146</w:t>
             </w:r>
           </w:p>
         </w:tc>
@@ -4305,7 +4305,7 @@
               <w:rPr>
                 <w:sz w:val="15"/>
               </w:rPr>
-              <w:t>2.73</w:t>
+              <w:t>2.71</w:t>
             </w:r>
           </w:p>
         </w:tc>
@@ -4335,7 +4335,7 @@
               <w:rPr>
                 <w:sz w:val="15"/>
               </w:rPr>
-              <w:t>236</w:t>
+              <w:t>288</w:t>
             </w:r>
           </w:p>
         </w:tc>
@@ -4349,7 +4349,7 @@
               <w:rPr>
                 <w:sz w:val="15"/>
               </w:rPr>
-              <w:t>236</w:t>
+              <w:t>288</w:t>
             </w:r>
           </w:p>
         </w:tc>
@@ -4393,7 +4393,7 @@
               <w:rPr>
                 <w:sz w:val="15"/>
               </w:rPr>
-              <w:t>216</w:t>
+              <w:t>268</w:t>
             </w:r>
           </w:p>
         </w:tc>
@@ -4407,7 +4407,7 @@
               <w:rPr>
                 <w:sz w:val="15"/>
               </w:rPr>
-              <w:t>216</w:t>
+              <w:t>268</w:t>
             </w:r>
           </w:p>
         </w:tc>
@@ -4451,7 +4451,7 @@
               <w:rPr>
                 <w:sz w:val="15"/>
               </w:rPr>
-              <w:t>187</w:t>
+              <w:t>239</w:t>
             </w:r>
           </w:p>
         </w:tc>
@@ -4465,7 +4465,7 @@
               <w:rPr>
                 <w:sz w:val="15"/>
               </w:rPr>
-              <w:t>187</w:t>
+              <w:t>239</w:t>
             </w:r>
           </w:p>
         </w:tc>
@@ -4509,7 +4509,7 @@
               <w:rPr>
                 <w:sz w:val="15"/>
               </w:rPr>
-              <w:t>186</w:t>
+              <w:t>229</w:t>
             </w:r>
           </w:p>
         </w:tc>
@@ -4523,7 +4523,7 @@
               <w:rPr>
                 <w:sz w:val="15"/>
               </w:rPr>
-              <w:t>186</w:t>
+              <w:t>229</w:t>
             </w:r>
           </w:p>
         </w:tc>
@@ -4567,7 +4567,7 @@
               <w:rPr>
                 <w:sz w:val="15"/>
               </w:rPr>
-              <w:t>163</w:t>
+              <w:t>195</w:t>
             </w:r>
           </w:p>
         </w:tc>
@@ -4581,7 +4581,7 @@
               <w:rPr>
                 <w:sz w:val="15"/>
               </w:rPr>
-              <w:t>163</w:t>
+              <w:t>195</w:t>
             </w:r>
           </w:p>
         </w:tc>
@@ -4625,7 +4625,7 @@
               <w:rPr>
                 <w:sz w:val="15"/>
               </w:rPr>
-              <w:t>150</w:t>
+              <w:t>192</w:t>
             </w:r>
           </w:p>
         </w:tc>
@@ -4639,7 +4639,7 @@
               <w:rPr>
                 <w:sz w:val="15"/>
               </w:rPr>
-              <w:t>150</w:t>
+              <w:t>192</w:t>
             </w:r>
           </w:p>
         </w:tc>
@@ -4683,7 +4683,7 @@
               <w:rPr>
                 <w:sz w:val="15"/>
               </w:rPr>
-              <w:t>134</w:t>
+              <w:t>171</w:t>
             </w:r>
           </w:p>
         </w:tc>
@@ -4697,7 +4697,7 @@
               <w:rPr>
                 <w:sz w:val="15"/>
               </w:rPr>
-              <w:t>134</w:t>
+              <w:t>171</w:t>
             </w:r>
           </w:p>
         </w:tc>
@@ -4741,7 +4741,7 @@
               <w:rPr>
                 <w:sz w:val="15"/>
               </w:rPr>
-              <w:t>53</w:t>
+              <w:t>74</w:t>
             </w:r>
           </w:p>
         </w:tc>
@@ -4755,7 +4755,7 @@
               <w:rPr>
                 <w:sz w:val="15"/>
               </w:rPr>
-              <w:t>53</w:t>
+              <w:t>74</w:t>
             </w:r>
           </w:p>
         </w:tc>
@@ -4799,7 +4799,7 @@
               <w:rPr>
                 <w:sz w:val="15"/>
               </w:rPr>
-              <w:t>39</w:t>
+              <w:t>53</w:t>
             </w:r>
           </w:p>
         </w:tc>
@@ -4813,7 +4813,7 @@
               <w:rPr>
                 <w:sz w:val="15"/>
               </w:rPr>
-              <w:t>39</w:t>
+              <w:t>53</w:t>
             </w:r>
           </w:p>
         </w:tc>
@@ -4857,7 +4857,7 @@
               <w:rPr>
                 <w:sz w:val="15"/>
               </w:rPr>
-              <w:t>26</w:t>
+              <w:t>32</w:t>
             </w:r>
           </w:p>
         </w:tc>
@@ -4871,7 +4871,7 @@
               <w:rPr>
                 <w:sz w:val="15"/>
               </w:rPr>
-              <w:t>26</w:t>
+              <w:t>32</w:t>
             </w:r>
           </w:p>
         </w:tc>
@@ -5017,7 +5017,7 @@
           <w:b/>
           <w:sz w:val="19"/>
         </w:rPr>
-        <w:t>칸/재료 최고가 physical.density의 7.05인데 대상이 162종뿐이다. 8차의 밀도(6.7칸 × 134종) 같은 덩어리는 더 이상 없다. 기본 물성이 닫히면 이 척도는 스스로 수명을 다한다.</w:t>
+        <w:t>칸/재료 최고가 physical.density의 7.13인데 대상이 204종뿐이다. 8차의 밀도(6.7칸 × 134종) 같은 덩어리는 더 이상 없다. 기본 물성이 닫히면 이 척도는 스스로 수명을 다한다.</w:t>
       </w:r>
     </w:p>
     <w:p>
@@ -5228,7 +5228,7 @@
               <w:rPr>
                 <w:sz w:val="16"/>
               </w:rPr>
-              <w:t>6종</w:t>
+              <w:t>7종</w:t>
             </w:r>
           </w:p>
         </w:tc>
@@ -5258,7 +5258,7 @@
               <w:rPr>
                 <w:sz w:val="16"/>
               </w:rPr>
-              <w:t>10종</w:t>
+              <w:t>16종</w:t>
             </w:r>
           </w:p>
         </w:tc>
@@ -5438,7 +5438,7 @@
               <w:rPr>
                 <w:sz w:val="16"/>
               </w:rPr>
-              <w:t>2종</w:t>
+              <w:t>4종</w:t>
             </w:r>
           </w:p>
         </w:tc>
@@ -5468,7 +5468,7 @@
               <w:rPr>
                 <w:sz w:val="16"/>
               </w:rPr>
-              <w:t>12종</w:t>
+              <w:t>15종</w:t>
             </w:r>
           </w:p>
         </w:tc>
@@ -5498,7 +5498,7 @@
               <w:rPr>
                 <w:sz w:val="16"/>
               </w:rPr>
-              <w:t>2종</w:t>
+              <w:t>5종</w:t>
             </w:r>
           </w:p>
         </w:tc>
@@ -5528,7 +5528,7 @@
               <w:rPr>
                 <w:sz w:val="16"/>
               </w:rPr>
-              <w:t>22종</w:t>
+              <w:t>34종</w:t>
             </w:r>
           </w:p>
         </w:tc>
@@ -5558,7 +5558,7 @@
               <w:rPr>
                 <w:sz w:val="16"/>
               </w:rPr>
-              <w:t>66종</w:t>
+              <w:t>68종</w:t>
             </w:r>
           </w:p>
         </w:tc>
@@ -5588,7 +5588,7 @@
               <w:rPr>
                 <w:sz w:val="16"/>
               </w:rPr>
-              <w:t>6종</w:t>
+              <w:t>8종</w:t>
             </w:r>
           </w:p>
         </w:tc>
@@ -5618,7 +5618,7 @@
               <w:rPr>
                 <w:sz w:val="16"/>
               </w:rPr>
-              <w:t>6종</w:t>
+              <w:t>10종</w:t>
             </w:r>
           </w:p>
         </w:tc>
@@ -5648,7 +5648,7 @@
               <w:rPr>
                 <w:sz w:val="16"/>
               </w:rPr>
-              <w:t>1종</w:t>
+              <w:t>3종</w:t>
             </w:r>
           </w:p>
         </w:tc>
@@ -5664,7 +5664,7 @@
               <w:rPr>
                 <w:sz w:val="16"/>
               </w:rPr>
-              <w:t>29칸</w:t>
+              <w:t>28칸</w:t>
             </w:r>
           </w:p>
         </w:tc>
@@ -5678,7 +5678,7 @@
               <w:rPr>
                 <w:sz w:val="16"/>
               </w:rPr>
-              <w:t>5종</w:t>
+              <w:t>1종</w:t>
             </w:r>
           </w:p>
         </w:tc>
@@ -5694,7 +5694,7 @@
               <w:rPr>
                 <w:sz w:val="16"/>
               </w:rPr>
-              <w:t>30칸</w:t>
+              <w:t>29칸</w:t>
             </w:r>
           </w:p>
         </w:tc>
@@ -5708,7 +5708,7 @@
               <w:rPr>
                 <w:sz w:val="16"/>
               </w:rPr>
-              <w:t>20종</w:t>
+              <w:t>7종</w:t>
             </w:r>
           </w:p>
         </w:tc>
@@ -5724,7 +5724,7 @@
               <w:rPr>
                 <w:sz w:val="16"/>
               </w:rPr>
-              <w:t>31칸</w:t>
+              <w:t>30칸</w:t>
             </w:r>
           </w:p>
         </w:tc>
@@ -5738,7 +5738,7 @@
               <w:rPr>
                 <w:sz w:val="16"/>
               </w:rPr>
-              <w:t>12종</w:t>
+              <w:t>23종</w:t>
             </w:r>
           </w:p>
         </w:tc>
@@ -5754,7 +5754,7 @@
               <w:rPr>
                 <w:sz w:val="16"/>
               </w:rPr>
-              <w:t>32칸</w:t>
+              <w:t>31칸</w:t>
             </w:r>
           </w:p>
         </w:tc>
@@ -5768,7 +5768,7 @@
               <w:rPr>
                 <w:sz w:val="16"/>
               </w:rPr>
-              <w:t>1종</w:t>
+              <w:t>12종</w:t>
             </w:r>
           </w:p>
         </w:tc>
@@ -5784,6 +5784,66 @@
               <w:rPr>
                 <w:sz w:val="16"/>
               </w:rPr>
+              <w:t>32칸</w:t>
+            </w:r>
+          </w:p>
+        </w:tc>
+        <w:tc>
+          <w:tcPr>
+            <w:tcW w:type="dxa" w:w="4320"/>
+          </w:tcPr>
+          <w:p>
+            <w:r/>
+            <w:r>
+              <w:rPr>
+                <w:sz w:val="16"/>
+              </w:rPr>
+              <w:t>8종</w:t>
+            </w:r>
+          </w:p>
+        </w:tc>
+      </w:tr>
+      <w:tr>
+        <w:tc>
+          <w:tcPr>
+            <w:tcW w:type="dxa" w:w="4320"/>
+          </w:tcPr>
+          <w:p>
+            <w:r/>
+            <w:r>
+              <w:rPr>
+                <w:sz w:val="16"/>
+              </w:rPr>
+              <w:t>33칸</w:t>
+            </w:r>
+          </w:p>
+        </w:tc>
+        <w:tc>
+          <w:tcPr>
+            <w:tcW w:type="dxa" w:w="4320"/>
+          </w:tcPr>
+          <w:p>
+            <w:r/>
+            <w:r>
+              <w:rPr>
+                <w:sz w:val="16"/>
+              </w:rPr>
+              <w:t>2종</w:t>
+            </w:r>
+          </w:p>
+        </w:tc>
+      </w:tr>
+      <w:tr>
+        <w:tc>
+          <w:tcPr>
+            <w:tcW w:type="dxa" w:w="4320"/>
+          </w:tcPr>
+          <w:p>
+            <w:r/>
+            <w:r>
+              <w:rPr>
+                <w:sz w:val="16"/>
+              </w:rPr>
               <w:t>빈칸 있는 재료 합계</w:t>
             </w:r>
           </w:p>
@@ -5798,7 +5858,7 @@
               <w:rPr>
                 <w:sz w:val="16"/>
               </w:rPr>
-              <w:t>299종 / 737종</w:t>
+              <w:t>351종 / 789종</w:t>
             </w:r>
           </w:p>
         </w:tc>
@@ -5921,7 +5981,7 @@
               <w:rPr>
                 <w:sz w:val="16"/>
               </w:rPr>
-              <w:t>244종</w:t>
+              <w:t>296종</w:t>
             </w:r>
           </w:p>
         </w:tc>
@@ -5963,7 +6023,7 @@
               <w:rPr>
                 <w:sz w:val="16"/>
               </w:rPr>
-              <w:t>173종</w:t>
+              <w:t>225종</w:t>
             </w:r>
           </w:p>
         </w:tc>
@@ -5993,7 +6053,7 @@
               <w:rPr>
                 <w:sz w:val="16"/>
               </w:rPr>
-              <w:t>225종</w:t>
+              <w:t>277종</w:t>
             </w:r>
           </w:p>
         </w:tc>
@@ -6021,7 +6081,7 @@
               <w:rPr>
                 <w:sz w:val="16"/>
               </w:rPr>
-              <w:t>10종</w:t>
+              <w:t>17종</w:t>
             </w:r>
           </w:p>
         </w:tc>
@@ -6035,7 +6095,7 @@
               <w:rPr>
                 <w:sz w:val="16"/>
               </w:rPr>
-              <w:t>177종</w:t>
+              <w:t>222종</w:t>
             </w:r>
           </w:p>
         </w:tc>
@@ -6065,7 +6125,7 @@
               <w:rPr>
                 <w:sz w:val="16"/>
               </w:rPr>
-              <w:t>194종</w:t>
+              <w:t>245종</w:t>
             </w:r>
           </w:p>
         </w:tc>
@@ -6079,7 +6139,7 @@
               <w:rPr>
                 <w:sz w:val="16"/>
               </w:rPr>
-              <w:t>15종</w:t>
+              <w:t>21종</w:t>
             </w:r>
           </w:p>
         </w:tc>
@@ -6093,7 +6153,7 @@
               <w:rPr>
                 <w:sz w:val="16"/>
               </w:rPr>
-              <w:t>27종</w:t>
+              <w:t>33종</w:t>
             </w:r>
           </w:p>
         </w:tc>
@@ -6107,7 +6167,7 @@
               <w:rPr>
                 <w:sz w:val="16"/>
               </w:rPr>
-              <w:t>152종</w:t>
+              <w:t>191종</w:t>
             </w:r>
           </w:p>
         </w:tc>
@@ -6137,7 +6197,7 @@
               <w:rPr>
                 <w:sz w:val="16"/>
               </w:rPr>
-              <w:t>190종</w:t>
+              <w:t>242종</w:t>
             </w:r>
           </w:p>
         </w:tc>
@@ -6165,7 +6225,7 @@
               <w:rPr>
                 <w:sz w:val="16"/>
               </w:rPr>
-              <w:t>101종</w:t>
+              <w:t>121종</w:t>
             </w:r>
           </w:p>
         </w:tc>
@@ -6179,7 +6239,7 @@
               <w:rPr>
                 <w:sz w:val="16"/>
               </w:rPr>
-              <w:t>80종</w:t>
+              <w:t>112종</w:t>
             </w:r>
           </w:p>
         </w:tc>
@@ -6195,7 +6255,7 @@
               <w:rPr>
                 <w:sz w:val="16"/>
               </w:rPr>
-              <w:t>전기·EMI</w:t>
+              <w:t>구조·강성</w:t>
             </w:r>
           </w:p>
         </w:tc>
@@ -6209,7 +6269,7 @@
               <w:rPr>
                 <w:sz w:val="16"/>
               </w:rPr>
-              <w:t>186종</w:t>
+              <w:t>229종</w:t>
             </w:r>
           </w:p>
         </w:tc>
@@ -6223,7 +6283,7 @@
               <w:rPr>
                 <w:sz w:val="16"/>
               </w:rPr>
-              <w:t>186종</w:t>
+              <w:t>15종</w:t>
             </w:r>
           </w:p>
         </w:tc>
@@ -6237,7 +6297,7 @@
               <w:rPr>
                 <w:sz w:val="16"/>
               </w:rPr>
-              <w:t>0종</w:t>
+              <w:t>37종</w:t>
             </w:r>
           </w:p>
         </w:tc>
@@ -6251,7 +6311,7 @@
               <w:rPr>
                 <w:sz w:val="16"/>
               </w:rPr>
-              <w:t>0종</w:t>
+              <w:t>177종</w:t>
             </w:r>
           </w:p>
         </w:tc>
@@ -6267,7 +6327,7 @@
               <w:rPr>
                 <w:sz w:val="16"/>
               </w:rPr>
-              <w:t>구조·강성</w:t>
+              <w:t>전기·EMI</w:t>
             </w:r>
           </w:p>
         </w:tc>
@@ -6281,7 +6341,7 @@
               <w:rPr>
                 <w:sz w:val="16"/>
               </w:rPr>
-              <w:t>184종</w:t>
+              <w:t>229종</w:t>
             </w:r>
           </w:p>
         </w:tc>
@@ -6295,7 +6355,7 @@
               <w:rPr>
                 <w:sz w:val="16"/>
               </w:rPr>
-              <w:t>15종</w:t>
+              <w:t>229종</w:t>
             </w:r>
           </w:p>
         </w:tc>
@@ -6309,7 +6369,7 @@
               <w:rPr>
                 <w:sz w:val="16"/>
               </w:rPr>
-              <w:t>26종</w:t>
+              <w:t>0종</w:t>
             </w:r>
           </w:p>
         </w:tc>
@@ -6323,7 +6383,7 @@
               <w:rPr>
                 <w:sz w:val="16"/>
               </w:rPr>
-              <w:t>143종</w:t>
+              <w:t>0종</w:t>
             </w:r>
           </w:p>
         </w:tc>
@@ -6353,7 +6413,7 @@
               <w:rPr>
                 <w:sz w:val="16"/>
               </w:rPr>
-              <w:t>160종</w:t>
+              <w:t>198종</w:t>
             </w:r>
           </w:p>
         </w:tc>
@@ -6395,7 +6455,7 @@
               <w:rPr>
                 <w:sz w:val="16"/>
               </w:rPr>
-              <w:t>137종</w:t>
+              <w:t>175종</w:t>
             </w:r>
           </w:p>
         </w:tc>
@@ -6425,7 +6485,7 @@
               <w:rPr>
                 <w:sz w:val="16"/>
               </w:rPr>
-              <w:t>153종</w:t>
+              <w:t>195종</w:t>
             </w:r>
           </w:p>
         </w:tc>
@@ -6439,7 +6499,7 @@
               <w:rPr>
                 <w:sz w:val="16"/>
               </w:rPr>
-              <w:t>34종</w:t>
+              <w:t>41종</w:t>
             </w:r>
           </w:p>
         </w:tc>
@@ -6453,7 +6513,7 @@
               <w:rPr>
                 <w:sz w:val="16"/>
               </w:rPr>
-              <w:t>30종</w:t>
+              <w:t>38종</w:t>
             </w:r>
           </w:p>
         </w:tc>
@@ -6467,7 +6527,7 @@
               <w:rPr>
                 <w:sz w:val="16"/>
               </w:rPr>
-              <w:t>89종</w:t>
+              <w:t>116종</w:t>
             </w:r>
           </w:p>
         </w:tc>
@@ -6497,7 +6557,7 @@
               <w:rPr>
                 <w:sz w:val="16"/>
               </w:rPr>
-              <w:t>54종</w:t>
+              <w:t>75종</w:t>
             </w:r>
           </w:p>
         </w:tc>
@@ -6539,7 +6599,7 @@
               <w:rPr>
                 <w:sz w:val="16"/>
               </w:rPr>
-              <w:t>45종</w:t>
+              <w:t>66종</w:t>
             </w:r>
           </w:p>
         </w:tc>
@@ -6569,7 +6629,7 @@
               <w:rPr>
                 <w:sz w:val="16"/>
               </w:rPr>
-              <w:t>53종</w:t>
+              <w:t>74종</w:t>
             </w:r>
           </w:p>
         </w:tc>
@@ -6583,7 +6643,7 @@
               <w:rPr>
                 <w:sz w:val="16"/>
               </w:rPr>
-              <w:t>25종</w:t>
+              <w:t>35종</w:t>
             </w:r>
           </w:p>
         </w:tc>
@@ -6597,7 +6657,7 @@
               <w:rPr>
                 <w:sz w:val="16"/>
               </w:rPr>
-              <w:t>28종</w:t>
+              <w:t>39종</w:t>
             </w:r>
           </w:p>
         </w:tc>
@@ -6641,7 +6701,7 @@
               <w:rPr>
                 <w:sz w:val="16"/>
               </w:rPr>
-              <w:t>26종</w:t>
+              <w:t>32종</w:t>
             </w:r>
           </w:p>
         </w:tc>
@@ -6655,7 +6715,7 @@
               <w:rPr>
                 <w:sz w:val="16"/>
               </w:rPr>
-              <w:t>26종</w:t>
+              <w:t>32종</w:t>
             </w:r>
           </w:p>
         </w:tc>
@@ -6855,7 +6915,7 @@
           <w:b w:val="0"/>
           <w:sz w:val="19"/>
         </w:rPr>
-        <w:t>예외는 구조·강성(169종이 2칸 이상) · 낙하·충격(187종이 2칸 이상) · 열전달·방열(181종이 2칸 이상) · 열응력·워피지(179종이 2칸 이상) · 폴더블 벤딩(46종이 2칸 이상) · 결로(표면)(190종이 2칸 이상) · 결로(투습)(156종이 2칸 이상) · 초탄성(실링·완충)(1종이 2칸 이상) · 접착·박리(28종이 2칸 이상) · 피로·수명(119종이 2칸 이상)이다. 여기는 한 배치로 안 닫히는 다층 병목이다.</w:t>
+        <w:t>예외는 구조·강성(214종이 2칸 이상) · 낙하·충격(239종이 2칸 이상) · 열전달·방열(233종이 2칸 이상) · 열응력·워피지(224종이 2칸 이상) · 폴더블 벤딩(67종이 2칸 이상) · 결로(표면)(242종이 2칸 이상) · 결로(투습)(194종이 2칸 이상) · 초탄성(실링·완충)(1종이 2칸 이상) · 접착·박리(39종이 2칸 이상) · 피로·수명(154종이 2칸 이상)이다. 여기는 한 배치로 안 닫히는 다층 병목이다.</w:t>
       </w:r>
     </w:p>
     <w:p>
@@ -7340,7 +7400,7 @@
               <w:rPr>
                 <w:sz w:val="15"/>
               </w:rPr>
-              <w:t>737</w:t>
+              <w:t>789</w:t>
             </w:r>
           </w:p>
         </w:tc>
@@ -7354,7 +7414,7 @@
               <w:rPr>
                 <w:sz w:val="15"/>
               </w:rPr>
-              <w:t>76.9%  ██████··</w:t>
+              <w:t>73.2%  ██████··</w:t>
             </w:r>
           </w:p>
         </w:tc>
@@ -7368,7 +7428,7 @@
               <w:rPr>
                 <w:sz w:val="15"/>
               </w:rPr>
-              <w:t>46.3%</w:t>
+              <w:t>44.6%</w:t>
             </w:r>
           </w:p>
         </w:tc>
@@ -7382,7 +7442,7 @@
               <w:rPr>
                 <w:sz w:val="15"/>
               </w:rPr>
-              <w:t>75.0%</w:t>
+              <w:t>71.0%</w:t>
             </w:r>
           </w:p>
         </w:tc>
@@ -7396,7 +7456,7 @@
               <w:rPr>
                 <w:sz w:val="15"/>
               </w:rPr>
-              <w:t>73.9%</w:t>
+              <w:t>69.6%</w:t>
             </w:r>
           </w:p>
         </w:tc>
@@ -7410,7 +7470,7 @@
               <w:rPr>
                 <w:sz w:val="15"/>
               </w:rPr>
-              <w:t>26.1%</w:t>
+              <w:t>25.2%</w:t>
             </w:r>
           </w:p>
         </w:tc>
@@ -7440,7 +7500,7 @@
               <w:rPr>
                 <w:sz w:val="15"/>
               </w:rPr>
-              <w:t>737</w:t>
+              <w:t>789</w:t>
             </w:r>
           </w:p>
         </w:tc>
@@ -7454,7 +7514,7 @@
               <w:rPr>
                 <w:sz w:val="15"/>
               </w:rPr>
-              <w:t>72.1%  ██████··</w:t>
+              <w:t>68.2%  █████···</w:t>
             </w:r>
           </w:p>
         </w:tc>
@@ -7468,7 +7528,7 @@
               <w:rPr>
                 <w:sz w:val="15"/>
               </w:rPr>
-              <w:t>38.1%</w:t>
+              <w:t>36.4%</w:t>
             </w:r>
           </w:p>
         </w:tc>
@@ -7482,7 +7542,7 @@
               <w:rPr>
                 <w:sz w:val="15"/>
               </w:rPr>
-              <w:t>62.6%</w:t>
+              <w:t>58.4%</w:t>
             </w:r>
           </w:p>
         </w:tc>
@@ -7496,7 +7556,7 @@
               <w:rPr>
                 <w:sz w:val="15"/>
               </w:rPr>
-              <w:t>67.9%</w:t>
+              <w:t>63.1%</w:t>
             </w:r>
           </w:p>
         </w:tc>
@@ -7510,7 +7570,7 @@
               <w:rPr>
                 <w:sz w:val="15"/>
               </w:rPr>
-              <w:t>10.2%</w:t>
+              <w:t>9.5%</w:t>
             </w:r>
           </w:p>
         </w:tc>
@@ -7540,7 +7600,7 @@
               <w:rPr>
                 <w:sz w:val="15"/>
               </w:rPr>
-              <w:t>737</w:t>
+              <w:t>789</w:t>
             </w:r>
           </w:p>
         </w:tc>
@@ -7554,7 +7614,7 @@
               <w:rPr>
                 <w:sz w:val="15"/>
               </w:rPr>
-              <w:t>79.6%  ██████··</w:t>
+              <w:t>75.2%  ██████··</w:t>
             </w:r>
           </w:p>
         </w:tc>
@@ -7568,7 +7628,7 @@
               <w:rPr>
                 <w:sz w:val="15"/>
               </w:rPr>
-              <w:t>55.7%</w:t>
+              <w:t>52.9%</w:t>
             </w:r>
           </w:p>
         </w:tc>
@@ -7582,7 +7642,7 @@
               <w:rPr>
                 <w:sz w:val="15"/>
               </w:rPr>
-              <w:t>74.2%</w:t>
+              <w:t>69.3%</w:t>
             </w:r>
           </w:p>
         </w:tc>
@@ -7596,7 +7656,7 @@
               <w:rPr>
                 <w:sz w:val="15"/>
               </w:rPr>
-              <w:t>74.2%</w:t>
+              <w:t>69.3%</w:t>
             </w:r>
           </w:p>
         </w:tc>
@@ -7610,7 +7670,7 @@
               <w:rPr>
                 <w:sz w:val="15"/>
               </w:rPr>
-              <w:t>29.2%</w:t>
+              <w:t>27.2%</w:t>
             </w:r>
           </w:p>
         </w:tc>
@@ -7640,7 +7700,7 @@
               <w:rPr>
                 <w:sz w:val="15"/>
               </w:rPr>
-              <w:t>737</w:t>
+              <w:t>789</w:t>
             </w:r>
           </w:p>
         </w:tc>
@@ -7654,7 +7714,7 @@
               <w:rPr>
                 <w:sz w:val="15"/>
               </w:rPr>
-              <w:t>77.2%  ██████··</w:t>
+              <w:t>73.7%  ██████··</w:t>
             </w:r>
           </w:p>
         </w:tc>
@@ -7668,7 +7728,7 @@
               <w:rPr>
                 <w:sz w:val="15"/>
               </w:rPr>
-              <w:t>47.4%</w:t>
+              <w:t>45.9%</w:t>
             </w:r>
           </w:p>
         </w:tc>
@@ -7682,7 +7742,7 @@
               <w:rPr>
                 <w:sz w:val="15"/>
               </w:rPr>
-              <w:t>73.7%</w:t>
+              <w:t>68.9%</w:t>
             </w:r>
           </w:p>
         </w:tc>
@@ -7696,7 +7756,7 @@
               <w:rPr>
                 <w:sz w:val="15"/>
               </w:rPr>
-              <w:t>72.5%</w:t>
+              <w:t>67.4%</w:t>
             </w:r>
           </w:p>
         </w:tc>
@@ -7710,7 +7770,7 @@
               <w:rPr>
                 <w:sz w:val="15"/>
               </w:rPr>
-              <w:t>23.5%</w:t>
+              <w:t>22.1%</w:t>
             </w:r>
           </w:p>
         </w:tc>
@@ -7740,7 +7800,7 @@
               <w:rPr>
                 <w:sz w:val="15"/>
               </w:rPr>
-              <w:t>232</w:t>
+              <w:t>253</w:t>
             </w:r>
           </w:p>
         </w:tc>
@@ -7754,7 +7814,7 @@
               <w:rPr>
                 <w:sz w:val="15"/>
               </w:rPr>
-              <w:t>80.3%  ██████··</w:t>
+              <w:t>73.9%  ██████··</w:t>
             </w:r>
           </w:p>
         </w:tc>
@@ -7768,7 +7828,7 @@
               <w:rPr>
                 <w:sz w:val="15"/>
               </w:rPr>
-              <w:t>49.2%</w:t>
+              <w:t>45.5%</w:t>
             </w:r>
           </w:p>
         </w:tc>
@@ -7782,7 +7842,7 @@
               <w:rPr>
                 <w:sz w:val="15"/>
               </w:rPr>
-              <w:t>76.7%</w:t>
+              <w:t>70.4%</w:t>
             </w:r>
           </w:p>
         </w:tc>
@@ -7796,7 +7856,7 @@
               <w:rPr>
                 <w:sz w:val="15"/>
               </w:rPr>
-              <w:t>76.7%</w:t>
+              <w:t>70.4%</w:t>
             </w:r>
           </w:p>
         </w:tc>
@@ -7810,7 +7870,7 @@
               <w:rPr>
                 <w:sz w:val="15"/>
               </w:rPr>
-              <w:t>18.5%</w:t>
+              <w:t>17.0%</w:t>
             </w:r>
           </w:p>
         </w:tc>
@@ -7840,7 +7900,7 @@
               <w:rPr>
                 <w:sz w:val="15"/>
               </w:rPr>
-              <w:t>737</w:t>
+              <w:t>789</w:t>
             </w:r>
           </w:p>
         </w:tc>
@@ -7854,7 +7914,7 @@
               <w:rPr>
                 <w:sz w:val="15"/>
               </w:rPr>
-              <w:t>76.5%  ██████··</w:t>
+              <w:t>72.1%  ██████··</w:t>
             </w:r>
           </w:p>
         </w:tc>
@@ -7868,7 +7928,7 @@
               <w:rPr>
                 <w:sz w:val="15"/>
               </w:rPr>
-              <w:t>55.0%</w:t>
+              <w:t>52.0%</w:t>
             </w:r>
           </w:p>
         </w:tc>
@@ -7882,7 +7942,7 @@
               <w:rPr>
                 <w:sz w:val="15"/>
               </w:rPr>
-              <w:t>66.4%</w:t>
+              <w:t>62.0%</w:t>
             </w:r>
           </w:p>
         </w:tc>
@@ -7896,7 +7956,7 @@
               <w:rPr>
                 <w:sz w:val="15"/>
               </w:rPr>
-              <w:t>66.8%</w:t>
+              <w:t>62.4%</w:t>
             </w:r>
           </w:p>
         </w:tc>
@@ -7910,7 +7970,7 @@
               <w:rPr>
                 <w:sz w:val="15"/>
               </w:rPr>
-              <w:t>26.1%</w:t>
+              <w:t>24.3%</w:t>
             </w:r>
           </w:p>
         </w:tc>
@@ -7940,7 +8000,7 @@
               <w:rPr>
                 <w:sz w:val="15"/>
               </w:rPr>
-              <w:t>573</w:t>
+              <w:t>611</w:t>
             </w:r>
           </w:p>
         </w:tc>
@@ -7954,7 +8014,7 @@
               <w:rPr>
                 <w:sz w:val="15"/>
               </w:rPr>
-              <w:t>75.6%  ██████··</w:t>
+              <w:t>71.5%  ██████··</w:t>
             </w:r>
           </w:p>
         </w:tc>
@@ -7968,7 +8028,7 @@
               <w:rPr>
                 <w:sz w:val="15"/>
               </w:rPr>
-              <w:t>50.3%</w:t>
+              <w:t>47.7%</w:t>
             </w:r>
           </w:p>
         </w:tc>
@@ -7982,7 +8042,7 @@
               <w:rPr>
                 <w:sz w:val="15"/>
               </w:rPr>
-              <w:t>63.4%</w:t>
+              <w:t>59.4%</w:t>
             </w:r>
           </w:p>
         </w:tc>
@@ -7996,7 +8056,7 @@
               <w:rPr>
                 <w:sz w:val="15"/>
               </w:rPr>
-              <w:t>69.7%</w:t>
+              <w:t>65.0%</w:t>
             </w:r>
           </w:p>
         </w:tc>
@@ -8010,7 +8070,7 @@
               <w:rPr>
                 <w:sz w:val="15"/>
               </w:rPr>
-              <w:t>20.1%</w:t>
+              <w:t>18.8%</w:t>
             </w:r>
           </w:p>
         </w:tc>
@@ -8140,7 +8200,7 @@
               <w:rPr>
                 <w:sz w:val="15"/>
               </w:rPr>
-              <w:t>232</w:t>
+              <w:t>253</w:t>
             </w:r>
           </w:p>
         </w:tc>
@@ -8154,7 +8214,7 @@
               <w:rPr>
                 <w:sz w:val="15"/>
               </w:rPr>
-              <w:t>74.4%  ██████··</w:t>
+              <w:t>70.2%  ██████··</w:t>
             </w:r>
           </w:p>
         </w:tc>
@@ -8168,7 +8228,7 @@
               <w:rPr>
                 <w:sz w:val="15"/>
               </w:rPr>
-              <w:t>59.1%</w:t>
+              <w:t>56.1%</w:t>
             </w:r>
           </w:p>
         </w:tc>
@@ -8182,7 +8242,7 @@
               <w:rPr>
                 <w:sz w:val="15"/>
               </w:rPr>
-              <w:t>60.8%</w:t>
+              <w:t>55.7%</w:t>
             </w:r>
           </w:p>
         </w:tc>
@@ -8196,7 +8256,7 @@
               <w:rPr>
                 <w:sz w:val="15"/>
               </w:rPr>
-              <w:t>72.7%</w:t>
+              <w:t>65.6%</w:t>
             </w:r>
           </w:p>
         </w:tc>
@@ -8210,7 +8270,7 @@
               <w:rPr>
                 <w:sz w:val="15"/>
               </w:rPr>
-              <w:t>33.2%</w:t>
+              <w:t>30.4%</w:t>
             </w:r>
           </w:p>
         </w:tc>
@@ -8240,7 +8300,7 @@
               <w:rPr>
                 <w:sz w:val="15"/>
               </w:rPr>
-              <w:t>737</w:t>
+              <w:t>789</w:t>
             </w:r>
           </w:p>
         </w:tc>
@@ -8254,7 +8314,7 @@
               <w:rPr>
                 <w:sz w:val="15"/>
               </w:rPr>
-              <w:t>73.8%  ██████··</w:t>
+              <w:t>70.1%  ██████··</w:t>
             </w:r>
           </w:p>
         </w:tc>
@@ -8268,7 +8328,7 @@
               <w:rPr>
                 <w:sz w:val="15"/>
               </w:rPr>
-              <w:t>55.5%</w:t>
+              <w:t>53.0%</w:t>
             </w:r>
           </w:p>
         </w:tc>
@@ -8282,7 +8342,7 @@
               <w:rPr>
                 <w:sz w:val="15"/>
               </w:rPr>
-              <w:t>73.8%</w:t>
+              <w:t>70.1%</w:t>
             </w:r>
           </w:p>
         </w:tc>
@@ -8296,7 +8356,7 @@
               <w:rPr>
                 <w:sz w:val="15"/>
               </w:rPr>
-              <w:t>72.6%</w:t>
+              <w:t>68.7%</w:t>
             </w:r>
           </w:p>
         </w:tc>
@@ -8310,7 +8370,7 @@
               <w:rPr>
                 <w:sz w:val="15"/>
               </w:rPr>
-              <w:t>55.5%</w:t>
+              <w:t>53.0%</w:t>
             </w:r>
           </w:p>
         </w:tc>
@@ -8340,7 +8400,7 @@
               <w:rPr>
                 <w:sz w:val="15"/>
               </w:rPr>
-              <w:t>335</w:t>
+              <w:t>377</w:t>
             </w:r>
           </w:p>
         </w:tc>
@@ -8354,7 +8414,7 @@
               <w:rPr>
                 <w:sz w:val="15"/>
               </w:rPr>
-              <w:t>57.2%  █████···</w:t>
+              <w:t>52.8%  ████····</w:t>
             </w:r>
           </w:p>
         </w:tc>
@@ -8368,7 +8428,7 @@
               <w:rPr>
                 <w:sz w:val="15"/>
               </w:rPr>
-              <w:t>49.0%</w:t>
+              <w:t>45.4%</w:t>
             </w:r>
           </w:p>
         </w:tc>
@@ -8382,7 +8442,7 @@
               <w:rPr>
                 <w:sz w:val="15"/>
               </w:rPr>
-              <w:t>36.4%</w:t>
+              <w:t>32.4%</w:t>
             </w:r>
           </w:p>
         </w:tc>
@@ -8396,7 +8456,7 @@
               <w:rPr>
                 <w:sz w:val="15"/>
               </w:rPr>
-              <w:t>45.9%</w:t>
+              <w:t>39.6%</w:t>
             </w:r>
           </w:p>
         </w:tc>
@@ -8410,7 +8470,7 @@
               <w:rPr>
                 <w:sz w:val="15"/>
               </w:rPr>
-              <w:t>20.6%</w:t>
+              <w:t>18.3%</w:t>
             </w:r>
           </w:p>
         </w:tc>
@@ -8540,7 +8600,7 @@
               <w:rPr>
                 <w:sz w:val="15"/>
               </w:rPr>
-              <w:t>103</w:t>
+              <w:t>109</w:t>
             </w:r>
           </w:p>
         </w:tc>
@@ -8554,7 +8614,7 @@
               <w:rPr>
                 <w:sz w:val="15"/>
               </w:rPr>
-              <w:t>74.8%  ██████··</w:t>
+              <w:t>70.6%  ██████··</w:t>
             </w:r>
           </w:p>
         </w:tc>
@@ -8568,7 +8628,7 @@
               <w:rPr>
                 <w:sz w:val="15"/>
               </w:rPr>
-              <w:t>63.1%</w:t>
+              <w:t>59.6%</w:t>
             </w:r>
           </w:p>
         </w:tc>
@@ -8582,7 +8642,7 @@
               <w:rPr>
                 <w:sz w:val="15"/>
               </w:rPr>
-              <w:t>74.8%</w:t>
+              <w:t>70.6%</w:t>
             </w:r>
           </w:p>
         </w:tc>
@@ -8596,7 +8656,7 @@
               <w:rPr>
                 <w:sz w:val="15"/>
               </w:rPr>
-              <w:t>74.8%</w:t>
+              <w:t>70.6%</w:t>
             </w:r>
           </w:p>
         </w:tc>
@@ -8610,7 +8670,7 @@
               <w:rPr>
                 <w:sz w:val="15"/>
               </w:rPr>
-              <w:t>63.1%</w:t>
+              <w:t>59.6%</w:t>
             </w:r>
           </w:p>
         </w:tc>
@@ -8653,7 +8713,7 @@
               <w:rPr>
                 <w:sz w:val="15"/>
               </w:rPr>
-              <w:t>75.2%</w:t>
+              <w:t>71.1%</w:t>
             </w:r>
           </w:p>
         </w:tc>
@@ -8667,7 +8727,7 @@
               <w:rPr>
                 <w:sz w:val="15"/>
               </w:rPr>
-              <w:t>49.1%</w:t>
+              <w:t>46.7%</w:t>
             </w:r>
           </w:p>
         </w:tc>
@@ -8730,7 +8790,7 @@
           <w:b/>
           <w:sz w:val="19"/>
         </w:rPr>
-        <w:t>(가) 셀 채움만 보면 “거의 다 됐다”로 읽힌다. 구조·강성은 셀 76.9%다. 그런데 실측기반은 46.3%이고, 실측만으로 카드가 나오는 재료는 26.1%(192종)뿐이다. 전체로는 5,153칸(26.2%p)이 가정값이 만든 착시다.</w:t>
+        <w:t>(가) 셀 채움만 보면 “거의 다 됐다”로 읽힌다. 구조·강성은 셀 73.2%다. 그런데 실측기반은 44.6%이고, 실측만으로 카드가 나오는 재료는 25.2%(199종)뿐이다. 전체로는 5,153칸(24.4%p)이 가정값이 만든 착시다.</w:t>
       </w:r>
     </w:p>
     <w:p>
@@ -8742,7 +8802,7 @@
           <w:b w:val="0"/>
           <w:sz w:val="19"/>
         </w:rPr>
-        <w:t>(나) 재료 준비만 보면 “실측으로 서 있는 줄” 안다. 열전달·방열은 준비율 74.2%(547종)인데 실측 기준으로는 29.2%(215종)다. 덱은 547종이 돌지만 그중 332종은 가정값을 딛고 서 있다.</w:t>
+        <w:t>(나) 재료 준비만 보면 “실측으로 서 있는 줄” 안다. 열전달·방열은 준비율 69.3%(547종)인데 실측 기준으로는 27.2%(215종)다. 덱은 547종이 돌지만 그중 332종은 가정값을 딛고 서 있다.</w:t>
       </w:r>
     </w:p>
     <w:p>
@@ -8754,7 +8814,7 @@
           <w:b w:val="0"/>
           <w:sz w:val="19"/>
         </w:rPr>
-        <w:t>(다) 셀 채움과 재료 준비가 크게 갈리는 자리가 진짜 병목이다. 피로·수명은 셀 57.2%인데 준비 36.4%다. 재료마다 비어 있는 칸이 다르면 이렇게 벌어진다. 반대로 전기·EMI는 두 수치가 같다 — 택일군 하나짜리 해석이라 채운 칸이 곧 준비된 재료다.</w:t>
+        <w:t>(다) 셀 채움과 재료 준비가 크게 갈리는 자리가 진짜 병목이다. 피로·수명은 셀 52.8%인데 준비 32.4%다. 재료마다 비어 있는 칸이 다르면 이렇게 벌어진다. 반대로 전기·EMI는 두 수치가 같다 — 택일군 하나짜리 해석이라 채운 칸이 곧 준비된 재료다.</w:t>
       </w:r>
     </w:p>
     <w:p>
@@ -10617,7 +10677,7 @@
           <w:b w:val="0"/>
           <w:sz w:val="19"/>
         </w:rPr>
-        <w:t>tier4는 4,487건(19.3%)이다. 그중 assumption 표지를 가진 것이 4,395건이고, 나머지 92건은 가정이 아니라 계산·유도값이다.</w:t>
+        <w:t>tier4는 4,487건(18.9%)이다. 그중 assumption 표지를 가진 것이 4,395건이고, 나머지 92건은 가정이 아니라 계산·유도값이다.</w:t>
       </w:r>
     </w:p>
     <w:tbl>
@@ -10924,7 +10984,7 @@
               <w:rPr>
                 <w:sz w:val="15"/>
               </w:rPr>
-              <w:t>408 / 728</w:t>
+              <w:t>408 / 735</w:t>
             </w:r>
           </w:p>
         </w:tc>
@@ -10938,7 +10998,7 @@
               <w:rPr>
                 <w:sz w:val="15"/>
               </w:rPr>
-              <w:t>56.0%  ██████····</w:t>
+              <w:t>55.5%  ██████····</w:t>
             </w:r>
           </w:p>
         </w:tc>
@@ -11724,7 +11784,7 @@
               <w:rPr>
                 <w:sz w:val="16"/>
               </w:rPr>
-              <w:t>737종 (polymer 355, composite 171, metal 105, ceramic 59, rubber 25, foam 22)</w:t>
+              <w:t>789종 (polymer 365, composite 199, metal 109, ceramic 69, rubber 25, foam 22)</w:t>
             </w:r>
           </w:p>
         </w:tc>
@@ -11754,7 +11814,7 @@
               <w:rPr>
                 <w:sz w:val="16"/>
               </w:rPr>
-              <w:t>23,268건</w:t>
+              <w:t>23,781건</w:t>
             </w:r>
           </w:p>
         </w:tc>
@@ -11784,7 +11844,7 @@
               <w:rPr>
                 <w:sz w:val="16"/>
               </w:rPr>
-              <w:t>2,217건 (DOI 보유 816)</w:t>
+              <w:t>2,236건 (DOI 보유 835)</w:t>
             </w:r>
           </w:p>
         </w:tc>
@@ -11844,7 +11904,7 @@
               <w:rPr>
                 <w:sz w:val="16"/>
               </w:rPr>
-              <w:t>datasheet 879 · journal 796 · database 313 · other 106 · book 72 · standard 26 · web 24 · computed 1</w:t>
+              <w:t>datasheet 879 · journal 813 · database 313 · other 108 · book 72 · standard 26 · web 24 · computed 1</w:t>
             </w:r>
           </w:p>
         </w:tc>
@@ -11919,7 +11979,7 @@
               <w:rPr>
                 <w:sz w:val="16"/>
               </w:rPr>
-              <w:t>19,688</w:t>
+              <w:t>21,138</w:t>
             </w:r>
           </w:p>
         </w:tc>
@@ -11949,7 +12009,7 @@
               <w:rPr>
                 <w:sz w:val="16"/>
               </w:rPr>
-              <w:t>14,813  (75.2%)</w:t>
+              <w:t>15,027  (71.1%)</w:t>
             </w:r>
           </w:p>
         </w:tc>
@@ -11979,7 +12039,7 @@
               <w:rPr>
                 <w:sz w:val="16"/>
               </w:rPr>
-              <w:t>9,660  (49.1%)</w:t>
+              <w:t>9,874  (46.7%)</w:t>
             </w:r>
           </w:p>
         </w:tc>
@@ -12009,7 +12069,7 @@
               <w:rPr>
                 <w:sz w:val="16"/>
               </w:rPr>
-              <w:t>5,153  (26.2%p)</w:t>
+              <w:t>5,153  (24.4%p)</w:t>
             </w:r>
           </w:p>
         </w:tc>
@@ -12039,7 +12099,7 @@
               <w:rPr>
                 <w:sz w:val="16"/>
               </w:rPr>
-              <w:t>4,875</w:t>
+              <w:t>6,111</w:t>
             </w:r>
           </w:p>
         </w:tc>
@@ -12099,7 +12159,7 @@
               <w:rPr>
                 <w:sz w:val="16"/>
               </w:rPr>
-              <w:t>4,544</w:t>
+              <w:t>5,780</w:t>
             </w:r>
           </w:p>
         </w:tc>
@@ -12129,7 +12189,7 @@
               <w:rPr>
                 <w:sz w:val="16"/>
               </w:rPr>
-              <w:t>10,028</w:t>
+              <w:t>11,264</w:t>
             </w:r>
           </w:p>
         </w:tc>
@@ -12220,7 +12280,7 @@
               <w:rPr>
                 <w:sz w:val="15"/>
               </w:rPr>
-              <w:t>1142</w:t>
+              <w:t>1455</w:t>
             </w:r>
           </w:p>
         </w:tc>
@@ -12264,7 +12324,7 @@
               <w:rPr>
                 <w:sz w:val="15"/>
               </w:rPr>
-              <w:t>624</w:t>
+              <w:t>786</w:t>
             </w:r>
           </w:p>
         </w:tc>
@@ -12308,7 +12368,7 @@
               <w:rPr>
                 <w:sz w:val="15"/>
               </w:rPr>
-              <w:t>571</w:t>
+              <w:t>727</w:t>
             </w:r>
           </w:p>
         </w:tc>
@@ -12352,7 +12412,7 @@
               <w:rPr>
                 <w:sz w:val="15"/>
               </w:rPr>
-              <w:t>525</w:t>
+              <w:t>667</w:t>
             </w:r>
           </w:p>
         </w:tc>
@@ -12396,7 +12456,7 @@
               <w:rPr>
                 <w:sz w:val="15"/>
               </w:rPr>
-              <w:t>284</w:t>
+              <w:t>396</w:t>
             </w:r>
           </w:p>
         </w:tc>
@@ -12440,7 +12500,7 @@
               <w:rPr>
                 <w:sz w:val="15"/>
               </w:rPr>
-              <w:t>236</w:t>
+              <w:t>288</w:t>
             </w:r>
           </w:p>
         </w:tc>
@@ -12484,7 +12544,7 @@
               <w:rPr>
                 <w:sz w:val="15"/>
               </w:rPr>
-              <w:t>216</w:t>
+              <w:t>268</w:t>
             </w:r>
           </w:p>
         </w:tc>
@@ -12528,7 +12588,7 @@
               <w:rPr>
                 <w:sz w:val="15"/>
               </w:rPr>
-              <w:t>187</w:t>
+              <w:t>239</w:t>
             </w:r>
           </w:p>
         </w:tc>
@@ -12558,7 +12618,7 @@
           <w:b/>
           <w:sz w:val="19"/>
         </w:rPr>
-        <w:t>남은 일의 성격 요약 — 3개 해석은 재료마다 딱 한 칸씩 모자라고, 낙하·충격만 2층 병목이다. 막힌 경로가 바뀌지 않는 한 남은 칸 전부는 안 닫힌다. 두 파동에 걸쳐 확인된 결론은 율속과 피로가 OA 밖(핸드북·벤더 시험보고서·유료 표준)에 있다는 것이다. 동시에, 채워진 14,813칸 중 5,153칸이 가정값이다 — 남은 칸을 닫는 것과 이미 닫은 칸의 근거를 두껍게 하는 것은 별개의 일이고 후자가 더 크다.</w:t>
+        <w:t>남은 일의 성격 요약 — 3개 해석은 재료마다 딱 한 칸씩 모자라고, 낙하·충격만 2층 병목이다. 막힌 경로가 바뀌지 않는 한 남은 칸 전부는 안 닫힌다. 두 파동에 걸쳐 확인된 결론은 율속과 피로가 OA 밖(핸드북·벤더 시험보고서·유료 표준)에 있다는 것이다. 동시에, 채워진 15,027칸 중 5,153칸이 가정값이다 — 남은 칸을 닫는 것과 이미 닫은 칸의 근거를 두껍게 하는 것은 별개의 일이고 후자가 더 크다.</w:t>
       </w:r>
     </w:p>
     <w:p>
@@ -13251,7 +13311,7 @@
               <w:rPr>
                 <w:sz w:val="15"/>
               </w:rPr>
-              <w:t>81.2%</w:t>
+              <w:t>77.0%</w:t>
             </w:r>
           </w:p>
         </w:tc>
@@ -13265,7 +13325,7 @@
               <w:rPr>
                 <w:sz w:val="15"/>
               </w:rPr>
-              <w:t>76.3%</w:t>
+              <w:t>72.5%</w:t>
             </w:r>
           </w:p>
         </w:tc>
@@ -13323,7 +13383,7 @@
               <w:rPr>
                 <w:sz w:val="15"/>
               </w:rPr>
-              <w:t>76.9%</w:t>
+              <w:t>72.4%</w:t>
             </w:r>
           </w:p>
         </w:tc>
@@ -13337,7 +13397,7 @@
               <w:rPr>
                 <w:sz w:val="15"/>
               </w:rPr>
-              <w:t>74.0%</w:t>
+              <w:t>69.6%</w:t>
             </w:r>
           </w:p>
         </w:tc>
@@ -13395,7 +13455,7 @@
               <w:rPr>
                 <w:sz w:val="15"/>
               </w:rPr>
-              <w:t>79.7%</w:t>
+              <w:t>75.3%</w:t>
             </w:r>
           </w:p>
         </w:tc>
@@ -13409,7 +13469,7 @@
               <w:rPr>
                 <w:sz w:val="15"/>
               </w:rPr>
-              <w:t>79.6%</w:t>
+              <w:t>75.1%</w:t>
             </w:r>
           </w:p>
         </w:tc>
@@ -13467,7 +13527,7 @@
               <w:rPr>
                 <w:sz w:val="15"/>
               </w:rPr>
-              <w:t>80.3%</w:t>
+              <w:t>76.5%</w:t>
             </w:r>
           </w:p>
         </w:tc>
@@ -13481,7 +13541,7 @@
               <w:rPr>
                 <w:sz w:val="15"/>
               </w:rPr>
-              <w:t>76.7%</w:t>
+              <w:t>73.2%</w:t>
             </w:r>
           </w:p>
         </w:tc>
@@ -13539,7 +13599,7 @@
               <w:rPr>
                 <w:sz w:val="15"/>
               </w:rPr>
-              <w:t>76.8%</w:t>
+              <w:t>72.3%</w:t>
             </w:r>
           </w:p>
         </w:tc>
@@ -13553,7 +13613,7 @@
               <w:rPr>
                 <w:sz w:val="15"/>
               </w:rPr>
-              <w:t>76.6%</w:t>
+              <w:t>72.2%</w:t>
             </w:r>
           </w:p>
         </w:tc>
@@ -13611,7 +13671,7 @@
               <w:rPr>
                 <w:sz w:val="15"/>
               </w:rPr>
-              <w:t>77.4%</w:t>
+              <w:t>73.1%</w:t>
             </w:r>
           </w:p>
         </w:tc>
@@ -13625,7 +13685,7 @@
               <w:rPr>
                 <w:sz w:val="15"/>
               </w:rPr>
-              <w:t>77.4%</w:t>
+              <w:t>73.1%</w:t>
             </w:r>
           </w:p>
         </w:tc>
@@ -13683,7 +13743,7 @@
               <w:rPr>
                 <w:sz w:val="15"/>
               </w:rPr>
-              <w:t>80.1%</w:t>
+              <w:t>75.6%</w:t>
             </w:r>
           </w:p>
         </w:tc>
@@ -13697,7 +13757,7 @@
               <w:rPr>
                 <w:sz w:val="15"/>
               </w:rPr>
-              <w:t>72.6%</w:t>
+              <w:t>68.7%</w:t>
             </w:r>
           </w:p>
         </w:tc>
@@ -13713,7 +13773,7 @@
           <w:b/>
           <w:sz w:val="19"/>
         </w:rPr>
-        <w:t>리포트가 인쇄하는 “남은 일은 4875칸이 아니라 4177칸이다”도 같은 이유로 과소치다. 정직한 값은 4544칸이다(4875 − 331, 331 = 부재이면서 아직 비어 있는 칸). 이 문서의 5·10절은 그 값을 쓴다.</w:t>
+        <w:t>리포트가 인쇄하는 “남은 일은 6111칸이 아니라 5413칸이다”도 같은 이유로 과소치다. 정직한 값은 5780칸이다(6111 − 331, 331 = 부재이면서 아직 비어 있는 칸). 이 문서의 5·10절은 그 값을 쓴다.</w:t>
       </w:r>
     </w:p>
     <w:p>

--- a/MaterialTwin_물성수집_방법론.docx
+++ b/MaterialTwin_물성수집_방법론.docx
@@ -31,7 +31,7 @@
           <w:color w:val="606060"/>
           <w:sz w:val="18"/>
         </w:rPr>
-        <w:t>2026-08-13 · 재료 789종 · 물성값 23,781건 · 출처 2,236건 · 물성 정의 169종</w:t>
+        <w:t>2026-08-13 · 재료 796종 · 물성값 24,812건 · 출처 2,239건 · 물성 정의 169종</w:t>
       </w:r>
     </w:p>
     <w:p/>
@@ -108,7 +108,7 @@
           <w:b/>
           <w:sz w:val="19"/>
         </w:rPr>
-        <w:t>카탈로그는 재료 789종 × 물성 정의 169종이다. 그러나 이 8만여 칸을 다 세지 않는다. 알루미나에 투습도를 요구하거나 벌크 금속에 층두께를 요구하면 없는 결함을 만들어내는 지표가 된다(실제로 그렇게 세다가 벤딩을 8%, 결로를 4%로 잘못 셌다). 대신 해석 13종이 실제로 요구하는 (재료 × 필수물성) 격자 21,138칸을 센다.</w:t>
+        <w:t>카탈로그는 재료 796종 × 물성 정의 169종이다. 그러나 이 8만여 칸을 다 세지 않는다. 알루미나에 투습도를 요구하거나 벌크 금속에 층두께를 요구하면 없는 결함을 만들어내는 지표가 된다(실제로 그렇게 세다가 벤딩을 8%, 결로를 4%로 잘못 셌다). 대신 해석 13종이 실제로 요구하는 (재료 × 필수물성) 격자 21,358칸을 센다.</w:t>
       </w:r>
     </w:p>
     <w:tbl>
@@ -227,7 +227,7 @@
               <w:rPr>
                 <w:sz w:val="14"/>
               </w:rPr>
-              <w:t>789종</w:t>
+              <w:t>796종</w:t>
             </w:r>
           </w:p>
         </w:tc>
@@ -269,7 +269,7 @@
               <w:rPr>
                 <w:sz w:val="14"/>
               </w:rPr>
-              <w:t>2,367</w:t>
+              <w:t>2,388</w:t>
             </w:r>
           </w:p>
         </w:tc>
@@ -299,7 +299,7 @@
               <w:rPr>
                 <w:sz w:val="14"/>
               </w:rPr>
-              <w:t>789종</w:t>
+              <w:t>796종</w:t>
             </w:r>
           </w:p>
         </w:tc>
@@ -341,7 +341,7 @@
               <w:rPr>
                 <w:sz w:val="14"/>
               </w:rPr>
-              <w:t>3,945</w:t>
+              <w:t>3,980</w:t>
             </w:r>
           </w:p>
         </w:tc>
@@ -371,7 +371,7 @@
               <w:rPr>
                 <w:sz w:val="14"/>
               </w:rPr>
-              <w:t>789종</w:t>
+              <w:t>796종</w:t>
             </w:r>
           </w:p>
         </w:tc>
@@ -413,7 +413,7 @@
               <w:rPr>
                 <w:sz w:val="14"/>
               </w:rPr>
-              <w:t>2,367</w:t>
+              <w:t>2,388</w:t>
             </w:r>
           </w:p>
         </w:tc>
@@ -443,7 +443,7 @@
               <w:rPr>
                 <w:sz w:val="14"/>
               </w:rPr>
-              <w:t>789종</w:t>
+              <w:t>796종</w:t>
             </w:r>
           </w:p>
         </w:tc>
@@ -485,7 +485,7 @@
               <w:rPr>
                 <w:sz w:val="14"/>
               </w:rPr>
-              <w:t>3,156</w:t>
+              <w:t>3,184</w:t>
             </w:r>
           </w:p>
         </w:tc>
@@ -515,7 +515,7 @@
               <w:rPr>
                 <w:sz w:val="14"/>
               </w:rPr>
-              <w:t>253종</w:t>
+              <w:t>258종</w:t>
             </w:r>
           </w:p>
         </w:tc>
@@ -557,7 +557,7 @@
               <w:rPr>
                 <w:sz w:val="14"/>
               </w:rPr>
-              <w:t>1,012</w:t>
+              <w:t>1,032</w:t>
             </w:r>
           </w:p>
         </w:tc>
@@ -587,7 +587,7 @@
               <w:rPr>
                 <w:sz w:val="14"/>
               </w:rPr>
-              <w:t>789종</w:t>
+              <w:t>796종</w:t>
             </w:r>
           </w:p>
         </w:tc>
@@ -629,7 +629,7 @@
               <w:rPr>
                 <w:sz w:val="14"/>
               </w:rPr>
-              <w:t>3,156</w:t>
+              <w:t>3,184</w:t>
             </w:r>
           </w:p>
         </w:tc>
@@ -659,7 +659,7 @@
               <w:rPr>
                 <w:sz w:val="14"/>
               </w:rPr>
-              <w:t>611종</w:t>
+              <w:t>618종</w:t>
             </w:r>
           </w:p>
         </w:tc>
@@ -701,7 +701,7 @@
               <w:rPr>
                 <w:sz w:val="14"/>
               </w:rPr>
-              <w:t>2,444</w:t>
+              <w:t>2,472</w:t>
             </w:r>
           </w:p>
         </w:tc>
@@ -803,7 +803,7 @@
               <w:rPr>
                 <w:sz w:val="14"/>
               </w:rPr>
-              <w:t>253종</w:t>
+              <w:t>258종</w:t>
             </w:r>
           </w:p>
         </w:tc>
@@ -845,7 +845,7 @@
               <w:rPr>
                 <w:sz w:val="14"/>
               </w:rPr>
-              <w:t>506</w:t>
+              <w:t>516</w:t>
             </w:r>
           </w:p>
         </w:tc>
@@ -875,7 +875,7 @@
               <w:rPr>
                 <w:sz w:val="14"/>
               </w:rPr>
-              <w:t>789종</w:t>
+              <w:t>796종</w:t>
             </w:r>
           </w:p>
         </w:tc>
@@ -917,7 +917,7 @@
               <w:rPr>
                 <w:sz w:val="14"/>
               </w:rPr>
-              <w:t>789</w:t>
+              <w:t>796</w:t>
             </w:r>
           </w:p>
         </w:tc>
@@ -947,7 +947,7 @@
               <w:rPr>
                 <w:sz w:val="14"/>
               </w:rPr>
-              <w:t>377종</w:t>
+              <w:t>384종</w:t>
             </w:r>
           </w:p>
         </w:tc>
@@ -989,7 +989,7 @@
               <w:rPr>
                 <w:sz w:val="14"/>
               </w:rPr>
-              <w:t>1,131</w:t>
+              <w:t>1,152</w:t>
             </w:r>
           </w:p>
         </w:tc>
@@ -1091,7 +1091,7 @@
               <w:rPr>
                 <w:sz w:val="14"/>
               </w:rPr>
-              <w:t>109종</w:t>
+              <w:t>110종</w:t>
             </w:r>
           </w:p>
         </w:tc>
@@ -1133,7 +1133,7 @@
               <w:rPr>
                 <w:sz w:val="14"/>
               </w:rPr>
-              <w:t>109</w:t>
+              <w:t>110</w:t>
             </w:r>
           </w:p>
         </w:tc>
@@ -1291,7 +1291,7 @@
               <w:rPr>
                 <w:sz w:val="16"/>
               </w:rPr>
-              <w:t>11,756</w:t>
+              <w:t>12,787</w:t>
             </w:r>
           </w:p>
         </w:tc>
@@ -1305,7 +1305,7 @@
               <w:rPr>
                 <w:sz w:val="16"/>
               </w:rPr>
-              <w:t>49.4%</w:t>
+              <w:t>51.5%</w:t>
             </w:r>
           </w:p>
         </w:tc>
@@ -1363,7 +1363,7 @@
               <w:rPr>
                 <w:sz w:val="16"/>
               </w:rPr>
-              <w:t>7.5%</w:t>
+              <w:t>7.2%</w:t>
             </w:r>
           </w:p>
         </w:tc>
@@ -1421,7 +1421,7 @@
               <w:rPr>
                 <w:sz w:val="16"/>
               </w:rPr>
-              <w:t>24.2%</w:t>
+              <w:t>23.2%</w:t>
             </w:r>
           </w:p>
         </w:tc>
@@ -1479,7 +1479,7 @@
               <w:rPr>
                 <w:sz w:val="16"/>
               </w:rPr>
-              <w:t>18.9%</w:t>
+              <w:t>18.1%</w:t>
             </w:r>
           </w:p>
         </w:tc>
@@ -4045,7 +4045,7 @@
               <w:rPr>
                 <w:sz w:val="15"/>
               </w:rPr>
-              <w:t>1455</w:t>
+              <w:t>1514</w:t>
             </w:r>
           </w:p>
         </w:tc>
@@ -4059,7 +4059,7 @@
               <w:rPr>
                 <w:sz w:val="15"/>
               </w:rPr>
-              <w:t>204</w:t>
+              <w:t>211</w:t>
             </w:r>
           </w:p>
         </w:tc>
@@ -4073,7 +4073,7 @@
               <w:rPr>
                 <w:sz w:val="15"/>
               </w:rPr>
-              <w:t>7.13</w:t>
+              <w:t>7.18</w:t>
             </w:r>
           </w:p>
         </w:tc>
@@ -4103,7 +4103,7 @@
               <w:rPr>
                 <w:sz w:val="15"/>
               </w:rPr>
-              <w:t>786</w:t>
+              <w:t>794</w:t>
             </w:r>
           </w:p>
         </w:tc>
@@ -4117,7 +4117,7 @@
               <w:rPr>
                 <w:sz w:val="15"/>
               </w:rPr>
-              <w:t>196</w:t>
+              <w:t>198</w:t>
             </w:r>
           </w:p>
         </w:tc>
@@ -4161,7 +4161,7 @@
               <w:rPr>
                 <w:sz w:val="15"/>
               </w:rPr>
-              <w:t>727</w:t>
+              <w:t>753</w:t>
             </w:r>
           </w:p>
         </w:tc>
@@ -4175,7 +4175,7 @@
               <w:rPr>
                 <w:sz w:val="15"/>
               </w:rPr>
-              <w:t>220</w:t>
+              <w:t>227</w:t>
             </w:r>
           </w:p>
         </w:tc>
@@ -4189,7 +4189,7 @@
               <w:rPr>
                 <w:sz w:val="15"/>
               </w:rPr>
-              <w:t>3.30</w:t>
+              <w:t>3.32</w:t>
             </w:r>
           </w:p>
         </w:tc>
@@ -4219,7 +4219,7 @@
               <w:rPr>
                 <w:sz w:val="15"/>
               </w:rPr>
-              <w:t>667</w:t>
+              <w:t>688</w:t>
             </w:r>
           </w:p>
         </w:tc>
@@ -4233,7 +4233,7 @@
               <w:rPr>
                 <w:sz w:val="15"/>
               </w:rPr>
-              <w:t>237</w:t>
+              <w:t>244</w:t>
             </w:r>
           </w:p>
         </w:tc>
@@ -4247,7 +4247,7 @@
               <w:rPr>
                 <w:sz w:val="15"/>
               </w:rPr>
-              <w:t>2.81</w:t>
+              <w:t>2.82</w:t>
             </w:r>
           </w:p>
         </w:tc>
@@ -4277,7 +4277,7 @@
               <w:rPr>
                 <w:sz w:val="15"/>
               </w:rPr>
-              <w:t>396</w:t>
+              <w:t>417</w:t>
             </w:r>
           </w:p>
         </w:tc>
@@ -4291,7 +4291,7 @@
               <w:rPr>
                 <w:sz w:val="15"/>
               </w:rPr>
-              <w:t>146</w:t>
+              <w:t>153</w:t>
             </w:r>
           </w:p>
         </w:tc>
@@ -4305,7 +4305,7 @@
               <w:rPr>
                 <w:sz w:val="15"/>
               </w:rPr>
-              <w:t>2.71</w:t>
+              <w:t>2.73</w:t>
             </w:r>
           </w:p>
         </w:tc>
@@ -4335,7 +4335,7 @@
               <w:rPr>
                 <w:sz w:val="15"/>
               </w:rPr>
-              <w:t>288</w:t>
+              <w:t>295</w:t>
             </w:r>
           </w:p>
         </w:tc>
@@ -4349,7 +4349,7 @@
               <w:rPr>
                 <w:sz w:val="15"/>
               </w:rPr>
-              <w:t>288</w:t>
+              <w:t>295</w:t>
             </w:r>
           </w:p>
         </w:tc>
@@ -4393,7 +4393,7 @@
               <w:rPr>
                 <w:sz w:val="15"/>
               </w:rPr>
-              <w:t>268</w:t>
+              <w:t>275</w:t>
             </w:r>
           </w:p>
         </w:tc>
@@ -4407,7 +4407,7 @@
               <w:rPr>
                 <w:sz w:val="15"/>
               </w:rPr>
-              <w:t>268</w:t>
+              <w:t>275</w:t>
             </w:r>
           </w:p>
         </w:tc>
@@ -4451,7 +4451,7 @@
               <w:rPr>
                 <w:sz w:val="15"/>
               </w:rPr>
-              <w:t>239</w:t>
+              <w:t>246</w:t>
             </w:r>
           </w:p>
         </w:tc>
@@ -4465,7 +4465,7 @@
               <w:rPr>
                 <w:sz w:val="15"/>
               </w:rPr>
-              <w:t>239</w:t>
+              <w:t>246</w:t>
             </w:r>
           </w:p>
         </w:tc>
@@ -4509,7 +4509,7 @@
               <w:rPr>
                 <w:sz w:val="15"/>
               </w:rPr>
-              <w:t>229</w:t>
+              <w:t>236</w:t>
             </w:r>
           </w:p>
         </w:tc>
@@ -4523,7 +4523,7 @@
               <w:rPr>
                 <w:sz w:val="15"/>
               </w:rPr>
-              <w:t>229</w:t>
+              <w:t>236</w:t>
             </w:r>
           </w:p>
         </w:tc>
@@ -4567,7 +4567,7 @@
               <w:rPr>
                 <w:sz w:val="15"/>
               </w:rPr>
-              <w:t>195</w:t>
+              <w:t>202</w:t>
             </w:r>
           </w:p>
         </w:tc>
@@ -4581,7 +4581,7 @@
               <w:rPr>
                 <w:sz w:val="15"/>
               </w:rPr>
-              <w:t>195</w:t>
+              <w:t>202</w:t>
             </w:r>
           </w:p>
         </w:tc>
@@ -4625,7 +4625,7 @@
               <w:rPr>
                 <w:sz w:val="15"/>
               </w:rPr>
-              <w:t>192</w:t>
+              <w:t>199</w:t>
             </w:r>
           </w:p>
         </w:tc>
@@ -4639,7 +4639,7 @@
               <w:rPr>
                 <w:sz w:val="15"/>
               </w:rPr>
-              <w:t>192</w:t>
+              <w:t>199</w:t>
             </w:r>
           </w:p>
         </w:tc>
@@ -4683,7 +4683,7 @@
               <w:rPr>
                 <w:sz w:val="15"/>
               </w:rPr>
-              <w:t>171</w:t>
+              <w:t>178</w:t>
             </w:r>
           </w:p>
         </w:tc>
@@ -4697,7 +4697,7 @@
               <w:rPr>
                 <w:sz w:val="15"/>
               </w:rPr>
-              <w:t>171</w:t>
+              <w:t>178</w:t>
             </w:r>
           </w:p>
         </w:tc>
@@ -4799,7 +4799,7 @@
               <w:rPr>
                 <w:sz w:val="15"/>
               </w:rPr>
-              <w:t>53</w:t>
+              <w:t>58</w:t>
             </w:r>
           </w:p>
         </w:tc>
@@ -4813,7 +4813,7 @@
               <w:rPr>
                 <w:sz w:val="15"/>
               </w:rPr>
-              <w:t>53</w:t>
+              <w:t>58</w:t>
             </w:r>
           </w:p>
         </w:tc>
@@ -4857,7 +4857,7 @@
               <w:rPr>
                 <w:sz w:val="15"/>
               </w:rPr>
-              <w:t>32</w:t>
+              <w:t>33</w:t>
             </w:r>
           </w:p>
         </w:tc>
@@ -4871,7 +4871,7 @@
               <w:rPr>
                 <w:sz w:val="15"/>
               </w:rPr>
-              <w:t>32</w:t>
+              <w:t>33</w:t>
             </w:r>
           </w:p>
         </w:tc>
@@ -5017,7 +5017,7 @@
           <w:b/>
           <w:sz w:val="19"/>
         </w:rPr>
-        <w:t>칸/재료 최고가 physical.density의 7.13인데 대상이 204종뿐이다. 8차의 밀도(6.7칸 × 134종) 같은 덩어리는 더 이상 없다. 기본 물성이 닫히면 이 척도는 스스로 수명을 다한다.</w:t>
+        <w:t>칸/재료 최고가 physical.density의 7.18인데 대상이 211종뿐이다. 8차의 밀도(6.7칸 × 134종) 같은 덩어리는 더 이상 없다. 기본 물성이 닫히면 이 척도는 스스로 수명을 다한다.</w:t>
       </w:r>
     </w:p>
     <w:p>
@@ -5648,7 +5648,7 @@
               <w:rPr>
                 <w:sz w:val="16"/>
               </w:rPr>
-              <w:t>3종</w:t>
+              <w:t>9종</w:t>
             </w:r>
           </w:p>
         </w:tc>
@@ -5678,7 +5678,7 @@
               <w:rPr>
                 <w:sz w:val="16"/>
               </w:rPr>
-              <w:t>1종</w:t>
+              <w:t>2종</w:t>
             </w:r>
           </w:p>
         </w:tc>
@@ -5858,7 +5858,7 @@
               <w:rPr>
                 <w:sz w:val="16"/>
               </w:rPr>
-              <w:t>351종 / 789종</w:t>
+              <w:t>358종 / 796종</w:t>
             </w:r>
           </w:p>
         </w:tc>
@@ -5981,7 +5981,7 @@
               <w:rPr>
                 <w:sz w:val="16"/>
               </w:rPr>
-              <w:t>296종</w:t>
+              <w:t>303종</w:t>
             </w:r>
           </w:p>
         </w:tc>
@@ -6023,7 +6023,7 @@
               <w:rPr>
                 <w:sz w:val="16"/>
               </w:rPr>
-              <w:t>225종</w:t>
+              <w:t>232종</w:t>
             </w:r>
           </w:p>
         </w:tc>
@@ -6053,7 +6053,7 @@
               <w:rPr>
                 <w:sz w:val="16"/>
               </w:rPr>
-              <w:t>277종</w:t>
+              <w:t>284종</w:t>
             </w:r>
           </w:p>
         </w:tc>
@@ -6095,7 +6095,7 @@
               <w:rPr>
                 <w:sz w:val="16"/>
               </w:rPr>
-              <w:t>222종</w:t>
+              <w:t>229종</w:t>
             </w:r>
           </w:p>
         </w:tc>
@@ -6125,7 +6125,7 @@
               <w:rPr>
                 <w:sz w:val="16"/>
               </w:rPr>
-              <w:t>245종</w:t>
+              <w:t>252종</w:t>
             </w:r>
           </w:p>
         </w:tc>
@@ -6167,7 +6167,7 @@
               <w:rPr>
                 <w:sz w:val="16"/>
               </w:rPr>
-              <w:t>191종</w:t>
+              <w:t>198종</w:t>
             </w:r>
           </w:p>
         </w:tc>
@@ -6197,7 +6197,7 @@
               <w:rPr>
                 <w:sz w:val="16"/>
               </w:rPr>
-              <w:t>242종</w:t>
+              <w:t>249종</w:t>
             </w:r>
           </w:p>
         </w:tc>
@@ -6239,7 +6239,7 @@
               <w:rPr>
                 <w:sz w:val="16"/>
               </w:rPr>
-              <w:t>112종</w:t>
+              <w:t>119종</w:t>
             </w:r>
           </w:p>
         </w:tc>
@@ -6269,7 +6269,7 @@
               <w:rPr>
                 <w:sz w:val="16"/>
               </w:rPr>
-              <w:t>229종</w:t>
+              <w:t>236종</w:t>
             </w:r>
           </w:p>
         </w:tc>
@@ -6297,7 +6297,7 @@
               <w:rPr>
                 <w:sz w:val="16"/>
               </w:rPr>
-              <w:t>37종</w:t>
+              <w:t>42종</w:t>
             </w:r>
           </w:p>
         </w:tc>
@@ -6311,7 +6311,7 @@
               <w:rPr>
                 <w:sz w:val="16"/>
               </w:rPr>
-              <w:t>177종</w:t>
+              <w:t>179종</w:t>
             </w:r>
           </w:p>
         </w:tc>
@@ -6341,7 +6341,7 @@
               <w:rPr>
                 <w:sz w:val="16"/>
               </w:rPr>
-              <w:t>229종</w:t>
+              <w:t>236종</w:t>
             </w:r>
           </w:p>
         </w:tc>
@@ -6355,7 +6355,7 @@
               <w:rPr>
                 <w:sz w:val="16"/>
               </w:rPr>
-              <w:t>229종</w:t>
+              <w:t>236종</w:t>
             </w:r>
           </w:p>
         </w:tc>
@@ -6413,7 +6413,7 @@
               <w:rPr>
                 <w:sz w:val="16"/>
               </w:rPr>
-              <w:t>198종</w:t>
+              <w:t>205종</w:t>
             </w:r>
           </w:p>
         </w:tc>
@@ -6455,7 +6455,7 @@
               <w:rPr>
                 <w:sz w:val="16"/>
               </w:rPr>
-              <w:t>175종</w:t>
+              <w:t>182종</w:t>
             </w:r>
           </w:p>
         </w:tc>
@@ -6485,7 +6485,7 @@
               <w:rPr>
                 <w:sz w:val="16"/>
               </w:rPr>
-              <w:t>195종</w:t>
+              <w:t>202종</w:t>
             </w:r>
           </w:p>
         </w:tc>
@@ -6513,7 +6513,7 @@
               <w:rPr>
                 <w:sz w:val="16"/>
               </w:rPr>
-              <w:t>38종</w:t>
+              <w:t>43종</w:t>
             </w:r>
           </w:p>
         </w:tc>
@@ -6527,7 +6527,7 @@
               <w:rPr>
                 <w:sz w:val="16"/>
               </w:rPr>
-              <w:t>116종</w:t>
+              <w:t>118종</w:t>
             </w:r>
           </w:p>
         </w:tc>
@@ -6557,7 +6557,7 @@
               <w:rPr>
                 <w:sz w:val="16"/>
               </w:rPr>
-              <w:t>75종</w:t>
+              <w:t>80종</w:t>
             </w:r>
           </w:p>
         </w:tc>
@@ -6585,7 +6585,7 @@
               <w:rPr>
                 <w:sz w:val="16"/>
               </w:rPr>
-              <w:t>1종</w:t>
+              <w:t>6종</w:t>
             </w:r>
           </w:p>
         </w:tc>
@@ -6629,7 +6629,7 @@
               <w:rPr>
                 <w:sz w:val="16"/>
               </w:rPr>
-              <w:t>74종</w:t>
+              <w:t>79종</w:t>
             </w:r>
           </w:p>
         </w:tc>
@@ -6657,7 +6657,7 @@
               <w:rPr>
                 <w:sz w:val="16"/>
               </w:rPr>
-              <w:t>39종</w:t>
+              <w:t>44종</w:t>
             </w:r>
           </w:p>
         </w:tc>
@@ -6701,7 +6701,7 @@
               <w:rPr>
                 <w:sz w:val="16"/>
               </w:rPr>
-              <w:t>32종</w:t>
+              <w:t>33종</w:t>
             </w:r>
           </w:p>
         </w:tc>
@@ -6715,7 +6715,7 @@
               <w:rPr>
                 <w:sz w:val="16"/>
               </w:rPr>
-              <w:t>32종</w:t>
+              <w:t>33종</w:t>
             </w:r>
           </w:p>
         </w:tc>
@@ -6915,7 +6915,7 @@
           <w:b w:val="0"/>
           <w:sz w:val="19"/>
         </w:rPr>
-        <w:t>예외는 구조·강성(214종이 2칸 이상) · 낙하·충격(239종이 2칸 이상) · 열전달·방열(233종이 2칸 이상) · 열응력·워피지(224종이 2칸 이상) · 폴더블 벤딩(67종이 2칸 이상) · 결로(표면)(242종이 2칸 이상) · 결로(투습)(194종이 2칸 이상) · 초탄성(실링·완충)(1종이 2칸 이상) · 접착·박리(39종이 2칸 이상) · 피로·수명(154종이 2칸 이상)이다. 여기는 한 배치로 안 닫히는 다층 병목이다.</w:t>
+        <w:t>예외는 구조·강성(221종이 2칸 이상) · 낙하·충격(246종이 2칸 이상) · 열전달·방열(240종이 2칸 이상) · 열응력·워피지(231종이 2칸 이상) · 폴더블 벤딩(72종이 2칸 이상) · 결로(표면)(249종이 2칸 이상) · 결로(투습)(201종이 2칸 이상) · 초탄성(실링·완충)(1종이 2칸 이상) · 접착·박리(44종이 2칸 이상) · 피로·수명(161종이 2칸 이상)이다. 여기는 한 배치로 안 닫히는 다층 병목이다.</w:t>
       </w:r>
     </w:p>
     <w:p>
@@ -7400,7 +7400,7 @@
               <w:rPr>
                 <w:sz w:val="15"/>
               </w:rPr>
-              <w:t>789</w:t>
+              <w:t>796</w:t>
             </w:r>
           </w:p>
         </w:tc>
@@ -7414,7 +7414,7 @@
               <w:rPr>
                 <w:sz w:val="15"/>
               </w:rPr>
-              <w:t>73.2%  ██████··</w:t>
+              <w:t>72.8%  ██████··</w:t>
             </w:r>
           </w:p>
         </w:tc>
@@ -7428,7 +7428,7 @@
               <w:rPr>
                 <w:sz w:val="15"/>
               </w:rPr>
-              <w:t>44.6%</w:t>
+              <w:t>44.4%</w:t>
             </w:r>
           </w:p>
         </w:tc>
@@ -7442,7 +7442,7 @@
               <w:rPr>
                 <w:sz w:val="15"/>
               </w:rPr>
-              <w:t>71.0%</w:t>
+              <w:t>70.4%</w:t>
             </w:r>
           </w:p>
         </w:tc>
@@ -7456,7 +7456,7 @@
               <w:rPr>
                 <w:sz w:val="15"/>
               </w:rPr>
-              <w:t>69.6%</w:t>
+              <w:t>69.0%</w:t>
             </w:r>
           </w:p>
         </w:tc>
@@ -7470,7 +7470,7 @@
               <w:rPr>
                 <w:sz w:val="15"/>
               </w:rPr>
-              <w:t>25.2%</w:t>
+              <w:t>25.0%</w:t>
             </w:r>
           </w:p>
         </w:tc>
@@ -7500,7 +7500,7 @@
               <w:rPr>
                 <w:sz w:val="15"/>
               </w:rPr>
-              <w:t>789</w:t>
+              <w:t>796</w:t>
             </w:r>
           </w:p>
         </w:tc>
@@ -7514,7 +7514,7 @@
               <w:rPr>
                 <w:sz w:val="15"/>
               </w:rPr>
-              <w:t>68.2%  █████···</w:t>
+              <w:t>67.7%  █████···</w:t>
             </w:r>
           </w:p>
         </w:tc>
@@ -7528,7 +7528,7 @@
               <w:rPr>
                 <w:sz w:val="15"/>
               </w:rPr>
-              <w:t>36.4%</w:t>
+              <w:t>36.2%</w:t>
             </w:r>
           </w:p>
         </w:tc>
@@ -7542,7 +7542,7 @@
               <w:rPr>
                 <w:sz w:val="15"/>
               </w:rPr>
-              <w:t>58.4%</w:t>
+              <w:t>57.9%</w:t>
             </w:r>
           </w:p>
         </w:tc>
@@ -7556,7 +7556,7 @@
               <w:rPr>
                 <w:sz w:val="15"/>
               </w:rPr>
-              <w:t>63.1%</w:t>
+              <w:t>62.5%</w:t>
             </w:r>
           </w:p>
         </w:tc>
@@ -7570,7 +7570,7 @@
               <w:rPr>
                 <w:sz w:val="15"/>
               </w:rPr>
-              <w:t>9.5%</w:t>
+              <w:t>9.4%</w:t>
             </w:r>
           </w:p>
         </w:tc>
@@ -7600,7 +7600,7 @@
               <w:rPr>
                 <w:sz w:val="15"/>
               </w:rPr>
-              <w:t>789</w:t>
+              <w:t>796</w:t>
             </w:r>
           </w:p>
         </w:tc>
@@ -7614,7 +7614,7 @@
               <w:rPr>
                 <w:sz w:val="15"/>
               </w:rPr>
-              <w:t>75.2%  ██████··</w:t>
+              <w:t>74.5%  ██████··</w:t>
             </w:r>
           </w:p>
         </w:tc>
@@ -7628,7 +7628,7 @@
               <w:rPr>
                 <w:sz w:val="15"/>
               </w:rPr>
-              <w:t>52.9%</w:t>
+              <w:t>52.4%</w:t>
             </w:r>
           </w:p>
         </w:tc>
@@ -7642,7 +7642,7 @@
               <w:rPr>
                 <w:sz w:val="15"/>
               </w:rPr>
-              <w:t>69.3%</w:t>
+              <w:t>68.7%</w:t>
             </w:r>
           </w:p>
         </w:tc>
@@ -7656,7 +7656,7 @@
               <w:rPr>
                 <w:sz w:val="15"/>
               </w:rPr>
-              <w:t>69.3%</w:t>
+              <w:t>68.6%</w:t>
             </w:r>
           </w:p>
         </w:tc>
@@ -7670,7 +7670,7 @@
               <w:rPr>
                 <w:sz w:val="15"/>
               </w:rPr>
-              <w:t>27.2%</w:t>
+              <w:t>27.0%</w:t>
             </w:r>
           </w:p>
         </w:tc>
@@ -7700,7 +7700,7 @@
               <w:rPr>
                 <w:sz w:val="15"/>
               </w:rPr>
-              <w:t>789</w:t>
+              <w:t>796</w:t>
             </w:r>
           </w:p>
         </w:tc>
@@ -7714,7 +7714,7 @@
               <w:rPr>
                 <w:sz w:val="15"/>
               </w:rPr>
-              <w:t>73.7%  ██████··</w:t>
+              <w:t>73.2%  ██████··</w:t>
             </w:r>
           </w:p>
         </w:tc>
@@ -7728,7 +7728,7 @@
               <w:rPr>
                 <w:sz w:val="15"/>
               </w:rPr>
-              <w:t>45.9%</w:t>
+              <w:t>45.7%</w:t>
             </w:r>
           </w:p>
         </w:tc>
@@ -7742,7 +7742,7 @@
               <w:rPr>
                 <w:sz w:val="15"/>
               </w:rPr>
-              <w:t>68.9%</w:t>
+              <w:t>68.3%</w:t>
             </w:r>
           </w:p>
         </w:tc>
@@ -7756,7 +7756,7 @@
               <w:rPr>
                 <w:sz w:val="15"/>
               </w:rPr>
-              <w:t>67.4%</w:t>
+              <w:t>66.8%</w:t>
             </w:r>
           </w:p>
         </w:tc>
@@ -7770,7 +7770,7 @@
               <w:rPr>
                 <w:sz w:val="15"/>
               </w:rPr>
-              <w:t>22.1%</w:t>
+              <w:t>21.9%</w:t>
             </w:r>
           </w:p>
         </w:tc>
@@ -7800,7 +7800,7 @@
               <w:rPr>
                 <w:sz w:val="15"/>
               </w:rPr>
-              <w:t>253</w:t>
+              <w:t>258</w:t>
             </w:r>
           </w:p>
         </w:tc>
@@ -7814,7 +7814,7 @@
               <w:rPr>
                 <w:sz w:val="15"/>
               </w:rPr>
-              <w:t>73.9%  ██████··</w:t>
+              <w:t>73.4%  ██████··</w:t>
             </w:r>
           </w:p>
         </w:tc>
@@ -7842,7 +7842,7 @@
               <w:rPr>
                 <w:sz w:val="15"/>
               </w:rPr>
-              <w:t>70.4%</w:t>
+              <w:t>69.0%</w:t>
             </w:r>
           </w:p>
         </w:tc>
@@ -7856,7 +7856,7 @@
               <w:rPr>
                 <w:sz w:val="15"/>
               </w:rPr>
-              <w:t>70.4%</w:t>
+              <w:t>69.0%</w:t>
             </w:r>
           </w:p>
         </w:tc>
@@ -7870,7 +7870,7 @@
               <w:rPr>
                 <w:sz w:val="15"/>
               </w:rPr>
-              <w:t>17.0%</w:t>
+              <w:t>16.7%</w:t>
             </w:r>
           </w:p>
         </w:tc>
@@ -7900,7 +7900,7 @@
               <w:rPr>
                 <w:sz w:val="15"/>
               </w:rPr>
-              <w:t>789</w:t>
+              <w:t>796</w:t>
             </w:r>
           </w:p>
         </w:tc>
@@ -7914,7 +7914,7 @@
               <w:rPr>
                 <w:sz w:val="15"/>
               </w:rPr>
-              <w:t>72.1%  ██████··</w:t>
+              <w:t>71.5%  ██████··</w:t>
             </w:r>
           </w:p>
         </w:tc>
@@ -7928,7 +7928,7 @@
               <w:rPr>
                 <w:sz w:val="15"/>
               </w:rPr>
-              <w:t>52.0%</w:t>
+              <w:t>51.6%</w:t>
             </w:r>
           </w:p>
         </w:tc>
@@ -7942,7 +7942,7 @@
               <w:rPr>
                 <w:sz w:val="15"/>
               </w:rPr>
-              <w:t>62.0%</w:t>
+              <w:t>61.4%</w:t>
             </w:r>
           </w:p>
         </w:tc>
@@ -7956,7 +7956,7 @@
               <w:rPr>
                 <w:sz w:val="15"/>
               </w:rPr>
-              <w:t>62.4%</w:t>
+              <w:t>61.8%</w:t>
             </w:r>
           </w:p>
         </w:tc>
@@ -7970,7 +7970,7 @@
               <w:rPr>
                 <w:sz w:val="15"/>
               </w:rPr>
-              <w:t>24.3%</w:t>
+              <w:t>24.1%</w:t>
             </w:r>
           </w:p>
         </w:tc>
@@ -8000,7 +8000,7 @@
               <w:rPr>
                 <w:sz w:val="15"/>
               </w:rPr>
-              <w:t>611</w:t>
+              <w:t>618</w:t>
             </w:r>
           </w:p>
         </w:tc>
@@ -8014,7 +8014,7 @@
               <w:rPr>
                 <w:sz w:val="15"/>
               </w:rPr>
-              <w:t>71.5%  ██████··</w:t>
+              <w:t>70.7%  ██████··</w:t>
             </w:r>
           </w:p>
         </w:tc>
@@ -8028,7 +8028,7 @@
               <w:rPr>
                 <w:sz w:val="15"/>
               </w:rPr>
-              <w:t>47.7%</w:t>
+              <w:t>47.2%</w:t>
             </w:r>
           </w:p>
         </w:tc>
@@ -8042,7 +8042,7 @@
               <w:rPr>
                 <w:sz w:val="15"/>
               </w:rPr>
-              <w:t>59.4%</w:t>
+              <w:t>58.7%</w:t>
             </w:r>
           </w:p>
         </w:tc>
@@ -8056,7 +8056,7 @@
               <w:rPr>
                 <w:sz w:val="15"/>
               </w:rPr>
-              <w:t>65.0%</w:t>
+              <w:t>64.2%</w:t>
             </w:r>
           </w:p>
         </w:tc>
@@ -8070,7 +8070,7 @@
               <w:rPr>
                 <w:sz w:val="15"/>
               </w:rPr>
-              <w:t>18.8%</w:t>
+              <w:t>18.6%</w:t>
             </w:r>
           </w:p>
         </w:tc>
@@ -8200,7 +8200,7 @@
               <w:rPr>
                 <w:sz w:val="15"/>
               </w:rPr>
-              <w:t>253</w:t>
+              <w:t>258</w:t>
             </w:r>
           </w:p>
         </w:tc>
@@ -8214,7 +8214,7 @@
               <w:rPr>
                 <w:sz w:val="15"/>
               </w:rPr>
-              <w:t>70.2%  ██████··</w:t>
+              <w:t>68.8%  ██████··</w:t>
             </w:r>
           </w:p>
         </w:tc>
@@ -8228,7 +8228,7 @@
               <w:rPr>
                 <w:sz w:val="15"/>
               </w:rPr>
-              <w:t>56.1%</w:t>
+              <w:t>55.0%</w:t>
             </w:r>
           </w:p>
         </w:tc>
@@ -8242,7 +8242,7 @@
               <w:rPr>
                 <w:sz w:val="15"/>
               </w:rPr>
-              <w:t>55.7%</w:t>
+              <w:t>54.7%</w:t>
             </w:r>
           </w:p>
         </w:tc>
@@ -8256,7 +8256,7 @@
               <w:rPr>
                 <w:sz w:val="15"/>
               </w:rPr>
-              <w:t>65.6%</w:t>
+              <w:t>64.1%</w:t>
             </w:r>
           </w:p>
         </w:tc>
@@ -8270,7 +8270,7 @@
               <w:rPr>
                 <w:sz w:val="15"/>
               </w:rPr>
-              <w:t>30.4%</w:t>
+              <w:t>29.8%</w:t>
             </w:r>
           </w:p>
         </w:tc>
@@ -8300,7 +8300,7 @@
               <w:rPr>
                 <w:sz w:val="15"/>
               </w:rPr>
-              <w:t>789</w:t>
+              <w:t>796</w:t>
             </w:r>
           </w:p>
         </w:tc>
@@ -8314,7 +8314,7 @@
               <w:rPr>
                 <w:sz w:val="15"/>
               </w:rPr>
-              <w:t>70.1%  ██████··</w:t>
+              <w:t>69.5%  ██████··</w:t>
             </w:r>
           </w:p>
         </w:tc>
@@ -8328,7 +8328,7 @@
               <w:rPr>
                 <w:sz w:val="15"/>
               </w:rPr>
-              <w:t>53.0%</w:t>
+              <w:t>52.5%</w:t>
             </w:r>
           </w:p>
         </w:tc>
@@ -8342,7 +8342,7 @@
               <w:rPr>
                 <w:sz w:val="15"/>
               </w:rPr>
-              <w:t>70.1%</w:t>
+              <w:t>69.5%</w:t>
             </w:r>
           </w:p>
         </w:tc>
@@ -8356,7 +8356,7 @@
               <w:rPr>
                 <w:sz w:val="15"/>
               </w:rPr>
-              <w:t>68.7%</w:t>
+              <w:t>68.0%</w:t>
             </w:r>
           </w:p>
         </w:tc>
@@ -8370,7 +8370,7 @@
               <w:rPr>
                 <w:sz w:val="15"/>
               </w:rPr>
-              <w:t>53.0%</w:t>
+              <w:t>52.5%</w:t>
             </w:r>
           </w:p>
         </w:tc>
@@ -8400,7 +8400,7 @@
               <w:rPr>
                 <w:sz w:val="15"/>
               </w:rPr>
-              <w:t>377</w:t>
+              <w:t>384</w:t>
             </w:r>
           </w:p>
         </w:tc>
@@ -8414,7 +8414,7 @@
               <w:rPr>
                 <w:sz w:val="15"/>
               </w:rPr>
-              <w:t>52.8%  ████····</w:t>
+              <w:t>52.3%  ████····</w:t>
             </w:r>
           </w:p>
         </w:tc>
@@ -8428,7 +8428,7 @@
               <w:rPr>
                 <w:sz w:val="15"/>
               </w:rPr>
-              <w:t>45.4%</w:t>
+              <w:t>45.1%</w:t>
             </w:r>
           </w:p>
         </w:tc>
@@ -8442,7 +8442,7 @@
               <w:rPr>
                 <w:sz w:val="15"/>
               </w:rPr>
-              <w:t>32.4%</w:t>
+              <w:t>31.8%</w:t>
             </w:r>
           </w:p>
         </w:tc>
@@ -8456,7 +8456,7 @@
               <w:rPr>
                 <w:sz w:val="15"/>
               </w:rPr>
-              <w:t>39.6%</w:t>
+              <w:t>38.7%</w:t>
             </w:r>
           </w:p>
         </w:tc>
@@ -8470,7 +8470,7 @@
               <w:rPr>
                 <w:sz w:val="15"/>
               </w:rPr>
-              <w:t>18.3%</w:t>
+              <w:t>18.0%</w:t>
             </w:r>
           </w:p>
         </w:tc>
@@ -8600,7 +8600,7 @@
               <w:rPr>
                 <w:sz w:val="15"/>
               </w:rPr>
-              <w:t>109</w:t>
+              <w:t>110</w:t>
             </w:r>
           </w:p>
         </w:tc>
@@ -8614,7 +8614,7 @@
               <w:rPr>
                 <w:sz w:val="15"/>
               </w:rPr>
-              <w:t>70.6%  ██████··</w:t>
+              <w:t>70.0%  ██████··</w:t>
             </w:r>
           </w:p>
         </w:tc>
@@ -8628,7 +8628,7 @@
               <w:rPr>
                 <w:sz w:val="15"/>
               </w:rPr>
-              <w:t>59.6%</w:t>
+              <w:t>59.1%</w:t>
             </w:r>
           </w:p>
         </w:tc>
@@ -8642,7 +8642,7 @@
               <w:rPr>
                 <w:sz w:val="15"/>
               </w:rPr>
-              <w:t>70.6%</w:t>
+              <w:t>70.0%</w:t>
             </w:r>
           </w:p>
         </w:tc>
@@ -8656,7 +8656,7 @@
               <w:rPr>
                 <w:sz w:val="15"/>
               </w:rPr>
-              <w:t>70.6%</w:t>
+              <w:t>70.0%</w:t>
             </w:r>
           </w:p>
         </w:tc>
@@ -8670,7 +8670,7 @@
               <w:rPr>
                 <w:sz w:val="15"/>
               </w:rPr>
-              <w:t>59.6%</w:t>
+              <w:t>59.1%</w:t>
             </w:r>
           </w:p>
         </w:tc>
@@ -8713,7 +8713,7 @@
               <w:rPr>
                 <w:sz w:val="15"/>
               </w:rPr>
-              <w:t>71.1%</w:t>
+              <w:t>70.5%</w:t>
             </w:r>
           </w:p>
         </w:tc>
@@ -8727,7 +8727,7 @@
               <w:rPr>
                 <w:sz w:val="15"/>
               </w:rPr>
-              <w:t>46.7%</w:t>
+              <w:t>46.4%</w:t>
             </w:r>
           </w:p>
         </w:tc>
@@ -8790,7 +8790,7 @@
           <w:b/>
           <w:sz w:val="19"/>
         </w:rPr>
-        <w:t>(가) 셀 채움만 보면 “거의 다 됐다”로 읽힌다. 구조·강성은 셀 73.2%다. 그런데 실측기반은 44.6%이고, 실측만으로 카드가 나오는 재료는 25.2%(199종)뿐이다. 전체로는 5,153칸(24.4%p)이 가정값이 만든 착시다.</w:t>
+        <w:t>(가) 셀 채움만 보면 “거의 다 됐다”로 읽힌다. 구조·강성은 셀 72.8%다. 그런데 실측기반은 44.4%이고, 실측만으로 카드가 나오는 재료는 25.0%(199종)뿐이다. 전체로는 5,153칸(24.1%p)이 가정값이 만든 착시다.</w:t>
       </w:r>
     </w:p>
     <w:p>
@@ -8802,7 +8802,7 @@
           <w:b w:val="0"/>
           <w:sz w:val="19"/>
         </w:rPr>
-        <w:t>(나) 재료 준비만 보면 “실측으로 서 있는 줄” 안다. 열전달·방열은 준비율 69.3%(547종)인데 실측 기준으로는 27.2%(215종)다. 덱은 547종이 돌지만 그중 332종은 가정값을 딛고 서 있다.</w:t>
+        <w:t>(나) 재료 준비만 보면 “실측으로 서 있는 줄” 안다. 열전달·방열은 준비율 68.7%(547종)인데 실측 기준으로는 27.0%(215종)다. 덱은 547종이 돌지만 그중 332종은 가정값을 딛고 서 있다.</w:t>
       </w:r>
     </w:p>
     <w:p>
@@ -8814,7 +8814,7 @@
           <w:b w:val="0"/>
           <w:sz w:val="19"/>
         </w:rPr>
-        <w:t>(다) 셀 채움과 재료 준비가 크게 갈리는 자리가 진짜 병목이다. 피로·수명은 셀 52.8%인데 준비 32.4%다. 재료마다 비어 있는 칸이 다르면 이렇게 벌어진다. 반대로 전기·EMI는 두 수치가 같다 — 택일군 하나짜리 해석이라 채운 칸이 곧 준비된 재료다.</w:t>
+        <w:t>(다) 셀 채움과 재료 준비가 크게 갈리는 자리가 진짜 병목이다. 피로·수명은 셀 52.3%인데 준비 31.8%다. 재료마다 비어 있는 칸이 다르면 이렇게 벌어진다. 반대로 전기·EMI는 두 수치가 같다 — 택일군 하나짜리 해석이라 채운 칸이 곧 준비된 재료다.</w:t>
       </w:r>
     </w:p>
     <w:p>
@@ -10677,7 +10677,7 @@
           <w:b w:val="0"/>
           <w:sz w:val="19"/>
         </w:rPr>
-        <w:t>tier4는 4,487건(18.9%)이다. 그중 assumption 표지를 가진 것이 4,395건이고, 나머지 92건은 가정이 아니라 계산·유도값이다.</w:t>
+        <w:t>tier4는 4,487건(18.1%)이다. 그중 assumption 표지를 가진 것이 4,395건이고, 나머지 92건은 가정이 아니라 계산·유도값이다.</w:t>
       </w:r>
     </w:p>
     <w:tbl>
@@ -11784,7 +11784,7 @@
               <w:rPr>
                 <w:sz w:val="16"/>
               </w:rPr>
-              <w:t>789종 (polymer 365, composite 199, metal 109, ceramic 69, rubber 25, foam 22)</w:t>
+              <w:t>796종 (polymer 365, composite 206, metal 109, ceramic 69, rubber 25, foam 22)</w:t>
             </w:r>
           </w:p>
         </w:tc>
@@ -11814,7 +11814,7 @@
               <w:rPr>
                 <w:sz w:val="16"/>
               </w:rPr>
-              <w:t>23,781건</w:t>
+              <w:t>24,812건</w:t>
             </w:r>
           </w:p>
         </w:tc>
@@ -11844,7 +11844,7 @@
               <w:rPr>
                 <w:sz w:val="16"/>
               </w:rPr>
-              <w:t>2,236건 (DOI 보유 835)</w:t>
+              <w:t>2,239건 (DOI 보유 838)</w:t>
             </w:r>
           </w:p>
         </w:tc>
@@ -11904,7 +11904,7 @@
               <w:rPr>
                 <w:sz w:val="16"/>
               </w:rPr>
-              <w:t>datasheet 879 · journal 813 · database 313 · other 108 · book 72 · standard 26 · web 24 · computed 1</w:t>
+              <w:t>datasheet 879 · journal 816 · database 313 · other 108 · book 72 · standard 26 · web 24 · computed 1</w:t>
             </w:r>
           </w:p>
         </w:tc>
@@ -11979,7 +11979,7 @@
               <w:rPr>
                 <w:sz w:val="16"/>
               </w:rPr>
-              <w:t>21,138</w:t>
+              <w:t>21,358</w:t>
             </w:r>
           </w:p>
         </w:tc>
@@ -12009,7 +12009,7 @@
               <w:rPr>
                 <w:sz w:val="16"/>
               </w:rPr>
-              <w:t>15,027  (71.1%)</w:t>
+              <w:t>15,057  (70.5%)</w:t>
             </w:r>
           </w:p>
         </w:tc>
@@ -12039,7 +12039,7 @@
               <w:rPr>
                 <w:sz w:val="16"/>
               </w:rPr>
-              <w:t>9,874  (46.7%)</w:t>
+              <w:t>9,904  (46.4%)</w:t>
             </w:r>
           </w:p>
         </w:tc>
@@ -12069,7 +12069,7 @@
               <w:rPr>
                 <w:sz w:val="16"/>
               </w:rPr>
-              <w:t>5,153  (24.4%p)</w:t>
+              <w:t>5,153  (24.1%p)</w:t>
             </w:r>
           </w:p>
         </w:tc>
@@ -12099,7 +12099,7 @@
               <w:rPr>
                 <w:sz w:val="16"/>
               </w:rPr>
-              <w:t>6,111</w:t>
+              <w:t>6,301</w:t>
             </w:r>
           </w:p>
         </w:tc>
@@ -12159,7 +12159,7 @@
               <w:rPr>
                 <w:sz w:val="16"/>
               </w:rPr>
-              <w:t>5,780</w:t>
+              <w:t>5,970</w:t>
             </w:r>
           </w:p>
         </w:tc>
@@ -12189,7 +12189,7 @@
               <w:rPr>
                 <w:sz w:val="16"/>
               </w:rPr>
-              <w:t>11,264</w:t>
+              <w:t>11,454</w:t>
             </w:r>
           </w:p>
         </w:tc>
@@ -12280,7 +12280,7 @@
               <w:rPr>
                 <w:sz w:val="15"/>
               </w:rPr>
-              <w:t>1455</w:t>
+              <w:t>1514</w:t>
             </w:r>
           </w:p>
         </w:tc>
@@ -12324,7 +12324,7 @@
               <w:rPr>
                 <w:sz w:val="15"/>
               </w:rPr>
-              <w:t>786</w:t>
+              <w:t>794</w:t>
             </w:r>
           </w:p>
         </w:tc>
@@ -12368,7 +12368,7 @@
               <w:rPr>
                 <w:sz w:val="15"/>
               </w:rPr>
-              <w:t>727</w:t>
+              <w:t>753</w:t>
             </w:r>
           </w:p>
         </w:tc>
@@ -12412,7 +12412,7 @@
               <w:rPr>
                 <w:sz w:val="15"/>
               </w:rPr>
-              <w:t>667</w:t>
+              <w:t>688</w:t>
             </w:r>
           </w:p>
         </w:tc>
@@ -12456,7 +12456,7 @@
               <w:rPr>
                 <w:sz w:val="15"/>
               </w:rPr>
-              <w:t>396</w:t>
+              <w:t>417</w:t>
             </w:r>
           </w:p>
         </w:tc>
@@ -12500,7 +12500,7 @@
               <w:rPr>
                 <w:sz w:val="15"/>
               </w:rPr>
-              <w:t>288</w:t>
+              <w:t>295</w:t>
             </w:r>
           </w:p>
         </w:tc>
@@ -12544,7 +12544,7 @@
               <w:rPr>
                 <w:sz w:val="15"/>
               </w:rPr>
-              <w:t>268</w:t>
+              <w:t>275</w:t>
             </w:r>
           </w:p>
         </w:tc>
@@ -12588,7 +12588,7 @@
               <w:rPr>
                 <w:sz w:val="15"/>
               </w:rPr>
-              <w:t>239</w:t>
+              <w:t>246</w:t>
             </w:r>
           </w:p>
         </w:tc>
@@ -12618,7 +12618,7 @@
           <w:b/>
           <w:sz w:val="19"/>
         </w:rPr>
-        <w:t>남은 일의 성격 요약 — 3개 해석은 재료마다 딱 한 칸씩 모자라고, 낙하·충격만 2층 병목이다. 막힌 경로가 바뀌지 않는 한 남은 칸 전부는 안 닫힌다. 두 파동에 걸쳐 확인된 결론은 율속과 피로가 OA 밖(핸드북·벤더 시험보고서·유료 표준)에 있다는 것이다. 동시에, 채워진 15,027칸 중 5,153칸이 가정값이다 — 남은 칸을 닫는 것과 이미 닫은 칸의 근거를 두껍게 하는 것은 별개의 일이고 후자가 더 크다.</w:t>
+        <w:t>남은 일의 성격 요약 — 3개 해석은 재료마다 딱 한 칸씩 모자라고, 낙하·충격만 2층 병목이다. 막힌 경로가 바뀌지 않는 한 남은 칸 전부는 안 닫힌다. 두 파동에 걸쳐 확인된 결론은 율속과 피로가 OA 밖(핸드북·벤더 시험보고서·유료 표준)에 있다는 것이다. 동시에, 채워진 15,057칸 중 5,153칸이 가정값이다 — 남은 칸을 닫는 것과 이미 닫은 칸의 근거를 두껍게 하는 것은 별개의 일이고 후자가 더 크다.</w:t>
       </w:r>
     </w:p>
     <w:p>
@@ -13311,7 +13311,7 @@
               <w:rPr>
                 <w:sz w:val="15"/>
               </w:rPr>
-              <w:t>77.0%</w:t>
+              <w:t>76.5%</w:t>
             </w:r>
           </w:p>
         </w:tc>
@@ -13325,7 +13325,7 @@
               <w:rPr>
                 <w:sz w:val="15"/>
               </w:rPr>
-              <w:t>72.5%</w:t>
+              <w:t>72.0%</w:t>
             </w:r>
           </w:p>
         </w:tc>
@@ -13383,7 +13383,7 @@
               <w:rPr>
                 <w:sz w:val="15"/>
               </w:rPr>
-              <w:t>72.4%</w:t>
+              <w:t>71.9%</w:t>
             </w:r>
           </w:p>
         </w:tc>
@@ -13397,7 +13397,7 @@
               <w:rPr>
                 <w:sz w:val="15"/>
               </w:rPr>
-              <w:t>69.6%</w:t>
+              <w:t>69.1%</w:t>
             </w:r>
           </w:p>
         </w:tc>
@@ -13455,7 +13455,7 @@
               <w:rPr>
                 <w:sz w:val="15"/>
               </w:rPr>
-              <w:t>75.3%</w:t>
+              <w:t>74.7%</w:t>
             </w:r>
           </w:p>
         </w:tc>
@@ -13469,7 +13469,7 @@
               <w:rPr>
                 <w:sz w:val="15"/>
               </w:rPr>
-              <w:t>75.1%</w:t>
+              <w:t>74.5%</w:t>
             </w:r>
           </w:p>
         </w:tc>
@@ -13527,7 +13527,7 @@
               <w:rPr>
                 <w:sz w:val="15"/>
               </w:rPr>
-              <w:t>76.5%</w:t>
+              <w:t>76.0%</w:t>
             </w:r>
           </w:p>
         </w:tc>
@@ -13541,7 +13541,7 @@
               <w:rPr>
                 <w:sz w:val="15"/>
               </w:rPr>
-              <w:t>73.2%</w:t>
+              <w:t>72.7%</w:t>
             </w:r>
           </w:p>
         </w:tc>
@@ -13599,7 +13599,7 @@
               <w:rPr>
                 <w:sz w:val="15"/>
               </w:rPr>
-              <w:t>72.3%</w:t>
+              <w:t>71.7%</w:t>
             </w:r>
           </w:p>
         </w:tc>
@@ -13613,7 +13613,7 @@
               <w:rPr>
                 <w:sz w:val="15"/>
               </w:rPr>
-              <w:t>72.2%</w:t>
+              <w:t>71.6%</w:t>
             </w:r>
           </w:p>
         </w:tc>
@@ -13671,7 +13671,7 @@
               <w:rPr>
                 <w:sz w:val="15"/>
               </w:rPr>
-              <w:t>73.1%</w:t>
+              <w:t>72.2%</w:t>
             </w:r>
           </w:p>
         </w:tc>
@@ -13685,7 +13685,7 @@
               <w:rPr>
                 <w:sz w:val="15"/>
               </w:rPr>
-              <w:t>73.1%</w:t>
+              <w:t>72.2%</w:t>
             </w:r>
           </w:p>
         </w:tc>
@@ -13743,7 +13743,7 @@
               <w:rPr>
                 <w:sz w:val="15"/>
               </w:rPr>
-              <w:t>75.6%</w:t>
+              <w:t>74.9%</w:t>
             </w:r>
           </w:p>
         </w:tc>
@@ -13757,7 +13757,7 @@
               <w:rPr>
                 <w:sz w:val="15"/>
               </w:rPr>
-              <w:t>68.7%</w:t>
+              <w:t>68.0%</w:t>
             </w:r>
           </w:p>
         </w:tc>
@@ -13773,7 +13773,7 @@
           <w:b/>
           <w:sz w:val="19"/>
         </w:rPr>
-        <w:t>리포트가 인쇄하는 “남은 일은 6111칸이 아니라 5413칸이다”도 같은 이유로 과소치다. 정직한 값은 5780칸이다(6111 − 331, 331 = 부재이면서 아직 비어 있는 칸). 이 문서의 5·10절은 그 값을 쓴다.</w:t>
+        <w:t>리포트가 인쇄하는 “남은 일은 6301칸이 아니라 5603칸이다”도 같은 이유로 과소치다. 정직한 값은 5970칸이다(6301 − 331, 331 = 부재이면서 아직 비어 있는 칸). 이 문서의 5·10절은 그 값을 쓴다.</w:t>
       </w:r>
     </w:p>
     <w:p>

--- a/MaterialTwin_물성수집_방법론.docx
+++ b/MaterialTwin_물성수집_방법론.docx
@@ -31,7 +31,7 @@
           <w:color w:val="606060"/>
           <w:sz w:val="18"/>
         </w:rPr>
-        <w:t>2026-08-13 · 재료 796종 · 물성값 24,812건 · 출처 2,239건 · 물성 정의 169종</w:t>
+        <w:t>2026-08-14 · 재료 826종 · 물성값 24,893건 · 출처 2,248건 · 물성 정의 169종</w:t>
       </w:r>
     </w:p>
     <w:p/>
@@ -108,7 +108,7 @@
           <w:b/>
           <w:sz w:val="19"/>
         </w:rPr>
-        <w:t>카탈로그는 재료 796종 × 물성 정의 169종이다. 그러나 이 8만여 칸을 다 세지 않는다. 알루미나에 투습도를 요구하거나 벌크 금속에 층두께를 요구하면 없는 결함을 만들어내는 지표가 된다(실제로 그렇게 세다가 벤딩을 8%, 결로를 4%로 잘못 셌다). 대신 해석 13종이 실제로 요구하는 (재료 × 필수물성) 격자 21,358칸을 센다.</w:t>
+        <w:t>카탈로그는 재료 826종 × 물성 정의 169종이다. 그러나 이 8만여 칸을 다 세지 않는다. 알루미나에 투습도를 요구하거나 벌크 금속에 층두께를 요구하면 없는 결함을 만들어내는 지표가 된다(실제로 그렇게 세다가 벤딩을 8%, 결로를 4%로 잘못 셌다). 대신 해석 13종이 실제로 요구하는 (재료 × 필수물성) 격자 22,064칸을 센다.</w:t>
       </w:r>
     </w:p>
     <w:tbl>
@@ -227,7 +227,7 @@
               <w:rPr>
                 <w:sz w:val="14"/>
               </w:rPr>
-              <w:t>796종</w:t>
+              <w:t>826종</w:t>
             </w:r>
           </w:p>
         </w:tc>
@@ -269,7 +269,7 @@
               <w:rPr>
                 <w:sz w:val="14"/>
               </w:rPr>
-              <w:t>2,388</w:t>
+              <w:t>2,478</w:t>
             </w:r>
           </w:p>
         </w:tc>
@@ -299,7 +299,7 @@
               <w:rPr>
                 <w:sz w:val="14"/>
               </w:rPr>
-              <w:t>796종</w:t>
+              <w:t>826종</w:t>
             </w:r>
           </w:p>
         </w:tc>
@@ -341,7 +341,7 @@
               <w:rPr>
                 <w:sz w:val="14"/>
               </w:rPr>
-              <w:t>3,980</w:t>
+              <w:t>4,130</w:t>
             </w:r>
           </w:p>
         </w:tc>
@@ -371,7 +371,7 @@
               <w:rPr>
                 <w:sz w:val="14"/>
               </w:rPr>
-              <w:t>796종</w:t>
+              <w:t>826종</w:t>
             </w:r>
           </w:p>
         </w:tc>
@@ -413,7 +413,7 @@
               <w:rPr>
                 <w:sz w:val="14"/>
               </w:rPr>
-              <w:t>2,388</w:t>
+              <w:t>2,478</w:t>
             </w:r>
           </w:p>
         </w:tc>
@@ -443,7 +443,7 @@
               <w:rPr>
                 <w:sz w:val="14"/>
               </w:rPr>
-              <w:t>796종</w:t>
+              <w:t>826종</w:t>
             </w:r>
           </w:p>
         </w:tc>
@@ -485,7 +485,7 @@
               <w:rPr>
                 <w:sz w:val="14"/>
               </w:rPr>
-              <w:t>3,184</w:t>
+              <w:t>3,304</w:t>
             </w:r>
           </w:p>
         </w:tc>
@@ -515,7 +515,7 @@
               <w:rPr>
                 <w:sz w:val="14"/>
               </w:rPr>
-              <w:t>258종</w:t>
+              <w:t>260종</w:t>
             </w:r>
           </w:p>
         </w:tc>
@@ -557,7 +557,7 @@
               <w:rPr>
                 <w:sz w:val="14"/>
               </w:rPr>
-              <w:t>1,032</w:t>
+              <w:t>1,040</w:t>
             </w:r>
           </w:p>
         </w:tc>
@@ -587,7 +587,7 @@
               <w:rPr>
                 <w:sz w:val="14"/>
               </w:rPr>
-              <w:t>796종</w:t>
+              <w:t>826종</w:t>
             </w:r>
           </w:p>
         </w:tc>
@@ -629,7 +629,7 @@
               <w:rPr>
                 <w:sz w:val="14"/>
               </w:rPr>
-              <w:t>3,184</w:t>
+              <w:t>3,304</w:t>
             </w:r>
           </w:p>
         </w:tc>
@@ -659,7 +659,7 @@
               <w:rPr>
                 <w:sz w:val="14"/>
               </w:rPr>
-              <w:t>618종</w:t>
+              <w:t>619종</w:t>
             </w:r>
           </w:p>
         </w:tc>
@@ -701,7 +701,7 @@
               <w:rPr>
                 <w:sz w:val="14"/>
               </w:rPr>
-              <w:t>2,472</w:t>
+              <w:t>2,476</w:t>
             </w:r>
           </w:p>
         </w:tc>
@@ -803,7 +803,7 @@
               <w:rPr>
                 <w:sz w:val="14"/>
               </w:rPr>
-              <w:t>258종</w:t>
+              <w:t>260종</w:t>
             </w:r>
           </w:p>
         </w:tc>
@@ -845,7 +845,7 @@
               <w:rPr>
                 <w:sz w:val="14"/>
               </w:rPr>
-              <w:t>516</w:t>
+              <w:t>520</w:t>
             </w:r>
           </w:p>
         </w:tc>
@@ -875,7 +875,7 @@
               <w:rPr>
                 <w:sz w:val="14"/>
               </w:rPr>
-              <w:t>796종</w:t>
+              <w:t>826종</w:t>
             </w:r>
           </w:p>
         </w:tc>
@@ -917,7 +917,7 @@
               <w:rPr>
                 <w:sz w:val="14"/>
               </w:rPr>
-              <w:t>796</w:t>
+              <w:t>826</w:t>
             </w:r>
           </w:p>
         </w:tc>
@@ -947,7 +947,7 @@
               <w:rPr>
                 <w:sz w:val="14"/>
               </w:rPr>
-              <w:t>384종</w:t>
+              <w:t>414종</w:t>
             </w:r>
           </w:p>
         </w:tc>
@@ -989,7 +989,7 @@
               <w:rPr>
                 <w:sz w:val="14"/>
               </w:rPr>
-              <w:t>1,152</w:t>
+              <w:t>1,242</w:t>
             </w:r>
           </w:p>
         </w:tc>
@@ -1291,7 +1291,7 @@
               <w:rPr>
                 <w:sz w:val="16"/>
               </w:rPr>
-              <w:t>12,787</w:t>
+              <w:t>12,868</w:t>
             </w:r>
           </w:p>
         </w:tc>
@@ -1305,7 +1305,7 @@
               <w:rPr>
                 <w:sz w:val="16"/>
               </w:rPr>
-              <w:t>51.5%</w:t>
+              <w:t>51.7%</w:t>
             </w:r>
           </w:p>
         </w:tc>
@@ -1421,7 +1421,7 @@
               <w:rPr>
                 <w:sz w:val="16"/>
               </w:rPr>
-              <w:t>23.2%</w:t>
+              <w:t>23.1%</w:t>
             </w:r>
           </w:p>
         </w:tc>
@@ -1479,7 +1479,7 @@
               <w:rPr>
                 <w:sz w:val="16"/>
               </w:rPr>
-              <w:t>18.1%</w:t>
+              <w:t>18.0%</w:t>
             </w:r>
           </w:p>
         </w:tc>
@@ -4045,7 +4045,7 @@
               <w:rPr>
                 <w:sz w:val="15"/>
               </w:rPr>
-              <w:t>1514</w:t>
+              <w:t>1699</w:t>
             </w:r>
           </w:p>
         </w:tc>
@@ -4059,7 +4059,7 @@
               <w:rPr>
                 <w:sz w:val="15"/>
               </w:rPr>
-              <w:t>211</w:t>
+              <w:t>241</w:t>
             </w:r>
           </w:p>
         </w:tc>
@@ -4073,7 +4073,7 @@
               <w:rPr>
                 <w:sz w:val="15"/>
               </w:rPr>
-              <w:t>7.18</w:t>
+              <w:t>7.05</w:t>
             </w:r>
           </w:p>
         </w:tc>
@@ -4103,7 +4103,7 @@
               <w:rPr>
                 <w:sz w:val="15"/>
               </w:rPr>
-              <w:t>794</w:t>
+              <w:t>904</w:t>
             </w:r>
           </w:p>
         </w:tc>
@@ -4117,7 +4117,7 @@
               <w:rPr>
                 <w:sz w:val="15"/>
               </w:rPr>
-              <w:t>198</w:t>
+              <w:t>225</w:t>
             </w:r>
           </w:p>
         </w:tc>
@@ -4131,7 +4131,7 @@
               <w:rPr>
                 <w:sz w:val="15"/>
               </w:rPr>
-              <w:t>4.01</w:t>
+              <w:t>4.02</w:t>
             </w:r>
           </w:p>
         </w:tc>
@@ -4161,7 +4161,7 @@
               <w:rPr>
                 <w:sz w:val="15"/>
               </w:rPr>
-              <w:t>753</w:t>
+              <w:t>845</w:t>
             </w:r>
           </w:p>
         </w:tc>
@@ -4175,7 +4175,7 @@
               <w:rPr>
                 <w:sz w:val="15"/>
               </w:rPr>
-              <w:t>227</w:t>
+              <w:t>257</w:t>
             </w:r>
           </w:p>
         </w:tc>
@@ -4189,7 +4189,7 @@
               <w:rPr>
                 <w:sz w:val="15"/>
               </w:rPr>
-              <w:t>3.32</w:t>
+              <w:t>3.29</w:t>
             </w:r>
           </w:p>
         </w:tc>
@@ -4219,7 +4219,7 @@
               <w:rPr>
                 <w:sz w:val="15"/>
               </w:rPr>
-              <w:t>688</w:t>
+              <w:t>749</w:t>
             </w:r>
           </w:p>
         </w:tc>
@@ -4233,7 +4233,7 @@
               <w:rPr>
                 <w:sz w:val="15"/>
               </w:rPr>
-              <w:t>244</w:t>
+              <w:t>274</w:t>
             </w:r>
           </w:p>
         </w:tc>
@@ -4247,7 +4247,7 @@
               <w:rPr>
                 <w:sz w:val="15"/>
               </w:rPr>
-              <w:t>2.82</w:t>
+              <w:t>2.73</w:t>
             </w:r>
           </w:p>
         </w:tc>
@@ -4277,7 +4277,7 @@
               <w:rPr>
                 <w:sz w:val="15"/>
               </w:rPr>
-              <w:t>417</w:t>
+              <w:t>478</w:t>
             </w:r>
           </w:p>
         </w:tc>
@@ -4291,7 +4291,7 @@
               <w:rPr>
                 <w:sz w:val="15"/>
               </w:rPr>
-              <w:t>153</w:t>
+              <w:t>183</w:t>
             </w:r>
           </w:p>
         </w:tc>
@@ -4305,7 +4305,7 @@
               <w:rPr>
                 <w:sz w:val="15"/>
               </w:rPr>
-              <w:t>2.73</w:t>
+              <w:t>2.61</w:t>
             </w:r>
           </w:p>
         </w:tc>
@@ -4335,7 +4335,7 @@
               <w:rPr>
                 <w:sz w:val="15"/>
               </w:rPr>
-              <w:t>295</w:t>
+              <w:t>325</w:t>
             </w:r>
           </w:p>
         </w:tc>
@@ -4349,7 +4349,7 @@
               <w:rPr>
                 <w:sz w:val="15"/>
               </w:rPr>
-              <w:t>295</w:t>
+              <w:t>325</w:t>
             </w:r>
           </w:p>
         </w:tc>
@@ -4393,7 +4393,7 @@
               <w:rPr>
                 <w:sz w:val="15"/>
               </w:rPr>
-              <w:t>275</w:t>
+              <w:t>302</w:t>
             </w:r>
           </w:p>
         </w:tc>
@@ -4407,7 +4407,7 @@
               <w:rPr>
                 <w:sz w:val="15"/>
               </w:rPr>
-              <w:t>275</w:t>
+              <w:t>302</w:t>
             </w:r>
           </w:p>
         </w:tc>
@@ -4451,7 +4451,7 @@
               <w:rPr>
                 <w:sz w:val="15"/>
               </w:rPr>
-              <w:t>246</w:t>
+              <w:t>276</w:t>
             </w:r>
           </w:p>
         </w:tc>
@@ -4465,7 +4465,7 @@
               <w:rPr>
                 <w:sz w:val="15"/>
               </w:rPr>
-              <w:t>246</w:t>
+              <w:t>276</w:t>
             </w:r>
           </w:p>
         </w:tc>
@@ -4509,7 +4509,7 @@
               <w:rPr>
                 <w:sz w:val="15"/>
               </w:rPr>
-              <w:t>236</w:t>
+              <w:t>266</w:t>
             </w:r>
           </w:p>
         </w:tc>
@@ -4523,7 +4523,7 @@
               <w:rPr>
                 <w:sz w:val="15"/>
               </w:rPr>
-              <w:t>236</w:t>
+              <w:t>266</w:t>
             </w:r>
           </w:p>
         </w:tc>
@@ -4567,7 +4567,7 @@
               <w:rPr>
                 <w:sz w:val="15"/>
               </w:rPr>
-              <w:t>202</w:t>
+              <w:t>230</w:t>
             </w:r>
           </w:p>
         </w:tc>
@@ -4581,7 +4581,7 @@
               <w:rPr>
                 <w:sz w:val="15"/>
               </w:rPr>
-              <w:t>202</w:t>
+              <w:t>230</w:t>
             </w:r>
           </w:p>
         </w:tc>
@@ -4625,7 +4625,7 @@
               <w:rPr>
                 <w:sz w:val="15"/>
               </w:rPr>
-              <w:t>199</w:t>
+              <w:t>229</w:t>
             </w:r>
           </w:p>
         </w:tc>
@@ -4639,7 +4639,7 @@
               <w:rPr>
                 <w:sz w:val="15"/>
               </w:rPr>
-              <w:t>199</w:t>
+              <w:t>229</w:t>
             </w:r>
           </w:p>
         </w:tc>
@@ -4683,7 +4683,7 @@
               <w:rPr>
                 <w:sz w:val="15"/>
               </w:rPr>
-              <w:t>178</w:t>
+              <w:t>179</w:t>
             </w:r>
           </w:p>
         </w:tc>
@@ -4697,7 +4697,7 @@
               <w:rPr>
                 <w:sz w:val="15"/>
               </w:rPr>
-              <w:t>178</w:t>
+              <w:t>179</w:t>
             </w:r>
           </w:p>
         </w:tc>
@@ -4741,7 +4741,7 @@
               <w:rPr>
                 <w:sz w:val="15"/>
               </w:rPr>
-              <w:t>74</w:t>
+              <w:t>76</w:t>
             </w:r>
           </w:p>
         </w:tc>
@@ -4755,7 +4755,7 @@
               <w:rPr>
                 <w:sz w:val="15"/>
               </w:rPr>
-              <w:t>74</w:t>
+              <w:t>76</w:t>
             </w:r>
           </w:p>
         </w:tc>
@@ -4799,7 +4799,7 @@
               <w:rPr>
                 <w:sz w:val="15"/>
               </w:rPr>
-              <w:t>58</w:t>
+              <w:t>60</w:t>
             </w:r>
           </w:p>
         </w:tc>
@@ -4813,7 +4813,7 @@
               <w:rPr>
                 <w:sz w:val="15"/>
               </w:rPr>
-              <w:t>58</w:t>
+              <w:t>60</w:t>
             </w:r>
           </w:p>
         </w:tc>
@@ -5017,7 +5017,7 @@
           <w:b/>
           <w:sz w:val="19"/>
         </w:rPr>
-        <w:t>칸/재료 최고가 physical.density의 7.18인데 대상이 211종뿐이다. 8차의 밀도(6.7칸 × 134종) 같은 덩어리는 더 이상 없다. 기본 물성이 닫히면 이 척도는 스스로 수명을 다한다.</w:t>
+        <w:t>칸/재료 최고가 physical.density의 7.05인데 대상이 241종뿐이다. 8차의 밀도(6.7칸 × 134종) 같은 덩어리는 더 이상 없다. 기본 물성이 닫히면 이 척도는 스스로 수명을 다한다.</w:t>
       </w:r>
     </w:p>
     <w:p>
@@ -5378,7 +5378,7 @@
               <w:rPr>
                 <w:sz w:val="16"/>
               </w:rPr>
-              <w:t>11종</w:t>
+              <w:t>13종</w:t>
             </w:r>
           </w:p>
         </w:tc>
@@ -5498,7 +5498,7 @@
               <w:rPr>
                 <w:sz w:val="16"/>
               </w:rPr>
-              <w:t>5종</w:t>
+              <w:t>8종</w:t>
             </w:r>
           </w:p>
         </w:tc>
@@ -5528,7 +5528,7 @@
               <w:rPr>
                 <w:sz w:val="16"/>
               </w:rPr>
-              <w:t>34종</w:t>
+              <w:t>57종</w:t>
             </w:r>
           </w:p>
         </w:tc>
@@ -5708,7 +5708,7 @@
               <w:rPr>
                 <w:sz w:val="16"/>
               </w:rPr>
-              <w:t>7종</w:t>
+              <w:t>9종</w:t>
             </w:r>
           </w:p>
         </w:tc>
@@ -5858,7 +5858,7 @@
               <w:rPr>
                 <w:sz w:val="16"/>
               </w:rPr>
-              <w:t>358종 / 796종</w:t>
+              <w:t>388종 / 826종</w:t>
             </w:r>
           </w:p>
         </w:tc>
@@ -5981,7 +5981,7 @@
               <w:rPr>
                 <w:sz w:val="16"/>
               </w:rPr>
-              <w:t>303종</w:t>
+              <w:t>333종</w:t>
             </w:r>
           </w:p>
         </w:tc>
@@ -6023,7 +6023,7 @@
               <w:rPr>
                 <w:sz w:val="16"/>
               </w:rPr>
-              <w:t>232종</w:t>
+              <w:t>262종</w:t>
             </w:r>
           </w:p>
         </w:tc>
@@ -6053,7 +6053,7 @@
               <w:rPr>
                 <w:sz w:val="16"/>
               </w:rPr>
-              <w:t>284종</w:t>
+              <w:t>314종</w:t>
             </w:r>
           </w:p>
         </w:tc>
@@ -6095,7 +6095,7 @@
               <w:rPr>
                 <w:sz w:val="16"/>
               </w:rPr>
-              <w:t>229종</w:t>
+              <w:t>259종</w:t>
             </w:r>
           </w:p>
         </w:tc>
@@ -6125,7 +6125,7 @@
               <w:rPr>
                 <w:sz w:val="16"/>
               </w:rPr>
-              <w:t>252종</w:t>
+              <w:t>282종</w:t>
             </w:r>
           </w:p>
         </w:tc>
@@ -6167,7 +6167,7 @@
               <w:rPr>
                 <w:sz w:val="16"/>
               </w:rPr>
-              <w:t>198종</w:t>
+              <w:t>228종</w:t>
             </w:r>
           </w:p>
         </w:tc>
@@ -6197,7 +6197,7 @@
               <w:rPr>
                 <w:sz w:val="16"/>
               </w:rPr>
-              <w:t>249종</w:t>
+              <w:t>279종</w:t>
             </w:r>
           </w:p>
         </w:tc>
@@ -6239,7 +6239,7 @@
               <w:rPr>
                 <w:sz w:val="16"/>
               </w:rPr>
-              <w:t>119종</w:t>
+              <w:t>149종</w:t>
             </w:r>
           </w:p>
         </w:tc>
@@ -6269,7 +6269,7 @@
               <w:rPr>
                 <w:sz w:val="16"/>
               </w:rPr>
-              <w:t>236종</w:t>
+              <w:t>266종</w:t>
             </w:r>
           </w:p>
         </w:tc>
@@ -6297,7 +6297,7 @@
               <w:rPr>
                 <w:sz w:val="16"/>
               </w:rPr>
-              <w:t>42종</w:t>
+              <w:t>45종</w:t>
             </w:r>
           </w:p>
         </w:tc>
@@ -6311,7 +6311,7 @@
               <w:rPr>
                 <w:sz w:val="16"/>
               </w:rPr>
-              <w:t>179종</w:t>
+              <w:t>206종</w:t>
             </w:r>
           </w:p>
         </w:tc>
@@ -6341,7 +6341,7 @@
               <w:rPr>
                 <w:sz w:val="16"/>
               </w:rPr>
-              <w:t>236종</w:t>
+              <w:t>266종</w:t>
             </w:r>
           </w:p>
         </w:tc>
@@ -6355,7 +6355,7 @@
               <w:rPr>
                 <w:sz w:val="16"/>
               </w:rPr>
-              <w:t>236종</w:t>
+              <w:t>266종</w:t>
             </w:r>
           </w:p>
         </w:tc>
@@ -6399,7 +6399,7 @@
               <w:rPr>
                 <w:sz w:val="16"/>
               </w:rPr>
-              <w:t>결로(투습)</w:t>
+              <w:t>피로·수명</w:t>
             </w:r>
           </w:p>
         </w:tc>
@@ -6413,7 +6413,7 @@
               <w:rPr>
                 <w:sz w:val="16"/>
               </w:rPr>
-              <w:t>205종</w:t>
+              <w:t>232종</w:t>
             </w:r>
           </w:p>
         </w:tc>
@@ -6427,7 +6427,7 @@
               <w:rPr>
                 <w:sz w:val="16"/>
               </w:rPr>
-              <w:t>4종</w:t>
+              <w:t>41종</w:t>
             </w:r>
           </w:p>
         </w:tc>
@@ -6441,7 +6441,7 @@
               <w:rPr>
                 <w:sz w:val="16"/>
               </w:rPr>
-              <w:t>19종</w:t>
+              <w:t>46종</w:t>
             </w:r>
           </w:p>
         </w:tc>
@@ -6455,7 +6455,7 @@
               <w:rPr>
                 <w:sz w:val="16"/>
               </w:rPr>
-              <w:t>182종</w:t>
+              <w:t>145종</w:t>
             </w:r>
           </w:p>
         </w:tc>
@@ -6471,7 +6471,7 @@
               <w:rPr>
                 <w:sz w:val="16"/>
               </w:rPr>
-              <w:t>피로·수명</w:t>
+              <w:t>결로(투습)</w:t>
             </w:r>
           </w:p>
         </w:tc>
@@ -6485,7 +6485,7 @@
               <w:rPr>
                 <w:sz w:val="16"/>
               </w:rPr>
-              <w:t>202종</w:t>
+              <w:t>206종</w:t>
             </w:r>
           </w:p>
         </w:tc>
@@ -6499,7 +6499,7 @@
               <w:rPr>
                 <w:sz w:val="16"/>
               </w:rPr>
-              <w:t>41종</w:t>
+              <w:t>4종</w:t>
             </w:r>
           </w:p>
         </w:tc>
@@ -6513,7 +6513,7 @@
               <w:rPr>
                 <w:sz w:val="16"/>
               </w:rPr>
-              <w:t>43종</w:t>
+              <w:t>19종</w:t>
             </w:r>
           </w:p>
         </w:tc>
@@ -6527,7 +6527,7 @@
               <w:rPr>
                 <w:sz w:val="16"/>
               </w:rPr>
-              <w:t>118종</w:t>
+              <w:t>183종</w:t>
             </w:r>
           </w:p>
         </w:tc>
@@ -6557,7 +6557,7 @@
               <w:rPr>
                 <w:sz w:val="16"/>
               </w:rPr>
-              <w:t>80종</w:t>
+              <w:t>82종</w:t>
             </w:r>
           </w:p>
         </w:tc>
@@ -6599,7 +6599,7 @@
               <w:rPr>
                 <w:sz w:val="16"/>
               </w:rPr>
-              <w:t>66종</w:t>
+              <w:t>68종</w:t>
             </w:r>
           </w:p>
         </w:tc>
@@ -6629,7 +6629,7 @@
               <w:rPr>
                 <w:sz w:val="16"/>
               </w:rPr>
-              <w:t>79종</w:t>
+              <w:t>81종</w:t>
             </w:r>
           </w:p>
         </w:tc>
@@ -6657,7 +6657,7 @@
               <w:rPr>
                 <w:sz w:val="16"/>
               </w:rPr>
-              <w:t>44종</w:t>
+              <w:t>46종</w:t>
             </w:r>
           </w:p>
         </w:tc>
@@ -6915,7 +6915,7 @@
           <w:b w:val="0"/>
           <w:sz w:val="19"/>
         </w:rPr>
-        <w:t>예외는 구조·강성(221종이 2칸 이상) · 낙하·충격(246종이 2칸 이상) · 열전달·방열(240종이 2칸 이상) · 열응력·워피지(231종이 2칸 이상) · 폴더블 벤딩(72종이 2칸 이상) · 결로(표면)(249종이 2칸 이상) · 결로(투습)(201종이 2칸 이상) · 초탄성(실링·완충)(1종이 2칸 이상) · 접착·박리(44종이 2칸 이상) · 피로·수명(161종이 2칸 이상)이다. 여기는 한 배치로 안 닫히는 다층 병목이다.</w:t>
+        <w:t>예외는 구조·강성(251종이 2칸 이상) · 낙하·충격(276종이 2칸 이상) · 열전달·방열(270종이 2칸 이상) · 열응력·워피지(261종이 2칸 이상) · 폴더블 벤딩(74종이 2칸 이상) · 결로(표면)(279종이 2칸 이상) · 결로(투습)(202종이 2칸 이상) · 초탄성(실링·완충)(1종이 2칸 이상) · 접착·박리(46종이 2칸 이상) · 피로·수명(191종이 2칸 이상)이다. 여기는 한 배치로 안 닫히는 다층 병목이다.</w:t>
       </w:r>
     </w:p>
     <w:p>
@@ -7400,7 +7400,7 @@
               <w:rPr>
                 <w:sz w:val="15"/>
               </w:rPr>
-              <w:t>796</w:t>
+              <w:t>826</w:t>
             </w:r>
           </w:p>
         </w:tc>
@@ -7414,7 +7414,7 @@
               <w:rPr>
                 <w:sz w:val="15"/>
               </w:rPr>
-              <w:t>72.8%  ██████··</w:t>
+              <w:t>70.3%  ██████··</w:t>
             </w:r>
           </w:p>
         </w:tc>
@@ -7428,7 +7428,7 @@
               <w:rPr>
                 <w:sz w:val="15"/>
               </w:rPr>
-              <w:t>44.4%</w:t>
+              <w:t>42.9%</w:t>
             </w:r>
           </w:p>
         </w:tc>
@@ -7442,7 +7442,7 @@
               <w:rPr>
                 <w:sz w:val="15"/>
               </w:rPr>
-              <w:t>70.4%</w:t>
+              <w:t>67.8%</w:t>
             </w:r>
           </w:p>
         </w:tc>
@@ -7456,7 +7456,7 @@
               <w:rPr>
                 <w:sz w:val="15"/>
               </w:rPr>
-              <w:t>69.0%</w:t>
+              <w:t>66.3%</w:t>
             </w:r>
           </w:p>
         </w:tc>
@@ -7470,7 +7470,7 @@
               <w:rPr>
                 <w:sz w:val="15"/>
               </w:rPr>
-              <w:t>25.0%</w:t>
+              <w:t>24.1%</w:t>
             </w:r>
           </w:p>
         </w:tc>
@@ -7500,7 +7500,7 @@
               <w:rPr>
                 <w:sz w:val="15"/>
               </w:rPr>
-              <w:t>796</w:t>
+              <w:t>826</w:t>
             </w:r>
           </w:p>
         </w:tc>
@@ -7514,7 +7514,7 @@
               <w:rPr>
                 <w:sz w:val="15"/>
               </w:rPr>
-              <w:t>67.7%  █████···</w:t>
+              <w:t>65.4%  █████···</w:t>
             </w:r>
           </w:p>
         </w:tc>
@@ -7528,7 +7528,7 @@
               <w:rPr>
                 <w:sz w:val="15"/>
               </w:rPr>
-              <w:t>36.2%</w:t>
+              <w:t>35.0%</w:t>
             </w:r>
           </w:p>
         </w:tc>
@@ -7542,7 +7542,7 @@
               <w:rPr>
                 <w:sz w:val="15"/>
               </w:rPr>
-              <w:t>57.9%</w:t>
+              <w:t>55.8%</w:t>
             </w:r>
           </w:p>
         </w:tc>
@@ -7556,7 +7556,7 @@
               <w:rPr>
                 <w:sz w:val="15"/>
               </w:rPr>
-              <w:t>62.5%</w:t>
+              <w:t>60.0%</w:t>
             </w:r>
           </w:p>
         </w:tc>
@@ -7570,7 +7570,7 @@
               <w:rPr>
                 <w:sz w:val="15"/>
               </w:rPr>
-              <w:t>9.4%</w:t>
+              <w:t>9.1%</w:t>
             </w:r>
           </w:p>
         </w:tc>
@@ -7600,7 +7600,7 @@
               <w:rPr>
                 <w:sz w:val="15"/>
               </w:rPr>
-              <w:t>796</w:t>
+              <w:t>826</w:t>
             </w:r>
           </w:p>
         </w:tc>
@@ -7614,7 +7614,7 @@
               <w:rPr>
                 <w:sz w:val="15"/>
               </w:rPr>
-              <w:t>74.5%  ██████··</w:t>
+              <w:t>71.8%  ██████··</w:t>
             </w:r>
           </w:p>
         </w:tc>
@@ -7628,7 +7628,7 @@
               <w:rPr>
                 <w:sz w:val="15"/>
               </w:rPr>
-              <w:t>52.4%</w:t>
+              <w:t>50.5%</w:t>
             </w:r>
           </w:p>
         </w:tc>
@@ -7642,7 +7642,7 @@
               <w:rPr>
                 <w:sz w:val="15"/>
               </w:rPr>
-              <w:t>68.7%</w:t>
+              <w:t>66.2%</w:t>
             </w:r>
           </w:p>
         </w:tc>
@@ -7656,7 +7656,7 @@
               <w:rPr>
                 <w:sz w:val="15"/>
               </w:rPr>
-              <w:t>68.6%</w:t>
+              <w:t>66.1%</w:t>
             </w:r>
           </w:p>
         </w:tc>
@@ -7670,7 +7670,7 @@
               <w:rPr>
                 <w:sz w:val="15"/>
               </w:rPr>
-              <w:t>27.0%</w:t>
+              <w:t>26.0%</w:t>
             </w:r>
           </w:p>
         </w:tc>
@@ -7700,7 +7700,7 @@
               <w:rPr>
                 <w:sz w:val="15"/>
               </w:rPr>
-              <w:t>796</w:t>
+              <w:t>826</w:t>
             </w:r>
           </w:p>
         </w:tc>
@@ -7714,7 +7714,7 @@
               <w:rPr>
                 <w:sz w:val="15"/>
               </w:rPr>
-              <w:t>73.2%  ██████··</w:t>
+              <w:t>70.7%  ██████··</w:t>
             </w:r>
           </w:p>
         </w:tc>
@@ -7728,7 +7728,7 @@
               <w:rPr>
                 <w:sz w:val="15"/>
               </w:rPr>
-              <w:t>45.7%</w:t>
+              <w:t>44.2%</w:t>
             </w:r>
           </w:p>
         </w:tc>
@@ -7742,7 +7742,7 @@
               <w:rPr>
                 <w:sz w:val="15"/>
               </w:rPr>
-              <w:t>68.3%</w:t>
+              <w:t>65.9%</w:t>
             </w:r>
           </w:p>
         </w:tc>
@@ -7756,7 +7756,7 @@
               <w:rPr>
                 <w:sz w:val="15"/>
               </w:rPr>
-              <w:t>66.8%</w:t>
+              <w:t>64.2%</w:t>
             </w:r>
           </w:p>
         </w:tc>
@@ -7770,7 +7770,7 @@
               <w:rPr>
                 <w:sz w:val="15"/>
               </w:rPr>
-              <w:t>21.9%</w:t>
+              <w:t>21.1%</w:t>
             </w:r>
           </w:p>
         </w:tc>
@@ -7800,7 +7800,7 @@
               <w:rPr>
                 <w:sz w:val="15"/>
               </w:rPr>
-              <w:t>258</w:t>
+              <w:t>260</w:t>
             </w:r>
           </w:p>
         </w:tc>
@@ -7814,7 +7814,7 @@
               <w:rPr>
                 <w:sz w:val="15"/>
               </w:rPr>
-              <w:t>73.4%  ██████··</w:t>
+              <w:t>72.9%  ██████··</w:t>
             </w:r>
           </w:p>
         </w:tc>
@@ -7828,7 +7828,7 @@
               <w:rPr>
                 <w:sz w:val="15"/>
               </w:rPr>
-              <w:t>45.5%</w:t>
+              <w:t>45.2%</w:t>
             </w:r>
           </w:p>
         </w:tc>
@@ -7842,7 +7842,7 @@
               <w:rPr>
                 <w:sz w:val="15"/>
               </w:rPr>
-              <w:t>69.0%</w:t>
+              <w:t>68.5%</w:t>
             </w:r>
           </w:p>
         </w:tc>
@@ -7856,7 +7856,7 @@
               <w:rPr>
                 <w:sz w:val="15"/>
               </w:rPr>
-              <w:t>69.0%</w:t>
+              <w:t>68.5%</w:t>
             </w:r>
           </w:p>
         </w:tc>
@@ -7870,7 +7870,7 @@
               <w:rPr>
                 <w:sz w:val="15"/>
               </w:rPr>
-              <w:t>16.7%</w:t>
+              <w:t>16.5%</w:t>
             </w:r>
           </w:p>
         </w:tc>
@@ -7900,7 +7900,7 @@
               <w:rPr>
                 <w:sz w:val="15"/>
               </w:rPr>
-              <w:t>796</w:t>
+              <w:t>826</w:t>
             </w:r>
           </w:p>
         </w:tc>
@@ -7914,7 +7914,7 @@
               <w:rPr>
                 <w:sz w:val="15"/>
               </w:rPr>
-              <w:t>71.5%  ██████··</w:t>
+              <w:t>68.9%  ██████··</w:t>
             </w:r>
           </w:p>
         </w:tc>
@@ -7928,7 +7928,7 @@
               <w:rPr>
                 <w:sz w:val="15"/>
               </w:rPr>
-              <w:t>51.6%</w:t>
+              <w:t>49.7%</w:t>
             </w:r>
           </w:p>
         </w:tc>
@@ -7942,7 +7942,7 @@
               <w:rPr>
                 <w:sz w:val="15"/>
               </w:rPr>
-              <w:t>61.4%</w:t>
+              <w:t>59.2%</w:t>
             </w:r>
           </w:p>
         </w:tc>
@@ -7956,7 +7956,7 @@
               <w:rPr>
                 <w:sz w:val="15"/>
               </w:rPr>
-              <w:t>61.8%</w:t>
+              <w:t>59.6%</w:t>
             </w:r>
           </w:p>
         </w:tc>
@@ -7970,7 +7970,7 @@
               <w:rPr>
                 <w:sz w:val="15"/>
               </w:rPr>
-              <w:t>24.1%</w:t>
+              <w:t>23.2%</w:t>
             </w:r>
           </w:p>
         </w:tc>
@@ -8000,7 +8000,7 @@
               <w:rPr>
                 <w:sz w:val="15"/>
               </w:rPr>
-              <w:t>618</w:t>
+              <w:t>619</w:t>
             </w:r>
           </w:p>
         </w:tc>
@@ -8014,7 +8014,7 @@
               <w:rPr>
                 <w:sz w:val="15"/>
               </w:rPr>
-              <w:t>70.7%  ██████··</w:t>
+              <w:t>70.6%  ██████··</w:t>
             </w:r>
           </w:p>
         </w:tc>
@@ -8028,7 +8028,7 @@
               <w:rPr>
                 <w:sz w:val="15"/>
               </w:rPr>
-              <w:t>47.2%</w:t>
+              <w:t>47.1%</w:t>
             </w:r>
           </w:p>
         </w:tc>
@@ -8042,7 +8042,7 @@
               <w:rPr>
                 <w:sz w:val="15"/>
               </w:rPr>
-              <w:t>58.7%</w:t>
+              <w:t>58.6%</w:t>
             </w:r>
           </w:p>
         </w:tc>
@@ -8056,7 +8056,7 @@
               <w:rPr>
                 <w:sz w:val="15"/>
               </w:rPr>
-              <w:t>64.2%</w:t>
+              <w:t>64.1%</w:t>
             </w:r>
           </w:p>
         </w:tc>
@@ -8200,7 +8200,7 @@
               <w:rPr>
                 <w:sz w:val="15"/>
               </w:rPr>
-              <w:t>258</w:t>
+              <w:t>260</w:t>
             </w:r>
           </w:p>
         </w:tc>
@@ -8214,7 +8214,7 @@
               <w:rPr>
                 <w:sz w:val="15"/>
               </w:rPr>
-              <w:t>68.8%  ██████··</w:t>
+              <w:t>68.3%  █████···</w:t>
             </w:r>
           </w:p>
         </w:tc>
@@ -8228,7 +8228,7 @@
               <w:rPr>
                 <w:sz w:val="15"/>
               </w:rPr>
-              <w:t>55.0%</w:t>
+              <w:t>54.6%</w:t>
             </w:r>
           </w:p>
         </w:tc>
@@ -8242,7 +8242,7 @@
               <w:rPr>
                 <w:sz w:val="15"/>
               </w:rPr>
-              <w:t>54.7%</w:t>
+              <w:t>54.2%</w:t>
             </w:r>
           </w:p>
         </w:tc>
@@ -8256,7 +8256,7 @@
               <w:rPr>
                 <w:sz w:val="15"/>
               </w:rPr>
-              <w:t>64.1%</w:t>
+              <w:t>63.5%</w:t>
             </w:r>
           </w:p>
         </w:tc>
@@ -8270,7 +8270,7 @@
               <w:rPr>
                 <w:sz w:val="15"/>
               </w:rPr>
-              <w:t>29.8%</w:t>
+              <w:t>29.6%</w:t>
             </w:r>
           </w:p>
         </w:tc>
@@ -8300,7 +8300,7 @@
               <w:rPr>
                 <w:sz w:val="15"/>
               </w:rPr>
-              <w:t>796</w:t>
+              <w:t>826</w:t>
             </w:r>
           </w:p>
         </w:tc>
@@ -8314,7 +8314,7 @@
               <w:rPr>
                 <w:sz w:val="15"/>
               </w:rPr>
-              <w:t>69.5%  ██████··</w:t>
+              <w:t>66.9%  █████···</w:t>
             </w:r>
           </w:p>
         </w:tc>
@@ -8328,7 +8328,7 @@
               <w:rPr>
                 <w:sz w:val="15"/>
               </w:rPr>
-              <w:t>52.5%</w:t>
+              <w:t>50.6%</w:t>
             </w:r>
           </w:p>
         </w:tc>
@@ -8342,7 +8342,7 @@
               <w:rPr>
                 <w:sz w:val="15"/>
               </w:rPr>
-              <w:t>69.5%</w:t>
+              <w:t>66.9%</w:t>
             </w:r>
           </w:p>
         </w:tc>
@@ -8356,7 +8356,7 @@
               <w:rPr>
                 <w:sz w:val="15"/>
               </w:rPr>
-              <w:t>68.0%</w:t>
+              <w:t>65.4%</w:t>
             </w:r>
           </w:p>
         </w:tc>
@@ -8370,7 +8370,7 @@
               <w:rPr>
                 <w:sz w:val="15"/>
               </w:rPr>
-              <w:t>52.5%</w:t>
+              <w:t>50.6%</w:t>
             </w:r>
           </w:p>
         </w:tc>
@@ -8400,7 +8400,7 @@
               <w:rPr>
                 <w:sz w:val="15"/>
               </w:rPr>
-              <w:t>384</w:t>
+              <w:t>414</w:t>
             </w:r>
           </w:p>
         </w:tc>
@@ -8414,7 +8414,7 @@
               <w:rPr>
                 <w:sz w:val="15"/>
               </w:rPr>
-              <w:t>52.3%  ████····</w:t>
+              <w:t>48.7%  ████····</w:t>
             </w:r>
           </w:p>
         </w:tc>
@@ -8428,7 +8428,7 @@
               <w:rPr>
                 <w:sz w:val="15"/>
               </w:rPr>
-              <w:t>45.1%</w:t>
+              <w:t>42.0%</w:t>
             </w:r>
           </w:p>
         </w:tc>
@@ -8442,7 +8442,7 @@
               <w:rPr>
                 <w:sz w:val="15"/>
               </w:rPr>
-              <w:t>31.8%</w:t>
+              <w:t>29.5%</w:t>
             </w:r>
           </w:p>
         </w:tc>
@@ -8456,7 +8456,7 @@
               <w:rPr>
                 <w:sz w:val="15"/>
               </w:rPr>
-              <w:t>38.7%</w:t>
+              <w:t>35.4%</w:t>
             </w:r>
           </w:p>
         </w:tc>
@@ -8470,7 +8470,7 @@
               <w:rPr>
                 <w:sz w:val="15"/>
               </w:rPr>
-              <w:t>18.0%</w:t>
+              <w:t>16.7%</w:t>
             </w:r>
           </w:p>
         </w:tc>
@@ -8713,7 +8713,7 @@
               <w:rPr>
                 <w:sz w:val="15"/>
               </w:rPr>
-              <w:t>70.5%</w:t>
+              <w:t>68.3%</w:t>
             </w:r>
           </w:p>
         </w:tc>
@@ -8727,7 +8727,7 @@
               <w:rPr>
                 <w:sz w:val="15"/>
               </w:rPr>
-              <w:t>46.4%</w:t>
+              <w:t>45.0%</w:t>
             </w:r>
           </w:p>
         </w:tc>
@@ -8790,7 +8790,7 @@
           <w:b/>
           <w:sz w:val="19"/>
         </w:rPr>
-        <w:t>(가) 셀 채움만 보면 “거의 다 됐다”로 읽힌다. 구조·강성은 셀 72.8%다. 그런데 실측기반은 44.4%이고, 실측만으로 카드가 나오는 재료는 25.0%(199종)뿐이다. 전체로는 5,153칸(24.1%p)이 가정값이 만든 착시다.</w:t>
+        <w:t>(가) 셀 채움만 보면 “거의 다 됐다”로 읽힌다. 구조·강성은 셀 70.3%다. 그런데 실측기반은 42.9%이고, 실측만으로 카드가 나오는 재료는 24.1%(199종)뿐이다. 전체로는 5,153칸(23.4%p)이 가정값이 만든 착시다.</w:t>
       </w:r>
     </w:p>
     <w:p>
@@ -8802,7 +8802,7 @@
           <w:b w:val="0"/>
           <w:sz w:val="19"/>
         </w:rPr>
-        <w:t>(나) 재료 준비만 보면 “실측으로 서 있는 줄” 안다. 열전달·방열은 준비율 68.7%(547종)인데 실측 기준으로는 27.0%(215종)다. 덱은 547종이 돌지만 그중 332종은 가정값을 딛고 서 있다.</w:t>
+        <w:t>(나) 재료 준비만 보면 “실측으로 서 있는 줄” 안다. 열전달·방열은 준비율 66.2%(547종)인데 실측 기준으로는 26.0%(215종)다. 덱은 547종이 돌지만 그중 332종은 가정값을 딛고 서 있다.</w:t>
       </w:r>
     </w:p>
     <w:p>
@@ -8814,7 +8814,7 @@
           <w:b w:val="0"/>
           <w:sz w:val="19"/>
         </w:rPr>
-        <w:t>(다) 셀 채움과 재료 준비가 크게 갈리는 자리가 진짜 병목이다. 피로·수명은 셀 52.3%인데 준비 31.8%다. 재료마다 비어 있는 칸이 다르면 이렇게 벌어진다. 반대로 전기·EMI는 두 수치가 같다 — 택일군 하나짜리 해석이라 채운 칸이 곧 준비된 재료다.</w:t>
+        <w:t>(다) 셀 채움과 재료 준비가 크게 갈리는 자리가 진짜 병목이다. 피로·수명은 셀 48.7%인데 준비 29.5%다. 재료마다 비어 있는 칸이 다르면 이렇게 벌어진다. 반대로 전기·EMI는 두 수치가 같다 — 택일군 하나짜리 해석이라 채운 칸이 곧 준비된 재료다.</w:t>
       </w:r>
     </w:p>
     <w:p>
@@ -10677,7 +10677,7 @@
           <w:b w:val="0"/>
           <w:sz w:val="19"/>
         </w:rPr>
-        <w:t>tier4는 4,487건(18.1%)이다. 그중 assumption 표지를 가진 것이 4,395건이고, 나머지 92건은 가정이 아니라 계산·유도값이다.</w:t>
+        <w:t>tier4는 4,487건(18.0%)이다. 그중 assumption 표지를 가진 것이 4,395건이고, 나머지 92건은 가정이 아니라 계산·유도값이다.</w:t>
       </w:r>
     </w:p>
     <w:tbl>
@@ -11160,7 +11160,7 @@
               <w:rPr>
                 <w:sz w:val="15"/>
               </w:rPr>
-              <w:t>105 / 233</w:t>
+              <w:t>105 / 236</w:t>
             </w:r>
           </w:p>
         </w:tc>
@@ -11174,7 +11174,7 @@
               <w:rPr>
                 <w:sz w:val="15"/>
               </w:rPr>
-              <w:t>45.1%  █████·····</w:t>
+              <w:t>44.5%  ████······</w:t>
             </w:r>
           </w:p>
         </w:tc>
@@ -11784,7 +11784,7 @@
               <w:rPr>
                 <w:sz w:val="16"/>
               </w:rPr>
-              <w:t>796종 (polymer 365, composite 206, metal 109, ceramic 69, rubber 25, foam 22)</w:t>
+              <w:t>826종 (polymer 365, composite 207, metal 111, ceramic 96, rubber 25, foam 22)</w:t>
             </w:r>
           </w:p>
         </w:tc>
@@ -11814,7 +11814,7 @@
               <w:rPr>
                 <w:sz w:val="16"/>
               </w:rPr>
-              <w:t>24,812건</w:t>
+              <w:t>24,893건</w:t>
             </w:r>
           </w:p>
         </w:tc>
@@ -11844,7 +11844,7 @@
               <w:rPr>
                 <w:sz w:val="16"/>
               </w:rPr>
-              <w:t>2,239건 (DOI 보유 838)</w:t>
+              <w:t>2,248건 (DOI 보유 847)</w:t>
             </w:r>
           </w:p>
         </w:tc>
@@ -11904,7 +11904,7 @@
               <w:rPr>
                 <w:sz w:val="16"/>
               </w:rPr>
-              <w:t>datasheet 879 · journal 816 · database 313 · other 108 · book 72 · standard 26 · web 24 · computed 1</w:t>
+              <w:t>datasheet 879 · journal 824 · database 313 · other 109 · book 72 · standard 26 · web 24 · computed 1</w:t>
             </w:r>
           </w:p>
         </w:tc>
@@ -11979,7 +11979,7 @@
               <w:rPr>
                 <w:sz w:val="16"/>
               </w:rPr>
-              <w:t>21,358</w:t>
+              <w:t>22,064</w:t>
             </w:r>
           </w:p>
         </w:tc>
@@ -12009,7 +12009,7 @@
               <w:rPr>
                 <w:sz w:val="16"/>
               </w:rPr>
-              <w:t>15,057  (70.5%)</w:t>
+              <w:t>15,074  (68.3%)</w:t>
             </w:r>
           </w:p>
         </w:tc>
@@ -12039,7 +12039,7 @@
               <w:rPr>
                 <w:sz w:val="16"/>
               </w:rPr>
-              <w:t>9,904  (46.4%)</w:t>
+              <w:t>9,921  (45.0%)</w:t>
             </w:r>
           </w:p>
         </w:tc>
@@ -12069,7 +12069,7 @@
               <w:rPr>
                 <w:sz w:val="16"/>
               </w:rPr>
-              <w:t>5,153  (24.1%p)</w:t>
+              <w:t>5,153  (23.4%p)</w:t>
             </w:r>
           </w:p>
         </w:tc>
@@ -12099,7 +12099,7 @@
               <w:rPr>
                 <w:sz w:val="16"/>
               </w:rPr>
-              <w:t>6,301</w:t>
+              <w:t>6,990</w:t>
             </w:r>
           </w:p>
         </w:tc>
@@ -12159,7 +12159,7 @@
               <w:rPr>
                 <w:sz w:val="16"/>
               </w:rPr>
-              <w:t>5,970</w:t>
+              <w:t>6,659</w:t>
             </w:r>
           </w:p>
         </w:tc>
@@ -12189,7 +12189,7 @@
               <w:rPr>
                 <w:sz w:val="16"/>
               </w:rPr>
-              <w:t>11,454</w:t>
+              <w:t>12,143</w:t>
             </w:r>
           </w:p>
         </w:tc>
@@ -12280,7 +12280,7 @@
               <w:rPr>
                 <w:sz w:val="15"/>
               </w:rPr>
-              <w:t>1514</w:t>
+              <w:t>1699</w:t>
             </w:r>
           </w:p>
         </w:tc>
@@ -12324,7 +12324,7 @@
               <w:rPr>
                 <w:sz w:val="15"/>
               </w:rPr>
-              <w:t>794</w:t>
+              <w:t>904</w:t>
             </w:r>
           </w:p>
         </w:tc>
@@ -12368,7 +12368,7 @@
               <w:rPr>
                 <w:sz w:val="15"/>
               </w:rPr>
-              <w:t>753</w:t>
+              <w:t>845</w:t>
             </w:r>
           </w:p>
         </w:tc>
@@ -12412,7 +12412,7 @@
               <w:rPr>
                 <w:sz w:val="15"/>
               </w:rPr>
-              <w:t>688</w:t>
+              <w:t>749</w:t>
             </w:r>
           </w:p>
         </w:tc>
@@ -12456,7 +12456,7 @@
               <w:rPr>
                 <w:sz w:val="15"/>
               </w:rPr>
-              <w:t>417</w:t>
+              <w:t>478</w:t>
             </w:r>
           </w:p>
         </w:tc>
@@ -12500,7 +12500,7 @@
               <w:rPr>
                 <w:sz w:val="15"/>
               </w:rPr>
-              <w:t>295</w:t>
+              <w:t>325</w:t>
             </w:r>
           </w:p>
         </w:tc>
@@ -12544,7 +12544,7 @@
               <w:rPr>
                 <w:sz w:val="15"/>
               </w:rPr>
-              <w:t>275</w:t>
+              <w:t>302</w:t>
             </w:r>
           </w:p>
         </w:tc>
@@ -12588,7 +12588,7 @@
               <w:rPr>
                 <w:sz w:val="15"/>
               </w:rPr>
-              <w:t>246</w:t>
+              <w:t>276</w:t>
             </w:r>
           </w:p>
         </w:tc>
@@ -12618,7 +12618,7 @@
           <w:b/>
           <w:sz w:val="19"/>
         </w:rPr>
-        <w:t>남은 일의 성격 요약 — 3개 해석은 재료마다 딱 한 칸씩 모자라고, 낙하·충격만 2층 병목이다. 막힌 경로가 바뀌지 않는 한 남은 칸 전부는 안 닫힌다. 두 파동에 걸쳐 확인된 결론은 율속과 피로가 OA 밖(핸드북·벤더 시험보고서·유료 표준)에 있다는 것이다. 동시에, 채워진 15,057칸 중 5,153칸이 가정값이다 — 남은 칸을 닫는 것과 이미 닫은 칸의 근거를 두껍게 하는 것은 별개의 일이고 후자가 더 크다.</w:t>
+        <w:t>남은 일의 성격 요약 — 3개 해석은 재료마다 딱 한 칸씩 모자라고, 낙하·충격만 2층 병목이다. 막힌 경로가 바뀌지 않는 한 남은 칸 전부는 안 닫힌다. 두 파동에 걸쳐 확인된 결론은 율속과 피로가 OA 밖(핸드북·벤더 시험보고서·유료 표준)에 있다는 것이다. 동시에, 채워진 15,074칸 중 5,153칸이 가정값이다 — 남은 칸을 닫는 것과 이미 닫은 칸의 근거를 두껍게 하는 것은 별개의 일이고 후자가 더 크다.</w:t>
       </w:r>
     </w:p>
     <w:p>
@@ -13311,7 +13311,7 @@
               <w:rPr>
                 <w:sz w:val="15"/>
               </w:rPr>
-              <w:t>76.5%</w:t>
+              <w:t>73.7%</w:t>
             </w:r>
           </w:p>
         </w:tc>
@@ -13325,7 +13325,7 @@
               <w:rPr>
                 <w:sz w:val="15"/>
               </w:rPr>
-              <w:t>72.0%</w:t>
+              <w:t>69.4%</w:t>
             </w:r>
           </w:p>
         </w:tc>
@@ -13383,7 +13383,7 @@
               <w:rPr>
                 <w:sz w:val="15"/>
               </w:rPr>
-              <w:t>71.9%</w:t>
+              <w:t>69.3%</w:t>
             </w:r>
           </w:p>
         </w:tc>
@@ -13397,7 +13397,7 @@
               <w:rPr>
                 <w:sz w:val="15"/>
               </w:rPr>
-              <w:t>69.1%</w:t>
+              <w:t>66.6%</w:t>
             </w:r>
           </w:p>
         </w:tc>
@@ -13455,7 +13455,7 @@
               <w:rPr>
                 <w:sz w:val="15"/>
               </w:rPr>
-              <w:t>74.7%</w:t>
+              <w:t>71.9%</w:t>
             </w:r>
           </w:p>
         </w:tc>
@@ -13469,7 +13469,7 @@
               <w:rPr>
                 <w:sz w:val="15"/>
               </w:rPr>
-              <w:t>74.5%</w:t>
+              <w:t>71.8%</w:t>
             </w:r>
           </w:p>
         </w:tc>
@@ -13527,7 +13527,7 @@
               <w:rPr>
                 <w:sz w:val="15"/>
               </w:rPr>
-              <w:t>76.0%</w:t>
+              <w:t>73.3%</w:t>
             </w:r>
           </w:p>
         </w:tc>
@@ -13541,7 +13541,7 @@
               <w:rPr>
                 <w:sz w:val="15"/>
               </w:rPr>
-              <w:t>72.7%</w:t>
+              <w:t>70.1%</w:t>
             </w:r>
           </w:p>
         </w:tc>
@@ -13599,7 +13599,7 @@
               <w:rPr>
                 <w:sz w:val="15"/>
               </w:rPr>
-              <w:t>71.7%</w:t>
+              <w:t>69.1%</w:t>
             </w:r>
           </w:p>
         </w:tc>
@@ -13613,7 +13613,7 @@
               <w:rPr>
                 <w:sz w:val="15"/>
               </w:rPr>
-              <w:t>71.6%</w:t>
+              <w:t>68.9%</w:t>
             </w:r>
           </w:p>
         </w:tc>
@@ -13671,7 +13671,7 @@
               <w:rPr>
                 <w:sz w:val="15"/>
               </w:rPr>
-              <w:t>72.2%</w:t>
+              <w:t>72.1%</w:t>
             </w:r>
           </w:p>
         </w:tc>
@@ -13685,7 +13685,7 @@
               <w:rPr>
                 <w:sz w:val="15"/>
               </w:rPr>
-              <w:t>72.2%</w:t>
+              <w:t>72.1%</w:t>
             </w:r>
           </w:p>
         </w:tc>
@@ -13743,7 +13743,7 @@
               <w:rPr>
                 <w:sz w:val="15"/>
               </w:rPr>
-              <w:t>74.9%</w:t>
+              <w:t>72.0%</w:t>
             </w:r>
           </w:p>
         </w:tc>
@@ -13757,7 +13757,7 @@
               <w:rPr>
                 <w:sz w:val="15"/>
               </w:rPr>
-              <w:t>68.0%</w:t>
+              <w:t>65.4%</w:t>
             </w:r>
           </w:p>
         </w:tc>
@@ -13773,7 +13773,7 @@
           <w:b/>
           <w:sz w:val="19"/>
         </w:rPr>
-        <w:t>리포트가 인쇄하는 “남은 일은 6301칸이 아니라 5603칸이다”도 같은 이유로 과소치다. 정직한 값은 5970칸이다(6301 − 331, 331 = 부재이면서 아직 비어 있는 칸). 이 문서의 5·10절은 그 값을 쓴다.</w:t>
+        <w:t>리포트가 인쇄하는 “남은 일은 6990칸이 아니라 6292칸이다”도 같은 이유로 과소치다. 정직한 값은 6659칸이다(6990 − 331, 331 = 부재이면서 아직 비어 있는 칸). 이 문서의 5·10절은 그 값을 쓴다.</w:t>
       </w:r>
     </w:p>
     <w:p>

--- a/MaterialTwin_물성수집_방법론.docx
+++ b/MaterialTwin_물성수집_방법론.docx
@@ -31,7 +31,7 @@
           <w:color w:val="606060"/>
           <w:sz w:val="18"/>
         </w:rPr>
-        <w:t>2026-08-14 · 재료 826종 · 물성값 24,893건 · 출처 2,248건 · 물성 정의 169종</w:t>
+        <w:t>2026-08-14 · 재료 895종 · 물성값 24,993건 · 출처 2,270건 · 물성 정의 170종</w:t>
       </w:r>
     </w:p>
     <w:p/>
@@ -108,7 +108,7 @@
           <w:b/>
           <w:sz w:val="19"/>
         </w:rPr>
-        <w:t>카탈로그는 재료 826종 × 물성 정의 169종이다. 그러나 이 8만여 칸을 다 세지 않는다. 알루미나에 투습도를 요구하거나 벌크 금속에 층두께를 요구하면 없는 결함을 만들어내는 지표가 된다(실제로 그렇게 세다가 벤딩을 8%, 결로를 4%로 잘못 셌다). 대신 해석 13종이 실제로 요구하는 (재료 × 필수물성) 격자 22,064칸을 센다.</w:t>
+        <w:t>카탈로그는 재료 895종 × 물성 정의 170종이다. 그러나 이 8만여 칸을 다 세지 않는다. 알루미나에 투습도를 요구하거나 벌크 금속에 층두께를 요구하면 없는 결함을 만들어내는 지표가 된다(실제로 그렇게 세다가 벤딩을 8%, 결로를 4%로 잘못 셌다). 대신 해석 13종이 실제로 요구하는 (재료 × 필수물성) 격자 24,015칸을 센다.</w:t>
       </w:r>
     </w:p>
     <w:tbl>
@@ -227,7 +227,7 @@
               <w:rPr>
                 <w:sz w:val="14"/>
               </w:rPr>
-              <w:t>826종</w:t>
+              <w:t>895종</w:t>
             </w:r>
           </w:p>
         </w:tc>
@@ -269,7 +269,7 @@
               <w:rPr>
                 <w:sz w:val="14"/>
               </w:rPr>
-              <w:t>2,478</w:t>
+              <w:t>2,685</w:t>
             </w:r>
           </w:p>
         </w:tc>
@@ -299,7 +299,7 @@
               <w:rPr>
                 <w:sz w:val="14"/>
               </w:rPr>
-              <w:t>826종</w:t>
+              <w:t>895종</w:t>
             </w:r>
           </w:p>
         </w:tc>
@@ -341,7 +341,7 @@
               <w:rPr>
                 <w:sz w:val="14"/>
               </w:rPr>
-              <w:t>4,130</w:t>
+              <w:t>4,475</w:t>
             </w:r>
           </w:p>
         </w:tc>
@@ -371,7 +371,7 @@
               <w:rPr>
                 <w:sz w:val="14"/>
               </w:rPr>
-              <w:t>826종</w:t>
+              <w:t>895종</w:t>
             </w:r>
           </w:p>
         </w:tc>
@@ -413,7 +413,7 @@
               <w:rPr>
                 <w:sz w:val="14"/>
               </w:rPr>
-              <w:t>2,478</w:t>
+              <w:t>2,685</w:t>
             </w:r>
           </w:p>
         </w:tc>
@@ -443,7 +443,7 @@
               <w:rPr>
                 <w:sz w:val="14"/>
               </w:rPr>
-              <w:t>826종</w:t>
+              <w:t>895종</w:t>
             </w:r>
           </w:p>
         </w:tc>
@@ -485,7 +485,7 @@
               <w:rPr>
                 <w:sz w:val="14"/>
               </w:rPr>
-              <w:t>3,304</w:t>
+              <w:t>3,580</w:t>
             </w:r>
           </w:p>
         </w:tc>
@@ -515,7 +515,7 @@
               <w:rPr>
                 <w:sz w:val="14"/>
               </w:rPr>
-              <w:t>260종</w:t>
+              <w:t>305종</w:t>
             </w:r>
           </w:p>
         </w:tc>
@@ -557,7 +557,7 @@
               <w:rPr>
                 <w:sz w:val="14"/>
               </w:rPr>
-              <w:t>1,040</w:t>
+              <w:t>1,220</w:t>
             </w:r>
           </w:p>
         </w:tc>
@@ -587,7 +587,7 @@
               <w:rPr>
                 <w:sz w:val="14"/>
               </w:rPr>
-              <w:t>826종</w:t>
+              <w:t>895종</w:t>
             </w:r>
           </w:p>
         </w:tc>
@@ -629,7 +629,7 @@
               <w:rPr>
                 <w:sz w:val="14"/>
               </w:rPr>
-              <w:t>3,304</w:t>
+              <w:t>3,580</w:t>
             </w:r>
           </w:p>
         </w:tc>
@@ -659,7 +659,7 @@
               <w:rPr>
                 <w:sz w:val="14"/>
               </w:rPr>
-              <w:t>619종</w:t>
+              <w:t>659종</w:t>
             </w:r>
           </w:p>
         </w:tc>
@@ -701,7 +701,7 @@
               <w:rPr>
                 <w:sz w:val="14"/>
               </w:rPr>
-              <w:t>2,476</w:t>
+              <w:t>2,636</w:t>
             </w:r>
           </w:p>
         </w:tc>
@@ -731,7 +731,7 @@
               <w:rPr>
                 <w:sz w:val="14"/>
               </w:rPr>
-              <w:t>47종</w:t>
+              <w:t>48종</w:t>
             </w:r>
           </w:p>
         </w:tc>
@@ -773,7 +773,7 @@
               <w:rPr>
                 <w:sz w:val="14"/>
               </w:rPr>
-              <w:t>94</w:t>
+              <w:t>96</w:t>
             </w:r>
           </w:p>
         </w:tc>
@@ -803,7 +803,7 @@
               <w:rPr>
                 <w:sz w:val="14"/>
               </w:rPr>
-              <w:t>260종</w:t>
+              <w:t>305종</w:t>
             </w:r>
           </w:p>
         </w:tc>
@@ -845,7 +845,7 @@
               <w:rPr>
                 <w:sz w:val="14"/>
               </w:rPr>
-              <w:t>520</w:t>
+              <w:t>610</w:t>
             </w:r>
           </w:p>
         </w:tc>
@@ -875,7 +875,7 @@
               <w:rPr>
                 <w:sz w:val="14"/>
               </w:rPr>
-              <w:t>826종</w:t>
+              <w:t>895종</w:t>
             </w:r>
           </w:p>
         </w:tc>
@@ -917,7 +917,7 @@
               <w:rPr>
                 <w:sz w:val="14"/>
               </w:rPr>
-              <w:t>826</w:t>
+              <w:t>895</w:t>
             </w:r>
           </w:p>
         </w:tc>
@@ -947,7 +947,7 @@
               <w:rPr>
                 <w:sz w:val="14"/>
               </w:rPr>
-              <w:t>414종</w:t>
+              <w:t>453종</w:t>
             </w:r>
           </w:p>
         </w:tc>
@@ -989,7 +989,7 @@
               <w:rPr>
                 <w:sz w:val="14"/>
               </w:rPr>
-              <w:t>1,242</w:t>
+              <w:t>1,359</w:t>
             </w:r>
           </w:p>
         </w:tc>
@@ -1091,7 +1091,7 @@
               <w:rPr>
                 <w:sz w:val="14"/>
               </w:rPr>
-              <w:t>110종</w:t>
+              <w:t>132종</w:t>
             </w:r>
           </w:p>
         </w:tc>
@@ -1133,7 +1133,7 @@
               <w:rPr>
                 <w:sz w:val="14"/>
               </w:rPr>
-              <w:t>110</w:t>
+              <w:t>132</w:t>
             </w:r>
           </w:p>
         </w:tc>
@@ -1291,7 +1291,7 @@
               <w:rPr>
                 <w:sz w:val="16"/>
               </w:rPr>
-              <w:t>12,868</w:t>
+              <w:t>12,968</w:t>
             </w:r>
           </w:p>
         </w:tc>
@@ -1305,7 +1305,7 @@
               <w:rPr>
                 <w:sz w:val="16"/>
               </w:rPr>
-              <w:t>51.7%</w:t>
+              <w:t>51.9%</w:t>
             </w:r>
           </w:p>
         </w:tc>
@@ -1363,7 +1363,7 @@
               <w:rPr>
                 <w:sz w:val="16"/>
               </w:rPr>
-              <w:t>7.2%</w:t>
+              <w:t>7.1%</w:t>
             </w:r>
           </w:p>
         </w:tc>
@@ -1421,7 +1421,7 @@
               <w:rPr>
                 <w:sz w:val="16"/>
               </w:rPr>
-              <w:t>23.1%</w:t>
+              <w:t>23.0%</w:t>
             </w:r>
           </w:p>
         </w:tc>
@@ -4045,7 +4045,7 @@
               <w:rPr>
                 <w:sz w:val="15"/>
               </w:rPr>
-              <w:t>1699</w:t>
+              <w:t>2214</w:t>
             </w:r>
           </w:p>
         </w:tc>
@@ -4059,7 +4059,7 @@
               <w:rPr>
                 <w:sz w:val="15"/>
               </w:rPr>
-              <w:t>241</w:t>
+              <w:t>310</w:t>
             </w:r>
           </w:p>
         </w:tc>
@@ -4073,7 +4073,7 @@
               <w:rPr>
                 <w:sz w:val="15"/>
               </w:rPr>
-              <w:t>7.05</w:t>
+              <w:t>7.14</w:t>
             </w:r>
           </w:p>
         </w:tc>
@@ -4103,7 +4103,7 @@
               <w:rPr>
                 <w:sz w:val="15"/>
               </w:rPr>
-              <w:t>904</w:t>
+              <w:t>1195</w:t>
             </w:r>
           </w:p>
         </w:tc>
@@ -4117,7 +4117,7 @@
               <w:rPr>
                 <w:sz w:val="15"/>
               </w:rPr>
-              <w:t>225</w:t>
+              <w:t>294</w:t>
             </w:r>
           </w:p>
         </w:tc>
@@ -4131,7 +4131,7 @@
               <w:rPr>
                 <w:sz w:val="15"/>
               </w:rPr>
-              <w:t>4.02</w:t>
+              <w:t>4.06</w:t>
             </w:r>
           </w:p>
         </w:tc>
@@ -4161,7 +4161,7 @@
               <w:rPr>
                 <w:sz w:val="15"/>
               </w:rPr>
-              <w:t>845</w:t>
+              <w:t>1097</w:t>
             </w:r>
           </w:p>
         </w:tc>
@@ -4175,7 +4175,7 @@
               <w:rPr>
                 <w:sz w:val="15"/>
               </w:rPr>
-              <w:t>257</w:t>
+              <w:t>326</w:t>
             </w:r>
           </w:p>
         </w:tc>
@@ -4189,7 +4189,7 @@
               <w:rPr>
                 <w:sz w:val="15"/>
               </w:rPr>
-              <w:t>3.29</w:t>
+              <w:t>3.37</w:t>
             </w:r>
           </w:p>
         </w:tc>
@@ -4219,7 +4219,7 @@
               <w:rPr>
                 <w:sz w:val="15"/>
               </w:rPr>
-              <w:t>749</w:t>
+              <w:t>927</w:t>
             </w:r>
           </w:p>
         </w:tc>
@@ -4233,7 +4233,7 @@
               <w:rPr>
                 <w:sz w:val="15"/>
               </w:rPr>
-              <w:t>274</w:t>
+              <w:t>343</w:t>
             </w:r>
           </w:p>
         </w:tc>
@@ -4247,7 +4247,7 @@
               <w:rPr>
                 <w:sz w:val="15"/>
               </w:rPr>
-              <w:t>2.73</w:t>
+              <w:t>2.70</w:t>
             </w:r>
           </w:p>
         </w:tc>
@@ -4277,7 +4277,7 @@
               <w:rPr>
                 <w:sz w:val="15"/>
               </w:rPr>
-              <w:t>478</w:t>
+              <w:t>656</w:t>
             </w:r>
           </w:p>
         </w:tc>
@@ -4291,7 +4291,7 @@
               <w:rPr>
                 <w:sz w:val="15"/>
               </w:rPr>
-              <w:t>183</w:t>
+              <w:t>252</w:t>
             </w:r>
           </w:p>
         </w:tc>
@@ -4305,7 +4305,7 @@
               <w:rPr>
                 <w:sz w:val="15"/>
               </w:rPr>
-              <w:t>2.61</w:t>
+              <w:t>2.60</w:t>
             </w:r>
           </w:p>
         </w:tc>
@@ -4321,7 +4321,7 @@
               <w:rPr>
                 <w:sz w:val="15"/>
               </w:rPr>
-              <w:t>젖음 (접촉각 · 표면에너지)</w:t>
+              <w:t>소성 (항복 OR 인장+연신)</w:t>
             </w:r>
           </w:p>
         </w:tc>
@@ -4335,7 +4335,7 @@
               <w:rPr>
                 <w:sz w:val="15"/>
               </w:rPr>
-              <w:t>325</w:t>
+              <w:t>371</w:t>
             </w:r>
           </w:p>
         </w:tc>
@@ -4349,7 +4349,7 @@
               <w:rPr>
                 <w:sz w:val="15"/>
               </w:rPr>
-              <w:t>325</w:t>
+              <w:t>371</w:t>
             </w:r>
           </w:p>
         </w:tc>
@@ -4379,7 +4379,7 @@
               <w:rPr>
                 <w:sz w:val="15"/>
               </w:rPr>
-              <w:t>소성 (항복 OR 인장+연신)</w:t>
+              <w:t>율속 (Cowper-Symonds · DIF · σy(ε̇) · JC-C)</w:t>
             </w:r>
           </w:p>
         </w:tc>
@@ -4393,7 +4393,7 @@
               <w:rPr>
                 <w:sz w:val="15"/>
               </w:rPr>
-              <w:t>302</w:t>
+              <w:t>345</w:t>
             </w:r>
           </w:p>
         </w:tc>
@@ -4407,7 +4407,7 @@
               <w:rPr>
                 <w:sz w:val="15"/>
               </w:rPr>
-              <w:t>302</w:t>
+              <w:t>345</w:t>
             </w:r>
           </w:p>
         </w:tc>
@@ -4437,7 +4437,7 @@
               <w:rPr>
                 <w:sz w:val="15"/>
               </w:rPr>
-              <w:t>율속 (Cowper-Symonds · DIF · σy(ε̇) · JC-C)</w:t>
+              <w:t>전기 (유전율 · 체적저항률 · 손실계수)</w:t>
             </w:r>
           </w:p>
         </w:tc>
@@ -4451,7 +4451,7 @@
               <w:rPr>
                 <w:sz w:val="15"/>
               </w:rPr>
-              <w:t>276</w:t>
+              <w:t>335</w:t>
             </w:r>
           </w:p>
         </w:tc>
@@ -4465,7 +4465,7 @@
               <w:rPr>
                 <w:sz w:val="15"/>
               </w:rPr>
-              <w:t>276</w:t>
+              <w:t>335</w:t>
             </w:r>
           </w:p>
         </w:tc>
@@ -4495,7 +4495,7 @@
               <w:rPr>
                 <w:sz w:val="15"/>
               </w:rPr>
-              <w:t>전기 (유전율 · 체적저항률 · 손실계수)</w:t>
+              <w:t>젖음 (접촉각 · 표면에너지)</w:t>
             </w:r>
           </w:p>
         </w:tc>
@@ -4509,7 +4509,7 @@
               <w:rPr>
                 <w:sz w:val="15"/>
               </w:rPr>
-              <w:t>266</w:t>
+              <w:t>334</w:t>
             </w:r>
           </w:p>
         </w:tc>
@@ -4523,7 +4523,7 @@
               <w:rPr>
                 <w:sz w:val="15"/>
               </w:rPr>
-              <w:t>266</w:t>
+              <w:t>334</w:t>
             </w:r>
           </w:p>
         </w:tc>
@@ -4567,7 +4567,7 @@
               <w:rPr>
                 <w:sz w:val="15"/>
               </w:rPr>
-              <w:t>230</w:t>
+              <w:t>299</w:t>
             </w:r>
           </w:p>
         </w:tc>
@@ -4581,7 +4581,7 @@
               <w:rPr>
                 <w:sz w:val="15"/>
               </w:rPr>
-              <w:t>230</w:t>
+              <w:t>299</w:t>
             </w:r>
           </w:p>
         </w:tc>
@@ -4625,7 +4625,7 @@
               <w:rPr>
                 <w:sz w:val="15"/>
               </w:rPr>
-              <w:t>229</w:t>
+              <w:t>268</w:t>
             </w:r>
           </w:p>
         </w:tc>
@@ -4639,7 +4639,7 @@
               <w:rPr>
                 <w:sz w:val="15"/>
               </w:rPr>
-              <w:t>229</w:t>
+              <w:t>268</w:t>
             </w:r>
           </w:p>
         </w:tc>
@@ -4683,7 +4683,7 @@
               <w:rPr>
                 <w:sz w:val="15"/>
               </w:rPr>
-              <w:t>179</w:t>
+              <w:t>219</w:t>
             </w:r>
           </w:p>
         </w:tc>
@@ -4697,7 +4697,7 @@
               <w:rPr>
                 <w:sz w:val="15"/>
               </w:rPr>
-              <w:t>179</w:t>
+              <w:t>219</w:t>
             </w:r>
           </w:p>
         </w:tc>
@@ -4741,7 +4741,7 @@
               <w:rPr>
                 <w:sz w:val="15"/>
               </w:rPr>
-              <w:t>76</w:t>
+              <w:t>121</w:t>
             </w:r>
           </w:p>
         </w:tc>
@@ -4755,7 +4755,7 @@
               <w:rPr>
                 <w:sz w:val="15"/>
               </w:rPr>
-              <w:t>76</w:t>
+              <w:t>121</w:t>
             </w:r>
           </w:p>
         </w:tc>
@@ -4799,7 +4799,7 @@
               <w:rPr>
                 <w:sz w:val="15"/>
               </w:rPr>
-              <w:t>60</w:t>
+              <w:t>105</w:t>
             </w:r>
           </w:p>
         </w:tc>
@@ -4813,7 +4813,7 @@
               <w:rPr>
                 <w:sz w:val="15"/>
               </w:rPr>
-              <w:t>60</w:t>
+              <w:t>105</w:t>
             </w:r>
           </w:p>
         </w:tc>
@@ -4857,7 +4857,7 @@
               <w:rPr>
                 <w:sz w:val="15"/>
               </w:rPr>
-              <w:t>33</w:t>
+              <w:t>55</w:t>
             </w:r>
           </w:p>
         </w:tc>
@@ -4871,7 +4871,7 @@
               <w:rPr>
                 <w:sz w:val="15"/>
               </w:rPr>
-              <w:t>33</w:t>
+              <w:t>55</w:t>
             </w:r>
           </w:p>
         </w:tc>
@@ -4973,7 +4973,7 @@
               <w:rPr>
                 <w:sz w:val="15"/>
               </w:rPr>
-              <w:t>1</w:t>
+              <w:t>2</w:t>
             </w:r>
           </w:p>
         </w:tc>
@@ -4987,7 +4987,7 @@
               <w:rPr>
                 <w:sz w:val="15"/>
               </w:rPr>
-              <w:t>1</w:t>
+              <w:t>2</w:t>
             </w:r>
           </w:p>
         </w:tc>
@@ -5017,7 +5017,7 @@
           <w:b/>
           <w:sz w:val="19"/>
         </w:rPr>
-        <w:t>칸/재료 최고가 physical.density의 7.05인데 대상이 241종뿐이다. 8차의 밀도(6.7칸 × 134종) 같은 덩어리는 더 이상 없다. 기본 물성이 닫히면 이 척도는 스스로 수명을 다한다.</w:t>
+        <w:t>칸/재료 최고가 physical.density의 7.14인데 대상이 310종뿐이다. 8차의 밀도(6.7칸 × 134종) 같은 덩어리는 더 이상 없다. 기본 물성이 닫히면 이 척도는 스스로 수명을 다한다.</w:t>
       </w:r>
     </w:p>
     <w:p>
@@ -5498,7 +5498,7 @@
               <w:rPr>
                 <w:sz w:val="16"/>
               </w:rPr>
-              <w:t>8종</w:t>
+              <w:t>23종</w:t>
             </w:r>
           </w:p>
         </w:tc>
@@ -5528,7 +5528,7 @@
               <w:rPr>
                 <w:sz w:val="16"/>
               </w:rPr>
-              <w:t>57종</w:t>
+              <w:t>60종</w:t>
             </w:r>
           </w:p>
         </w:tc>
@@ -5618,7 +5618,7 @@
               <w:rPr>
                 <w:sz w:val="16"/>
               </w:rPr>
-              <w:t>10종</w:t>
+              <w:t>11종</w:t>
             </w:r>
           </w:p>
         </w:tc>
@@ -5648,7 +5648,7 @@
               <w:rPr>
                 <w:sz w:val="16"/>
               </w:rPr>
-              <w:t>9종</w:t>
+              <w:t>14종</w:t>
             </w:r>
           </w:p>
         </w:tc>
@@ -5678,7 +5678,7 @@
               <w:rPr>
                 <w:sz w:val="16"/>
               </w:rPr>
-              <w:t>2종</w:t>
+              <w:t>14종</w:t>
             </w:r>
           </w:p>
         </w:tc>
@@ -5708,7 +5708,7 @@
               <w:rPr>
                 <w:sz w:val="16"/>
               </w:rPr>
-              <w:t>9종</w:t>
+              <w:t>17종</w:t>
             </w:r>
           </w:p>
         </w:tc>
@@ -5738,7 +5738,7 @@
               <w:rPr>
                 <w:sz w:val="16"/>
               </w:rPr>
-              <w:t>23종</w:t>
+              <w:t>42종</w:t>
             </w:r>
           </w:p>
         </w:tc>
@@ -5768,7 +5768,7 @@
               <w:rPr>
                 <w:sz w:val="16"/>
               </w:rPr>
-              <w:t>12종</w:t>
+              <w:t>14종</w:t>
             </w:r>
           </w:p>
         </w:tc>
@@ -5798,7 +5798,7 @@
               <w:rPr>
                 <w:sz w:val="16"/>
               </w:rPr>
-              <w:t>8종</w:t>
+              <w:t>10종</w:t>
             </w:r>
           </w:p>
         </w:tc>
@@ -5828,7 +5828,7 @@
               <w:rPr>
                 <w:sz w:val="16"/>
               </w:rPr>
-              <w:t>2종</w:t>
+              <w:t>3종</w:t>
             </w:r>
           </w:p>
         </w:tc>
@@ -5844,6 +5844,36 @@
               <w:rPr>
                 <w:sz w:val="16"/>
               </w:rPr>
+              <w:t>34칸</w:t>
+            </w:r>
+          </w:p>
+        </w:tc>
+        <w:tc>
+          <w:tcPr>
+            <w:tcW w:type="dxa" w:w="4320"/>
+          </w:tcPr>
+          <w:p>
+            <w:r/>
+            <w:r>
+              <w:rPr>
+                <w:sz w:val="16"/>
+              </w:rPr>
+              <w:t>1종</w:t>
+            </w:r>
+          </w:p>
+        </w:tc>
+      </w:tr>
+      <w:tr>
+        <w:tc>
+          <w:tcPr>
+            <w:tcW w:type="dxa" w:w="4320"/>
+          </w:tcPr>
+          <w:p>
+            <w:r/>
+            <w:r>
+              <w:rPr>
+                <w:sz w:val="16"/>
+              </w:rPr>
               <w:t>빈칸 있는 재료 합계</w:t>
             </w:r>
           </w:p>
@@ -5858,7 +5888,7 @@
               <w:rPr>
                 <w:sz w:val="16"/>
               </w:rPr>
-              <w:t>388종 / 826종</w:t>
+              <w:t>457종 / 895종</w:t>
             </w:r>
           </w:p>
         </w:tc>
@@ -5981,7 +6011,7 @@
               <w:rPr>
                 <w:sz w:val="16"/>
               </w:rPr>
-              <w:t>333종</w:t>
+              <w:t>402종</w:t>
             </w:r>
           </w:p>
         </w:tc>
@@ -6023,7 +6053,7 @@
               <w:rPr>
                 <w:sz w:val="16"/>
               </w:rPr>
-              <w:t>262종</w:t>
+              <w:t>331종</w:t>
             </w:r>
           </w:p>
         </w:tc>
@@ -6053,7 +6083,7 @@
               <w:rPr>
                 <w:sz w:val="16"/>
               </w:rPr>
-              <w:t>314종</w:t>
+              <w:t>383종</w:t>
             </w:r>
           </w:p>
         </w:tc>
@@ -6095,7 +6125,7 @@
               <w:rPr>
                 <w:sz w:val="16"/>
               </w:rPr>
-              <w:t>259종</w:t>
+              <w:t>328종</w:t>
             </w:r>
           </w:p>
         </w:tc>
@@ -6125,7 +6155,7 @@
               <w:rPr>
                 <w:sz w:val="16"/>
               </w:rPr>
-              <w:t>282종</w:t>
+              <w:t>351종</w:t>
             </w:r>
           </w:p>
         </w:tc>
@@ -6167,7 +6197,7 @@
               <w:rPr>
                 <w:sz w:val="16"/>
               </w:rPr>
-              <w:t>228종</w:t>
+              <w:t>297종</w:t>
             </w:r>
           </w:p>
         </w:tc>
@@ -6197,7 +6227,7 @@
               <w:rPr>
                 <w:sz w:val="16"/>
               </w:rPr>
-              <w:t>279종</w:t>
+              <w:t>348종</w:t>
             </w:r>
           </w:p>
         </w:tc>
@@ -6239,7 +6269,7 @@
               <w:rPr>
                 <w:sz w:val="16"/>
               </w:rPr>
-              <w:t>149종</w:t>
+              <w:t>218종</w:t>
             </w:r>
           </w:p>
         </w:tc>
@@ -6269,7 +6299,7 @@
               <w:rPr>
                 <w:sz w:val="16"/>
               </w:rPr>
-              <w:t>266종</w:t>
+              <w:t>335종</w:t>
             </w:r>
           </w:p>
         </w:tc>
@@ -6311,7 +6341,7 @@
               <w:rPr>
                 <w:sz w:val="16"/>
               </w:rPr>
-              <w:t>206종</w:t>
+              <w:t>275종</w:t>
             </w:r>
           </w:p>
         </w:tc>
@@ -6341,7 +6371,7 @@
               <w:rPr>
                 <w:sz w:val="16"/>
               </w:rPr>
-              <w:t>266종</w:t>
+              <w:t>335종</w:t>
             </w:r>
           </w:p>
         </w:tc>
@@ -6355,7 +6385,7 @@
               <w:rPr>
                 <w:sz w:val="16"/>
               </w:rPr>
-              <w:t>266종</w:t>
+              <w:t>335종</w:t>
             </w:r>
           </w:p>
         </w:tc>
@@ -6413,7 +6443,7 @@
               <w:rPr>
                 <w:sz w:val="16"/>
               </w:rPr>
-              <w:t>232종</w:t>
+              <w:t>271종</w:t>
             </w:r>
           </w:p>
         </w:tc>
@@ -6455,7 +6485,7 @@
               <w:rPr>
                 <w:sz w:val="16"/>
               </w:rPr>
-              <w:t>145종</w:t>
+              <w:t>184종</w:t>
             </w:r>
           </w:p>
         </w:tc>
@@ -6485,7 +6515,7 @@
               <w:rPr>
                 <w:sz w:val="16"/>
               </w:rPr>
-              <w:t>206종</w:t>
+              <w:t>246종</w:t>
             </w:r>
           </w:p>
         </w:tc>
@@ -6527,7 +6557,7 @@
               <w:rPr>
                 <w:sz w:val="16"/>
               </w:rPr>
-              <w:t>183종</w:t>
+              <w:t>223종</w:t>
             </w:r>
           </w:p>
         </w:tc>
@@ -6557,7 +6587,7 @@
               <w:rPr>
                 <w:sz w:val="16"/>
               </w:rPr>
-              <w:t>82종</w:t>
+              <w:t>127종</w:t>
             </w:r>
           </w:p>
         </w:tc>
@@ -6599,7 +6629,7 @@
               <w:rPr>
                 <w:sz w:val="16"/>
               </w:rPr>
-              <w:t>68종</w:t>
+              <w:t>113종</w:t>
             </w:r>
           </w:p>
         </w:tc>
@@ -6629,7 +6659,7 @@
               <w:rPr>
                 <w:sz w:val="16"/>
               </w:rPr>
-              <w:t>81종</w:t>
+              <w:t>126종</w:t>
             </w:r>
           </w:p>
         </w:tc>
@@ -6657,7 +6687,7 @@
               <w:rPr>
                 <w:sz w:val="16"/>
               </w:rPr>
-              <w:t>46종</w:t>
+              <w:t>91종</w:t>
             </w:r>
           </w:p>
         </w:tc>
@@ -6701,7 +6731,7 @@
               <w:rPr>
                 <w:sz w:val="16"/>
               </w:rPr>
-              <w:t>33종</w:t>
+              <w:t>55종</w:t>
             </w:r>
           </w:p>
         </w:tc>
@@ -6715,7 +6745,7 @@
               <w:rPr>
                 <w:sz w:val="16"/>
               </w:rPr>
-              <w:t>33종</w:t>
+              <w:t>55종</w:t>
             </w:r>
           </w:p>
         </w:tc>
@@ -6845,7 +6875,7 @@
               <w:rPr>
                 <w:sz w:val="16"/>
               </w:rPr>
-              <w:t>1종</w:t>
+              <w:t>2종</w:t>
             </w:r>
           </w:p>
         </w:tc>
@@ -6873,7 +6903,7 @@
               <w:rPr>
                 <w:sz w:val="16"/>
               </w:rPr>
-              <w:t>1종</w:t>
+              <w:t>2종</w:t>
             </w:r>
           </w:p>
         </w:tc>
@@ -6915,7 +6945,7 @@
           <w:b w:val="0"/>
           <w:sz w:val="19"/>
         </w:rPr>
-        <w:t>예외는 구조·강성(251종이 2칸 이상) · 낙하·충격(276종이 2칸 이상) · 열전달·방열(270종이 2칸 이상) · 열응력·워피지(261종이 2칸 이상) · 폴더블 벤딩(74종이 2칸 이상) · 결로(표면)(279종이 2칸 이상) · 결로(투습)(202종이 2칸 이상) · 초탄성(실링·완충)(1종이 2칸 이상) · 접착·박리(46종이 2칸 이상) · 피로·수명(191종이 2칸 이상)이다. 여기는 한 배치로 안 닫히는 다층 병목이다.</w:t>
+        <w:t>예외는 구조·강성(320종이 2칸 이상) · 낙하·충격(345종이 2칸 이상) · 열전달·방열(339종이 2칸 이상) · 열응력·워피지(330종이 2칸 이상) · 폴더블 벤딩(119종이 2칸 이상) · 결로(표면)(348종이 2칸 이상) · 결로(투습)(242종이 2칸 이상) · 초탄성(실링·완충)(2종이 2칸 이상) · 접착·박리(91종이 2칸 이상) · 피로·수명(230종이 2칸 이상)이다. 여기는 한 배치로 안 닫히는 다층 병목이다.</w:t>
       </w:r>
     </w:p>
     <w:p>
@@ -7400,7 +7430,7 @@
               <w:rPr>
                 <w:sz w:val="15"/>
               </w:rPr>
-              <w:t>826</w:t>
+              <w:t>895</w:t>
             </w:r>
           </w:p>
         </w:tc>
@@ -7414,7 +7444,7 @@
               <w:rPr>
                 <w:sz w:val="15"/>
               </w:rPr>
-              <w:t>70.3%  ██████··</w:t>
+              <w:t>64.8%  █████···</w:t>
             </w:r>
           </w:p>
         </w:tc>
@@ -7428,7 +7458,7 @@
               <w:rPr>
                 <w:sz w:val="15"/>
               </w:rPr>
-              <w:t>42.9%</w:t>
+              <w:t>39.6%</w:t>
             </w:r>
           </w:p>
         </w:tc>
@@ -7442,7 +7472,7 @@
               <w:rPr>
                 <w:sz w:val="15"/>
               </w:rPr>
-              <w:t>67.8%</w:t>
+              <w:t>62.6%</w:t>
             </w:r>
           </w:p>
         </w:tc>
@@ -7456,7 +7486,7 @@
               <w:rPr>
                 <w:sz w:val="15"/>
               </w:rPr>
-              <w:t>66.3%</w:t>
+              <w:t>60.8%</w:t>
             </w:r>
           </w:p>
         </w:tc>
@@ -7470,7 +7500,7 @@
               <w:rPr>
                 <w:sz w:val="15"/>
               </w:rPr>
-              <w:t>24.1%</w:t>
+              <w:t>22.2%</w:t>
             </w:r>
           </w:p>
         </w:tc>
@@ -7500,7 +7530,7 @@
               <w:rPr>
                 <w:sz w:val="15"/>
               </w:rPr>
-              <w:t>826</w:t>
+              <w:t>895</w:t>
             </w:r>
           </w:p>
         </w:tc>
@@ -7514,7 +7544,7 @@
               <w:rPr>
                 <w:sz w:val="15"/>
               </w:rPr>
-              <w:t>65.4%  █████···</w:t>
+              <w:t>60.3%  █████···</w:t>
             </w:r>
           </w:p>
         </w:tc>
@@ -7528,7 +7558,7 @@
               <w:rPr>
                 <w:sz w:val="15"/>
               </w:rPr>
-              <w:t>35.0%</w:t>
+              <w:t>32.3%</w:t>
             </w:r>
           </w:p>
         </w:tc>
@@ -7542,7 +7572,7 @@
               <w:rPr>
                 <w:sz w:val="15"/>
               </w:rPr>
-              <w:t>55.8%</w:t>
+              <w:t>51.5%</w:t>
             </w:r>
           </w:p>
         </w:tc>
@@ -7556,7 +7586,7 @@
               <w:rPr>
                 <w:sz w:val="15"/>
               </w:rPr>
-              <w:t>60.0%</w:t>
+              <w:t>55.1%</w:t>
             </w:r>
           </w:p>
         </w:tc>
@@ -7570,7 +7600,7 @@
               <w:rPr>
                 <w:sz w:val="15"/>
               </w:rPr>
-              <w:t>9.1%</w:t>
+              <w:t>8.4%</w:t>
             </w:r>
           </w:p>
         </w:tc>
@@ -7600,7 +7630,7 @@
               <w:rPr>
                 <w:sz w:val="15"/>
               </w:rPr>
-              <w:t>826</w:t>
+              <w:t>895</w:t>
             </w:r>
           </w:p>
         </w:tc>
@@ -7614,7 +7644,7 @@
               <w:rPr>
                 <w:sz w:val="15"/>
               </w:rPr>
-              <w:t>71.8%  ██████··</w:t>
+              <w:t>66.3%  █████···</w:t>
             </w:r>
           </w:p>
         </w:tc>
@@ -7628,7 +7658,7 @@
               <w:rPr>
                 <w:sz w:val="15"/>
               </w:rPr>
-              <w:t>50.5%</w:t>
+              <w:t>46.6%</w:t>
             </w:r>
           </w:p>
         </w:tc>
@@ -7642,7 +7672,7 @@
               <w:rPr>
                 <w:sz w:val="15"/>
               </w:rPr>
-              <w:t>66.2%</w:t>
+              <w:t>61.1%</w:t>
             </w:r>
           </w:p>
         </w:tc>
@@ -7656,7 +7686,7 @@
               <w:rPr>
                 <w:sz w:val="15"/>
               </w:rPr>
-              <w:t>66.1%</w:t>
+              <w:t>61.0%</w:t>
             </w:r>
           </w:p>
         </w:tc>
@@ -7670,7 +7700,7 @@
               <w:rPr>
                 <w:sz w:val="15"/>
               </w:rPr>
-              <w:t>26.0%</w:t>
+              <w:t>24.0%</w:t>
             </w:r>
           </w:p>
         </w:tc>
@@ -7700,7 +7730,7 @@
               <w:rPr>
                 <w:sz w:val="15"/>
               </w:rPr>
-              <w:t>826</w:t>
+              <w:t>895</w:t>
             </w:r>
           </w:p>
         </w:tc>
@@ -7714,7 +7744,7 @@
               <w:rPr>
                 <w:sz w:val="15"/>
               </w:rPr>
-              <w:t>70.7%  ██████··</w:t>
+              <w:t>65.3%  █████···</w:t>
             </w:r>
           </w:p>
         </w:tc>
@@ -7728,7 +7758,7 @@
               <w:rPr>
                 <w:sz w:val="15"/>
               </w:rPr>
-              <w:t>44.2%</w:t>
+              <w:t>40.8%</w:t>
             </w:r>
           </w:p>
         </w:tc>
@@ -7742,7 +7772,7 @@
               <w:rPr>
                 <w:sz w:val="15"/>
               </w:rPr>
-              <w:t>65.9%</w:t>
+              <w:t>60.8%</w:t>
             </w:r>
           </w:p>
         </w:tc>
@@ -7756,7 +7786,7 @@
               <w:rPr>
                 <w:sz w:val="15"/>
               </w:rPr>
-              <w:t>64.2%</w:t>
+              <w:t>58.9%</w:t>
             </w:r>
           </w:p>
         </w:tc>
@@ -7770,7 +7800,7 @@
               <w:rPr>
                 <w:sz w:val="15"/>
               </w:rPr>
-              <w:t>21.1%</w:t>
+              <w:t>19.4%</w:t>
             </w:r>
           </w:p>
         </w:tc>
@@ -7800,7 +7830,7 @@
               <w:rPr>
                 <w:sz w:val="15"/>
               </w:rPr>
-              <w:t>260</w:t>
+              <w:t>305</w:t>
             </w:r>
           </w:p>
         </w:tc>
@@ -7814,7 +7844,7 @@
               <w:rPr>
                 <w:sz w:val="15"/>
               </w:rPr>
-              <w:t>72.9%  ██████··</w:t>
+              <w:t>62.1%  █████···</w:t>
             </w:r>
           </w:p>
         </w:tc>
@@ -7828,7 +7858,7 @@
               <w:rPr>
                 <w:sz w:val="15"/>
               </w:rPr>
-              <w:t>45.2%</w:t>
+              <w:t>38.5%</w:t>
             </w:r>
           </w:p>
         </w:tc>
@@ -7842,7 +7872,7 @@
               <w:rPr>
                 <w:sz w:val="15"/>
               </w:rPr>
-              <w:t>68.5%</w:t>
+              <w:t>58.4%</w:t>
             </w:r>
           </w:p>
         </w:tc>
@@ -7856,7 +7886,7 @@
               <w:rPr>
                 <w:sz w:val="15"/>
               </w:rPr>
-              <w:t>68.5%</w:t>
+              <w:t>58.4%</w:t>
             </w:r>
           </w:p>
         </w:tc>
@@ -7870,7 +7900,7 @@
               <w:rPr>
                 <w:sz w:val="15"/>
               </w:rPr>
-              <w:t>16.5%</w:t>
+              <w:t>14.1%</w:t>
             </w:r>
           </w:p>
         </w:tc>
@@ -7900,7 +7930,7 @@
               <w:rPr>
                 <w:sz w:val="15"/>
               </w:rPr>
-              <w:t>826</w:t>
+              <w:t>895</w:t>
             </w:r>
           </w:p>
         </w:tc>
@@ -7914,7 +7944,7 @@
               <w:rPr>
                 <w:sz w:val="15"/>
               </w:rPr>
-              <w:t>68.9%  ██████··</w:t>
+              <w:t>65.2%  █████···</w:t>
             </w:r>
           </w:p>
         </w:tc>
@@ -7928,7 +7958,7 @@
               <w:rPr>
                 <w:sz w:val="15"/>
               </w:rPr>
-              <w:t>49.7%</w:t>
+              <w:t>47.5%</w:t>
             </w:r>
           </w:p>
         </w:tc>
@@ -7942,7 +7972,7 @@
               <w:rPr>
                 <w:sz w:val="15"/>
               </w:rPr>
-              <w:t>59.2%</w:t>
+              <w:t>54.6%</w:t>
             </w:r>
           </w:p>
         </w:tc>
@@ -7956,7 +7986,7 @@
               <w:rPr>
                 <w:sz w:val="15"/>
               </w:rPr>
-              <w:t>59.6%</w:t>
+              <w:t>54.9%</w:t>
             </w:r>
           </w:p>
         </w:tc>
@@ -7970,7 +8000,7 @@
               <w:rPr>
                 <w:sz w:val="15"/>
               </w:rPr>
-              <w:t>23.2%</w:t>
+              <w:t>21.5%</w:t>
             </w:r>
           </w:p>
         </w:tc>
@@ -8000,7 +8030,7 @@
               <w:rPr>
                 <w:sz w:val="15"/>
               </w:rPr>
-              <w:t>619</w:t>
+              <w:t>659</w:t>
             </w:r>
           </w:p>
         </w:tc>
@@ -8014,7 +8044,7 @@
               <w:rPr>
                 <w:sz w:val="15"/>
               </w:rPr>
-              <w:t>70.6%  ██████··</w:t>
+              <w:t>66.3%  █████···</w:t>
             </w:r>
           </w:p>
         </w:tc>
@@ -8028,7 +8058,7 @@
               <w:rPr>
                 <w:sz w:val="15"/>
               </w:rPr>
-              <w:t>47.1%</w:t>
+              <w:t>44.3%</w:t>
             </w:r>
           </w:p>
         </w:tc>
@@ -8042,7 +8072,7 @@
               <w:rPr>
                 <w:sz w:val="15"/>
               </w:rPr>
-              <w:t>58.6%</w:t>
+              <w:t>55.1%</w:t>
             </w:r>
           </w:p>
         </w:tc>
@@ -8056,7 +8086,7 @@
               <w:rPr>
                 <w:sz w:val="15"/>
               </w:rPr>
-              <w:t>64.1%</w:t>
+              <w:t>59.8%</w:t>
             </w:r>
           </w:p>
         </w:tc>
@@ -8070,7 +8100,7 @@
               <w:rPr>
                 <w:sz w:val="15"/>
               </w:rPr>
-              <w:t>18.6%</w:t>
+              <w:t>17.5%</w:t>
             </w:r>
           </w:p>
         </w:tc>
@@ -8100,7 +8130,7 @@
               <w:rPr>
                 <w:sz w:val="15"/>
               </w:rPr>
-              <w:t>47</w:t>
+              <w:t>48</w:t>
             </w:r>
           </w:p>
         </w:tc>
@@ -8114,7 +8144,7 @@
               <w:rPr>
                 <w:sz w:val="15"/>
               </w:rPr>
-              <w:t>97.9%  ████████</w:t>
+              <w:t>95.8%  ████████</w:t>
             </w:r>
           </w:p>
         </w:tc>
@@ -8128,7 +8158,7 @@
               <w:rPr>
                 <w:sz w:val="15"/>
               </w:rPr>
-              <w:t>80.9%</w:t>
+              <w:t>79.2%</w:t>
             </w:r>
           </w:p>
         </w:tc>
@@ -8142,7 +8172,7 @@
               <w:rPr>
                 <w:sz w:val="15"/>
               </w:rPr>
-              <w:t>97.9%</w:t>
+              <w:t>95.8%</w:t>
             </w:r>
           </w:p>
         </w:tc>
@@ -8156,7 +8186,7 @@
               <w:rPr>
                 <w:sz w:val="15"/>
               </w:rPr>
-              <w:t>97.9%</w:t>
+              <w:t>95.8%</w:t>
             </w:r>
           </w:p>
         </w:tc>
@@ -8170,7 +8200,7 @@
               <w:rPr>
                 <w:sz w:val="15"/>
               </w:rPr>
-              <w:t>66.0%</w:t>
+              <w:t>64.6%</w:t>
             </w:r>
           </w:p>
         </w:tc>
@@ -8200,7 +8230,7 @@
               <w:rPr>
                 <w:sz w:val="15"/>
               </w:rPr>
-              <w:t>260</w:t>
+              <w:t>305</w:t>
             </w:r>
           </w:p>
         </w:tc>
@@ -8214,7 +8244,7 @@
               <w:rPr>
                 <w:sz w:val="15"/>
               </w:rPr>
-              <w:t>68.3%  █████···</w:t>
+              <w:t>58.2%  █████···</w:t>
             </w:r>
           </w:p>
         </w:tc>
@@ -8228,7 +8258,7 @@
               <w:rPr>
                 <w:sz w:val="15"/>
               </w:rPr>
-              <w:t>54.6%</w:t>
+              <w:t>46.6%</w:t>
             </w:r>
           </w:p>
         </w:tc>
@@ -8242,7 +8272,7 @@
               <w:rPr>
                 <w:sz w:val="15"/>
               </w:rPr>
-              <w:t>54.2%</w:t>
+              <w:t>46.2%</w:t>
             </w:r>
           </w:p>
         </w:tc>
@@ -8256,7 +8286,7 @@
               <w:rPr>
                 <w:sz w:val="15"/>
               </w:rPr>
-              <w:t>63.5%</w:t>
+              <w:t>52.8%</w:t>
             </w:r>
           </w:p>
         </w:tc>
@@ -8270,7 +8300,7 @@
               <w:rPr>
                 <w:sz w:val="15"/>
               </w:rPr>
-              <w:t>29.6%</w:t>
+              <w:t>25.2%</w:t>
             </w:r>
           </w:p>
         </w:tc>
@@ -8300,7 +8330,7 @@
               <w:rPr>
                 <w:sz w:val="15"/>
               </w:rPr>
-              <w:t>826</w:t>
+              <w:t>895</w:t>
             </w:r>
           </w:p>
         </w:tc>
@@ -8314,7 +8344,7 @@
               <w:rPr>
                 <w:sz w:val="15"/>
               </w:rPr>
-              <w:t>66.9%  █████···</w:t>
+              <w:t>61.8%  █████···</w:t>
             </w:r>
           </w:p>
         </w:tc>
@@ -8328,7 +8358,7 @@
               <w:rPr>
                 <w:sz w:val="15"/>
               </w:rPr>
-              <w:t>50.6%</w:t>
+              <w:t>46.7%</w:t>
             </w:r>
           </w:p>
         </w:tc>
@@ -8342,7 +8372,7 @@
               <w:rPr>
                 <w:sz w:val="15"/>
               </w:rPr>
-              <w:t>66.9%</w:t>
+              <w:t>61.8%</w:t>
             </w:r>
           </w:p>
         </w:tc>
@@ -8356,7 +8386,7 @@
               <w:rPr>
                 <w:sz w:val="15"/>
               </w:rPr>
-              <w:t>65.4%</w:t>
+              <w:t>60.0%</w:t>
             </w:r>
           </w:p>
         </w:tc>
@@ -8370,7 +8400,7 @@
               <w:rPr>
                 <w:sz w:val="15"/>
               </w:rPr>
-              <w:t>50.6%</w:t>
+              <w:t>46.7%</w:t>
             </w:r>
           </w:p>
         </w:tc>
@@ -8400,7 +8430,7 @@
               <w:rPr>
                 <w:sz w:val="15"/>
               </w:rPr>
-              <w:t>414</w:t>
+              <w:t>453</w:t>
             </w:r>
           </w:p>
         </w:tc>
@@ -8414,7 +8444,7 @@
               <w:rPr>
                 <w:sz w:val="15"/>
               </w:rPr>
-              <w:t>48.7%  ████····</w:t>
+              <w:t>44.5%  ████····</w:t>
             </w:r>
           </w:p>
         </w:tc>
@@ -8428,7 +8458,7 @@
               <w:rPr>
                 <w:sz w:val="15"/>
               </w:rPr>
-              <w:t>42.0%</w:t>
+              <w:t>38.4%</w:t>
             </w:r>
           </w:p>
         </w:tc>
@@ -8442,7 +8472,7 @@
               <w:rPr>
                 <w:sz w:val="15"/>
               </w:rPr>
-              <w:t>29.5%</w:t>
+              <w:t>26.9%</w:t>
             </w:r>
           </w:p>
         </w:tc>
@@ -8456,7 +8486,7 @@
               <w:rPr>
                 <w:sz w:val="15"/>
               </w:rPr>
-              <w:t>35.4%</w:t>
+              <w:t>31.8%</w:t>
             </w:r>
           </w:p>
         </w:tc>
@@ -8470,7 +8500,7 @@
               <w:rPr>
                 <w:sz w:val="15"/>
               </w:rPr>
-              <w:t>16.7%</w:t>
+              <w:t>15.2%</w:t>
             </w:r>
           </w:p>
         </w:tc>
@@ -8600,7 +8630,7 @@
               <w:rPr>
                 <w:sz w:val="15"/>
               </w:rPr>
-              <w:t>110</w:t>
+              <w:t>132</w:t>
             </w:r>
           </w:p>
         </w:tc>
@@ -8614,7 +8644,7 @@
               <w:rPr>
                 <w:sz w:val="15"/>
               </w:rPr>
-              <w:t>70.0%  ██████··</w:t>
+              <w:t>58.3%  █████···</w:t>
             </w:r>
           </w:p>
         </w:tc>
@@ -8628,7 +8658,7 @@
               <w:rPr>
                 <w:sz w:val="15"/>
               </w:rPr>
-              <w:t>59.1%</w:t>
+              <w:t>49.2%</w:t>
             </w:r>
           </w:p>
         </w:tc>
@@ -8642,7 +8672,7 @@
               <w:rPr>
                 <w:sz w:val="15"/>
               </w:rPr>
-              <w:t>70.0%</w:t>
+              <w:t>58.3%</w:t>
             </w:r>
           </w:p>
         </w:tc>
@@ -8656,7 +8686,7 @@
               <w:rPr>
                 <w:sz w:val="15"/>
               </w:rPr>
-              <w:t>70.0%</w:t>
+              <w:t>58.3%</w:t>
             </w:r>
           </w:p>
         </w:tc>
@@ -8670,7 +8700,7 @@
               <w:rPr>
                 <w:sz w:val="15"/>
               </w:rPr>
-              <w:t>59.1%</w:t>
+              <w:t>49.2%</w:t>
             </w:r>
           </w:p>
         </w:tc>
@@ -8713,7 +8743,7 @@
               <w:rPr>
                 <w:sz w:val="15"/>
               </w:rPr>
-              <w:t>68.3%</w:t>
+              <w:t>63.0%</w:t>
             </w:r>
           </w:p>
         </w:tc>
@@ -8727,7 +8757,7 @@
               <w:rPr>
                 <w:sz w:val="15"/>
               </w:rPr>
-              <w:t>45.0%</w:t>
+              <w:t>41.6%</w:t>
             </w:r>
           </w:p>
         </w:tc>
@@ -8790,7 +8820,7 @@
           <w:b/>
           <w:sz w:val="19"/>
         </w:rPr>
-        <w:t>(가) 셀 채움만 보면 “거의 다 됐다”로 읽힌다. 구조·강성은 셀 70.3%다. 그런데 실측기반은 42.9%이고, 실측만으로 카드가 나오는 재료는 24.1%(199종)뿐이다. 전체로는 5,153칸(23.4%p)이 가정값이 만든 착시다.</w:t>
+        <w:t>(가) 셀 채움만 보면 “거의 다 됐다”로 읽힌다. 구조·강성은 셀 64.8%다. 그런데 실측기반은 39.6%이고, 실측만으로 카드가 나오는 재료는 22.2%(199종)뿐이다. 전체로는 5,153칸(21.5%p)이 가정값이 만든 착시다.</w:t>
       </w:r>
     </w:p>
     <w:p>
@@ -8802,7 +8832,7 @@
           <w:b w:val="0"/>
           <w:sz w:val="19"/>
         </w:rPr>
-        <w:t>(나) 재료 준비만 보면 “실측으로 서 있는 줄” 안다. 열전달·방열은 준비율 66.2%(547종)인데 실측 기준으로는 26.0%(215종)다. 덱은 547종이 돌지만 그중 332종은 가정값을 딛고 서 있다.</w:t>
+        <w:t>(나) 재료 준비만 보면 “실측으로 서 있는 줄” 안다. 열전달·방열은 준비율 61.1%(547종)인데 실측 기준으로는 24.0%(215종)다. 덱은 547종이 돌지만 그중 332종은 가정값을 딛고 서 있다.</w:t>
       </w:r>
     </w:p>
     <w:p>
@@ -8814,7 +8844,7 @@
           <w:b w:val="0"/>
           <w:sz w:val="19"/>
         </w:rPr>
-        <w:t>(다) 셀 채움과 재료 준비가 크게 갈리는 자리가 진짜 병목이다. 피로·수명은 셀 48.7%인데 준비 29.5%다. 재료마다 비어 있는 칸이 다르면 이렇게 벌어진다. 반대로 전기·EMI는 두 수치가 같다 — 택일군 하나짜리 해석이라 채운 칸이 곧 준비된 재료다.</w:t>
+        <w:t>(다) 셀 채움과 재료 준비가 크게 갈리는 자리가 진짜 병목이다. 피로·수명은 셀 44.5%인데 준비 26.9%다. 재료마다 비어 있는 칸이 다르면 이렇게 벌어진다. 반대로 전기·EMI는 두 수치가 같다 — 택일군 하나짜리 해석이라 채운 칸이 곧 준비된 재료다.</w:t>
       </w:r>
     </w:p>
     <w:p>
@@ -11784,7 +11814,7 @@
               <w:rPr>
                 <w:sz w:val="16"/>
               </w:rPr>
-              <w:t>826종 (polymer 365, composite 207, metal 111, ceramic 96, rubber 25, foam 22)</w:t>
+              <w:t>895종 (polymer 394, composite 217, metal 123, ceramic 113, rubber 26, foam 22)</w:t>
             </w:r>
           </w:p>
         </w:tc>
@@ -11814,7 +11844,7 @@
               <w:rPr>
                 <w:sz w:val="16"/>
               </w:rPr>
-              <w:t>24,893건</w:t>
+              <w:t>24,993건</w:t>
             </w:r>
           </w:p>
         </w:tc>
@@ -11844,7 +11874,7 @@
               <w:rPr>
                 <w:sz w:val="16"/>
               </w:rPr>
-              <w:t>2,248건 (DOI 보유 847)</w:t>
+              <w:t>2,270건 (DOI 보유 869)</w:t>
             </w:r>
           </w:p>
         </w:tc>
@@ -11874,7 +11904,7 @@
               <w:rPr>
                 <w:sz w:val="16"/>
               </w:rPr>
-              <w:t>169종 — 값이 있는 정의 167종(개통률 99%)</w:t>
+              <w:t>170종 — 값이 있는 정의 168종(개통률 99%)</w:t>
             </w:r>
           </w:p>
         </w:tc>
@@ -11904,7 +11934,7 @@
               <w:rPr>
                 <w:sz w:val="16"/>
               </w:rPr>
-              <w:t>datasheet 879 · journal 824 · database 313 · other 109 · book 72 · standard 26 · web 24 · computed 1</w:t>
+              <w:t>datasheet 879 · journal 845 · database 313 · other 110 · book 72 · standard 26 · web 24 · computed 1</w:t>
             </w:r>
           </w:p>
         </w:tc>
@@ -11979,7 +12009,7 @@
               <w:rPr>
                 <w:sz w:val="16"/>
               </w:rPr>
-              <w:t>22,064</w:t>
+              <w:t>24,015</w:t>
             </w:r>
           </w:p>
         </w:tc>
@@ -12009,7 +12039,7 @@
               <w:rPr>
                 <w:sz w:val="16"/>
               </w:rPr>
-              <w:t>15,074  (68.3%)</w:t>
+              <w:t>15,134  (63.0%)</w:t>
             </w:r>
           </w:p>
         </w:tc>
@@ -12039,7 +12069,7 @@
               <w:rPr>
                 <w:sz w:val="16"/>
               </w:rPr>
-              <w:t>9,921  (45.0%)</w:t>
+              <w:t>9,981  (41.6%)</w:t>
             </w:r>
           </w:p>
         </w:tc>
@@ -12069,7 +12099,7 @@
               <w:rPr>
                 <w:sz w:val="16"/>
               </w:rPr>
-              <w:t>5,153  (23.4%p)</w:t>
+              <w:t>5,153  (21.5%p)</w:t>
             </w:r>
           </w:p>
         </w:tc>
@@ -12099,7 +12129,7 @@
               <w:rPr>
                 <w:sz w:val="16"/>
               </w:rPr>
-              <w:t>6,990</w:t>
+              <w:t>8,881</w:t>
             </w:r>
           </w:p>
         </w:tc>
@@ -12159,7 +12189,7 @@
               <w:rPr>
                 <w:sz w:val="16"/>
               </w:rPr>
-              <w:t>6,659</w:t>
+              <w:t>8,550</w:t>
             </w:r>
           </w:p>
         </w:tc>
@@ -12189,7 +12219,7 @@
               <w:rPr>
                 <w:sz w:val="16"/>
               </w:rPr>
-              <w:t>12,143</w:t>
+              <w:t>14,034</w:t>
             </w:r>
           </w:p>
         </w:tc>
@@ -12280,7 +12310,7 @@
               <w:rPr>
                 <w:sz w:val="15"/>
               </w:rPr>
-              <w:t>1699</w:t>
+              <w:t>2214</w:t>
             </w:r>
           </w:p>
         </w:tc>
@@ -12324,7 +12354,7 @@
               <w:rPr>
                 <w:sz w:val="15"/>
               </w:rPr>
-              <w:t>904</w:t>
+              <w:t>1195</w:t>
             </w:r>
           </w:p>
         </w:tc>
@@ -12368,7 +12398,7 @@
               <w:rPr>
                 <w:sz w:val="15"/>
               </w:rPr>
-              <w:t>845</w:t>
+              <w:t>1097</w:t>
             </w:r>
           </w:p>
         </w:tc>
@@ -12412,7 +12442,7 @@
               <w:rPr>
                 <w:sz w:val="15"/>
               </w:rPr>
-              <w:t>749</w:t>
+              <w:t>927</w:t>
             </w:r>
           </w:p>
         </w:tc>
@@ -12456,7 +12486,7 @@
               <w:rPr>
                 <w:sz w:val="15"/>
               </w:rPr>
-              <w:t>478</w:t>
+              <w:t>656</w:t>
             </w:r>
           </w:p>
         </w:tc>
@@ -12486,7 +12516,7 @@
               <w:rPr>
                 <w:sz w:val="15"/>
               </w:rPr>
-              <w:t>젖음 (접촉각 · 표면에너지)</w:t>
+              <w:t>소성 (항복 OR 인장+연신)</w:t>
             </w:r>
           </w:p>
         </w:tc>
@@ -12500,7 +12530,7 @@
               <w:rPr>
                 <w:sz w:val="15"/>
               </w:rPr>
-              <w:t>325</w:t>
+              <w:t>371</w:t>
             </w:r>
           </w:p>
         </w:tc>
@@ -12514,7 +12544,7 @@
               <w:rPr>
                 <w:sz w:val="15"/>
               </w:rPr>
-              <w:t>커버글래스는 bare 값을 상한으로만 인쇄한다</w:t>
+              <w:t>적층판 18종은 파단연신율을 어느 벤더도 발표하지 않고 문헌에도 없다</w:t>
             </w:r>
           </w:p>
         </w:tc>
@@ -12530,7 +12560,7 @@
               <w:rPr>
                 <w:sz w:val="15"/>
               </w:rPr>
-              <w:t>소성 (항복 OR 인장+연신)</w:t>
+              <w:t>율속 (Cowper-Symonds · DIF · σy(ε̇) · JC-C)</w:t>
             </w:r>
           </w:p>
         </w:tc>
@@ -12544,7 +12574,7 @@
               <w:rPr>
                 <w:sz w:val="15"/>
               </w:rPr>
-              <w:t>302</w:t>
+              <w:t>345</w:t>
             </w:r>
           </w:p>
         </w:tc>
@@ -12558,7 +12588,7 @@
               <w:rPr>
                 <w:sz w:val="15"/>
               </w:rPr>
-              <w:t>적층판 18종은 파단연신율을 어느 벤더도 발표하지 않고 문헌에도 없다</w:t>
+              <w:t>OA에 존재하는 Cowper-Symonds 논문이 45건 수준이고 전부 금속 아니면 벌크 폴리머다. 복합재·세라믹·유리의 CS 쌍은 OA에 하나도 없다</w:t>
             </w:r>
           </w:p>
         </w:tc>
@@ -12574,7 +12604,7 @@
               <w:rPr>
                 <w:sz w:val="15"/>
               </w:rPr>
-              <w:t>율속 (Cowper-Symonds · DIF · σy(ε̇) · JC-C)</w:t>
+              <w:t>전기 (유전율 · 체적저항률 · 손실계수)</w:t>
             </w:r>
           </w:p>
         </w:tc>
@@ -12588,7 +12618,7 @@
               <w:rPr>
                 <w:sz w:val="15"/>
               </w:rPr>
-              <w:t>276</w:t>
+              <w:t>335</w:t>
             </w:r>
           </w:p>
         </w:tc>
@@ -12602,7 +12632,7 @@
               <w:rPr>
                 <w:sz w:val="15"/>
               </w:rPr>
-              <w:t>OA에 존재하는 Cowper-Symonds 논문이 45건 수준이고 전부 금속 아니면 벌크 폴리머다. 복합재·세라믹·유리의 CS 쌍은 OA에 하나도 없다</w:t>
+              <w:t>도체는 유전율이 정의되지 않고, 저밀도 폼은 상대밀도가 지배하는데 벤더가 발표하지 않는다</w:t>
             </w:r>
           </w:p>
         </w:tc>
@@ -12618,7 +12648,7 @@
           <w:b/>
           <w:sz w:val="19"/>
         </w:rPr>
-        <w:t>남은 일의 성격 요약 — 3개 해석은 재료마다 딱 한 칸씩 모자라고, 낙하·충격만 2층 병목이다. 막힌 경로가 바뀌지 않는 한 남은 칸 전부는 안 닫힌다. 두 파동에 걸쳐 확인된 결론은 율속과 피로가 OA 밖(핸드북·벤더 시험보고서·유료 표준)에 있다는 것이다. 동시에, 채워진 15,074칸 중 5,153칸이 가정값이다 — 남은 칸을 닫는 것과 이미 닫은 칸의 근거를 두껍게 하는 것은 별개의 일이고 후자가 더 크다.</w:t>
+        <w:t>남은 일의 성격 요약 — 3개 해석은 재료마다 딱 한 칸씩 모자라고, 낙하·충격만 2층 병목이다. 막힌 경로가 바뀌지 않는 한 남은 칸 전부는 안 닫힌다. 두 파동에 걸쳐 확인된 결론은 율속과 피로가 OA 밖(핸드북·벤더 시험보고서·유료 표준)에 있다는 것이다. 동시에, 채워진 15,134칸 중 5,153칸이 가정값이다 — 남은 칸을 닫는 것과 이미 닫은 칸의 근거를 두껍게 하는 것은 별개의 일이고 후자가 더 크다.</w:t>
       </w:r>
     </w:p>
     <w:p>
@@ -13311,7 +13341,7 @@
               <w:rPr>
                 <w:sz w:val="15"/>
               </w:rPr>
-              <w:t>73.7%</w:t>
+              <w:t>67.8%</w:t>
             </w:r>
           </w:p>
         </w:tc>
@@ -13325,7 +13355,7 @@
               <w:rPr>
                 <w:sz w:val="15"/>
               </w:rPr>
-              <w:t>69.4%</w:t>
+              <w:t>63.8%</w:t>
             </w:r>
           </w:p>
         </w:tc>
@@ -13383,7 +13413,7 @@
               <w:rPr>
                 <w:sz w:val="15"/>
               </w:rPr>
-              <w:t>69.3%</w:t>
+              <w:t>63.6%</w:t>
             </w:r>
           </w:p>
         </w:tc>
@@ -13397,7 +13427,7 @@
               <w:rPr>
                 <w:sz w:val="15"/>
               </w:rPr>
-              <w:t>66.6%</w:t>
+              <w:t>61.2%</w:t>
             </w:r>
           </w:p>
         </w:tc>
@@ -13455,7 +13485,7 @@
               <w:rPr>
                 <w:sz w:val="15"/>
               </w:rPr>
-              <w:t>71.9%</w:t>
+              <w:t>66.4%</w:t>
             </w:r>
           </w:p>
         </w:tc>
@@ -13469,7 +13499,7 @@
               <w:rPr>
                 <w:sz w:val="15"/>
               </w:rPr>
-              <w:t>71.8%</w:t>
+              <w:t>66.2%</w:t>
             </w:r>
           </w:p>
         </w:tc>
@@ -13527,7 +13557,7 @@
               <w:rPr>
                 <w:sz w:val="15"/>
               </w:rPr>
-              <w:t>73.3%</w:t>
+              <w:t>67.5%</w:t>
             </w:r>
           </w:p>
         </w:tc>
@@ -13541,7 +13571,7 @@
               <w:rPr>
                 <w:sz w:val="15"/>
               </w:rPr>
-              <w:t>70.1%</w:t>
+              <w:t>64.5%</w:t>
             </w:r>
           </w:p>
         </w:tc>
@@ -13599,7 +13629,7 @@
               <w:rPr>
                 <w:sz w:val="15"/>
               </w:rPr>
-              <w:t>69.1%</w:t>
+              <w:t>65.4%</w:t>
             </w:r>
           </w:p>
         </w:tc>
@@ -13613,7 +13643,7 @@
               <w:rPr>
                 <w:sz w:val="15"/>
               </w:rPr>
-              <w:t>68.9%</w:t>
+              <w:t>65.3%</w:t>
             </w:r>
           </w:p>
         </w:tc>
@@ -13671,7 +13701,7 @@
               <w:rPr>
                 <w:sz w:val="15"/>
               </w:rPr>
-              <w:t>72.1%</w:t>
+              <w:t>67.7%</w:t>
             </w:r>
           </w:p>
         </w:tc>
@@ -13685,7 +13715,7 @@
               <w:rPr>
                 <w:sz w:val="15"/>
               </w:rPr>
-              <w:t>72.1%</w:t>
+              <w:t>67.6%</w:t>
             </w:r>
           </w:p>
         </w:tc>
@@ -13743,7 +13773,7 @@
               <w:rPr>
                 <w:sz w:val="15"/>
               </w:rPr>
-              <w:t>72.0%</w:t>
+              <w:t>66.1%</w:t>
             </w:r>
           </w:p>
         </w:tc>
@@ -13757,7 +13787,7 @@
               <w:rPr>
                 <w:sz w:val="15"/>
               </w:rPr>
-              <w:t>65.4%</w:t>
+              <w:t>60.0%</w:t>
             </w:r>
           </w:p>
         </w:tc>
@@ -13773,7 +13803,7 @@
           <w:b/>
           <w:sz w:val="19"/>
         </w:rPr>
-        <w:t>리포트가 인쇄하는 “남은 일은 6990칸이 아니라 6292칸이다”도 같은 이유로 과소치다. 정직한 값은 6659칸이다(6990 − 331, 331 = 부재이면서 아직 비어 있는 칸). 이 문서의 5·10절은 그 값을 쓴다.</w:t>
+        <w:t>리포트가 인쇄하는 “남은 일은 8881칸이 아니라 8183칸이다”도 같은 이유로 과소치다. 정직한 값은 8550칸이다(8881 − 331, 331 = 부재이면서 아직 비어 있는 칸). 이 문서의 5·10절은 그 값을 쓴다.</w:t>
       </w:r>
     </w:p>
     <w:p>
@@ -14246,7 +14276,7 @@
               <w:rPr>
                 <w:sz w:val="15"/>
               </w:rPr>
-              <w:t>물성 정의 169종</w:t>
+              <w:t>물성 정의 170종</w:t>
             </w:r>
           </w:p>
         </w:tc>

--- a/MaterialTwin_물성수집_방법론.docx
+++ b/MaterialTwin_물성수집_방법론.docx
@@ -31,7 +31,7 @@
           <w:color w:val="606060"/>
           <w:sz w:val="18"/>
         </w:rPr>
-        <w:t>2026-08-14 · 재료 895종 · 물성값 24,993건 · 출처 2,270건 · 물성 정의 170종</w:t>
+        <w:t>2026-08-14 · 재료 955종 · 물성값 25,230건 · 출처 2,294건 · 물성 정의 170종</w:t>
       </w:r>
     </w:p>
     <w:p/>
@@ -108,7 +108,7 @@
           <w:b/>
           <w:sz w:val="19"/>
         </w:rPr>
-        <w:t>카탈로그는 재료 895종 × 물성 정의 170종이다. 그러나 이 8만여 칸을 다 세지 않는다. 알루미나에 투습도를 요구하거나 벌크 금속에 층두께를 요구하면 없는 결함을 만들어내는 지표가 된다(실제로 그렇게 세다가 벤딩을 8%, 결로를 4%로 잘못 셌다). 대신 해석 13종이 실제로 요구하는 (재료 × 필수물성) 격자 24,015칸을 센다.</w:t>
+        <w:t>카탈로그는 재료 955종 × 물성 정의 170종이다. 그러나 이 8만여 칸을 다 세지 않는다. 알루미나에 투습도를 요구하거나 벌크 금속에 층두께를 요구하면 없는 결함을 만들어내는 지표가 된다(실제로 그렇게 세다가 벤딩을 8%, 결로를 4%로 잘못 셌다). 대신 해석 13종이 실제로 요구하는 (재료 × 필수물성) 격자 25,570칸을 센다.</w:t>
       </w:r>
     </w:p>
     <w:tbl>
@@ -227,7 +227,7 @@
               <w:rPr>
                 <w:sz w:val="14"/>
               </w:rPr>
-              <w:t>895종</w:t>
+              <w:t>955종</w:t>
             </w:r>
           </w:p>
         </w:tc>
@@ -269,7 +269,7 @@
               <w:rPr>
                 <w:sz w:val="14"/>
               </w:rPr>
-              <w:t>2,685</w:t>
+              <w:t>2,865</w:t>
             </w:r>
           </w:p>
         </w:tc>
@@ -299,7 +299,7 @@
               <w:rPr>
                 <w:sz w:val="14"/>
               </w:rPr>
-              <w:t>895종</w:t>
+              <w:t>955종</w:t>
             </w:r>
           </w:p>
         </w:tc>
@@ -341,7 +341,7 @@
               <w:rPr>
                 <w:sz w:val="14"/>
               </w:rPr>
-              <w:t>4,475</w:t>
+              <w:t>4,775</w:t>
             </w:r>
           </w:p>
         </w:tc>
@@ -371,7 +371,7 @@
               <w:rPr>
                 <w:sz w:val="14"/>
               </w:rPr>
-              <w:t>895종</w:t>
+              <w:t>955종</w:t>
             </w:r>
           </w:p>
         </w:tc>
@@ -413,7 +413,7 @@
               <w:rPr>
                 <w:sz w:val="14"/>
               </w:rPr>
-              <w:t>2,685</w:t>
+              <w:t>2,865</w:t>
             </w:r>
           </w:p>
         </w:tc>
@@ -443,7 +443,7 @@
               <w:rPr>
                 <w:sz w:val="14"/>
               </w:rPr>
-              <w:t>895종</w:t>
+              <w:t>955종</w:t>
             </w:r>
           </w:p>
         </w:tc>
@@ -485,7 +485,7 @@
               <w:rPr>
                 <w:sz w:val="14"/>
               </w:rPr>
-              <w:t>3,580</w:t>
+              <w:t>3,820</w:t>
             </w:r>
           </w:p>
         </w:tc>
@@ -515,7 +515,7 @@
               <w:rPr>
                 <w:sz w:val="14"/>
               </w:rPr>
-              <w:t>305종</w:t>
+              <w:t>319종</w:t>
             </w:r>
           </w:p>
         </w:tc>
@@ -557,7 +557,7 @@
               <w:rPr>
                 <w:sz w:val="14"/>
               </w:rPr>
-              <w:t>1,220</w:t>
+              <w:t>1,276</w:t>
             </w:r>
           </w:p>
         </w:tc>
@@ -587,7 +587,7 @@
               <w:rPr>
                 <w:sz w:val="14"/>
               </w:rPr>
-              <w:t>895종</w:t>
+              <w:t>955종</w:t>
             </w:r>
           </w:p>
         </w:tc>
@@ -629,7 +629,7 @@
               <w:rPr>
                 <w:sz w:val="14"/>
               </w:rPr>
-              <w:t>3,580</w:t>
+              <w:t>3,820</w:t>
             </w:r>
           </w:p>
         </w:tc>
@@ -659,7 +659,7 @@
               <w:rPr>
                 <w:sz w:val="14"/>
               </w:rPr>
-              <w:t>659종</w:t>
+              <w:t>683종</w:t>
             </w:r>
           </w:p>
         </w:tc>
@@ -701,7 +701,7 @@
               <w:rPr>
                 <w:sz w:val="14"/>
               </w:rPr>
-              <w:t>2,636</w:t>
+              <w:t>2,732</w:t>
             </w:r>
           </w:p>
         </w:tc>
@@ -803,7 +803,7 @@
               <w:rPr>
                 <w:sz w:val="14"/>
               </w:rPr>
-              <w:t>305종</w:t>
+              <w:t>319종</w:t>
             </w:r>
           </w:p>
         </w:tc>
@@ -845,7 +845,7 @@
               <w:rPr>
                 <w:sz w:val="14"/>
               </w:rPr>
-              <w:t>610</w:t>
+              <w:t>638</w:t>
             </w:r>
           </w:p>
         </w:tc>
@@ -875,7 +875,7 @@
               <w:rPr>
                 <w:sz w:val="14"/>
               </w:rPr>
-              <w:t>895종</w:t>
+              <w:t>955종</w:t>
             </w:r>
           </w:p>
         </w:tc>
@@ -917,7 +917,7 @@
               <w:rPr>
                 <w:sz w:val="14"/>
               </w:rPr>
-              <w:t>895</w:t>
+              <w:t>955</w:t>
             </w:r>
           </w:p>
         </w:tc>
@@ -947,7 +947,7 @@
               <w:rPr>
                 <w:sz w:val="14"/>
               </w:rPr>
-              <w:t>453종</w:t>
+              <w:t>511종</w:t>
             </w:r>
           </w:p>
         </w:tc>
@@ -989,7 +989,7 @@
               <w:rPr>
                 <w:sz w:val="14"/>
               </w:rPr>
-              <w:t>1,359</w:t>
+              <w:t>1,533</w:t>
             </w:r>
           </w:p>
         </w:tc>
@@ -1019,7 +1019,7 @@
               <w:rPr>
                 <w:sz w:val="14"/>
               </w:rPr>
-              <w:t>62종</w:t>
+              <w:t>63종</w:t>
             </w:r>
           </w:p>
         </w:tc>
@@ -1061,7 +1061,7 @@
               <w:rPr>
                 <w:sz w:val="14"/>
               </w:rPr>
-              <w:t>62</w:t>
+              <w:t>63</w:t>
             </w:r>
           </w:p>
         </w:tc>
@@ -1291,7 +1291,7 @@
               <w:rPr>
                 <w:sz w:val="16"/>
               </w:rPr>
-              <w:t>12,968</w:t>
+              <w:t>13,179</w:t>
             </w:r>
           </w:p>
         </w:tc>
@@ -1305,7 +1305,7 @@
               <w:rPr>
                 <w:sz w:val="16"/>
               </w:rPr>
-              <w:t>51.9%</w:t>
+              <w:t>52.2%</w:t>
             </w:r>
           </w:p>
         </w:tc>
@@ -1407,7 +1407,7 @@
               <w:rPr>
                 <w:sz w:val="16"/>
               </w:rPr>
-              <w:t>5,757</w:t>
+              <w:t>5,780</w:t>
             </w:r>
           </w:p>
         </w:tc>
@@ -1421,7 +1421,7 @@
               <w:rPr>
                 <w:sz w:val="16"/>
               </w:rPr>
-              <w:t>23.0%</w:t>
+              <w:t>22.9%</w:t>
             </w:r>
           </w:p>
         </w:tc>
@@ -1465,7 +1465,7 @@
               <w:rPr>
                 <w:sz w:val="16"/>
               </w:rPr>
-              <w:t>4,487</w:t>
+              <w:t>4,490</w:t>
             </w:r>
           </w:p>
         </w:tc>
@@ -1479,7 +1479,7 @@
               <w:rPr>
                 <w:sz w:val="16"/>
               </w:rPr>
-              <w:t>18.0%</w:t>
+              <w:t>17.8%</w:t>
             </w:r>
           </w:p>
         </w:tc>
@@ -4045,7 +4045,7 @@
               <w:rPr>
                 <w:sz w:val="15"/>
               </w:rPr>
-              <w:t>2214</w:t>
+              <w:t>2578</w:t>
             </w:r>
           </w:p>
         </w:tc>
@@ -4059,7 +4059,7 @@
               <w:rPr>
                 <w:sz w:val="15"/>
               </w:rPr>
-              <w:t>310</w:t>
+              <w:t>363</w:t>
             </w:r>
           </w:p>
         </w:tc>
@@ -4073,7 +4073,7 @@
               <w:rPr>
                 <w:sz w:val="15"/>
               </w:rPr>
-              <w:t>7.14</w:t>
+              <w:t>7.10</w:t>
             </w:r>
           </w:p>
         </w:tc>
@@ -4103,7 +4103,7 @@
               <w:rPr>
                 <w:sz w:val="15"/>
               </w:rPr>
-              <w:t>1195</w:t>
+              <w:t>1420</w:t>
             </w:r>
           </w:p>
         </w:tc>
@@ -4117,7 +4117,7 @@
               <w:rPr>
                 <w:sz w:val="15"/>
               </w:rPr>
-              <w:t>294</w:t>
+              <w:t>348</w:t>
             </w:r>
           </w:p>
         </w:tc>
@@ -4131,7 +4131,7 @@
               <w:rPr>
                 <w:sz w:val="15"/>
               </w:rPr>
-              <w:t>4.06</w:t>
+              <w:t>4.08</w:t>
             </w:r>
           </w:p>
         </w:tc>
@@ -4161,7 +4161,7 @@
               <w:rPr>
                 <w:sz w:val="15"/>
               </w:rPr>
-              <w:t>1097</w:t>
+              <w:t>1288</w:t>
             </w:r>
           </w:p>
         </w:tc>
@@ -4175,7 +4175,7 @@
               <w:rPr>
                 <w:sz w:val="15"/>
               </w:rPr>
-              <w:t>326</w:t>
+              <w:t>385</w:t>
             </w:r>
           </w:p>
         </w:tc>
@@ -4189,7 +4189,7 @@
               <w:rPr>
                 <w:sz w:val="15"/>
               </w:rPr>
-              <w:t>3.37</w:t>
+              <w:t>3.35</w:t>
             </w:r>
           </w:p>
         </w:tc>
@@ -4219,7 +4219,7 @@
               <w:rPr>
                 <w:sz w:val="15"/>
               </w:rPr>
-              <w:t>927</w:t>
+              <w:t>1065</w:t>
             </w:r>
           </w:p>
         </w:tc>
@@ -4233,7 +4233,7 @@
               <w:rPr>
                 <w:sz w:val="15"/>
               </w:rPr>
-              <w:t>343</w:t>
+              <w:t>400</w:t>
             </w:r>
           </w:p>
         </w:tc>
@@ -4247,7 +4247,7 @@
               <w:rPr>
                 <w:sz w:val="15"/>
               </w:rPr>
-              <w:t>2.70</w:t>
+              <w:t>2.66</w:t>
             </w:r>
           </w:p>
         </w:tc>
@@ -4277,7 +4277,7 @@
               <w:rPr>
                 <w:sz w:val="15"/>
               </w:rPr>
-              <w:t>656</w:t>
+              <w:t>755</w:t>
             </w:r>
           </w:p>
         </w:tc>
@@ -4291,7 +4291,7 @@
               <w:rPr>
                 <w:sz w:val="15"/>
               </w:rPr>
-              <w:t>252</w:t>
+              <w:t>296</w:t>
             </w:r>
           </w:p>
         </w:tc>
@@ -4305,7 +4305,7 @@
               <w:rPr>
                 <w:sz w:val="15"/>
               </w:rPr>
-              <w:t>2.60</w:t>
+              <w:t>2.55</w:t>
             </w:r>
           </w:p>
         </w:tc>
@@ -4335,7 +4335,7 @@
               <w:rPr>
                 <w:sz w:val="15"/>
               </w:rPr>
-              <w:t>371</w:t>
+              <w:t>425</w:t>
             </w:r>
           </w:p>
         </w:tc>
@@ -4349,7 +4349,7 @@
               <w:rPr>
                 <w:sz w:val="15"/>
               </w:rPr>
-              <w:t>371</w:t>
+              <w:t>425</w:t>
             </w:r>
           </w:p>
         </w:tc>
@@ -4393,7 +4393,7 @@
               <w:rPr>
                 <w:sz w:val="15"/>
               </w:rPr>
-              <w:t>345</w:t>
+              <w:t>404</w:t>
             </w:r>
           </w:p>
         </w:tc>
@@ -4407,7 +4407,7 @@
               <w:rPr>
                 <w:sz w:val="15"/>
               </w:rPr>
-              <w:t>345</w:t>
+              <w:t>404</w:t>
             </w:r>
           </w:p>
         </w:tc>
@@ -4437,7 +4437,7 @@
               <w:rPr>
                 <w:sz w:val="15"/>
               </w:rPr>
-              <w:t>전기 (유전율 · 체적저항률 · 손실계수)</w:t>
+              <w:t>젖음 (접촉각 · 표면에너지)</w:t>
             </w:r>
           </w:p>
         </w:tc>
@@ -4451,7 +4451,7 @@
               <w:rPr>
                 <w:sz w:val="15"/>
               </w:rPr>
-              <w:t>335</w:t>
+              <w:t>394</w:t>
             </w:r>
           </w:p>
         </w:tc>
@@ -4465,7 +4465,7 @@
               <w:rPr>
                 <w:sz w:val="15"/>
               </w:rPr>
-              <w:t>335</w:t>
+              <w:t>394</w:t>
             </w:r>
           </w:p>
         </w:tc>
@@ -4495,7 +4495,7 @@
               <w:rPr>
                 <w:sz w:val="15"/>
               </w:rPr>
-              <w:t>젖음 (접촉각 · 표면에너지)</w:t>
+              <w:t>전기 (유전율 · 체적저항률 · 손실계수)</w:t>
             </w:r>
           </w:p>
         </w:tc>
@@ -4509,7 +4509,7 @@
               <w:rPr>
                 <w:sz w:val="15"/>
               </w:rPr>
-              <w:t>334</w:t>
+              <w:t>382</w:t>
             </w:r>
           </w:p>
         </w:tc>
@@ -4523,7 +4523,7 @@
               <w:rPr>
                 <w:sz w:val="15"/>
               </w:rPr>
-              <w:t>334</w:t>
+              <w:t>382</w:t>
             </w:r>
           </w:p>
         </w:tc>
@@ -4567,7 +4567,7 @@
               <w:rPr>
                 <w:sz w:val="15"/>
               </w:rPr>
-              <w:t>299</w:t>
+              <w:t>357</w:t>
             </w:r>
           </w:p>
         </w:tc>
@@ -4581,7 +4581,7 @@
               <w:rPr>
                 <w:sz w:val="15"/>
               </w:rPr>
-              <w:t>299</w:t>
+              <w:t>357</w:t>
             </w:r>
           </w:p>
         </w:tc>
@@ -4625,7 +4625,7 @@
               <w:rPr>
                 <w:sz w:val="15"/>
               </w:rPr>
-              <w:t>268</w:t>
+              <w:t>326</w:t>
             </w:r>
           </w:p>
         </w:tc>
@@ -4639,7 +4639,7 @@
               <w:rPr>
                 <w:sz w:val="15"/>
               </w:rPr>
-              <w:t>268</w:t>
+              <w:t>326</w:t>
             </w:r>
           </w:p>
         </w:tc>
@@ -4683,7 +4683,7 @@
               <w:rPr>
                 <w:sz w:val="15"/>
               </w:rPr>
-              <w:t>219</w:t>
+              <w:t>238</w:t>
             </w:r>
           </w:p>
         </w:tc>
@@ -4697,7 +4697,7 @@
               <w:rPr>
                 <w:sz w:val="15"/>
               </w:rPr>
-              <w:t>219</w:t>
+              <w:t>238</w:t>
             </w:r>
           </w:p>
         </w:tc>
@@ -4741,7 +4741,7 @@
               <w:rPr>
                 <w:sz w:val="15"/>
               </w:rPr>
-              <w:t>121</w:t>
+              <w:t>135</w:t>
             </w:r>
           </w:p>
         </w:tc>
@@ -4755,7 +4755,7 @@
               <w:rPr>
                 <w:sz w:val="15"/>
               </w:rPr>
-              <w:t>121</w:t>
+              <w:t>135</w:t>
             </w:r>
           </w:p>
         </w:tc>
@@ -4799,7 +4799,7 @@
               <w:rPr>
                 <w:sz w:val="15"/>
               </w:rPr>
-              <w:t>105</w:t>
+              <w:t>119</w:t>
             </w:r>
           </w:p>
         </w:tc>
@@ -4813,7 +4813,7 @@
               <w:rPr>
                 <w:sz w:val="15"/>
               </w:rPr>
-              <w:t>105</w:t>
+              <w:t>119</w:t>
             </w:r>
           </w:p>
         </w:tc>
@@ -4915,7 +4915,7 @@
               <w:rPr>
                 <w:sz w:val="15"/>
               </w:rPr>
-              <w:t>7</w:t>
+              <w:t>8</w:t>
             </w:r>
           </w:p>
         </w:tc>
@@ -4929,7 +4929,7 @@
               <w:rPr>
                 <w:sz w:val="15"/>
               </w:rPr>
-              <w:t>7</w:t>
+              <w:t>8</w:t>
             </w:r>
           </w:p>
         </w:tc>
@@ -5017,7 +5017,7 @@
           <w:b/>
           <w:sz w:val="19"/>
         </w:rPr>
-        <w:t>칸/재료 최고가 physical.density의 7.14인데 대상이 310종뿐이다. 8차의 밀도(6.7칸 × 134종) 같은 덩어리는 더 이상 없다. 기본 물성이 닫히면 이 척도는 스스로 수명을 다한다.</w:t>
+        <w:t>칸/재료 최고가 physical.density의 7.10인데 대상이 363종뿐이다. 8차의 밀도(6.7칸 × 134종) 같은 덩어리는 더 이상 없다. 기본 물성이 닫히면 이 척도는 스스로 수명을 다한다.</w:t>
       </w:r>
     </w:p>
     <w:p>
@@ -5228,7 +5228,7 @@
               <w:rPr>
                 <w:sz w:val="16"/>
               </w:rPr>
-              <w:t>7종</w:t>
+              <w:t>6종</w:t>
             </w:r>
           </w:p>
         </w:tc>
@@ -5288,7 +5288,7 @@
               <w:rPr>
                 <w:sz w:val="16"/>
               </w:rPr>
-              <w:t>7종</w:t>
+              <w:t>5종</w:t>
             </w:r>
           </w:p>
         </w:tc>
@@ -5304,7 +5304,7 @@
               <w:rPr>
                 <w:sz w:val="16"/>
               </w:rPr>
-              <w:t>15칸</w:t>
+              <w:t>14칸</w:t>
             </w:r>
           </w:p>
         </w:tc>
@@ -5334,7 +5334,7 @@
               <w:rPr>
                 <w:sz w:val="16"/>
               </w:rPr>
-              <w:t>17칸</w:t>
+              <w:t>15칸</w:t>
             </w:r>
           </w:p>
         </w:tc>
@@ -5348,7 +5348,7 @@
               <w:rPr>
                 <w:sz w:val="16"/>
               </w:rPr>
-              <w:t>1종</w:t>
+              <w:t>7종</w:t>
             </w:r>
           </w:p>
         </w:tc>
@@ -5364,7 +5364,7 @@
               <w:rPr>
                 <w:sz w:val="16"/>
               </w:rPr>
-              <w:t>18칸</w:t>
+              <w:t>16칸</w:t>
             </w:r>
           </w:p>
         </w:tc>
@@ -5378,7 +5378,7 @@
               <w:rPr>
                 <w:sz w:val="16"/>
               </w:rPr>
-              <w:t>13종</w:t>
+              <w:t>4종</w:t>
             </w:r>
           </w:p>
         </w:tc>
@@ -5394,7 +5394,7 @@
               <w:rPr>
                 <w:sz w:val="16"/>
               </w:rPr>
-              <w:t>19칸</w:t>
+              <w:t>17칸</w:t>
             </w:r>
           </w:p>
         </w:tc>
@@ -5408,7 +5408,7 @@
               <w:rPr>
                 <w:sz w:val="16"/>
               </w:rPr>
-              <w:t>2종</w:t>
+              <w:t>4종</w:t>
             </w:r>
           </w:p>
         </w:tc>
@@ -5424,7 +5424,7 @@
               <w:rPr>
                 <w:sz w:val="16"/>
               </w:rPr>
-              <w:t>20칸</w:t>
+              <w:t>18칸</w:t>
             </w:r>
           </w:p>
         </w:tc>
@@ -5438,7 +5438,7 @@
               <w:rPr>
                 <w:sz w:val="16"/>
               </w:rPr>
-              <w:t>4종</w:t>
+              <w:t>13종</w:t>
             </w:r>
           </w:p>
         </w:tc>
@@ -5454,7 +5454,7 @@
               <w:rPr>
                 <w:sz w:val="16"/>
               </w:rPr>
-              <w:t>21칸</w:t>
+              <w:t>19칸</w:t>
             </w:r>
           </w:p>
         </w:tc>
@@ -5468,7 +5468,7 @@
               <w:rPr>
                 <w:sz w:val="16"/>
               </w:rPr>
-              <w:t>15종</w:t>
+              <w:t>2종</w:t>
             </w:r>
           </w:p>
         </w:tc>
@@ -5484,7 +5484,7 @@
               <w:rPr>
                 <w:sz w:val="16"/>
               </w:rPr>
-              <w:t>22칸</w:t>
+              <w:t>20칸</w:t>
             </w:r>
           </w:p>
         </w:tc>
@@ -5498,7 +5498,7 @@
               <w:rPr>
                 <w:sz w:val="16"/>
               </w:rPr>
-              <w:t>23종</w:t>
+              <w:t>5종</w:t>
             </w:r>
           </w:p>
         </w:tc>
@@ -5514,7 +5514,7 @@
               <w:rPr>
                 <w:sz w:val="16"/>
               </w:rPr>
-              <w:t>23칸</w:t>
+              <w:t>21칸</w:t>
             </w:r>
           </w:p>
         </w:tc>
@@ -5528,7 +5528,7 @@
               <w:rPr>
                 <w:sz w:val="16"/>
               </w:rPr>
-              <w:t>60종</w:t>
+              <w:t>15종</w:t>
             </w:r>
           </w:p>
         </w:tc>
@@ -5544,7 +5544,7 @@
               <w:rPr>
                 <w:sz w:val="16"/>
               </w:rPr>
-              <w:t>24칸</w:t>
+              <w:t>22칸</w:t>
             </w:r>
           </w:p>
         </w:tc>
@@ -5558,7 +5558,7 @@
               <w:rPr>
                 <w:sz w:val="16"/>
               </w:rPr>
-              <w:t>68종</w:t>
+              <w:t>28종</w:t>
             </w:r>
           </w:p>
         </w:tc>
@@ -5574,7 +5574,7 @@
               <w:rPr>
                 <w:sz w:val="16"/>
               </w:rPr>
-              <w:t>25칸</w:t>
+              <w:t>23칸</w:t>
             </w:r>
           </w:p>
         </w:tc>
@@ -5588,7 +5588,7 @@
               <w:rPr>
                 <w:sz w:val="16"/>
               </w:rPr>
-              <w:t>8종</w:t>
+              <w:t>81종</w:t>
             </w:r>
           </w:p>
         </w:tc>
@@ -5604,7 +5604,7 @@
               <w:rPr>
                 <w:sz w:val="16"/>
               </w:rPr>
-              <w:t>26칸</w:t>
+              <w:t>24칸</w:t>
             </w:r>
           </w:p>
         </w:tc>
@@ -5618,7 +5618,7 @@
               <w:rPr>
                 <w:sz w:val="16"/>
               </w:rPr>
-              <w:t>11종</w:t>
+              <w:t>71종</w:t>
             </w:r>
           </w:p>
         </w:tc>
@@ -5634,7 +5634,7 @@
               <w:rPr>
                 <w:sz w:val="16"/>
               </w:rPr>
-              <w:t>27칸</w:t>
+              <w:t>25칸</w:t>
             </w:r>
           </w:p>
         </w:tc>
@@ -5648,7 +5648,7 @@
               <w:rPr>
                 <w:sz w:val="16"/>
               </w:rPr>
-              <w:t>14종</w:t>
+              <w:t>9종</w:t>
             </w:r>
           </w:p>
         </w:tc>
@@ -5664,7 +5664,7 @@
               <w:rPr>
                 <w:sz w:val="16"/>
               </w:rPr>
-              <w:t>28칸</w:t>
+              <w:t>26칸</w:t>
             </w:r>
           </w:p>
         </w:tc>
@@ -5678,7 +5678,7 @@
               <w:rPr>
                 <w:sz w:val="16"/>
               </w:rPr>
-              <w:t>14종</w:t>
+              <w:t>15종</w:t>
             </w:r>
           </w:p>
         </w:tc>
@@ -5694,7 +5694,7 @@
               <w:rPr>
                 <w:sz w:val="16"/>
               </w:rPr>
-              <w:t>29칸</w:t>
+              <w:t>27칸</w:t>
             </w:r>
           </w:p>
         </w:tc>
@@ -5708,7 +5708,7 @@
               <w:rPr>
                 <w:sz w:val="16"/>
               </w:rPr>
-              <w:t>17종</w:t>
+              <w:t>19종</w:t>
             </w:r>
           </w:p>
         </w:tc>
@@ -5724,7 +5724,7 @@
               <w:rPr>
                 <w:sz w:val="16"/>
               </w:rPr>
-              <w:t>30칸</w:t>
+              <w:t>28칸</w:t>
             </w:r>
           </w:p>
         </w:tc>
@@ -5738,7 +5738,7 @@
               <w:rPr>
                 <w:sz w:val="16"/>
               </w:rPr>
-              <w:t>42종</w:t>
+              <w:t>15종</w:t>
             </w:r>
           </w:p>
         </w:tc>
@@ -5754,7 +5754,7 @@
               <w:rPr>
                 <w:sz w:val="16"/>
               </w:rPr>
-              <w:t>31칸</w:t>
+              <w:t>29칸</w:t>
             </w:r>
           </w:p>
         </w:tc>
@@ -5768,7 +5768,7 @@
               <w:rPr>
                 <w:sz w:val="16"/>
               </w:rPr>
-              <w:t>14종</w:t>
+              <w:t>17종</w:t>
             </w:r>
           </w:p>
         </w:tc>
@@ -5784,7 +5784,7 @@
               <w:rPr>
                 <w:sz w:val="16"/>
               </w:rPr>
-              <w:t>32칸</w:t>
+              <w:t>30칸</w:t>
             </w:r>
           </w:p>
         </w:tc>
@@ -5798,7 +5798,7 @@
               <w:rPr>
                 <w:sz w:val="16"/>
               </w:rPr>
-              <w:t>10종</w:t>
+              <w:t>50종</w:t>
             </w:r>
           </w:p>
         </w:tc>
@@ -5814,7 +5814,7 @@
               <w:rPr>
                 <w:sz w:val="16"/>
               </w:rPr>
-              <w:t>33칸</w:t>
+              <w:t>31칸</w:t>
             </w:r>
           </w:p>
         </w:tc>
@@ -5828,7 +5828,7 @@
               <w:rPr>
                 <w:sz w:val="16"/>
               </w:rPr>
-              <w:t>3종</w:t>
+              <w:t>14종</w:t>
             </w:r>
           </w:p>
         </w:tc>
@@ -5844,7 +5844,7 @@
               <w:rPr>
                 <w:sz w:val="16"/>
               </w:rPr>
-              <w:t>34칸</w:t>
+              <w:t>32칸</w:t>
             </w:r>
           </w:p>
         </w:tc>
@@ -5858,7 +5858,7 @@
               <w:rPr>
                 <w:sz w:val="16"/>
               </w:rPr>
-              <w:t>1종</w:t>
+              <w:t>10종</w:t>
             </w:r>
           </w:p>
         </w:tc>
@@ -5874,6 +5874,66 @@
               <w:rPr>
                 <w:sz w:val="16"/>
               </w:rPr>
+              <w:t>33칸</w:t>
+            </w:r>
+          </w:p>
+        </w:tc>
+        <w:tc>
+          <w:tcPr>
+            <w:tcW w:type="dxa" w:w="4320"/>
+          </w:tcPr>
+          <w:p>
+            <w:r/>
+            <w:r>
+              <w:rPr>
+                <w:sz w:val="16"/>
+              </w:rPr>
+              <w:t>3종</w:t>
+            </w:r>
+          </w:p>
+        </w:tc>
+      </w:tr>
+      <w:tr>
+        <w:tc>
+          <w:tcPr>
+            <w:tcW w:type="dxa" w:w="4320"/>
+          </w:tcPr>
+          <w:p>
+            <w:r/>
+            <w:r>
+              <w:rPr>
+                <w:sz w:val="16"/>
+              </w:rPr>
+              <w:t>34칸</w:t>
+            </w:r>
+          </w:p>
+        </w:tc>
+        <w:tc>
+          <w:tcPr>
+            <w:tcW w:type="dxa" w:w="4320"/>
+          </w:tcPr>
+          <w:p>
+            <w:r/>
+            <w:r>
+              <w:rPr>
+                <w:sz w:val="16"/>
+              </w:rPr>
+              <w:t>1종</w:t>
+            </w:r>
+          </w:p>
+        </w:tc>
+      </w:tr>
+      <w:tr>
+        <w:tc>
+          <w:tcPr>
+            <w:tcW w:type="dxa" w:w="4320"/>
+          </w:tcPr>
+          <w:p>
+            <w:r/>
+            <w:r>
+              <w:rPr>
+                <w:sz w:val="16"/>
+              </w:rPr>
               <w:t>빈칸 있는 재료 합계</w:t>
             </w:r>
           </w:p>
@@ -5888,7 +5948,7 @@
               <w:rPr>
                 <w:sz w:val="16"/>
               </w:rPr>
-              <w:t>457종 / 895종</w:t>
+              <w:t>517종 / 955종</w:t>
             </w:r>
           </w:p>
         </w:tc>
@@ -6011,7 +6071,7 @@
               <w:rPr>
                 <w:sz w:val="16"/>
               </w:rPr>
-              <w:t>402종</w:t>
+              <w:t>462종</w:t>
             </w:r>
           </w:p>
         </w:tc>
@@ -6039,7 +6099,7 @@
               <w:rPr>
                 <w:sz w:val="16"/>
               </w:rPr>
-              <w:t>17종</w:t>
+              <w:t>24종</w:t>
             </w:r>
           </w:p>
         </w:tc>
@@ -6053,7 +6113,7 @@
               <w:rPr>
                 <w:sz w:val="16"/>
               </w:rPr>
-              <w:t>331종</w:t>
+              <w:t>384종</w:t>
             </w:r>
           </w:p>
         </w:tc>
@@ -6083,7 +6143,7 @@
               <w:rPr>
                 <w:sz w:val="16"/>
               </w:rPr>
-              <w:t>383종</w:t>
+              <w:t>443종</w:t>
             </w:r>
           </w:p>
         </w:tc>
@@ -6097,7 +6157,7 @@
               <w:rPr>
                 <w:sz w:val="16"/>
               </w:rPr>
-              <w:t>38종</w:t>
+              <w:t>35종</w:t>
             </w:r>
           </w:p>
         </w:tc>
@@ -6111,7 +6171,7 @@
               <w:rPr>
                 <w:sz w:val="16"/>
               </w:rPr>
-              <w:t>17종</w:t>
+              <w:t>21종</w:t>
             </w:r>
           </w:p>
         </w:tc>
@@ -6125,7 +6185,7 @@
               <w:rPr>
                 <w:sz w:val="16"/>
               </w:rPr>
-              <w:t>328종</w:t>
+              <w:t>387종</w:t>
             </w:r>
           </w:p>
         </w:tc>
@@ -6155,7 +6215,7 @@
               <w:rPr>
                 <w:sz w:val="16"/>
               </w:rPr>
-              <w:t>351종</w:t>
+              <w:t>411종</w:t>
             </w:r>
           </w:p>
         </w:tc>
@@ -6169,7 +6229,7 @@
               <w:rPr>
                 <w:sz w:val="16"/>
               </w:rPr>
-              <w:t>21종</w:t>
+              <w:t>20종</w:t>
             </w:r>
           </w:p>
         </w:tc>
@@ -6183,7 +6243,7 @@
               <w:rPr>
                 <w:sz w:val="16"/>
               </w:rPr>
-              <w:t>33종</w:t>
+              <w:t>34종</w:t>
             </w:r>
           </w:p>
         </w:tc>
@@ -6197,7 +6257,7 @@
               <w:rPr>
                 <w:sz w:val="16"/>
               </w:rPr>
-              <w:t>297종</w:t>
+              <w:t>357종</w:t>
             </w:r>
           </w:p>
         </w:tc>
@@ -6227,7 +6287,7 @@
               <w:rPr>
                 <w:sz w:val="16"/>
               </w:rPr>
-              <w:t>348종</w:t>
+              <w:t>408종</w:t>
             </w:r>
           </w:p>
         </w:tc>
@@ -6241,7 +6301,7 @@
               <w:rPr>
                 <w:sz w:val="16"/>
               </w:rPr>
-              <w:t>9종</w:t>
+              <w:t>16종</w:t>
             </w:r>
           </w:p>
         </w:tc>
@@ -6255,7 +6315,7 @@
               <w:rPr>
                 <w:sz w:val="16"/>
               </w:rPr>
-              <w:t>121종</w:t>
+              <w:t>133종</w:t>
             </w:r>
           </w:p>
         </w:tc>
@@ -6269,7 +6329,7 @@
               <w:rPr>
                 <w:sz w:val="16"/>
               </w:rPr>
-              <w:t>218종</w:t>
+              <w:t>259종</w:t>
             </w:r>
           </w:p>
         </w:tc>
@@ -6299,7 +6359,7 @@
               <w:rPr>
                 <w:sz w:val="16"/>
               </w:rPr>
-              <w:t>335종</w:t>
+              <w:t>395종</w:t>
             </w:r>
           </w:p>
         </w:tc>
@@ -6313,7 +6373,7 @@
               <w:rPr>
                 <w:sz w:val="16"/>
               </w:rPr>
-              <w:t>15종</w:t>
+              <w:t>12종</w:t>
             </w:r>
           </w:p>
         </w:tc>
@@ -6327,7 +6387,7 @@
               <w:rPr>
                 <w:sz w:val="16"/>
               </w:rPr>
-              <w:t>45종</w:t>
+              <w:t>65종</w:t>
             </w:r>
           </w:p>
         </w:tc>
@@ -6341,7 +6401,7 @@
               <w:rPr>
                 <w:sz w:val="16"/>
               </w:rPr>
-              <w:t>275종</w:t>
+              <w:t>318종</w:t>
             </w:r>
           </w:p>
         </w:tc>
@@ -6371,7 +6431,7 @@
               <w:rPr>
                 <w:sz w:val="16"/>
               </w:rPr>
-              <w:t>335종</w:t>
+              <w:t>382종</w:t>
             </w:r>
           </w:p>
         </w:tc>
@@ -6385,7 +6445,7 @@
               <w:rPr>
                 <w:sz w:val="16"/>
               </w:rPr>
-              <w:t>335종</w:t>
+              <w:t>382종</w:t>
             </w:r>
           </w:p>
         </w:tc>
@@ -6443,7 +6503,7 @@
               <w:rPr>
                 <w:sz w:val="16"/>
               </w:rPr>
-              <w:t>271종</w:t>
+              <w:t>329종</w:t>
             </w:r>
           </w:p>
         </w:tc>
@@ -6471,7 +6531,7 @@
               <w:rPr>
                 <w:sz w:val="16"/>
               </w:rPr>
-              <w:t>46종</w:t>
+              <w:t>57종</w:t>
             </w:r>
           </w:p>
         </w:tc>
@@ -6485,7 +6545,7 @@
               <w:rPr>
                 <w:sz w:val="16"/>
               </w:rPr>
-              <w:t>184종</w:t>
+              <w:t>231종</w:t>
             </w:r>
           </w:p>
         </w:tc>
@@ -6515,7 +6575,7 @@
               <w:rPr>
                 <w:sz w:val="16"/>
               </w:rPr>
-              <w:t>246종</w:t>
+              <w:t>270종</w:t>
             </w:r>
           </w:p>
         </w:tc>
@@ -6543,7 +6603,7 @@
               <w:rPr>
                 <w:sz w:val="16"/>
               </w:rPr>
-              <w:t>19종</w:t>
+              <w:t>24종</w:t>
             </w:r>
           </w:p>
         </w:tc>
@@ -6557,7 +6617,7 @@
               <w:rPr>
                 <w:sz w:val="16"/>
               </w:rPr>
-              <w:t>223종</w:t>
+              <w:t>242종</w:t>
             </w:r>
           </w:p>
         </w:tc>
@@ -6587,49 +6647,49 @@
               <w:rPr>
                 <w:sz w:val="16"/>
               </w:rPr>
+              <w:t>141종</w:t>
+            </w:r>
+          </w:p>
+        </w:tc>
+        <w:tc>
+          <w:tcPr>
+            <w:tcW w:type="dxa" w:w="1728"/>
+          </w:tcPr>
+          <w:p>
+            <w:r/>
+            <w:r>
+              <w:rPr>
+                <w:sz w:val="16"/>
+              </w:rPr>
+              <w:t>8종</w:t>
+            </w:r>
+          </w:p>
+        </w:tc>
+        <w:tc>
+          <w:tcPr>
+            <w:tcW w:type="dxa" w:w="1728"/>
+          </w:tcPr>
+          <w:p>
+            <w:r/>
+            <w:r>
+              <w:rPr>
+                <w:sz w:val="16"/>
+              </w:rPr>
+              <w:t>6종</w:t>
+            </w:r>
+          </w:p>
+        </w:tc>
+        <w:tc>
+          <w:tcPr>
+            <w:tcW w:type="dxa" w:w="1728"/>
+          </w:tcPr>
+          <w:p>
+            <w:r/>
+            <w:r>
+              <w:rPr>
+                <w:sz w:val="16"/>
+              </w:rPr>
               <w:t>127종</w:t>
-            </w:r>
-          </w:p>
-        </w:tc>
-        <w:tc>
-          <w:tcPr>
-            <w:tcW w:type="dxa" w:w="1728"/>
-          </w:tcPr>
-          <w:p>
-            <w:r/>
-            <w:r>
-              <w:rPr>
-                <w:sz w:val="16"/>
-              </w:rPr>
-              <w:t>8종</w:t>
-            </w:r>
-          </w:p>
-        </w:tc>
-        <w:tc>
-          <w:tcPr>
-            <w:tcW w:type="dxa" w:w="1728"/>
-          </w:tcPr>
-          <w:p>
-            <w:r/>
-            <w:r>
-              <w:rPr>
-                <w:sz w:val="16"/>
-              </w:rPr>
-              <w:t>6종</w:t>
-            </w:r>
-          </w:p>
-        </w:tc>
-        <w:tc>
-          <w:tcPr>
-            <w:tcW w:type="dxa" w:w="1728"/>
-          </w:tcPr>
-          <w:p>
-            <w:r/>
-            <w:r>
-              <w:rPr>
-                <w:sz w:val="16"/>
-              </w:rPr>
-              <w:t>113종</w:t>
             </w:r>
           </w:p>
         </w:tc>
@@ -6659,7 +6719,7 @@
               <w:rPr>
                 <w:sz w:val="16"/>
               </w:rPr>
-              <w:t>126종</w:t>
+              <w:t>140종</w:t>
             </w:r>
           </w:p>
         </w:tc>
@@ -6687,7 +6747,7 @@
               <w:rPr>
                 <w:sz w:val="16"/>
               </w:rPr>
-              <w:t>91종</w:t>
+              <w:t>105종</w:t>
             </w:r>
           </w:p>
         </w:tc>
@@ -6803,7 +6863,7 @@
               <w:rPr>
                 <w:sz w:val="16"/>
               </w:rPr>
-              <w:t>7종</w:t>
+              <w:t>8종</w:t>
             </w:r>
           </w:p>
         </w:tc>
@@ -6817,7 +6877,7 @@
               <w:rPr>
                 <w:sz w:val="16"/>
               </w:rPr>
-              <w:t>7종</w:t>
+              <w:t>8종</w:t>
             </w:r>
           </w:p>
         </w:tc>
@@ -6945,7 +7005,7 @@
           <w:b w:val="0"/>
           <w:sz w:val="19"/>
         </w:rPr>
-        <w:t>예외는 구조·강성(320종이 2칸 이상) · 낙하·충격(345종이 2칸 이상) · 열전달·방열(339종이 2칸 이상) · 열응력·워피지(330종이 2칸 이상) · 폴더블 벤딩(119종이 2칸 이상) · 결로(표면)(348종이 2칸 이상) · 결로(투습)(242종이 2칸 이상) · 초탄성(실링·완충)(2종이 2칸 이상) · 접착·박리(91종이 2칸 이상) · 피로·수명(230종이 2칸 이상)이다. 여기는 한 배치로 안 닫히는 다층 병목이다.</w:t>
+        <w:t>예외는 구조·강성(383종이 2칸 이상) · 낙하·충격(408종이 2칸 이상) · 열전달·방열(392종이 2칸 이상) · 열응력·워피지(391종이 2칸 이상) · 폴더블 벤딩(133종이 2칸 이상) · 결로(표면)(408종이 2칸 이상) · 결로(투습)(266종이 2칸 이상) · 초탄성(실링·완충)(2종이 2칸 이상) · 접착·박리(105종이 2칸 이상) · 피로·수명(288종이 2칸 이상)이다. 여기는 한 배치로 안 닫히는 다층 병목이다.</w:t>
       </w:r>
     </w:p>
     <w:p>
@@ -7430,7 +7490,7 @@
               <w:rPr>
                 <w:sz w:val="15"/>
               </w:rPr>
-              <w:t>895</w:t>
+              <w:t>955</w:t>
             </w:r>
           </w:p>
         </w:tc>
@@ -7444,7 +7504,7 @@
               <w:rPr>
                 <w:sz w:val="15"/>
               </w:rPr>
-              <w:t>64.8%  █████···</w:t>
+              <w:t>61.5%  █████···</w:t>
             </w:r>
           </w:p>
         </w:tc>
@@ -7458,7 +7518,7 @@
               <w:rPr>
                 <w:sz w:val="15"/>
               </w:rPr>
-              <w:t>39.6%</w:t>
+              <w:t>37.8%</w:t>
             </w:r>
           </w:p>
         </w:tc>
@@ -7472,7 +7532,7 @@
               <w:rPr>
                 <w:sz w:val="15"/>
               </w:rPr>
-              <w:t>62.6%</w:t>
+              <w:t>58.6%</w:t>
             </w:r>
           </w:p>
         </w:tc>
@@ -7486,7 +7546,7 @@
               <w:rPr>
                 <w:sz w:val="15"/>
               </w:rPr>
-              <w:t>60.8%</w:t>
+              <w:t>56.8%</w:t>
             </w:r>
           </w:p>
         </w:tc>
@@ -7500,7 +7560,7 @@
               <w:rPr>
                 <w:sz w:val="15"/>
               </w:rPr>
-              <w:t>22.2%</w:t>
+              <w:t>20.8%</w:t>
             </w:r>
           </w:p>
         </w:tc>
@@ -7530,7 +7590,7 @@
               <w:rPr>
                 <w:sz w:val="15"/>
               </w:rPr>
-              <w:t>895</w:t>
+              <w:t>955</w:t>
             </w:r>
           </w:p>
         </w:tc>
@@ -7544,7 +7604,7 @@
               <w:rPr>
                 <w:sz w:val="15"/>
               </w:rPr>
-              <w:t>60.3%  █████···</w:t>
+              <w:t>57.1%  █████···</w:t>
             </w:r>
           </w:p>
         </w:tc>
@@ -7558,7 +7618,7 @@
               <w:rPr>
                 <w:sz w:val="15"/>
               </w:rPr>
-              <w:t>32.3%</w:t>
+              <w:t>30.8%</w:t>
             </w:r>
           </w:p>
         </w:tc>
@@ -7572,6 +7632,20 @@
               <w:rPr>
                 <w:sz w:val="15"/>
               </w:rPr>
+              <w:t>48.3%</w:t>
+            </w:r>
+          </w:p>
+        </w:tc>
+        <w:tc>
+          <w:tcPr>
+            <w:tcW w:type="dxa" w:w="1234"/>
+          </w:tcPr>
+          <w:p>
+            <w:r/>
+            <w:r>
+              <w:rPr>
+                <w:sz w:val="15"/>
+              </w:rPr>
               <w:t>51.5%</w:t>
             </w:r>
           </w:p>
@@ -7586,21 +7660,7 @@
               <w:rPr>
                 <w:sz w:val="15"/>
               </w:rPr>
-              <w:t>55.1%</w:t>
-            </w:r>
-          </w:p>
-        </w:tc>
-        <w:tc>
-          <w:tcPr>
-            <w:tcW w:type="dxa" w:w="1234"/>
-          </w:tcPr>
-          <w:p>
-            <w:r/>
-            <w:r>
-              <w:rPr>
-                <w:sz w:val="15"/>
-              </w:rPr>
-              <w:t>8.4%</w:t>
+              <w:t>7.9%</w:t>
             </w:r>
           </w:p>
         </w:tc>
@@ -7630,7 +7690,7 @@
               <w:rPr>
                 <w:sz w:val="15"/>
               </w:rPr>
-              <w:t>895</w:t>
+              <w:t>955</w:t>
             </w:r>
           </w:p>
         </w:tc>
@@ -7644,7 +7704,7 @@
               <w:rPr>
                 <w:sz w:val="15"/>
               </w:rPr>
-              <w:t>66.3%  █████···</w:t>
+              <w:t>63.0%  █████···</w:t>
             </w:r>
           </w:p>
         </w:tc>
@@ -7658,7 +7718,7 @@
               <w:rPr>
                 <w:sz w:val="15"/>
               </w:rPr>
-              <w:t>46.6%</w:t>
+              <w:t>44.5%</w:t>
             </w:r>
           </w:p>
         </w:tc>
@@ -7672,7 +7732,7 @@
               <w:rPr>
                 <w:sz w:val="15"/>
               </w:rPr>
-              <w:t>61.1%</w:t>
+              <w:t>57.3%</w:t>
             </w:r>
           </w:p>
         </w:tc>
@@ -7686,7 +7746,7 @@
               <w:rPr>
                 <w:sz w:val="15"/>
               </w:rPr>
-              <w:t>61.0%</w:t>
+              <w:t>57.2%</w:t>
             </w:r>
           </w:p>
         </w:tc>
@@ -7700,7 +7760,7 @@
               <w:rPr>
                 <w:sz w:val="15"/>
               </w:rPr>
-              <w:t>24.0%</w:t>
+              <w:t>22.5%</w:t>
             </w:r>
           </w:p>
         </w:tc>
@@ -7730,7 +7790,7 @@
               <w:rPr>
                 <w:sz w:val="15"/>
               </w:rPr>
-              <w:t>895</w:t>
+              <w:t>955</w:t>
             </w:r>
           </w:p>
         </w:tc>
@@ -7744,7 +7804,7 @@
               <w:rPr>
                 <w:sz w:val="15"/>
               </w:rPr>
-              <w:t>65.3%  █████···</w:t>
+              <w:t>61.8%  █████···</w:t>
             </w:r>
           </w:p>
         </w:tc>
@@ -7758,7 +7818,7 @@
               <w:rPr>
                 <w:sz w:val="15"/>
               </w:rPr>
-              <w:t>40.8%</w:t>
+              <w:t>38.8%</w:t>
             </w:r>
           </w:p>
         </w:tc>
@@ -7772,7 +7832,7 @@
               <w:rPr>
                 <w:sz w:val="15"/>
               </w:rPr>
-              <w:t>60.8%</w:t>
+              <w:t>57.0%</w:t>
             </w:r>
           </w:p>
         </w:tc>
@@ -7786,7 +7846,7 @@
               <w:rPr>
                 <w:sz w:val="15"/>
               </w:rPr>
-              <w:t>58.9%</w:t>
+              <w:t>55.0%</w:t>
             </w:r>
           </w:p>
         </w:tc>
@@ -7800,7 +7860,7 @@
               <w:rPr>
                 <w:sz w:val="15"/>
               </w:rPr>
-              <w:t>19.4%</w:t>
+              <w:t>18.2%</w:t>
             </w:r>
           </w:p>
         </w:tc>
@@ -7830,7 +7890,7 @@
               <w:rPr>
                 <w:sz w:val="15"/>
               </w:rPr>
-              <w:t>305</w:t>
+              <w:t>319</w:t>
             </w:r>
           </w:p>
         </w:tc>
@@ -7844,7 +7904,7 @@
               <w:rPr>
                 <w:sz w:val="15"/>
               </w:rPr>
-              <w:t>62.1%  █████···</w:t>
+              <w:t>59.8%  █████···</w:t>
             </w:r>
           </w:p>
         </w:tc>
@@ -7858,7 +7918,7 @@
               <w:rPr>
                 <w:sz w:val="15"/>
               </w:rPr>
-              <w:t>38.5%</w:t>
+              <w:t>37.2%</w:t>
             </w:r>
           </w:p>
         </w:tc>
@@ -7872,7 +7932,7 @@
               <w:rPr>
                 <w:sz w:val="15"/>
               </w:rPr>
-              <w:t>58.4%</w:t>
+              <w:t>55.8%</w:t>
             </w:r>
           </w:p>
         </w:tc>
@@ -7886,7 +7946,7 @@
               <w:rPr>
                 <w:sz w:val="15"/>
               </w:rPr>
-              <w:t>58.4%</w:t>
+              <w:t>55.8%</w:t>
             </w:r>
           </w:p>
         </w:tc>
@@ -7900,7 +7960,7 @@
               <w:rPr>
                 <w:sz w:val="15"/>
               </w:rPr>
-              <w:t>14.1%</w:t>
+              <w:t>13.5%</w:t>
             </w:r>
           </w:p>
         </w:tc>
@@ -7930,7 +7990,7 @@
               <w:rPr>
                 <w:sz w:val="15"/>
               </w:rPr>
-              <w:t>895</w:t>
+              <w:t>955</w:t>
             </w:r>
           </w:p>
         </w:tc>
@@ -7944,7 +8004,7 @@
               <w:rPr>
                 <w:sz w:val="15"/>
               </w:rPr>
-              <w:t>65.2%  █████···</w:t>
+              <w:t>61.8%  █████···</w:t>
             </w:r>
           </w:p>
         </w:tc>
@@ -7958,7 +8018,7 @@
               <w:rPr>
                 <w:sz w:val="15"/>
               </w:rPr>
-              <w:t>47.5%</w:t>
+              <w:t>45.2%</w:t>
             </w:r>
           </w:p>
         </w:tc>
@@ -7972,7 +8032,7 @@
               <w:rPr>
                 <w:sz w:val="15"/>
               </w:rPr>
-              <w:t>54.6%</w:t>
+              <w:t>51.2%</w:t>
             </w:r>
           </w:p>
         </w:tc>
@@ -7986,7 +8046,7 @@
               <w:rPr>
                 <w:sz w:val="15"/>
               </w:rPr>
-              <w:t>54.9%</w:t>
+              <w:t>51.5%</w:t>
             </w:r>
           </w:p>
         </w:tc>
@@ -8000,7 +8060,7 @@
               <w:rPr>
                 <w:sz w:val="15"/>
               </w:rPr>
-              <w:t>21.5%</w:t>
+              <w:t>20.1%</w:t>
             </w:r>
           </w:p>
         </w:tc>
@@ -8030,7 +8090,7 @@
               <w:rPr>
                 <w:sz w:val="15"/>
               </w:rPr>
-              <w:t>659</w:t>
+              <w:t>683</w:t>
             </w:r>
           </w:p>
         </w:tc>
@@ -8044,7 +8104,7 @@
               <w:rPr>
                 <w:sz w:val="15"/>
               </w:rPr>
-              <w:t>66.3%  █████···</w:t>
+              <w:t>64.8%  █████···</w:t>
             </w:r>
           </w:p>
         </w:tc>
@@ -8058,7 +8118,7 @@
               <w:rPr>
                 <w:sz w:val="15"/>
               </w:rPr>
-              <w:t>44.3%</w:t>
+              <w:t>43.5%</w:t>
             </w:r>
           </w:p>
         </w:tc>
@@ -8072,7 +8132,7 @@
               <w:rPr>
                 <w:sz w:val="15"/>
               </w:rPr>
-              <w:t>55.1%</w:t>
+              <w:t>53.1%</w:t>
             </w:r>
           </w:p>
         </w:tc>
@@ -8086,7 +8146,7 @@
               <w:rPr>
                 <w:sz w:val="15"/>
               </w:rPr>
-              <w:t>59.8%</w:t>
+              <w:t>57.6%</w:t>
             </w:r>
           </w:p>
         </w:tc>
@@ -8100,7 +8160,7 @@
               <w:rPr>
                 <w:sz w:val="15"/>
               </w:rPr>
-              <w:t>17.5%</w:t>
+              <w:t>16.8%</w:t>
             </w:r>
           </w:p>
         </w:tc>
@@ -8230,7 +8290,7 @@
               <w:rPr>
                 <w:sz w:val="15"/>
               </w:rPr>
-              <w:t>305</w:t>
+              <w:t>319</w:t>
             </w:r>
           </w:p>
         </w:tc>
@@ -8244,7 +8304,7 @@
               <w:rPr>
                 <w:sz w:val="15"/>
               </w:rPr>
-              <w:t>58.2%  █████···</w:t>
+              <w:t>55.6%  ████····</w:t>
             </w:r>
           </w:p>
         </w:tc>
@@ -8258,7 +8318,7 @@
               <w:rPr>
                 <w:sz w:val="15"/>
               </w:rPr>
-              <w:t>46.6%</w:t>
+              <w:t>44.5%</w:t>
             </w:r>
           </w:p>
         </w:tc>
@@ -8272,7 +8332,7 @@
               <w:rPr>
                 <w:sz w:val="15"/>
               </w:rPr>
-              <w:t>46.2%</w:t>
+              <w:t>44.2%</w:t>
             </w:r>
           </w:p>
         </w:tc>
@@ -8286,7 +8346,7 @@
               <w:rPr>
                 <w:sz w:val="15"/>
               </w:rPr>
-              <w:t>52.8%</w:t>
+              <w:t>50.2%</w:t>
             </w:r>
           </w:p>
         </w:tc>
@@ -8300,7 +8360,7 @@
               <w:rPr>
                 <w:sz w:val="15"/>
               </w:rPr>
-              <w:t>25.2%</w:t>
+              <w:t>24.1%</w:t>
             </w:r>
           </w:p>
         </w:tc>
@@ -8330,7 +8390,7 @@
               <w:rPr>
                 <w:sz w:val="15"/>
               </w:rPr>
-              <w:t>895</w:t>
+              <w:t>955</w:t>
             </w:r>
           </w:p>
         </w:tc>
@@ -8344,7 +8404,7 @@
               <w:rPr>
                 <w:sz w:val="15"/>
               </w:rPr>
-              <w:t>61.8%  █████···</w:t>
+              <w:t>59.2%  █████···</w:t>
             </w:r>
           </w:p>
         </w:tc>
@@ -8358,7 +8418,7 @@
               <w:rPr>
                 <w:sz w:val="15"/>
               </w:rPr>
-              <w:t>46.7%</w:t>
+              <w:t>45.0%</w:t>
             </w:r>
           </w:p>
         </w:tc>
@@ -8372,7 +8432,7 @@
               <w:rPr>
                 <w:sz w:val="15"/>
               </w:rPr>
-              <w:t>61.8%</w:t>
+              <w:t>59.2%</w:t>
             </w:r>
           </w:p>
         </w:tc>
@@ -8386,7 +8446,7 @@
               <w:rPr>
                 <w:sz w:val="15"/>
               </w:rPr>
-              <w:t>60.0%</w:t>
+              <w:t>57.4%</w:t>
             </w:r>
           </w:p>
         </w:tc>
@@ -8400,7 +8460,7 @@
               <w:rPr>
                 <w:sz w:val="15"/>
               </w:rPr>
-              <w:t>46.7%</w:t>
+              <w:t>45.0%</w:t>
             </w:r>
           </w:p>
         </w:tc>
@@ -8430,7 +8490,7 @@
               <w:rPr>
                 <w:sz w:val="15"/>
               </w:rPr>
-              <w:t>453</w:t>
+              <w:t>511</w:t>
             </w:r>
           </w:p>
         </w:tc>
@@ -8444,7 +8504,7 @@
               <w:rPr>
                 <w:sz w:val="15"/>
               </w:rPr>
-              <w:t>44.5%  ████····</w:t>
+              <w:t>40.6%  ███·····</w:t>
             </w:r>
           </w:p>
         </w:tc>
@@ -8458,7 +8518,7 @@
               <w:rPr>
                 <w:sz w:val="15"/>
               </w:rPr>
-              <w:t>38.4%</w:t>
+              <w:t>35.2%</w:t>
             </w:r>
           </w:p>
         </w:tc>
@@ -8472,7 +8532,7 @@
               <w:rPr>
                 <w:sz w:val="15"/>
               </w:rPr>
-              <w:t>26.9%</w:t>
+              <w:t>23.9%</w:t>
             </w:r>
           </w:p>
         </w:tc>
@@ -8486,7 +8546,7 @@
               <w:rPr>
                 <w:sz w:val="15"/>
               </w:rPr>
-              <w:t>31.8%</w:t>
+              <w:t>27.2%</w:t>
             </w:r>
           </w:p>
         </w:tc>
@@ -8500,7 +8560,7 @@
               <w:rPr>
                 <w:sz w:val="15"/>
               </w:rPr>
-              <w:t>15.2%</w:t>
+              <w:t>13.5%</w:t>
             </w:r>
           </w:p>
         </w:tc>
@@ -8530,7 +8590,7 @@
               <w:rPr>
                 <w:sz w:val="15"/>
               </w:rPr>
-              <w:t>62</w:t>
+              <w:t>63</w:t>
             </w:r>
           </w:p>
         </w:tc>
@@ -8544,7 +8604,7 @@
               <w:rPr>
                 <w:sz w:val="15"/>
               </w:rPr>
-              <w:t>88.7%  ███████·</w:t>
+              <w:t>87.3%  ███████·</w:t>
             </w:r>
           </w:p>
         </w:tc>
@@ -8558,7 +8618,7 @@
               <w:rPr>
                 <w:sz w:val="15"/>
               </w:rPr>
-              <w:t>88.7%</w:t>
+              <w:t>87.3%</w:t>
             </w:r>
           </w:p>
         </w:tc>
@@ -8572,7 +8632,7 @@
               <w:rPr>
                 <w:sz w:val="15"/>
               </w:rPr>
-              <w:t>88.7%</w:t>
+              <w:t>87.3%</w:t>
             </w:r>
           </w:p>
         </w:tc>
@@ -8586,7 +8646,7 @@
               <w:rPr>
                 <w:sz w:val="15"/>
               </w:rPr>
-              <w:t>88.7%</w:t>
+              <w:t>87.3%</w:t>
             </w:r>
           </w:p>
         </w:tc>
@@ -8600,7 +8660,7 @@
               <w:rPr>
                 <w:sz w:val="15"/>
               </w:rPr>
-              <w:t>88.7%</w:t>
+              <w:t>87.3%</w:t>
             </w:r>
           </w:p>
         </w:tc>
@@ -8743,7 +8803,7 @@
               <w:rPr>
                 <w:sz w:val="15"/>
               </w:rPr>
-              <w:t>63.0%</w:t>
+              <w:t>59.9%</w:t>
             </w:r>
           </w:p>
         </w:tc>
@@ -8757,7 +8817,7 @@
               <w:rPr>
                 <w:sz w:val="15"/>
               </w:rPr>
-              <w:t>41.6%</w:t>
+              <w:t>39.7%</w:t>
             </w:r>
           </w:p>
         </w:tc>
@@ -8820,7 +8880,7 @@
           <w:b/>
           <w:sz w:val="19"/>
         </w:rPr>
-        <w:t>(가) 셀 채움만 보면 “거의 다 됐다”로 읽힌다. 구조·강성은 셀 64.8%다. 그런데 실측기반은 39.6%이고, 실측만으로 카드가 나오는 재료는 22.2%(199종)뿐이다. 전체로는 5,153칸(21.5%p)이 가정값이 만든 착시다.</w:t>
+        <w:t>(가) 셀 채움만 보면 “거의 다 됐다”로 읽힌다. 구조·강성은 셀 61.5%다. 그런데 실측기반은 37.8%이고, 실측만으로 카드가 나오는 재료는 20.8%(199종)뿐이다. 전체로는 5,159칸(20.2%p)이 가정값이 만든 착시다.</w:t>
       </w:r>
     </w:p>
     <w:p>
@@ -8832,7 +8892,7 @@
           <w:b w:val="0"/>
           <w:sz w:val="19"/>
         </w:rPr>
-        <w:t>(나) 재료 준비만 보면 “실측으로 서 있는 줄” 안다. 열전달·방열은 준비율 61.1%(547종)인데 실측 기준으로는 24.0%(215종)다. 덱은 547종이 돌지만 그중 332종은 가정값을 딛고 서 있다.</w:t>
+        <w:t>(나) 재료 준비만 보면 “실측으로 서 있는 줄” 안다. 열전달·방열은 준비율 57.3%(547종)인데 실측 기준으로는 22.5%(215종)다. 덱은 547종이 돌지만 그중 332종은 가정값을 딛고 서 있다.</w:t>
       </w:r>
     </w:p>
     <w:p>
@@ -8844,7 +8904,7 @@
           <w:b w:val="0"/>
           <w:sz w:val="19"/>
         </w:rPr>
-        <w:t>(다) 셀 채움과 재료 준비가 크게 갈리는 자리가 진짜 병목이다. 피로·수명은 셀 44.5%인데 준비 26.9%다. 재료마다 비어 있는 칸이 다르면 이렇게 벌어진다. 반대로 전기·EMI는 두 수치가 같다 — 택일군 하나짜리 해석이라 채운 칸이 곧 준비된 재료다.</w:t>
+        <w:t>(다) 셀 채움과 재료 준비가 크게 갈리는 자리가 진짜 병목이다. 피로·수명은 셀 40.6%인데 준비 23.9%다. 재료마다 비어 있는 칸이 다르면 이렇게 벌어진다. 반대로 전기·EMI는 두 수치가 같다 — 택일군 하나짜리 해석이라 채운 칸이 곧 준비된 재료다.</w:t>
       </w:r>
     </w:p>
     <w:p>
@@ -10707,7 +10767,7 @@
           <w:b w:val="0"/>
           <w:sz w:val="19"/>
         </w:rPr>
-        <w:t>tier4는 4,487건(18.0%)이다. 그중 assumption 표지를 가진 것이 4,395건이고, 나머지 92건은 가정이 아니라 계산·유도값이다.</w:t>
+        <w:t>tier4는 4,490건(17.8%)이다. 그중 assumption 표지를 가진 것이 4,398건이고, 나머지 92건은 가정이 아니라 계산·유도값이다.</w:t>
       </w:r>
     </w:p>
     <w:tbl>
@@ -11176,7 +11236,7 @@
               <w:rPr>
                 <w:sz w:val="15"/>
               </w:rPr>
-              <w:t>항복강도</w:t>
+              <w:t>피로강도계수 σf'</w:t>
             </w:r>
           </w:p>
         </w:tc>
@@ -11190,7 +11250,7 @@
               <w:rPr>
                 <w:sz w:val="15"/>
               </w:rPr>
-              <w:t>105 / 236</w:t>
+              <w:t>91 / 206</w:t>
             </w:r>
           </w:p>
         </w:tc>
@@ -11204,7 +11264,7 @@
               <w:rPr>
                 <w:sz w:val="15"/>
               </w:rPr>
-              <w:t>44.5%  ████······</w:t>
+              <w:t>44.2%  ████······</w:t>
             </w:r>
           </w:p>
         </w:tc>
@@ -11220,7 +11280,7 @@
               <w:rPr>
                 <w:sz w:val="15"/>
               </w:rPr>
-              <w:t>피로강도계수 σf'</w:t>
+              <w:t>피로강도지수 b</w:t>
             </w:r>
           </w:p>
         </w:tc>
@@ -11234,7 +11294,7 @@
               <w:rPr>
                 <w:sz w:val="15"/>
               </w:rPr>
-              <w:t>91 / 206</w:t>
+              <w:t>91 / 208</w:t>
             </w:r>
           </w:p>
         </w:tc>
@@ -11248,7 +11308,7 @@
               <w:rPr>
                 <w:sz w:val="15"/>
               </w:rPr>
-              <w:t>44.2%  ████······</w:t>
+              <w:t>43.8%  ████······</w:t>
             </w:r>
           </w:p>
         </w:tc>
@@ -11264,7 +11324,7 @@
               <w:rPr>
                 <w:sz w:val="15"/>
               </w:rPr>
-              <w:t>피로강도지수 b</w:t>
+              <w:t>항복강도</w:t>
             </w:r>
           </w:p>
         </w:tc>
@@ -11278,7 +11338,7 @@
               <w:rPr>
                 <w:sz w:val="15"/>
               </w:rPr>
-              <w:t>91 / 208</w:t>
+              <w:t>105 / 241</w:t>
             </w:r>
           </w:p>
         </w:tc>
@@ -11292,7 +11352,7 @@
               <w:rPr>
                 <w:sz w:val="15"/>
               </w:rPr>
-              <w:t>43.8%  ████······</w:t>
+              <w:t>43.6%  ████······</w:t>
             </w:r>
           </w:p>
         </w:tc>
@@ -11308,7 +11368,7 @@
           <w:b/>
           <w:sz w:val="19"/>
         </w:rPr>
-        <w:t>재료 카테고리별 tier4 — polymer 2,550 · composite 909 · metal 423 · ceramic 365 · foam 164 · rubber 76. 구멍이 거의 전부 폴리머·복합·고무·폼에 몰려 있고 금속·세라믹은 사실상 다 찼다.</w:t>
+        <w:t>재료 카테고리별 tier4 — polymer 2,550 · composite 909 · metal 426 · ceramic 365 · foam 164 · rubber 76. 구멍이 거의 전부 폴리머·복합·고무·폼에 몰려 있고 금속·세라믹은 사실상 다 찼다.</w:t>
       </w:r>
     </w:p>
     <w:tbl>
@@ -11814,7 +11874,7 @@
               <w:rPr>
                 <w:sz w:val="16"/>
               </w:rPr>
-              <w:t>895종 (polymer 394, composite 217, metal 123, ceramic 113, rubber 26, foam 22)</w:t>
+              <w:t>955종 (polymer 396, composite 239, metal 159, ceramic 113, rubber 26, foam 22)</w:t>
             </w:r>
           </w:p>
         </w:tc>
@@ -11844,7 +11904,7 @@
               <w:rPr>
                 <w:sz w:val="16"/>
               </w:rPr>
-              <w:t>24,993건</w:t>
+              <w:t>25,230건</w:t>
             </w:r>
           </w:p>
         </w:tc>
@@ -11874,7 +11934,7 @@
               <w:rPr>
                 <w:sz w:val="16"/>
               </w:rPr>
-              <w:t>2,270건 (DOI 보유 869)</w:t>
+              <w:t>2,294건 (DOI 보유 893)</w:t>
             </w:r>
           </w:p>
         </w:tc>
@@ -11934,7 +11994,7 @@
               <w:rPr>
                 <w:sz w:val="16"/>
               </w:rPr>
-              <w:t>datasheet 879 · journal 845 · database 313 · other 110 · book 72 · standard 26 · web 24 · computed 1</w:t>
+              <w:t>datasheet 879 · journal 869 · database 313 · other 110 · book 72 · standard 26 · web 24 · computed 1</w:t>
             </w:r>
           </w:p>
         </w:tc>
@@ -12009,7 +12069,7 @@
               <w:rPr>
                 <w:sz w:val="16"/>
               </w:rPr>
-              <w:t>24,015</w:t>
+              <w:t>25,570</w:t>
             </w:r>
           </w:p>
         </w:tc>
@@ -12039,7 +12099,7 @@
               <w:rPr>
                 <w:sz w:val="16"/>
               </w:rPr>
-              <w:t>15,134  (63.0%)</w:t>
+              <w:t>15,310  (59.9%)</w:t>
             </w:r>
           </w:p>
         </w:tc>
@@ -12069,7 +12129,7 @@
               <w:rPr>
                 <w:sz w:val="16"/>
               </w:rPr>
-              <w:t>9,981  (41.6%)</w:t>
+              <w:t>10,151  (39.7%)</w:t>
             </w:r>
           </w:p>
         </w:tc>
@@ -12099,7 +12159,7 @@
               <w:rPr>
                 <w:sz w:val="16"/>
               </w:rPr>
-              <w:t>5,153  (21.5%p)</w:t>
+              <w:t>5,159  (20.2%p)</w:t>
             </w:r>
           </w:p>
         </w:tc>
@@ -12129,7 +12189,7 @@
               <w:rPr>
                 <w:sz w:val="16"/>
               </w:rPr>
-              <w:t>8,881</w:t>
+              <w:t>10,260</w:t>
             </w:r>
           </w:p>
         </w:tc>
@@ -12159,7 +12219,7 @@
               <w:rPr>
                 <w:sz w:val="16"/>
               </w:rPr>
-              <w:t>331</w:t>
+              <w:t>309</w:t>
             </w:r>
           </w:p>
         </w:tc>
@@ -12189,7 +12249,7 @@
               <w:rPr>
                 <w:sz w:val="16"/>
               </w:rPr>
-              <w:t>8,550</w:t>
+              <w:t>9,951</w:t>
             </w:r>
           </w:p>
         </w:tc>
@@ -12219,7 +12279,7 @@
               <w:rPr>
                 <w:sz w:val="16"/>
               </w:rPr>
-              <w:t>14,034</w:t>
+              <w:t>15,419</w:t>
             </w:r>
           </w:p>
         </w:tc>
@@ -12310,7 +12370,7 @@
               <w:rPr>
                 <w:sz w:val="15"/>
               </w:rPr>
-              <w:t>2214</w:t>
+              <w:t>2578</w:t>
             </w:r>
           </w:p>
         </w:tc>
@@ -12354,7 +12414,7 @@
               <w:rPr>
                 <w:sz w:val="15"/>
               </w:rPr>
-              <w:t>1195</w:t>
+              <w:t>1420</w:t>
             </w:r>
           </w:p>
         </w:tc>
@@ -12398,7 +12458,7 @@
               <w:rPr>
                 <w:sz w:val="15"/>
               </w:rPr>
-              <w:t>1097</w:t>
+              <w:t>1288</w:t>
             </w:r>
           </w:p>
         </w:tc>
@@ -12442,7 +12502,7 @@
               <w:rPr>
                 <w:sz w:val="15"/>
               </w:rPr>
-              <w:t>927</w:t>
+              <w:t>1065</w:t>
             </w:r>
           </w:p>
         </w:tc>
@@ -12486,7 +12546,7 @@
               <w:rPr>
                 <w:sz w:val="15"/>
               </w:rPr>
-              <w:t>656</w:t>
+              <w:t>755</w:t>
             </w:r>
           </w:p>
         </w:tc>
@@ -12530,7 +12590,7 @@
               <w:rPr>
                 <w:sz w:val="15"/>
               </w:rPr>
-              <w:t>371</w:t>
+              <w:t>425</w:t>
             </w:r>
           </w:p>
         </w:tc>
@@ -12574,7 +12634,7 @@
               <w:rPr>
                 <w:sz w:val="15"/>
               </w:rPr>
-              <w:t>345</w:t>
+              <w:t>404</w:t>
             </w:r>
           </w:p>
         </w:tc>
@@ -12604,7 +12664,7 @@
               <w:rPr>
                 <w:sz w:val="15"/>
               </w:rPr>
-              <w:t>전기 (유전율 · 체적저항률 · 손실계수)</w:t>
+              <w:t>젖음 (접촉각 · 표면에너지)</w:t>
             </w:r>
           </w:p>
         </w:tc>
@@ -12618,7 +12678,7 @@
               <w:rPr>
                 <w:sz w:val="15"/>
               </w:rPr>
-              <w:t>335</w:t>
+              <w:t>394</w:t>
             </w:r>
           </w:p>
         </w:tc>
@@ -12632,7 +12692,7 @@
               <w:rPr>
                 <w:sz w:val="15"/>
               </w:rPr>
-              <w:t>도체는 유전율이 정의되지 않고, 저밀도 폼은 상대밀도가 지배하는데 벤더가 발표하지 않는다</w:t>
+              <w:t>커버글래스는 bare 값을 상한으로만 인쇄한다</w:t>
             </w:r>
           </w:p>
         </w:tc>
@@ -12648,7 +12708,7 @@
           <w:b/>
           <w:sz w:val="19"/>
         </w:rPr>
-        <w:t>남은 일의 성격 요약 — 3개 해석은 재료마다 딱 한 칸씩 모자라고, 낙하·충격만 2층 병목이다. 막힌 경로가 바뀌지 않는 한 남은 칸 전부는 안 닫힌다. 두 파동에 걸쳐 확인된 결론은 율속과 피로가 OA 밖(핸드북·벤더 시험보고서·유료 표준)에 있다는 것이다. 동시에, 채워진 15,134칸 중 5,153칸이 가정값이다 — 남은 칸을 닫는 것과 이미 닫은 칸의 근거를 두껍게 하는 것은 별개의 일이고 후자가 더 크다.</w:t>
+        <w:t>남은 일의 성격 요약 — 3개 해석은 재료마다 딱 한 칸씩 모자라고, 낙하·충격만 2층 병목이다. 막힌 경로가 바뀌지 않는 한 남은 칸 전부는 안 닫힌다. 두 파동에 걸쳐 확인된 결론은 율속과 피로가 OA 밖(핸드북·벤더 시험보고서·유료 표준)에 있다는 것이다. 동시에, 채워진 15,310칸 중 5,159칸이 가정값이다 — 남은 칸을 닫는 것과 이미 닫은 칸의 근거를 두껍게 하는 것은 별개의 일이고 후자가 더 크다.</w:t>
       </w:r>
     </w:p>
     <w:p>
@@ -13194,7 +13254,7 @@
           <w:b/>
           <w:sz w:val="19"/>
         </w:rPr>
-        <w:t>(가) coverage_report.py의 “유효 채움”이 부재 칸을 이중으로 센다. 구조적 부재 698칸 중 367칸에는 이미 tier4 가정값이 들어 있다(8차 방침대로라 정상이다). 그런데 지표는 이 칸을 분자에는 채운 것으로 넣고 분모에서는 빼고 있어, 해석별 유효채움이 100%를 넘는다.</w:t>
+        <w:t>(가) coverage_report.py의 “유효 채움”이 부재 칸을 이중으로 센다. 구조적 부재 523칸 중 214칸에는 이미 tier4 가정값이 들어 있다(8차 방침대로라 정상이다). 그런데 지표는 이 칸을 분자에는 채운 것으로 넣고 분모에서는 빼고 있어, 해석별 유효채움이 100%를 넘는다.</w:t>
       </w:r>
     </w:p>
     <w:tbl>
@@ -13313,7 +13373,7 @@
               <w:rPr>
                 <w:sz w:val="15"/>
               </w:rPr>
-              <w:t>116</w:t>
+              <w:t>59</w:t>
             </w:r>
           </w:p>
         </w:tc>
@@ -13327,7 +13387,7 @@
               <w:rPr>
                 <w:sz w:val="15"/>
               </w:rPr>
-              <w:t>102</w:t>
+              <w:t>51</w:t>
             </w:r>
           </w:p>
         </w:tc>
@@ -13341,7 +13401,7 @@
               <w:rPr>
                 <w:sz w:val="15"/>
               </w:rPr>
-              <w:t>67.8%</w:t>
+              <w:t>62.8%</w:t>
             </w:r>
           </w:p>
         </w:tc>
@@ -13355,7 +13415,7 @@
               <w:rPr>
                 <w:sz w:val="15"/>
               </w:rPr>
-              <w:t>63.8%</w:t>
+              <w:t>60.9%</w:t>
             </w:r>
           </w:p>
         </w:tc>
@@ -13385,7 +13445,7 @@
               <w:rPr>
                 <w:sz w:val="15"/>
               </w:rPr>
-              <w:t>232</w:t>
+              <w:t>177</w:t>
             </w:r>
           </w:p>
         </w:tc>
@@ -13399,7 +13459,7 @@
               <w:rPr>
                 <w:sz w:val="15"/>
               </w:rPr>
-              <w:t>103</w:t>
+              <w:t>52</w:t>
             </w:r>
           </w:p>
         </w:tc>
@@ -13413,7 +13473,7 @@
               <w:rPr>
                 <w:sz w:val="15"/>
               </w:rPr>
-              <w:t>63.6%</w:t>
+              <w:t>59.3%</w:t>
             </w:r>
           </w:p>
         </w:tc>
@@ -13427,7 +13487,7 @@
               <w:rPr>
                 <w:sz w:val="15"/>
               </w:rPr>
-              <w:t>61.2%</w:t>
+              <w:t>58.1%</w:t>
             </w:r>
           </w:p>
         </w:tc>
@@ -13485,7 +13545,7 @@
               <w:rPr>
                 <w:sz w:val="15"/>
               </w:rPr>
-              <w:t>66.4%</w:t>
+              <w:t>63.1%</w:t>
             </w:r>
           </w:p>
         </w:tc>
@@ -13499,7 +13559,7 @@
               <w:rPr>
                 <w:sz w:val="15"/>
               </w:rPr>
-              <w:t>66.2%</w:t>
+              <w:t>63.0%</w:t>
             </w:r>
           </w:p>
         </w:tc>
@@ -13529,7 +13589,7 @@
               <w:rPr>
                 <w:sz w:val="15"/>
               </w:rPr>
-              <w:t>116</w:t>
+              <w:t>59</w:t>
             </w:r>
           </w:p>
         </w:tc>
@@ -13543,7 +13603,7 @@
               <w:rPr>
                 <w:sz w:val="15"/>
               </w:rPr>
-              <w:t>102</w:t>
+              <w:t>51</w:t>
             </w:r>
           </w:p>
         </w:tc>
@@ -13557,7 +13617,7 @@
               <w:rPr>
                 <w:sz w:val="15"/>
               </w:rPr>
-              <w:t>67.5%</w:t>
+              <w:t>62.7%</w:t>
             </w:r>
           </w:p>
         </w:tc>
@@ -13571,7 +13631,7 @@
               <w:rPr>
                 <w:sz w:val="15"/>
               </w:rPr>
-              <w:t>64.5%</w:t>
+              <w:t>61.4%</w:t>
             </w:r>
           </w:p>
         </w:tc>
@@ -13629,7 +13689,7 @@
               <w:rPr>
                 <w:sz w:val="15"/>
               </w:rPr>
-              <w:t>65.4%</w:t>
+              <w:t>62.0%</w:t>
             </w:r>
           </w:p>
         </w:tc>
@@ -13643,7 +13703,7 @@
               <w:rPr>
                 <w:sz w:val="15"/>
               </w:rPr>
-              <w:t>65.3%</w:t>
+              <w:t>61.9%</w:t>
             </w:r>
           </w:p>
         </w:tc>
@@ -13701,7 +13761,7 @@
               <w:rPr>
                 <w:sz w:val="15"/>
               </w:rPr>
-              <w:t>67.7%</w:t>
+              <w:t>66.1%</w:t>
             </w:r>
           </w:p>
         </w:tc>
@@ -13715,7 +13775,7 @@
               <w:rPr>
                 <w:sz w:val="15"/>
               </w:rPr>
-              <w:t>67.6%</w:t>
+              <w:t>66.0%</w:t>
             </w:r>
           </w:p>
         </w:tc>
@@ -13745,7 +13805,7 @@
               <w:rPr>
                 <w:sz w:val="15"/>
               </w:rPr>
-              <w:t>58</w:t>
+              <w:t>59</w:t>
             </w:r>
           </w:p>
         </w:tc>
@@ -13773,7 +13833,7 @@
               <w:rPr>
                 <w:sz w:val="15"/>
               </w:rPr>
-              <w:t>66.1%</w:t>
+              <w:t>63.1%</w:t>
             </w:r>
           </w:p>
         </w:tc>
@@ -13787,7 +13847,7 @@
               <w:rPr>
                 <w:sz w:val="15"/>
               </w:rPr>
-              <w:t>60.0%</w:t>
+              <w:t>57.4%</w:t>
             </w:r>
           </w:p>
         </w:tc>
@@ -13803,7 +13863,7 @@
           <w:b/>
           <w:sz w:val="19"/>
         </w:rPr>
-        <w:t>리포트가 인쇄하는 “남은 일은 8881칸이 아니라 8183칸이다”도 같은 이유로 과소치다. 정직한 값은 8550칸이다(8881 − 331, 331 = 부재이면서 아직 비어 있는 칸). 이 문서의 5·10절은 그 값을 쓴다.</w:t>
+        <w:t>리포트가 인쇄하는 “남은 일은 10260칸이 아니라 9737칸이다”도 같은 이유로 과소치다. 정직한 값은 9951칸이다(10260 − 309, 309 = 부재이면서 아직 비어 있는 칸). 이 문서의 5·10절은 그 값을 쓴다.</w:t>
       </w:r>
     </w:p>
     <w:p>

--- a/MaterialTwin_물성수집_방법론.docx
+++ b/MaterialTwin_물성수집_방법론.docx
@@ -31,7 +31,7 @@
           <w:color w:val="606060"/>
           <w:sz w:val="18"/>
         </w:rPr>
-        <w:t>2026-08-14 · 재료 955종 · 물성값 25,230건 · 출처 2,294건 · 물성 정의 170종</w:t>
+        <w:t>2026-08-14 · 재료 951종 · 물성값 25,242건 · 출처 2,294건 · 물성 정의 170종</w:t>
       </w:r>
     </w:p>
     <w:p/>
@@ -108,7 +108,7 @@
           <w:b/>
           <w:sz w:val="19"/>
         </w:rPr>
-        <w:t>카탈로그는 재료 955종 × 물성 정의 170종이다. 그러나 이 8만여 칸을 다 세지 않는다. 알루미나에 투습도를 요구하거나 벌크 금속에 층두께를 요구하면 없는 결함을 만들어내는 지표가 된다(실제로 그렇게 세다가 벤딩을 8%, 결로를 4%로 잘못 셌다). 대신 해석 13종이 실제로 요구하는 (재료 × 필수물성) 격자 25,570칸을 센다.</w:t>
+        <w:t>카탈로그는 재료 951종 × 물성 정의 170종이다. 그러나 이 8만여 칸을 다 세지 않는다. 알루미나에 투습도를 요구하거나 벌크 금속에 층두께를 요구하면 없는 결함을 만들어내는 지표가 된다(실제로 그렇게 세다가 벤딩을 8%, 결로를 4%로 잘못 셌다). 대신 해석 13종이 실제로 요구하는 (재료 × 필수물성) 격자 25,462칸을 센다.</w:t>
       </w:r>
     </w:p>
     <w:tbl>
@@ -227,7 +227,7 @@
               <w:rPr>
                 <w:sz w:val="14"/>
               </w:rPr>
-              <w:t>955종</w:t>
+              <w:t>951종</w:t>
             </w:r>
           </w:p>
         </w:tc>
@@ -269,7 +269,7 @@
               <w:rPr>
                 <w:sz w:val="14"/>
               </w:rPr>
-              <w:t>2,865</w:t>
+              <w:t>2,853</w:t>
             </w:r>
           </w:p>
         </w:tc>
@@ -299,7 +299,7 @@
               <w:rPr>
                 <w:sz w:val="14"/>
               </w:rPr>
-              <w:t>955종</w:t>
+              <w:t>951종</w:t>
             </w:r>
           </w:p>
         </w:tc>
@@ -341,7 +341,7 @@
               <w:rPr>
                 <w:sz w:val="14"/>
               </w:rPr>
-              <w:t>4,775</w:t>
+              <w:t>4,755</w:t>
             </w:r>
           </w:p>
         </w:tc>
@@ -371,7 +371,7 @@
               <w:rPr>
                 <w:sz w:val="14"/>
               </w:rPr>
-              <w:t>955종</w:t>
+              <w:t>951종</w:t>
             </w:r>
           </w:p>
         </w:tc>
@@ -413,7 +413,7 @@
               <w:rPr>
                 <w:sz w:val="14"/>
               </w:rPr>
-              <w:t>2,865</w:t>
+              <w:t>2,853</w:t>
             </w:r>
           </w:p>
         </w:tc>
@@ -443,7 +443,7 @@
               <w:rPr>
                 <w:sz w:val="14"/>
               </w:rPr>
-              <w:t>955종</w:t>
+              <w:t>951종</w:t>
             </w:r>
           </w:p>
         </w:tc>
@@ -485,7 +485,7 @@
               <w:rPr>
                 <w:sz w:val="14"/>
               </w:rPr>
-              <w:t>3,820</w:t>
+              <w:t>3,804</w:t>
             </w:r>
           </w:p>
         </w:tc>
@@ -587,7 +587,7 @@
               <w:rPr>
                 <w:sz w:val="14"/>
               </w:rPr>
-              <w:t>955종</w:t>
+              <w:t>951종</w:t>
             </w:r>
           </w:p>
         </w:tc>
@@ -629,7 +629,7 @@
               <w:rPr>
                 <w:sz w:val="14"/>
               </w:rPr>
-              <w:t>3,820</w:t>
+              <w:t>3,804</w:t>
             </w:r>
           </w:p>
         </w:tc>
@@ -659,7 +659,7 @@
               <w:rPr>
                 <w:sz w:val="14"/>
               </w:rPr>
-              <w:t>683종</w:t>
+              <w:t>679종</w:t>
             </w:r>
           </w:p>
         </w:tc>
@@ -701,7 +701,7 @@
               <w:rPr>
                 <w:sz w:val="14"/>
               </w:rPr>
-              <w:t>2,732</w:t>
+              <w:t>2,716</w:t>
             </w:r>
           </w:p>
         </w:tc>
@@ -875,7 +875,7 @@
               <w:rPr>
                 <w:sz w:val="14"/>
               </w:rPr>
-              <w:t>955종</w:t>
+              <w:t>951종</w:t>
             </w:r>
           </w:p>
         </w:tc>
@@ -917,7 +917,7 @@
               <w:rPr>
                 <w:sz w:val="14"/>
               </w:rPr>
-              <w:t>955</w:t>
+              <w:t>951</w:t>
             </w:r>
           </w:p>
         </w:tc>
@@ -947,7 +947,7 @@
               <w:rPr>
                 <w:sz w:val="14"/>
               </w:rPr>
-              <w:t>511종</w:t>
+              <w:t>507종</w:t>
             </w:r>
           </w:p>
         </w:tc>
@@ -989,7 +989,7 @@
               <w:rPr>
                 <w:sz w:val="14"/>
               </w:rPr>
-              <w:t>1,533</w:t>
+              <w:t>1,521</w:t>
             </w:r>
           </w:p>
         </w:tc>
@@ -1291,7 +1291,7 @@
               <w:rPr>
                 <w:sz w:val="16"/>
               </w:rPr>
-              <w:t>13,179</w:t>
+              <w:t>13,191</w:t>
             </w:r>
           </w:p>
         </w:tc>
@@ -1305,7 +1305,7 @@
               <w:rPr>
                 <w:sz w:val="16"/>
               </w:rPr>
-              <w:t>52.2%</w:t>
+              <w:t>52.3%</w:t>
             </w:r>
           </w:p>
         </w:tc>
@@ -4045,7 +4045,7 @@
               <w:rPr>
                 <w:sz w:val="15"/>
               </w:rPr>
-              <w:t>2578</w:t>
+              <w:t>2550</w:t>
             </w:r>
           </w:p>
         </w:tc>
@@ -4059,7 +4059,7 @@
               <w:rPr>
                 <w:sz w:val="15"/>
               </w:rPr>
-              <w:t>363</w:t>
+              <w:t>359</w:t>
             </w:r>
           </w:p>
         </w:tc>
@@ -4103,7 +4103,7 @@
               <w:rPr>
                 <w:sz w:val="15"/>
               </w:rPr>
-              <w:t>1420</w:t>
+              <w:t>1404</w:t>
             </w:r>
           </w:p>
         </w:tc>
@@ -4117,7 +4117,7 @@
               <w:rPr>
                 <w:sz w:val="15"/>
               </w:rPr>
-              <w:t>348</w:t>
+              <w:t>344</w:t>
             </w:r>
           </w:p>
         </w:tc>
@@ -4161,7 +4161,7 @@
               <w:rPr>
                 <w:sz w:val="15"/>
               </w:rPr>
-              <w:t>1288</w:t>
+              <w:t>1276</w:t>
             </w:r>
           </w:p>
         </w:tc>
@@ -4175,7 +4175,7 @@
               <w:rPr>
                 <w:sz w:val="15"/>
               </w:rPr>
-              <w:t>385</w:t>
+              <w:t>381</w:t>
             </w:r>
           </w:p>
         </w:tc>
@@ -4219,7 +4219,7 @@
               <w:rPr>
                 <w:sz w:val="15"/>
               </w:rPr>
-              <w:t>1065</w:t>
+              <w:t>1053</w:t>
             </w:r>
           </w:p>
         </w:tc>
@@ -4233,7 +4233,7 @@
               <w:rPr>
                 <w:sz w:val="15"/>
               </w:rPr>
-              <w:t>400</w:t>
+              <w:t>396</w:t>
             </w:r>
           </w:p>
         </w:tc>
@@ -4277,7 +4277,7 @@
               <w:rPr>
                 <w:sz w:val="15"/>
               </w:rPr>
-              <w:t>755</w:t>
+              <w:t>743</w:t>
             </w:r>
           </w:p>
         </w:tc>
@@ -4291,7 +4291,7 @@
               <w:rPr>
                 <w:sz w:val="15"/>
               </w:rPr>
-              <w:t>296</w:t>
+              <w:t>292</w:t>
             </w:r>
           </w:p>
         </w:tc>
@@ -4305,7 +4305,7 @@
               <w:rPr>
                 <w:sz w:val="15"/>
               </w:rPr>
-              <w:t>2.55</w:t>
+              <w:t>2.54</w:t>
             </w:r>
           </w:p>
         </w:tc>
@@ -4335,7 +4335,7 @@
               <w:rPr>
                 <w:sz w:val="15"/>
               </w:rPr>
-              <w:t>425</w:t>
+              <w:t>421</w:t>
             </w:r>
           </w:p>
         </w:tc>
@@ -4349,7 +4349,7 @@
               <w:rPr>
                 <w:sz w:val="15"/>
               </w:rPr>
-              <w:t>425</w:t>
+              <w:t>421</w:t>
             </w:r>
           </w:p>
         </w:tc>
@@ -4393,7 +4393,7 @@
               <w:rPr>
                 <w:sz w:val="15"/>
               </w:rPr>
-              <w:t>404</w:t>
+              <w:t>400</w:t>
             </w:r>
           </w:p>
         </w:tc>
@@ -4407,7 +4407,7 @@
               <w:rPr>
                 <w:sz w:val="15"/>
               </w:rPr>
-              <w:t>404</w:t>
+              <w:t>400</w:t>
             </w:r>
           </w:p>
         </w:tc>
@@ -4451,7 +4451,7 @@
               <w:rPr>
                 <w:sz w:val="15"/>
               </w:rPr>
-              <w:t>394</w:t>
+              <w:t>390</w:t>
             </w:r>
           </w:p>
         </w:tc>
@@ -4465,7 +4465,7 @@
               <w:rPr>
                 <w:sz w:val="15"/>
               </w:rPr>
-              <w:t>394</w:t>
+              <w:t>390</w:t>
             </w:r>
           </w:p>
         </w:tc>
@@ -4509,7 +4509,7 @@
               <w:rPr>
                 <w:sz w:val="15"/>
               </w:rPr>
-              <w:t>382</w:t>
+              <w:t>378</w:t>
             </w:r>
           </w:p>
         </w:tc>
@@ -4523,7 +4523,7 @@
               <w:rPr>
                 <w:sz w:val="15"/>
               </w:rPr>
-              <w:t>382</w:t>
+              <w:t>378</w:t>
             </w:r>
           </w:p>
         </w:tc>
@@ -4567,7 +4567,7 @@
               <w:rPr>
                 <w:sz w:val="15"/>
               </w:rPr>
-              <w:t>357</w:t>
+              <w:t>353</w:t>
             </w:r>
           </w:p>
         </w:tc>
@@ -4581,7 +4581,7 @@
               <w:rPr>
                 <w:sz w:val="15"/>
               </w:rPr>
-              <w:t>357</w:t>
+              <w:t>353</w:t>
             </w:r>
           </w:p>
         </w:tc>
@@ -4625,7 +4625,7 @@
               <w:rPr>
                 <w:sz w:val="15"/>
               </w:rPr>
-              <w:t>326</w:t>
+              <w:t>322</w:t>
             </w:r>
           </w:p>
         </w:tc>
@@ -4639,7 +4639,7 @@
               <w:rPr>
                 <w:sz w:val="15"/>
               </w:rPr>
-              <w:t>326</w:t>
+              <w:t>322</w:t>
             </w:r>
           </w:p>
         </w:tc>
@@ -4683,7 +4683,7 @@
               <w:rPr>
                 <w:sz w:val="15"/>
               </w:rPr>
-              <w:t>238</w:t>
+              <w:t>233</w:t>
             </w:r>
           </w:p>
         </w:tc>
@@ -4697,7 +4697,7 @@
               <w:rPr>
                 <w:sz w:val="15"/>
               </w:rPr>
-              <w:t>238</w:t>
+              <w:t>233</w:t>
             </w:r>
           </w:p>
         </w:tc>
@@ -5017,7 +5017,7 @@
           <w:b/>
           <w:sz w:val="19"/>
         </w:rPr>
-        <w:t>칸/재료 최고가 physical.density의 7.10인데 대상이 363종뿐이다. 8차의 밀도(6.7칸 × 134종) 같은 덩어리는 더 이상 없다. 기본 물성이 닫히면 이 척도는 스스로 수명을 다한다.</w:t>
+        <w:t>칸/재료 최고가 physical.density의 7.10인데 대상이 359종뿐이다. 8차의 밀도(6.7칸 × 134종) 같은 덩어리는 더 이상 없다. 기본 물성이 닫히면 이 척도는 스스로 수명을 다한다.</w:t>
       </w:r>
     </w:p>
     <w:p>
@@ -5678,7 +5678,7 @@
               <w:rPr>
                 <w:sz w:val="16"/>
               </w:rPr>
-              <w:t>15종</w:t>
+              <w:t>16종</w:t>
             </w:r>
           </w:p>
         </w:tc>
@@ -5708,7 +5708,7 @@
               <w:rPr>
                 <w:sz w:val="16"/>
               </w:rPr>
-              <w:t>19종</w:t>
+              <w:t>14종</w:t>
             </w:r>
           </w:p>
         </w:tc>
@@ -5948,7 +5948,7 @@
               <w:rPr>
                 <w:sz w:val="16"/>
               </w:rPr>
-              <w:t>517종 / 955종</w:t>
+              <w:t>513종 / 951종</w:t>
             </w:r>
           </w:p>
         </w:tc>
@@ -6071,7 +6071,7 @@
               <w:rPr>
                 <w:sz w:val="16"/>
               </w:rPr>
-              <w:t>462종</w:t>
+              <w:t>458종</w:t>
             </w:r>
           </w:p>
         </w:tc>
@@ -6113,7 +6113,7 @@
               <w:rPr>
                 <w:sz w:val="16"/>
               </w:rPr>
-              <w:t>384종</w:t>
+              <w:t>380종</w:t>
             </w:r>
           </w:p>
         </w:tc>
@@ -6143,7 +6143,7 @@
               <w:rPr>
                 <w:sz w:val="16"/>
               </w:rPr>
-              <w:t>443종</w:t>
+              <w:t>439종</w:t>
             </w:r>
           </w:p>
         </w:tc>
@@ -6185,7 +6185,7 @@
               <w:rPr>
                 <w:sz w:val="16"/>
               </w:rPr>
-              <w:t>387종</w:t>
+              <w:t>383종</w:t>
             </w:r>
           </w:p>
         </w:tc>
@@ -6215,7 +6215,7 @@
               <w:rPr>
                 <w:sz w:val="16"/>
               </w:rPr>
-              <w:t>411종</w:t>
+              <w:t>407종</w:t>
             </w:r>
           </w:p>
         </w:tc>
@@ -6257,7 +6257,7 @@
               <w:rPr>
                 <w:sz w:val="16"/>
               </w:rPr>
-              <w:t>357종</w:t>
+              <w:t>353종</w:t>
             </w:r>
           </w:p>
         </w:tc>
@@ -6287,7 +6287,7 @@
               <w:rPr>
                 <w:sz w:val="16"/>
               </w:rPr>
-              <w:t>408종</w:t>
+              <w:t>404종</w:t>
             </w:r>
           </w:p>
         </w:tc>
@@ -6329,7 +6329,7 @@
               <w:rPr>
                 <w:sz w:val="16"/>
               </w:rPr>
-              <w:t>259종</w:t>
+              <w:t>255종</w:t>
             </w:r>
           </w:p>
         </w:tc>
@@ -6359,7 +6359,7 @@
               <w:rPr>
                 <w:sz w:val="16"/>
               </w:rPr>
-              <w:t>395종</w:t>
+              <w:t>391종</w:t>
             </w:r>
           </w:p>
         </w:tc>
@@ -6401,7 +6401,7 @@
               <w:rPr>
                 <w:sz w:val="16"/>
               </w:rPr>
-              <w:t>318종</w:t>
+              <w:t>314종</w:t>
             </w:r>
           </w:p>
         </w:tc>
@@ -6431,7 +6431,7 @@
               <w:rPr>
                 <w:sz w:val="16"/>
               </w:rPr>
-              <w:t>382종</w:t>
+              <w:t>378종</w:t>
             </w:r>
           </w:p>
         </w:tc>
@@ -6445,7 +6445,7 @@
               <w:rPr>
                 <w:sz w:val="16"/>
               </w:rPr>
-              <w:t>382종</w:t>
+              <w:t>378종</w:t>
             </w:r>
           </w:p>
         </w:tc>
@@ -6503,7 +6503,7 @@
               <w:rPr>
                 <w:sz w:val="16"/>
               </w:rPr>
-              <w:t>329종</w:t>
+              <w:t>325종</w:t>
             </w:r>
           </w:p>
         </w:tc>
@@ -6545,7 +6545,7 @@
               <w:rPr>
                 <w:sz w:val="16"/>
               </w:rPr>
-              <w:t>231종</w:t>
+              <w:t>227종</w:t>
             </w:r>
           </w:p>
         </w:tc>
@@ -6575,7 +6575,7 @@
               <w:rPr>
                 <w:sz w:val="16"/>
               </w:rPr>
-              <w:t>270종</w:t>
+              <w:t>266종</w:t>
             </w:r>
           </w:p>
         </w:tc>
@@ -6617,7 +6617,7 @@
               <w:rPr>
                 <w:sz w:val="16"/>
               </w:rPr>
-              <w:t>242종</w:t>
+              <w:t>238종</w:t>
             </w:r>
           </w:p>
         </w:tc>
@@ -7005,7 +7005,7 @@
           <w:b w:val="0"/>
           <w:sz w:val="19"/>
         </w:rPr>
-        <w:t>예외는 구조·강성(383종이 2칸 이상) · 낙하·충격(408종이 2칸 이상) · 열전달·방열(392종이 2칸 이상) · 열응력·워피지(391종이 2칸 이상) · 폴더블 벤딩(133종이 2칸 이상) · 결로(표면)(408종이 2칸 이상) · 결로(투습)(266종이 2칸 이상) · 초탄성(실링·완충)(2종이 2칸 이상) · 접착·박리(105종이 2칸 이상) · 피로·수명(288종이 2칸 이상)이다. 여기는 한 배치로 안 닫히는 다층 병목이다.</w:t>
+        <w:t>예외는 구조·강성(379종이 2칸 이상) · 낙하·충격(404종이 2칸 이상) · 열전달·방열(388종이 2칸 이상) · 열응력·워피지(387종이 2칸 이상) · 폴더블 벤딩(133종이 2칸 이상) · 결로(표면)(404종이 2칸 이상) · 결로(투습)(262종이 2칸 이상) · 초탄성(실링·완충)(2종이 2칸 이상) · 접착·박리(105종이 2칸 이상) · 피로·수명(284종이 2칸 이상)이다. 여기는 한 배치로 안 닫히는 다층 병목이다.</w:t>
       </w:r>
     </w:p>
     <w:p>
@@ -7490,7 +7490,7 @@
               <w:rPr>
                 <w:sz w:val="15"/>
               </w:rPr>
-              <w:t>955</w:t>
+              <w:t>951</w:t>
             </w:r>
           </w:p>
         </w:tc>
@@ -7504,7 +7504,7 @@
               <w:rPr>
                 <w:sz w:val="15"/>
               </w:rPr>
-              <w:t>61.5%  █████···</w:t>
+              <w:t>61.7%  █████···</w:t>
             </w:r>
           </w:p>
         </w:tc>
@@ -7518,7 +7518,7 @@
               <w:rPr>
                 <w:sz w:val="15"/>
               </w:rPr>
-              <w:t>37.8%</w:t>
+              <w:t>38.0%</w:t>
             </w:r>
           </w:p>
         </w:tc>
@@ -7532,7 +7532,7 @@
               <w:rPr>
                 <w:sz w:val="15"/>
               </w:rPr>
-              <w:t>58.6%</w:t>
+              <w:t>58.9%</w:t>
             </w:r>
           </w:p>
         </w:tc>
@@ -7546,7 +7546,7 @@
               <w:rPr>
                 <w:sz w:val="15"/>
               </w:rPr>
-              <w:t>56.8%</w:t>
+              <w:t>57.1%</w:t>
             </w:r>
           </w:p>
         </w:tc>
@@ -7560,7 +7560,7 @@
               <w:rPr>
                 <w:sz w:val="15"/>
               </w:rPr>
-              <w:t>20.8%</w:t>
+              <w:t>20.9%</w:t>
             </w:r>
           </w:p>
         </w:tc>
@@ -7590,7 +7590,7 @@
               <w:rPr>
                 <w:sz w:val="15"/>
               </w:rPr>
-              <w:t>955</w:t>
+              <w:t>951</w:t>
             </w:r>
           </w:p>
         </w:tc>
@@ -7604,7 +7604,7 @@
               <w:rPr>
                 <w:sz w:val="15"/>
               </w:rPr>
-              <w:t>57.1%  █████···</w:t>
+              <w:t>57.3%  █████···</w:t>
             </w:r>
           </w:p>
         </w:tc>
@@ -7618,7 +7618,7 @@
               <w:rPr>
                 <w:sz w:val="15"/>
               </w:rPr>
-              <w:t>30.8%</w:t>
+              <w:t>31.0%</w:t>
             </w:r>
           </w:p>
         </w:tc>
@@ -7632,7 +7632,7 @@
               <w:rPr>
                 <w:sz w:val="15"/>
               </w:rPr>
-              <w:t>48.3%</w:t>
+              <w:t>48.5%</w:t>
             </w:r>
           </w:p>
         </w:tc>
@@ -7646,7 +7646,7 @@
               <w:rPr>
                 <w:sz w:val="15"/>
               </w:rPr>
-              <w:t>51.5%</w:t>
+              <w:t>51.7%</w:t>
             </w:r>
           </w:p>
         </w:tc>
@@ -7690,7 +7690,7 @@
               <w:rPr>
                 <w:sz w:val="15"/>
               </w:rPr>
-              <w:t>955</w:t>
+              <w:t>951</w:t>
             </w:r>
           </w:p>
         </w:tc>
@@ -7704,7 +7704,7 @@
               <w:rPr>
                 <w:sz w:val="15"/>
               </w:rPr>
-              <w:t>63.0%  █████···</w:t>
+              <w:t>63.3%  █████···</w:t>
             </w:r>
           </w:p>
         </w:tc>
@@ -7718,7 +7718,7 @@
               <w:rPr>
                 <w:sz w:val="15"/>
               </w:rPr>
-              <w:t>44.5%</w:t>
+              <w:t>44.7%</w:t>
             </w:r>
           </w:p>
         </w:tc>
@@ -7732,7 +7732,7 @@
               <w:rPr>
                 <w:sz w:val="15"/>
               </w:rPr>
-              <w:t>57.3%</w:t>
+              <w:t>57.5%</w:t>
             </w:r>
           </w:p>
         </w:tc>
@@ -7746,7 +7746,7 @@
               <w:rPr>
                 <w:sz w:val="15"/>
               </w:rPr>
-              <w:t>57.2%</w:t>
+              <w:t>57.4%</w:t>
             </w:r>
           </w:p>
         </w:tc>
@@ -7760,7 +7760,7 @@
               <w:rPr>
                 <w:sz w:val="15"/>
               </w:rPr>
-              <w:t>22.5%</w:t>
+              <w:t>22.6%</w:t>
             </w:r>
           </w:p>
         </w:tc>
@@ -7790,7 +7790,7 @@
               <w:rPr>
                 <w:sz w:val="15"/>
               </w:rPr>
-              <w:t>955</w:t>
+              <w:t>951</w:t>
             </w:r>
           </w:p>
         </w:tc>
@@ -7804,7 +7804,7 @@
               <w:rPr>
                 <w:sz w:val="15"/>
               </w:rPr>
-              <w:t>61.8%  █████···</w:t>
+              <w:t>62.0%  █████···</w:t>
             </w:r>
           </w:p>
         </w:tc>
@@ -7818,7 +7818,7 @@
               <w:rPr>
                 <w:sz w:val="15"/>
               </w:rPr>
-              <w:t>38.8%</w:t>
+              <w:t>39.0%</w:t>
             </w:r>
           </w:p>
         </w:tc>
@@ -7832,7 +7832,7 @@
               <w:rPr>
                 <w:sz w:val="15"/>
               </w:rPr>
-              <w:t>57.0%</w:t>
+              <w:t>57.2%</w:t>
             </w:r>
           </w:p>
         </w:tc>
@@ -7846,7 +7846,7 @@
               <w:rPr>
                 <w:sz w:val="15"/>
               </w:rPr>
-              <w:t>55.0%</w:t>
+              <w:t>55.3%</w:t>
             </w:r>
           </w:p>
         </w:tc>
@@ -7860,7 +7860,7 @@
               <w:rPr>
                 <w:sz w:val="15"/>
               </w:rPr>
-              <w:t>18.2%</w:t>
+              <w:t>18.3%</w:t>
             </w:r>
           </w:p>
         </w:tc>
@@ -7990,7 +7990,7 @@
               <w:rPr>
                 <w:sz w:val="15"/>
               </w:rPr>
-              <w:t>955</w:t>
+              <w:t>951</w:t>
             </w:r>
           </w:p>
         </w:tc>
@@ -8004,7 +8004,7 @@
               <w:rPr>
                 <w:sz w:val="15"/>
               </w:rPr>
-              <w:t>61.8%  █████···</w:t>
+              <w:t>62.1%  █████···</w:t>
             </w:r>
           </w:p>
         </w:tc>
@@ -8018,7 +8018,7 @@
               <w:rPr>
                 <w:sz w:val="15"/>
               </w:rPr>
-              <w:t>45.2%</w:t>
+              <w:t>45.3%</w:t>
             </w:r>
           </w:p>
         </w:tc>
@@ -8032,7 +8032,7 @@
               <w:rPr>
                 <w:sz w:val="15"/>
               </w:rPr>
-              <w:t>51.2%</w:t>
+              <w:t>51.4%</w:t>
             </w:r>
           </w:p>
         </w:tc>
@@ -8046,7 +8046,7 @@
               <w:rPr>
                 <w:sz w:val="15"/>
               </w:rPr>
-              <w:t>51.5%</w:t>
+              <w:t>51.7%</w:t>
             </w:r>
           </w:p>
         </w:tc>
@@ -8060,7 +8060,7 @@
               <w:rPr>
                 <w:sz w:val="15"/>
               </w:rPr>
-              <w:t>20.1%</w:t>
+              <w:t>20.2%</w:t>
             </w:r>
           </w:p>
         </w:tc>
@@ -8090,7 +8090,7 @@
               <w:rPr>
                 <w:sz w:val="15"/>
               </w:rPr>
-              <w:t>683</w:t>
+              <w:t>679</w:t>
             </w:r>
           </w:p>
         </w:tc>
@@ -8104,7 +8104,7 @@
               <w:rPr>
                 <w:sz w:val="15"/>
               </w:rPr>
-              <w:t>64.8%  █████···</w:t>
+              <w:t>65.2%  █████···</w:t>
             </w:r>
           </w:p>
         </w:tc>
@@ -8118,7 +8118,7 @@
               <w:rPr>
                 <w:sz w:val="15"/>
               </w:rPr>
-              <w:t>43.5%</w:t>
+              <w:t>43.8%</w:t>
             </w:r>
           </w:p>
         </w:tc>
@@ -8132,7 +8132,7 @@
               <w:rPr>
                 <w:sz w:val="15"/>
               </w:rPr>
-              <w:t>53.1%</w:t>
+              <w:t>53.5%</w:t>
             </w:r>
           </w:p>
         </w:tc>
@@ -8146,7 +8146,7 @@
               <w:rPr>
                 <w:sz w:val="15"/>
               </w:rPr>
-              <w:t>57.6%</w:t>
+              <w:t>57.9%</w:t>
             </w:r>
           </w:p>
         </w:tc>
@@ -8160,7 +8160,7 @@
               <w:rPr>
                 <w:sz w:val="15"/>
               </w:rPr>
-              <w:t>16.8%</w:t>
+              <w:t>16.9%</w:t>
             </w:r>
           </w:p>
         </w:tc>
@@ -8390,7 +8390,7 @@
               <w:rPr>
                 <w:sz w:val="15"/>
               </w:rPr>
-              <w:t>955</w:t>
+              <w:t>951</w:t>
             </w:r>
           </w:p>
         </w:tc>
@@ -8404,7 +8404,7 @@
               <w:rPr>
                 <w:sz w:val="15"/>
               </w:rPr>
-              <w:t>59.2%  █████···</w:t>
+              <w:t>59.4%  █████···</w:t>
             </w:r>
           </w:p>
         </w:tc>
@@ -8418,7 +8418,7 @@
               <w:rPr>
                 <w:sz w:val="15"/>
               </w:rPr>
-              <w:t>45.0%</w:t>
+              <w:t>45.2%</w:t>
             </w:r>
           </w:p>
         </w:tc>
@@ -8432,7 +8432,7 @@
               <w:rPr>
                 <w:sz w:val="15"/>
               </w:rPr>
-              <w:t>59.2%</w:t>
+              <w:t>59.4%</w:t>
             </w:r>
           </w:p>
         </w:tc>
@@ -8446,7 +8446,7 @@
               <w:rPr>
                 <w:sz w:val="15"/>
               </w:rPr>
-              <w:t>57.4%</w:t>
+              <w:t>57.6%</w:t>
             </w:r>
           </w:p>
         </w:tc>
@@ -8460,7 +8460,7 @@
               <w:rPr>
                 <w:sz w:val="15"/>
               </w:rPr>
-              <w:t>45.0%</w:t>
+              <w:t>45.2%</w:t>
             </w:r>
           </w:p>
         </w:tc>
@@ -8490,7 +8490,7 @@
               <w:rPr>
                 <w:sz w:val="15"/>
               </w:rPr>
-              <w:t>511</w:t>
+              <w:t>507</w:t>
             </w:r>
           </w:p>
         </w:tc>
@@ -8504,7 +8504,7 @@
               <w:rPr>
                 <w:sz w:val="15"/>
               </w:rPr>
-              <w:t>40.6%  ███·····</w:t>
+              <w:t>41.0%  ███·····</w:t>
             </w:r>
           </w:p>
         </w:tc>
@@ -8518,7 +8518,7 @@
               <w:rPr>
                 <w:sz w:val="15"/>
               </w:rPr>
-              <w:t>35.2%</w:t>
+              <w:t>35.5%</w:t>
             </w:r>
           </w:p>
         </w:tc>
@@ -8532,7 +8532,7 @@
               <w:rPr>
                 <w:sz w:val="15"/>
               </w:rPr>
-              <w:t>23.9%</w:t>
+              <w:t>24.1%</w:t>
             </w:r>
           </w:p>
         </w:tc>
@@ -8546,7 +8546,7 @@
               <w:rPr>
                 <w:sz w:val="15"/>
               </w:rPr>
-              <w:t>27.2%</w:t>
+              <w:t>27.4%</w:t>
             </w:r>
           </w:p>
         </w:tc>
@@ -8560,7 +8560,7 @@
               <w:rPr>
                 <w:sz w:val="15"/>
               </w:rPr>
-              <w:t>13.5%</w:t>
+              <w:t>13.6%</w:t>
             </w:r>
           </w:p>
         </w:tc>
@@ -8803,7 +8803,7 @@
               <w:rPr>
                 <w:sz w:val="15"/>
               </w:rPr>
-              <w:t>59.9%</w:t>
+              <w:t>60.1%</w:t>
             </w:r>
           </w:p>
         </w:tc>
@@ -8817,7 +8817,7 @@
               <w:rPr>
                 <w:sz w:val="15"/>
               </w:rPr>
-              <w:t>39.7%</w:t>
+              <w:t>39.9%</w:t>
             </w:r>
           </w:p>
         </w:tc>
@@ -8880,7 +8880,7 @@
           <w:b/>
           <w:sz w:val="19"/>
         </w:rPr>
-        <w:t>(가) 셀 채움만 보면 “거의 다 됐다”로 읽힌다. 구조·강성은 셀 61.5%다. 그런데 실측기반은 37.8%이고, 실측만으로 카드가 나오는 재료는 20.8%(199종)뿐이다. 전체로는 5,159칸(20.2%p)이 가정값이 만든 착시다.</w:t>
+        <w:t>(가) 셀 채움만 보면 “거의 다 됐다”로 읽힌다. 구조·강성은 셀 61.7%다. 그런데 실측기반은 38.0%이고, 실측만으로 카드가 나오는 재료는 20.9%(199종)뿐이다. 전체로는 5,159칸(20.3%p)이 가정값이 만든 착시다.</w:t>
       </w:r>
     </w:p>
     <w:p>
@@ -8892,7 +8892,7 @@
           <w:b w:val="0"/>
           <w:sz w:val="19"/>
         </w:rPr>
-        <w:t>(나) 재료 준비만 보면 “실측으로 서 있는 줄” 안다. 열전달·방열은 준비율 57.3%(547종)인데 실측 기준으로는 22.5%(215종)다. 덱은 547종이 돌지만 그중 332종은 가정값을 딛고 서 있다.</w:t>
+        <w:t>(나) 재료 준비만 보면 “실측으로 서 있는 줄” 안다. 열전달·방열은 준비율 57.5%(547종)인데 실측 기준으로는 22.6%(215종)다. 덱은 547종이 돌지만 그중 332종은 가정값을 딛고 서 있다.</w:t>
       </w:r>
     </w:p>
     <w:p>
@@ -8904,7 +8904,7 @@
           <w:b w:val="0"/>
           <w:sz w:val="19"/>
         </w:rPr>
-        <w:t>(다) 셀 채움과 재료 준비가 크게 갈리는 자리가 진짜 병목이다. 피로·수명은 셀 40.6%인데 준비 23.9%다. 재료마다 비어 있는 칸이 다르면 이렇게 벌어진다. 반대로 전기·EMI는 두 수치가 같다 — 택일군 하나짜리 해석이라 채운 칸이 곧 준비된 재료다.</w:t>
+        <w:t>(다) 셀 채움과 재료 준비가 크게 갈리는 자리가 진짜 병목이다. 피로·수명은 셀 41.0%인데 준비 24.1%다. 재료마다 비어 있는 칸이 다르면 이렇게 벌어진다. 반대로 전기·EMI는 두 수치가 같다 — 택일군 하나짜리 해석이라 채운 칸이 곧 준비된 재료다.</w:t>
       </w:r>
     </w:p>
     <w:p>
@@ -11874,7 +11874,7 @@
               <w:rPr>
                 <w:sz w:val="16"/>
               </w:rPr>
-              <w:t>955종 (polymer 396, composite 239, metal 159, ceramic 113, rubber 26, foam 22)</w:t>
+              <w:t>951종 (polymer 396, composite 235, metal 159, ceramic 113, rubber 26, foam 22)</w:t>
             </w:r>
           </w:p>
         </w:tc>
@@ -11904,7 +11904,7 @@
               <w:rPr>
                 <w:sz w:val="16"/>
               </w:rPr>
-              <w:t>25,230건</w:t>
+              <w:t>25,242건</w:t>
             </w:r>
           </w:p>
         </w:tc>
@@ -12069,7 +12069,7 @@
               <w:rPr>
                 <w:sz w:val="16"/>
               </w:rPr>
-              <w:t>25,570</w:t>
+              <w:t>25,462</w:t>
             </w:r>
           </w:p>
         </w:tc>
@@ -12099,7 +12099,7 @@
               <w:rPr>
                 <w:sz w:val="16"/>
               </w:rPr>
-              <w:t>15,310  (59.9%)</w:t>
+              <w:t>15,311  (60.1%)</w:t>
             </w:r>
           </w:p>
         </w:tc>
@@ -12129,7 +12129,7 @@
               <w:rPr>
                 <w:sz w:val="16"/>
               </w:rPr>
-              <w:t>10,151  (39.7%)</w:t>
+              <w:t>10,152  (39.9%)</w:t>
             </w:r>
           </w:p>
         </w:tc>
@@ -12159,7 +12159,7 @@
               <w:rPr>
                 <w:sz w:val="16"/>
               </w:rPr>
-              <w:t>5,159  (20.2%p)</w:t>
+              <w:t>5,159  (20.3%p)</w:t>
             </w:r>
           </w:p>
         </w:tc>
@@ -12189,7 +12189,7 @@
               <w:rPr>
                 <w:sz w:val="16"/>
               </w:rPr>
-              <w:t>10,260</w:t>
+              <w:t>10,151</w:t>
             </w:r>
           </w:p>
         </w:tc>
@@ -12249,7 +12249,7 @@
               <w:rPr>
                 <w:sz w:val="16"/>
               </w:rPr>
-              <w:t>9,951</w:t>
+              <w:t>9,842</w:t>
             </w:r>
           </w:p>
         </w:tc>
@@ -12279,7 +12279,7 @@
               <w:rPr>
                 <w:sz w:val="16"/>
               </w:rPr>
-              <w:t>15,419</w:t>
+              <w:t>15,310</w:t>
             </w:r>
           </w:p>
         </w:tc>
@@ -12370,7 +12370,7 @@
               <w:rPr>
                 <w:sz w:val="15"/>
               </w:rPr>
-              <w:t>2578</w:t>
+              <w:t>2550</w:t>
             </w:r>
           </w:p>
         </w:tc>
@@ -12414,7 +12414,7 @@
               <w:rPr>
                 <w:sz w:val="15"/>
               </w:rPr>
-              <w:t>1420</w:t>
+              <w:t>1404</w:t>
             </w:r>
           </w:p>
         </w:tc>
@@ -12458,7 +12458,7 @@
               <w:rPr>
                 <w:sz w:val="15"/>
               </w:rPr>
-              <w:t>1288</w:t>
+              <w:t>1276</w:t>
             </w:r>
           </w:p>
         </w:tc>
@@ -12502,7 +12502,7 @@
               <w:rPr>
                 <w:sz w:val="15"/>
               </w:rPr>
-              <w:t>1065</w:t>
+              <w:t>1053</w:t>
             </w:r>
           </w:p>
         </w:tc>
@@ -12546,7 +12546,7 @@
               <w:rPr>
                 <w:sz w:val="15"/>
               </w:rPr>
-              <w:t>755</w:t>
+              <w:t>743</w:t>
             </w:r>
           </w:p>
         </w:tc>
@@ -12590,7 +12590,7 @@
               <w:rPr>
                 <w:sz w:val="15"/>
               </w:rPr>
-              <w:t>425</w:t>
+              <w:t>421</w:t>
             </w:r>
           </w:p>
         </w:tc>
@@ -12634,7 +12634,7 @@
               <w:rPr>
                 <w:sz w:val="15"/>
               </w:rPr>
-              <w:t>404</w:t>
+              <w:t>400</w:t>
             </w:r>
           </w:p>
         </w:tc>
@@ -12678,7 +12678,7 @@
               <w:rPr>
                 <w:sz w:val="15"/>
               </w:rPr>
-              <w:t>394</w:t>
+              <w:t>390</w:t>
             </w:r>
           </w:p>
         </w:tc>
@@ -12708,7 +12708,7 @@
           <w:b/>
           <w:sz w:val="19"/>
         </w:rPr>
-        <w:t>남은 일의 성격 요약 — 3개 해석은 재료마다 딱 한 칸씩 모자라고, 낙하·충격만 2층 병목이다. 막힌 경로가 바뀌지 않는 한 남은 칸 전부는 안 닫힌다. 두 파동에 걸쳐 확인된 결론은 율속과 피로가 OA 밖(핸드북·벤더 시험보고서·유료 표준)에 있다는 것이다. 동시에, 채워진 15,310칸 중 5,159칸이 가정값이다 — 남은 칸을 닫는 것과 이미 닫은 칸의 근거를 두껍게 하는 것은 별개의 일이고 후자가 더 크다.</w:t>
+        <w:t>남은 일의 성격 요약 — 3개 해석은 재료마다 딱 한 칸씩 모자라고, 낙하·충격만 2층 병목이다. 막힌 경로가 바뀌지 않는 한 남은 칸 전부는 안 닫힌다. 두 파동에 걸쳐 확인된 결론은 율속과 피로가 OA 밖(핸드북·벤더 시험보고서·유료 표준)에 있다는 것이다. 동시에, 채워진 15,311칸 중 5,159칸이 가정값이다 — 남은 칸을 닫는 것과 이미 닫은 칸의 근거를 두껍게 하는 것은 별개의 일이고 후자가 더 크다.</w:t>
       </w:r>
     </w:p>
     <w:p>
@@ -13401,7 +13401,7 @@
               <w:rPr>
                 <w:sz w:val="15"/>
               </w:rPr>
-              <w:t>62.8%</w:t>
+              <w:t>63.0%</w:t>
             </w:r>
           </w:p>
         </w:tc>
@@ -13415,7 +13415,7 @@
               <w:rPr>
                 <w:sz w:val="15"/>
               </w:rPr>
-              <w:t>60.9%</w:t>
+              <w:t>61.2%</w:t>
             </w:r>
           </w:p>
         </w:tc>
@@ -13473,7 +13473,7 @@
               <w:rPr>
                 <w:sz w:val="15"/>
               </w:rPr>
-              <w:t>59.3%</w:t>
+              <w:t>59.5%</w:t>
             </w:r>
           </w:p>
         </w:tc>
@@ -13487,7 +13487,7 @@
               <w:rPr>
                 <w:sz w:val="15"/>
               </w:rPr>
-              <w:t>58.1%</w:t>
+              <w:t>58.4%</w:t>
             </w:r>
           </w:p>
         </w:tc>
@@ -13545,7 +13545,7 @@
               <w:rPr>
                 <w:sz w:val="15"/>
               </w:rPr>
-              <w:t>63.1%</w:t>
+              <w:t>63.4%</w:t>
             </w:r>
           </w:p>
         </w:tc>
@@ -13559,7 +13559,7 @@
               <w:rPr>
                 <w:sz w:val="15"/>
               </w:rPr>
-              <w:t>63.0%</w:t>
+              <w:t>63.2%</w:t>
             </w:r>
           </w:p>
         </w:tc>
@@ -13617,7 +13617,7 @@
               <w:rPr>
                 <w:sz w:val="15"/>
               </w:rPr>
-              <w:t>62.7%</w:t>
+              <w:t>63.0%</w:t>
             </w:r>
           </w:p>
         </w:tc>
@@ -13631,7 +13631,7 @@
               <w:rPr>
                 <w:sz w:val="15"/>
               </w:rPr>
-              <w:t>61.4%</w:t>
+              <w:t>61.6%</w:t>
             </w:r>
           </w:p>
         </w:tc>
@@ -13689,7 +13689,7 @@
               <w:rPr>
                 <w:sz w:val="15"/>
               </w:rPr>
-              <w:t>62.0%</w:t>
+              <w:t>62.2%</w:t>
             </w:r>
           </w:p>
         </w:tc>
@@ -13703,7 +13703,7 @@
               <w:rPr>
                 <w:sz w:val="15"/>
               </w:rPr>
-              <w:t>61.9%</w:t>
+              <w:t>62.1%</w:t>
             </w:r>
           </w:p>
         </w:tc>
@@ -13761,7 +13761,7 @@
               <w:rPr>
                 <w:sz w:val="15"/>
               </w:rPr>
-              <w:t>66.1%</w:t>
+              <w:t>66.5%</w:t>
             </w:r>
           </w:p>
         </w:tc>
@@ -13775,7 +13775,7 @@
               <w:rPr>
                 <w:sz w:val="15"/>
               </w:rPr>
-              <w:t>66.0%</w:t>
+              <w:t>66.5%</w:t>
             </w:r>
           </w:p>
         </w:tc>
@@ -13833,7 +13833,7 @@
               <w:rPr>
                 <w:sz w:val="15"/>
               </w:rPr>
-              <w:t>63.1%</w:t>
+              <w:t>63.3%</w:t>
             </w:r>
           </w:p>
         </w:tc>
@@ -13847,7 +13847,7 @@
               <w:rPr>
                 <w:sz w:val="15"/>
               </w:rPr>
-              <w:t>57.4%</w:t>
+              <w:t>57.6%</w:t>
             </w:r>
           </w:p>
         </w:tc>
@@ -13863,7 +13863,7 @@
           <w:b/>
           <w:sz w:val="19"/>
         </w:rPr>
-        <w:t>리포트가 인쇄하는 “남은 일은 10260칸이 아니라 9737칸이다”도 같은 이유로 과소치다. 정직한 값은 9951칸이다(10260 − 309, 309 = 부재이면서 아직 비어 있는 칸). 이 문서의 5·10절은 그 값을 쓴다.</w:t>
+        <w:t>리포트가 인쇄하는 “남은 일은 10151칸이 아니라 9628칸이다”도 같은 이유로 과소치다. 정직한 값은 9842칸이다(10151 − 309, 309 = 부재이면서 아직 비어 있는 칸). 이 문서의 5·10절은 그 값을 쓴다.</w:t>
       </w:r>
     </w:p>
     <w:p>

--- a/MaterialTwin_물성수집_방법론.docx
+++ b/MaterialTwin_물성수집_방법론.docx
@@ -31,7 +31,7 @@
           <w:color w:val="606060"/>
           <w:sz w:val="18"/>
         </w:rPr>
-        <w:t>2026-08-14 · 재료 951종 · 물성값 25,242건 · 출처 2,294건 · 물성 정의 170종</w:t>
+        <w:t>2026-08-14 · 재료 951종 · 물성값 25,333건 · 출처 2,294건 · 물성 정의 170종</w:t>
       </w:r>
     </w:p>
     <w:p/>
@@ -1291,7 +1291,7 @@
               <w:rPr>
                 <w:sz w:val="16"/>
               </w:rPr>
-              <w:t>13,191</w:t>
+              <w:t>13,270</w:t>
             </w:r>
           </w:p>
         </w:tc>
@@ -1305,7 +1305,7 @@
               <w:rPr>
                 <w:sz w:val="16"/>
               </w:rPr>
-              <w:t>52.3%</w:t>
+              <w:t>52.4%</w:t>
             </w:r>
           </w:p>
         </w:tc>
@@ -1363,7 +1363,7 @@
               <w:rPr>
                 <w:sz w:val="16"/>
               </w:rPr>
-              <w:t>7.1%</w:t>
+              <w:t>7.0%</w:t>
             </w:r>
           </w:p>
         </w:tc>
@@ -1407,7 +1407,7 @@
               <w:rPr>
                 <w:sz w:val="16"/>
               </w:rPr>
-              <w:t>5,780</w:t>
+              <w:t>5,792</w:t>
             </w:r>
           </w:p>
         </w:tc>
@@ -1479,7 +1479,7 @@
               <w:rPr>
                 <w:sz w:val="16"/>
               </w:rPr>
-              <w:t>17.8%</w:t>
+              <w:t>17.7%</w:t>
             </w:r>
           </w:p>
         </w:tc>
@@ -4045,7 +4045,7 @@
               <w:rPr>
                 <w:sz w:val="15"/>
               </w:rPr>
-              <w:t>2550</w:t>
+              <w:t>2434</w:t>
             </w:r>
           </w:p>
         </w:tc>
@@ -4059,7 +4059,7 @@
               <w:rPr>
                 <w:sz w:val="15"/>
               </w:rPr>
-              <w:t>359</w:t>
+              <w:t>342</w:t>
             </w:r>
           </w:p>
         </w:tc>
@@ -4073,7 +4073,7 @@
               <w:rPr>
                 <w:sz w:val="15"/>
               </w:rPr>
-              <w:t>7.10</w:t>
+              <w:t>7.12</w:t>
             </w:r>
           </w:p>
         </w:tc>
@@ -4103,7 +4103,7 @@
               <w:rPr>
                 <w:sz w:val="15"/>
               </w:rPr>
-              <w:t>1404</w:t>
+              <w:t>1401</w:t>
             </w:r>
           </w:p>
         </w:tc>
@@ -4117,7 +4117,7 @@
               <w:rPr>
                 <w:sz w:val="15"/>
               </w:rPr>
-              <w:t>344</w:t>
+              <w:t>343</w:t>
             </w:r>
           </w:p>
         </w:tc>
@@ -4335,7 +4335,7 @@
               <w:rPr>
                 <w:sz w:val="15"/>
               </w:rPr>
-              <w:t>421</w:t>
+              <w:t>420</w:t>
             </w:r>
           </w:p>
         </w:tc>
@@ -4349,7 +4349,7 @@
               <w:rPr>
                 <w:sz w:val="15"/>
               </w:rPr>
-              <w:t>421</w:t>
+              <w:t>420</w:t>
             </w:r>
           </w:p>
         </w:tc>
@@ -4509,7 +4509,7 @@
               <w:rPr>
                 <w:sz w:val="15"/>
               </w:rPr>
-              <w:t>378</w:t>
+              <w:t>377</w:t>
             </w:r>
           </w:p>
         </w:tc>
@@ -4523,7 +4523,7 @@
               <w:rPr>
                 <w:sz w:val="15"/>
               </w:rPr>
-              <w:t>378</w:t>
+              <w:t>377</w:t>
             </w:r>
           </w:p>
         </w:tc>
@@ -4567,7 +4567,7 @@
               <w:rPr>
                 <w:sz w:val="15"/>
               </w:rPr>
-              <w:t>353</w:t>
+              <w:t>352</w:t>
             </w:r>
           </w:p>
         </w:tc>
@@ -4581,7 +4581,7 @@
               <w:rPr>
                 <w:sz w:val="15"/>
               </w:rPr>
-              <w:t>353</w:t>
+              <w:t>352</w:t>
             </w:r>
           </w:p>
         </w:tc>
@@ -4683,7 +4683,7 @@
               <w:rPr>
                 <w:sz w:val="15"/>
               </w:rPr>
-              <w:t>233</w:t>
+              <w:t>232</w:t>
             </w:r>
           </w:p>
         </w:tc>
@@ -4697,7 +4697,7 @@
               <w:rPr>
                 <w:sz w:val="15"/>
               </w:rPr>
-              <w:t>233</w:t>
+              <w:t>232</w:t>
             </w:r>
           </w:p>
         </w:tc>
@@ -4799,7 +4799,7 @@
               <w:rPr>
                 <w:sz w:val="15"/>
               </w:rPr>
-              <w:t>119</w:t>
+              <w:t>117</w:t>
             </w:r>
           </w:p>
         </w:tc>
@@ -4813,7 +4813,7 @@
               <w:rPr>
                 <w:sz w:val="15"/>
               </w:rPr>
-              <w:t>119</w:t>
+              <w:t>117</w:t>
             </w:r>
           </w:p>
         </w:tc>
@@ -5017,7 +5017,7 @@
           <w:b/>
           <w:sz w:val="19"/>
         </w:rPr>
-        <w:t>칸/재료 최고가 physical.density의 7.10인데 대상이 359종뿐이다. 8차의 밀도(6.7칸 × 134종) 같은 덩어리는 더 이상 없다. 기본 물성이 닫히면 이 척도는 스스로 수명을 다한다.</w:t>
+        <w:t>칸/재료 최고가 physical.density의 7.12인데 대상이 342종뿐이다. 8차의 밀도(6.7칸 × 134종) 같은 덩어리는 더 이상 없다. 기본 물성이 닫히면 이 척도는 스스로 수명을 다한다.</w:t>
       </w:r>
     </w:p>
     <w:p>
@@ -5214,7 +5214,7 @@
               <w:rPr>
                 <w:sz w:val="16"/>
               </w:rPr>
-              <w:t>9칸</w:t>
+              <w:t>8칸</w:t>
             </w:r>
           </w:p>
         </w:tc>
@@ -5228,7 +5228,7 @@
               <w:rPr>
                 <w:sz w:val="16"/>
               </w:rPr>
-              <w:t>6종</w:t>
+              <w:t>1종</w:t>
             </w:r>
           </w:p>
         </w:tc>
@@ -5244,7 +5244,7 @@
               <w:rPr>
                 <w:sz w:val="16"/>
               </w:rPr>
-              <w:t>10칸</w:t>
+              <w:t>9칸</w:t>
             </w:r>
           </w:p>
         </w:tc>
@@ -5258,7 +5258,7 @@
               <w:rPr>
                 <w:sz w:val="16"/>
               </w:rPr>
-              <w:t>16종</w:t>
+              <w:t>6종</w:t>
             </w:r>
           </w:p>
         </w:tc>
@@ -5274,7 +5274,7 @@
               <w:rPr>
                 <w:sz w:val="16"/>
               </w:rPr>
-              <w:t>13칸</w:t>
+              <w:t>10칸</w:t>
             </w:r>
           </w:p>
         </w:tc>
@@ -5288,7 +5288,7 @@
               <w:rPr>
                 <w:sz w:val="16"/>
               </w:rPr>
-              <w:t>5종</w:t>
+              <w:t>16종</w:t>
             </w:r>
           </w:p>
         </w:tc>
@@ -5304,7 +5304,7 @@
               <w:rPr>
                 <w:sz w:val="16"/>
               </w:rPr>
-              <w:t>14칸</w:t>
+              <w:t>13칸</w:t>
             </w:r>
           </w:p>
         </w:tc>
@@ -5318,7 +5318,7 @@
               <w:rPr>
                 <w:sz w:val="16"/>
               </w:rPr>
-              <w:t>1종</w:t>
+              <w:t>5종</w:t>
             </w:r>
           </w:p>
         </w:tc>
@@ -5334,7 +5334,7 @@
               <w:rPr>
                 <w:sz w:val="16"/>
               </w:rPr>
-              <w:t>15칸</w:t>
+              <w:t>14칸</w:t>
             </w:r>
           </w:p>
         </w:tc>
@@ -5348,7 +5348,7 @@
               <w:rPr>
                 <w:sz w:val="16"/>
               </w:rPr>
-              <w:t>7종</w:t>
+              <w:t>1종</w:t>
             </w:r>
           </w:p>
         </w:tc>
@@ -5364,7 +5364,7 @@
               <w:rPr>
                 <w:sz w:val="16"/>
               </w:rPr>
-              <w:t>16칸</w:t>
+              <w:t>15칸</w:t>
             </w:r>
           </w:p>
         </w:tc>
@@ -5378,7 +5378,7 @@
               <w:rPr>
                 <w:sz w:val="16"/>
               </w:rPr>
-              <w:t>4종</w:t>
+              <w:t>9종</w:t>
             </w:r>
           </w:p>
         </w:tc>
@@ -5394,7 +5394,7 @@
               <w:rPr>
                 <w:sz w:val="16"/>
               </w:rPr>
-              <w:t>17칸</w:t>
+              <w:t>16칸</w:t>
             </w:r>
           </w:p>
         </w:tc>
@@ -5424,7 +5424,7 @@
               <w:rPr>
                 <w:sz w:val="16"/>
               </w:rPr>
-              <w:t>18칸</w:t>
+              <w:t>17칸</w:t>
             </w:r>
           </w:p>
         </w:tc>
@@ -5438,7 +5438,7 @@
               <w:rPr>
                 <w:sz w:val="16"/>
               </w:rPr>
-              <w:t>13종</w:t>
+              <w:t>18종</w:t>
             </w:r>
           </w:p>
         </w:tc>
@@ -5454,7 +5454,7 @@
               <w:rPr>
                 <w:sz w:val="16"/>
               </w:rPr>
-              <w:t>19칸</w:t>
+              <w:t>18칸</w:t>
             </w:r>
           </w:p>
         </w:tc>
@@ -5468,7 +5468,7 @@
               <w:rPr>
                 <w:sz w:val="16"/>
               </w:rPr>
-              <w:t>2종</w:t>
+              <w:t>13종</w:t>
             </w:r>
           </w:p>
         </w:tc>
@@ -5484,7 +5484,7 @@
               <w:rPr>
                 <w:sz w:val="16"/>
               </w:rPr>
-              <w:t>20칸</w:t>
+              <w:t>19칸</w:t>
             </w:r>
           </w:p>
         </w:tc>
@@ -5498,7 +5498,7 @@
               <w:rPr>
                 <w:sz w:val="16"/>
               </w:rPr>
-              <w:t>5종</w:t>
+              <w:t>2종</w:t>
             </w:r>
           </w:p>
         </w:tc>
@@ -5514,7 +5514,7 @@
               <w:rPr>
                 <w:sz w:val="16"/>
               </w:rPr>
-              <w:t>21칸</w:t>
+              <w:t>20칸</w:t>
             </w:r>
           </w:p>
         </w:tc>
@@ -5528,7 +5528,7 @@
               <w:rPr>
                 <w:sz w:val="16"/>
               </w:rPr>
-              <w:t>15종</w:t>
+              <w:t>5종</w:t>
             </w:r>
           </w:p>
         </w:tc>
@@ -5544,7 +5544,7 @@
               <w:rPr>
                 <w:sz w:val="16"/>
               </w:rPr>
-              <w:t>22칸</w:t>
+              <w:t>21칸</w:t>
             </w:r>
           </w:p>
         </w:tc>
@@ -5558,7 +5558,7 @@
               <w:rPr>
                 <w:sz w:val="16"/>
               </w:rPr>
-              <w:t>28종</w:t>
+              <w:t>12종</w:t>
             </w:r>
           </w:p>
         </w:tc>
@@ -5574,7 +5574,7 @@
               <w:rPr>
                 <w:sz w:val="16"/>
               </w:rPr>
-              <w:t>23칸</w:t>
+              <w:t>22칸</w:t>
             </w:r>
           </w:p>
         </w:tc>
@@ -5588,7 +5588,7 @@
               <w:rPr>
                 <w:sz w:val="16"/>
               </w:rPr>
-              <w:t>81종</w:t>
+              <w:t>28종</w:t>
             </w:r>
           </w:p>
         </w:tc>
@@ -5604,7 +5604,7 @@
               <w:rPr>
                 <w:sz w:val="16"/>
               </w:rPr>
-              <w:t>24칸</w:t>
+              <w:t>23칸</w:t>
             </w:r>
           </w:p>
         </w:tc>
@@ -5618,7 +5618,7 @@
               <w:rPr>
                 <w:sz w:val="16"/>
               </w:rPr>
-              <w:t>71종</w:t>
+              <w:t>81종</w:t>
             </w:r>
           </w:p>
         </w:tc>
@@ -5634,7 +5634,7 @@
               <w:rPr>
                 <w:sz w:val="16"/>
               </w:rPr>
-              <w:t>25칸</w:t>
+              <w:t>24칸</w:t>
             </w:r>
           </w:p>
         </w:tc>
@@ -5648,7 +5648,7 @@
               <w:rPr>
                 <w:sz w:val="16"/>
               </w:rPr>
-              <w:t>9종</w:t>
+              <w:t>57종</w:t>
             </w:r>
           </w:p>
         </w:tc>
@@ -5664,7 +5664,7 @@
               <w:rPr>
                 <w:sz w:val="16"/>
               </w:rPr>
-              <w:t>26칸</w:t>
+              <w:t>25칸</w:t>
             </w:r>
           </w:p>
         </w:tc>
@@ -5678,7 +5678,7 @@
               <w:rPr>
                 <w:sz w:val="16"/>
               </w:rPr>
-              <w:t>16종</w:t>
+              <w:t>9종</w:t>
             </w:r>
           </w:p>
         </w:tc>
@@ -5694,7 +5694,7 @@
               <w:rPr>
                 <w:sz w:val="16"/>
               </w:rPr>
-              <w:t>27칸</w:t>
+              <w:t>26칸</w:t>
             </w:r>
           </w:p>
         </w:tc>
@@ -5708,7 +5708,7 @@
               <w:rPr>
                 <w:sz w:val="16"/>
               </w:rPr>
-              <w:t>14종</w:t>
+              <w:t>16종</w:t>
             </w:r>
           </w:p>
         </w:tc>
@@ -5724,7 +5724,7 @@
               <w:rPr>
                 <w:sz w:val="16"/>
               </w:rPr>
-              <w:t>28칸</w:t>
+              <w:t>27칸</w:t>
             </w:r>
           </w:p>
         </w:tc>
@@ -5738,7 +5738,7 @@
               <w:rPr>
                 <w:sz w:val="16"/>
               </w:rPr>
-              <w:t>15종</w:t>
+              <w:t>14종</w:t>
             </w:r>
           </w:p>
         </w:tc>
@@ -5754,7 +5754,7 @@
               <w:rPr>
                 <w:sz w:val="16"/>
               </w:rPr>
-              <w:t>29칸</w:t>
+              <w:t>28칸</w:t>
             </w:r>
           </w:p>
         </w:tc>
@@ -5768,7 +5768,7 @@
               <w:rPr>
                 <w:sz w:val="16"/>
               </w:rPr>
-              <w:t>17종</w:t>
+              <w:t>15종</w:t>
             </w:r>
           </w:p>
         </w:tc>
@@ -5784,6 +5784,36 @@
               <w:rPr>
                 <w:sz w:val="16"/>
               </w:rPr>
+              <w:t>29칸</w:t>
+            </w:r>
+          </w:p>
+        </w:tc>
+        <w:tc>
+          <w:tcPr>
+            <w:tcW w:type="dxa" w:w="4320"/>
+          </w:tcPr>
+          <w:p>
+            <w:r/>
+            <w:r>
+              <w:rPr>
+                <w:sz w:val="16"/>
+              </w:rPr>
+              <w:t>19종</w:t>
+            </w:r>
+          </w:p>
+        </w:tc>
+      </w:tr>
+      <w:tr>
+        <w:tc>
+          <w:tcPr>
+            <w:tcW w:type="dxa" w:w="4320"/>
+          </w:tcPr>
+          <w:p>
+            <w:r/>
+            <w:r>
+              <w:rPr>
+                <w:sz w:val="16"/>
+              </w:rPr>
               <w:t>30칸</w:t>
             </w:r>
           </w:p>
@@ -5798,7 +5828,7 @@
               <w:rPr>
                 <w:sz w:val="16"/>
               </w:rPr>
-              <w:t>50종</w:t>
+              <w:t>48종</w:t>
             </w:r>
           </w:p>
         </w:tc>
@@ -6099,7 +6129,7 @@
               <w:rPr>
                 <w:sz w:val="16"/>
               </w:rPr>
-              <w:t>24종</w:t>
+              <w:t>41종</w:t>
             </w:r>
           </w:p>
         </w:tc>
@@ -6113,7 +6143,7 @@
               <w:rPr>
                 <w:sz w:val="16"/>
               </w:rPr>
-              <w:t>380종</w:t>
+              <w:t>363종</w:t>
             </w:r>
           </w:p>
         </w:tc>
@@ -6171,7 +6201,7 @@
               <w:rPr>
                 <w:sz w:val="16"/>
               </w:rPr>
-              <w:t>21종</w:t>
+              <w:t>22종</w:t>
             </w:r>
           </w:p>
         </w:tc>
@@ -6185,7 +6215,7 @@
               <w:rPr>
                 <w:sz w:val="16"/>
               </w:rPr>
-              <w:t>383종</w:t>
+              <w:t>382종</w:t>
             </w:r>
           </w:p>
         </w:tc>
@@ -6229,7 +6259,7 @@
               <w:rPr>
                 <w:sz w:val="16"/>
               </w:rPr>
-              <w:t>20종</w:t>
+              <w:t>21종</w:t>
             </w:r>
           </w:p>
         </w:tc>
@@ -6257,7 +6287,7 @@
               <w:rPr>
                 <w:sz w:val="16"/>
               </w:rPr>
-              <w:t>353종</w:t>
+              <w:t>352종</w:t>
             </w:r>
           </w:p>
         </w:tc>
@@ -6301,7 +6331,7 @@
               <w:rPr>
                 <w:sz w:val="16"/>
               </w:rPr>
-              <w:t>16종</w:t>
+              <w:t>33종</w:t>
             </w:r>
           </w:p>
         </w:tc>
@@ -6315,7 +6345,7 @@
               <w:rPr>
                 <w:sz w:val="16"/>
               </w:rPr>
-              <w:t>133종</w:t>
+              <w:t>116종</w:t>
             </w:r>
           </w:p>
         </w:tc>
@@ -6373,7 +6403,7 @@
               <w:rPr>
                 <w:sz w:val="16"/>
               </w:rPr>
-              <w:t>12종</w:t>
+              <w:t>13종</w:t>
             </w:r>
           </w:p>
         </w:tc>
@@ -6387,7 +6417,7 @@
               <w:rPr>
                 <w:sz w:val="16"/>
               </w:rPr>
-              <w:t>65종</w:t>
+              <w:t>81종</w:t>
             </w:r>
           </w:p>
         </w:tc>
@@ -6401,7 +6431,7 @@
               <w:rPr>
                 <w:sz w:val="16"/>
               </w:rPr>
-              <w:t>314종</w:t>
+              <w:t>297종</w:t>
             </w:r>
           </w:p>
         </w:tc>
@@ -6431,7 +6461,7 @@
               <w:rPr>
                 <w:sz w:val="16"/>
               </w:rPr>
-              <w:t>378종</w:t>
+              <w:t>377종</w:t>
             </w:r>
           </w:p>
         </w:tc>
@@ -6445,7 +6475,7 @@
               <w:rPr>
                 <w:sz w:val="16"/>
               </w:rPr>
-              <w:t>378종</w:t>
+              <w:t>377종</w:t>
             </w:r>
           </w:p>
         </w:tc>
@@ -6531,7 +6561,7 @@
               <w:rPr>
                 <w:sz w:val="16"/>
               </w:rPr>
-              <w:t>57종</w:t>
+              <w:t>72종</w:t>
             </w:r>
           </w:p>
         </w:tc>
@@ -6545,7 +6575,7 @@
               <w:rPr>
                 <w:sz w:val="16"/>
               </w:rPr>
-              <w:t>227종</w:t>
+              <w:t>212종</w:t>
             </w:r>
           </w:p>
         </w:tc>
@@ -6589,7 +6619,7 @@
               <w:rPr>
                 <w:sz w:val="16"/>
               </w:rPr>
-              <w:t>4종</w:t>
+              <w:t>5종</w:t>
             </w:r>
           </w:p>
         </w:tc>
@@ -6603,7 +6633,7 @@
               <w:rPr>
                 <w:sz w:val="16"/>
               </w:rPr>
-              <w:t>24종</w:t>
+              <w:t>39종</w:t>
             </w:r>
           </w:p>
         </w:tc>
@@ -6617,7 +6647,7 @@
               <w:rPr>
                 <w:sz w:val="16"/>
               </w:rPr>
-              <w:t>238종</w:t>
+              <w:t>222종</w:t>
             </w:r>
           </w:p>
         </w:tc>
@@ -6733,7 +6763,7 @@
               <w:rPr>
                 <w:sz w:val="16"/>
               </w:rPr>
-              <w:t>35종</w:t>
+              <w:t>37종</w:t>
             </w:r>
           </w:p>
         </w:tc>
@@ -6747,7 +6777,7 @@
               <w:rPr>
                 <w:sz w:val="16"/>
               </w:rPr>
-              <w:t>105종</w:t>
+              <w:t>103종</w:t>
             </w:r>
           </w:p>
         </w:tc>
@@ -7005,7 +7035,7 @@
           <w:b w:val="0"/>
           <w:sz w:val="19"/>
         </w:rPr>
-        <w:t>예외는 구조·강성(379종이 2칸 이상) · 낙하·충격(404종이 2칸 이상) · 열전달·방열(388종이 2칸 이상) · 열응력·워피지(387종이 2칸 이상) · 폴더블 벤딩(133종이 2칸 이상) · 결로(표면)(404종이 2칸 이상) · 결로(투습)(262종이 2칸 이상) · 초탄성(실링·완충)(2종이 2칸 이상) · 접착·박리(105종이 2칸 이상) · 피로·수명(284종이 2칸 이상)이다. 여기는 한 배치로 안 닫히는 다층 병목이다.</w:t>
+        <w:t>예외는 구조·강성(378종이 2칸 이상) · 낙하·충격(404종이 2칸 이상) · 열전달·방열(371종이 2칸 이상) · 열응력·워피지(386종이 2칸 이상) · 폴더블 벤딩(133종이 2칸 이상) · 결로(표면)(404종이 2칸 이상) · 결로(투습)(261종이 2칸 이상) · 초탄성(실링·완충)(2종이 2칸 이상) · 접착·박리(103종이 2칸 이상) · 피로·수명(284종이 2칸 이상)이다. 여기는 한 배치로 안 닫히는 다층 병목이다.</w:t>
       </w:r>
     </w:p>
     <w:p>
@@ -7504,7 +7534,7 @@
               <w:rPr>
                 <w:sz w:val="15"/>
               </w:rPr>
-              <w:t>61.7%  █████···</w:t>
+              <w:t>62.4%  █████···</w:t>
             </w:r>
           </w:p>
         </w:tc>
@@ -7518,7 +7548,7 @@
               <w:rPr>
                 <w:sz w:val="15"/>
               </w:rPr>
-              <w:t>38.0%</w:t>
+              <w:t>38.6%</w:t>
             </w:r>
           </w:p>
         </w:tc>
@@ -7604,7 +7634,7 @@
               <w:rPr>
                 <w:sz w:val="15"/>
               </w:rPr>
-              <w:t>57.3%  █████···</w:t>
+              <w:t>57.7%  █████···</w:t>
             </w:r>
           </w:p>
         </w:tc>
@@ -7618,7 +7648,7 @@
               <w:rPr>
                 <w:sz w:val="15"/>
               </w:rPr>
-              <w:t>31.0%</w:t>
+              <w:t>31.4%</w:t>
             </w:r>
           </w:p>
         </w:tc>
@@ -7704,7 +7734,7 @@
               <w:rPr>
                 <w:sz w:val="15"/>
               </w:rPr>
-              <w:t>63.3%  █████···</w:t>
+              <w:t>63.9%  █████···</w:t>
             </w:r>
           </w:p>
         </w:tc>
@@ -7718,7 +7748,7 @@
               <w:rPr>
                 <w:sz w:val="15"/>
               </w:rPr>
-              <w:t>44.7%</w:t>
+              <w:t>45.3%</w:t>
             </w:r>
           </w:p>
         </w:tc>
@@ -7804,7 +7834,7 @@
               <w:rPr>
                 <w:sz w:val="15"/>
               </w:rPr>
-              <w:t>62.0%  █████···</w:t>
+              <w:t>62.5%  █████···</w:t>
             </w:r>
           </w:p>
         </w:tc>
@@ -7818,7 +7848,7 @@
               <w:rPr>
                 <w:sz w:val="15"/>
               </w:rPr>
-              <w:t>39.0%</w:t>
+              <w:t>39.5%</w:t>
             </w:r>
           </w:p>
         </w:tc>
@@ -8004,7 +8034,7 @@
               <w:rPr>
                 <w:sz w:val="15"/>
               </w:rPr>
-              <w:t>62.1%  █████···</w:t>
+              <w:t>62.5%  █████···</w:t>
             </w:r>
           </w:p>
         </w:tc>
@@ -8018,7 +8048,7 @@
               <w:rPr>
                 <w:sz w:val="15"/>
               </w:rPr>
-              <w:t>45.3%</w:t>
+              <w:t>45.8%</w:t>
             </w:r>
           </w:p>
         </w:tc>
@@ -8104,7 +8134,7 @@
               <w:rPr>
                 <w:sz w:val="15"/>
               </w:rPr>
-              <w:t>65.2%  █████···</w:t>
+              <w:t>65.8%  █████···</w:t>
             </w:r>
           </w:p>
         </w:tc>
@@ -8118,7 +8148,7 @@
               <w:rPr>
                 <w:sz w:val="15"/>
               </w:rPr>
-              <w:t>43.8%</w:t>
+              <w:t>44.4%</w:t>
             </w:r>
           </w:p>
         </w:tc>
@@ -8304,7 +8334,7 @@
               <w:rPr>
                 <w:sz w:val="15"/>
               </w:rPr>
-              <w:t>55.6%  ████····</w:t>
+              <w:t>56.0%  ████····</w:t>
             </w:r>
           </w:p>
         </w:tc>
@@ -8318,7 +8348,7 @@
               <w:rPr>
                 <w:sz w:val="15"/>
               </w:rPr>
-              <w:t>44.5%</w:t>
+              <w:t>44.8%</w:t>
             </w:r>
           </w:p>
         </w:tc>
@@ -8404,7 +8434,7 @@
               <w:rPr>
                 <w:sz w:val="15"/>
               </w:rPr>
-              <w:t>59.4%  █████···</w:t>
+              <w:t>59.5%  █████···</w:t>
             </w:r>
           </w:p>
         </w:tc>
@@ -8418,7 +8448,7 @@
               <w:rPr>
                 <w:sz w:val="15"/>
               </w:rPr>
-              <w:t>45.2%</w:t>
+              <w:t>45.3%</w:t>
             </w:r>
           </w:p>
         </w:tc>
@@ -8432,7 +8462,7 @@
               <w:rPr>
                 <w:sz w:val="15"/>
               </w:rPr>
-              <w:t>59.4%</w:t>
+              <w:t>59.5%</w:t>
             </w:r>
           </w:p>
         </w:tc>
@@ -8446,7 +8476,7 @@
               <w:rPr>
                 <w:sz w:val="15"/>
               </w:rPr>
-              <w:t>57.6%</w:t>
+              <w:t>57.7%</w:t>
             </w:r>
           </w:p>
         </w:tc>
@@ -8460,7 +8490,7 @@
               <w:rPr>
                 <w:sz w:val="15"/>
               </w:rPr>
-              <w:t>45.2%</w:t>
+              <w:t>45.3%</w:t>
             </w:r>
           </w:p>
         </w:tc>
@@ -8504,7 +8534,7 @@
               <w:rPr>
                 <w:sz w:val="15"/>
               </w:rPr>
-              <w:t>41.0%  ███·····</w:t>
+              <w:t>41.9%  ███·····</w:t>
             </w:r>
           </w:p>
         </w:tc>
@@ -8518,7 +8548,7 @@
               <w:rPr>
                 <w:sz w:val="15"/>
               </w:rPr>
-              <w:t>35.5%</w:t>
+              <w:t>36.5%</w:t>
             </w:r>
           </w:p>
         </w:tc>
@@ -8803,7 +8833,7 @@
               <w:rPr>
                 <w:sz w:val="15"/>
               </w:rPr>
-              <w:t>60.1%</w:t>
+              <w:t>60.6%</w:t>
             </w:r>
           </w:p>
         </w:tc>
@@ -8817,7 +8847,7 @@
               <w:rPr>
                 <w:sz w:val="15"/>
               </w:rPr>
-              <w:t>39.9%</w:t>
+              <w:t>40.4%</w:t>
             </w:r>
           </w:p>
         </w:tc>
@@ -8880,7 +8910,7 @@
           <w:b/>
           <w:sz w:val="19"/>
         </w:rPr>
-        <w:t>(가) 셀 채움만 보면 “거의 다 됐다”로 읽힌다. 구조·강성은 셀 61.7%다. 그런데 실측기반은 38.0%이고, 실측만으로 카드가 나오는 재료는 20.9%(199종)뿐이다. 전체로는 5,159칸(20.3%p)이 가정값이 만든 착시다.</w:t>
+        <w:t>(가) 셀 채움만 보면 “거의 다 됐다”로 읽힌다. 구조·강성은 셀 62.4%다. 그런데 실측기반은 38.6%이고, 실측만으로 카드가 나오는 재료는 20.9%(199종)뿐이다. 전체로는 5,159칸(20.3%p)이 가정값이 만든 착시다.</w:t>
       </w:r>
     </w:p>
     <w:p>
@@ -8904,7 +8934,7 @@
           <w:b w:val="0"/>
           <w:sz w:val="19"/>
         </w:rPr>
-        <w:t>(다) 셀 채움과 재료 준비가 크게 갈리는 자리가 진짜 병목이다. 피로·수명은 셀 41.0%인데 준비 24.1%다. 재료마다 비어 있는 칸이 다르면 이렇게 벌어진다. 반대로 전기·EMI는 두 수치가 같다 — 택일군 하나짜리 해석이라 채운 칸이 곧 준비된 재료다.</w:t>
+        <w:t>(다) 셀 채움과 재료 준비가 크게 갈리는 자리가 진짜 병목이다. 피로·수명은 셀 41.9%인데 준비 24.1%다. 재료마다 비어 있는 칸이 다르면 이렇게 벌어진다. 반대로 전기·EMI는 두 수치가 같다 — 택일군 하나짜리 해석이라 채운 칸이 곧 준비된 재료다.</w:t>
       </w:r>
     </w:p>
     <w:p>
@@ -10767,7 +10797,7 @@
           <w:b w:val="0"/>
           <w:sz w:val="19"/>
         </w:rPr>
-        <w:t>tier4는 4,490건(17.8%)이다. 그중 assumption 표지를 가진 것이 4,398건이고, 나머지 92건은 가정이 아니라 계산·유도값이다.</w:t>
+        <w:t>tier4는 4,490건(17.7%)이다. 그중 assumption 표지를 가진 것이 4,398건이고, 나머지 92건은 가정이 아니라 계산·유도값이다.</w:t>
       </w:r>
     </w:p>
     <w:tbl>
@@ -11904,7 +11934,7 @@
               <w:rPr>
                 <w:sz w:val="16"/>
               </w:rPr>
-              <w:t>25,242건</w:t>
+              <w:t>25,333건</w:t>
             </w:r>
           </w:p>
         </w:tc>
@@ -12099,7 +12129,7 @@
               <w:rPr>
                 <w:sz w:val="16"/>
               </w:rPr>
-              <w:t>15,311  (60.1%)</w:t>
+              <w:t>15,436  (60.6%)</w:t>
             </w:r>
           </w:p>
         </w:tc>
@@ -12129,7 +12159,7 @@
               <w:rPr>
                 <w:sz w:val="16"/>
               </w:rPr>
-              <w:t>10,152  (39.9%)</w:t>
+              <w:t>10,277  (40.4%)</w:t>
             </w:r>
           </w:p>
         </w:tc>
@@ -12189,7 +12219,7 @@
               <w:rPr>
                 <w:sz w:val="16"/>
               </w:rPr>
-              <w:t>10,151</w:t>
+              <w:t>10,026</w:t>
             </w:r>
           </w:p>
         </w:tc>
@@ -12249,7 +12279,7 @@
               <w:rPr>
                 <w:sz w:val="16"/>
               </w:rPr>
-              <w:t>9,842</w:t>
+              <w:t>9,717</w:t>
             </w:r>
           </w:p>
         </w:tc>
@@ -12279,7 +12309,7 @@
               <w:rPr>
                 <w:sz w:val="16"/>
               </w:rPr>
-              <w:t>15,310</w:t>
+              <w:t>15,185</w:t>
             </w:r>
           </w:p>
         </w:tc>
@@ -12370,7 +12400,7 @@
               <w:rPr>
                 <w:sz w:val="15"/>
               </w:rPr>
-              <w:t>2550</w:t>
+              <w:t>2434</w:t>
             </w:r>
           </w:p>
         </w:tc>
@@ -12414,7 +12444,7 @@
               <w:rPr>
                 <w:sz w:val="15"/>
               </w:rPr>
-              <w:t>1404</w:t>
+              <w:t>1401</w:t>
             </w:r>
           </w:p>
         </w:tc>
@@ -12590,7 +12620,7 @@
               <w:rPr>
                 <w:sz w:val="15"/>
               </w:rPr>
-              <w:t>421</w:t>
+              <w:t>420</w:t>
             </w:r>
           </w:p>
         </w:tc>
@@ -12708,7 +12738,7 @@
           <w:b/>
           <w:sz w:val="19"/>
         </w:rPr>
-        <w:t>남은 일의 성격 요약 — 3개 해석은 재료마다 딱 한 칸씩 모자라고, 낙하·충격만 2층 병목이다. 막힌 경로가 바뀌지 않는 한 남은 칸 전부는 안 닫힌다. 두 파동에 걸쳐 확인된 결론은 율속과 피로가 OA 밖(핸드북·벤더 시험보고서·유료 표준)에 있다는 것이다. 동시에, 채워진 15,311칸 중 5,159칸이 가정값이다 — 남은 칸을 닫는 것과 이미 닫은 칸의 근거를 두껍게 하는 것은 별개의 일이고 후자가 더 크다.</w:t>
+        <w:t>남은 일의 성격 요약 — 3개 해석은 재료마다 딱 한 칸씩 모자라고, 낙하·충격만 2층 병목이다. 막힌 경로가 바뀌지 않는 한 남은 칸 전부는 안 닫힌다. 두 파동에 걸쳐 확인된 결론은 율속과 피로가 OA 밖(핸드북·벤더 시험보고서·유료 표준)에 있다는 것이다. 동시에, 채워진 15,436칸 중 5,159칸이 가정값이다 — 남은 칸을 닫는 것과 이미 닫은 칸의 근거를 두껍게 하는 것은 별개의 일이고 후자가 더 크다.</w:t>
       </w:r>
     </w:p>
     <w:p>
@@ -13401,7 +13431,7 @@
               <w:rPr>
                 <w:sz w:val="15"/>
               </w:rPr>
-              <w:t>63.0%</w:t>
+              <w:t>63.7%</w:t>
             </w:r>
           </w:p>
         </w:tc>
@@ -13415,7 +13445,7 @@
               <w:rPr>
                 <w:sz w:val="15"/>
               </w:rPr>
-              <w:t>61.2%</w:t>
+              <w:t>61.8%</w:t>
             </w:r>
           </w:p>
         </w:tc>
@@ -13473,7 +13503,7 @@
               <w:rPr>
                 <w:sz w:val="15"/>
               </w:rPr>
-              <w:t>59.5%</w:t>
+              <w:t>59.9%</w:t>
             </w:r>
           </w:p>
         </w:tc>
@@ -13487,7 +13517,7 @@
               <w:rPr>
                 <w:sz w:val="15"/>
               </w:rPr>
-              <w:t>58.4%</w:t>
+              <w:t>58.8%</w:t>
             </w:r>
           </w:p>
         </w:tc>
@@ -13545,7 +13575,7 @@
               <w:rPr>
                 <w:sz w:val="15"/>
               </w:rPr>
-              <w:t>63.4%</w:t>
+              <w:t>64.0%</w:t>
             </w:r>
           </w:p>
         </w:tc>
@@ -13559,7 +13589,7 @@
               <w:rPr>
                 <w:sz w:val="15"/>
               </w:rPr>
-              <w:t>63.2%</w:t>
+              <w:t>63.8%</w:t>
             </w:r>
           </w:p>
         </w:tc>
@@ -13617,7 +13647,7 @@
               <w:rPr>
                 <w:sz w:val="15"/>
               </w:rPr>
-              <w:t>63.0%</w:t>
+              <w:t>63.5%</w:t>
             </w:r>
           </w:p>
         </w:tc>
@@ -13631,7 +13661,7 @@
               <w:rPr>
                 <w:sz w:val="15"/>
               </w:rPr>
-              <w:t>61.6%</w:t>
+              <w:t>62.1%</w:t>
             </w:r>
           </w:p>
         </w:tc>
@@ -13689,7 +13719,7 @@
               <w:rPr>
                 <w:sz w:val="15"/>
               </w:rPr>
-              <w:t>62.2%</w:t>
+              <w:t>62.7%</w:t>
             </w:r>
           </w:p>
         </w:tc>
@@ -13703,7 +13733,7 @@
               <w:rPr>
                 <w:sz w:val="15"/>
               </w:rPr>
-              <w:t>62.1%</w:t>
+              <w:t>62.6%</w:t>
             </w:r>
           </w:p>
         </w:tc>
@@ -13761,7 +13791,7 @@
               <w:rPr>
                 <w:sz w:val="15"/>
               </w:rPr>
-              <w:t>66.5%</w:t>
+              <w:t>67.1%</w:t>
             </w:r>
           </w:p>
         </w:tc>
@@ -13775,7 +13805,7 @@
               <w:rPr>
                 <w:sz w:val="15"/>
               </w:rPr>
-              <w:t>66.5%</w:t>
+              <w:t>67.1%</w:t>
             </w:r>
           </w:p>
         </w:tc>
@@ -13833,7 +13863,7 @@
               <w:rPr>
                 <w:sz w:val="15"/>
               </w:rPr>
-              <w:t>63.3%</w:t>
+              <w:t>63.5%</w:t>
             </w:r>
           </w:p>
         </w:tc>
@@ -13847,7 +13877,7 @@
               <w:rPr>
                 <w:sz w:val="15"/>
               </w:rPr>
-              <w:t>57.6%</w:t>
+              <w:t>57.7%</w:t>
             </w:r>
           </w:p>
         </w:tc>
@@ -13863,7 +13893,7 @@
           <w:b/>
           <w:sz w:val="19"/>
         </w:rPr>
-        <w:t>리포트가 인쇄하는 “남은 일은 10151칸이 아니라 9628칸이다”도 같은 이유로 과소치다. 정직한 값은 9842칸이다(10151 − 309, 309 = 부재이면서 아직 비어 있는 칸). 이 문서의 5·10절은 그 값을 쓴다.</w:t>
+        <w:t>리포트가 인쇄하는 “남은 일은 10026칸이 아니라 9503칸이다”도 같은 이유로 과소치다. 정직한 값은 9717칸이다(10026 − 309, 309 = 부재이면서 아직 비어 있는 칸). 이 문서의 5·10절은 그 값을 쓴다.</w:t>
       </w:r>
     </w:p>
     <w:p>

--- a/MaterialTwin_물성수집_방법론.docx
+++ b/MaterialTwin_물성수집_방법론.docx
@@ -31,7 +31,7 @@
           <w:color w:val="606060"/>
           <w:sz w:val="18"/>
         </w:rPr>
-        <w:t>2026-08-14 · 재료 951종 · 물성값 25,333건 · 출처 2,294건 · 물성 정의 170종</w:t>
+        <w:t>2026-08-14 · 재료 951종 · 물성값 25,612건 · 출처 2,294건 · 물성 정의 170종</w:t>
       </w:r>
     </w:p>
     <w:p/>
@@ -1291,7 +1291,7 @@
               <w:rPr>
                 <w:sz w:val="16"/>
               </w:rPr>
-              <w:t>13,270</w:t>
+              <w:t>13,472</w:t>
             </w:r>
           </w:p>
         </w:tc>
@@ -1305,7 +1305,7 @@
               <w:rPr>
                 <w:sz w:val="16"/>
               </w:rPr>
-              <w:t>52.4%</w:t>
+              <w:t>52.6%</w:t>
             </w:r>
           </w:p>
         </w:tc>
@@ -1349,7 +1349,7 @@
               <w:rPr>
                 <w:sz w:val="16"/>
               </w:rPr>
-              <w:t>1,781</w:t>
+              <w:t>1,793</w:t>
             </w:r>
           </w:p>
         </w:tc>
@@ -1407,7 +1407,7 @@
               <w:rPr>
                 <w:sz w:val="16"/>
               </w:rPr>
-              <w:t>5,792</w:t>
+              <w:t>5,857</w:t>
             </w:r>
           </w:p>
         </w:tc>
@@ -1479,7 +1479,7 @@
               <w:rPr>
                 <w:sz w:val="16"/>
               </w:rPr>
-              <w:t>17.7%</w:t>
+              <w:t>17.5%</w:t>
             </w:r>
           </w:p>
         </w:tc>
@@ -4045,7 +4045,7 @@
               <w:rPr>
                 <w:sz w:val="15"/>
               </w:rPr>
-              <w:t>2434</w:t>
+              <w:t>2364</w:t>
             </w:r>
           </w:p>
         </w:tc>
@@ -4059,7 +4059,7 @@
               <w:rPr>
                 <w:sz w:val="15"/>
               </w:rPr>
-              <w:t>342</w:t>
+              <w:t>333</w:t>
             </w:r>
           </w:p>
         </w:tc>
@@ -4073,7 +4073,7 @@
               <w:rPr>
                 <w:sz w:val="15"/>
               </w:rPr>
-              <w:t>7.12</w:t>
+              <w:t>7.10</w:t>
             </w:r>
           </w:p>
         </w:tc>
@@ -4103,7 +4103,7 @@
               <w:rPr>
                 <w:sz w:val="15"/>
               </w:rPr>
-              <w:t>1401</w:t>
+              <w:t>1295</w:t>
             </w:r>
           </w:p>
         </w:tc>
@@ -4117,7 +4117,7 @@
               <w:rPr>
                 <w:sz w:val="15"/>
               </w:rPr>
-              <w:t>343</w:t>
+              <w:t>318</w:t>
             </w:r>
           </w:p>
         </w:tc>
@@ -4131,7 +4131,7 @@
               <w:rPr>
                 <w:sz w:val="15"/>
               </w:rPr>
-              <w:t>4.08</w:t>
+              <w:t>4.07</w:t>
             </w:r>
           </w:p>
         </w:tc>
@@ -4161,7 +4161,7 @@
               <w:rPr>
                 <w:sz w:val="15"/>
               </w:rPr>
-              <w:t>1276</w:t>
+              <w:t>1273</w:t>
             </w:r>
           </w:p>
         </w:tc>
@@ -4175,7 +4175,7 @@
               <w:rPr>
                 <w:sz w:val="15"/>
               </w:rPr>
-              <w:t>381</w:t>
+              <w:t>380</w:t>
             </w:r>
           </w:p>
         </w:tc>
@@ -4277,7 +4277,7 @@
               <w:rPr>
                 <w:sz w:val="15"/>
               </w:rPr>
-              <w:t>743</w:t>
+              <w:t>734</w:t>
             </w:r>
           </w:p>
         </w:tc>
@@ -4291,7 +4291,7 @@
               <w:rPr>
                 <w:sz w:val="15"/>
               </w:rPr>
-              <w:t>292</w:t>
+              <w:t>289</w:t>
             </w:r>
           </w:p>
         </w:tc>
@@ -4335,7 +4335,7 @@
               <w:rPr>
                 <w:sz w:val="15"/>
               </w:rPr>
-              <w:t>420</w:t>
+              <w:t>419</w:t>
             </w:r>
           </w:p>
         </w:tc>
@@ -4349,7 +4349,7 @@
               <w:rPr>
                 <w:sz w:val="15"/>
               </w:rPr>
-              <w:t>420</w:t>
+              <w:t>419</w:t>
             </w:r>
           </w:p>
         </w:tc>
@@ -4509,7 +4509,7 @@
               <w:rPr>
                 <w:sz w:val="15"/>
               </w:rPr>
-              <w:t>377</w:t>
+              <w:t>372</w:t>
             </w:r>
           </w:p>
         </w:tc>
@@ -4523,7 +4523,7 @@
               <w:rPr>
                 <w:sz w:val="15"/>
               </w:rPr>
-              <w:t>377</w:t>
+              <w:t>372</w:t>
             </w:r>
           </w:p>
         </w:tc>
@@ -4567,7 +4567,7 @@
               <w:rPr>
                 <w:sz w:val="15"/>
               </w:rPr>
-              <w:t>352</w:t>
+              <w:t>347</w:t>
             </w:r>
           </w:p>
         </w:tc>
@@ -4581,7 +4581,7 @@
               <w:rPr>
                 <w:sz w:val="15"/>
               </w:rPr>
-              <w:t>352</w:t>
+              <w:t>347</w:t>
             </w:r>
           </w:p>
         </w:tc>
@@ -4683,7 +4683,7 @@
               <w:rPr>
                 <w:sz w:val="15"/>
               </w:rPr>
-              <w:t>232</w:t>
+              <w:t>231</w:t>
             </w:r>
           </w:p>
         </w:tc>
@@ -4697,7 +4697,7 @@
               <w:rPr>
                 <w:sz w:val="15"/>
               </w:rPr>
-              <w:t>232</w:t>
+              <w:t>231</w:t>
             </w:r>
           </w:p>
         </w:tc>
@@ -4741,7 +4741,7 @@
               <w:rPr>
                 <w:sz w:val="15"/>
               </w:rPr>
-              <w:t>135</w:t>
+              <w:t>130</w:t>
             </w:r>
           </w:p>
         </w:tc>
@@ -4755,7 +4755,7 @@
               <w:rPr>
                 <w:sz w:val="15"/>
               </w:rPr>
-              <w:t>135</w:t>
+              <w:t>130</w:t>
             </w:r>
           </w:p>
         </w:tc>
@@ -4799,7 +4799,7 @@
               <w:rPr>
                 <w:sz w:val="15"/>
               </w:rPr>
-              <w:t>117</w:t>
+              <w:t>115</w:t>
             </w:r>
           </w:p>
         </w:tc>
@@ -4813,7 +4813,7 @@
               <w:rPr>
                 <w:sz w:val="15"/>
               </w:rPr>
-              <w:t>117</w:t>
+              <w:t>115</w:t>
             </w:r>
           </w:p>
         </w:tc>
@@ -5017,7 +5017,7 @@
           <w:b/>
           <w:sz w:val="19"/>
         </w:rPr>
-        <w:t>칸/재료 최고가 physical.density의 7.12인데 대상이 342종뿐이다. 8차의 밀도(6.7칸 × 134종) 같은 덩어리는 더 이상 없다. 기본 물성이 닫히면 이 척도는 스스로 수명을 다한다.</w:t>
+        <w:t>칸/재료 최고가 physical.density의 7.10인데 대상이 333종뿐이다. 8차의 밀도(6.7칸 × 134종) 같은 덩어리는 더 이상 없다. 기본 물성이 닫히면 이 척도는 스스로 수명을 다한다.</w:t>
       </w:r>
     </w:p>
     <w:p>
@@ -5408,7 +5408,7 @@
               <w:rPr>
                 <w:sz w:val="16"/>
               </w:rPr>
-              <w:t>4종</w:t>
+              <w:t>5종</w:t>
             </w:r>
           </w:p>
         </w:tc>
@@ -5438,7 +5438,7 @@
               <w:rPr>
                 <w:sz w:val="16"/>
               </w:rPr>
-              <w:t>18종</w:t>
+              <w:t>25종</w:t>
             </w:r>
           </w:p>
         </w:tc>
@@ -5468,7 +5468,7 @@
               <w:rPr>
                 <w:sz w:val="16"/>
               </w:rPr>
-              <w:t>13종</w:t>
+              <w:t>16종</w:t>
             </w:r>
           </w:p>
         </w:tc>
@@ -5498,7 +5498,7 @@
               <w:rPr>
                 <w:sz w:val="16"/>
               </w:rPr>
-              <w:t>2종</w:t>
+              <w:t>8종</w:t>
             </w:r>
           </w:p>
         </w:tc>
@@ -5528,7 +5528,7 @@
               <w:rPr>
                 <w:sz w:val="16"/>
               </w:rPr>
-              <w:t>5종</w:t>
+              <w:t>6종</w:t>
             </w:r>
           </w:p>
         </w:tc>
@@ -5558,7 +5558,7 @@
               <w:rPr>
                 <w:sz w:val="16"/>
               </w:rPr>
-              <w:t>12종</w:t>
+              <w:t>13종</w:t>
             </w:r>
           </w:p>
         </w:tc>
@@ -5618,7 +5618,7 @@
               <w:rPr>
                 <w:sz w:val="16"/>
               </w:rPr>
-              <w:t>81종</w:t>
+              <w:t>71종</w:t>
             </w:r>
           </w:p>
         </w:tc>
@@ -5648,7 +5648,7 @@
               <w:rPr>
                 <w:sz w:val="16"/>
               </w:rPr>
-              <w:t>57종</w:t>
+              <w:t>56종</w:t>
             </w:r>
           </w:p>
         </w:tc>
@@ -5678,7 +5678,7 @@
               <w:rPr>
                 <w:sz w:val="16"/>
               </w:rPr>
-              <w:t>9종</w:t>
+              <w:t>10종</w:t>
             </w:r>
           </w:p>
         </w:tc>
@@ -5708,7 +5708,7 @@
               <w:rPr>
                 <w:sz w:val="16"/>
               </w:rPr>
-              <w:t>16종</w:t>
+              <w:t>22종</w:t>
             </w:r>
           </w:p>
         </w:tc>
@@ -5738,7 +5738,7 @@
               <w:rPr>
                 <w:sz w:val="16"/>
               </w:rPr>
-              <w:t>14종</w:t>
+              <w:t>15종</w:t>
             </w:r>
           </w:p>
         </w:tc>
@@ -5768,7 +5768,7 @@
               <w:rPr>
                 <w:sz w:val="16"/>
               </w:rPr>
-              <w:t>15종</w:t>
+              <w:t>20종</w:t>
             </w:r>
           </w:p>
         </w:tc>
@@ -5798,7 +5798,7 @@
               <w:rPr>
                 <w:sz w:val="16"/>
               </w:rPr>
-              <w:t>19종</w:t>
+              <w:t>15종</w:t>
             </w:r>
           </w:p>
         </w:tc>
@@ -5828,7 +5828,7 @@
               <w:rPr>
                 <w:sz w:val="16"/>
               </w:rPr>
-              <w:t>48종</w:t>
+              <w:t>39종</w:t>
             </w:r>
           </w:p>
         </w:tc>
@@ -5888,7 +5888,7 @@
               <w:rPr>
                 <w:sz w:val="16"/>
               </w:rPr>
-              <w:t>10종</w:t>
+              <w:t>4종</w:t>
             </w:r>
           </w:p>
         </w:tc>
@@ -5918,37 +5918,7 @@
               <w:rPr>
                 <w:sz w:val="16"/>
               </w:rPr>
-              <w:t>3종</w:t>
-            </w:r>
-          </w:p>
-        </w:tc>
-      </w:tr>
-      <w:tr>
-        <w:tc>
-          <w:tcPr>
-            <w:tcW w:type="dxa" w:w="4320"/>
-          </w:tcPr>
-          <w:p>
-            <w:r/>
-            <w:r>
-              <w:rPr>
-                <w:sz w:val="16"/>
-              </w:rPr>
-              <w:t>34칸</w:t>
-            </w:r>
-          </w:p>
-        </w:tc>
-        <w:tc>
-          <w:tcPr>
-            <w:tcW w:type="dxa" w:w="4320"/>
-          </w:tcPr>
-          <w:p>
-            <w:r/>
-            <w:r>
-              <w:rPr>
-                <w:sz w:val="16"/>
-              </w:rPr>
-              <w:t>1종</w:t>
+              <w:t>2종</w:t>
             </w:r>
           </w:p>
         </w:tc>
@@ -6129,7 +6099,7 @@
               <w:rPr>
                 <w:sz w:val="16"/>
               </w:rPr>
-              <w:t>41종</w:t>
+              <w:t>42종</w:t>
             </w:r>
           </w:p>
         </w:tc>
@@ -6143,7 +6113,7 @@
               <w:rPr>
                 <w:sz w:val="16"/>
               </w:rPr>
-              <w:t>363종</w:t>
+              <w:t>362종</w:t>
             </w:r>
           </w:p>
         </w:tc>
@@ -6273,7 +6243,7 @@
               <w:rPr>
                 <w:sz w:val="16"/>
               </w:rPr>
-              <w:t>34종</w:t>
+              <w:t>50종</w:t>
             </w:r>
           </w:p>
         </w:tc>
@@ -6287,7 +6257,7 @@
               <w:rPr>
                 <w:sz w:val="16"/>
               </w:rPr>
-              <w:t>352종</w:t>
+              <w:t>336종</w:t>
             </w:r>
           </w:p>
         </w:tc>
@@ -6331,7 +6301,7 @@
               <w:rPr>
                 <w:sz w:val="16"/>
               </w:rPr>
-              <w:t>33종</w:t>
+              <w:t>34종</w:t>
             </w:r>
           </w:p>
         </w:tc>
@@ -6345,7 +6315,7 @@
               <w:rPr>
                 <w:sz w:val="16"/>
               </w:rPr>
-              <w:t>116종</w:t>
+              <w:t>126종</w:t>
             </w:r>
           </w:p>
         </w:tc>
@@ -6359,7 +6329,7 @@
               <w:rPr>
                 <w:sz w:val="16"/>
               </w:rPr>
-              <w:t>255종</w:t>
+              <w:t>244종</w:t>
             </w:r>
           </w:p>
         </w:tc>
@@ -6403,7 +6373,7 @@
               <w:rPr>
                 <w:sz w:val="16"/>
               </w:rPr>
-              <w:t>13종</w:t>
+              <w:t>18종</w:t>
             </w:r>
           </w:p>
         </w:tc>
@@ -6417,7 +6387,7 @@
               <w:rPr>
                 <w:sz w:val="16"/>
               </w:rPr>
-              <w:t>81종</w:t>
+              <w:t>106종</w:t>
             </w:r>
           </w:p>
         </w:tc>
@@ -6431,7 +6401,7 @@
               <w:rPr>
                 <w:sz w:val="16"/>
               </w:rPr>
-              <w:t>297종</w:t>
+              <w:t>267종</w:t>
             </w:r>
           </w:p>
         </w:tc>
@@ -6461,7 +6431,7 @@
               <w:rPr>
                 <w:sz w:val="16"/>
               </w:rPr>
-              <w:t>377종</w:t>
+              <w:t>372종</w:t>
             </w:r>
           </w:p>
         </w:tc>
@@ -6475,7 +6445,7 @@
               <w:rPr>
                 <w:sz w:val="16"/>
               </w:rPr>
-              <w:t>377종</w:t>
+              <w:t>372종</w:t>
             </w:r>
           </w:p>
         </w:tc>
@@ -6547,7 +6517,7 @@
               <w:rPr>
                 <w:sz w:val="16"/>
               </w:rPr>
-              <w:t>41종</w:t>
+              <w:t>46종</w:t>
             </w:r>
           </w:p>
         </w:tc>
@@ -6561,7 +6531,7 @@
               <w:rPr>
                 <w:sz w:val="16"/>
               </w:rPr>
-              <w:t>72종</w:t>
+              <w:t>86종</w:t>
             </w:r>
           </w:p>
         </w:tc>
@@ -6575,7 +6545,7 @@
               <w:rPr>
                 <w:sz w:val="16"/>
               </w:rPr>
-              <w:t>212종</w:t>
+              <w:t>193종</w:t>
             </w:r>
           </w:p>
         </w:tc>
@@ -6633,7 +6603,7 @@
               <w:rPr>
                 <w:sz w:val="16"/>
               </w:rPr>
-              <w:t>39종</w:t>
+              <w:t>41종</w:t>
             </w:r>
           </w:p>
         </w:tc>
@@ -6647,7 +6617,7 @@
               <w:rPr>
                 <w:sz w:val="16"/>
               </w:rPr>
-              <w:t>222종</w:t>
+              <w:t>220종</w:t>
             </w:r>
           </w:p>
         </w:tc>
@@ -6691,7 +6661,7 @@
               <w:rPr>
                 <w:sz w:val="16"/>
               </w:rPr>
-              <w:t>8종</w:t>
+              <w:t>13종</w:t>
             </w:r>
           </w:p>
         </w:tc>
@@ -6705,7 +6675,7 @@
               <w:rPr>
                 <w:sz w:val="16"/>
               </w:rPr>
-              <w:t>6종</w:t>
+              <w:t>1종</w:t>
             </w:r>
           </w:p>
         </w:tc>
@@ -6763,7 +6733,7 @@
               <w:rPr>
                 <w:sz w:val="16"/>
               </w:rPr>
-              <w:t>37종</w:t>
+              <w:t>44종</w:t>
             </w:r>
           </w:p>
         </w:tc>
@@ -6777,7 +6747,7 @@
               <w:rPr>
                 <w:sz w:val="16"/>
               </w:rPr>
-              <w:t>103종</w:t>
+              <w:t>96종</w:t>
             </w:r>
           </w:p>
         </w:tc>
@@ -7035,7 +7005,7 @@
           <w:b w:val="0"/>
           <w:sz w:val="19"/>
         </w:rPr>
-        <w:t>예외는 구조·강성(378종이 2칸 이상) · 낙하·충격(404종이 2칸 이상) · 열전달·방열(371종이 2칸 이상) · 열응력·워피지(386종이 2칸 이상) · 폴더블 벤딩(133종이 2칸 이상) · 결로(표면)(404종이 2칸 이상) · 결로(투습)(261종이 2칸 이상) · 초탄성(실링·완충)(2종이 2칸 이상) · 접착·박리(103종이 2칸 이상) · 피로·수명(284종이 2칸 이상)이다. 여기는 한 배치로 안 닫히는 다층 병목이다.</w:t>
+        <w:t>예외는 구조·강성(373종이 2칸 이상) · 낙하·충격(404종이 2칸 이상) · 열전달·방열(370종이 2칸 이상) · 열응력·워피지(386종이 2칸 이상) · 폴더블 벤딩(128종이 2칸 이상) · 결로(표면)(404종이 2칸 이상) · 결로(투습)(261종이 2칸 이상) · 초탄성(실링·완충)(2종이 2칸 이상) · 접착·박리(96종이 2칸 이상) · 피로·수명(279종이 2칸 이상)이다. 여기는 한 배치로 안 닫히는 다층 병목이다.</w:t>
       </w:r>
     </w:p>
     <w:p>
@@ -7534,7 +7504,7 @@
               <w:rPr>
                 <w:sz w:val="15"/>
               </w:rPr>
-              <w:t>62.4%  █████···</w:t>
+              <w:t>63.6%  █████···</w:t>
             </w:r>
           </w:p>
         </w:tc>
@@ -7548,7 +7518,7 @@
               <w:rPr>
                 <w:sz w:val="15"/>
               </w:rPr>
-              <w:t>38.6%</w:t>
+              <w:t>39.8%</w:t>
             </w:r>
           </w:p>
         </w:tc>
@@ -7634,7 +7604,7 @@
               <w:rPr>
                 <w:sz w:val="15"/>
               </w:rPr>
-              <w:t>57.7%  █████···</w:t>
+              <w:t>58.5%  █████···</w:t>
             </w:r>
           </w:p>
         </w:tc>
@@ -7648,7 +7618,7 @@
               <w:rPr>
                 <w:sz w:val="15"/>
               </w:rPr>
-              <w:t>31.4%</w:t>
+              <w:t>32.1%</w:t>
             </w:r>
           </w:p>
         </w:tc>
@@ -7734,7 +7704,7 @@
               <w:rPr>
                 <w:sz w:val="15"/>
               </w:rPr>
-              <w:t>63.9%  █████···</w:t>
+              <w:t>64.3%  █████···</w:t>
             </w:r>
           </w:p>
         </w:tc>
@@ -7748,7 +7718,7 @@
               <w:rPr>
                 <w:sz w:val="15"/>
               </w:rPr>
-              <w:t>45.3%</w:t>
+              <w:t>45.7%</w:t>
             </w:r>
           </w:p>
         </w:tc>
@@ -7834,7 +7804,7 @@
               <w:rPr>
                 <w:sz w:val="15"/>
               </w:rPr>
-              <w:t>62.5%  █████···</w:t>
+              <w:t>63.6%  █████···</w:t>
             </w:r>
           </w:p>
         </w:tc>
@@ -7848,7 +7818,7 @@
               <w:rPr>
                 <w:sz w:val="15"/>
               </w:rPr>
-              <w:t>39.5%</w:t>
+              <w:t>40.5%</w:t>
             </w:r>
           </w:p>
         </w:tc>
@@ -7934,7 +7904,7 @@
               <w:rPr>
                 <w:sz w:val="15"/>
               </w:rPr>
-              <w:t>59.8%  █████···</w:t>
+              <w:t>61.8%  █████···</w:t>
             </w:r>
           </w:p>
         </w:tc>
@@ -7948,7 +7918,7 @@
               <w:rPr>
                 <w:sz w:val="15"/>
               </w:rPr>
-              <w:t>37.2%</w:t>
+              <w:t>39.2%</w:t>
             </w:r>
           </w:p>
         </w:tc>
@@ -8034,7 +8004,7 @@
               <w:rPr>
                 <w:sz w:val="15"/>
               </w:rPr>
-              <w:t>62.5%  █████···</w:t>
+              <w:t>62.8%  █████···</w:t>
             </w:r>
           </w:p>
         </w:tc>
@@ -8048,7 +8018,7 @@
               <w:rPr>
                 <w:sz w:val="15"/>
               </w:rPr>
-              <w:t>45.8%</w:t>
+              <w:t>46.1%</w:t>
             </w:r>
           </w:p>
         </w:tc>
@@ -8134,7 +8104,7 @@
               <w:rPr>
                 <w:sz w:val="15"/>
               </w:rPr>
-              <w:t>65.8%  █████···</w:t>
+              <w:t>66.2%  █████···</w:t>
             </w:r>
           </w:p>
         </w:tc>
@@ -8148,7 +8118,7 @@
               <w:rPr>
                 <w:sz w:val="15"/>
               </w:rPr>
-              <w:t>44.4%</w:t>
+              <w:t>44.8%</w:t>
             </w:r>
           </w:p>
         </w:tc>
@@ -8334,7 +8304,7 @@
               <w:rPr>
                 <w:sz w:val="15"/>
               </w:rPr>
-              <w:t>56.0%  ████····</w:t>
+              <w:t>57.1%  █████···</w:t>
             </w:r>
           </w:p>
         </w:tc>
@@ -8348,7 +8318,7 @@
               <w:rPr>
                 <w:sz w:val="15"/>
               </w:rPr>
-              <w:t>44.8%</w:t>
+              <w:t>45.9%</w:t>
             </w:r>
           </w:p>
         </w:tc>
@@ -8434,7 +8404,7 @@
               <w:rPr>
                 <w:sz w:val="15"/>
               </w:rPr>
-              <w:t>59.5%  █████···</w:t>
+              <w:t>60.0%  █████···</w:t>
             </w:r>
           </w:p>
         </w:tc>
@@ -8448,7 +8418,7 @@
               <w:rPr>
                 <w:sz w:val="15"/>
               </w:rPr>
-              <w:t>45.3%</w:t>
+              <w:t>45.8%</w:t>
             </w:r>
           </w:p>
         </w:tc>
@@ -8462,7 +8432,7 @@
               <w:rPr>
                 <w:sz w:val="15"/>
               </w:rPr>
-              <w:t>59.5%</w:t>
+              <w:t>60.0%</w:t>
             </w:r>
           </w:p>
         </w:tc>
@@ -8476,7 +8446,7 @@
               <w:rPr>
                 <w:sz w:val="15"/>
               </w:rPr>
-              <w:t>57.7%</w:t>
+              <w:t>58.3%</w:t>
             </w:r>
           </w:p>
         </w:tc>
@@ -8490,7 +8460,7 @@
               <w:rPr>
                 <w:sz w:val="15"/>
               </w:rPr>
-              <w:t>45.3%</w:t>
+              <w:t>45.8%</w:t>
             </w:r>
           </w:p>
         </w:tc>
@@ -8534,7 +8504,7 @@
               <w:rPr>
                 <w:sz w:val="15"/>
               </w:rPr>
-              <w:t>41.9%  ███·····</w:t>
+              <w:t>43.5%  ███·····</w:t>
             </w:r>
           </w:p>
         </w:tc>
@@ -8548,7 +8518,7 @@
               <w:rPr>
                 <w:sz w:val="15"/>
               </w:rPr>
-              <w:t>36.5%</w:t>
+              <w:t>38.1%</w:t>
             </w:r>
           </w:p>
         </w:tc>
@@ -8833,7 +8803,7 @@
               <w:rPr>
                 <w:sz w:val="15"/>
               </w:rPr>
-              <w:t>60.6%</w:t>
+              <w:t>61.4%</w:t>
             </w:r>
           </w:p>
         </w:tc>
@@ -8847,7 +8817,7 @@
               <w:rPr>
                 <w:sz w:val="15"/>
               </w:rPr>
-              <w:t>40.4%</w:t>
+              <w:t>41.2%</w:t>
             </w:r>
           </w:p>
         </w:tc>
@@ -8910,7 +8880,7 @@
           <w:b/>
           <w:sz w:val="19"/>
         </w:rPr>
-        <w:t>(가) 셀 채움만 보면 “거의 다 됐다”로 읽힌다. 구조·강성은 셀 62.4%다. 그런데 실측기반은 38.6%이고, 실측만으로 카드가 나오는 재료는 20.9%(199종)뿐이다. 전체로는 5,159칸(20.3%p)이 가정값이 만든 착시다.</w:t>
+        <w:t>(가) 셀 채움만 보면 “거의 다 됐다”로 읽힌다. 구조·강성은 셀 63.6%다. 그런데 실측기반은 39.8%이고, 실측만으로 카드가 나오는 재료는 20.9%(199종)뿐이다. 전체로는 5,159칸(20.3%p)이 가정값이 만든 착시다.</w:t>
       </w:r>
     </w:p>
     <w:p>
@@ -8934,7 +8904,7 @@
           <w:b w:val="0"/>
           <w:sz w:val="19"/>
         </w:rPr>
-        <w:t>(다) 셀 채움과 재료 준비가 크게 갈리는 자리가 진짜 병목이다. 피로·수명은 셀 41.9%인데 준비 24.1%다. 재료마다 비어 있는 칸이 다르면 이렇게 벌어진다. 반대로 전기·EMI는 두 수치가 같다 — 택일군 하나짜리 해석이라 채운 칸이 곧 준비된 재료다.</w:t>
+        <w:t>(다) 셀 채움과 재료 준비가 크게 갈리는 자리가 진짜 병목이다. 피로·수명은 셀 43.5%인데 준비 24.1%다. 재료마다 비어 있는 칸이 다르면 이렇게 벌어진다. 반대로 전기·EMI는 두 수치가 같다 — 택일군 하나짜리 해석이라 채운 칸이 곧 준비된 재료다.</w:t>
       </w:r>
     </w:p>
     <w:p>
@@ -10797,7 +10767,7 @@
           <w:b w:val="0"/>
           <w:sz w:val="19"/>
         </w:rPr>
-        <w:t>tier4는 4,490건(17.7%)이다. 그중 assumption 표지를 가진 것이 4,398건이고, 나머지 92건은 가정이 아니라 계산·유도값이다.</w:t>
+        <w:t>tier4는 4,490건(17.5%)이다. 그중 assumption 표지를 가진 것이 4,398건이고, 나머지 92건은 가정이 아니라 계산·유도값이다.</w:t>
       </w:r>
     </w:p>
     <w:tbl>
@@ -11104,7 +11074,7 @@
               <w:rPr>
                 <w:sz w:val="15"/>
               </w:rPr>
-              <w:t>408 / 735</w:t>
+              <w:t>408 / 736</w:t>
             </w:r>
           </w:p>
         </w:tc>
@@ -11118,7 +11088,7 @@
               <w:rPr>
                 <w:sz w:val="15"/>
               </w:rPr>
-              <w:t>55.5%  ██████····</w:t>
+              <w:t>55.4%  ██████····</w:t>
             </w:r>
           </w:p>
         </w:tc>
@@ -11934,7 +11904,7 @@
               <w:rPr>
                 <w:sz w:val="16"/>
               </w:rPr>
-              <w:t>25,333건</w:t>
+              <w:t>25,612건</w:t>
             </w:r>
           </w:p>
         </w:tc>
@@ -12129,7 +12099,7 @@
               <w:rPr>
                 <w:sz w:val="16"/>
               </w:rPr>
-              <w:t>15,436  (60.6%)</w:t>
+              <w:t>15,643  (61.4%)</w:t>
             </w:r>
           </w:p>
         </w:tc>
@@ -12159,7 +12129,7 @@
               <w:rPr>
                 <w:sz w:val="16"/>
               </w:rPr>
-              <w:t>10,277  (40.4%)</w:t>
+              <w:t>10,484  (41.2%)</w:t>
             </w:r>
           </w:p>
         </w:tc>
@@ -12219,7 +12189,7 @@
               <w:rPr>
                 <w:sz w:val="16"/>
               </w:rPr>
-              <w:t>10,026</w:t>
+              <w:t>9,819</w:t>
             </w:r>
           </w:p>
         </w:tc>
@@ -12279,7 +12249,7 @@
               <w:rPr>
                 <w:sz w:val="16"/>
               </w:rPr>
-              <w:t>9,717</w:t>
+              <w:t>9,510</w:t>
             </w:r>
           </w:p>
         </w:tc>
@@ -12309,7 +12279,7 @@
               <w:rPr>
                 <w:sz w:val="16"/>
               </w:rPr>
-              <w:t>15,185</w:t>
+              <w:t>14,978</w:t>
             </w:r>
           </w:p>
         </w:tc>
@@ -12400,7 +12370,7 @@
               <w:rPr>
                 <w:sz w:val="15"/>
               </w:rPr>
-              <w:t>2434</w:t>
+              <w:t>2364</w:t>
             </w:r>
           </w:p>
         </w:tc>
@@ -12444,7 +12414,7 @@
               <w:rPr>
                 <w:sz w:val="15"/>
               </w:rPr>
-              <w:t>1401</w:t>
+              <w:t>1295</w:t>
             </w:r>
           </w:p>
         </w:tc>
@@ -12488,7 +12458,7 @@
               <w:rPr>
                 <w:sz w:val="15"/>
               </w:rPr>
-              <w:t>1276</w:t>
+              <w:t>1273</w:t>
             </w:r>
           </w:p>
         </w:tc>
@@ -12576,7 +12546,7 @@
               <w:rPr>
                 <w:sz w:val="15"/>
               </w:rPr>
-              <w:t>743</w:t>
+              <w:t>734</w:t>
             </w:r>
           </w:p>
         </w:tc>
@@ -12620,7 +12590,7 @@
               <w:rPr>
                 <w:sz w:val="15"/>
               </w:rPr>
-              <w:t>420</w:t>
+              <w:t>419</w:t>
             </w:r>
           </w:p>
         </w:tc>
@@ -12738,7 +12708,7 @@
           <w:b/>
           <w:sz w:val="19"/>
         </w:rPr>
-        <w:t>남은 일의 성격 요약 — 3개 해석은 재료마다 딱 한 칸씩 모자라고, 낙하·충격만 2층 병목이다. 막힌 경로가 바뀌지 않는 한 남은 칸 전부는 안 닫힌다. 두 파동에 걸쳐 확인된 결론은 율속과 피로가 OA 밖(핸드북·벤더 시험보고서·유료 표준)에 있다는 것이다. 동시에, 채워진 15,436칸 중 5,159칸이 가정값이다 — 남은 칸을 닫는 것과 이미 닫은 칸의 근거를 두껍게 하는 것은 별개의 일이고 후자가 더 크다.</w:t>
+        <w:t>남은 일의 성격 요약 — 3개 해석은 재료마다 딱 한 칸씩 모자라고, 낙하·충격만 2층 병목이다. 막힌 경로가 바뀌지 않는 한 남은 칸 전부는 안 닫힌다. 두 파동에 걸쳐 확인된 결론은 율속과 피로가 OA 밖(핸드북·벤더 시험보고서·유료 표준)에 있다는 것이다. 동시에, 채워진 15,643칸 중 5,159칸이 가정값이다 — 남은 칸을 닫는 것과 이미 닫은 칸의 근거를 두껍게 하는 것은 별개의 일이고 후자가 더 크다.</w:t>
       </w:r>
     </w:p>
     <w:p>
@@ -13431,7 +13401,7 @@
               <w:rPr>
                 <w:sz w:val="15"/>
               </w:rPr>
-              <w:t>63.7%</w:t>
+              <w:t>64.9%</w:t>
             </w:r>
           </w:p>
         </w:tc>
@@ -13445,7 +13415,7 @@
               <w:rPr>
                 <w:sz w:val="15"/>
               </w:rPr>
-              <w:t>61.8%</w:t>
+              <w:t>63.1%</w:t>
             </w:r>
           </w:p>
         </w:tc>
@@ -13503,7 +13473,7 @@
               <w:rPr>
                 <w:sz w:val="15"/>
               </w:rPr>
-              <w:t>59.9%</w:t>
+              <w:t>60.7%</w:t>
             </w:r>
           </w:p>
         </w:tc>
@@ -13517,7 +13487,7 @@
               <w:rPr>
                 <w:sz w:val="15"/>
               </w:rPr>
-              <w:t>58.8%</w:t>
+              <w:t>59.6%</w:t>
             </w:r>
           </w:p>
         </w:tc>
@@ -13575,7 +13545,7 @@
               <w:rPr>
                 <w:sz w:val="15"/>
               </w:rPr>
-              <w:t>64.0%</w:t>
+              <w:t>64.4%</w:t>
             </w:r>
           </w:p>
         </w:tc>
@@ -13589,7 +13559,7 @@
               <w:rPr>
                 <w:sz w:val="15"/>
               </w:rPr>
-              <w:t>63.8%</w:t>
+              <w:t>64.3%</w:t>
             </w:r>
           </w:p>
         </w:tc>
@@ -13647,7 +13617,7 @@
               <w:rPr>
                 <w:sz w:val="15"/>
               </w:rPr>
-              <w:t>63.5%</w:t>
+              <w:t>64.6%</w:t>
             </w:r>
           </w:p>
         </w:tc>
@@ -13661,7 +13631,7 @@
               <w:rPr>
                 <w:sz w:val="15"/>
               </w:rPr>
-              <w:t>62.1%</w:t>
+              <w:t>63.2%</w:t>
             </w:r>
           </w:p>
         </w:tc>
@@ -13719,7 +13689,7 @@
               <w:rPr>
                 <w:sz w:val="15"/>
               </w:rPr>
-              <w:t>62.7%</w:t>
+              <w:t>63.0%</w:t>
             </w:r>
           </w:p>
         </w:tc>
@@ -13733,7 +13703,7 @@
               <w:rPr>
                 <w:sz w:val="15"/>
               </w:rPr>
-              <w:t>62.6%</w:t>
+              <w:t>62.9%</w:t>
             </w:r>
           </w:p>
         </w:tc>
@@ -13791,7 +13761,7 @@
               <w:rPr>
                 <w:sz w:val="15"/>
               </w:rPr>
-              <w:t>67.1%</w:t>
+              <w:t>67.5%</w:t>
             </w:r>
           </w:p>
         </w:tc>
@@ -13805,7 +13775,7 @@
               <w:rPr>
                 <w:sz w:val="15"/>
               </w:rPr>
-              <w:t>67.1%</w:t>
+              <w:t>67.5%</w:t>
             </w:r>
           </w:p>
         </w:tc>
@@ -13863,7 +13833,7 @@
               <w:rPr>
                 <w:sz w:val="15"/>
               </w:rPr>
-              <w:t>63.5%</w:t>
+              <w:t>64.0%</w:t>
             </w:r>
           </w:p>
         </w:tc>
@@ -13877,7 +13847,7 @@
               <w:rPr>
                 <w:sz w:val="15"/>
               </w:rPr>
-              <w:t>57.7%</w:t>
+              <w:t>58.3%</w:t>
             </w:r>
           </w:p>
         </w:tc>
@@ -13893,7 +13863,7 @@
           <w:b/>
           <w:sz w:val="19"/>
         </w:rPr>
-        <w:t>리포트가 인쇄하는 “남은 일은 10026칸이 아니라 9503칸이다”도 같은 이유로 과소치다. 정직한 값은 9717칸이다(10026 − 309, 309 = 부재이면서 아직 비어 있는 칸). 이 문서의 5·10절은 그 값을 쓴다.</w:t>
+        <w:t>리포트가 인쇄하는 “남은 일은 9819칸이 아니라 9296칸이다”도 같은 이유로 과소치다. 정직한 값은 9510칸이다(9819 − 309, 309 = 부재이면서 아직 비어 있는 칸). 이 문서의 5·10절은 그 값을 쓴다.</w:t>
       </w:r>
     </w:p>
     <w:p>

--- a/MaterialTwin_물성수집_방법론.docx
+++ b/MaterialTwin_물성수집_방법론.docx
@@ -31,7 +31,7 @@
           <w:color w:val="606060"/>
           <w:sz w:val="18"/>
         </w:rPr>
-        <w:t>2026-08-14 · 재료 951종 · 물성값 25,612건 · 출처 2,294건 · 물성 정의 170종</w:t>
+        <w:t>2026-08-14 · 재료 957종 · 물성값 25,844건 · 출처 2,299건 · 물성 정의 179종</w:t>
       </w:r>
     </w:p>
     <w:p/>
@@ -108,7 +108,7 @@
           <w:b/>
           <w:sz w:val="19"/>
         </w:rPr>
-        <w:t>카탈로그는 재료 951종 × 물성 정의 170종이다. 그러나 이 8만여 칸을 다 세지 않는다. 알루미나에 투습도를 요구하거나 벌크 금속에 층두께를 요구하면 없는 결함을 만들어내는 지표가 된다(실제로 그렇게 세다가 벤딩을 8%, 결로를 4%로 잘못 셌다). 대신 해석 13종이 실제로 요구하는 (재료 × 필수물성) 격자 25,462칸을 센다.</w:t>
+        <w:t>카탈로그는 재료 957종 × 물성 정의 179종이다. 그러나 이 8만여 칸을 다 세지 않는다. 알루미나에 투습도를 요구하거나 벌크 금속에 층두께를 요구하면 없는 결함을 만들어내는 지표가 된다(실제로 그렇게 세다가 벤딩을 8%, 결로를 4%로 잘못 셌다). 대신 해석 13종이 실제로 요구하는 (재료 × 필수물성) 격자 25,604칸을 센다.</w:t>
       </w:r>
     </w:p>
     <w:tbl>
@@ -227,7 +227,7 @@
               <w:rPr>
                 <w:sz w:val="14"/>
               </w:rPr>
-              <w:t>951종</w:t>
+              <w:t>957종</w:t>
             </w:r>
           </w:p>
         </w:tc>
@@ -269,7 +269,7 @@
               <w:rPr>
                 <w:sz w:val="14"/>
               </w:rPr>
-              <w:t>2,853</w:t>
+              <w:t>2,871</w:t>
             </w:r>
           </w:p>
         </w:tc>
@@ -299,7 +299,7 @@
               <w:rPr>
                 <w:sz w:val="14"/>
               </w:rPr>
-              <w:t>951종</w:t>
+              <w:t>957종</w:t>
             </w:r>
           </w:p>
         </w:tc>
@@ -341,7 +341,7 @@
               <w:rPr>
                 <w:sz w:val="14"/>
               </w:rPr>
-              <w:t>4,755</w:t>
+              <w:t>4,785</w:t>
             </w:r>
           </w:p>
         </w:tc>
@@ -371,7 +371,7 @@
               <w:rPr>
                 <w:sz w:val="14"/>
               </w:rPr>
-              <w:t>951종</w:t>
+              <w:t>957종</w:t>
             </w:r>
           </w:p>
         </w:tc>
@@ -413,7 +413,7 @@
               <w:rPr>
                 <w:sz w:val="14"/>
               </w:rPr>
-              <w:t>2,853</w:t>
+              <w:t>2,871</w:t>
             </w:r>
           </w:p>
         </w:tc>
@@ -443,7 +443,7 @@
               <w:rPr>
                 <w:sz w:val="14"/>
               </w:rPr>
-              <w:t>951종</w:t>
+              <w:t>957종</w:t>
             </w:r>
           </w:p>
         </w:tc>
@@ -485,7 +485,7 @@
               <w:rPr>
                 <w:sz w:val="14"/>
               </w:rPr>
-              <w:t>3,804</w:t>
+              <w:t>3,828</w:t>
             </w:r>
           </w:p>
         </w:tc>
@@ -587,7 +587,7 @@
               <w:rPr>
                 <w:sz w:val="14"/>
               </w:rPr>
-              <w:t>951종</w:t>
+              <w:t>957종</w:t>
             </w:r>
           </w:p>
         </w:tc>
@@ -629,7 +629,7 @@
               <w:rPr>
                 <w:sz w:val="14"/>
               </w:rPr>
-              <w:t>3,804</w:t>
+              <w:t>3,828</w:t>
             </w:r>
           </w:p>
         </w:tc>
@@ -659,7 +659,7 @@
               <w:rPr>
                 <w:sz w:val="14"/>
               </w:rPr>
-              <w:t>679종</w:t>
+              <w:t>680종</w:t>
             </w:r>
           </w:p>
         </w:tc>
@@ -701,7 +701,7 @@
               <w:rPr>
                 <w:sz w:val="14"/>
               </w:rPr>
-              <w:t>2,716</w:t>
+              <w:t>2,720</w:t>
             </w:r>
           </w:p>
         </w:tc>
@@ -875,7 +875,7 @@
               <w:rPr>
                 <w:sz w:val="14"/>
               </w:rPr>
-              <w:t>951종</w:t>
+              <w:t>957종</w:t>
             </w:r>
           </w:p>
         </w:tc>
@@ -917,7 +917,7 @@
               <w:rPr>
                 <w:sz w:val="14"/>
               </w:rPr>
-              <w:t>951</w:t>
+              <w:t>957</w:t>
             </w:r>
           </w:p>
         </w:tc>
@@ -947,7 +947,7 @@
               <w:rPr>
                 <w:sz w:val="14"/>
               </w:rPr>
-              <w:t>507종</w:t>
+              <w:t>513종</w:t>
             </w:r>
           </w:p>
         </w:tc>
@@ -989,7 +989,7 @@
               <w:rPr>
                 <w:sz w:val="14"/>
               </w:rPr>
-              <w:t>1,521</w:t>
+              <w:t>1,539</w:t>
             </w:r>
           </w:p>
         </w:tc>
@@ -1291,7 +1291,7 @@
               <w:rPr>
                 <w:sz w:val="16"/>
               </w:rPr>
-              <w:t>13,472</w:t>
+              <w:t>13,704</w:t>
             </w:r>
           </w:p>
         </w:tc>
@@ -1305,7 +1305,7 @@
               <w:rPr>
                 <w:sz w:val="16"/>
               </w:rPr>
-              <w:t>52.6%</w:t>
+              <w:t>53.0%</w:t>
             </w:r>
           </w:p>
         </w:tc>
@@ -1363,7 +1363,7 @@
               <w:rPr>
                 <w:sz w:val="16"/>
               </w:rPr>
-              <w:t>7.0%</w:t>
+              <w:t>6.9%</w:t>
             </w:r>
           </w:p>
         </w:tc>
@@ -1421,7 +1421,7 @@
               <w:rPr>
                 <w:sz w:val="16"/>
               </w:rPr>
-              <w:t>22.9%</w:t>
+              <w:t>22.7%</w:t>
             </w:r>
           </w:p>
         </w:tc>
@@ -1479,7 +1479,7 @@
               <w:rPr>
                 <w:sz w:val="16"/>
               </w:rPr>
-              <w:t>17.5%</w:t>
+              <w:t>17.4%</w:t>
             </w:r>
           </w:p>
         </w:tc>
@@ -4045,7 +4045,7 @@
               <w:rPr>
                 <w:sz w:val="15"/>
               </w:rPr>
-              <w:t>2364</w:t>
+              <w:t>2401</w:t>
             </w:r>
           </w:p>
         </w:tc>
@@ -4059,7 +4059,7 @@
               <w:rPr>
                 <w:sz w:val="15"/>
               </w:rPr>
-              <w:t>333</w:t>
+              <w:t>339</w:t>
             </w:r>
           </w:p>
         </w:tc>
@@ -4073,7 +4073,7 @@
               <w:rPr>
                 <w:sz w:val="15"/>
               </w:rPr>
-              <w:t>7.10</w:t>
+              <w:t>7.08</w:t>
             </w:r>
           </w:p>
         </w:tc>
@@ -4103,7 +4103,7 @@
               <w:rPr>
                 <w:sz w:val="15"/>
               </w:rPr>
-              <w:t>1295</w:t>
+              <w:t>1311</w:t>
             </w:r>
           </w:p>
         </w:tc>
@@ -4117,7 +4117,7 @@
               <w:rPr>
                 <w:sz w:val="15"/>
               </w:rPr>
-              <w:t>318</w:t>
+              <w:t>322</w:t>
             </w:r>
           </w:p>
         </w:tc>
@@ -4161,7 +4161,7 @@
               <w:rPr>
                 <w:sz w:val="15"/>
               </w:rPr>
-              <w:t>1273</w:t>
+              <w:t>1291</w:t>
             </w:r>
           </w:p>
         </w:tc>
@@ -4175,7 +4175,7 @@
               <w:rPr>
                 <w:sz w:val="15"/>
               </w:rPr>
-              <w:t>380</w:t>
+              <w:t>386</w:t>
             </w:r>
           </w:p>
         </w:tc>
@@ -4189,7 +4189,7 @@
               <w:rPr>
                 <w:sz w:val="15"/>
               </w:rPr>
-              <w:t>3.35</w:t>
+              <w:t>3.34</w:t>
             </w:r>
           </w:p>
         </w:tc>
@@ -4219,7 +4219,7 @@
               <w:rPr>
                 <w:sz w:val="15"/>
               </w:rPr>
-              <w:t>1053</w:t>
+              <w:t>1066</w:t>
             </w:r>
           </w:p>
         </w:tc>
@@ -4233,7 +4233,7 @@
               <w:rPr>
                 <w:sz w:val="15"/>
               </w:rPr>
-              <w:t>396</w:t>
+              <w:t>402</w:t>
             </w:r>
           </w:p>
         </w:tc>
@@ -4247,7 +4247,7 @@
               <w:rPr>
                 <w:sz w:val="15"/>
               </w:rPr>
-              <w:t>2.66</w:t>
+              <w:t>2.65</w:t>
             </w:r>
           </w:p>
         </w:tc>
@@ -4277,7 +4277,7 @@
               <w:rPr>
                 <w:sz w:val="15"/>
               </w:rPr>
-              <w:t>734</w:t>
+              <w:t>747</w:t>
             </w:r>
           </w:p>
         </w:tc>
@@ -4291,7 +4291,7 @@
               <w:rPr>
                 <w:sz w:val="15"/>
               </w:rPr>
-              <w:t>289</w:t>
+              <w:t>295</w:t>
             </w:r>
           </w:p>
         </w:tc>
@@ -4305,7 +4305,7 @@
               <w:rPr>
                 <w:sz w:val="15"/>
               </w:rPr>
-              <w:t>2.54</w:t>
+              <w:t>2.53</w:t>
             </w:r>
           </w:p>
         </w:tc>
@@ -4335,7 +4335,7 @@
               <w:rPr>
                 <w:sz w:val="15"/>
               </w:rPr>
-              <w:t>419</w:t>
+              <w:t>425</w:t>
             </w:r>
           </w:p>
         </w:tc>
@@ -4349,7 +4349,7 @@
               <w:rPr>
                 <w:sz w:val="15"/>
               </w:rPr>
-              <w:t>419</w:t>
+              <w:t>425</w:t>
             </w:r>
           </w:p>
         </w:tc>
@@ -4393,7 +4393,7 @@
               <w:rPr>
                 <w:sz w:val="15"/>
               </w:rPr>
-              <w:t>400</w:t>
+              <w:t>406</w:t>
             </w:r>
           </w:p>
         </w:tc>
@@ -4407,7 +4407,7 @@
               <w:rPr>
                 <w:sz w:val="15"/>
               </w:rPr>
-              <w:t>400</w:t>
+              <w:t>406</w:t>
             </w:r>
           </w:p>
         </w:tc>
@@ -4451,7 +4451,7 @@
               <w:rPr>
                 <w:sz w:val="15"/>
               </w:rPr>
-              <w:t>390</w:t>
+              <w:t>396</w:t>
             </w:r>
           </w:p>
         </w:tc>
@@ -4465,7 +4465,7 @@
               <w:rPr>
                 <w:sz w:val="15"/>
               </w:rPr>
-              <w:t>390</w:t>
+              <w:t>396</w:t>
             </w:r>
           </w:p>
         </w:tc>
@@ -4509,7 +4509,7 @@
               <w:rPr>
                 <w:sz w:val="15"/>
               </w:rPr>
-              <w:t>372</w:t>
+              <w:t>378</w:t>
             </w:r>
           </w:p>
         </w:tc>
@@ -4523,7 +4523,7 @@
               <w:rPr>
                 <w:sz w:val="15"/>
               </w:rPr>
-              <w:t>372</w:t>
+              <w:t>378</w:t>
             </w:r>
           </w:p>
         </w:tc>
@@ -4567,7 +4567,7 @@
               <w:rPr>
                 <w:sz w:val="15"/>
               </w:rPr>
-              <w:t>347</w:t>
+              <w:t>353</w:t>
             </w:r>
           </w:p>
         </w:tc>
@@ -4581,7 +4581,7 @@
               <w:rPr>
                 <w:sz w:val="15"/>
               </w:rPr>
-              <w:t>347</w:t>
+              <w:t>353</w:t>
             </w:r>
           </w:p>
         </w:tc>
@@ -4625,7 +4625,7 @@
               <w:rPr>
                 <w:sz w:val="15"/>
               </w:rPr>
-              <w:t>322</w:t>
+              <w:t>328</w:t>
             </w:r>
           </w:p>
         </w:tc>
@@ -4639,7 +4639,7 @@
               <w:rPr>
                 <w:sz w:val="15"/>
               </w:rPr>
-              <w:t>322</w:t>
+              <w:t>328</w:t>
             </w:r>
           </w:p>
         </w:tc>
@@ -5017,7 +5017,7 @@
           <w:b/>
           <w:sz w:val="19"/>
         </w:rPr>
-        <w:t>칸/재료 최고가 physical.density의 7.10인데 대상이 333종뿐이다. 8차의 밀도(6.7칸 × 134종) 같은 덩어리는 더 이상 없다. 기본 물성이 닫히면 이 척도는 스스로 수명을 다한다.</w:t>
+        <w:t>칸/재료 최고가 physical.density의 7.08인데 대상이 339종뿐이다. 8차의 밀도(6.7칸 × 134종) 같은 덩어리는 더 이상 없다. 기본 물성이 닫히면 이 척도는 스스로 수명을 다한다.</w:t>
       </w:r>
     </w:p>
     <w:p>
@@ -5498,7 +5498,7 @@
               <w:rPr>
                 <w:sz w:val="16"/>
               </w:rPr>
-              <w:t>8종</w:t>
+              <w:t>10종</w:t>
             </w:r>
           </w:p>
         </w:tc>
@@ -5618,7 +5618,7 @@
               <w:rPr>
                 <w:sz w:val="16"/>
               </w:rPr>
-              <w:t>71종</w:t>
+              <w:t>74종</w:t>
             </w:r>
           </w:p>
         </w:tc>
@@ -5708,7 +5708,7 @@
               <w:rPr>
                 <w:sz w:val="16"/>
               </w:rPr>
-              <w:t>22종</w:t>
+              <w:t>23종</w:t>
             </w:r>
           </w:p>
         </w:tc>
@@ -5948,7 +5948,7 @@
               <w:rPr>
                 <w:sz w:val="16"/>
               </w:rPr>
-              <w:t>513종 / 951종</w:t>
+              <w:t>519종 / 957종</w:t>
             </w:r>
           </w:p>
         </w:tc>
@@ -6071,7 +6071,7 @@
               <w:rPr>
                 <w:sz w:val="16"/>
               </w:rPr>
-              <w:t>458종</w:t>
+              <w:t>464종</w:t>
             </w:r>
           </w:p>
         </w:tc>
@@ -6113,7 +6113,7 @@
               <w:rPr>
                 <w:sz w:val="16"/>
               </w:rPr>
-              <w:t>362종</w:t>
+              <w:t>368종</w:t>
             </w:r>
           </w:p>
         </w:tc>
@@ -6143,7 +6143,7 @@
               <w:rPr>
                 <w:sz w:val="16"/>
               </w:rPr>
-              <w:t>439종</w:t>
+              <w:t>445종</w:t>
             </w:r>
           </w:p>
         </w:tc>
@@ -6185,7 +6185,7 @@
               <w:rPr>
                 <w:sz w:val="16"/>
               </w:rPr>
-              <w:t>382종</w:t>
+              <w:t>388종</w:t>
             </w:r>
           </w:p>
         </w:tc>
@@ -6215,7 +6215,7 @@
               <w:rPr>
                 <w:sz w:val="16"/>
               </w:rPr>
-              <w:t>407종</w:t>
+              <w:t>413종</w:t>
             </w:r>
           </w:p>
         </w:tc>
@@ -6257,7 +6257,7 @@
               <w:rPr>
                 <w:sz w:val="16"/>
               </w:rPr>
-              <w:t>336종</w:t>
+              <w:t>342종</w:t>
             </w:r>
           </w:p>
         </w:tc>
@@ -6287,7 +6287,7 @@
               <w:rPr>
                 <w:sz w:val="16"/>
               </w:rPr>
-              <w:t>404종</w:t>
+              <w:t>410종</w:t>
             </w:r>
           </w:p>
         </w:tc>
@@ -6329,7 +6329,7 @@
               <w:rPr>
                 <w:sz w:val="16"/>
               </w:rPr>
-              <w:t>244종</w:t>
+              <w:t>250종</w:t>
             </w:r>
           </w:p>
         </w:tc>
@@ -6359,7 +6359,7 @@
               <w:rPr>
                 <w:sz w:val="16"/>
               </w:rPr>
-              <w:t>391종</w:t>
+              <w:t>397종</w:t>
             </w:r>
           </w:p>
         </w:tc>
@@ -6387,7 +6387,7 @@
               <w:rPr>
                 <w:sz w:val="16"/>
               </w:rPr>
-              <w:t>106종</w:t>
+              <w:t>108종</w:t>
             </w:r>
           </w:p>
         </w:tc>
@@ -6401,7 +6401,7 @@
               <w:rPr>
                 <w:sz w:val="16"/>
               </w:rPr>
-              <w:t>267종</w:t>
+              <w:t>271종</w:t>
             </w:r>
           </w:p>
         </w:tc>
@@ -6431,7 +6431,7 @@
               <w:rPr>
                 <w:sz w:val="16"/>
               </w:rPr>
-              <w:t>372종</w:t>
+              <w:t>378종</w:t>
             </w:r>
           </w:p>
         </w:tc>
@@ -6445,7 +6445,7 @@
               <w:rPr>
                 <w:sz w:val="16"/>
               </w:rPr>
-              <w:t>372종</w:t>
+              <w:t>378종</w:t>
             </w:r>
           </w:p>
         </w:tc>
@@ -6503,7 +6503,7 @@
               <w:rPr>
                 <w:sz w:val="16"/>
               </w:rPr>
-              <w:t>325종</w:t>
+              <w:t>331종</w:t>
             </w:r>
           </w:p>
         </w:tc>
@@ -6531,7 +6531,7 @@
               <w:rPr>
                 <w:sz w:val="16"/>
               </w:rPr>
-              <w:t>86종</w:t>
+              <w:t>88종</w:t>
             </w:r>
           </w:p>
         </w:tc>
@@ -6545,7 +6545,7 @@
               <w:rPr>
                 <w:sz w:val="16"/>
               </w:rPr>
-              <w:t>193종</w:t>
+              <w:t>197종</w:t>
             </w:r>
           </w:p>
         </w:tc>
@@ -6575,7 +6575,7 @@
               <w:rPr>
                 <w:sz w:val="16"/>
               </w:rPr>
-              <w:t>266종</w:t>
+              <w:t>267종</w:t>
             </w:r>
           </w:p>
         </w:tc>
@@ -6617,7 +6617,7 @@
               <w:rPr>
                 <w:sz w:val="16"/>
               </w:rPr>
-              <w:t>220종</w:t>
+              <w:t>221종</w:t>
             </w:r>
           </w:p>
         </w:tc>
@@ -7005,7 +7005,7 @@
           <w:b w:val="0"/>
           <w:sz w:val="19"/>
         </w:rPr>
-        <w:t>예외는 구조·강성(373종이 2칸 이상) · 낙하·충격(404종이 2칸 이상) · 열전달·방열(370종이 2칸 이상) · 열응력·워피지(386종이 2칸 이상) · 폴더블 벤딩(128종이 2칸 이상) · 결로(표면)(404종이 2칸 이상) · 결로(투습)(261종이 2칸 이상) · 초탄성(실링·완충)(2종이 2칸 이상) · 접착·박리(96종이 2칸 이상) · 피로·수명(279종이 2칸 이상)이다. 여기는 한 배치로 안 닫히는 다층 병목이다.</w:t>
+        <w:t>예외는 구조·강성(379종이 2칸 이상) · 낙하·충격(410종이 2칸 이상) · 열전달·방열(376종이 2칸 이상) · 열응력·워피지(392종이 2칸 이상) · 폴더블 벤딩(128종이 2칸 이상) · 결로(표면)(410종이 2칸 이상) · 결로(투습)(262종이 2칸 이상) · 초탄성(실링·완충)(2종이 2칸 이상) · 접착·박리(96종이 2칸 이상) · 피로·수명(285종이 2칸 이상)이다. 여기는 한 배치로 안 닫히는 다층 병목이다.</w:t>
       </w:r>
     </w:p>
     <w:p>
@@ -7490,7 +7490,7 @@
               <w:rPr>
                 <w:sz w:val="15"/>
               </w:rPr>
-              <w:t>951</w:t>
+              <w:t>957</w:t>
             </w:r>
           </w:p>
         </w:tc>
@@ -7504,7 +7504,7 @@
               <w:rPr>
                 <w:sz w:val="15"/>
               </w:rPr>
-              <w:t>63.6%  █████···</w:t>
+              <w:t>63.3%  █████···</w:t>
             </w:r>
           </w:p>
         </w:tc>
@@ -7518,7 +7518,7 @@
               <w:rPr>
                 <w:sz w:val="15"/>
               </w:rPr>
-              <w:t>39.8%</w:t>
+              <w:t>39.6%</w:t>
             </w:r>
           </w:p>
         </w:tc>
@@ -7532,7 +7532,7 @@
               <w:rPr>
                 <w:sz w:val="15"/>
               </w:rPr>
-              <w:t>58.9%</w:t>
+              <w:t>58.5%</w:t>
             </w:r>
           </w:p>
         </w:tc>
@@ -7546,7 +7546,7 @@
               <w:rPr>
                 <w:sz w:val="15"/>
               </w:rPr>
-              <w:t>57.1%</w:t>
+              <w:t>56.7%</w:t>
             </w:r>
           </w:p>
         </w:tc>
@@ -7560,7 +7560,7 @@
               <w:rPr>
                 <w:sz w:val="15"/>
               </w:rPr>
-              <w:t>20.9%</w:t>
+              <w:t>20.8%</w:t>
             </w:r>
           </w:p>
         </w:tc>
@@ -7590,7 +7590,7 @@
               <w:rPr>
                 <w:sz w:val="15"/>
               </w:rPr>
-              <w:t>951</w:t>
+              <w:t>957</w:t>
             </w:r>
           </w:p>
         </w:tc>
@@ -7604,7 +7604,7 @@
               <w:rPr>
                 <w:sz w:val="15"/>
               </w:rPr>
-              <w:t>58.5%  █████···</w:t>
+              <w:t>58.1%  █████···</w:t>
             </w:r>
           </w:p>
         </w:tc>
@@ -7618,7 +7618,7 @@
               <w:rPr>
                 <w:sz w:val="15"/>
               </w:rPr>
-              <w:t>32.1%</w:t>
+              <w:t>32.0%</w:t>
             </w:r>
           </w:p>
         </w:tc>
@@ -7632,7 +7632,7 @@
               <w:rPr>
                 <w:sz w:val="15"/>
               </w:rPr>
-              <w:t>48.5%</w:t>
+              <w:t>48.2%</w:t>
             </w:r>
           </w:p>
         </w:tc>
@@ -7646,7 +7646,7 @@
               <w:rPr>
                 <w:sz w:val="15"/>
               </w:rPr>
-              <w:t>51.7%</w:t>
+              <w:t>51.3%</w:t>
             </w:r>
           </w:p>
         </w:tc>
@@ -7660,7 +7660,7 @@
               <w:rPr>
                 <w:sz w:val="15"/>
               </w:rPr>
-              <w:t>7.9%</w:t>
+              <w:t>7.8%</w:t>
             </w:r>
           </w:p>
         </w:tc>
@@ -7690,7 +7690,7 @@
               <w:rPr>
                 <w:sz w:val="15"/>
               </w:rPr>
-              <w:t>951</w:t>
+              <w:t>957</w:t>
             </w:r>
           </w:p>
         </w:tc>
@@ -7704,7 +7704,7 @@
               <w:rPr>
                 <w:sz w:val="15"/>
               </w:rPr>
-              <w:t>64.3%  █████···</w:t>
+              <w:t>63.9%  █████···</w:t>
             </w:r>
           </w:p>
         </w:tc>
@@ -7718,7 +7718,7 @@
               <w:rPr>
                 <w:sz w:val="15"/>
               </w:rPr>
-              <w:t>45.7%</w:t>
+              <w:t>45.4%</w:t>
             </w:r>
           </w:p>
         </w:tc>
@@ -7732,7 +7732,7 @@
               <w:rPr>
                 <w:sz w:val="15"/>
               </w:rPr>
-              <w:t>57.5%</w:t>
+              <w:t>57.2%</w:t>
             </w:r>
           </w:p>
         </w:tc>
@@ -7746,7 +7746,7 @@
               <w:rPr>
                 <w:sz w:val="15"/>
               </w:rPr>
-              <w:t>57.4%</w:t>
+              <w:t>57.0%</w:t>
             </w:r>
           </w:p>
         </w:tc>
@@ -7760,7 +7760,7 @@
               <w:rPr>
                 <w:sz w:val="15"/>
               </w:rPr>
-              <w:t>22.6%</w:t>
+              <w:t>22.5%</w:t>
             </w:r>
           </w:p>
         </w:tc>
@@ -7790,7 +7790,7 @@
               <w:rPr>
                 <w:sz w:val="15"/>
               </w:rPr>
-              <w:t>951</w:t>
+              <w:t>957</w:t>
             </w:r>
           </w:p>
         </w:tc>
@@ -7804,7 +7804,7 @@
               <w:rPr>
                 <w:sz w:val="15"/>
               </w:rPr>
-              <w:t>63.6%  █████···</w:t>
+              <w:t>63.2%  █████···</w:t>
             </w:r>
           </w:p>
         </w:tc>
@@ -7818,7 +7818,7 @@
               <w:rPr>
                 <w:sz w:val="15"/>
               </w:rPr>
-              <w:t>40.5%</w:t>
+              <w:t>40.3%</w:t>
             </w:r>
           </w:p>
         </w:tc>
@@ -7832,7 +7832,7 @@
               <w:rPr>
                 <w:sz w:val="15"/>
               </w:rPr>
-              <w:t>57.2%</w:t>
+              <w:t>56.8%</w:t>
             </w:r>
           </w:p>
         </w:tc>
@@ -7846,7 +7846,7 @@
               <w:rPr>
                 <w:sz w:val="15"/>
               </w:rPr>
-              <w:t>55.3%</w:t>
+              <w:t>54.9%</w:t>
             </w:r>
           </w:p>
         </w:tc>
@@ -7860,7 +7860,7 @@
               <w:rPr>
                 <w:sz w:val="15"/>
               </w:rPr>
-              <w:t>18.3%</w:t>
+              <w:t>18.2%</w:t>
             </w:r>
           </w:p>
         </w:tc>
@@ -7990,7 +7990,7 @@
               <w:rPr>
                 <w:sz w:val="15"/>
               </w:rPr>
-              <w:t>951</w:t>
+              <w:t>957</w:t>
             </w:r>
           </w:p>
         </w:tc>
@@ -8004,7 +8004,7 @@
               <w:rPr>
                 <w:sz w:val="15"/>
               </w:rPr>
-              <w:t>62.8%  █████···</w:t>
+              <w:t>62.4%  █████···</w:t>
             </w:r>
           </w:p>
         </w:tc>
@@ -8018,7 +8018,7 @@
               <w:rPr>
                 <w:sz w:val="15"/>
               </w:rPr>
-              <w:t>46.1%</w:t>
+              <w:t>45.8%</w:t>
             </w:r>
           </w:p>
         </w:tc>
@@ -8032,6 +8032,20 @@
               <w:rPr>
                 <w:sz w:val="15"/>
               </w:rPr>
+              <w:t>51.1%</w:t>
+            </w:r>
+          </w:p>
+        </w:tc>
+        <w:tc>
+          <w:tcPr>
+            <w:tcW w:type="dxa" w:w="1234"/>
+          </w:tcPr>
+          <w:p>
+            <w:r/>
+            <w:r>
+              <w:rPr>
+                <w:sz w:val="15"/>
+              </w:rPr>
               <w:t>51.4%</w:t>
             </w:r>
           </w:p>
@@ -8046,21 +8060,7 @@
               <w:rPr>
                 <w:sz w:val="15"/>
               </w:rPr>
-              <w:t>51.7%</w:t>
-            </w:r>
-          </w:p>
-        </w:tc>
-        <w:tc>
-          <w:tcPr>
-            <w:tcW w:type="dxa" w:w="1234"/>
-          </w:tcPr>
-          <w:p>
-            <w:r/>
-            <w:r>
-              <w:rPr>
-                <w:sz w:val="15"/>
-              </w:rPr>
-              <w:t>20.2%</w:t>
+              <w:t>20.1%</w:t>
             </w:r>
           </w:p>
         </w:tc>
@@ -8090,7 +8090,7 @@
               <w:rPr>
                 <w:sz w:val="15"/>
               </w:rPr>
-              <w:t>679</w:t>
+              <w:t>680</w:t>
             </w:r>
           </w:p>
         </w:tc>
@@ -8104,7 +8104,7 @@
               <w:rPr>
                 <w:sz w:val="15"/>
               </w:rPr>
-              <w:t>66.2%  █████···</w:t>
+              <w:t>66.1%  █████···</w:t>
             </w:r>
           </w:p>
         </w:tc>
@@ -8132,7 +8132,7 @@
               <w:rPr>
                 <w:sz w:val="15"/>
               </w:rPr>
-              <w:t>53.5%</w:t>
+              <w:t>53.4%</w:t>
             </w:r>
           </w:p>
         </w:tc>
@@ -8146,7 +8146,7 @@
               <w:rPr>
                 <w:sz w:val="15"/>
               </w:rPr>
-              <w:t>57.9%</w:t>
+              <w:t>57.8%</w:t>
             </w:r>
           </w:p>
         </w:tc>
@@ -8390,7 +8390,7 @@
               <w:rPr>
                 <w:sz w:val="15"/>
               </w:rPr>
-              <w:t>951</w:t>
+              <w:t>957</w:t>
             </w:r>
           </w:p>
         </w:tc>
@@ -8404,7 +8404,7 @@
               <w:rPr>
                 <w:sz w:val="15"/>
               </w:rPr>
-              <w:t>60.0%  █████···</w:t>
+              <w:t>59.7%  █████···</w:t>
             </w:r>
           </w:p>
         </w:tc>
@@ -8418,7 +8418,7 @@
               <w:rPr>
                 <w:sz w:val="15"/>
               </w:rPr>
-              <w:t>45.8%</w:t>
+              <w:t>45.6%</w:t>
             </w:r>
           </w:p>
         </w:tc>
@@ -8432,7 +8432,7 @@
               <w:rPr>
                 <w:sz w:val="15"/>
               </w:rPr>
-              <w:t>60.0%</w:t>
+              <w:t>59.7%</w:t>
             </w:r>
           </w:p>
         </w:tc>
@@ -8446,7 +8446,7 @@
               <w:rPr>
                 <w:sz w:val="15"/>
               </w:rPr>
-              <w:t>58.3%</w:t>
+              <w:t>57.9%</w:t>
             </w:r>
           </w:p>
         </w:tc>
@@ -8460,7 +8460,7 @@
               <w:rPr>
                 <w:sz w:val="15"/>
               </w:rPr>
-              <w:t>45.8%</w:t>
+              <w:t>45.6%</w:t>
             </w:r>
           </w:p>
         </w:tc>
@@ -8490,7 +8490,7 @@
               <w:rPr>
                 <w:sz w:val="15"/>
               </w:rPr>
-              <w:t>507</w:t>
+              <w:t>513</w:t>
             </w:r>
           </w:p>
         </w:tc>
@@ -8504,7 +8504,7 @@
               <w:rPr>
                 <w:sz w:val="15"/>
               </w:rPr>
-              <w:t>43.5%  ███·····</w:t>
+              <w:t>43.1%  ███·····</w:t>
             </w:r>
           </w:p>
         </w:tc>
@@ -8518,7 +8518,7 @@
               <w:rPr>
                 <w:sz w:val="15"/>
               </w:rPr>
-              <w:t>38.1%</w:t>
+              <w:t>37.8%</w:t>
             </w:r>
           </w:p>
         </w:tc>
@@ -8532,7 +8532,7 @@
               <w:rPr>
                 <w:sz w:val="15"/>
               </w:rPr>
-              <w:t>24.1%</w:t>
+              <w:t>23.8%</w:t>
             </w:r>
           </w:p>
         </w:tc>
@@ -8546,7 +8546,7 @@
               <w:rPr>
                 <w:sz w:val="15"/>
               </w:rPr>
-              <w:t>27.4%</w:t>
+              <w:t>27.1%</w:t>
             </w:r>
           </w:p>
         </w:tc>
@@ -8560,7 +8560,7 @@
               <w:rPr>
                 <w:sz w:val="15"/>
               </w:rPr>
-              <w:t>13.6%</w:t>
+              <w:t>13.5%</w:t>
             </w:r>
           </w:p>
         </w:tc>
@@ -8803,7 +8803,7 @@
               <w:rPr>
                 <w:sz w:val="15"/>
               </w:rPr>
-              <w:t>61.4%</w:t>
+              <w:t>61.1%</w:t>
             </w:r>
           </w:p>
         </w:tc>
@@ -8817,7 +8817,7 @@
               <w:rPr>
                 <w:sz w:val="15"/>
               </w:rPr>
-              <w:t>41.2%</w:t>
+              <w:t>41.0%</w:t>
             </w:r>
           </w:p>
         </w:tc>
@@ -8880,7 +8880,7 @@
           <w:b/>
           <w:sz w:val="19"/>
         </w:rPr>
-        <w:t>(가) 셀 채움만 보면 “거의 다 됐다”로 읽힌다. 구조·강성은 셀 63.6%다. 그런데 실측기반은 39.8%이고, 실측만으로 카드가 나오는 재료는 20.9%(199종)뿐이다. 전체로는 5,159칸(20.3%p)이 가정값이 만든 착시다.</w:t>
+        <w:t>(가) 셀 채움만 보면 “거의 다 됐다”로 읽힌다. 구조·강성은 셀 63.3%다. 그런데 실측기반은 39.6%이고, 실측만으로 카드가 나오는 재료는 20.8%(199종)뿐이다. 전체로는 5,159칸(20.1%p)이 가정값이 만든 착시다.</w:t>
       </w:r>
     </w:p>
     <w:p>
@@ -8892,7 +8892,7 @@
           <w:b w:val="0"/>
           <w:sz w:val="19"/>
         </w:rPr>
-        <w:t>(나) 재료 준비만 보면 “실측으로 서 있는 줄” 안다. 열전달·방열은 준비율 57.5%(547종)인데 실측 기준으로는 22.6%(215종)다. 덱은 547종이 돌지만 그중 332종은 가정값을 딛고 서 있다.</w:t>
+        <w:t>(나) 재료 준비만 보면 “실측으로 서 있는 줄” 안다. 열전달·방열은 준비율 57.2%(547종)인데 실측 기준으로는 22.5%(215종)다. 덱은 547종이 돌지만 그중 332종은 가정값을 딛고 서 있다.</w:t>
       </w:r>
     </w:p>
     <w:p>
@@ -8904,7 +8904,7 @@
           <w:b w:val="0"/>
           <w:sz w:val="19"/>
         </w:rPr>
-        <w:t>(다) 셀 채움과 재료 준비가 크게 갈리는 자리가 진짜 병목이다. 피로·수명은 셀 43.5%인데 준비 24.1%다. 재료마다 비어 있는 칸이 다르면 이렇게 벌어진다. 반대로 전기·EMI는 두 수치가 같다 — 택일군 하나짜리 해석이라 채운 칸이 곧 준비된 재료다.</w:t>
+        <w:t>(다) 셀 채움과 재료 준비가 크게 갈리는 자리가 진짜 병목이다. 피로·수명은 셀 43.1%인데 준비 23.8%다. 재료마다 비어 있는 칸이 다르면 이렇게 벌어진다. 반대로 전기·EMI는 두 수치가 같다 — 택일군 하나짜리 해석이라 채운 칸이 곧 준비된 재료다.</w:t>
       </w:r>
     </w:p>
     <w:p>
@@ -10767,7 +10767,7 @@
           <w:b w:val="0"/>
           <w:sz w:val="19"/>
         </w:rPr>
-        <w:t>tier4는 4,490건(17.5%)이다. 그중 assumption 표지를 가진 것이 4,398건이고, 나머지 92건은 가정이 아니라 계산·유도값이다.</w:t>
+        <w:t>tier4는 4,490건(17.4%)이다. 그중 assumption 표지를 가진 것이 4,398건이고, 나머지 92건은 가정이 아니라 계산·유도값이다.</w:t>
       </w:r>
     </w:p>
     <w:tbl>
@@ -11874,7 +11874,7 @@
               <w:rPr>
                 <w:sz w:val="16"/>
               </w:rPr>
-              <w:t>951종 (polymer 396, composite 235, metal 159, ceramic 113, rubber 26, foam 22)</w:t>
+              <w:t>957종 (polymer 396, composite 236, metal 164, ceramic 113, rubber 26, foam 22)</w:t>
             </w:r>
           </w:p>
         </w:tc>
@@ -11904,7 +11904,7 @@
               <w:rPr>
                 <w:sz w:val="16"/>
               </w:rPr>
-              <w:t>25,612건</w:t>
+              <w:t>25,844건</w:t>
             </w:r>
           </w:p>
         </w:tc>
@@ -11934,7 +11934,7 @@
               <w:rPr>
                 <w:sz w:val="16"/>
               </w:rPr>
-              <w:t>2,294건 (DOI 보유 893)</w:t>
+              <w:t>2,299건 (DOI 보유 898)</w:t>
             </w:r>
           </w:p>
         </w:tc>
@@ -11964,7 +11964,7 @@
               <w:rPr>
                 <w:sz w:val="16"/>
               </w:rPr>
-              <w:t>170종 — 값이 있는 정의 168종(개통률 99%)</w:t>
+              <w:t>179종 — 값이 있는 정의 177종(개통률 99%)</w:t>
             </w:r>
           </w:p>
         </w:tc>
@@ -11994,7 +11994,7 @@
               <w:rPr>
                 <w:sz w:val="16"/>
               </w:rPr>
-              <w:t>datasheet 879 · journal 869 · database 313 · other 110 · book 72 · standard 26 · web 24 · computed 1</w:t>
+              <w:t>datasheet 879 · journal 872 · database 313 · other 112 · book 72 · standard 26 · web 24 · computed 1</w:t>
             </w:r>
           </w:p>
         </w:tc>
@@ -12069,7 +12069,7 @@
               <w:rPr>
                 <w:sz w:val="16"/>
               </w:rPr>
-              <w:t>25,462</w:t>
+              <w:t>25,604</w:t>
             </w:r>
           </w:p>
         </w:tc>
@@ -12099,7 +12099,7 @@
               <w:rPr>
                 <w:sz w:val="16"/>
               </w:rPr>
-              <w:t>15,643  (61.4%)</w:t>
+              <w:t>15,652  (61.1%)</w:t>
             </w:r>
           </w:p>
         </w:tc>
@@ -12129,7 +12129,7 @@
               <w:rPr>
                 <w:sz w:val="16"/>
               </w:rPr>
-              <w:t>10,484  (41.2%)</w:t>
+              <w:t>10,493  (41.0%)</w:t>
             </w:r>
           </w:p>
         </w:tc>
@@ -12159,7 +12159,7 @@
               <w:rPr>
                 <w:sz w:val="16"/>
               </w:rPr>
-              <w:t>5,159  (20.3%p)</w:t>
+              <w:t>5,159  (20.1%p)</w:t>
             </w:r>
           </w:p>
         </w:tc>
@@ -12189,7 +12189,7 @@
               <w:rPr>
                 <w:sz w:val="16"/>
               </w:rPr>
-              <w:t>9,819</w:t>
+              <w:t>9,952</w:t>
             </w:r>
           </w:p>
         </w:tc>
@@ -12249,7 +12249,7 @@
               <w:rPr>
                 <w:sz w:val="16"/>
               </w:rPr>
-              <w:t>9,510</w:t>
+              <w:t>9,643</w:t>
             </w:r>
           </w:p>
         </w:tc>
@@ -12279,7 +12279,7 @@
               <w:rPr>
                 <w:sz w:val="16"/>
               </w:rPr>
-              <w:t>14,978</w:t>
+              <w:t>15,111</w:t>
             </w:r>
           </w:p>
         </w:tc>
@@ -12370,7 +12370,7 @@
               <w:rPr>
                 <w:sz w:val="15"/>
               </w:rPr>
-              <w:t>2364</w:t>
+              <w:t>2401</w:t>
             </w:r>
           </w:p>
         </w:tc>
@@ -12414,7 +12414,7 @@
               <w:rPr>
                 <w:sz w:val="15"/>
               </w:rPr>
-              <w:t>1295</w:t>
+              <w:t>1311</w:t>
             </w:r>
           </w:p>
         </w:tc>
@@ -12458,7 +12458,7 @@
               <w:rPr>
                 <w:sz w:val="15"/>
               </w:rPr>
-              <w:t>1273</w:t>
+              <w:t>1291</w:t>
             </w:r>
           </w:p>
         </w:tc>
@@ -12502,7 +12502,7 @@
               <w:rPr>
                 <w:sz w:val="15"/>
               </w:rPr>
-              <w:t>1053</w:t>
+              <w:t>1066</w:t>
             </w:r>
           </w:p>
         </w:tc>
@@ -12546,7 +12546,7 @@
               <w:rPr>
                 <w:sz w:val="15"/>
               </w:rPr>
-              <w:t>734</w:t>
+              <w:t>747</w:t>
             </w:r>
           </w:p>
         </w:tc>
@@ -12590,7 +12590,7 @@
               <w:rPr>
                 <w:sz w:val="15"/>
               </w:rPr>
-              <w:t>419</w:t>
+              <w:t>425</w:t>
             </w:r>
           </w:p>
         </w:tc>
@@ -12634,7 +12634,7 @@
               <w:rPr>
                 <w:sz w:val="15"/>
               </w:rPr>
-              <w:t>400</w:t>
+              <w:t>406</w:t>
             </w:r>
           </w:p>
         </w:tc>
@@ -12678,7 +12678,7 @@
               <w:rPr>
                 <w:sz w:val="15"/>
               </w:rPr>
-              <w:t>390</w:t>
+              <w:t>396</w:t>
             </w:r>
           </w:p>
         </w:tc>
@@ -12708,7 +12708,7 @@
           <w:b/>
           <w:sz w:val="19"/>
         </w:rPr>
-        <w:t>남은 일의 성격 요약 — 3개 해석은 재료마다 딱 한 칸씩 모자라고, 낙하·충격만 2층 병목이다. 막힌 경로가 바뀌지 않는 한 남은 칸 전부는 안 닫힌다. 두 파동에 걸쳐 확인된 결론은 율속과 피로가 OA 밖(핸드북·벤더 시험보고서·유료 표준)에 있다는 것이다. 동시에, 채워진 15,643칸 중 5,159칸이 가정값이다 — 남은 칸을 닫는 것과 이미 닫은 칸의 근거를 두껍게 하는 것은 별개의 일이고 후자가 더 크다.</w:t>
+        <w:t>남은 일의 성격 요약 — 3개 해석은 재료마다 딱 한 칸씩 모자라고, 낙하·충격만 2층 병목이다. 막힌 경로가 바뀌지 않는 한 남은 칸 전부는 안 닫힌다. 두 파동에 걸쳐 확인된 결론은 율속과 피로가 OA 밖(핸드북·벤더 시험보고서·유료 표준)에 있다는 것이다. 동시에, 채워진 15,652칸 중 5,159칸이 가정값이다 — 남은 칸을 닫는 것과 이미 닫은 칸의 근거를 두껍게 하는 것은 별개의 일이고 후자가 더 크다.</w:t>
       </w:r>
     </w:p>
     <w:p>
@@ -13401,7 +13401,7 @@
               <w:rPr>
                 <w:sz w:val="15"/>
               </w:rPr>
-              <w:t>64.9%</w:t>
+              <w:t>64.6%</w:t>
             </w:r>
           </w:p>
         </w:tc>
@@ -13415,7 +13415,7 @@
               <w:rPr>
                 <w:sz w:val="15"/>
               </w:rPr>
-              <w:t>63.1%</w:t>
+              <w:t>62.8%</w:t>
             </w:r>
           </w:p>
         </w:tc>
@@ -13473,7 +13473,7 @@
               <w:rPr>
                 <w:sz w:val="15"/>
               </w:rPr>
-              <w:t>60.7%</w:t>
+              <w:t>60.4%</w:t>
             </w:r>
           </w:p>
         </w:tc>
@@ -13487,7 +13487,7 @@
               <w:rPr>
                 <w:sz w:val="15"/>
               </w:rPr>
-              <w:t>59.6%</w:t>
+              <w:t>59.2%</w:t>
             </w:r>
           </w:p>
         </w:tc>
@@ -13545,7 +13545,7 @@
               <w:rPr>
                 <w:sz w:val="15"/>
               </w:rPr>
-              <w:t>64.4%</w:t>
+              <w:t>64.0%</w:t>
             </w:r>
           </w:p>
         </w:tc>
@@ -13559,7 +13559,7 @@
               <w:rPr>
                 <w:sz w:val="15"/>
               </w:rPr>
-              <w:t>64.3%</w:t>
+              <w:t>63.9%</w:t>
             </w:r>
           </w:p>
         </w:tc>
@@ -13617,7 +13617,7 @@
               <w:rPr>
                 <w:sz w:val="15"/>
               </w:rPr>
-              <w:t>64.6%</w:t>
+              <w:t>64.2%</w:t>
             </w:r>
           </w:p>
         </w:tc>
@@ -13631,7 +13631,7 @@
               <w:rPr>
                 <w:sz w:val="15"/>
               </w:rPr>
-              <w:t>63.2%</w:t>
+              <w:t>62.9%</w:t>
             </w:r>
           </w:p>
         </w:tc>
@@ -13689,7 +13689,7 @@
               <w:rPr>
                 <w:sz w:val="15"/>
               </w:rPr>
-              <w:t>63.0%</w:t>
+              <w:t>62.6%</w:t>
             </w:r>
           </w:p>
         </w:tc>
@@ -13703,7 +13703,7 @@
               <w:rPr>
                 <w:sz w:val="15"/>
               </w:rPr>
-              <w:t>62.9%</w:t>
+              <w:t>62.5%</w:t>
             </w:r>
           </w:p>
         </w:tc>
@@ -13775,7 +13775,7 @@
               <w:rPr>
                 <w:sz w:val="15"/>
               </w:rPr>
-              <w:t>67.5%</w:t>
+              <w:t>67.4%</w:t>
             </w:r>
           </w:p>
         </w:tc>
@@ -13833,7 +13833,7 @@
               <w:rPr>
                 <w:sz w:val="15"/>
               </w:rPr>
-              <w:t>64.0%</w:t>
+              <w:t>63.6%</w:t>
             </w:r>
           </w:p>
         </w:tc>
@@ -13847,7 +13847,7 @@
               <w:rPr>
                 <w:sz w:val="15"/>
               </w:rPr>
-              <w:t>58.3%</w:t>
+              <w:t>57.9%</w:t>
             </w:r>
           </w:p>
         </w:tc>
@@ -13863,7 +13863,7 @@
           <w:b/>
           <w:sz w:val="19"/>
         </w:rPr>
-        <w:t>리포트가 인쇄하는 “남은 일은 9819칸이 아니라 9296칸이다”도 같은 이유로 과소치다. 정직한 값은 9510칸이다(9819 − 309, 309 = 부재이면서 아직 비어 있는 칸). 이 문서의 5·10절은 그 값을 쓴다.</w:t>
+        <w:t>리포트가 인쇄하는 “남은 일은 9952칸이 아니라 9429칸이다”도 같은 이유로 과소치다. 정직한 값은 9643칸이다(9952 − 309, 309 = 부재이면서 아직 비어 있는 칸). 이 문서의 5·10절은 그 값을 쓴다.</w:t>
       </w:r>
     </w:p>
     <w:p>
@@ -14336,7 +14336,7 @@
               <w:rPr>
                 <w:sz w:val="15"/>
               </w:rPr>
-              <w:t>물성 정의 170종</w:t>
+              <w:t>물성 정의 179종</w:t>
             </w:r>
           </w:p>
         </w:tc>

--- a/MaterialTwin_물성수집_방법론.docx
+++ b/MaterialTwin_물성수집_방법론.docx
@@ -31,7 +31,7 @@
           <w:color w:val="606060"/>
           <w:sz w:val="18"/>
         </w:rPr>
-        <w:t>2026-08-14 · 재료 957종 · 물성값 25,844건 · 출처 2,299건 · 물성 정의 179종</w:t>
+        <w:t>2026-08-14 · 재료 957종 · 물성값 25,895건 · 출처 2,301건 · 물성 정의 179종</w:t>
       </w:r>
     </w:p>
     <w:p/>
@@ -1291,7 +1291,7 @@
               <w:rPr>
                 <w:sz w:val="16"/>
               </w:rPr>
-              <w:t>13,704</w:t>
+              <w:t>13,722</w:t>
             </w:r>
           </w:p>
         </w:tc>
@@ -1349,7 +1349,7 @@
               <w:rPr>
                 <w:sz w:val="16"/>
               </w:rPr>
-              <w:t>1,793</w:t>
+              <w:t>1,814</w:t>
             </w:r>
           </w:p>
         </w:tc>
@@ -1363,7 +1363,7 @@
               <w:rPr>
                 <w:sz w:val="16"/>
               </w:rPr>
-              <w:t>6.9%</w:t>
+              <w:t>7.0%</w:t>
             </w:r>
           </w:p>
         </w:tc>
@@ -1407,7 +1407,7 @@
               <w:rPr>
                 <w:sz w:val="16"/>
               </w:rPr>
-              <w:t>5,857</w:t>
+              <w:t>5,860</w:t>
             </w:r>
           </w:p>
         </w:tc>
@@ -1421,7 +1421,7 @@
               <w:rPr>
                 <w:sz w:val="16"/>
               </w:rPr>
-              <w:t>22.7%</w:t>
+              <w:t>22.6%</w:t>
             </w:r>
           </w:p>
         </w:tc>
@@ -1465,7 +1465,7 @@
               <w:rPr>
                 <w:sz w:val="16"/>
               </w:rPr>
-              <w:t>4,490</w:t>
+              <w:t>4,499</w:t>
             </w:r>
           </w:p>
         </w:tc>
@@ -4161,7 +4161,7 @@
               <w:rPr>
                 <w:sz w:val="15"/>
               </w:rPr>
-              <w:t>1291</w:t>
+              <w:t>1280</w:t>
             </w:r>
           </w:p>
         </w:tc>
@@ -4175,7 +4175,7 @@
               <w:rPr>
                 <w:sz w:val="15"/>
               </w:rPr>
-              <w:t>386</w:t>
+              <w:t>384</w:t>
             </w:r>
           </w:p>
         </w:tc>
@@ -4189,7 +4189,7 @@
               <w:rPr>
                 <w:sz w:val="15"/>
               </w:rPr>
-              <w:t>3.34</w:t>
+              <w:t>3.33</w:t>
             </w:r>
           </w:p>
         </w:tc>
@@ -4219,7 +4219,7 @@
               <w:rPr>
                 <w:sz w:val="15"/>
               </w:rPr>
-              <w:t>1066</w:t>
+              <w:t>1054</w:t>
             </w:r>
           </w:p>
         </w:tc>
@@ -4233,7 +4233,7 @@
               <w:rPr>
                 <w:sz w:val="15"/>
               </w:rPr>
-              <w:t>402</w:t>
+              <w:t>396</w:t>
             </w:r>
           </w:p>
         </w:tc>
@@ -4247,7 +4247,7 @@
               <w:rPr>
                 <w:sz w:val="15"/>
               </w:rPr>
-              <w:t>2.65</w:t>
+              <w:t>2.66</w:t>
             </w:r>
           </w:p>
         </w:tc>
@@ -4335,7 +4335,7 @@
               <w:rPr>
                 <w:sz w:val="15"/>
               </w:rPr>
-              <w:t>425</w:t>
+              <w:t>435</w:t>
             </w:r>
           </w:p>
         </w:tc>
@@ -4349,7 +4349,7 @@
               <w:rPr>
                 <w:sz w:val="15"/>
               </w:rPr>
-              <w:t>425</w:t>
+              <w:t>435</w:t>
             </w:r>
           </w:p>
         </w:tc>
@@ -4393,7 +4393,7 @@
               <w:rPr>
                 <w:sz w:val="15"/>
               </w:rPr>
-              <w:t>406</w:t>
+              <w:t>416</w:t>
             </w:r>
           </w:p>
         </w:tc>
@@ -4407,7 +4407,7 @@
               <w:rPr>
                 <w:sz w:val="15"/>
               </w:rPr>
-              <w:t>406</w:t>
+              <w:t>416</w:t>
             </w:r>
           </w:p>
         </w:tc>
@@ -4437,7 +4437,7 @@
               <w:rPr>
                 <w:sz w:val="15"/>
               </w:rPr>
-              <w:t>젖음 (접촉각 · 표면에너지)</w:t>
+              <w:t>전기 (유전율 · 체적저항률 · 손실계수)</w:t>
             </w:r>
           </w:p>
         </w:tc>
@@ -4451,7 +4451,7 @@
               <w:rPr>
                 <w:sz w:val="15"/>
               </w:rPr>
-              <w:t>396</w:t>
+              <w:t>386</w:t>
             </w:r>
           </w:p>
         </w:tc>
@@ -4465,7 +4465,7 @@
               <w:rPr>
                 <w:sz w:val="15"/>
               </w:rPr>
-              <w:t>396</w:t>
+              <w:t>386</w:t>
             </w:r>
           </w:p>
         </w:tc>
@@ -4495,7 +4495,7 @@
               <w:rPr>
                 <w:sz w:val="15"/>
               </w:rPr>
-              <w:t>전기 (유전율 · 체적저항률 · 손실계수)</w:t>
+              <w:t>선팽창계수(CTE)</w:t>
             </w:r>
           </w:p>
         </w:tc>
@@ -4509,7 +4509,7 @@
               <w:rPr>
                 <w:sz w:val="15"/>
               </w:rPr>
-              <w:t>378</w:t>
+              <w:t>347</w:t>
             </w:r>
           </w:p>
         </w:tc>
@@ -4523,7 +4523,7 @@
               <w:rPr>
                 <w:sz w:val="15"/>
               </w:rPr>
-              <w:t>378</w:t>
+              <w:t>347</w:t>
             </w:r>
           </w:p>
         </w:tc>
@@ -4553,7 +4553,7 @@
               <w:rPr>
                 <w:sz w:val="15"/>
               </w:rPr>
-              <w:t>선팽창계수(CTE)</w:t>
+              <w:t>젖음 (접촉각 · 표면에너지)</w:t>
             </w:r>
           </w:p>
         </w:tc>
@@ -4567,7 +4567,7 @@
               <w:rPr>
                 <w:sz w:val="15"/>
               </w:rPr>
-              <w:t>353</w:t>
+              <w:t>347</w:t>
             </w:r>
           </w:p>
         </w:tc>
@@ -4581,7 +4581,7 @@
               <w:rPr>
                 <w:sz w:val="15"/>
               </w:rPr>
-              <w:t>353</w:t>
+              <w:t>347</w:t>
             </w:r>
           </w:p>
         </w:tc>
@@ -4683,7 +4683,7 @@
               <w:rPr>
                 <w:sz w:val="15"/>
               </w:rPr>
-              <w:t>231</w:t>
+              <w:t>236</w:t>
             </w:r>
           </w:p>
         </w:tc>
@@ -4697,7 +4697,7 @@
               <w:rPr>
                 <w:sz w:val="15"/>
               </w:rPr>
-              <w:t>231</w:t>
+              <w:t>236</w:t>
             </w:r>
           </w:p>
         </w:tc>
@@ -4857,7 +4857,7 @@
               <w:rPr>
                 <w:sz w:val="15"/>
               </w:rPr>
-              <w:t>55</w:t>
+              <w:t>53</w:t>
             </w:r>
           </w:p>
         </w:tc>
@@ -4871,7 +4871,7 @@
               <w:rPr>
                 <w:sz w:val="15"/>
               </w:rPr>
-              <w:t>55</w:t>
+              <w:t>53</w:t>
             </w:r>
           </w:p>
         </w:tc>
@@ -5108,7 +5108,7 @@
               <w:rPr>
                 <w:sz w:val="16"/>
               </w:rPr>
-              <w:t>95종</w:t>
+              <w:t>44종</w:t>
             </w:r>
           </w:p>
         </w:tc>
@@ -5138,7 +5138,7 @@
               <w:rPr>
                 <w:sz w:val="16"/>
               </w:rPr>
-              <w:t>9종</w:t>
+              <w:t>8종</w:t>
             </w:r>
           </w:p>
         </w:tc>
@@ -5184,7 +5184,7 @@
               <w:rPr>
                 <w:sz w:val="16"/>
               </w:rPr>
-              <w:t>7칸</w:t>
+              <w:t>4칸</w:t>
             </w:r>
           </w:p>
         </w:tc>
@@ -5198,7 +5198,7 @@
               <w:rPr>
                 <w:sz w:val="16"/>
               </w:rPr>
-              <w:t>1종</w:t>
+              <w:t>2종</w:t>
             </w:r>
           </w:p>
         </w:tc>
@@ -5214,7 +5214,7 @@
               <w:rPr>
                 <w:sz w:val="16"/>
               </w:rPr>
-              <w:t>8칸</w:t>
+              <w:t>6칸</w:t>
             </w:r>
           </w:p>
         </w:tc>
@@ -5228,7 +5228,7 @@
               <w:rPr>
                 <w:sz w:val="16"/>
               </w:rPr>
-              <w:t>1종</w:t>
+              <w:t>2종</w:t>
             </w:r>
           </w:p>
         </w:tc>
@@ -5244,7 +5244,7 @@
               <w:rPr>
                 <w:sz w:val="16"/>
               </w:rPr>
-              <w:t>9칸</w:t>
+              <w:t>7칸</w:t>
             </w:r>
           </w:p>
         </w:tc>
@@ -5258,7 +5258,7 @@
               <w:rPr>
                 <w:sz w:val="16"/>
               </w:rPr>
-              <w:t>6종</w:t>
+              <w:t>7종</w:t>
             </w:r>
           </w:p>
         </w:tc>
@@ -5274,7 +5274,7 @@
               <w:rPr>
                 <w:sz w:val="16"/>
               </w:rPr>
-              <w:t>10칸</w:t>
+              <w:t>8칸</w:t>
             </w:r>
           </w:p>
         </w:tc>
@@ -5288,7 +5288,7 @@
               <w:rPr>
                 <w:sz w:val="16"/>
               </w:rPr>
-              <w:t>16종</w:t>
+              <w:t>1종</w:t>
             </w:r>
           </w:p>
         </w:tc>
@@ -5304,7 +5304,7 @@
               <w:rPr>
                 <w:sz w:val="16"/>
               </w:rPr>
-              <w:t>13칸</w:t>
+              <w:t>9칸</w:t>
             </w:r>
           </w:p>
         </w:tc>
@@ -5318,7 +5318,7 @@
               <w:rPr>
                 <w:sz w:val="16"/>
               </w:rPr>
-              <w:t>5종</w:t>
+              <w:t>1종</w:t>
             </w:r>
           </w:p>
         </w:tc>
@@ -5334,7 +5334,7 @@
               <w:rPr>
                 <w:sz w:val="16"/>
               </w:rPr>
-              <w:t>14칸</w:t>
+              <w:t>10칸</w:t>
             </w:r>
           </w:p>
         </w:tc>
@@ -5348,7 +5348,7 @@
               <w:rPr>
                 <w:sz w:val="16"/>
               </w:rPr>
-              <w:t>1종</w:t>
+              <w:t>12종</w:t>
             </w:r>
           </w:p>
         </w:tc>
@@ -5364,7 +5364,7 @@
               <w:rPr>
                 <w:sz w:val="16"/>
               </w:rPr>
-              <w:t>15칸</w:t>
+              <w:t>12칸</w:t>
             </w:r>
           </w:p>
         </w:tc>
@@ -5378,7 +5378,7 @@
               <w:rPr>
                 <w:sz w:val="16"/>
               </w:rPr>
-              <w:t>9종</w:t>
+              <w:t>1종</w:t>
             </w:r>
           </w:p>
         </w:tc>
@@ -5394,7 +5394,7 @@
               <w:rPr>
                 <w:sz w:val="16"/>
               </w:rPr>
-              <w:t>16칸</w:t>
+              <w:t>13칸</w:t>
             </w:r>
           </w:p>
         </w:tc>
@@ -5408,7 +5408,7 @@
               <w:rPr>
                 <w:sz w:val="16"/>
               </w:rPr>
-              <w:t>5종</w:t>
+              <w:t>6종</w:t>
             </w:r>
           </w:p>
         </w:tc>
@@ -5424,7 +5424,7 @@
               <w:rPr>
                 <w:sz w:val="16"/>
               </w:rPr>
-              <w:t>17칸</w:t>
+              <w:t>14칸</w:t>
             </w:r>
           </w:p>
         </w:tc>
@@ -5438,7 +5438,7 @@
               <w:rPr>
                 <w:sz w:val="16"/>
               </w:rPr>
-              <w:t>25종</w:t>
+              <w:t>1종</w:t>
             </w:r>
           </w:p>
         </w:tc>
@@ -5454,7 +5454,7 @@
               <w:rPr>
                 <w:sz w:val="16"/>
               </w:rPr>
-              <w:t>18칸</w:t>
+              <w:t>15칸</w:t>
             </w:r>
           </w:p>
         </w:tc>
@@ -5468,7 +5468,7 @@
               <w:rPr>
                 <w:sz w:val="16"/>
               </w:rPr>
-              <w:t>16종</w:t>
+              <w:t>11종</w:t>
             </w:r>
           </w:p>
         </w:tc>
@@ -5484,7 +5484,7 @@
               <w:rPr>
                 <w:sz w:val="16"/>
               </w:rPr>
-              <w:t>19칸</w:t>
+              <w:t>16칸</w:t>
             </w:r>
           </w:p>
         </w:tc>
@@ -5498,7 +5498,7 @@
               <w:rPr>
                 <w:sz w:val="16"/>
               </w:rPr>
-              <w:t>10종</w:t>
+              <w:t>5종</w:t>
             </w:r>
           </w:p>
         </w:tc>
@@ -5514,7 +5514,7 @@
               <w:rPr>
                 <w:sz w:val="16"/>
               </w:rPr>
-              <w:t>20칸</w:t>
+              <w:t>17칸</w:t>
             </w:r>
           </w:p>
         </w:tc>
@@ -5528,7 +5528,7 @@
               <w:rPr>
                 <w:sz w:val="16"/>
               </w:rPr>
-              <w:t>6종</w:t>
+              <w:t>18종</w:t>
             </w:r>
           </w:p>
         </w:tc>
@@ -5544,7 +5544,7 @@
               <w:rPr>
                 <w:sz w:val="16"/>
               </w:rPr>
-              <w:t>21칸</w:t>
+              <w:t>18칸</w:t>
             </w:r>
           </w:p>
         </w:tc>
@@ -5558,7 +5558,7 @@
               <w:rPr>
                 <w:sz w:val="16"/>
               </w:rPr>
-              <w:t>13종</w:t>
+              <w:t>15종</w:t>
             </w:r>
           </w:p>
         </w:tc>
@@ -5574,7 +5574,7 @@
               <w:rPr>
                 <w:sz w:val="16"/>
               </w:rPr>
-              <w:t>22칸</w:t>
+              <w:t>19칸</w:t>
             </w:r>
           </w:p>
         </w:tc>
@@ -5588,7 +5588,7 @@
               <w:rPr>
                 <w:sz w:val="16"/>
               </w:rPr>
-              <w:t>28종</w:t>
+              <w:t>11종</w:t>
             </w:r>
           </w:p>
         </w:tc>
@@ -5604,7 +5604,7 @@
               <w:rPr>
                 <w:sz w:val="16"/>
               </w:rPr>
-              <w:t>23칸</w:t>
+              <w:t>20칸</w:t>
             </w:r>
           </w:p>
         </w:tc>
@@ -5618,7 +5618,7 @@
               <w:rPr>
                 <w:sz w:val="16"/>
               </w:rPr>
-              <w:t>74종</w:t>
+              <w:t>7종</w:t>
             </w:r>
           </w:p>
         </w:tc>
@@ -5634,7 +5634,7 @@
               <w:rPr>
                 <w:sz w:val="16"/>
               </w:rPr>
-              <w:t>24칸</w:t>
+              <w:t>21칸</w:t>
             </w:r>
           </w:p>
         </w:tc>
@@ -5648,7 +5648,7 @@
               <w:rPr>
                 <w:sz w:val="16"/>
               </w:rPr>
-              <w:t>56종</w:t>
+              <w:t>13종</w:t>
             </w:r>
           </w:p>
         </w:tc>
@@ -5664,7 +5664,7 @@
               <w:rPr>
                 <w:sz w:val="16"/>
               </w:rPr>
-              <w:t>25칸</w:t>
+              <w:t>22칸</w:t>
             </w:r>
           </w:p>
         </w:tc>
@@ -5678,7 +5678,7 @@
               <w:rPr>
                 <w:sz w:val="16"/>
               </w:rPr>
-              <w:t>10종</w:t>
+              <w:t>28종</w:t>
             </w:r>
           </w:p>
         </w:tc>
@@ -5694,7 +5694,7 @@
               <w:rPr>
                 <w:sz w:val="16"/>
               </w:rPr>
-              <w:t>26칸</w:t>
+              <w:t>23칸</w:t>
             </w:r>
           </w:p>
         </w:tc>
@@ -5708,7 +5708,7 @@
               <w:rPr>
                 <w:sz w:val="16"/>
               </w:rPr>
-              <w:t>23종</w:t>
+              <w:t>74종</w:t>
             </w:r>
           </w:p>
         </w:tc>
@@ -5724,7 +5724,7 @@
               <w:rPr>
                 <w:sz w:val="16"/>
               </w:rPr>
-              <w:t>27칸</w:t>
+              <w:t>24칸</w:t>
             </w:r>
           </w:p>
         </w:tc>
@@ -5738,7 +5738,7 @@
               <w:rPr>
                 <w:sz w:val="16"/>
               </w:rPr>
-              <w:t>15종</w:t>
+              <w:t>59종</w:t>
             </w:r>
           </w:p>
         </w:tc>
@@ -5754,7 +5754,7 @@
               <w:rPr>
                 <w:sz w:val="16"/>
               </w:rPr>
-              <w:t>28칸</w:t>
+              <w:t>25칸</w:t>
             </w:r>
           </w:p>
         </w:tc>
@@ -5768,7 +5768,7 @@
               <w:rPr>
                 <w:sz w:val="16"/>
               </w:rPr>
-              <w:t>20종</w:t>
+              <w:t>10종</w:t>
             </w:r>
           </w:p>
         </w:tc>
@@ -5784,7 +5784,7 @@
               <w:rPr>
                 <w:sz w:val="16"/>
               </w:rPr>
-              <w:t>29칸</w:t>
+              <w:t>26칸</w:t>
             </w:r>
           </w:p>
         </w:tc>
@@ -5798,7 +5798,7 @@
               <w:rPr>
                 <w:sz w:val="16"/>
               </w:rPr>
-              <w:t>15종</w:t>
+              <w:t>23종</w:t>
             </w:r>
           </w:p>
         </w:tc>
@@ -5814,7 +5814,7 @@
               <w:rPr>
                 <w:sz w:val="16"/>
               </w:rPr>
-              <w:t>30칸</w:t>
+              <w:t>27칸</w:t>
             </w:r>
           </w:p>
         </w:tc>
@@ -5828,7 +5828,7 @@
               <w:rPr>
                 <w:sz w:val="16"/>
               </w:rPr>
-              <w:t>39종</w:t>
+              <w:t>15종</w:t>
             </w:r>
           </w:p>
         </w:tc>
@@ -5844,7 +5844,7 @@
               <w:rPr>
                 <w:sz w:val="16"/>
               </w:rPr>
-              <w:t>31칸</w:t>
+              <w:t>28칸</w:t>
             </w:r>
           </w:p>
         </w:tc>
@@ -5858,7 +5858,7 @@
               <w:rPr>
                 <w:sz w:val="16"/>
               </w:rPr>
-              <w:t>14종</w:t>
+              <w:t>20종</w:t>
             </w:r>
           </w:p>
         </w:tc>
@@ -5874,7 +5874,7 @@
               <w:rPr>
                 <w:sz w:val="16"/>
               </w:rPr>
-              <w:t>32칸</w:t>
+              <w:t>29칸</w:t>
             </w:r>
           </w:p>
         </w:tc>
@@ -5888,7 +5888,7 @@
               <w:rPr>
                 <w:sz w:val="16"/>
               </w:rPr>
-              <w:t>4종</w:t>
+              <w:t>15종</w:t>
             </w:r>
           </w:p>
         </w:tc>
@@ -5904,7 +5904,7 @@
               <w:rPr>
                 <w:sz w:val="16"/>
               </w:rPr>
-              <w:t>33칸</w:t>
+              <w:t>30칸</w:t>
             </w:r>
           </w:p>
         </w:tc>
@@ -5918,7 +5918,7 @@
               <w:rPr>
                 <w:sz w:val="16"/>
               </w:rPr>
-              <w:t>2종</w:t>
+              <w:t>39종</w:t>
             </w:r>
           </w:p>
         </w:tc>
@@ -5934,6 +5934,96 @@
               <w:rPr>
                 <w:sz w:val="16"/>
               </w:rPr>
+              <w:t>31칸</w:t>
+            </w:r>
+          </w:p>
+        </w:tc>
+        <w:tc>
+          <w:tcPr>
+            <w:tcW w:type="dxa" w:w="4320"/>
+          </w:tcPr>
+          <w:p>
+            <w:r/>
+            <w:r>
+              <w:rPr>
+                <w:sz w:val="16"/>
+              </w:rPr>
+              <w:t>14종</w:t>
+            </w:r>
+          </w:p>
+        </w:tc>
+      </w:tr>
+      <w:tr>
+        <w:tc>
+          <w:tcPr>
+            <w:tcW w:type="dxa" w:w="4320"/>
+          </w:tcPr>
+          <w:p>
+            <w:r/>
+            <w:r>
+              <w:rPr>
+                <w:sz w:val="16"/>
+              </w:rPr>
+              <w:t>32칸</w:t>
+            </w:r>
+          </w:p>
+        </w:tc>
+        <w:tc>
+          <w:tcPr>
+            <w:tcW w:type="dxa" w:w="4320"/>
+          </w:tcPr>
+          <w:p>
+            <w:r/>
+            <w:r>
+              <w:rPr>
+                <w:sz w:val="16"/>
+              </w:rPr>
+              <w:t>4종</w:t>
+            </w:r>
+          </w:p>
+        </w:tc>
+      </w:tr>
+      <w:tr>
+        <w:tc>
+          <w:tcPr>
+            <w:tcW w:type="dxa" w:w="4320"/>
+          </w:tcPr>
+          <w:p>
+            <w:r/>
+            <w:r>
+              <w:rPr>
+                <w:sz w:val="16"/>
+              </w:rPr>
+              <w:t>33칸</w:t>
+            </w:r>
+          </w:p>
+        </w:tc>
+        <w:tc>
+          <w:tcPr>
+            <w:tcW w:type="dxa" w:w="4320"/>
+          </w:tcPr>
+          <w:p>
+            <w:r/>
+            <w:r>
+              <w:rPr>
+                <w:sz w:val="16"/>
+              </w:rPr>
+              <w:t>2종</w:t>
+            </w:r>
+          </w:p>
+        </w:tc>
+      </w:tr>
+      <w:tr>
+        <w:tc>
+          <w:tcPr>
+            <w:tcW w:type="dxa" w:w="4320"/>
+          </w:tcPr>
+          <w:p>
+            <w:r/>
+            <w:r>
+              <w:rPr>
+                <w:sz w:val="16"/>
+              </w:rPr>
               <w:t>빈칸 있는 재료 합계</w:t>
             </w:r>
           </w:p>
@@ -5948,7 +6038,7 @@
               <w:rPr>
                 <w:sz w:val="16"/>
               </w:rPr>
-              <w:t>519종 / 957종</w:t>
+              <w:t>469종 / 957종</w:t>
             </w:r>
           </w:p>
         </w:tc>
@@ -6057,7 +6147,7 @@
               <w:rPr>
                 <w:sz w:val="16"/>
               </w:rPr>
-              <w:t>결로(표면)</w:t>
+              <w:t>낙하·충격</w:t>
             </w:r>
           </w:p>
         </w:tc>
@@ -6071,7 +6161,7 @@
               <w:rPr>
                 <w:sz w:val="16"/>
               </w:rPr>
-              <w:t>464종</w:t>
+              <w:t>447종</w:t>
             </w:r>
           </w:p>
         </w:tc>
@@ -6085,7 +6175,7 @@
               <w:rPr>
                 <w:sz w:val="16"/>
               </w:rPr>
-              <w:t>54종</w:t>
+              <w:t>31종</w:t>
             </w:r>
           </w:p>
         </w:tc>
@@ -6099,7 +6189,7 @@
               <w:rPr>
                 <w:sz w:val="16"/>
               </w:rPr>
-              <w:t>42종</w:t>
+              <w:t>29종</w:t>
             </w:r>
           </w:p>
         </w:tc>
@@ -6113,7 +6203,7 @@
               <w:rPr>
                 <w:sz w:val="16"/>
               </w:rPr>
-              <w:t>368종</w:t>
+              <w:t>387종</w:t>
             </w:r>
           </w:p>
         </w:tc>
@@ -6129,7 +6219,7 @@
               <w:rPr>
                 <w:sz w:val="16"/>
               </w:rPr>
-              <w:t>낙하·충격</w:t>
+              <w:t>결로(표면)</w:t>
             </w:r>
           </w:p>
         </w:tc>
@@ -6143,7 +6233,7 @@
               <w:rPr>
                 <w:sz w:val="16"/>
               </w:rPr>
-              <w:t>445종</w:t>
+              <w:t>415종</w:t>
             </w:r>
           </w:p>
         </w:tc>
@@ -6157,7 +6247,7 @@
               <w:rPr>
                 <w:sz w:val="16"/>
               </w:rPr>
-              <w:t>35종</w:t>
+              <w:t>5종</w:t>
             </w:r>
           </w:p>
         </w:tc>
@@ -6171,7 +6261,7 @@
               <w:rPr>
                 <w:sz w:val="16"/>
               </w:rPr>
-              <w:t>22종</w:t>
+              <w:t>48종</w:t>
             </w:r>
           </w:p>
         </w:tc>
@@ -6185,7 +6275,7 @@
               <w:rPr>
                 <w:sz w:val="16"/>
               </w:rPr>
-              <w:t>388종</w:t>
+              <w:t>362종</w:t>
             </w:r>
           </w:p>
         </w:tc>
@@ -6201,7 +6291,7 @@
               <w:rPr>
                 <w:sz w:val="16"/>
               </w:rPr>
-              <w:t>열응력·워피지</w:t>
+              <w:t>열전달·방열</w:t>
             </w:r>
           </w:p>
         </w:tc>
@@ -6215,7 +6305,7 @@
               <w:rPr>
                 <w:sz w:val="16"/>
               </w:rPr>
-              <w:t>413종</w:t>
+              <w:t>410종</w:t>
             </w:r>
           </w:p>
         </w:tc>
@@ -6229,7 +6319,7 @@
               <w:rPr>
                 <w:sz w:val="16"/>
               </w:rPr>
-              <w:t>21종</w:t>
+              <w:t>40종</w:t>
             </w:r>
           </w:p>
         </w:tc>
@@ -6243,7 +6333,7 @@
               <w:rPr>
                 <w:sz w:val="16"/>
               </w:rPr>
-              <w:t>50종</w:t>
+              <w:t>120종</w:t>
             </w:r>
           </w:p>
         </w:tc>
@@ -6257,7 +6347,7 @@
               <w:rPr>
                 <w:sz w:val="16"/>
               </w:rPr>
-              <w:t>342종</w:t>
+              <w:t>250종</w:t>
             </w:r>
           </w:p>
         </w:tc>
@@ -6273,7 +6363,7 @@
               <w:rPr>
                 <w:sz w:val="16"/>
               </w:rPr>
-              <w:t>열전달·방열</w:t>
+              <w:t>열응력·워피지</w:t>
             </w:r>
           </w:p>
         </w:tc>
@@ -6287,7 +6377,7 @@
               <w:rPr>
                 <w:sz w:val="16"/>
               </w:rPr>
-              <w:t>410종</w:t>
+              <w:t>407종</w:t>
             </w:r>
           </w:p>
         </w:tc>
@@ -6301,7 +6391,7 @@
               <w:rPr>
                 <w:sz w:val="16"/>
               </w:rPr>
-              <w:t>34종</w:t>
+              <w:t>21종</w:t>
             </w:r>
           </w:p>
         </w:tc>
@@ -6315,7 +6405,7 @@
               <w:rPr>
                 <w:sz w:val="16"/>
               </w:rPr>
-              <w:t>126종</w:t>
+              <w:t>43종</w:t>
             </w:r>
           </w:p>
         </w:tc>
@@ -6329,7 +6419,7 @@
               <w:rPr>
                 <w:sz w:val="16"/>
               </w:rPr>
-              <w:t>250종</w:t>
+              <w:t>343종</w:t>
             </w:r>
           </w:p>
         </w:tc>
@@ -6359,7 +6449,7 @@
               <w:rPr>
                 <w:sz w:val="16"/>
               </w:rPr>
-              <w:t>397종</w:t>
+              <w:t>388종</w:t>
             </w:r>
           </w:p>
         </w:tc>
@@ -6373,7 +6463,7 @@
               <w:rPr>
                 <w:sz w:val="16"/>
               </w:rPr>
-              <w:t>18종</w:t>
+              <w:t>6종</w:t>
             </w:r>
           </w:p>
         </w:tc>
@@ -6387,7 +6477,7 @@
               <w:rPr>
                 <w:sz w:val="16"/>
               </w:rPr>
-              <w:t>108종</w:t>
+              <w:t>107종</w:t>
             </w:r>
           </w:p>
         </w:tc>
@@ -6401,7 +6491,7 @@
               <w:rPr>
                 <w:sz w:val="16"/>
               </w:rPr>
-              <w:t>271종</w:t>
+              <w:t>275종</w:t>
             </w:r>
           </w:p>
         </w:tc>
@@ -6431,7 +6521,7 @@
               <w:rPr>
                 <w:sz w:val="16"/>
               </w:rPr>
-              <w:t>378종</w:t>
+              <w:t>386종</w:t>
             </w:r>
           </w:p>
         </w:tc>
@@ -6445,7 +6535,7 @@
               <w:rPr>
                 <w:sz w:val="16"/>
               </w:rPr>
-              <w:t>378종</w:t>
+              <w:t>386종</w:t>
             </w:r>
           </w:p>
         </w:tc>
@@ -6575,7 +6665,7 @@
               <w:rPr>
                 <w:sz w:val="16"/>
               </w:rPr>
-              <w:t>267종</w:t>
+              <w:t>269종</w:t>
             </w:r>
           </w:p>
         </w:tc>
@@ -6589,7 +6679,7 @@
               <w:rPr>
                 <w:sz w:val="16"/>
               </w:rPr>
-              <w:t>5종</w:t>
+              <w:t>7종</w:t>
             </w:r>
           </w:p>
         </w:tc>
@@ -6603,7 +6693,7 @@
               <w:rPr>
                 <w:sz w:val="16"/>
               </w:rPr>
-              <w:t>41종</w:t>
+              <w:t>38종</w:t>
             </w:r>
           </w:p>
         </w:tc>
@@ -6617,7 +6707,7 @@
               <w:rPr>
                 <w:sz w:val="16"/>
               </w:rPr>
-              <w:t>221종</w:t>
+              <w:t>224종</w:t>
             </w:r>
           </w:p>
         </w:tc>
@@ -6633,7 +6723,7 @@
               <w:rPr>
                 <w:sz w:val="16"/>
               </w:rPr>
-              <w:t>폴더블 벤딩</w:t>
+              <w:t>접착·박리</w:t>
             </w:r>
           </w:p>
         </w:tc>
@@ -6647,7 +6737,7 @@
               <w:rPr>
                 <w:sz w:val="16"/>
               </w:rPr>
-              <w:t>141종</w:t>
+              <w:t>140종</w:t>
             </w:r>
           </w:p>
         </w:tc>
@@ -6661,7 +6751,7 @@
               <w:rPr>
                 <w:sz w:val="16"/>
               </w:rPr>
-              <w:t>13종</w:t>
+              <w:t>44종</w:t>
             </w:r>
           </w:p>
         </w:tc>
@@ -6675,7 +6765,7 @@
               <w:rPr>
                 <w:sz w:val="16"/>
               </w:rPr>
-              <w:t>1종</w:t>
+              <w:t>96종</w:t>
             </w:r>
           </w:p>
         </w:tc>
@@ -6689,7 +6779,7 @@
               <w:rPr>
                 <w:sz w:val="16"/>
               </w:rPr>
-              <w:t>127종</w:t>
+              <w:t>0종</w:t>
             </w:r>
           </w:p>
         </w:tc>
@@ -6705,7 +6795,7 @@
               <w:rPr>
                 <w:sz w:val="16"/>
               </w:rPr>
-              <w:t>접착·박리</w:t>
+              <w:t>폴더블 벤딩</w:t>
             </w:r>
           </w:p>
         </w:tc>
@@ -6719,7 +6809,7 @@
               <w:rPr>
                 <w:sz w:val="16"/>
               </w:rPr>
-              <w:t>140종</w:t>
+              <w:t>136종</w:t>
             </w:r>
           </w:p>
         </w:tc>
@@ -6733,7 +6823,7 @@
               <w:rPr>
                 <w:sz w:val="16"/>
               </w:rPr>
-              <w:t>44종</w:t>
+              <w:t>8종</w:t>
             </w:r>
           </w:p>
         </w:tc>
@@ -6747,7 +6837,7 @@
               <w:rPr>
                 <w:sz w:val="16"/>
               </w:rPr>
-              <w:t>96종</w:t>
+              <w:t>1종</w:t>
             </w:r>
           </w:p>
         </w:tc>
@@ -6761,7 +6851,7 @@
               <w:rPr>
                 <w:sz w:val="16"/>
               </w:rPr>
-              <w:t>0종</w:t>
+              <w:t>127종</w:t>
             </w:r>
           </w:p>
         </w:tc>
@@ -6791,7 +6881,7 @@
               <w:rPr>
                 <w:sz w:val="16"/>
               </w:rPr>
-              <w:t>55종</w:t>
+              <w:t>53종</w:t>
             </w:r>
           </w:p>
         </w:tc>
@@ -6805,7 +6895,7 @@
               <w:rPr>
                 <w:sz w:val="16"/>
               </w:rPr>
-              <w:t>55종</w:t>
+              <w:t>53종</w:t>
             </w:r>
           </w:p>
         </w:tc>
@@ -7005,7 +7095,7 @@
           <w:b w:val="0"/>
           <w:sz w:val="19"/>
         </w:rPr>
-        <w:t>예외는 구조·강성(379종이 2칸 이상) · 낙하·충격(410종이 2칸 이상) · 열전달·방열(376종이 2칸 이상) · 열응력·워피지(392종이 2칸 이상) · 폴더블 벤딩(128종이 2칸 이상) · 결로(표면)(410종이 2칸 이상) · 결로(투습)(262종이 2칸 이상) · 초탄성(실링·완충)(2종이 2칸 이상) · 접착·박리(96종이 2칸 이상) · 피로·수명(285종이 2칸 이상)이다. 여기는 한 배치로 안 닫히는 다층 병목이다.</w:t>
+        <w:t>예외는 구조·강성(382종이 2칸 이상) · 낙하·충격(416종이 2칸 이상) · 열전달·방열(370종이 2칸 이상) · 열응력·워피지(386종이 2칸 이상) · 폴더블 벤딩(128종이 2칸 이상) · 결로(표면)(410종이 2칸 이상) · 결로(투습)(262종이 2칸 이상) · 초탄성(실링·완충)(2종이 2칸 이상) · 접착·박리(96종이 2칸 이상) · 피로·수명(285종이 2칸 이상)이다. 여기는 한 배치로 안 닫히는 다층 병목이다.</w:t>
       </w:r>
     </w:p>
     <w:p>
@@ -7504,7 +7594,7 @@
               <w:rPr>
                 <w:sz w:val="15"/>
               </w:rPr>
-              <w:t>63.3%  █████···</w:t>
+              <w:t>63.6%  █████···</w:t>
             </w:r>
           </w:p>
         </w:tc>
@@ -7518,7 +7608,7 @@
               <w:rPr>
                 <w:sz w:val="15"/>
               </w:rPr>
-              <w:t>39.6%</w:t>
+              <w:t>39.7%</w:t>
             </w:r>
           </w:p>
         </w:tc>
@@ -7532,7 +7622,7 @@
               <w:rPr>
                 <w:sz w:val="15"/>
               </w:rPr>
-              <w:t>58.5%</w:t>
+              <w:t>59.5%</w:t>
             </w:r>
           </w:p>
         </w:tc>
@@ -7546,7 +7636,7 @@
               <w:rPr>
                 <w:sz w:val="15"/>
               </w:rPr>
-              <w:t>56.7%</w:t>
+              <w:t>57.3%</w:t>
             </w:r>
           </w:p>
         </w:tc>
@@ -7604,7 +7694,7 @@
               <w:rPr>
                 <w:sz w:val="15"/>
               </w:rPr>
-              <w:t>58.1%  █████···</w:t>
+              <w:t>58.3%  █████···</w:t>
             </w:r>
           </w:p>
         </w:tc>
@@ -7646,7 +7736,7 @@
               <w:rPr>
                 <w:sz w:val="15"/>
               </w:rPr>
-              <w:t>51.3%</w:t>
+              <w:t>50.8%</w:t>
             </w:r>
           </w:p>
         </w:tc>
@@ -7704,7 +7794,7 @@
               <w:rPr>
                 <w:sz w:val="15"/>
               </w:rPr>
-              <w:t>63.9%  █████···</w:t>
+              <w:t>64.1%  █████···</w:t>
             </w:r>
           </w:p>
         </w:tc>
@@ -7718,7 +7808,7 @@
               <w:rPr>
                 <w:sz w:val="15"/>
               </w:rPr>
-              <w:t>45.4%</w:t>
+              <w:t>45.6%</w:t>
             </w:r>
           </w:p>
         </w:tc>
@@ -7804,7 +7894,7 @@
               <w:rPr>
                 <w:sz w:val="15"/>
               </w:rPr>
-              <w:t>63.2%  █████···</w:t>
+              <w:t>63.6%  █████···</w:t>
             </w:r>
           </w:p>
         </w:tc>
@@ -7818,7 +7908,7 @@
               <w:rPr>
                 <w:sz w:val="15"/>
               </w:rPr>
-              <w:t>40.3%</w:t>
+              <w:t>40.5%</w:t>
             </w:r>
           </w:p>
         </w:tc>
@@ -7832,7 +7922,7 @@
               <w:rPr>
                 <w:sz w:val="15"/>
               </w:rPr>
-              <w:t>56.8%</w:t>
+              <w:t>57.5%</w:t>
             </w:r>
           </w:p>
         </w:tc>
@@ -7846,7 +7936,7 @@
               <w:rPr>
                 <w:sz w:val="15"/>
               </w:rPr>
-              <w:t>54.9%</w:t>
+              <w:t>55.2%</w:t>
             </w:r>
           </w:p>
         </w:tc>
@@ -7860,7 +7950,7 @@
               <w:rPr>
                 <w:sz w:val="15"/>
               </w:rPr>
-              <w:t>18.2%</w:t>
+              <w:t>18.8%</w:t>
             </w:r>
           </w:p>
         </w:tc>
@@ -7904,7 +7994,7 @@
               <w:rPr>
                 <w:sz w:val="15"/>
               </w:rPr>
-              <w:t>61.8%  █████···</w:t>
+              <w:t>62.1%  █████···</w:t>
             </w:r>
           </w:p>
         </w:tc>
@@ -7932,7 +8022,7 @@
               <w:rPr>
                 <w:sz w:val="15"/>
               </w:rPr>
-              <w:t>55.8%</w:t>
+              <w:t>57.4%</w:t>
             </w:r>
           </w:p>
         </w:tc>
@@ -7946,7 +8036,7 @@
               <w:rPr>
                 <w:sz w:val="15"/>
               </w:rPr>
-              <w:t>55.8%</w:t>
+              <w:t>57.4%</w:t>
             </w:r>
           </w:p>
         </w:tc>
@@ -8004,7 +8094,7 @@
               <w:rPr>
                 <w:sz w:val="15"/>
               </w:rPr>
-              <w:t>62.4%  █████···</w:t>
+              <w:t>62.6%  █████···</w:t>
             </w:r>
           </w:p>
         </w:tc>
@@ -8018,7 +8108,7 @@
               <w:rPr>
                 <w:sz w:val="15"/>
               </w:rPr>
-              <w:t>45.8%</w:t>
+              <w:t>46.0%</w:t>
             </w:r>
           </w:p>
         </w:tc>
@@ -8046,7 +8136,7 @@
               <w:rPr>
                 <w:sz w:val="15"/>
               </w:rPr>
-              <w:t>51.4%</w:t>
+              <w:t>54.2%</w:t>
             </w:r>
           </w:p>
         </w:tc>
@@ -8146,7 +8236,7 @@
               <w:rPr>
                 <w:sz w:val="15"/>
               </w:rPr>
-              <w:t>57.8%</w:t>
+              <w:t>57.4%</w:t>
             </w:r>
           </w:p>
         </w:tc>
@@ -8446,7 +8536,7 @@
               <w:rPr>
                 <w:sz w:val="15"/>
               </w:rPr>
-              <w:t>57.9%</w:t>
+              <w:t>57.5%</w:t>
             </w:r>
           </w:p>
         </w:tc>
@@ -8746,7 +8836,7 @@
               <w:rPr>
                 <w:sz w:val="15"/>
               </w:rPr>
-              <w:t>58.3%</w:t>
+              <w:t>59.2%</w:t>
             </w:r>
           </w:p>
         </w:tc>
@@ -8803,7 +8893,7 @@
               <w:rPr>
                 <w:sz w:val="15"/>
               </w:rPr>
-              <w:t>61.1%</w:t>
+              <w:t>61.3%</w:t>
             </w:r>
           </w:p>
         </w:tc>
@@ -8817,7 +8907,7 @@
               <w:rPr>
                 <w:sz w:val="15"/>
               </w:rPr>
-              <w:t>41.0%</w:t>
+              <w:t>41.1%</w:t>
             </w:r>
           </w:p>
         </w:tc>
@@ -8880,7 +8970,7 @@
           <w:b/>
           <w:sz w:val="19"/>
         </w:rPr>
-        <w:t>(가) 셀 채움만 보면 “거의 다 됐다”로 읽힌다. 구조·강성은 셀 63.3%다. 그런데 실측기반은 39.6%이고, 실측만으로 카드가 나오는 재료는 20.8%(199종)뿐이다. 전체로는 5,159칸(20.1%p)이 가정값이 만든 착시다.</w:t>
+        <w:t>(가) 셀 채움만 보면 “거의 다 됐다”로 읽힌다. 구조·강성은 셀 63.6%다. 그런데 실측기반은 39.7%이고, 실측만으로 카드가 나오는 재료는 20.8%(199종)뿐이다. 전체로는 5,191칸(20.3%p)이 가정값이 만든 착시다.</w:t>
       </w:r>
     </w:p>
     <w:p>
@@ -10767,7 +10857,7 @@
           <w:b w:val="0"/>
           <w:sz w:val="19"/>
         </w:rPr>
-        <w:t>tier4는 4,490건(17.4%)이다. 그중 assumption 표지를 가진 것이 4,398건이고, 나머지 92건은 가정이 아니라 계산·유도값이다.</w:t>
+        <w:t>tier4는 4,499건(17.4%)이다. 그중 assumption 표지를 가진 것이 4,407건이고, 나머지 92건은 가정이 아니라 계산·유도값이다.</w:t>
       </w:r>
     </w:p>
     <w:tbl>
@@ -11074,7 +11164,7 @@
               <w:rPr>
                 <w:sz w:val="15"/>
               </w:rPr>
-              <w:t>408 / 736</w:t>
+              <w:t>417 / 750</w:t>
             </w:r>
           </w:p>
         </w:tc>
@@ -11088,7 +11178,7 @@
               <w:rPr>
                 <w:sz w:val="15"/>
               </w:rPr>
-              <w:t>55.4%  ██████····</w:t>
+              <w:t>55.6%  ██████····</w:t>
             </w:r>
           </w:p>
         </w:tc>
@@ -11368,7 +11458,7 @@
           <w:b/>
           <w:sz w:val="19"/>
         </w:rPr>
-        <w:t>재료 카테고리별 tier4 — polymer 2,550 · composite 909 · metal 426 · ceramic 365 · foam 164 · rubber 76. 구멍이 거의 전부 폴리머·복합·고무·폼에 몰려 있고 금속·세라믹은 사실상 다 찼다.</w:t>
+        <w:t>재료 카테고리별 tier4 — polymer 2,550 · composite 914 · metal 430 · ceramic 365 · foam 164 · rubber 76. 구멍이 거의 전부 폴리머·복합·고무·폼에 몰려 있고 금속·세라믹은 사실상 다 찼다.</w:t>
       </w:r>
     </w:p>
     <w:tbl>
@@ -11904,7 +11994,7 @@
               <w:rPr>
                 <w:sz w:val="16"/>
               </w:rPr>
-              <w:t>25,844건</w:t>
+              <w:t>25,895건</w:t>
             </w:r>
           </w:p>
         </w:tc>
@@ -11934,7 +12024,7 @@
               <w:rPr>
                 <w:sz w:val="16"/>
               </w:rPr>
-              <w:t>2,299건 (DOI 보유 898)</w:t>
+              <w:t>2,301건 (DOI 보유 898)</w:t>
             </w:r>
           </w:p>
         </w:tc>
@@ -11994,7 +12084,7 @@
               <w:rPr>
                 <w:sz w:val="16"/>
               </w:rPr>
-              <w:t>datasheet 879 · journal 872 · database 313 · other 112 · book 72 · standard 26 · web 24 · computed 1</w:t>
+              <w:t>datasheet 881 · journal 872 · database 313 · other 112 · book 72 · standard 26 · web 24 · computed 1</w:t>
             </w:r>
           </w:p>
         </w:tc>
@@ -12099,7 +12189,7 @@
               <w:rPr>
                 <w:sz w:val="16"/>
               </w:rPr>
-              <w:t>15,652  (61.1%)</w:t>
+              <w:t>15,705  (61.3%)</w:t>
             </w:r>
           </w:p>
         </w:tc>
@@ -12129,7 +12219,7 @@
               <w:rPr>
                 <w:sz w:val="16"/>
               </w:rPr>
-              <w:t>10,493  (41.0%)</w:t>
+              <w:t>10,514  (41.1%)</w:t>
             </w:r>
           </w:p>
         </w:tc>
@@ -12159,7 +12249,7 @@
               <w:rPr>
                 <w:sz w:val="16"/>
               </w:rPr>
-              <w:t>5,159  (20.1%p)</w:t>
+              <w:t>5,191  (20.3%p)</w:t>
             </w:r>
           </w:p>
         </w:tc>
@@ -12189,7 +12279,7 @@
               <w:rPr>
                 <w:sz w:val="16"/>
               </w:rPr>
-              <w:t>9,952</w:t>
+              <w:t>9,899</w:t>
             </w:r>
           </w:p>
         </w:tc>
@@ -12219,7 +12309,7 @@
               <w:rPr>
                 <w:sz w:val="16"/>
               </w:rPr>
-              <w:t>309</w:t>
+              <w:t>303</w:t>
             </w:r>
           </w:p>
         </w:tc>
@@ -12249,7 +12339,7 @@
               <w:rPr>
                 <w:sz w:val="16"/>
               </w:rPr>
-              <w:t>9,643</w:t>
+              <w:t>9,596</w:t>
             </w:r>
           </w:p>
         </w:tc>
@@ -12279,7 +12369,7 @@
               <w:rPr>
                 <w:sz w:val="16"/>
               </w:rPr>
-              <w:t>15,111</w:t>
+              <w:t>15,090</w:t>
             </w:r>
           </w:p>
         </w:tc>
@@ -12458,7 +12548,7 @@
               <w:rPr>
                 <w:sz w:val="15"/>
               </w:rPr>
-              <w:t>1291</w:t>
+              <w:t>1280</w:t>
             </w:r>
           </w:p>
         </w:tc>
@@ -12502,7 +12592,7 @@
               <w:rPr>
                 <w:sz w:val="15"/>
               </w:rPr>
-              <w:t>1066</w:t>
+              <w:t>1054</w:t>
             </w:r>
           </w:p>
         </w:tc>
@@ -12590,7 +12680,7 @@
               <w:rPr>
                 <w:sz w:val="15"/>
               </w:rPr>
-              <w:t>425</w:t>
+              <w:t>435</w:t>
             </w:r>
           </w:p>
         </w:tc>
@@ -12634,7 +12724,7 @@
               <w:rPr>
                 <w:sz w:val="15"/>
               </w:rPr>
-              <w:t>406</w:t>
+              <w:t>416</w:t>
             </w:r>
           </w:p>
         </w:tc>
@@ -12664,7 +12754,7 @@
               <w:rPr>
                 <w:sz w:val="15"/>
               </w:rPr>
-              <w:t>젖음 (접촉각 · 표면에너지)</w:t>
+              <w:t>전기 (유전율 · 체적저항률 · 손실계수)</w:t>
             </w:r>
           </w:p>
         </w:tc>
@@ -12678,7 +12768,7 @@
               <w:rPr>
                 <w:sz w:val="15"/>
               </w:rPr>
-              <w:t>396</w:t>
+              <w:t>386</w:t>
             </w:r>
           </w:p>
         </w:tc>
@@ -12692,7 +12782,7 @@
               <w:rPr>
                 <w:sz w:val="15"/>
               </w:rPr>
-              <w:t>커버글래스는 bare 값을 상한으로만 인쇄한다</w:t>
+              <w:t>도체는 유전율이 정의되지 않고, 저밀도 폼은 상대밀도가 지배하는데 벤더가 발표하지 않는다</w:t>
             </w:r>
           </w:p>
         </w:tc>
@@ -12708,7 +12798,7 @@
           <w:b/>
           <w:sz w:val="19"/>
         </w:rPr>
-        <w:t>남은 일의 성격 요약 — 3개 해석은 재료마다 딱 한 칸씩 모자라고, 낙하·충격만 2층 병목이다. 막힌 경로가 바뀌지 않는 한 남은 칸 전부는 안 닫힌다. 두 파동에 걸쳐 확인된 결론은 율속과 피로가 OA 밖(핸드북·벤더 시험보고서·유료 표준)에 있다는 것이다. 동시에, 채워진 15,652칸 중 5,159칸이 가정값이다 — 남은 칸을 닫는 것과 이미 닫은 칸의 근거를 두껍게 하는 것은 별개의 일이고 후자가 더 크다.</w:t>
+        <w:t>남은 일의 성격 요약 — 3개 해석은 재료마다 딱 한 칸씩 모자라고, 낙하·충격만 2층 병목이다. 막힌 경로가 바뀌지 않는 한 남은 칸 전부는 안 닫힌다. 두 파동에 걸쳐 확인된 결론은 율속과 피로가 OA 밖(핸드북·벤더 시험보고서·유료 표준)에 있다는 것이다. 동시에, 채워진 15,705칸 중 5,191칸이 가정값이다 — 남은 칸을 닫는 것과 이미 닫은 칸의 근거를 두껍게 하는 것은 별개의 일이고 후자가 더 크다.</w:t>
       </w:r>
     </w:p>
     <w:p>
@@ -13254,7 +13344,7 @@
           <w:b/>
           <w:sz w:val="19"/>
         </w:rPr>
-        <w:t>(가) coverage_report.py의 “유효 채움”이 부재 칸을 이중으로 센다. 구조적 부재 523칸 중 214칸에는 이미 tier4 가정값이 들어 있다(8차 방침대로라 정상이다). 그런데 지표는 이 칸을 분자에는 채운 것으로 넣고 분모에서는 빼고 있어, 해석별 유효채움이 100%를 넘는다.</w:t>
+        <w:t>(가) coverage_report.py의 “유효 채움”이 부재 칸을 이중으로 센다. 구조적 부재 705칸 중 402칸에는 이미 tier4 가정값이 들어 있다(8차 방침대로라 정상이다). 그런데 지표는 이 칸을 분자에는 채운 것으로 넣고 분모에서는 빼고 있어, 해석별 유효채움이 100%를 넘는다.</w:t>
       </w:r>
     </w:p>
     <w:tbl>
@@ -13373,7 +13463,7 @@
               <w:rPr>
                 <w:sz w:val="15"/>
               </w:rPr>
-              <w:t>59</w:t>
+              <w:t>98</w:t>
             </w:r>
           </w:p>
         </w:tc>
@@ -13387,7 +13477,7 @@
               <w:rPr>
                 <w:sz w:val="15"/>
               </w:rPr>
-              <w:t>51</w:t>
+              <w:t>98</w:t>
             </w:r>
           </w:p>
         </w:tc>
@@ -13401,7 +13491,7 @@
               <w:rPr>
                 <w:sz w:val="15"/>
               </w:rPr>
-              <w:t>64.6%</w:t>
+              <w:t>65.8%</w:t>
             </w:r>
           </w:p>
         </w:tc>
@@ -13415,7 +13505,7 @@
               <w:rPr>
                 <w:sz w:val="15"/>
               </w:rPr>
-              <w:t>62.8%</w:t>
+              <w:t>62.3%</w:t>
             </w:r>
           </w:p>
         </w:tc>
@@ -13445,7 +13535,7 @@
               <w:rPr>
                 <w:sz w:val="15"/>
               </w:rPr>
-              <w:t>177</w:t>
+              <w:t>196</w:t>
             </w:r>
           </w:p>
         </w:tc>
@@ -13459,7 +13549,7 @@
               <w:rPr>
                 <w:sz w:val="15"/>
               </w:rPr>
-              <w:t>52</w:t>
+              <w:t>99</w:t>
             </w:r>
           </w:p>
         </w:tc>
@@ -13473,7 +13563,7 @@
               <w:rPr>
                 <w:sz w:val="15"/>
               </w:rPr>
-              <w:t>60.4%</w:t>
+              <w:t>60.8%</w:t>
             </w:r>
           </w:p>
         </w:tc>
@@ -13487,7 +13577,7 @@
               <w:rPr>
                 <w:sz w:val="15"/>
               </w:rPr>
-              <w:t>59.2%</w:t>
+              <w:t>58.7%</w:t>
             </w:r>
           </w:p>
         </w:tc>
@@ -13545,7 +13635,7 @@
               <w:rPr>
                 <w:sz w:val="15"/>
               </w:rPr>
-              <w:t>64.0%</w:t>
+              <w:t>64.2%</w:t>
             </w:r>
           </w:p>
         </w:tc>
@@ -13559,7 +13649,7 @@
               <w:rPr>
                 <w:sz w:val="15"/>
               </w:rPr>
-              <w:t>63.9%</w:t>
+              <w:t>64.1%</w:t>
             </w:r>
           </w:p>
         </w:tc>
@@ -13589,7 +13679,7 @@
               <w:rPr>
                 <w:sz w:val="15"/>
               </w:rPr>
-              <w:t>59</w:t>
+              <w:t>147</w:t>
             </w:r>
           </w:p>
         </w:tc>
@@ -13603,7 +13693,7 @@
               <w:rPr>
                 <w:sz w:val="15"/>
               </w:rPr>
-              <w:t>51</w:t>
+              <w:t>147</w:t>
             </w:r>
           </w:p>
         </w:tc>
@@ -13617,7 +13707,7 @@
               <w:rPr>
                 <w:sz w:val="15"/>
               </w:rPr>
-              <w:t>64.2%</w:t>
+              <w:t>66.2%</w:t>
             </w:r>
           </w:p>
         </w:tc>
@@ -13631,7 +13721,7 @@
               <w:rPr>
                 <w:sz w:val="15"/>
               </w:rPr>
-              <w:t>62.9%</w:t>
+              <w:t>62.2%</w:t>
             </w:r>
           </w:p>
         </w:tc>
@@ -13661,7 +13751,7 @@
               <w:rPr>
                 <w:sz w:val="15"/>
               </w:rPr>
-              <w:t>10</w:t>
+              <w:t>59</w:t>
             </w:r>
           </w:p>
         </w:tc>
@@ -13689,7 +13779,7 @@
               <w:rPr>
                 <w:sz w:val="15"/>
               </w:rPr>
-              <w:t>62.6%</w:t>
+              <w:t>63.6%</w:t>
             </w:r>
           </w:p>
         </w:tc>
@@ -13703,7 +13793,7 @@
               <w:rPr>
                 <w:sz w:val="15"/>
               </w:rPr>
-              <w:t>62.5%</w:t>
+              <w:t>63.5%</w:t>
             </w:r>
           </w:p>
         </w:tc>
@@ -13733,7 +13823,7 @@
               <w:rPr>
                 <w:sz w:val="15"/>
               </w:rPr>
-              <w:t>54</w:t>
+              <w:t>49</w:t>
             </w:r>
           </w:p>
         </w:tc>
@@ -13761,7 +13851,7 @@
               <w:rPr>
                 <w:sz w:val="15"/>
               </w:rPr>
-              <w:t>67.5%</w:t>
+              <w:t>67.4%</w:t>
             </w:r>
           </w:p>
         </w:tc>
@@ -13775,7 +13865,7 @@
               <w:rPr>
                 <w:sz w:val="15"/>
               </w:rPr>
-              <w:t>67.4%</w:t>
+              <w:t>67.3%</w:t>
             </w:r>
           </w:p>
         </w:tc>
@@ -13805,7 +13895,7 @@
               <w:rPr>
                 <w:sz w:val="15"/>
               </w:rPr>
-              <w:t>59</w:t>
+              <w:t>49</w:t>
             </w:r>
           </w:p>
         </w:tc>
@@ -13819,7 +13909,7 @@
               <w:rPr>
                 <w:sz w:val="15"/>
               </w:rPr>
-              <w:t>51</w:t>
+              <w:t>49</w:t>
             </w:r>
           </w:p>
         </w:tc>
@@ -13833,7 +13923,7 @@
               <w:rPr>
                 <w:sz w:val="15"/>
               </w:rPr>
-              <w:t>63.6%</w:t>
+              <w:t>62.9%</w:t>
             </w:r>
           </w:p>
         </w:tc>
@@ -13847,7 +13937,7 @@
               <w:rPr>
                 <w:sz w:val="15"/>
               </w:rPr>
-              <w:t>57.9%</w:t>
+              <w:t>57.5%</w:t>
             </w:r>
           </w:p>
         </w:tc>
@@ -13863,7 +13953,7 @@
           <w:b/>
           <w:sz w:val="19"/>
         </w:rPr>
-        <w:t>리포트가 인쇄하는 “남은 일은 9952칸이 아니라 9429칸이다”도 같은 이유로 과소치다. 정직한 값은 9643칸이다(9952 − 309, 309 = 부재이면서 아직 비어 있는 칸). 이 문서의 5·10절은 그 값을 쓴다.</w:t>
+        <w:t>리포트가 인쇄하는 “남은 일은 9899칸이 아니라 9194칸이다”도 같은 이유로 과소치다. 정직한 값은 9596칸이다(9899 − 303, 303 = 부재이면서 아직 비어 있는 칸). 이 문서의 5·10절은 그 값을 쓴다.</w:t>
       </w:r>
     </w:p>
     <w:p>

--- a/MaterialTwin_물성수집_방법론.docx
+++ b/MaterialTwin_물성수집_방법론.docx
@@ -31,7 +31,7 @@
           <w:color w:val="606060"/>
           <w:sz w:val="18"/>
         </w:rPr>
-        <w:t>2026-08-14 · 재료 957종 · 물성값 25,895건 · 출처 2,301건 · 물성 정의 179종</w:t>
+        <w:t>2026-08-14 · 재료 957종 · 물성값 25,950건 · 출처 2,303건 · 물성 정의 179종</w:t>
       </w:r>
     </w:p>
     <w:p/>
@@ -1291,7 +1291,7 @@
               <w:rPr>
                 <w:sz w:val="16"/>
               </w:rPr>
-              <w:t>13,722</w:t>
+              <w:t>13,760</w:t>
             </w:r>
           </w:p>
         </w:tc>
@@ -1349,7 +1349,7 @@
               <w:rPr>
                 <w:sz w:val="16"/>
               </w:rPr>
-              <w:t>1,814</w:t>
+              <w:t>1,824</w:t>
             </w:r>
           </w:p>
         </w:tc>
@@ -1407,7 +1407,7 @@
               <w:rPr>
                 <w:sz w:val="16"/>
               </w:rPr>
-              <w:t>5,860</w:t>
+              <w:t>5,867</w:t>
             </w:r>
           </w:p>
         </w:tc>
@@ -1479,7 +1479,7 @@
               <w:rPr>
                 <w:sz w:val="16"/>
               </w:rPr>
-              <w:t>17.4%</w:t>
+              <w:t>17.3%</w:t>
             </w:r>
           </w:p>
         </w:tc>
@@ -4451,7 +4451,7 @@
               <w:rPr>
                 <w:sz w:val="15"/>
               </w:rPr>
-              <w:t>386</w:t>
+              <w:t>367</w:t>
             </w:r>
           </w:p>
         </w:tc>
@@ -4465,7 +4465,7 @@
               <w:rPr>
                 <w:sz w:val="15"/>
               </w:rPr>
-              <w:t>386</w:t>
+              <w:t>367</w:t>
             </w:r>
           </w:p>
         </w:tc>
@@ -4799,7 +4799,7 @@
               <w:rPr>
                 <w:sz w:val="15"/>
               </w:rPr>
-              <w:t>115</w:t>
+              <w:t>114</w:t>
             </w:r>
           </w:p>
         </w:tc>
@@ -4813,7 +4813,7 @@
               <w:rPr>
                 <w:sz w:val="15"/>
               </w:rPr>
-              <w:t>115</w:t>
+              <w:t>114</w:t>
             </w:r>
           </w:p>
         </w:tc>
@@ -5498,7 +5498,7 @@
               <w:rPr>
                 <w:sz w:val="16"/>
               </w:rPr>
-              <w:t>5종</w:t>
+              <w:t>10종</w:t>
             </w:r>
           </w:p>
         </w:tc>
@@ -5528,7 +5528,7 @@
               <w:rPr>
                 <w:sz w:val="16"/>
               </w:rPr>
-              <w:t>18종</w:t>
+              <w:t>13종</w:t>
             </w:r>
           </w:p>
         </w:tc>
@@ -5618,7 +5618,7 @@
               <w:rPr>
                 <w:sz w:val="16"/>
               </w:rPr>
-              <w:t>7종</w:t>
+              <w:t>8종</w:t>
             </w:r>
           </w:p>
         </w:tc>
@@ -5648,7 +5648,7 @@
               <w:rPr>
                 <w:sz w:val="16"/>
               </w:rPr>
-              <w:t>13종</w:t>
+              <w:t>12종</w:t>
             </w:r>
           </w:p>
         </w:tc>
@@ -5678,7 +5678,7 @@
               <w:rPr>
                 <w:sz w:val="16"/>
               </w:rPr>
-              <w:t>28종</w:t>
+              <w:t>29종</w:t>
             </w:r>
           </w:p>
         </w:tc>
@@ -5708,7 +5708,7 @@
               <w:rPr>
                 <w:sz w:val="16"/>
               </w:rPr>
-              <w:t>74종</w:t>
+              <w:t>83종</w:t>
             </w:r>
           </w:p>
         </w:tc>
@@ -5738,7 +5738,7 @@
               <w:rPr>
                 <w:sz w:val="16"/>
               </w:rPr>
-              <w:t>59종</w:t>
+              <w:t>49종</w:t>
             </w:r>
           </w:p>
         </w:tc>
@@ -5798,7 +5798,7 @@
               <w:rPr>
                 <w:sz w:val="16"/>
               </w:rPr>
-              <w:t>23종</w:t>
+              <w:t>24종</w:t>
             </w:r>
           </w:p>
         </w:tc>
@@ -5828,7 +5828,7 @@
               <w:rPr>
                 <w:sz w:val="16"/>
               </w:rPr>
-              <w:t>15종</w:t>
+              <w:t>14종</w:t>
             </w:r>
           </w:p>
         </w:tc>
@@ -5948,7 +5948,7 @@
               <w:rPr>
                 <w:sz w:val="16"/>
               </w:rPr>
-              <w:t>14종</w:t>
+              <w:t>15종</w:t>
             </w:r>
           </w:p>
         </w:tc>
@@ -6008,7 +6008,7 @@
               <w:rPr>
                 <w:sz w:val="16"/>
               </w:rPr>
-              <w:t>2종</w:t>
+              <w:t>1종</w:t>
             </w:r>
           </w:p>
         </w:tc>
@@ -6521,7 +6521,7 @@
               <w:rPr>
                 <w:sz w:val="16"/>
               </w:rPr>
-              <w:t>386종</w:t>
+              <w:t>367종</w:t>
             </w:r>
           </w:p>
         </w:tc>
@@ -6535,7 +6535,7 @@
               <w:rPr>
                 <w:sz w:val="16"/>
               </w:rPr>
-              <w:t>386종</w:t>
+              <w:t>367종</w:t>
             </w:r>
           </w:p>
         </w:tc>
@@ -6737,7 +6737,7 @@
               <w:rPr>
                 <w:sz w:val="16"/>
               </w:rPr>
-              <w:t>140종</w:t>
+              <w:t>139종</w:t>
             </w:r>
           </w:p>
         </w:tc>
@@ -6751,7 +6751,7 @@
               <w:rPr>
                 <w:sz w:val="16"/>
               </w:rPr>
-              <w:t>44종</w:t>
+              <w:t>43종</w:t>
             </w:r>
           </w:p>
         </w:tc>
@@ -8394,7 +8394,7 @@
               <w:rPr>
                 <w:sz w:val="15"/>
               </w:rPr>
-              <w:t>57.1%  █████···</w:t>
+              <w:t>57.2%  █████···</w:t>
             </w:r>
           </w:p>
         </w:tc>
@@ -8408,7 +8408,7 @@
               <w:rPr>
                 <w:sz w:val="15"/>
               </w:rPr>
-              <w:t>45.9%</w:t>
+              <w:t>46.1%</w:t>
             </w:r>
           </w:p>
         </w:tc>
@@ -8422,7 +8422,7 @@
               <w:rPr>
                 <w:sz w:val="15"/>
               </w:rPr>
-              <w:t>44.2%</w:t>
+              <w:t>44.5%</w:t>
             </w:r>
           </w:p>
         </w:tc>
@@ -8436,7 +8436,7 @@
               <w:rPr>
                 <w:sz w:val="15"/>
               </w:rPr>
-              <w:t>50.2%</w:t>
+              <w:t>50.5%</w:t>
             </w:r>
           </w:p>
         </w:tc>
@@ -8450,7 +8450,7 @@
               <w:rPr>
                 <w:sz w:val="15"/>
               </w:rPr>
-              <w:t>24.1%</w:t>
+              <w:t>24.5%</w:t>
             </w:r>
           </w:p>
         </w:tc>
@@ -8494,7 +8494,7 @@
               <w:rPr>
                 <w:sz w:val="15"/>
               </w:rPr>
-              <w:t>59.7%  █████···</w:t>
+              <w:t>61.7%  █████···</w:t>
             </w:r>
           </w:p>
         </w:tc>
@@ -8508,7 +8508,7 @@
               <w:rPr>
                 <w:sz w:val="15"/>
               </w:rPr>
-              <w:t>45.6%</w:t>
+              <w:t>47.5%</w:t>
             </w:r>
           </w:p>
         </w:tc>
@@ -8522,7 +8522,7 @@
               <w:rPr>
                 <w:sz w:val="15"/>
               </w:rPr>
-              <w:t>59.7%</w:t>
+              <w:t>61.7%</w:t>
             </w:r>
           </w:p>
         </w:tc>
@@ -8536,7 +8536,7 @@
               <w:rPr>
                 <w:sz w:val="15"/>
               </w:rPr>
-              <w:t>57.5%</w:t>
+              <w:t>59.6%</w:t>
             </w:r>
           </w:p>
         </w:tc>
@@ -8550,7 +8550,7 @@
               <w:rPr>
                 <w:sz w:val="15"/>
               </w:rPr>
-              <w:t>45.6%</w:t>
+              <w:t>47.5%</w:t>
             </w:r>
           </w:p>
         </w:tc>
@@ -8893,7 +8893,7 @@
               <w:rPr>
                 <w:sz w:val="15"/>
               </w:rPr>
-              <w:t>61.3%</w:t>
+              <w:t>61.4%</w:t>
             </w:r>
           </w:p>
         </w:tc>
@@ -10857,7 +10857,7 @@
           <w:b w:val="0"/>
           <w:sz w:val="19"/>
         </w:rPr>
-        <w:t>tier4는 4,499건(17.4%)이다. 그중 assumption 표지를 가진 것이 4,407건이고, 나머지 92건은 가정이 아니라 계산·유도값이다.</w:t>
+        <w:t>tier4는 4,499건(17.3%)이다. 그중 assumption 표지를 가진 것이 4,407건이고, 나머지 92건은 가정이 아니라 계산·유도값이다.</w:t>
       </w:r>
     </w:p>
     <w:tbl>
@@ -11994,7 +11994,7 @@
               <w:rPr>
                 <w:sz w:val="16"/>
               </w:rPr>
-              <w:t>25,895건</w:t>
+              <w:t>25,950건</w:t>
             </w:r>
           </w:p>
         </w:tc>
@@ -12024,7 +12024,7 @@
               <w:rPr>
                 <w:sz w:val="16"/>
               </w:rPr>
-              <w:t>2,301건 (DOI 보유 898)</w:t>
+              <w:t>2,303건 (DOI 보유 900)</w:t>
             </w:r>
           </w:p>
         </w:tc>
@@ -12084,7 +12084,7 @@
               <w:rPr>
                 <w:sz w:val="16"/>
               </w:rPr>
-              <w:t>datasheet 881 · journal 872 · database 313 · other 112 · book 72 · standard 26 · web 24 · computed 1</w:t>
+              <w:t>datasheet 881 · journal 873 · database 313 · other 113 · book 72 · standard 26 · web 24 · computed 1</w:t>
             </w:r>
           </w:p>
         </w:tc>
@@ -12189,7 +12189,7 @@
               <w:rPr>
                 <w:sz w:val="16"/>
               </w:rPr>
-              <w:t>15,705  (61.3%)</w:t>
+              <w:t>15,725  (61.4%)</w:t>
             </w:r>
           </w:p>
         </w:tc>
@@ -12219,7 +12219,7 @@
               <w:rPr>
                 <w:sz w:val="16"/>
               </w:rPr>
-              <w:t>10,514  (41.1%)</w:t>
+              <w:t>10,534  (41.1%)</w:t>
             </w:r>
           </w:p>
         </w:tc>
@@ -12279,7 +12279,7 @@
               <w:rPr>
                 <w:sz w:val="16"/>
               </w:rPr>
-              <w:t>9,899</w:t>
+              <w:t>9,879</w:t>
             </w:r>
           </w:p>
         </w:tc>
@@ -12339,7 +12339,7 @@
               <w:rPr>
                 <w:sz w:val="16"/>
               </w:rPr>
-              <w:t>9,596</w:t>
+              <w:t>9,576</w:t>
             </w:r>
           </w:p>
         </w:tc>
@@ -12369,7 +12369,7 @@
               <w:rPr>
                 <w:sz w:val="16"/>
               </w:rPr>
-              <w:t>15,090</w:t>
+              <w:t>15,070</w:t>
             </w:r>
           </w:p>
         </w:tc>
@@ -12768,7 +12768,7 @@
               <w:rPr>
                 <w:sz w:val="15"/>
               </w:rPr>
-              <w:t>386</w:t>
+              <w:t>367</w:t>
             </w:r>
           </w:p>
         </w:tc>
@@ -12798,7 +12798,7 @@
           <w:b/>
           <w:sz w:val="19"/>
         </w:rPr>
-        <w:t>남은 일의 성격 요약 — 3개 해석은 재료마다 딱 한 칸씩 모자라고, 낙하·충격만 2층 병목이다. 막힌 경로가 바뀌지 않는 한 남은 칸 전부는 안 닫힌다. 두 파동에 걸쳐 확인된 결론은 율속과 피로가 OA 밖(핸드북·벤더 시험보고서·유료 표준)에 있다는 것이다. 동시에, 채워진 15,705칸 중 5,191칸이 가정값이다 — 남은 칸을 닫는 것과 이미 닫은 칸의 근거를 두껍게 하는 것은 별개의 일이고 후자가 더 크다.</w:t>
+        <w:t>남은 일의 성격 요약 — 3개 해석은 재료마다 딱 한 칸씩 모자라고, 낙하·충격만 2층 병목이다. 막힌 경로가 바뀌지 않는 한 남은 칸 전부는 안 닫힌다. 두 파동에 걸쳐 확인된 결론은 율속과 피로가 OA 밖(핸드북·벤더 시험보고서·유료 표준)에 있다는 것이다. 동시에, 채워진 15,725칸 중 5,191칸이 가정값이다 — 남은 칸을 닫는 것과 이미 닫은 칸의 근거를 두껍게 하는 것은 별개의 일이고 후자가 더 크다.</w:t>
       </w:r>
     </w:p>
     <w:p>
@@ -13923,7 +13923,7 @@
               <w:rPr>
                 <w:sz w:val="15"/>
               </w:rPr>
-              <w:t>62.9%</w:t>
+              <w:t>65.0%</w:t>
             </w:r>
           </w:p>
         </w:tc>
@@ -13937,7 +13937,7 @@
               <w:rPr>
                 <w:sz w:val="15"/>
               </w:rPr>
-              <w:t>57.5%</w:t>
+              <w:t>59.6%</w:t>
             </w:r>
           </w:p>
         </w:tc>
@@ -13953,7 +13953,7 @@
           <w:b/>
           <w:sz w:val="19"/>
         </w:rPr>
-        <w:t>리포트가 인쇄하는 “남은 일은 9899칸이 아니라 9194칸이다”도 같은 이유로 과소치다. 정직한 값은 9596칸이다(9899 − 303, 303 = 부재이면서 아직 비어 있는 칸). 이 문서의 5·10절은 그 값을 쓴다.</w:t>
+        <w:t>리포트가 인쇄하는 “남은 일은 9879칸이 아니라 9174칸이다”도 같은 이유로 과소치다. 정직한 값은 9576칸이다(9879 − 303, 303 = 부재이면서 아직 비어 있는 칸). 이 문서의 5·10절은 그 값을 쓴다.</w:t>
       </w:r>
     </w:p>
     <w:p>

--- a/MaterialTwin_물성수집_방법론.docx
+++ b/MaterialTwin_물성수집_방법론.docx
@@ -31,7 +31,7 @@
           <w:color w:val="606060"/>
           <w:sz w:val="18"/>
         </w:rPr>
-        <w:t>2026-08-14 · 재료 957종 · 물성값 25,950건 · 출처 2,303건 · 물성 정의 179종</w:t>
+        <w:t>2026-08-14 · 재료 957종 · 물성값 26,071건 · 출처 2,317건 · 물성 정의 179종</w:t>
       </w:r>
     </w:p>
     <w:p/>
@@ -1291,7 +1291,7 @@
               <w:rPr>
                 <w:sz w:val="16"/>
               </w:rPr>
-              <w:t>13,760</w:t>
+              <w:t>13,845</w:t>
             </w:r>
           </w:p>
         </w:tc>
@@ -1305,7 +1305,7 @@
               <w:rPr>
                 <w:sz w:val="16"/>
               </w:rPr>
-              <w:t>53.0%</w:t>
+              <w:t>53.1%</w:t>
             </w:r>
           </w:p>
         </w:tc>
@@ -1407,7 +1407,7 @@
               <w:rPr>
                 <w:sz w:val="16"/>
               </w:rPr>
-              <w:t>5,867</w:t>
+              <w:t>5,903</w:t>
             </w:r>
           </w:p>
         </w:tc>
@@ -4625,7 +4625,7 @@
               <w:rPr>
                 <w:sz w:val="15"/>
               </w:rPr>
-              <w:t>328</w:t>
+              <w:t>321</w:t>
             </w:r>
           </w:p>
         </w:tc>
@@ -4639,7 +4639,7 @@
               <w:rPr>
                 <w:sz w:val="15"/>
               </w:rPr>
-              <w:t>328</w:t>
+              <w:t>321</w:t>
             </w:r>
           </w:p>
         </w:tc>
@@ -5468,7 +5468,7 @@
               <w:rPr>
                 <w:sz w:val="16"/>
               </w:rPr>
-              <w:t>11종</w:t>
+              <w:t>12종</w:t>
             </w:r>
           </w:p>
         </w:tc>
@@ -5498,7 +5498,7 @@
               <w:rPr>
                 <w:sz w:val="16"/>
               </w:rPr>
-              <w:t>10종</w:t>
+              <w:t>9종</w:t>
             </w:r>
           </w:p>
         </w:tc>
@@ -5558,7 +5558,7 @@
               <w:rPr>
                 <w:sz w:val="16"/>
               </w:rPr>
-              <w:t>15종</w:t>
+              <w:t>18종</w:t>
             </w:r>
           </w:p>
         </w:tc>
@@ -5588,7 +5588,7 @@
               <w:rPr>
                 <w:sz w:val="16"/>
               </w:rPr>
-              <w:t>11종</w:t>
+              <w:t>8종</w:t>
             </w:r>
           </w:p>
         </w:tc>
@@ -5678,7 +5678,7 @@
               <w:rPr>
                 <w:sz w:val="16"/>
               </w:rPr>
-              <w:t>29종</w:t>
+              <w:t>32종</w:t>
             </w:r>
           </w:p>
         </w:tc>
@@ -5708,7 +5708,7 @@
               <w:rPr>
                 <w:sz w:val="16"/>
               </w:rPr>
-              <w:t>83종</w:t>
+              <w:t>80종</w:t>
             </w:r>
           </w:p>
         </w:tc>
@@ -6607,7 +6607,7 @@
               <w:rPr>
                 <w:sz w:val="16"/>
               </w:rPr>
-              <w:t>46종</w:t>
+              <w:t>50종</w:t>
             </w:r>
           </w:p>
         </w:tc>
@@ -6621,7 +6621,7 @@
               <w:rPr>
                 <w:sz w:val="16"/>
               </w:rPr>
-              <w:t>88종</w:t>
+              <w:t>87종</w:t>
             </w:r>
           </w:p>
         </w:tc>
@@ -6635,7 +6635,7 @@
               <w:rPr>
                 <w:sz w:val="16"/>
               </w:rPr>
-              <w:t>197종</w:t>
+              <w:t>194종</w:t>
             </w:r>
           </w:p>
         </w:tc>
@@ -7095,7 +7095,7 @@
           <w:b w:val="0"/>
           <w:sz w:val="19"/>
         </w:rPr>
-        <w:t>예외는 구조·강성(382종이 2칸 이상) · 낙하·충격(416종이 2칸 이상) · 열전달·방열(370종이 2칸 이상) · 열응력·워피지(386종이 2칸 이상) · 폴더블 벤딩(128종이 2칸 이상) · 결로(표면)(410종이 2칸 이상) · 결로(투습)(262종이 2칸 이상) · 초탄성(실링·완충)(2종이 2칸 이상) · 접착·박리(96종이 2칸 이상) · 피로·수명(285종이 2칸 이상)이다. 여기는 한 배치로 안 닫히는 다층 병목이다.</w:t>
+        <w:t>예외는 구조·강성(382종이 2칸 이상) · 낙하·충격(416종이 2칸 이상) · 열전달·방열(370종이 2칸 이상) · 열응력·워피지(386종이 2칸 이상) · 폴더블 벤딩(128종이 2칸 이상) · 결로(표면)(410종이 2칸 이상) · 결로(투습)(262종이 2칸 이상) · 초탄성(실링·완충)(2종이 2칸 이상) · 접착·박리(96종이 2칸 이상) · 피로·수명(281종이 2칸 이상)이다. 여기는 한 배치로 안 닫히는 다층 병목이다.</w:t>
       </w:r>
     </w:p>
     <w:p>
@@ -8594,7 +8594,7 @@
               <w:rPr>
                 <w:sz w:val="15"/>
               </w:rPr>
-              <w:t>43.1%  ███·····</w:t>
+              <w:t>43.6%  ███·····</w:t>
             </w:r>
           </w:p>
         </w:tc>
@@ -8608,7 +8608,7 @@
               <w:rPr>
                 <w:sz w:val="15"/>
               </w:rPr>
-              <w:t>37.8%</w:t>
+              <w:t>38.2%</w:t>
             </w:r>
           </w:p>
         </w:tc>
@@ -8907,7 +8907,7 @@
               <w:rPr>
                 <w:sz w:val="15"/>
               </w:rPr>
-              <w:t>41.1%</w:t>
+              <w:t>41.2%</w:t>
             </w:r>
           </w:p>
         </w:tc>
@@ -8994,7 +8994,7 @@
           <w:b w:val="0"/>
           <w:sz w:val="19"/>
         </w:rPr>
-        <w:t>(다) 셀 채움과 재료 준비가 크게 갈리는 자리가 진짜 병목이다. 피로·수명은 셀 43.1%인데 준비 23.8%다. 재료마다 비어 있는 칸이 다르면 이렇게 벌어진다. 반대로 전기·EMI는 두 수치가 같다 — 택일군 하나짜리 해석이라 채운 칸이 곧 준비된 재료다.</w:t>
+        <w:t>(다) 셀 채움과 재료 준비가 크게 갈리는 자리가 진짜 병목이다. 피로·수명은 셀 43.6%인데 준비 23.8%다. 재료마다 비어 있는 칸이 다르면 이렇게 벌어진다. 반대로 전기·EMI는 두 수치가 같다 — 택일군 하나짜리 해석이라 채운 칸이 곧 준비된 재료다.</w:t>
       </w:r>
     </w:p>
     <w:p>
@@ -11994,7 +11994,7 @@
               <w:rPr>
                 <w:sz w:val="16"/>
               </w:rPr>
-              <w:t>25,950건</w:t>
+              <w:t>26,071건</w:t>
             </w:r>
           </w:p>
         </w:tc>
@@ -12024,7 +12024,7 @@
               <w:rPr>
                 <w:sz w:val="16"/>
               </w:rPr>
-              <w:t>2,303건 (DOI 보유 900)</w:t>
+              <w:t>2,317건 (DOI 보유 914)</w:t>
             </w:r>
           </w:p>
         </w:tc>
@@ -12054,7 +12054,7 @@
               <w:rPr>
                 <w:sz w:val="16"/>
               </w:rPr>
-              <w:t>179종 — 값이 있는 정의 177종(개통률 99%)</w:t>
+              <w:t>179종 — 값이 있는 정의 178종(개통률 99%)</w:t>
             </w:r>
           </w:p>
         </w:tc>
@@ -12084,7 +12084,7 @@
               <w:rPr>
                 <w:sz w:val="16"/>
               </w:rPr>
-              <w:t>datasheet 881 · journal 873 · database 313 · other 113 · book 72 · standard 26 · web 24 · computed 1</w:t>
+              <w:t>journal 886 · datasheet 881 · database 313 · other 114 · book 72 · standard 26 · web 24 · computed 1</w:t>
             </w:r>
           </w:p>
         </w:tc>
@@ -12189,7 +12189,7 @@
               <w:rPr>
                 <w:sz w:val="16"/>
               </w:rPr>
-              <w:t>15,725  (61.4%)</w:t>
+              <w:t>15,732  (61.4%)</w:t>
             </w:r>
           </w:p>
         </w:tc>
@@ -12219,7 +12219,7 @@
               <w:rPr>
                 <w:sz w:val="16"/>
               </w:rPr>
-              <w:t>10,534  (41.1%)</w:t>
+              <w:t>10,541  (41.2%)</w:t>
             </w:r>
           </w:p>
         </w:tc>
@@ -12279,7 +12279,7 @@
               <w:rPr>
                 <w:sz w:val="16"/>
               </w:rPr>
-              <w:t>9,879</w:t>
+              <w:t>9,872</w:t>
             </w:r>
           </w:p>
         </w:tc>
@@ -12339,7 +12339,7 @@
               <w:rPr>
                 <w:sz w:val="16"/>
               </w:rPr>
-              <w:t>9,576</w:t>
+              <w:t>9,569</w:t>
             </w:r>
           </w:p>
         </w:tc>
@@ -12369,7 +12369,7 @@
               <w:rPr>
                 <w:sz w:val="16"/>
               </w:rPr>
-              <w:t>15,070</w:t>
+              <w:t>15,063</w:t>
             </w:r>
           </w:p>
         </w:tc>
@@ -12798,7 +12798,7 @@
           <w:b/>
           <w:sz w:val="19"/>
         </w:rPr>
-        <w:t>남은 일의 성격 요약 — 3개 해석은 재료마다 딱 한 칸씩 모자라고, 낙하·충격만 2층 병목이다. 막힌 경로가 바뀌지 않는 한 남은 칸 전부는 안 닫힌다. 두 파동에 걸쳐 확인된 결론은 율속과 피로가 OA 밖(핸드북·벤더 시험보고서·유료 표준)에 있다는 것이다. 동시에, 채워진 15,725칸 중 5,191칸이 가정값이다 — 남은 칸을 닫는 것과 이미 닫은 칸의 근거를 두껍게 하는 것은 별개의 일이고 후자가 더 크다.</w:t>
+        <w:t>남은 일의 성격 요약 — 3개 해석은 재료마다 딱 한 칸씩 모자라고, 낙하·충격만 2층 병목이다. 막힌 경로가 바뀌지 않는 한 남은 칸 전부는 안 닫힌다. 두 파동에 걸쳐 확인된 결론은 율속과 피로가 OA 밖(핸드북·벤더 시험보고서·유료 표준)에 있다는 것이다. 동시에, 채워진 15,732칸 중 5,191칸이 가정값이다 — 남은 칸을 닫는 것과 이미 닫은 칸의 근거를 두껍게 하는 것은 별개의 일이고 후자가 더 크다.</w:t>
       </w:r>
     </w:p>
     <w:p>
@@ -13953,7 +13953,7 @@
           <w:b/>
           <w:sz w:val="19"/>
         </w:rPr>
-        <w:t>리포트가 인쇄하는 “남은 일은 9879칸이 아니라 9174칸이다”도 같은 이유로 과소치다. 정직한 값은 9576칸이다(9879 − 303, 303 = 부재이면서 아직 비어 있는 칸). 이 문서의 5·10절은 그 값을 쓴다.</w:t>
+        <w:t>리포트가 인쇄하는 “남은 일은 9872칸이 아니라 9167칸이다”도 같은 이유로 과소치다. 정직한 값은 9569칸이다(9872 − 303, 303 = 부재이면서 아직 비어 있는 칸). 이 문서의 5·10절은 그 값을 쓴다.</w:t>
       </w:r>
     </w:p>
     <w:p>

--- a/MaterialTwin_물성수집_방법론.docx
+++ b/MaterialTwin_물성수집_방법론.docx
@@ -31,7 +31,7 @@
           <w:color w:val="606060"/>
           <w:sz w:val="18"/>
         </w:rPr>
-        <w:t>2026-08-14 · 재료 957종 · 물성값 26,071건 · 출처 2,317건 · 물성 정의 179종</w:t>
+        <w:t>2026-08-14 · 재료 957종 · 물성값 26,112건 · 출처 2,318건 · 물성 정의 179종</w:t>
       </w:r>
     </w:p>
     <w:p/>
@@ -1291,7 +1291,7 @@
               <w:rPr>
                 <w:sz w:val="16"/>
               </w:rPr>
-              <w:t>13,845</w:t>
+              <w:t>13,886</w:t>
             </w:r>
           </w:p>
         </w:tc>
@@ -1305,7 +1305,7 @@
               <w:rPr>
                 <w:sz w:val="16"/>
               </w:rPr>
-              <w:t>53.1%</w:t>
+              <w:t>53.2%</w:t>
             </w:r>
           </w:p>
         </w:tc>
@@ -1479,7 +1479,7 @@
               <w:rPr>
                 <w:sz w:val="16"/>
               </w:rPr>
-              <w:t>17.3%</w:t>
+              <w:t>17.2%</w:t>
             </w:r>
           </w:p>
         </w:tc>
@@ -10857,7 +10857,7 @@
           <w:b w:val="0"/>
           <w:sz w:val="19"/>
         </w:rPr>
-        <w:t>tier4는 4,499건(17.3%)이다. 그중 assumption 표지를 가진 것이 4,407건이고, 나머지 92건은 가정이 아니라 계산·유도값이다.</w:t>
+        <w:t>tier4는 4,499건(17.2%)이다. 그중 assumption 표지를 가진 것이 4,407건이고, 나머지 92건은 가정이 아니라 계산·유도값이다.</w:t>
       </w:r>
     </w:p>
     <w:tbl>
@@ -11994,7 +11994,7 @@
               <w:rPr>
                 <w:sz w:val="16"/>
               </w:rPr>
-              <w:t>26,071건</w:t>
+              <w:t>26,112건</w:t>
             </w:r>
           </w:p>
         </w:tc>
@@ -12024,7 +12024,7 @@
               <w:rPr>
                 <w:sz w:val="16"/>
               </w:rPr>
-              <w:t>2,317건 (DOI 보유 914)</w:t>
+              <w:t>2,318건 (DOI 보유 915)</w:t>
             </w:r>
           </w:p>
         </w:tc>
@@ -12084,7 +12084,7 @@
               <w:rPr>
                 <w:sz w:val="16"/>
               </w:rPr>
-              <w:t>journal 886 · datasheet 881 · database 313 · other 114 · book 72 · standard 26 · web 24 · computed 1</w:t>
+              <w:t>journal 887 · datasheet 881 · database 313 · other 114 · book 72 · standard 26 · web 24 · computed 1</w:t>
             </w:r>
           </w:p>
         </w:tc>

--- a/MaterialTwin_물성수집_방법론.docx
+++ b/MaterialTwin_물성수집_방법론.docx
@@ -31,7 +31,7 @@
           <w:color w:val="606060"/>
           <w:sz w:val="18"/>
         </w:rPr>
-        <w:t>2026-08-14 · 재료 957종 · 물성값 26,112건 · 출처 2,318건 · 물성 정의 179종</w:t>
+        <w:t>2026-08-14 · 재료 957종 · 물성값 26,149건 · 출처 2,320건 · 물성 정의 179종</w:t>
       </w:r>
     </w:p>
     <w:p/>
@@ -1291,7 +1291,7 @@
               <w:rPr>
                 <w:sz w:val="16"/>
               </w:rPr>
-              <w:t>13,886</w:t>
+              <w:t>13,923</w:t>
             </w:r>
           </w:p>
         </w:tc>
@@ -11994,7 +11994,7 @@
               <w:rPr>
                 <w:sz w:val="16"/>
               </w:rPr>
-              <w:t>26,112건</w:t>
+              <w:t>26,149건</w:t>
             </w:r>
           </w:p>
         </w:tc>
@@ -12024,7 +12024,7 @@
               <w:rPr>
                 <w:sz w:val="16"/>
               </w:rPr>
-              <w:t>2,318건 (DOI 보유 915)</w:t>
+              <w:t>2,320건 (DOI 보유 917)</w:t>
             </w:r>
           </w:p>
         </w:tc>
@@ -12084,7 +12084,7 @@
               <w:rPr>
                 <w:sz w:val="16"/>
               </w:rPr>
-              <w:t>journal 887 · datasheet 881 · database 313 · other 114 · book 72 · standard 26 · web 24 · computed 1</w:t>
+              <w:t>journal 888 · datasheet 881 · database 313 · other 115 · book 72 · standard 26 · web 24 · computed 1</w:t>
             </w:r>
           </w:p>
         </w:tc>

--- a/MaterialTwin_물성수집_방법론.docx
+++ b/MaterialTwin_물성수집_방법론.docx
@@ -31,7 +31,7 @@
           <w:color w:val="606060"/>
           <w:sz w:val="18"/>
         </w:rPr>
-        <w:t>2026-08-14 · 재료 957종 · 물성값 26,149건 · 출처 2,320건 · 물성 정의 179종</w:t>
+        <w:t>2026-08-15 · 재료 1,098종 · 물성값 27,686건 · 출처 2,350건 · 물성 정의 184종</w:t>
       </w:r>
     </w:p>
     <w:p/>
@@ -108,7 +108,7 @@
           <w:b/>
           <w:sz w:val="19"/>
         </w:rPr>
-        <w:t>카탈로그는 재료 957종 × 물성 정의 179종이다. 그러나 이 8만여 칸을 다 세지 않는다. 알루미나에 투습도를 요구하거나 벌크 금속에 층두께를 요구하면 없는 결함을 만들어내는 지표가 된다(실제로 그렇게 세다가 벤딩을 8%, 결로를 4%로 잘못 셌다). 대신 해석 13종이 실제로 요구하는 (재료 × 필수물성) 격자 25,604칸을 센다.</w:t>
+        <w:t>카탈로그는 재료 1098종 × 물성 정의 184종이다. 그러나 이 8만여 칸을 다 세지 않는다. 알루미나에 투습도를 요구하거나 벌크 금속에 층두께를 요구하면 없는 결함을 만들어내는 지표가 된다(실제로 그렇게 세다가 벤딩을 8%, 결로를 4%로 잘못 셌다). 대신 해석 13종이 실제로 요구하는 (재료 × 필수물성) 격자 13,848칸을 센다.</w:t>
       </w:r>
     </w:p>
     <w:tbl>
@@ -227,7 +227,7 @@
               <w:rPr>
                 <w:sz w:val="14"/>
               </w:rPr>
-              <w:t>957종</w:t>
+              <w:t>517종</w:t>
             </w:r>
           </w:p>
         </w:tc>
@@ -269,7 +269,7 @@
               <w:rPr>
                 <w:sz w:val="14"/>
               </w:rPr>
-              <w:t>2,871</w:t>
+              <w:t>1,551</w:t>
             </w:r>
           </w:p>
         </w:tc>
@@ -299,7 +299,7 @@
               <w:rPr>
                 <w:sz w:val="14"/>
               </w:rPr>
-              <w:t>957종</w:t>
+              <w:t>517종</w:t>
             </w:r>
           </w:p>
         </w:tc>
@@ -341,7 +341,7 @@
               <w:rPr>
                 <w:sz w:val="14"/>
               </w:rPr>
-              <w:t>4,785</w:t>
+              <w:t>2,585</w:t>
             </w:r>
           </w:p>
         </w:tc>
@@ -371,7 +371,7 @@
               <w:rPr>
                 <w:sz w:val="14"/>
               </w:rPr>
-              <w:t>957종</w:t>
+              <w:t>517종</w:t>
             </w:r>
           </w:p>
         </w:tc>
@@ -413,7 +413,7 @@
               <w:rPr>
                 <w:sz w:val="14"/>
               </w:rPr>
-              <w:t>2,871</w:t>
+              <w:t>1,551</w:t>
             </w:r>
           </w:p>
         </w:tc>
@@ -443,7 +443,7 @@
               <w:rPr>
                 <w:sz w:val="14"/>
               </w:rPr>
-              <w:t>957종</w:t>
+              <w:t>517종</w:t>
             </w:r>
           </w:p>
         </w:tc>
@@ -485,7 +485,7 @@
               <w:rPr>
                 <w:sz w:val="14"/>
               </w:rPr>
-              <w:t>3,828</w:t>
+              <w:t>2,068</w:t>
             </w:r>
           </w:p>
         </w:tc>
@@ -515,7 +515,7 @@
               <w:rPr>
                 <w:sz w:val="14"/>
               </w:rPr>
-              <w:t>319종</w:t>
+              <w:t>200종</w:t>
             </w:r>
           </w:p>
         </w:tc>
@@ -557,7 +557,7 @@
               <w:rPr>
                 <w:sz w:val="14"/>
               </w:rPr>
-              <w:t>1,276</w:t>
+              <w:t>800</w:t>
             </w:r>
           </w:p>
         </w:tc>
@@ -587,7 +587,7 @@
               <w:rPr>
                 <w:sz w:val="14"/>
               </w:rPr>
-              <w:t>957종</w:t>
+              <w:t>517종</w:t>
             </w:r>
           </w:p>
         </w:tc>
@@ -629,7 +629,7 @@
               <w:rPr>
                 <w:sz w:val="14"/>
               </w:rPr>
-              <w:t>3,828</w:t>
+              <w:t>2,068</w:t>
             </w:r>
           </w:p>
         </w:tc>
@@ -659,7 +659,7 @@
               <w:rPr>
                 <w:sz w:val="14"/>
               </w:rPr>
-              <w:t>680종</w:t>
+              <w:t>356종</w:t>
             </w:r>
           </w:p>
         </w:tc>
@@ -701,7 +701,7 @@
               <w:rPr>
                 <w:sz w:val="14"/>
               </w:rPr>
-              <w:t>2,720</w:t>
+              <w:t>1,424</w:t>
             </w:r>
           </w:p>
         </w:tc>
@@ -731,7 +731,7 @@
               <w:rPr>
                 <w:sz w:val="14"/>
               </w:rPr>
-              <w:t>48종</w:t>
+              <w:t>45종</w:t>
             </w:r>
           </w:p>
         </w:tc>
@@ -773,7 +773,7 @@
               <w:rPr>
                 <w:sz w:val="14"/>
               </w:rPr>
-              <w:t>96</w:t>
+              <w:t>90</w:t>
             </w:r>
           </w:p>
         </w:tc>
@@ -803,7 +803,7 @@
               <w:rPr>
                 <w:sz w:val="14"/>
               </w:rPr>
-              <w:t>319종</w:t>
+              <w:t>200종</w:t>
             </w:r>
           </w:p>
         </w:tc>
@@ -845,7 +845,7 @@
               <w:rPr>
                 <w:sz w:val="14"/>
               </w:rPr>
-              <w:t>638</w:t>
+              <w:t>400</w:t>
             </w:r>
           </w:p>
         </w:tc>
@@ -875,7 +875,7 @@
               <w:rPr>
                 <w:sz w:val="14"/>
               </w:rPr>
-              <w:t>957종</w:t>
+              <w:t>517종</w:t>
             </w:r>
           </w:p>
         </w:tc>
@@ -917,7 +917,7 @@
               <w:rPr>
                 <w:sz w:val="14"/>
               </w:rPr>
-              <w:t>957</w:t>
+              <w:t>517</w:t>
             </w:r>
           </w:p>
         </w:tc>
@@ -947,7 +947,7 @@
               <w:rPr>
                 <w:sz w:val="14"/>
               </w:rPr>
-              <w:t>513종</w:t>
+              <w:t>248종</w:t>
             </w:r>
           </w:p>
         </w:tc>
@@ -989,7 +989,7 @@
               <w:rPr>
                 <w:sz w:val="14"/>
               </w:rPr>
-              <w:t>1,539</w:t>
+              <w:t>744</w:t>
             </w:r>
           </w:p>
         </w:tc>
@@ -1019,7 +1019,7 @@
               <w:rPr>
                 <w:sz w:val="14"/>
               </w:rPr>
-              <w:t>63종</w:t>
+              <w:t>2종</w:t>
             </w:r>
           </w:p>
         </w:tc>
@@ -1061,7 +1061,7 @@
               <w:rPr>
                 <w:sz w:val="14"/>
               </w:rPr>
-              <w:t>63</w:t>
+              <w:t>2</w:t>
             </w:r>
           </w:p>
         </w:tc>
@@ -1091,7 +1091,7 @@
               <w:rPr>
                 <w:sz w:val="14"/>
               </w:rPr>
-              <w:t>132종</w:t>
+              <w:t>48종</w:t>
             </w:r>
           </w:p>
         </w:tc>
@@ -1133,7 +1133,7 @@
               <w:rPr>
                 <w:sz w:val="14"/>
               </w:rPr>
-              <w:t>132</w:t>
+              <w:t>48</w:t>
             </w:r>
           </w:p>
         </w:tc>
@@ -1291,7 +1291,7 @@
               <w:rPr>
                 <w:sz w:val="16"/>
               </w:rPr>
-              <w:t>13,923</w:t>
+              <w:t>15,352</w:t>
             </w:r>
           </w:p>
         </w:tc>
@@ -1305,7 +1305,7 @@
               <w:rPr>
                 <w:sz w:val="16"/>
               </w:rPr>
-              <w:t>53.2%</w:t>
+              <w:t>55.5%</w:t>
             </w:r>
           </w:p>
         </w:tc>
@@ -1349,7 +1349,7 @@
               <w:rPr>
                 <w:sz w:val="16"/>
               </w:rPr>
-              <w:t>1,824</w:t>
+              <w:t>1,852</w:t>
             </w:r>
           </w:p>
         </w:tc>
@@ -1363,7 +1363,7 @@
               <w:rPr>
                 <w:sz w:val="16"/>
               </w:rPr>
-              <w:t>7.0%</w:t>
+              <w:t>6.7%</w:t>
             </w:r>
           </w:p>
         </w:tc>
@@ -1407,7 +1407,7 @@
               <w:rPr>
                 <w:sz w:val="16"/>
               </w:rPr>
-              <w:t>5,903</w:t>
+              <w:t>5,983</w:t>
             </w:r>
           </w:p>
         </w:tc>
@@ -1421,7 +1421,7 @@
               <w:rPr>
                 <w:sz w:val="16"/>
               </w:rPr>
-              <w:t>22.6%</w:t>
+              <w:t>21.6%</w:t>
             </w:r>
           </w:p>
         </w:tc>
@@ -1479,7 +1479,7 @@
               <w:rPr>
                 <w:sz w:val="16"/>
               </w:rPr>
-              <w:t>17.2%</w:t>
+              <w:t>16.3%</w:t>
             </w:r>
           </w:p>
         </w:tc>
@@ -4045,7 +4045,7 @@
               <w:rPr>
                 <w:sz w:val="15"/>
               </w:rPr>
-              <w:t>2401</w:t>
+              <w:t>388</w:t>
             </w:r>
           </w:p>
         </w:tc>
@@ -4059,7 +4059,7 @@
               <w:rPr>
                 <w:sz w:val="15"/>
               </w:rPr>
-              <w:t>339</w:t>
+              <w:t>56</w:t>
             </w:r>
           </w:p>
         </w:tc>
@@ -4073,7 +4073,7 @@
               <w:rPr>
                 <w:sz w:val="15"/>
               </w:rPr>
-              <w:t>7.08</w:t>
+              <w:t>6.93</w:t>
             </w:r>
           </w:p>
         </w:tc>
@@ -4089,7 +4089,7 @@
               <w:rPr>
                 <w:sz w:val="15"/>
               </w:rPr>
-              <w:t>영률</w:t>
+              <w:t>mechanical.poisson_ratio</w:t>
             </w:r>
           </w:p>
         </w:tc>
@@ -4103,7 +4103,7 @@
               <w:rPr>
                 <w:sz w:val="15"/>
               </w:rPr>
-              <w:t>1311</w:t>
+              <w:t>199</w:t>
             </w:r>
           </w:p>
         </w:tc>
@@ -4117,7 +4117,7 @@
               <w:rPr>
                 <w:sz w:val="15"/>
               </w:rPr>
-              <w:t>322</w:t>
+              <w:t>61</w:t>
             </w:r>
           </w:p>
         </w:tc>
@@ -4131,7 +4131,7 @@
               <w:rPr>
                 <w:sz w:val="15"/>
               </w:rPr>
-              <w:t>4.07</w:t>
+              <w:t>3.26</w:t>
             </w:r>
           </w:p>
         </w:tc>
@@ -4147,7 +4147,7 @@
               <w:rPr>
                 <w:sz w:val="15"/>
               </w:rPr>
-              <w:t>mechanical.poisson_ratio</w:t>
+              <w:t>비열</w:t>
             </w:r>
           </w:p>
         </w:tc>
@@ -4161,7 +4161,7 @@
               <w:rPr>
                 <w:sz w:val="15"/>
               </w:rPr>
-              <w:t>1280</w:t>
+              <w:t>159</w:t>
             </w:r>
           </w:p>
         </w:tc>
@@ -4175,7 +4175,7 @@
               <w:rPr>
                 <w:sz w:val="15"/>
               </w:rPr>
-              <w:t>384</w:t>
+              <w:t>62</w:t>
             </w:r>
           </w:p>
         </w:tc>
@@ -4189,7 +4189,7 @@
               <w:rPr>
                 <w:sz w:val="15"/>
               </w:rPr>
-              <w:t>3.33</w:t>
+              <w:t>2.56</w:t>
             </w:r>
           </w:p>
         </w:tc>
@@ -4205,7 +4205,7 @@
               <w:rPr>
                 <w:sz w:val="15"/>
               </w:rPr>
-              <w:t>비열</w:t>
+              <w:t>열전도율</w:t>
             </w:r>
           </w:p>
         </w:tc>
@@ -4219,7 +4219,7 @@
               <w:rPr>
                 <w:sz w:val="15"/>
               </w:rPr>
-              <w:t>1054</w:t>
+              <w:t>156</w:t>
             </w:r>
           </w:p>
         </w:tc>
@@ -4233,7 +4233,7 @@
               <w:rPr>
                 <w:sz w:val="15"/>
               </w:rPr>
-              <w:t>396</w:t>
+              <w:t>62</w:t>
             </w:r>
           </w:p>
         </w:tc>
@@ -4247,7 +4247,7 @@
               <w:rPr>
                 <w:sz w:val="15"/>
               </w:rPr>
-              <w:t>2.66</w:t>
+              <w:t>2.52</w:t>
             </w:r>
           </w:p>
         </w:tc>
@@ -4263,7 +4263,7 @@
               <w:rPr>
                 <w:sz w:val="15"/>
               </w:rPr>
-              <w:t>열전도율</w:t>
+              <w:t>영률</w:t>
             </w:r>
           </w:p>
         </w:tc>
@@ -4277,7 +4277,7 @@
               <w:rPr>
                 <w:sz w:val="15"/>
               </w:rPr>
-              <w:t>747</w:t>
+              <w:t>131</w:t>
             </w:r>
           </w:p>
         </w:tc>
@@ -4291,7 +4291,7 @@
               <w:rPr>
                 <w:sz w:val="15"/>
               </w:rPr>
-              <w:t>295</w:t>
+              <w:t>34</w:t>
             </w:r>
           </w:p>
         </w:tc>
@@ -4305,7 +4305,7 @@
               <w:rPr>
                 <w:sz w:val="15"/>
               </w:rPr>
-              <w:t>2.53</w:t>
+              <w:t>3.85</w:t>
             </w:r>
           </w:p>
         </w:tc>
@@ -4321,7 +4321,7 @@
               <w:rPr>
                 <w:sz w:val="15"/>
               </w:rPr>
-              <w:t>소성 (항복 OR 인장+연신)</w:t>
+              <w:t>율속 (Cowper-Symonds · DIF · σy(ε̇) · JC-C)</w:t>
             </w:r>
           </w:p>
         </w:tc>
@@ -4335,7 +4335,7 @@
               <w:rPr>
                 <w:sz w:val="15"/>
               </w:rPr>
-              <w:t>435</w:t>
+              <w:t>70</w:t>
             </w:r>
           </w:p>
         </w:tc>
@@ -4349,7 +4349,7 @@
               <w:rPr>
                 <w:sz w:val="15"/>
               </w:rPr>
-              <w:t>435</w:t>
+              <w:t>70</w:t>
             </w:r>
           </w:p>
         </w:tc>
@@ -4379,7 +4379,7 @@
               <w:rPr>
                 <w:sz w:val="15"/>
               </w:rPr>
-              <w:t>율속 (Cowper-Symonds · DIF · σy(ε̇) · JC-C)</w:t>
+              <w:t>소성 (항복 OR 인장+연신)</w:t>
             </w:r>
           </w:p>
         </w:tc>
@@ -4393,7 +4393,7 @@
               <w:rPr>
                 <w:sz w:val="15"/>
               </w:rPr>
-              <w:t>416</w:t>
+              <w:t>69</w:t>
             </w:r>
           </w:p>
         </w:tc>
@@ -4407,7 +4407,7 @@
               <w:rPr>
                 <w:sz w:val="15"/>
               </w:rPr>
-              <w:t>416</w:t>
+              <w:t>69</w:t>
             </w:r>
           </w:p>
         </w:tc>
@@ -4437,7 +4437,7 @@
               <w:rPr>
                 <w:sz w:val="15"/>
               </w:rPr>
-              <w:t>전기 (유전율 · 체적저항률 · 손실계수)</w:t>
+              <w:t>젖음 (접촉각 · 표면에너지)</w:t>
             </w:r>
           </w:p>
         </w:tc>
@@ -4451,7 +4451,7 @@
               <w:rPr>
                 <w:sz w:val="15"/>
               </w:rPr>
-              <w:t>367</w:t>
+              <w:t>68</w:t>
             </w:r>
           </w:p>
         </w:tc>
@@ -4465,7 +4465,7 @@
               <w:rPr>
                 <w:sz w:val="15"/>
               </w:rPr>
-              <w:t>367</w:t>
+              <w:t>68</w:t>
             </w:r>
           </w:p>
         </w:tc>
@@ -4509,7 +4509,7 @@
               <w:rPr>
                 <w:sz w:val="15"/>
               </w:rPr>
-              <w:t>347</w:t>
+              <w:t>56</w:t>
             </w:r>
           </w:p>
         </w:tc>
@@ -4523,7 +4523,7 @@
               <w:rPr>
                 <w:sz w:val="15"/>
               </w:rPr>
-              <w:t>347</w:t>
+              <w:t>56</w:t>
             </w:r>
           </w:p>
         </w:tc>
@@ -4553,7 +4553,7 @@
               <w:rPr>
                 <w:sz w:val="15"/>
               </w:rPr>
-              <w:t>젖음 (접촉각 · 표면에너지)</w:t>
+              <w:t>피로계수 (Basquin · Coffin-Manson · Darveaux · Morrow)</w:t>
             </w:r>
           </w:p>
         </w:tc>
@@ -4567,7 +4567,7 @@
               <w:rPr>
                 <w:sz w:val="15"/>
               </w:rPr>
-              <w:t>347</w:t>
+              <w:t>55</w:t>
             </w:r>
           </w:p>
         </w:tc>
@@ -4581,7 +4581,7 @@
               <w:rPr>
                 <w:sz w:val="15"/>
               </w:rPr>
-              <w:t>347</w:t>
+              <w:t>55</w:t>
             </w:r>
           </w:p>
         </w:tc>
@@ -4611,7 +4611,7 @@
               <w:rPr>
                 <w:sz w:val="15"/>
               </w:rPr>
-              <w:t>피로계수 (Basquin · Coffin-Manson · Darveaux · Morrow)</w:t>
+              <w:t>전기 (유전율 · 체적저항률 · 손실계수)</w:t>
             </w:r>
           </w:p>
         </w:tc>
@@ -4625,7 +4625,7 @@
               <w:rPr>
                 <w:sz w:val="15"/>
               </w:rPr>
-              <w:t>321</w:t>
+              <w:t>50</w:t>
             </w:r>
           </w:p>
         </w:tc>
@@ -4639,7 +4639,7 @@
               <w:rPr>
                 <w:sz w:val="15"/>
               </w:rPr>
-              <w:t>321</w:t>
+              <w:t>50</w:t>
             </w:r>
           </w:p>
         </w:tc>
@@ -4683,7 +4683,7 @@
               <w:rPr>
                 <w:sz w:val="15"/>
               </w:rPr>
-              <w:t>236</w:t>
+              <w:t>28</w:t>
             </w:r>
           </w:p>
         </w:tc>
@@ -4697,7 +4697,7 @@
               <w:rPr>
                 <w:sz w:val="15"/>
               </w:rPr>
-              <w:t>236</w:t>
+              <w:t>28</w:t>
             </w:r>
           </w:p>
         </w:tc>
@@ -4741,7 +4741,7 @@
               <w:rPr>
                 <w:sz w:val="15"/>
               </w:rPr>
-              <w:t>130</w:t>
+              <w:t>23</w:t>
             </w:r>
           </w:p>
         </w:tc>
@@ -4755,7 +4755,7 @@
               <w:rPr>
                 <w:sz w:val="15"/>
               </w:rPr>
-              <w:t>130</w:t>
+              <w:t>23</w:t>
             </w:r>
           </w:p>
         </w:tc>
@@ -4799,7 +4799,7 @@
               <w:rPr>
                 <w:sz w:val="15"/>
               </w:rPr>
-              <w:t>114</w:t>
+              <w:t>15</w:t>
             </w:r>
           </w:p>
         </w:tc>
@@ -4813,7 +4813,7 @@
               <w:rPr>
                 <w:sz w:val="15"/>
               </w:rPr>
-              <w:t>114</w:t>
+              <w:t>15</w:t>
             </w:r>
           </w:p>
         </w:tc>
@@ -4843,7 +4843,7 @@
               <w:rPr>
                 <w:sz w:val="15"/>
               </w:rPr>
-              <w:t>산소 (O₂ 투과계수 · 용해도)</w:t>
+              <w:t>초탄성 계수</w:t>
             </w:r>
           </w:p>
         </w:tc>
@@ -4857,7 +4857,7 @@
               <w:rPr>
                 <w:sz w:val="15"/>
               </w:rPr>
-              <w:t>53</w:t>
+              <w:t>1</w:t>
             </w:r>
           </w:p>
         </w:tc>
@@ -4871,7 +4871,7 @@
               <w:rPr>
                 <w:sz w:val="15"/>
               </w:rPr>
-              <w:t>53</w:t>
+              <w:t>1</w:t>
             </w:r>
           </w:p>
         </w:tc>
@@ -4901,7 +4901,7 @@
               <w:rPr>
                 <w:sz w:val="15"/>
               </w:rPr>
-              <w:t>excited_state_lifetime | stern_volmer_consta</w:t>
+              <w:t>산소 (O₂ 투과계수 · 용해도)</w:t>
             </w:r>
           </w:p>
         </w:tc>
@@ -4915,7 +4915,7 @@
               <w:rPr>
                 <w:sz w:val="15"/>
               </w:rPr>
-              <w:t>8</w:t>
+              <w:t>1</w:t>
             </w:r>
           </w:p>
         </w:tc>
@@ -4929,65 +4929,7 @@
               <w:rPr>
                 <w:sz w:val="15"/>
               </w:rPr>
-              <w:t>8</w:t>
-            </w:r>
-          </w:p>
-        </w:tc>
-        <w:tc>
-          <w:tcPr>
-            <w:tcW w:type="dxa" w:w="2160"/>
-          </w:tcPr>
-          <w:p>
-            <w:r/>
-            <w:r>
-              <w:rPr>
-                <w:sz w:val="15"/>
-              </w:rPr>
-              <w:t>1.00</w:t>
-            </w:r>
-          </w:p>
-        </w:tc>
-      </w:tr>
-      <w:tr>
-        <w:tc>
-          <w:tcPr>
-            <w:tcW w:type="dxa" w:w="2160"/>
-          </w:tcPr>
-          <w:p>
-            <w:r/>
-            <w:r>
-              <w:rPr>
-                <w:sz w:val="15"/>
-              </w:rPr>
-              <w:t>초탄성 계수</w:t>
-            </w:r>
-          </w:p>
-        </w:tc>
-        <w:tc>
-          <w:tcPr>
-            <w:tcW w:type="dxa" w:w="2160"/>
-          </w:tcPr>
-          <w:p>
-            <w:r/>
-            <w:r>
-              <w:rPr>
-                <w:sz w:val="15"/>
-              </w:rPr>
-              <w:t>2</w:t>
-            </w:r>
-          </w:p>
-        </w:tc>
-        <w:tc>
-          <w:tcPr>
-            <w:tcW w:type="dxa" w:w="2160"/>
-          </w:tcPr>
-          <w:p>
-            <w:r/>
-            <w:r>
-              <w:rPr>
-                <w:sz w:val="15"/>
-              </w:rPr>
-              <w:t>2</w:t>
+              <w:t>1</w:t>
             </w:r>
           </w:p>
         </w:tc>
@@ -5017,7 +4959,7 @@
           <w:b/>
           <w:sz w:val="19"/>
         </w:rPr>
-        <w:t>칸/재료 최고가 physical.density의 7.08인데 대상이 339종뿐이다. 8차의 밀도(6.7칸 × 134종) 같은 덩어리는 더 이상 없다. 기본 물성이 닫히면 이 척도는 스스로 수명을 다한다.</w:t>
+        <w:t>칸/재료 최고가 physical.density의 6.93인데 대상이 56종뿐이다. 8차의 밀도(6.7칸 × 134종) 같은 덩어리는 더 이상 없다. 기본 물성이 닫히면 이 척도는 스스로 수명을 다한다.</w:t>
       </w:r>
     </w:p>
     <w:p>
@@ -5108,7 +5050,7 @@
               <w:rPr>
                 <w:sz w:val="16"/>
               </w:rPr>
-              <w:t>44종</w:t>
+              <w:t>35종</w:t>
             </w:r>
           </w:p>
         </w:tc>
@@ -5138,7 +5080,7 @@
               <w:rPr>
                 <w:sz w:val="16"/>
               </w:rPr>
-              <w:t>8종</w:t>
+              <w:t>5종</w:t>
             </w:r>
           </w:p>
         </w:tc>
@@ -5184,7 +5126,7 @@
               <w:rPr>
                 <w:sz w:val="16"/>
               </w:rPr>
-              <w:t>4칸</w:t>
+              <w:t>6칸</w:t>
             </w:r>
           </w:p>
         </w:tc>
@@ -5214,7 +5156,7 @@
               <w:rPr>
                 <w:sz w:val="16"/>
               </w:rPr>
-              <w:t>6칸</w:t>
+              <w:t>7칸</w:t>
             </w:r>
           </w:p>
         </w:tc>
@@ -5244,7 +5186,7 @@
               <w:rPr>
                 <w:sz w:val="16"/>
               </w:rPr>
-              <w:t>7칸</w:t>
+              <w:t>8칸</w:t>
             </w:r>
           </w:p>
         </w:tc>
@@ -5258,7 +5200,7 @@
               <w:rPr>
                 <w:sz w:val="16"/>
               </w:rPr>
-              <w:t>7종</w:t>
+              <w:t>1종</w:t>
             </w:r>
           </w:p>
         </w:tc>
@@ -5274,7 +5216,7 @@
               <w:rPr>
                 <w:sz w:val="16"/>
               </w:rPr>
-              <w:t>8칸</w:t>
+              <w:t>10칸</w:t>
             </w:r>
           </w:p>
         </w:tc>
@@ -5288,7 +5230,7 @@
               <w:rPr>
                 <w:sz w:val="16"/>
               </w:rPr>
-              <w:t>1종</w:t>
+              <w:t>2종</w:t>
             </w:r>
           </w:p>
         </w:tc>
@@ -5304,7 +5246,7 @@
               <w:rPr>
                 <w:sz w:val="16"/>
               </w:rPr>
-              <w:t>9칸</w:t>
+              <w:t>12칸</w:t>
             </w:r>
           </w:p>
         </w:tc>
@@ -5334,7 +5276,7 @@
               <w:rPr>
                 <w:sz w:val="16"/>
               </w:rPr>
-              <w:t>10칸</w:t>
+              <w:t>13칸</w:t>
             </w:r>
           </w:p>
         </w:tc>
@@ -5348,7 +5290,7 @@
               <w:rPr>
                 <w:sz w:val="16"/>
               </w:rPr>
-              <w:t>12종</w:t>
+              <w:t>1종</w:t>
             </w:r>
           </w:p>
         </w:tc>
@@ -5364,7 +5306,7 @@
               <w:rPr>
                 <w:sz w:val="16"/>
               </w:rPr>
-              <w:t>12칸</w:t>
+              <w:t>14칸</w:t>
             </w:r>
           </w:p>
         </w:tc>
@@ -5394,7 +5336,7 @@
               <w:rPr>
                 <w:sz w:val="16"/>
               </w:rPr>
-              <w:t>13칸</w:t>
+              <w:t>15칸</w:t>
             </w:r>
           </w:p>
         </w:tc>
@@ -5408,7 +5350,7 @@
               <w:rPr>
                 <w:sz w:val="16"/>
               </w:rPr>
-              <w:t>6종</w:t>
+              <w:t>3종</w:t>
             </w:r>
           </w:p>
         </w:tc>
@@ -5424,7 +5366,7 @@
               <w:rPr>
                 <w:sz w:val="16"/>
               </w:rPr>
-              <w:t>14칸</w:t>
+              <w:t>16칸</w:t>
             </w:r>
           </w:p>
         </w:tc>
@@ -5438,7 +5380,7 @@
               <w:rPr>
                 <w:sz w:val="16"/>
               </w:rPr>
-              <w:t>1종</w:t>
+              <w:t>4종</w:t>
             </w:r>
           </w:p>
         </w:tc>
@@ -5454,7 +5396,7 @@
               <w:rPr>
                 <w:sz w:val="16"/>
               </w:rPr>
-              <w:t>15칸</w:t>
+              <w:t>17칸</w:t>
             </w:r>
           </w:p>
         </w:tc>
@@ -5468,7 +5410,7 @@
               <w:rPr>
                 <w:sz w:val="16"/>
               </w:rPr>
-              <w:t>12종</w:t>
+              <w:t>4종</w:t>
             </w:r>
           </w:p>
         </w:tc>
@@ -5484,7 +5426,7 @@
               <w:rPr>
                 <w:sz w:val="16"/>
               </w:rPr>
-              <w:t>16칸</w:t>
+              <w:t>18칸</w:t>
             </w:r>
           </w:p>
         </w:tc>
@@ -5498,7 +5440,7 @@
               <w:rPr>
                 <w:sz w:val="16"/>
               </w:rPr>
-              <w:t>9종</w:t>
+              <w:t>4종</w:t>
             </w:r>
           </w:p>
         </w:tc>
@@ -5514,7 +5456,7 @@
               <w:rPr>
                 <w:sz w:val="16"/>
               </w:rPr>
-              <w:t>17칸</w:t>
+              <w:t>19칸</w:t>
             </w:r>
           </w:p>
         </w:tc>
@@ -5528,7 +5470,7 @@
               <w:rPr>
                 <w:sz w:val="16"/>
               </w:rPr>
-              <w:t>13종</w:t>
+              <w:t>1종</w:t>
             </w:r>
           </w:p>
         </w:tc>
@@ -5544,7 +5486,7 @@
               <w:rPr>
                 <w:sz w:val="16"/>
               </w:rPr>
-              <w:t>18칸</w:t>
+              <w:t>20칸</w:t>
             </w:r>
           </w:p>
         </w:tc>
@@ -5558,7 +5500,7 @@
               <w:rPr>
                 <w:sz w:val="16"/>
               </w:rPr>
-              <w:t>18종</w:t>
+              <w:t>1종</w:t>
             </w:r>
           </w:p>
         </w:tc>
@@ -5574,7 +5516,7 @@
               <w:rPr>
                 <w:sz w:val="16"/>
               </w:rPr>
-              <w:t>19칸</w:t>
+              <w:t>21칸</w:t>
             </w:r>
           </w:p>
         </w:tc>
@@ -5588,7 +5530,7 @@
               <w:rPr>
                 <w:sz w:val="16"/>
               </w:rPr>
-              <w:t>8종</w:t>
+              <w:t>7종</w:t>
             </w:r>
           </w:p>
         </w:tc>
@@ -5604,7 +5546,7 @@
               <w:rPr>
                 <w:sz w:val="16"/>
               </w:rPr>
-              <w:t>20칸</w:t>
+              <w:t>22칸</w:t>
             </w:r>
           </w:p>
         </w:tc>
@@ -5618,7 +5560,7 @@
               <w:rPr>
                 <w:sz w:val="16"/>
               </w:rPr>
-              <w:t>8종</w:t>
+              <w:t>9종</w:t>
             </w:r>
           </w:p>
         </w:tc>
@@ -5634,7 +5576,7 @@
               <w:rPr>
                 <w:sz w:val="16"/>
               </w:rPr>
-              <w:t>21칸</w:t>
+              <w:t>23칸</w:t>
             </w:r>
           </w:p>
         </w:tc>
@@ -5648,7 +5590,7 @@
               <w:rPr>
                 <w:sz w:val="16"/>
               </w:rPr>
-              <w:t>12종</w:t>
+              <w:t>8종</w:t>
             </w:r>
           </w:p>
         </w:tc>
@@ -5664,7 +5606,7 @@
               <w:rPr>
                 <w:sz w:val="16"/>
               </w:rPr>
-              <w:t>22칸</w:t>
+              <w:t>24칸</w:t>
             </w:r>
           </w:p>
         </w:tc>
@@ -5678,7 +5620,7 @@
               <w:rPr>
                 <w:sz w:val="16"/>
               </w:rPr>
-              <w:t>32종</w:t>
+              <w:t>5종</w:t>
             </w:r>
           </w:p>
         </w:tc>
@@ -5694,7 +5636,7 @@
               <w:rPr>
                 <w:sz w:val="16"/>
               </w:rPr>
-              <w:t>23칸</w:t>
+              <w:t>25칸</w:t>
             </w:r>
           </w:p>
         </w:tc>
@@ -5708,7 +5650,7 @@
               <w:rPr>
                 <w:sz w:val="16"/>
               </w:rPr>
-              <w:t>80종</w:t>
+              <w:t>5종</w:t>
             </w:r>
           </w:p>
         </w:tc>
@@ -5724,7 +5666,7 @@
               <w:rPr>
                 <w:sz w:val="16"/>
               </w:rPr>
-              <w:t>24칸</w:t>
+              <w:t>26칸</w:t>
             </w:r>
           </w:p>
         </w:tc>
@@ -5738,7 +5680,7 @@
               <w:rPr>
                 <w:sz w:val="16"/>
               </w:rPr>
-              <w:t>49종</w:t>
+              <w:t>1종</w:t>
             </w:r>
           </w:p>
         </w:tc>
@@ -5754,7 +5696,7 @@
               <w:rPr>
                 <w:sz w:val="16"/>
               </w:rPr>
-              <w:t>25칸</w:t>
+              <w:t>27칸</w:t>
             </w:r>
           </w:p>
         </w:tc>
@@ -5768,7 +5710,7 @@
               <w:rPr>
                 <w:sz w:val="16"/>
               </w:rPr>
-              <w:t>10종</w:t>
+              <w:t>1종</w:t>
             </w:r>
           </w:p>
         </w:tc>
@@ -5784,7 +5726,7 @@
               <w:rPr>
                 <w:sz w:val="16"/>
               </w:rPr>
-              <w:t>26칸</w:t>
+              <w:t>28칸</w:t>
             </w:r>
           </w:p>
         </w:tc>
@@ -5798,7 +5740,7 @@
               <w:rPr>
                 <w:sz w:val="16"/>
               </w:rPr>
-              <w:t>24종</w:t>
+              <w:t>1종</w:t>
             </w:r>
           </w:p>
         </w:tc>
@@ -5814,7 +5756,7 @@
               <w:rPr>
                 <w:sz w:val="16"/>
               </w:rPr>
-              <w:t>27칸</w:t>
+              <w:t>30칸</w:t>
             </w:r>
           </w:p>
         </w:tc>
@@ -5828,7 +5770,7 @@
               <w:rPr>
                 <w:sz w:val="16"/>
               </w:rPr>
-              <w:t>14종</w:t>
+              <w:t>3종</w:t>
             </w:r>
           </w:p>
         </w:tc>
@@ -5844,7 +5786,7 @@
               <w:rPr>
                 <w:sz w:val="16"/>
               </w:rPr>
-              <w:t>28칸</w:t>
+              <w:t>31칸</w:t>
             </w:r>
           </w:p>
         </w:tc>
@@ -5858,7 +5800,7 @@
               <w:rPr>
                 <w:sz w:val="16"/>
               </w:rPr>
-              <w:t>20종</w:t>
+              <w:t>2종</w:t>
             </w:r>
           </w:p>
         </w:tc>
@@ -5874,7 +5816,7 @@
               <w:rPr>
                 <w:sz w:val="16"/>
               </w:rPr>
-              <w:t>29칸</w:t>
+              <w:t>33칸</w:t>
             </w:r>
           </w:p>
         </w:tc>
@@ -5888,7 +5830,7 @@
               <w:rPr>
                 <w:sz w:val="16"/>
               </w:rPr>
-              <w:t>15종</w:t>
+              <w:t>1종</w:t>
             </w:r>
           </w:p>
         </w:tc>
@@ -5904,7 +5846,7 @@
               <w:rPr>
                 <w:sz w:val="16"/>
               </w:rPr>
-              <w:t>30칸</w:t>
+              <w:t>빈칸 있는 재료 합계</w:t>
             </w:r>
           </w:p>
         </w:tc>
@@ -5918,127 +5860,7 @@
               <w:rPr>
                 <w:sz w:val="16"/>
               </w:rPr>
-              <w:t>39종</w:t>
-            </w:r>
-          </w:p>
-        </w:tc>
-      </w:tr>
-      <w:tr>
-        <w:tc>
-          <w:tcPr>
-            <w:tcW w:type="dxa" w:w="4320"/>
-          </w:tcPr>
-          <w:p>
-            <w:r/>
-            <w:r>
-              <w:rPr>
-                <w:sz w:val="16"/>
-              </w:rPr>
-              <w:t>31칸</w:t>
-            </w:r>
-          </w:p>
-        </w:tc>
-        <w:tc>
-          <w:tcPr>
-            <w:tcW w:type="dxa" w:w="4320"/>
-          </w:tcPr>
-          <w:p>
-            <w:r/>
-            <w:r>
-              <w:rPr>
-                <w:sz w:val="16"/>
-              </w:rPr>
-              <w:t>15종</w:t>
-            </w:r>
-          </w:p>
-        </w:tc>
-      </w:tr>
-      <w:tr>
-        <w:tc>
-          <w:tcPr>
-            <w:tcW w:type="dxa" w:w="4320"/>
-          </w:tcPr>
-          <w:p>
-            <w:r/>
-            <w:r>
-              <w:rPr>
-                <w:sz w:val="16"/>
-              </w:rPr>
-              <w:t>32칸</w:t>
-            </w:r>
-          </w:p>
-        </w:tc>
-        <w:tc>
-          <w:tcPr>
-            <w:tcW w:type="dxa" w:w="4320"/>
-          </w:tcPr>
-          <w:p>
-            <w:r/>
-            <w:r>
-              <w:rPr>
-                <w:sz w:val="16"/>
-              </w:rPr>
-              <w:t>4종</w:t>
-            </w:r>
-          </w:p>
-        </w:tc>
-      </w:tr>
-      <w:tr>
-        <w:tc>
-          <w:tcPr>
-            <w:tcW w:type="dxa" w:w="4320"/>
-          </w:tcPr>
-          <w:p>
-            <w:r/>
-            <w:r>
-              <w:rPr>
-                <w:sz w:val="16"/>
-              </w:rPr>
-              <w:t>33칸</w:t>
-            </w:r>
-          </w:p>
-        </w:tc>
-        <w:tc>
-          <w:tcPr>
-            <w:tcW w:type="dxa" w:w="4320"/>
-          </w:tcPr>
-          <w:p>
-            <w:r/>
-            <w:r>
-              <w:rPr>
-                <w:sz w:val="16"/>
-              </w:rPr>
-              <w:t>1종</w:t>
-            </w:r>
-          </w:p>
-        </w:tc>
-      </w:tr>
-      <w:tr>
-        <w:tc>
-          <w:tcPr>
-            <w:tcW w:type="dxa" w:w="4320"/>
-          </w:tcPr>
-          <w:p>
-            <w:r/>
-            <w:r>
-              <w:rPr>
-                <w:sz w:val="16"/>
-              </w:rPr>
-              <w:t>빈칸 있는 재료 합계</w:t>
-            </w:r>
-          </w:p>
-        </w:tc>
-        <w:tc>
-          <w:tcPr>
-            <w:tcW w:type="dxa" w:w="4320"/>
-          </w:tcPr>
-          <w:p>
-            <w:r/>
-            <w:r>
-              <w:rPr>
-                <w:sz w:val="16"/>
-              </w:rPr>
-              <w:t>469종 / 957종</w:t>
+              <w:t>111종 / 1098종</w:t>
             </w:r>
           </w:p>
         </w:tc>
@@ -6161,7 +5983,7 @@
               <w:rPr>
                 <w:sz w:val="16"/>
               </w:rPr>
-              <w:t>447종</w:t>
+              <w:t>89종</w:t>
             </w:r>
           </w:p>
         </w:tc>
@@ -6175,7 +5997,7 @@
               <w:rPr>
                 <w:sz w:val="16"/>
               </w:rPr>
-              <w:t>31종</w:t>
+              <w:t>19종</w:t>
             </w:r>
           </w:p>
         </w:tc>
@@ -6189,7 +6011,7 @@
               <w:rPr>
                 <w:sz w:val="16"/>
               </w:rPr>
-              <w:t>29종</w:t>
+              <w:t>6종</w:t>
             </w:r>
           </w:p>
         </w:tc>
@@ -6203,7 +6025,7 @@
               <w:rPr>
                 <w:sz w:val="16"/>
               </w:rPr>
-              <w:t>387종</w:t>
+              <w:t>64종</w:t>
             </w:r>
           </w:p>
         </w:tc>
@@ -6219,7 +6041,7 @@
               <w:rPr>
                 <w:sz w:val="16"/>
               </w:rPr>
-              <w:t>결로(표면)</w:t>
+              <w:t>피로·수명</w:t>
             </w:r>
           </w:p>
         </w:tc>
@@ -6233,7 +6055,7 @@
               <w:rPr>
                 <w:sz w:val="16"/>
               </w:rPr>
-              <w:t>415종</w:t>
+              <w:t>70종</w:t>
             </w:r>
           </w:p>
         </w:tc>
@@ -6247,7 +6069,7 @@
               <w:rPr>
                 <w:sz w:val="16"/>
               </w:rPr>
-              <w:t>5종</w:t>
+              <w:t>31종</w:t>
             </w:r>
           </w:p>
         </w:tc>
@@ -6261,7 +6083,7 @@
               <w:rPr>
                 <w:sz w:val="16"/>
               </w:rPr>
-              <w:t>48종</w:t>
+              <w:t>28종</w:t>
             </w:r>
           </w:p>
         </w:tc>
@@ -6275,7 +6097,7 @@
               <w:rPr>
                 <w:sz w:val="16"/>
               </w:rPr>
-              <w:t>362종</w:t>
+              <w:t>11종</w:t>
             </w:r>
           </w:p>
         </w:tc>
@@ -6291,7 +6113,7 @@
               <w:rPr>
                 <w:sz w:val="16"/>
               </w:rPr>
-              <w:t>열전달·방열</w:t>
+              <w:t>열응력·워피지</w:t>
             </w:r>
           </w:p>
         </w:tc>
@@ -6305,7 +6127,7 @@
               <w:rPr>
                 <w:sz w:val="16"/>
               </w:rPr>
-              <w:t>410종</w:t>
+              <w:t>69종</w:t>
             </w:r>
           </w:p>
         </w:tc>
@@ -6319,7 +6141,7 @@
               <w:rPr>
                 <w:sz w:val="16"/>
               </w:rPr>
-              <w:t>40종</w:t>
+              <w:t>6종</w:t>
             </w:r>
           </w:p>
         </w:tc>
@@ -6333,7 +6155,7 @@
               <w:rPr>
                 <w:sz w:val="16"/>
               </w:rPr>
-              <w:t>120종</w:t>
+              <w:t>12종</w:t>
             </w:r>
           </w:p>
         </w:tc>
@@ -6347,7 +6169,7 @@
               <w:rPr>
                 <w:sz w:val="16"/>
               </w:rPr>
-              <w:t>250종</w:t>
+              <w:t>51종</w:t>
             </w:r>
           </w:p>
         </w:tc>
@@ -6363,7 +6185,7 @@
               <w:rPr>
                 <w:sz w:val="16"/>
               </w:rPr>
-              <w:t>열응력·워피지</w:t>
+              <w:t>결로(표면)</w:t>
             </w:r>
           </w:p>
         </w:tc>
@@ -6377,7 +6199,7 @@
               <w:rPr>
                 <w:sz w:val="16"/>
               </w:rPr>
-              <w:t>407종</w:t>
+              <w:t>69종</w:t>
             </w:r>
           </w:p>
         </w:tc>
@@ -6391,7 +6213,7 @@
               <w:rPr>
                 <w:sz w:val="16"/>
               </w:rPr>
-              <w:t>21종</w:t>
+              <w:t>3종</w:t>
             </w:r>
           </w:p>
         </w:tc>
@@ -6405,7 +6227,7 @@
               <w:rPr>
                 <w:sz w:val="16"/>
               </w:rPr>
-              <w:t>43종</w:t>
+              <w:t>6종</w:t>
             </w:r>
           </w:p>
         </w:tc>
@@ -6419,7 +6241,7 @@
               <w:rPr>
                 <w:sz w:val="16"/>
               </w:rPr>
-              <w:t>343종</w:t>
+              <w:t>60종</w:t>
             </w:r>
           </w:p>
         </w:tc>
@@ -6435,7 +6257,7 @@
               <w:rPr>
                 <w:sz w:val="16"/>
               </w:rPr>
-              <w:t>구조·강성</w:t>
+              <w:t>열전달·방열</w:t>
             </w:r>
           </w:p>
         </w:tc>
@@ -6449,7 +6271,7 @@
               <w:rPr>
                 <w:sz w:val="16"/>
               </w:rPr>
-              <w:t>388종</w:t>
+              <w:t>66종</w:t>
             </w:r>
           </w:p>
         </w:tc>
@@ -6463,7 +6285,7 @@
               <w:rPr>
                 <w:sz w:val="16"/>
               </w:rPr>
-              <w:t>6종</w:t>
+              <w:t>5종</w:t>
             </w:r>
           </w:p>
         </w:tc>
@@ -6477,7 +6299,7 @@
               <w:rPr>
                 <w:sz w:val="16"/>
               </w:rPr>
-              <w:t>107종</w:t>
+              <w:t>8종</w:t>
             </w:r>
           </w:p>
         </w:tc>
@@ -6491,7 +6313,7 @@
               <w:rPr>
                 <w:sz w:val="16"/>
               </w:rPr>
-              <w:t>275종</w:t>
+              <w:t>53종</w:t>
             </w:r>
           </w:p>
         </w:tc>
@@ -6507,7 +6329,7 @@
               <w:rPr>
                 <w:sz w:val="16"/>
               </w:rPr>
-              <w:t>전기·EMI</w:t>
+              <w:t>구조·강성</w:t>
             </w:r>
           </w:p>
         </w:tc>
@@ -6521,7 +6343,7 @@
               <w:rPr>
                 <w:sz w:val="16"/>
               </w:rPr>
-              <w:t>367종</w:t>
+              <w:t>65종</w:t>
             </w:r>
           </w:p>
         </w:tc>
@@ -6535,7 +6357,7 @@
               <w:rPr>
                 <w:sz w:val="16"/>
               </w:rPr>
-              <w:t>367종</w:t>
+              <w:t>5종</w:t>
             </w:r>
           </w:p>
         </w:tc>
@@ -6549,7 +6371,7 @@
               <w:rPr>
                 <w:sz w:val="16"/>
               </w:rPr>
-              <w:t>0종</w:t>
+              <w:t>34종</w:t>
             </w:r>
           </w:p>
         </w:tc>
@@ -6563,7 +6385,7 @@
               <w:rPr>
                 <w:sz w:val="16"/>
               </w:rPr>
-              <w:t>0종</w:t>
+              <w:t>26종</w:t>
             </w:r>
           </w:p>
         </w:tc>
@@ -6579,7 +6401,7 @@
               <w:rPr>
                 <w:sz w:val="16"/>
               </w:rPr>
-              <w:t>피로·수명</w:t>
+              <w:t>전기·EMI</w:t>
             </w:r>
           </w:p>
         </w:tc>
@@ -6593,7 +6415,7 @@
               <w:rPr>
                 <w:sz w:val="16"/>
               </w:rPr>
-              <w:t>331종</w:t>
+              <w:t>50종</w:t>
             </w:r>
           </w:p>
         </w:tc>
@@ -6621,7 +6443,7 @@
               <w:rPr>
                 <w:sz w:val="16"/>
               </w:rPr>
-              <w:t>87종</w:t>
+              <w:t>0종</w:t>
             </w:r>
           </w:p>
         </w:tc>
@@ -6635,7 +6457,7 @@
               <w:rPr>
                 <w:sz w:val="16"/>
               </w:rPr>
-              <w:t>194종</w:t>
+              <w:t>0종</w:t>
             </w:r>
           </w:p>
         </w:tc>
@@ -6665,7 +6487,7 @@
               <w:rPr>
                 <w:sz w:val="16"/>
               </w:rPr>
-              <w:t>269종</w:t>
+              <w:t>36종</w:t>
             </w:r>
           </w:p>
         </w:tc>
@@ -6679,7 +6501,7 @@
               <w:rPr>
                 <w:sz w:val="16"/>
               </w:rPr>
-              <w:t>7종</w:t>
+              <w:t>2종</w:t>
             </w:r>
           </w:p>
         </w:tc>
@@ -6693,7 +6515,7 @@
               <w:rPr>
                 <w:sz w:val="16"/>
               </w:rPr>
-              <w:t>38종</w:t>
+              <w:t>2종</w:t>
             </w:r>
           </w:p>
         </w:tc>
@@ -6707,7 +6529,7 @@
               <w:rPr>
                 <w:sz w:val="16"/>
               </w:rPr>
-              <w:t>224종</w:t>
+              <w:t>32종</w:t>
             </w:r>
           </w:p>
         </w:tc>
@@ -6723,7 +6545,7 @@
               <w:rPr>
                 <w:sz w:val="16"/>
               </w:rPr>
-              <w:t>접착·박리</w:t>
+              <w:t>폴더블 벤딩</w:t>
             </w:r>
           </w:p>
         </w:tc>
@@ -6737,7 +6559,7 @@
               <w:rPr>
                 <w:sz w:val="16"/>
               </w:rPr>
-              <w:t>139종</w:t>
+              <w:t>24종</w:t>
             </w:r>
           </w:p>
         </w:tc>
@@ -6751,7 +6573,7 @@
               <w:rPr>
                 <w:sz w:val="16"/>
               </w:rPr>
-              <w:t>43종</w:t>
+              <w:t>8종</w:t>
             </w:r>
           </w:p>
         </w:tc>
@@ -6765,7 +6587,7 @@
               <w:rPr>
                 <w:sz w:val="16"/>
               </w:rPr>
-              <w:t>96종</w:t>
+              <w:t>1종</w:t>
             </w:r>
           </w:p>
         </w:tc>
@@ -6779,7 +6601,7 @@
               <w:rPr>
                 <w:sz w:val="16"/>
               </w:rPr>
-              <w:t>0종</w:t>
+              <w:t>15종</w:t>
             </w:r>
           </w:p>
         </w:tc>
@@ -6795,7 +6617,7 @@
               <w:rPr>
                 <w:sz w:val="16"/>
               </w:rPr>
-              <w:t>폴더블 벤딩</w:t>
+              <w:t>접착·박리</w:t>
             </w:r>
           </w:p>
         </w:tc>
@@ -6809,7 +6631,7 @@
               <w:rPr>
                 <w:sz w:val="16"/>
               </w:rPr>
-              <w:t>136종</w:t>
+              <w:t>22종</w:t>
             </w:r>
           </w:p>
         </w:tc>
@@ -6823,7 +6645,7 @@
               <w:rPr>
                 <w:sz w:val="16"/>
               </w:rPr>
-              <w:t>8종</w:t>
+              <w:t>13종</w:t>
             </w:r>
           </w:p>
         </w:tc>
@@ -6837,7 +6659,7 @@
               <w:rPr>
                 <w:sz w:val="16"/>
               </w:rPr>
-              <w:t>1종</w:t>
+              <w:t>9종</w:t>
             </w:r>
           </w:p>
         </w:tc>
@@ -6851,7 +6673,7 @@
               <w:rPr>
                 <w:sz w:val="16"/>
               </w:rPr>
-              <w:t>127종</w:t>
+              <w:t>0종</w:t>
             </w:r>
           </w:p>
         </w:tc>
@@ -6867,7 +6689,7 @@
               <w:rPr>
                 <w:sz w:val="16"/>
               </w:rPr>
-              <w:t>산소확산-매트릭스</w:t>
+              <w:t>초탄성(실링·완충)</w:t>
             </w:r>
           </w:p>
         </w:tc>
@@ -6881,7 +6703,7 @@
               <w:rPr>
                 <w:sz w:val="16"/>
               </w:rPr>
-              <w:t>53종</w:t>
+              <w:t>1종</w:t>
             </w:r>
           </w:p>
         </w:tc>
@@ -6895,7 +6717,7 @@
               <w:rPr>
                 <w:sz w:val="16"/>
               </w:rPr>
-              <w:t>53종</w:t>
+              <w:t>0종</w:t>
             </w:r>
           </w:p>
         </w:tc>
@@ -6909,7 +6731,7 @@
               <w:rPr>
                 <w:sz w:val="16"/>
               </w:rPr>
-              <w:t>0종</w:t>
+              <w:t>1종</w:t>
             </w:r>
           </w:p>
         </w:tc>
@@ -6939,7 +6761,7 @@
               <w:rPr>
                 <w:sz w:val="16"/>
               </w:rPr>
-              <w:t>산소소광-발광체</w:t>
+              <w:t>산소확산-매트릭스</w:t>
             </w:r>
           </w:p>
         </w:tc>
@@ -6953,7 +6775,7 @@
               <w:rPr>
                 <w:sz w:val="16"/>
               </w:rPr>
-              <w:t>8종</w:t>
+              <w:t>1종</w:t>
             </w:r>
           </w:p>
         </w:tc>
@@ -6967,7 +6789,7 @@
               <w:rPr>
                 <w:sz w:val="16"/>
               </w:rPr>
-              <w:t>8종</w:t>
+              <w:t>1종</w:t>
             </w:r>
           </w:p>
         </w:tc>
@@ -7011,7 +6833,7 @@
               <w:rPr>
                 <w:sz w:val="16"/>
               </w:rPr>
-              <w:t>초탄성(실링·완충)</w:t>
+              <w:t>산소소광-발광체</w:t>
             </w:r>
           </w:p>
         </w:tc>
@@ -7025,7 +6847,7 @@
               <w:rPr>
                 <w:sz w:val="16"/>
               </w:rPr>
-              <w:t>2종</w:t>
+              <w:t>0종</w:t>
             </w:r>
           </w:p>
         </w:tc>
@@ -7053,7 +6875,7 @@
               <w:rPr>
                 <w:sz w:val="16"/>
               </w:rPr>
-              <w:t>2종</w:t>
+              <w:t>0종</w:t>
             </w:r>
           </w:p>
         </w:tc>
@@ -7083,7 +6905,7 @@
           <w:b/>
           <w:sz w:val="19"/>
         </w:rPr>
-        <w:t>해석 13개 중 3개는 남은 재료가 전부 “딱 한 칸” 모자란다. 그 한 칸이 무엇인지도 해석마다 하나로 정해져 있다. 물성 하나를 뚫으면 해석 하나가 통째로 100%가 되는 자리가 그만큼 열려 있다는 뜻이다.</w:t>
+        <w:t>해석 13개 중 2개는 남은 재료가 전부 “딱 한 칸” 모자란다. 그 한 칸이 무엇인지도 해석마다 하나로 정해져 있다. 물성 하나를 뚫으면 해석 하나가 통째로 100%가 되는 자리가 그만큼 열려 있다는 뜻이다.</w:t>
       </w:r>
     </w:p>
     <w:p>
@@ -7095,7 +6917,7 @@
           <w:b w:val="0"/>
           <w:sz w:val="19"/>
         </w:rPr>
-        <w:t>예외는 구조·강성(382종이 2칸 이상) · 낙하·충격(416종이 2칸 이상) · 열전달·방열(370종이 2칸 이상) · 열응력·워피지(386종이 2칸 이상) · 폴더블 벤딩(128종이 2칸 이상) · 결로(표면)(410종이 2칸 이상) · 결로(투습)(262종이 2칸 이상) · 초탄성(실링·완충)(2종이 2칸 이상) · 접착·박리(96종이 2칸 이상) · 피로·수명(281종이 2칸 이상)이다. 여기는 한 배치로 안 닫히는 다층 병목이다.</w:t>
+        <w:t>예외는 구조·강성(60종이 2칸 이상) · 낙하·충격(70종이 2칸 이상) · 열전달·방열(61종이 2칸 이상) · 열응력·워피지(63종이 2칸 이상) · 폴더블 벤딩(16종이 2칸 이상) · 결로(표면)(66종이 2칸 이상) · 결로(투습)(34종이 2칸 이상) · 초탄성(실링·완충)(1종이 2칸 이상) · 접착·박리(9종이 2칸 이상) · 피로·수명(39종이 2칸 이상)이다. 여기는 한 배치로 안 닫히는 다층 병목이다.</w:t>
       </w:r>
     </w:p>
     <w:p>
@@ -7580,7 +7402,7 @@
               <w:rPr>
                 <w:sz w:val="15"/>
               </w:rPr>
-              <w:t>957</w:t>
+              <w:t>517</w:t>
             </w:r>
           </w:p>
         </w:tc>
@@ -7594,7 +7416,7 @@
               <w:rPr>
                 <w:sz w:val="15"/>
               </w:rPr>
-              <w:t>63.6%  █████···</w:t>
+              <w:t>90.3%  ███████·</w:t>
             </w:r>
           </w:p>
         </w:tc>
@@ -7608,7 +7430,7 @@
               <w:rPr>
                 <w:sz w:val="15"/>
               </w:rPr>
-              <w:t>39.7%</w:t>
+              <w:t>59.3%</w:t>
             </w:r>
           </w:p>
         </w:tc>
@@ -7622,7 +7444,7 @@
               <w:rPr>
                 <w:sz w:val="15"/>
               </w:rPr>
-              <w:t>59.5%</w:t>
+              <w:t>87.4%</w:t>
             </w:r>
           </w:p>
         </w:tc>
@@ -7636,7 +7458,7 @@
               <w:rPr>
                 <w:sz w:val="15"/>
               </w:rPr>
-              <w:t>57.3%</w:t>
+              <w:t>87.4%</w:t>
             </w:r>
           </w:p>
         </w:tc>
@@ -7650,7 +7472,7 @@
               <w:rPr>
                 <w:sz w:val="15"/>
               </w:rPr>
-              <w:t>20.8%</w:t>
+              <w:t>34.4%</w:t>
             </w:r>
           </w:p>
         </w:tc>
@@ -7680,7 +7502,7 @@
               <w:rPr>
                 <w:sz w:val="15"/>
               </w:rPr>
-              <w:t>957</w:t>
+              <w:t>517</w:t>
             </w:r>
           </w:p>
         </w:tc>
@@ -7694,7 +7516,7 @@
               <w:rPr>
                 <w:sz w:val="15"/>
               </w:rPr>
-              <w:t>58.3%  █████···</w:t>
+              <w:t>88.7%  ███████·</w:t>
             </w:r>
           </w:p>
         </w:tc>
@@ -7708,7 +7530,7 @@
               <w:rPr>
                 <w:sz w:val="15"/>
               </w:rPr>
-              <w:t>32.0%</w:t>
+              <w:t>50.4%</w:t>
             </w:r>
           </w:p>
         </w:tc>
@@ -7722,7 +7544,7 @@
               <w:rPr>
                 <w:sz w:val="15"/>
               </w:rPr>
-              <w:t>48.2%</w:t>
+              <w:t>82.6%</w:t>
             </w:r>
           </w:p>
         </w:tc>
@@ -7736,7 +7558,7 @@
               <w:rPr>
                 <w:sz w:val="15"/>
               </w:rPr>
-              <w:t>50.8%</w:t>
+              <w:t>82.8%</w:t>
             </w:r>
           </w:p>
         </w:tc>
@@ -7750,7 +7572,7 @@
               <w:rPr>
                 <w:sz w:val="15"/>
               </w:rPr>
-              <w:t>7.8%</w:t>
+              <w:t>14.1%</w:t>
             </w:r>
           </w:p>
         </w:tc>
@@ -7780,7 +7602,7 @@
               <w:rPr>
                 <w:sz w:val="15"/>
               </w:rPr>
-              <w:t>957</w:t>
+              <w:t>517</w:t>
             </w:r>
           </w:p>
         </w:tc>
@@ -7794,7 +7616,7 @@
               <w:rPr>
                 <w:sz w:val="15"/>
               </w:rPr>
-              <w:t>64.1%  █████···</w:t>
+              <w:t>88.3%  ███████·</w:t>
             </w:r>
           </w:p>
         </w:tc>
@@ -7808,7 +7630,7 @@
               <w:rPr>
                 <w:sz w:val="15"/>
               </w:rPr>
-              <w:t>45.6%</w:t>
+              <w:t>63.4%</w:t>
             </w:r>
           </w:p>
         </w:tc>
@@ -7822,7 +7644,7 @@
               <w:rPr>
                 <w:sz w:val="15"/>
               </w:rPr>
-              <w:t>57.2%</w:t>
+              <w:t>87.2%</w:t>
             </w:r>
           </w:p>
         </w:tc>
@@ -7836,7 +7658,7 @@
               <w:rPr>
                 <w:sz w:val="15"/>
               </w:rPr>
-              <w:t>57.0%</w:t>
+              <w:t>87.3%</w:t>
             </w:r>
           </w:p>
         </w:tc>
@@ -7850,7 +7672,7 @@
               <w:rPr>
                 <w:sz w:val="15"/>
               </w:rPr>
-              <w:t>22.5%</w:t>
+              <w:t>40.2%</w:t>
             </w:r>
           </w:p>
         </w:tc>
@@ -7880,7 +7702,7 @@
               <w:rPr>
                 <w:sz w:val="15"/>
               </w:rPr>
-              <w:t>957</w:t>
+              <w:t>517</w:t>
             </w:r>
           </w:p>
         </w:tc>
@@ -7894,7 +7716,7 @@
               <w:rPr>
                 <w:sz w:val="15"/>
               </w:rPr>
-              <w:t>63.6%  █████···</w:t>
+              <w:t>90.0%  ███████·</w:t>
             </w:r>
           </w:p>
         </w:tc>
@@ -7908,7 +7730,7 @@
               <w:rPr>
                 <w:sz w:val="15"/>
               </w:rPr>
-              <w:t>40.5%</w:t>
+              <w:t>61.2%</w:t>
             </w:r>
           </w:p>
         </w:tc>
@@ -7922,7 +7744,7 @@
               <w:rPr>
                 <w:sz w:val="15"/>
               </w:rPr>
-              <w:t>57.5%</w:t>
+              <w:t>86.7%</w:t>
             </w:r>
           </w:p>
         </w:tc>
@@ -7936,7 +7758,7 @@
               <w:rPr>
                 <w:sz w:val="15"/>
               </w:rPr>
-              <w:t>55.2%</w:t>
+              <w:t>86.6%</w:t>
             </w:r>
           </w:p>
         </w:tc>
@@ -7950,7 +7772,7 @@
               <w:rPr>
                 <w:sz w:val="15"/>
               </w:rPr>
-              <w:t>18.8%</w:t>
+              <w:t>32.7%</w:t>
             </w:r>
           </w:p>
         </w:tc>
@@ -7980,7 +7802,7 @@
               <w:rPr>
                 <w:sz w:val="15"/>
               </w:rPr>
-              <w:t>319</w:t>
+              <w:t>200</w:t>
             </w:r>
           </w:p>
         </w:tc>
@@ -7994,7 +7816,7 @@
               <w:rPr>
                 <w:sz w:val="15"/>
               </w:rPr>
-              <w:t>62.1%  █████···</w:t>
+              <w:t>92.2%  ███████·</w:t>
             </w:r>
           </w:p>
         </w:tc>
@@ -8008,7 +7830,7 @@
               <w:rPr>
                 <w:sz w:val="15"/>
               </w:rPr>
-              <w:t>39.2%</w:t>
+              <w:t>56.2%</w:t>
             </w:r>
           </w:p>
         </w:tc>
@@ -8022,7 +7844,7 @@
               <w:rPr>
                 <w:sz w:val="15"/>
               </w:rPr>
-              <w:t>57.4%</w:t>
+              <w:t>88.0%</w:t>
             </w:r>
           </w:p>
         </w:tc>
@@ -8036,7 +7858,7 @@
               <w:rPr>
                 <w:sz w:val="15"/>
               </w:rPr>
-              <w:t>57.4%</w:t>
+              <w:t>88.0%</w:t>
             </w:r>
           </w:p>
         </w:tc>
@@ -8050,7 +7872,7 @@
               <w:rPr>
                 <w:sz w:val="15"/>
               </w:rPr>
-              <w:t>13.5%</w:t>
+              <w:t>20.5%</w:t>
             </w:r>
           </w:p>
         </w:tc>
@@ -8080,7 +7902,7 @@
               <w:rPr>
                 <w:sz w:val="15"/>
               </w:rPr>
-              <w:t>957</w:t>
+              <w:t>517</w:t>
             </w:r>
           </w:p>
         </w:tc>
@@ -8094,7 +7916,7 @@
               <w:rPr>
                 <w:sz w:val="15"/>
               </w:rPr>
-              <w:t>62.6%  █████···</w:t>
+              <w:t>87.7%  ███████·</w:t>
             </w:r>
           </w:p>
         </w:tc>
@@ -8108,7 +7930,7 @@
               <w:rPr>
                 <w:sz w:val="15"/>
               </w:rPr>
-              <w:t>46.0%</w:t>
+              <w:t>65.0%</w:t>
             </w:r>
           </w:p>
         </w:tc>
@@ -8122,7 +7944,7 @@
               <w:rPr>
                 <w:sz w:val="15"/>
               </w:rPr>
-              <w:t>51.1%</w:t>
+              <w:t>85.7%</w:t>
             </w:r>
           </w:p>
         </w:tc>
@@ -8136,7 +7958,7 @@
               <w:rPr>
                 <w:sz w:val="15"/>
               </w:rPr>
-              <w:t>54.2%</w:t>
+              <w:t>86.7%</w:t>
             </w:r>
           </w:p>
         </w:tc>
@@ -8150,7 +7972,7 @@
               <w:rPr>
                 <w:sz w:val="15"/>
               </w:rPr>
-              <w:t>20.1%</w:t>
+              <w:t>35.8%</w:t>
             </w:r>
           </w:p>
         </w:tc>
@@ -8180,7 +8002,7 @@
               <w:rPr>
                 <w:sz w:val="15"/>
               </w:rPr>
-              <w:t>680</w:t>
+              <w:t>356</w:t>
             </w:r>
           </w:p>
         </w:tc>
@@ -8194,7 +8016,7 @@
               <w:rPr>
                 <w:sz w:val="15"/>
               </w:rPr>
-              <w:t>66.1%  █████···</w:t>
+              <w:t>91.1%  ███████·</w:t>
             </w:r>
           </w:p>
         </w:tc>
@@ -8208,7 +8030,7 @@
               <w:rPr>
                 <w:sz w:val="15"/>
               </w:rPr>
-              <w:t>44.8%</w:t>
+              <w:t>61.8%</w:t>
             </w:r>
           </w:p>
         </w:tc>
@@ -8222,7 +8044,7 @@
               <w:rPr>
                 <w:sz w:val="15"/>
               </w:rPr>
-              <w:t>53.4%</w:t>
+              <w:t>89.9%</w:t>
             </w:r>
           </w:p>
         </w:tc>
@@ -8236,7 +8058,7 @@
               <w:rPr>
                 <w:sz w:val="15"/>
               </w:rPr>
-              <w:t>57.4%</w:t>
+              <w:t>89.9%</w:t>
             </w:r>
           </w:p>
         </w:tc>
@@ -8250,7 +8072,7 @@
               <w:rPr>
                 <w:sz w:val="15"/>
               </w:rPr>
-              <w:t>16.9%</w:t>
+              <w:t>30.3%</w:t>
             </w:r>
           </w:p>
         </w:tc>
@@ -8280,7 +8102,7 @@
               <w:rPr>
                 <w:sz w:val="15"/>
               </w:rPr>
-              <w:t>48</w:t>
+              <w:t>45</w:t>
             </w:r>
           </w:p>
         </w:tc>
@@ -8294,7 +8116,7 @@
               <w:rPr>
                 <w:sz w:val="15"/>
               </w:rPr>
-              <w:t>95.8%  ████████</w:t>
+              <w:t>97.8%  ████████</w:t>
             </w:r>
           </w:p>
         </w:tc>
@@ -8308,7 +8130,7 @@
               <w:rPr>
                 <w:sz w:val="15"/>
               </w:rPr>
-              <w:t>79.2%</w:t>
+              <w:t>81.1%</w:t>
             </w:r>
           </w:p>
         </w:tc>
@@ -8322,7 +8144,7 @@
               <w:rPr>
                 <w:sz w:val="15"/>
               </w:rPr>
-              <w:t>95.8%</w:t>
+              <w:t>97.8%</w:t>
             </w:r>
           </w:p>
         </w:tc>
@@ -8336,7 +8158,7 @@
               <w:rPr>
                 <w:sz w:val="15"/>
               </w:rPr>
-              <w:t>95.8%</w:t>
+              <w:t>97.8%</w:t>
             </w:r>
           </w:p>
         </w:tc>
@@ -8350,7 +8172,7 @@
               <w:rPr>
                 <w:sz w:val="15"/>
               </w:rPr>
-              <w:t>64.6%</w:t>
+              <w:t>66.7%</w:t>
             </w:r>
           </w:p>
         </w:tc>
@@ -8380,7 +8202,7 @@
               <w:rPr>
                 <w:sz w:val="15"/>
               </w:rPr>
-              <w:t>319</w:t>
+              <w:t>200</w:t>
             </w:r>
           </w:p>
         </w:tc>
@@ -8394,7 +8216,7 @@
               <w:rPr>
                 <w:sz w:val="15"/>
               </w:rPr>
-              <w:t>57.2%  █████···</w:t>
+              <w:t>83.2%  ███████·</w:t>
             </w:r>
           </w:p>
         </w:tc>
@@ -8408,7 +8230,7 @@
               <w:rPr>
                 <w:sz w:val="15"/>
               </w:rPr>
-              <w:t>46.1%</w:t>
+              <w:t>65.5%</w:t>
             </w:r>
           </w:p>
         </w:tc>
@@ -8422,7 +8244,7 @@
               <w:rPr>
                 <w:sz w:val="15"/>
               </w:rPr>
-              <w:t>44.5%</w:t>
+              <w:t>71.0%</w:t>
             </w:r>
           </w:p>
         </w:tc>
@@ -8436,7 +8258,7 @@
               <w:rPr>
                 <w:sz w:val="15"/>
               </w:rPr>
-              <w:t>50.5%</w:t>
+              <w:t>86.6%</w:t>
             </w:r>
           </w:p>
         </w:tc>
@@ -8450,7 +8272,7 @@
               <w:rPr>
                 <w:sz w:val="15"/>
               </w:rPr>
-              <w:t>24.5%</w:t>
+              <w:t>39.0%</w:t>
             </w:r>
           </w:p>
         </w:tc>
@@ -8480,7 +8302,7 @@
               <w:rPr>
                 <w:sz w:val="15"/>
               </w:rPr>
-              <w:t>957</w:t>
+              <w:t>517</w:t>
             </w:r>
           </w:p>
         </w:tc>
@@ -8494,7 +8316,7 @@
               <w:rPr>
                 <w:sz w:val="15"/>
               </w:rPr>
-              <w:t>61.7%  █████···</w:t>
+              <w:t>90.3%  ███████·</w:t>
             </w:r>
           </w:p>
         </w:tc>
@@ -8508,7 +8330,7 @@
               <w:rPr>
                 <w:sz w:val="15"/>
               </w:rPr>
-              <w:t>47.5%</w:t>
+              <w:t>77.4%</w:t>
             </w:r>
           </w:p>
         </w:tc>
@@ -8522,7 +8344,7 @@
               <w:rPr>
                 <w:sz w:val="15"/>
               </w:rPr>
-              <w:t>61.7%</w:t>
+              <w:t>90.3%</w:t>
             </w:r>
           </w:p>
         </w:tc>
@@ -8536,7 +8358,7 @@
               <w:rPr>
                 <w:sz w:val="15"/>
               </w:rPr>
-              <w:t>59.6%</w:t>
+              <w:t>90.3%</w:t>
             </w:r>
           </w:p>
         </w:tc>
@@ -8550,7 +8372,7 @@
               <w:rPr>
                 <w:sz w:val="15"/>
               </w:rPr>
-              <w:t>47.5%</w:t>
+              <w:t>77.4%</w:t>
             </w:r>
           </w:p>
         </w:tc>
@@ -8580,7 +8402,7 @@
               <w:rPr>
                 <w:sz w:val="15"/>
               </w:rPr>
-              <w:t>513</w:t>
+              <w:t>248</w:t>
             </w:r>
           </w:p>
         </w:tc>
@@ -8594,7 +8416,7 @@
               <w:rPr>
                 <w:sz w:val="15"/>
               </w:rPr>
-              <w:t>43.6%  ███·····</w:t>
+              <w:t>75.8%  ██████··</w:t>
             </w:r>
           </w:p>
         </w:tc>
@@ -8608,7 +8430,7 @@
               <w:rPr>
                 <w:sz w:val="15"/>
               </w:rPr>
-              <w:t>38.2%</w:t>
+              <w:t>65.1%</w:t>
             </w:r>
           </w:p>
         </w:tc>
@@ -8622,7 +8444,7 @@
               <w:rPr>
                 <w:sz w:val="15"/>
               </w:rPr>
-              <w:t>23.8%</w:t>
+              <w:t>48.0%</w:t>
             </w:r>
           </w:p>
         </w:tc>
@@ -8636,7 +8458,7 @@
               <w:rPr>
                 <w:sz w:val="15"/>
               </w:rPr>
-              <w:t>27.1%</w:t>
+              <w:t>63.3%</w:t>
             </w:r>
           </w:p>
         </w:tc>
@@ -8650,7 +8472,7 @@
               <w:rPr>
                 <w:sz w:val="15"/>
               </w:rPr>
-              <w:t>13.5%</w:t>
+              <w:t>27.8%</w:t>
             </w:r>
           </w:p>
         </w:tc>
@@ -8680,7 +8502,7 @@
               <w:rPr>
                 <w:sz w:val="15"/>
               </w:rPr>
-              <w:t>63</w:t>
+              <w:t>2</w:t>
             </w:r>
           </w:p>
         </w:tc>
@@ -8694,7 +8516,7 @@
               <w:rPr>
                 <w:sz w:val="15"/>
               </w:rPr>
-              <w:t>87.3%  ███████·</w:t>
+              <w:t>100.0%  ████████</w:t>
             </w:r>
           </w:p>
         </w:tc>
@@ -8708,7 +8530,7 @@
               <w:rPr>
                 <w:sz w:val="15"/>
               </w:rPr>
-              <w:t>87.3%</w:t>
+              <w:t>100.0%</w:t>
             </w:r>
           </w:p>
         </w:tc>
@@ -8722,7 +8544,7 @@
               <w:rPr>
                 <w:sz w:val="15"/>
               </w:rPr>
-              <w:t>87.3%</w:t>
+              <w:t>100.0%</w:t>
             </w:r>
           </w:p>
         </w:tc>
@@ -8736,7 +8558,7 @@
               <w:rPr>
                 <w:sz w:val="15"/>
               </w:rPr>
-              <w:t>87.3%</w:t>
+              <w:t>100.0%</w:t>
             </w:r>
           </w:p>
         </w:tc>
@@ -8750,7 +8572,7 @@
               <w:rPr>
                 <w:sz w:val="15"/>
               </w:rPr>
-              <w:t>87.3%</w:t>
+              <w:t>100.0%</w:t>
             </w:r>
           </w:p>
         </w:tc>
@@ -8780,7 +8602,7 @@
               <w:rPr>
                 <w:sz w:val="15"/>
               </w:rPr>
-              <w:t>132</w:t>
+              <w:t>48</w:t>
             </w:r>
           </w:p>
         </w:tc>
@@ -8794,7 +8616,7 @@
               <w:rPr>
                 <w:sz w:val="15"/>
               </w:rPr>
-              <w:t>58.3%  █████···</w:t>
+              <w:t>93.8%  ████████</w:t>
             </w:r>
           </w:p>
         </w:tc>
@@ -8808,7 +8630,7 @@
               <w:rPr>
                 <w:sz w:val="15"/>
               </w:rPr>
-              <w:t>49.2%</w:t>
+              <w:t>77.1%</w:t>
             </w:r>
           </w:p>
         </w:tc>
@@ -8822,7 +8644,7 @@
               <w:rPr>
                 <w:sz w:val="15"/>
               </w:rPr>
-              <w:t>58.3%</w:t>
+              <w:t>93.8%</w:t>
             </w:r>
           </w:p>
         </w:tc>
@@ -8836,7 +8658,7 @@
               <w:rPr>
                 <w:sz w:val="15"/>
               </w:rPr>
-              <w:t>59.2%</w:t>
+              <w:t>97.8%</w:t>
             </w:r>
           </w:p>
         </w:tc>
@@ -8850,7 +8672,7 @@
               <w:rPr>
                 <w:sz w:val="15"/>
               </w:rPr>
-              <w:t>49.2%</w:t>
+              <w:t>77.1%</w:t>
             </w:r>
           </w:p>
         </w:tc>
@@ -8893,7 +8715,7 @@
               <w:rPr>
                 <w:sz w:val="15"/>
               </w:rPr>
-              <w:t>61.4%</w:t>
+              <w:t>88.6%</w:t>
             </w:r>
           </w:p>
         </w:tc>
@@ -8907,7 +8729,7 @@
               <w:rPr>
                 <w:sz w:val="15"/>
               </w:rPr>
-              <w:t>41.2%</w:t>
+              <w:t>60.7%</w:t>
             </w:r>
           </w:p>
         </w:tc>
@@ -8970,7 +8792,7 @@
           <w:b/>
           <w:sz w:val="19"/>
         </w:rPr>
-        <w:t>(가) 셀 채움만 보면 “거의 다 됐다”로 읽힌다. 구조·강성은 셀 63.6%다. 그런데 실측기반은 39.7%이고, 실측만으로 카드가 나오는 재료는 20.8%(199종)뿐이다. 전체로는 5,191칸(20.3%p)이 가정값이 만든 착시다.</w:t>
+        <w:t>(가) 셀 채움만 보면 “거의 다 됐다”로 읽힌다. 구조·강성은 셀 90.3%다. 그런데 실측기반은 59.3%이고, 실측만으로 카드가 나오는 재료는 34.4%(178종)뿐이다. 전체로는 3,868칸(27.9%p)이 가정값이 만든 착시다.</w:t>
       </w:r>
     </w:p>
     <w:p>
@@ -8982,7 +8804,7 @@
           <w:b w:val="0"/>
           <w:sz w:val="19"/>
         </w:rPr>
-        <w:t>(나) 재료 준비만 보면 “실측으로 서 있는 줄” 안다. 열전달·방열은 준비율 57.2%(547종)인데 실측 기준으로는 22.5%(215종)다. 덱은 547종이 돌지만 그중 332종은 가정값을 딛고 서 있다.</w:t>
+        <w:t>(나) 재료 준비만 보면 “실측으로 서 있는 줄” 안다. 열전달·방열은 준비율 87.2%(451종)인데 실측 기준으로는 40.2%(208종)다. 덱은 451종이 돌지만 그중 243종은 가정값을 딛고 서 있다.</w:t>
       </w:r>
     </w:p>
     <w:p>
@@ -8994,7 +8816,7 @@
           <w:b w:val="0"/>
           <w:sz w:val="19"/>
         </w:rPr>
-        <w:t>(다) 셀 채움과 재료 준비가 크게 갈리는 자리가 진짜 병목이다. 피로·수명은 셀 43.6%인데 준비 23.8%다. 재료마다 비어 있는 칸이 다르면 이렇게 벌어진다. 반대로 전기·EMI는 두 수치가 같다 — 택일군 하나짜리 해석이라 채운 칸이 곧 준비된 재료다.</w:t>
+        <w:t>(다) 셀 채움과 재료 준비가 크게 갈리는 자리가 진짜 병목이다. 피로·수명은 셀 75.8%인데 준비 48.0%다. 재료마다 비어 있는 칸이 다르면 이렇게 벌어진다. 반대로 전기·EMI는 두 수치가 같다 — 택일군 하나짜리 해석이라 채운 칸이 곧 준비된 재료다.</w:t>
       </w:r>
     </w:p>
     <w:p>
@@ -10857,7 +10679,7 @@
           <w:b w:val="0"/>
           <w:sz w:val="19"/>
         </w:rPr>
-        <w:t>tier4는 4,499건(17.2%)이다. 그중 assumption 표지를 가진 것이 4,407건이고, 나머지 92건은 가정이 아니라 계산·유도값이다.</w:t>
+        <w:t>tier4는 4,499건(16.3%)이다. 그중 assumption 표지를 가진 것이 4,407건이고, 나머지 92건은 가정이 아니라 계산·유도값이다.</w:t>
       </w:r>
     </w:p>
     <w:tbl>
@@ -11120,7 +10942,7 @@
               <w:rPr>
                 <w:sz w:val="15"/>
               </w:rPr>
-              <w:t>96 / 143</w:t>
+              <w:t>96 / 146</w:t>
             </w:r>
           </w:p>
         </w:tc>
@@ -11134,7 +10956,7 @@
               <w:rPr>
                 <w:sz w:val="15"/>
               </w:rPr>
-              <w:t>67.1%  ███████···</w:t>
+              <w:t>65.8%  ███████···</w:t>
             </w:r>
           </w:p>
         </w:tc>
@@ -11164,7 +10986,7 @@
               <w:rPr>
                 <w:sz w:val="15"/>
               </w:rPr>
-              <w:t>417 / 750</w:t>
+              <w:t>417 / 755</w:t>
             </w:r>
           </w:p>
         </w:tc>
@@ -11178,7 +11000,7 @@
               <w:rPr>
                 <w:sz w:val="15"/>
               </w:rPr>
-              <w:t>55.6%  ██████····</w:t>
+              <w:t>55.2%  ██████····</w:t>
             </w:r>
           </w:p>
         </w:tc>
@@ -11414,7 +11236,7 @@
               <w:rPr>
                 <w:sz w:val="15"/>
               </w:rPr>
-              <w:t>항복강도</w:t>
+              <w:t>수분투과도</w:t>
             </w:r>
           </w:p>
         </w:tc>
@@ -11428,7 +11250,7 @@
               <w:rPr>
                 <w:sz w:val="15"/>
               </w:rPr>
-              <w:t>105 / 241</w:t>
+              <w:t>35 / 81</w:t>
             </w:r>
           </w:p>
         </w:tc>
@@ -11442,7 +11264,7 @@
               <w:rPr>
                 <w:sz w:val="15"/>
               </w:rPr>
-              <w:t>43.6%  ████······</w:t>
+              <w:t>43.2%  ████······</w:t>
             </w:r>
           </w:p>
         </w:tc>
@@ -11964,7 +11786,7 @@
               <w:rPr>
                 <w:sz w:val="16"/>
               </w:rPr>
-              <w:t>957종 (polymer 396, composite 236, metal 164, ceramic 113, rubber 26, foam 22)</w:t>
+              <w:t>1098종 (polymer 467, composite 298, metal 167, ceramic 118, rubber 26, foam 22)</w:t>
             </w:r>
           </w:p>
         </w:tc>
@@ -11994,7 +11816,7 @@
               <w:rPr>
                 <w:sz w:val="16"/>
               </w:rPr>
-              <w:t>26,149건</w:t>
+              <w:t>27,686건</w:t>
             </w:r>
           </w:p>
         </w:tc>
@@ -12024,7 +11846,7 @@
               <w:rPr>
                 <w:sz w:val="16"/>
               </w:rPr>
-              <w:t>2,320건 (DOI 보유 917)</w:t>
+              <w:t>2,350건 (DOI 보유 945)</w:t>
             </w:r>
           </w:p>
         </w:tc>
@@ -12054,7 +11876,7 @@
               <w:rPr>
                 <w:sz w:val="16"/>
               </w:rPr>
-              <w:t>179종 — 값이 있는 정의 178종(개통률 99%)</w:t>
+              <w:t>184종 — 값이 있는 정의 183종(개통률 99%)</w:t>
             </w:r>
           </w:p>
         </w:tc>
@@ -12084,7 +11906,7 @@
               <w:rPr>
                 <w:sz w:val="16"/>
               </w:rPr>
-              <w:t>journal 888 · datasheet 881 · database 313 · other 115 · book 72 · standard 26 · web 24 · computed 1</w:t>
+              <w:t>journal 916 · datasheet 883 · database 313 · other 115 · book 72 · standard 26 · web 24 · computed 1</w:t>
             </w:r>
           </w:p>
         </w:tc>
@@ -12159,7 +11981,7 @@
               <w:rPr>
                 <w:sz w:val="16"/>
               </w:rPr>
-              <w:t>25,604</w:t>
+              <w:t>13,848</w:t>
             </w:r>
           </w:p>
         </w:tc>
@@ -12189,7 +12011,7 @@
               <w:rPr>
                 <w:sz w:val="16"/>
               </w:rPr>
-              <w:t>15,732  (61.4%)</w:t>
+              <w:t>12,272  (88.6%)</w:t>
             </w:r>
           </w:p>
         </w:tc>
@@ -12219,7 +12041,7 @@
               <w:rPr>
                 <w:sz w:val="16"/>
               </w:rPr>
-              <w:t>10,541  (41.2%)</w:t>
+              <w:t>8,404  (60.7%)</w:t>
             </w:r>
           </w:p>
         </w:tc>
@@ -12249,7 +12071,7 @@
               <w:rPr>
                 <w:sz w:val="16"/>
               </w:rPr>
-              <w:t>5,191  (20.3%p)</w:t>
+              <w:t>3,868  (27.9%p)</w:t>
             </w:r>
           </w:p>
         </w:tc>
@@ -12279,7 +12101,7 @@
               <w:rPr>
                 <w:sz w:val="16"/>
               </w:rPr>
-              <w:t>9,872</w:t>
+              <w:t>1,576</w:t>
             </w:r>
           </w:p>
         </w:tc>
@@ -12309,7 +12131,7 @@
               <w:rPr>
                 <w:sz w:val="16"/>
               </w:rPr>
-              <w:t>303</w:t>
+              <w:t>107</w:t>
             </w:r>
           </w:p>
         </w:tc>
@@ -12339,7 +12161,7 @@
               <w:rPr>
                 <w:sz w:val="16"/>
               </w:rPr>
-              <w:t>9,569</w:t>
+              <w:t>1,469</w:t>
             </w:r>
           </w:p>
         </w:tc>
@@ -12369,7 +12191,7 @@
               <w:rPr>
                 <w:sz w:val="16"/>
               </w:rPr>
-              <w:t>15,063</w:t>
+              <w:t>5,444</w:t>
             </w:r>
           </w:p>
         </w:tc>
@@ -12460,7 +12282,7 @@
               <w:rPr>
                 <w:sz w:val="15"/>
               </w:rPr>
-              <w:t>2401</w:t>
+              <w:t>388</w:t>
             </w:r>
           </w:p>
         </w:tc>
@@ -12490,7 +12312,7 @@
               <w:rPr>
                 <w:sz w:val="15"/>
               </w:rPr>
-              <w:t>영률</w:t>
+              <w:t>mechanical.poisson_ratio</w:t>
             </w:r>
           </w:p>
         </w:tc>
@@ -12504,7 +12326,7 @@
               <w:rPr>
                 <w:sz w:val="15"/>
               </w:rPr>
-              <w:t>1311</w:t>
+              <w:t>199</w:t>
             </w:r>
           </w:p>
         </w:tc>
@@ -12518,7 +12340,7 @@
               <w:rPr>
                 <w:sz w:val="15"/>
               </w:rPr>
-              <w:t>남은 2종은 개별 확인 대상이다</w:t>
+              <w:t>—</w:t>
             </w:r>
           </w:p>
         </w:tc>
@@ -12534,7 +12356,7 @@
               <w:rPr>
                 <w:sz w:val="15"/>
               </w:rPr>
-              <w:t>mechanical.poisson_ratio</w:t>
+              <w:t>비열</w:t>
             </w:r>
           </w:p>
         </w:tc>
@@ -12548,7 +12370,7 @@
               <w:rPr>
                 <w:sz w:val="15"/>
               </w:rPr>
-              <w:t>1280</w:t>
+              <w:t>159</w:t>
             </w:r>
           </w:p>
         </w:tc>
@@ -12562,7 +12384,7 @@
               <w:rPr>
                 <w:sz w:val="15"/>
               </w:rPr>
-              <w:t>—</w:t>
+              <w:t>CCL·테이프·연자성재는 어느 벤더도 발표하지 않는다</w:t>
             </w:r>
           </w:p>
         </w:tc>
@@ -12578,7 +12400,7 @@
               <w:rPr>
                 <w:sz w:val="15"/>
               </w:rPr>
-              <w:t>비열</w:t>
+              <w:t>열전도율</w:t>
             </w:r>
           </w:p>
         </w:tc>
@@ -12592,7 +12414,7 @@
               <w:rPr>
                 <w:sz w:val="15"/>
               </w:rPr>
-              <w:t>1054</w:t>
+              <w:t>156</w:t>
             </w:r>
           </w:p>
         </w:tc>
@@ -12606,7 +12428,7 @@
               <w:rPr>
                 <w:sz w:val="15"/>
               </w:rPr>
-              <w:t>CCL·테이프·연자성재는 어느 벤더도 발표하지 않는다</w:t>
+              <w:t>CCL·FCCL은 벤더 전수 확인으로 부재가 확정됐다</w:t>
             </w:r>
           </w:p>
         </w:tc>
@@ -12622,7 +12444,7 @@
               <w:rPr>
                 <w:sz w:val="15"/>
               </w:rPr>
-              <w:t>열전도율</w:t>
+              <w:t>영률</w:t>
             </w:r>
           </w:p>
         </w:tc>
@@ -12636,7 +12458,7 @@
               <w:rPr>
                 <w:sz w:val="15"/>
               </w:rPr>
-              <w:t>747</w:t>
+              <w:t>131</w:t>
             </w:r>
           </w:p>
         </w:tc>
@@ -12650,7 +12472,7 @@
               <w:rPr>
                 <w:sz w:val="15"/>
               </w:rPr>
-              <w:t>CCL·FCCL은 벤더 전수 확인으로 부재가 확정됐다</w:t>
+              <w:t>남은 2종은 개별 확인 대상이다</w:t>
             </w:r>
           </w:p>
         </w:tc>
@@ -12666,7 +12488,7 @@
               <w:rPr>
                 <w:sz w:val="15"/>
               </w:rPr>
-              <w:t>소성 (항복 OR 인장+연신)</w:t>
+              <w:t>율속 (Cowper-Symonds · DIF · σy(ε̇) · JC-C)</w:t>
             </w:r>
           </w:p>
         </w:tc>
@@ -12680,7 +12502,7 @@
               <w:rPr>
                 <w:sz w:val="15"/>
               </w:rPr>
-              <w:t>435</w:t>
+              <w:t>70</w:t>
             </w:r>
           </w:p>
         </w:tc>
@@ -12694,7 +12516,7 @@
               <w:rPr>
                 <w:sz w:val="15"/>
               </w:rPr>
-              <w:t>적층판 18종은 파단연신율을 어느 벤더도 발표하지 않고 문헌에도 없다</w:t>
+              <w:t>OA에 존재하는 Cowper-Symonds 논문이 45건 수준이고 전부 금속 아니면 벌크 폴리머다. 복합재·세라믹·유리의 CS 쌍은 OA에 하나도 없다</w:t>
             </w:r>
           </w:p>
         </w:tc>
@@ -12710,7 +12532,7 @@
               <w:rPr>
                 <w:sz w:val="15"/>
               </w:rPr>
-              <w:t>율속 (Cowper-Symonds · DIF · σy(ε̇) · JC-C)</w:t>
+              <w:t>소성 (항복 OR 인장+연신)</w:t>
             </w:r>
           </w:p>
         </w:tc>
@@ -12724,7 +12546,7 @@
               <w:rPr>
                 <w:sz w:val="15"/>
               </w:rPr>
-              <w:t>416</w:t>
+              <w:t>69</w:t>
             </w:r>
           </w:p>
         </w:tc>
@@ -12738,7 +12560,7 @@
               <w:rPr>
                 <w:sz w:val="15"/>
               </w:rPr>
-              <w:t>OA에 존재하는 Cowper-Symonds 논문이 45건 수준이고 전부 금속 아니면 벌크 폴리머다. 복합재·세라믹·유리의 CS 쌍은 OA에 하나도 없다</w:t>
+              <w:t>적층판 18종은 파단연신율을 어느 벤더도 발표하지 않고 문헌에도 없다</w:t>
             </w:r>
           </w:p>
         </w:tc>
@@ -12754,7 +12576,7 @@
               <w:rPr>
                 <w:sz w:val="15"/>
               </w:rPr>
-              <w:t>전기 (유전율 · 체적저항률 · 손실계수)</w:t>
+              <w:t>젖음 (접촉각 · 표면에너지)</w:t>
             </w:r>
           </w:p>
         </w:tc>
@@ -12768,7 +12590,7 @@
               <w:rPr>
                 <w:sz w:val="15"/>
               </w:rPr>
-              <w:t>367</w:t>
+              <w:t>68</w:t>
             </w:r>
           </w:p>
         </w:tc>
@@ -12782,7 +12604,7 @@
               <w:rPr>
                 <w:sz w:val="15"/>
               </w:rPr>
-              <w:t>도체는 유전율이 정의되지 않고, 저밀도 폼은 상대밀도가 지배하는데 벤더가 발표하지 않는다</w:t>
+              <w:t>커버글래스는 bare 값을 상한으로만 인쇄한다</w:t>
             </w:r>
           </w:p>
         </w:tc>
@@ -12798,7 +12620,7 @@
           <w:b/>
           <w:sz w:val="19"/>
         </w:rPr>
-        <w:t>남은 일의 성격 요약 — 3개 해석은 재료마다 딱 한 칸씩 모자라고, 낙하·충격만 2층 병목이다. 막힌 경로가 바뀌지 않는 한 남은 칸 전부는 안 닫힌다. 두 파동에 걸쳐 확인된 결론은 율속과 피로가 OA 밖(핸드북·벤더 시험보고서·유료 표준)에 있다는 것이다. 동시에, 채워진 15,732칸 중 5,191칸이 가정값이다 — 남은 칸을 닫는 것과 이미 닫은 칸의 근거를 두껍게 하는 것은 별개의 일이고 후자가 더 크다.</w:t>
+        <w:t>남은 일의 성격 요약 — 2개 해석은 재료마다 딱 한 칸씩 모자라고, 낙하·충격만 2층 병목이다. 막힌 경로가 바뀌지 않는 한 남은 칸 전부는 안 닫힌다. 두 파동에 걸쳐 확인된 결론은 율속과 피로가 OA 밖(핸드북·벤더 시험보고서·유료 표준)에 있다는 것이다. 동시에, 채워진 12,272칸 중 3,868칸이 가정값이다 — 남은 칸을 닫는 것과 이미 닫은 칸의 근거를 두껍게 하는 것은 별개의 일이고 후자가 더 크다.</w:t>
       </w:r>
     </w:p>
     <w:p>
@@ -13344,7 +13166,7 @@
           <w:b/>
           <w:sz w:val="19"/>
         </w:rPr>
-        <w:t>(가) coverage_report.py의 “유효 채움”이 부재 칸을 이중으로 센다. 구조적 부재 705칸 중 402칸에는 이미 tier4 가정값이 들어 있다(8차 방침대로라 정상이다). 그런데 지표는 이 칸을 분자에는 채운 것으로 넣고 분모에서는 빼고 있어, 해석별 유효채움이 100%를 넘는다.</w:t>
+        <w:t>(가) coverage_report.py의 “유효 채움”이 부재 칸을 이중으로 센다. 구조적 부재 135칸 중 28칸에는 이미 tier4 가정값이 들어 있다(8차 방침대로라 정상이다). 그런데 지표는 이 칸을 분자에는 채운 것으로 넣고 분모에서는 빼고 있어, 해석별 유효채움이 100%를 넘는다.</w:t>
       </w:r>
     </w:p>
     <w:tbl>
@@ -13463,7 +13285,7 @@
               <w:rPr>
                 <w:sz w:val="15"/>
               </w:rPr>
-              <w:t>98</w:t>
+              <w:t>3</w:t>
             </w:r>
           </w:p>
         </w:tc>
@@ -13477,7 +13299,7 @@
               <w:rPr>
                 <w:sz w:val="15"/>
               </w:rPr>
-              <w:t>98</w:t>
+              <w:t>3</w:t>
             </w:r>
           </w:p>
         </w:tc>
@@ -13491,7 +13313,7 @@
               <w:rPr>
                 <w:sz w:val="15"/>
               </w:rPr>
-              <w:t>65.8%</w:t>
+              <w:t>90.4%</w:t>
             </w:r>
           </w:p>
         </w:tc>
@@ -13505,7 +13327,7 @@
               <w:rPr>
                 <w:sz w:val="15"/>
               </w:rPr>
-              <w:t>62.3%</w:t>
+              <w:t>90.2%</w:t>
             </w:r>
           </w:p>
         </w:tc>
@@ -13535,7 +13357,7 @@
               <w:rPr>
                 <w:sz w:val="15"/>
               </w:rPr>
-              <w:t>196</w:t>
+              <w:t>5</w:t>
             </w:r>
           </w:p>
         </w:tc>
@@ -13549,7 +13371,7 @@
               <w:rPr>
                 <w:sz w:val="15"/>
               </w:rPr>
-              <w:t>99</w:t>
+              <w:t>4</w:t>
             </w:r>
           </w:p>
         </w:tc>
@@ -13563,7 +13385,7 @@
               <w:rPr>
                 <w:sz w:val="15"/>
               </w:rPr>
-              <w:t>60.8%</w:t>
+              <w:t>88.9%</w:t>
             </w:r>
           </w:p>
         </w:tc>
@@ -13577,7 +13399,7 @@
               <w:rPr>
                 <w:sz w:val="15"/>
               </w:rPr>
-              <w:t>58.7%</w:t>
+              <w:t>88.8%</w:t>
             </w:r>
           </w:p>
         </w:tc>
@@ -13607,7 +13429,7 @@
               <w:rPr>
                 <w:sz w:val="15"/>
               </w:rPr>
-              <w:t>5</w:t>
+              <w:t>7</w:t>
             </w:r>
           </w:p>
         </w:tc>
@@ -13621,7 +13443,7 @@
               <w:rPr>
                 <w:sz w:val="15"/>
               </w:rPr>
-              <w:t>4</w:t>
+              <w:t>6</w:t>
             </w:r>
           </w:p>
         </w:tc>
@@ -13635,7 +13457,7 @@
               <w:rPr>
                 <w:sz w:val="15"/>
               </w:rPr>
-              <w:t>64.2%</w:t>
+              <w:t>88.7%</w:t>
             </w:r>
           </w:p>
         </w:tc>
@@ -13649,7 +13471,7 @@
               <w:rPr>
                 <w:sz w:val="15"/>
               </w:rPr>
-              <w:t>64.1%</w:t>
+              <w:t>88.3%</w:t>
             </w:r>
           </w:p>
         </w:tc>
@@ -13679,7 +13501,7 @@
               <w:rPr>
                 <w:sz w:val="15"/>
               </w:rPr>
-              <w:t>147</w:t>
+              <w:t>4</w:t>
             </w:r>
           </w:p>
         </w:tc>
@@ -13693,7 +13515,7 @@
               <w:rPr>
                 <w:sz w:val="15"/>
               </w:rPr>
-              <w:t>147</w:t>
+              <w:t>4</w:t>
             </w:r>
           </w:p>
         </w:tc>
@@ -13707,7 +13529,7 @@
               <w:rPr>
                 <w:sz w:val="15"/>
               </w:rPr>
-              <w:t>66.2%</w:t>
+              <w:t>90.2%</w:t>
             </w:r>
           </w:p>
         </w:tc>
@@ -13721,7 +13543,7 @@
               <w:rPr>
                 <w:sz w:val="15"/>
               </w:rPr>
-              <w:t>62.2%</w:t>
+              <w:t>90.0%</w:t>
             </w:r>
           </w:p>
         </w:tc>
@@ -13751,7 +13573,7 @@
               <w:rPr>
                 <w:sz w:val="15"/>
               </w:rPr>
-              <w:t>59</w:t>
+              <w:t>13</w:t>
             </w:r>
           </w:p>
         </w:tc>
@@ -13765,7 +13587,7 @@
               <w:rPr>
                 <w:sz w:val="15"/>
               </w:rPr>
-              <w:t>4</w:t>
+              <w:t>6</w:t>
             </w:r>
           </w:p>
         </w:tc>
@@ -13779,7 +13601,7 @@
               <w:rPr>
                 <w:sz w:val="15"/>
               </w:rPr>
-              <w:t>63.6%</w:t>
+              <w:t>88.2%</w:t>
             </w:r>
           </w:p>
         </w:tc>
@@ -13793,7 +13615,7 @@
               <w:rPr>
                 <w:sz w:val="15"/>
               </w:rPr>
-              <w:t>63.5%</w:t>
+              <w:t>87.9%</w:t>
             </w:r>
           </w:p>
         </w:tc>
@@ -13823,7 +13645,7 @@
               <w:rPr>
                 <w:sz w:val="15"/>
               </w:rPr>
-              <w:t>49</w:t>
+              <w:t>3</w:t>
             </w:r>
           </w:p>
         </w:tc>
@@ -13837,7 +13659,7 @@
               <w:rPr>
                 <w:sz w:val="15"/>
               </w:rPr>
-              <w:t>1</w:t>
+              <w:t>3</w:t>
             </w:r>
           </w:p>
         </w:tc>
@@ -13851,7 +13673,7 @@
               <w:rPr>
                 <w:sz w:val="15"/>
               </w:rPr>
-              <w:t>67.4%</w:t>
+              <w:t>91.3%</w:t>
             </w:r>
           </w:p>
         </w:tc>
@@ -13865,7 +13687,7 @@
               <w:rPr>
                 <w:sz w:val="15"/>
               </w:rPr>
-              <w:t>67.3%</w:t>
+              <w:t>91.1%</w:t>
             </w:r>
           </w:p>
         </w:tc>
@@ -13895,7 +13717,7 @@
               <w:rPr>
                 <w:sz w:val="15"/>
               </w:rPr>
-              <w:t>49</w:t>
+              <w:t>2</w:t>
             </w:r>
           </w:p>
         </w:tc>
@@ -13909,7 +13731,7 @@
               <w:rPr>
                 <w:sz w:val="15"/>
               </w:rPr>
-              <w:t>49</w:t>
+              <w:t>2</w:t>
             </w:r>
           </w:p>
         </w:tc>
@@ -13923,7 +13745,7 @@
               <w:rPr>
                 <w:sz w:val="15"/>
               </w:rPr>
-              <w:t>65.0%</w:t>
+              <w:t>90.7%</w:t>
             </w:r>
           </w:p>
         </w:tc>
@@ -13937,7 +13759,7 @@
               <w:rPr>
                 <w:sz w:val="15"/>
               </w:rPr>
-              <w:t>59.6%</w:t>
+              <w:t>90.3%</w:t>
             </w:r>
           </w:p>
         </w:tc>
@@ -13953,7 +13775,7 @@
           <w:b/>
           <w:sz w:val="19"/>
         </w:rPr>
-        <w:t>리포트가 인쇄하는 “남은 일은 9872칸이 아니라 9167칸이다”도 같은 이유로 과소치다. 정직한 값은 9569칸이다(9872 − 303, 303 = 부재이면서 아직 비어 있는 칸). 이 문서의 5·10절은 그 값을 쓴다.</w:t>
+        <w:t>리포트가 인쇄하는 “남은 일은 1576칸이 아니라 1441칸이다”도 같은 이유로 과소치다. 정직한 값은 1469칸이다(1576 − 107, 107 = 부재이면서 아직 비어 있는 칸). 이 문서의 5·10절은 그 값을 쓴다.</w:t>
       </w:r>
     </w:p>
     <w:p>
@@ -14426,7 +14248,7 @@
               <w:rPr>
                 <w:sz w:val="15"/>
               </w:rPr>
-              <w:t>물성 정의 179종</w:t>
+              <w:t>물성 정의 184종</w:t>
             </w:r>
           </w:p>
         </w:tc>
